--- a/plantillas_maestras/04_seguro_proteccion_tarjetas_y_dinero/anulacion_indebida/1_ddo_aseguradora/mujer/TPL_1814_2025_SEGURO_PROTECCION_TARJETAS_Y_DINERO_ANULACION_INDEBIDA_ASEGURADORA_MUJER_R1.docx
+++ b/plantillas_maestras/04_seguro_proteccion_tarjetas_y_dinero/anulacion_indebida/1_ddo_aseguradora/mujer/TPL_1814_2025_SEGURO_PROTECCION_TARJETAS_Y_DINERO_ANULACION_INDEBIDA_ASEGURADORA_MUJER_R1.docx
@@ -321,7 +321,7 @@
           <w14:ligatures w14:val="none"/>
         </w:rPr>
         <w:tab/>
-        <w:t xml:space="preserve">:       </w:t>
+        <w:t xml:space="preserve">: </w:t>
       </w:r>
       <w:r>
         <w:rPr>
@@ -684,7 +684,7 @@
           <w:lang w:val="es-ES" w:eastAsia="es-ES"/>
           <w14:ligatures w14:val="none"/>
         </w:rPr>
-        <w:t>por presuntas infracciones a la Ley N°29571, Código de Protección y Defensa del Consumidor (en adelante, Código)</w:t>
+        <w:t>por presuntas infracciones a la Ley 29571, Código de Protección y Defensa del Consumidor (en adelante, Código)</w:t>
       </w:r>
       <w:r>
         <w:rPr>
@@ -924,7 +924,7 @@
           <w:lang w:eastAsia="es-ES"/>
           <w14:ligatures w14:val="none"/>
         </w:rPr>
-        <w:t xml:space="preserve">.  </w:t>
+        <w:t xml:space="preserve">. </w:t>
       </w:r>
     </w:p>
     <w:p>
@@ -1051,7 +1051,7 @@
           <w:lang w:eastAsia="es-ES"/>
           <w14:ligatures w14:val="none"/>
         </w:rPr>
-        <w:t xml:space="preserve">N° </w:t>
+        <w:t xml:space="preserve"/>
       </w:r>
       <w:r>
         <w:rPr>
@@ -1358,7 +1358,7 @@
           <w:lang w:eastAsia="es-ES"/>
           <w14:ligatures w14:val="none"/>
         </w:rPr>
-        <w:t xml:space="preserve">.  </w:t>
+        <w:t xml:space="preserve">. </w:t>
       </w:r>
     </w:p>
     <w:p>
@@ -1700,7 +1700,7 @@
           <w:lang w:eastAsia="es-ES"/>
           <w14:ligatures w14:val="none"/>
         </w:rPr>
-        <w:t xml:space="preserve">le exigió someterse a una prueba de polígrafo como condición para el pago, sin haberle informado previamente dicho requisito.  </w:t>
+        <w:t xml:space="preserve">le exigió someterse a una prueba de polígrafo como condición para el pago, sin haberle informado previamente dicho requisito. </w:t>
       </w:r>
     </w:p>
     <w:p>
@@ -1827,7 +1827,7 @@
           <w:lang w:eastAsia="es-ES"/>
           <w14:ligatures w14:val="none"/>
         </w:rPr>
-        <w:t xml:space="preserve">.  </w:t>
+        <w:t xml:space="preserve">. </w:t>
       </w:r>
       <w:r>
         <w:rPr>
@@ -1937,7 +1937,7 @@
           <w:lang w:eastAsia="es-ES"/>
           <w14:ligatures w14:val="none"/>
         </w:rPr>
-        <w:t xml:space="preserve">l siniestro.  </w:t>
+        <w:t xml:space="preserve">l siniestro. </w:t>
       </w:r>
     </w:p>
     <w:p>
@@ -2514,7 +2514,7 @@
           <w:lang w:eastAsia="es-PE"/>
           <w14:ligatures w14:val="none"/>
         </w:rPr>
-        <w:t>La Secretaría Técnica de la Comisión de Protección al Consumidor N°1 (en adelante, la Secretaría Técnica), en ejercicio de sus facultades</w:t>
+        <w:t>La Secretaría Técnica de la Comisión de Protección al Consumidor 1 (en adelante, la Secretaría Técnica), en ejercicio de sus facultades</w:t>
       </w:r>
       <w:bookmarkEnd w:id="1"/>
       <w:bookmarkEnd w:id="2"/>
@@ -2638,7 +2638,7 @@
           <w:lang w:eastAsia="es-PE"/>
           <w14:ligatures w14:val="none"/>
         </w:rPr>
-        <w:t xml:space="preserve">) del artículo 56° </w:t>
+        <w:t xml:space="preserve">) del artículo 56 </w:t>
       </w:r>
       <w:r>
         <w:rPr>
@@ -2667,7 +2667,7 @@
           <w:lang w:eastAsia="es-PE"/>
           <w14:ligatures w14:val="none"/>
         </w:rPr>
-        <w:t xml:space="preserve">.  </w:t>
+        <w:t xml:space="preserve">. </w:t>
       </w:r>
     </w:p>
     <w:p>
@@ -2740,7 +2740,7 @@
           <w:kern w:val="0"/>
           <w14:ligatures w14:val="none"/>
         </w:rPr>
-        <w:t>N°</w:t>
+        <w:t/>
       </w:r>
       <w:proofErr w:type="spellEnd"/>
       <w:r>
@@ -2757,7 +2757,7 @@
           <w:kern w:val="0"/>
           <w14:ligatures w14:val="none"/>
         </w:rPr>
-        <w:t>. Por consiguiente, corresponde calificar el hecho materia de denuncia como una presunta infracción al deber de entregar a los usuarios copia de los contratos y demás documentación relacionada con dichos actos jurídicos, tipificado en el literal e) del artículo 47° del Código</w:t>
+        <w:t>. Por consiguiente, corresponde calificar el hecho materia de denuncia como una presunta infracción al deber de entregar a los usuarios copia de los contratos y demás documentación relacionada con dichos actos jurídicos, tipificado en el literal e) del artículo 47 del Código</w:t>
       </w:r>
       <w:r>
         <w:rPr>
@@ -2835,7 +2835,7 @@
           <w:kern w:val="0"/>
           <w14:ligatures w14:val="none"/>
         </w:rPr>
-        <w:t>N°</w:t>
+        <w:t/>
       </w:r>
       <w:proofErr w:type="spellEnd"/>
       <w:r>
@@ -2862,7 +2862,7 @@
           <w:lang w:eastAsia="es-PE"/>
           <w14:ligatures w14:val="none"/>
         </w:rPr>
-        <w:t>°</w:t>
+        <w:t/>
       </w:r>
       <w:r>
         <w:rPr>
@@ -2880,7 +2880,7 @@
           <w:lang w:eastAsia="es-PE"/>
           <w14:ligatures w14:val="none"/>
         </w:rPr>
-        <w:t>°</w:t>
+        <w:t/>
       </w:r>
       <w:r>
         <w:rPr>
@@ -2986,7 +2986,7 @@
           <w:kern w:val="0"/>
           <w14:ligatures w14:val="none"/>
         </w:rPr>
-        <w:t>N°</w:t>
+        <w:t/>
       </w:r>
       <w:proofErr w:type="spellEnd"/>
       <w:r>
@@ -3013,7 +3013,7 @@
           <w:lang w:eastAsia="es-PE"/>
           <w14:ligatures w14:val="none"/>
         </w:rPr>
-        <w:t>°</w:t>
+        <w:t/>
       </w:r>
       <w:r>
         <w:rPr>
@@ -3031,7 +3031,7 @@
           <w:lang w:eastAsia="es-PE"/>
           <w14:ligatures w14:val="none"/>
         </w:rPr>
-        <w:t>°</w:t>
+        <w:t/>
       </w:r>
       <w:r>
         <w:rPr>
@@ -3110,7 +3110,7 @@
           <w:kern w:val="0"/>
           <w14:ligatures w14:val="none"/>
         </w:rPr>
-        <w:t>N°</w:t>
+        <w:t/>
       </w:r>
       <w:proofErr w:type="spellEnd"/>
       <w:r>
@@ -3149,7 +3149,7 @@
           <w:lang w:eastAsia="es-PE"/>
           <w14:ligatures w14:val="none"/>
         </w:rPr>
-        <w:t xml:space="preserve">literal b) del artículo 56° </w:t>
+        <w:t xml:space="preserve">literal b) del artículo 56 </w:t>
       </w:r>
       <w:r>
         <w:rPr>
@@ -3238,7 +3238,7 @@
           <w:kern w:val="0"/>
           <w14:ligatures w14:val="none"/>
         </w:rPr>
-        <w:t>N°</w:t>
+        <w:t/>
       </w:r>
       <w:proofErr w:type="spellEnd"/>
       <w:r>
@@ -3277,7 +3277,7 @@
           <w:lang w:eastAsia="es-PE"/>
           <w14:ligatures w14:val="none"/>
         </w:rPr>
-        <w:t xml:space="preserve">literal b) del artículo 56° </w:t>
+        <w:t xml:space="preserve">literal b) del artículo 56 </w:t>
       </w:r>
       <w:r>
         <w:rPr>
@@ -3366,7 +3366,7 @@
           <w:lang w:eastAsia="es-PE"/>
           <w14:ligatures w14:val="none"/>
         </w:rPr>
-        <w:t>N°</w:t>
+        <w:t/>
       </w:r>
       <w:proofErr w:type="spellEnd"/>
       <w:r>
@@ -3395,7 +3395,7 @@
           <w:lang w:eastAsia="es-PE"/>
           <w14:ligatures w14:val="none"/>
         </w:rPr>
-        <w:t>°</w:t>
+        <w:t/>
       </w:r>
       <w:r>
         <w:rPr>
@@ -3413,7 +3413,7 @@
           <w:lang w:eastAsia="es-PE"/>
           <w14:ligatures w14:val="none"/>
         </w:rPr>
-        <w:t>°</w:t>
+        <w:t/>
       </w:r>
       <w:r>
         <w:rPr>
@@ -3432,7 +3432,7 @@
           <w:lang w:eastAsia="es-PE"/>
           <w14:ligatures w14:val="none"/>
         </w:rPr>
-        <w:t xml:space="preserve">.    </w:t>
+        <w:t xml:space="preserve">. </w:t>
       </w:r>
     </w:p>
     <w:p>
@@ -3507,7 +3507,7 @@
           <w:lang w:eastAsia="es-PE"/>
           <w14:ligatures w14:val="none"/>
         </w:rPr>
-        <w:t>N°</w:t>
+        <w:t/>
       </w:r>
       <w:proofErr w:type="spellEnd"/>
       <w:r>
@@ -3536,7 +3536,7 @@
           <w:lang w:eastAsia="es-PE"/>
           <w14:ligatures w14:val="none"/>
         </w:rPr>
-        <w:t>°</w:t>
+        <w:t/>
       </w:r>
       <w:r>
         <w:rPr>
@@ -3554,7 +3554,7 @@
           <w:lang w:eastAsia="es-PE"/>
           <w14:ligatures w14:val="none"/>
         </w:rPr>
-        <w:t>°</w:t>
+        <w:t/>
       </w:r>
       <w:r>
         <w:rPr>
@@ -3761,7 +3761,7 @@
           <w:lang w:val="es-ES" w:eastAsia="es-ES"/>
           <w14:ligatures w14:val="none"/>
         </w:rPr>
-        <w:t>N°</w:t>
+        <w:t/>
       </w:r>
       <w:proofErr w:type="spellEnd"/>
       <w:r>
@@ -3805,7 +3805,7 @@
           <w:lang w:val="es-ES" w:eastAsia="es-ES"/>
           <w14:ligatures w14:val="none"/>
         </w:rPr>
-        <w:t>N°</w:t>
+        <w:t/>
       </w:r>
       <w:proofErr w:type="spellEnd"/>
       <w:r>
@@ -3908,7 +3908,7 @@
           <w:lang w:eastAsia="es-PE"/>
           <w14:ligatures w14:val="none"/>
         </w:rPr>
-        <w:t xml:space="preserve">RESOLUCIÓN DE LA SECRETARÍA TÉCNICA  </w:t>
+        <w:t xml:space="preserve">RESOLUCIÓN DE LA SECRETARÍA TÉCNICA </w:t>
       </w:r>
     </w:p>
     <w:p>
@@ -4105,7 +4105,7 @@
           <w:lang w:eastAsia="es-PE"/>
           <w14:ligatures w14:val="none"/>
         </w:rPr>
-        <w:t>) del artículo 56° de la Ley 29571, Código de Protección y Defensa del Consumidor</w:t>
+        <w:t>) del artículo 56 de la Ley 29571, Código de Protección y Defensa del Consumidor</w:t>
       </w:r>
       <w:r>
         <w:rPr>
@@ -4249,7 +4249,7 @@
           <w:lang w:eastAsia="es-PE"/>
           <w14:ligatures w14:val="none"/>
         </w:rPr>
-        <w:t>°</w:t>
+        <w:t/>
       </w:r>
       <w:r>
         <w:rPr>
@@ -4358,7 +4358,7 @@
           <w:lang w:eastAsia="es-ES"/>
           <w14:ligatures w14:val="none"/>
         </w:rPr>
-        <w:t>Póliza del Seguro Tarjetas 360 N° 5000068</w:t>
+        <w:t>Póliza del Seguro Tarjetas 360 5000068</w:t>
       </w:r>
       <w:r>
         <w:rPr>
@@ -4423,7 +4423,7 @@
           <w:lang w:eastAsia="es-PE"/>
           <w14:ligatures w14:val="none"/>
         </w:rPr>
-        <w:t xml:space="preserve"> infracción a los artículos 18° y 19°</w:t>
+        <w:t xml:space="preserve"> infracción a los artículos 18 y 19</w:t>
       </w:r>
       <w:r>
         <w:rPr>
@@ -4471,7 +4471,7 @@
           <w:lang w:eastAsia="es-ES"/>
           <w14:ligatures w14:val="none"/>
         </w:rPr>
-        <w:t>Póliza N° 5000068 de la cuenta de la denunciante del Banco Internacional del Perú S.A. – Interbank, sin su autorización</w:t>
+        <w:t>Póliza 5000068 de la cuenta de la denunciante del Banco Internacional del Perú S.A. – Interbank, sin su autorización</w:t>
       </w:r>
       <w:r>
         <w:rPr>
@@ -4536,7 +4536,7 @@
           <w:lang w:eastAsia="es-PE"/>
           <w14:ligatures w14:val="none"/>
         </w:rPr>
-        <w:t xml:space="preserve"> infracción a los artículos 18° y 19°</w:t>
+        <w:t xml:space="preserve"> infracción a los artículos 18 y 19</w:t>
       </w:r>
       <w:r>
         <w:rPr>
@@ -4573,7 +4573,7 @@
           <w:lang w:eastAsia="es-ES"/>
           <w14:ligatures w14:val="none"/>
         </w:rPr>
-        <w:t>Seguro Tarjetas 360 N° 5000068 por el siniestro reportado por la denunciante</w:t>
+        <w:t>Seguro Tarjetas 360 5000068 por el siniestro reportado por la denunciante</w:t>
       </w:r>
       <w:r>
         <w:rPr>
@@ -4629,7 +4629,7 @@
           <w14:ligatures w14:val="none"/>
         </w:rPr>
         <w:lastRenderedPageBreak/>
-        <w:t>Presunta infracción al literal b) del artículo 56° de la Ley 29571, Código de Protección y Defensa del Consumidor</w:t>
+        <w:t>Presunta infracción al literal b) del artículo 56 de la Ley 29571, Código de Protección y Defensa del Consumidor</w:t>
       </w:r>
       <w:r>
         <w:rPr>
@@ -4709,7 +4709,7 @@
           <w:lang w:eastAsia="es-PE"/>
           <w14:ligatures w14:val="none"/>
         </w:rPr>
-        <w:t xml:space="preserve"> denunciante el Seguro de Tarjeta - Póliza N° 5000068</w:t>
+        <w:t xml:space="preserve"> denunciante el Seguro de Tarjeta - Póliza 5000068</w:t>
       </w:r>
       <w:r>
         <w:rPr>
@@ -4783,7 +4783,7 @@
           <w:lang w:eastAsia="es-PE"/>
           <w14:ligatures w14:val="none"/>
         </w:rPr>
-        <w:t>) del artículo 56° de la Ley 29571, Código de Protección y Defensa del Consumidor</w:t>
+        <w:t>) del artículo 56 de la Ley 29571, Código de Protección y Defensa del Consumidor</w:t>
       </w:r>
       <w:r>
         <w:rPr>
@@ -4859,7 +4859,7 @@
           <w:lang w:eastAsia="es-PE"/>
           <w14:ligatures w14:val="none"/>
         </w:rPr>
-        <w:t>Seguro de Tarjeta - Póliza N° 5000068</w:t>
+        <w:t>Seguro de Tarjeta - Póliza 5000068</w:t>
       </w:r>
       <w:r>
         <w:rPr>
@@ -4932,7 +4932,7 @@
           <w:lang w:eastAsia="es-PE"/>
           <w14:ligatures w14:val="none"/>
         </w:rPr>
-        <w:t xml:space="preserve"> infracción a los artículos 18° y 19°</w:t>
+        <w:t xml:space="preserve"> infracción a los artículos 18 y 19</w:t>
       </w:r>
       <w:r>
         <w:rPr>
@@ -4979,7 +4979,7 @@
           <w:lang w:eastAsia="es-PE"/>
           <w14:ligatures w14:val="none"/>
         </w:rPr>
-        <w:t>la compañía aseguradora habría anulado indebidamente y sin previa comunicación a la denunciante la Póliza N° 5000068</w:t>
+        <w:t>la compañía aseguradora habría anulado indebidamente y sin previa comunicación a la denunciante la Póliza 5000068</w:t>
       </w:r>
       <w:r>
         <w:rPr>
@@ -5039,7 +5039,7 @@
           <w:lang w:eastAsia="es-PE"/>
           <w14:ligatures w14:val="none"/>
         </w:rPr>
-        <w:t xml:space="preserve"> infracción a los artículos 18° y 19°</w:t>
+        <w:t xml:space="preserve"> infracción a los artículos 18 y 19</w:t>
       </w:r>
       <w:r>
         <w:rPr>
@@ -5086,7 +5086,7 @@
           <w:lang w:eastAsia="es-PE"/>
           <w14:ligatures w14:val="none"/>
         </w:rPr>
-        <w:t>la compañía aseguradora habría continuado cobrando las primas a la denunciante de la Póliza N° 5000068, pese a la anulación</w:t>
+        <w:t>la compañía aseguradora habría continuado cobrando las primas a la denunciante de la Póliza 5000068, pese a la anulación</w:t>
       </w:r>
       <w:r>
         <w:rPr>
@@ -5374,7 +5374,7 @@
           <w:lang w:eastAsia="es-PE"/>
           <w14:ligatures w14:val="none"/>
         </w:rPr>
-        <w:t>°</w:t>
+        <w:t/>
       </w:r>
       <w:r>
         <w:rPr>
@@ -5470,7 +5470,7 @@
           <w:lang w:eastAsia="es-PE"/>
           <w14:ligatures w14:val="none"/>
         </w:rPr>
-        <w:t>°</w:t>
+        <w:t/>
       </w:r>
       <w:r>
         <w:rPr>
@@ -5675,7 +5675,7 @@
           <w:lang w:eastAsia="es-PE"/>
           <w14:ligatures w14:val="none"/>
         </w:rPr>
-        <w:t>°</w:t>
+        <w:t/>
       </w:r>
       <w:r>
         <w:rPr>
@@ -5818,7 +5818,7 @@
           <w:lang w:val="es-ES" w:eastAsia="es-ES"/>
           <w14:ligatures w14:val="none"/>
         </w:rPr>
-        <w:t xml:space="preserve">(i) presentar una copia completa, legible y debidamente suscrita de la Póliza N° </w:t>
+        <w:t xml:space="preserve">(i) presentar una copia completa, legible y debidamente suscrita de la Póliza </w:t>
       </w:r>
       <w:r>
         <w:rPr>
@@ -5880,7 +5880,7 @@
           <w:lang w:val="es-ES" w:eastAsia="es-ES"/>
           <w14:ligatures w14:val="none"/>
         </w:rPr>
-        <w:t>Póliza N° 5000068 del Seguro de Tarjeta; y, (</w:t>
+        <w:t>Póliza 5000068 del Seguro de Tarjeta; y, (</w:t>
       </w:r>
       <w:proofErr w:type="spellStart"/>
       <w:r>
@@ -5981,7 +5981,7 @@
           <w:lang w:eastAsia="es-PE"/>
           <w14:ligatures w14:val="none"/>
         </w:rPr>
-        <w:t>°</w:t>
+        <w:t/>
       </w:r>
       <w:r>
         <w:rPr>
@@ -6022,7 +6022,7 @@
           <w:lang w:eastAsia="es-PE"/>
           <w14:ligatures w14:val="none"/>
         </w:rPr>
-        <w:t>°</w:t>
+        <w:t/>
       </w:r>
       <w:r>
         <w:rPr>
@@ -6042,7 +6042,7 @@
           <w:lang w:eastAsia="es-PE"/>
           <w14:ligatures w14:val="none"/>
         </w:rPr>
-        <w:t>°</w:t>
+        <w:t/>
       </w:r>
       <w:r>
         <w:rPr>
@@ -6062,7 +6062,7 @@
           <w:lang w:eastAsia="es-PE"/>
           <w14:ligatures w14:val="none"/>
         </w:rPr>
-        <w:t>°</w:t>
+        <w:t/>
       </w:r>
       <w:r>
         <w:rPr>
@@ -6115,7 +6115,7 @@
           <w:lang w:eastAsia="es-PE"/>
           <w14:ligatures w14:val="none"/>
         </w:rPr>
-        <w:t>°</w:t>
+        <w:t/>
       </w:r>
       <w:r>
         <w:rPr>
@@ -6206,7 +6206,7 @@
           <w:lang w:eastAsia="es-PE"/>
           <w14:ligatures w14:val="none"/>
         </w:rPr>
-        <w:t>°</w:t>
+        <w:t/>
       </w:r>
       <w:r>
         <w:rPr>
@@ -6298,7 +6298,7 @@
           <w:lang w:eastAsia="es-PE"/>
           <w14:ligatures w14:val="none"/>
         </w:rPr>
-        <w:t>°</w:t>
+        <w:t/>
       </w:r>
       <w:r>
         <w:rPr>
@@ -6306,7 +6306,7 @@
           <w:kern w:val="0"/>
           <w14:ligatures w14:val="none"/>
         </w:rPr>
-        <w:t xml:space="preserve"> del Decreto Legislativo N° 807</w:t>
+        <w:t xml:space="preserve"> del Decreto Legislativo 807</w:t>
       </w:r>
       <w:r>
         <w:rPr>
@@ -6516,7 +6516,7 @@
           <w:lang w:eastAsia="es-PE"/>
           <w14:ligatures w14:val="none"/>
         </w:rPr>
-        <w:t>°</w:t>
+        <w:t/>
       </w:r>
       <w:r>
         <w:rPr>
@@ -6533,7 +6533,7 @@
           <w:lang w:eastAsia="es-PE"/>
           <w14:ligatures w14:val="none"/>
         </w:rPr>
-        <w:t>°</w:t>
+        <w:t/>
       </w:r>
       <w:r>
         <w:rPr>
@@ -6832,7 +6832,7 @@
           <w:kern w:val="0"/>
           <w14:ligatures w14:val="none"/>
         </w:rPr>
-        <w:t> Protección al Consumidor N° 1</w:t>
+        <w:t> Protección al Consumidor 1</w:t>
       </w:r>
     </w:p>
     <w:p>
@@ -7075,7 +7075,7 @@
           <w:szCs w:val="16"/>
         </w:rPr>
         <w:tab/>
-        <w:t xml:space="preserve">Denuncia remitida a esta Comisión mediante MEMORANDUM N° </w:t>
+        <w:t xml:space="preserve">Denuncia remitida a esta Comisión mediante MEMORANDUM </w:t>
       </w:r>
       <w:r>
         <w:rPr>
@@ -7274,7 +7274,7 @@
           <w:sz w:val="16"/>
           <w:szCs w:val="16"/>
         </w:rPr>
-        <w:t xml:space="preserve">  </w:t>
+        <w:t xml:space="preserve"> </w:t>
       </w:r>
       <w:r>
         <w:rPr>
@@ -7292,7 +7292,7 @@
           <w:sz w:val="16"/>
           <w:szCs w:val="16"/>
         </w:rPr>
-        <w:t xml:space="preserve">LEY N° 29571, CÓDIGO DE PROTECCIÓN Y DEFENSA DEL CONSUMIDOR, publicado el 2 de setiembre de 2010 y modificado por Decreto Legislativo N° 1308 </w:t>
+        <w:t xml:space="preserve">LEY 29571, CÓDIGO DE PROTECCIÓN Y DEFENSA DEL CONSUMIDOR, publicado el 2 de setiembre de 2010 y modificado por Decreto Legislativo 1308 </w:t>
       </w:r>
     </w:p>
     <w:p>
@@ -7344,7 +7344,7 @@
           <w:szCs w:val="16"/>
         </w:rPr>
         <w:tab/>
-        <w:t xml:space="preserve">El Instituto Nacional de Defensa de la Competencia y de la Protección de la Propiedad Intelectual (Indecopi) es la autoridad con competencia primaria y de alcance nacional para conocer las presuntas infracciones a las disposiciones contenidas en el presente Código, así como para imponer las sanciones y medidas correctivas establecidas en el presente capítulo, conforme al Decreto Legislativo N° 1033, Ley de Organización y Funciones del Indecopi. Dicha competencia solo puede ser negada cuando ella haya sido asignada o se asigne a favor de otro organismo por norma expresa con rango de ley. </w:t>
+        <w:t xml:space="preserve">El Instituto Nacional de Defensa de la Competencia y de la Protección de la Propiedad Intelectual (Indecopi) es la autoridad con competencia primaria y de alcance nacional para conocer las presuntas infracciones a las disposiciones contenidas en el presente Código, así como para imponer las sanciones y medidas correctivas establecidas en el presente capítulo, conforme al Decreto Legislativo 1033, Ley de Organización y Funciones del Indecopi. Dicha competencia solo puede ser negada cuando ella haya sido asignada o se asigne a favor de otro organismo por norma expresa con rango de ley. </w:t>
       </w:r>
     </w:p>
     <w:p>
@@ -7418,7 +7418,7 @@
           <w:sz w:val="16"/>
           <w:szCs w:val="16"/>
         </w:rPr>
-        <w:t xml:space="preserve">LEY DE ORGANIZACIÓN Y FUNCIONES DEL INDECOPI, APROBADA POR DECRETO LEGISLATIVO N° 1033 </w:t>
+        <w:t xml:space="preserve">LEY DE ORGANIZACIÓN Y FUNCIONES DEL INDECOPI, APROBADA POR DECRETO LEGISLATIVO 1033 </w:t>
       </w:r>
     </w:p>
     <w:p>
@@ -7563,7 +7563,7 @@
           <w:sz w:val="16"/>
           <w:szCs w:val="16"/>
         </w:rPr>
-        <w:t xml:space="preserve">LEY N° 29571, CÓDIGO DE PROTECCIÓN Y DEFENSA DEL CONSUMIDOR, publicado el 2 de setiembre de 2010 y modificado por Decreto Legislativo N° 1308   </w:t>
+        <w:t xml:space="preserve">LEY 29571, CÓDIGO DE PROTECCIÓN Y DEFENSA DEL CONSUMIDOR, publicado el 2 de setiembre de 2010 y modificado por Decreto Legislativo 1308 </w:t>
       </w:r>
     </w:p>
     <w:p>
@@ -7730,7 +7730,7 @@
           <w:sz w:val="16"/>
           <w:szCs w:val="16"/>
         </w:rPr>
-        <w:t xml:space="preserve">           </w:t>
+        <w:t xml:space="preserve"> </w:t>
       </w:r>
       <w:r>
         <w:rPr>
@@ -7748,7 +7748,7 @@
           <w:sz w:val="16"/>
           <w:szCs w:val="16"/>
         </w:rPr>
-        <w:t xml:space="preserve">LEY N° 29571, CÓDIGO DE PROTECCIÓN Y DEFENSA DEL CONSUMIDOR, publicado el 2 de setiembre de 2010 y modificado por Decreto Legislativo N° 1308   </w:t>
+        <w:t xml:space="preserve">LEY 29571, CÓDIGO DE PROTECCIÓN Y DEFENSA DEL CONSUMIDOR, publicado el 2 de setiembre de 2010 y modificado por Decreto Legislativo 1308 </w:t>
       </w:r>
     </w:p>
     <w:p>
@@ -7879,7 +7879,7 @@
           <w:sz w:val="16"/>
           <w:szCs w:val="16"/>
         </w:rPr>
-        <w:t xml:space="preserve">           </w:t>
+        <w:t xml:space="preserve"> </w:t>
       </w:r>
       <w:r>
         <w:rPr>
@@ -7897,7 +7897,7 @@
           <w:sz w:val="16"/>
           <w:szCs w:val="16"/>
         </w:rPr>
-        <w:t xml:space="preserve">LEY N° 29571, CÓDIGO DE PROTECCIÓN Y DEFENSA DEL CONSUMIDOR, publicado el 2 de setiembre de 2010 y modificado por Decreto Legislativo N° 1308   </w:t>
+        <w:t xml:space="preserve">LEY 29571, CÓDIGO DE PROTECCIÓN Y DEFENSA DEL CONSUMIDOR, publicado el 2 de setiembre de 2010 y modificado por Decreto Legislativo 1308 </w:t>
       </w:r>
     </w:p>
     <w:p>
@@ -7921,7 +7921,7 @@
           <w:sz w:val="16"/>
           <w:szCs w:val="16"/>
         </w:rPr>
-        <w:t xml:space="preserve">Artículo 18.- Idoneidad   </w:t>
+        <w:t xml:space="preserve">Artículo 18.- Idoneidad </w:t>
       </w:r>
     </w:p>
     <w:p>
@@ -7941,7 +7941,7 @@
           <w:sz w:val="16"/>
           <w:szCs w:val="16"/>
         </w:rPr>
-        <w:t xml:space="preserve">Se entiende por idoneidad la correspondencia entre lo que un consumidor espera y lo que efectivamente recibe, en función a lo que se le hubiera ofrecido, la publicidad e información transmitida, las condiciones y circunstancias de la transacción, las características y naturaleza del producto o servicio, el precio, entre otros factores, atendiendo a las circunstancias del caso.    </w:t>
+        <w:t xml:space="preserve">Se entiende por idoneidad la correspondencia entre lo que un consumidor espera y lo que efectivamente recibe, en función a lo que se le hubiera ofrecido, la publicidad e información transmitida, las condiciones y circunstancias de la transacción, las características y naturaleza del producto o servicio, el precio, entre otros factores, atendiendo a las circunstancias del caso. </w:t>
       </w:r>
     </w:p>
     <w:p>
@@ -8060,7 +8060,7 @@
           <w:sz w:val="16"/>
           <w:szCs w:val="16"/>
         </w:rPr>
-        <w:t xml:space="preserve">  </w:t>
+        <w:t xml:space="preserve"> </w:t>
       </w:r>
       <w:r>
         <w:rPr>
@@ -8078,7 +8078,7 @@
           <w:sz w:val="16"/>
           <w:szCs w:val="16"/>
         </w:rPr>
-        <w:t>LEY SOBRE FACULTADES, NORMAS Y ORGANIZACIÓN DEL INDECOPI, APROBADA POR DECRETO LEGISLATIVO N° 807 Artículo 24.-</w:t>
+        <w:t>LEY SOBRE FACULTADES, NORMAS Y ORGANIZACIÓN DEL INDECOPI, APROBADA POR DECRETO LEGISLATIVO 807 Artículo 24.-</w:t>
       </w:r>
       <w:r>
         <w:rPr>
@@ -8263,7 +8263,7 @@
           <w:sz w:val="16"/>
           <w:szCs w:val="16"/>
         </w:rPr>
-        <w:t>Nº</w:t>
+        <w:t/>
       </w:r>
       <w:proofErr w:type="spellEnd"/>
       <w:r>
@@ -8369,7 +8369,7 @@
           <w:sz w:val="16"/>
           <w:szCs w:val="16"/>
         </w:rPr>
-        <w:t>publicado el 2 de setiembre de 2010 y modificado por Decreto Legislativo N° 1308</w:t>
+        <w:t>publicado el 2 de setiembre de 2010 y modificado por Decreto Legislativo 1308</w:t>
       </w:r>
     </w:p>
     <w:p>
@@ -8526,7 +8526,7 @@
           <w:szCs w:val="16"/>
           <w:vertAlign w:val="superscript"/>
         </w:rPr>
-        <w:t xml:space="preserve">  </w:t>
+        <w:t xml:space="preserve"> </w:t>
       </w:r>
       <w:r>
         <w:rPr>
@@ -8534,7 +8534,7 @@
           <w:sz w:val="16"/>
           <w:szCs w:val="16"/>
         </w:rPr>
-        <w:t xml:space="preserve">     </w:t>
+        <w:t xml:space="preserve"> </w:t>
       </w:r>
       <w:r>
         <w:rPr>
@@ -8570,7 +8570,7 @@
           <w:sz w:val="16"/>
           <w:szCs w:val="16"/>
         </w:rPr>
-        <w:t>publicado el 2 de setiembre de 2010 y modificado por Decreto Legislativo N° 1308</w:t>
+        <w:t>publicado el 2 de setiembre de 2010 y modificado por Decreto Legislativo 1308</w:t>
       </w:r>
     </w:p>
     <w:p>
@@ -8613,7 +8613,7 @@
           <w:sz w:val="16"/>
           <w:szCs w:val="16"/>
         </w:rPr>
-        <w:t>El órgano resolutivo puede sancionar las infracciones administrativas a que se refiere el artículo 108º con amonestación y multas de hasta cuatrocientos cincuenta (450) Unidades Impositivas Tributarias (UIT), las cuales son calificadas de la siguiente manera:</w:t>
+        <w:t>El órgano resolutivo puede sancionar las infracciones administrativas a que se refiere el artículo 108 con amonestación y multas de hasta cuatrocientos cincuenta (450) Unidades Impositivas Tributarias (UIT), las cuales son calificadas de la siguiente manera:</w:t>
       </w:r>
     </w:p>
     <w:p>
@@ -8736,7 +8736,7 @@
           <w:sz w:val="16"/>
           <w:szCs w:val="16"/>
         </w:rPr>
-        <w:t xml:space="preserve">        </w:t>
+        <w:t xml:space="preserve"> </w:t>
       </w:r>
       <w:r>
         <w:rPr>
@@ -9553,7 +9553,7 @@
           <w:sz w:val="16"/>
           <w:szCs w:val="16"/>
         </w:rPr>
-        <w:t xml:space="preserve">         </w:t>
+        <w:t xml:space="preserve"> </w:t>
       </w:r>
       <w:r>
         <w:rPr>
@@ -9589,7 +9589,7 @@
           <w:sz w:val="16"/>
           <w:szCs w:val="16"/>
         </w:rPr>
-        <w:t>publicado el 2 de setiembre de 2010 y modificado por Decreto Legislativo N° 1308</w:t>
+        <w:t>publicado el 2 de setiembre de 2010 y modificado por Decreto Legislativo 1308</w:t>
       </w:r>
     </w:p>
     <w:p>
@@ -9797,7 +9797,7 @@
           <w:sz w:val="16"/>
           <w:szCs w:val="16"/>
         </w:rPr>
-        <w:t>Nº</w:t>
+        <w:t/>
       </w:r>
       <w:proofErr w:type="spellEnd"/>
       <w:r>
@@ -10232,7 +10232,7 @@
               <w:sz w:val="16"/>
               <w:szCs w:val="16"/>
             </w:rPr>
-            <w:t xml:space="preserve">CNICA DE LA    </w:t>
+            <w:t xml:space="preserve">CNICA DE LA </w:t>
           </w:r>
         </w:p>
         <w:p>

--- a/plantillas_maestras/04_seguro_proteccion_tarjetas_y_dinero/anulacion_indebida/1_ddo_aseguradora/mujer/TPL_1814_2025_SEGURO_PROTECCION_TARJETAS_Y_DINERO_ANULACION_INDEBIDA_ASEGURADORA_MUJER_R1.docx
+++ b/plantillas_maestras/04_seguro_proteccion_tarjetas_y_dinero/anulacion_indebida/1_ddo_aseguradora/mujer/TPL_1814_2025_SEGURO_PROTECCION_TARJETAS_Y_DINERO_ANULACION_INDEBIDA_ASEGURADORA_MUJER_R1.docx
@@ -93,7 +93,7 @@
           <w:lang w:eastAsia="es-PE"/>
           <w14:ligatures w14:val="none"/>
         </w:rPr>
-        <w:t>DENUNCIANTE</w:t>
+        <w:t xml:space="preserve">DENUNCIANTE:[DENUNCIANTE] (SEÑORA [APELLIDO])</w:t>
       </w:r>
       <w:r>
         <w:rPr>
@@ -105,7 +105,7 @@
           <w14:ligatures w14:val="none"/>
         </w:rPr>
         <w:tab/>
-        <w:t>:</w:t>
+        <w:t/>
       </w:r>
       <w:r>
         <w:rPr>
@@ -127,7 +127,7 @@
           <w:lang w:eastAsia="es-PE"/>
           <w14:ligatures w14:val="none"/>
         </w:rPr>
-        <w:t xml:space="preserve">SHIRLEY ABIGAIL BRAVO MENESES </w:t>
+        <w:t xml:space="preserve"/>
       </w:r>
       <w:r>
         <w:rPr>
@@ -138,7 +138,7 @@
           <w:lang w:eastAsia="es-PE"/>
           <w14:ligatures w14:val="none"/>
         </w:rPr>
-        <w:t>(SEÑOR</w:t>
+        <w:t/>
       </w:r>
       <w:r>
         <w:rPr>
@@ -149,7 +149,7 @@
           <w:lang w:eastAsia="es-PE"/>
           <w14:ligatures w14:val="none"/>
         </w:rPr>
-        <w:t>A</w:t>
+        <w:t/>
       </w:r>
       <w:r>
         <w:rPr>
@@ -160,7 +160,7 @@
           <w:lang w:eastAsia="es-PE"/>
           <w14:ligatures w14:val="none"/>
         </w:rPr>
-        <w:t xml:space="preserve"> </w:t>
+        <w:t xml:space="preserve"/>
       </w:r>
       <w:r>
         <w:rPr>
@@ -171,7 +171,7 @@
           <w:lang w:eastAsia="es-PE"/>
           <w14:ligatures w14:val="none"/>
         </w:rPr>
-        <w:t>BRAVO</w:t>
+        <w:t/>
       </w:r>
       <w:r>
         <w:rPr>
@@ -182,7 +182,7 @@
           <w:lang w:eastAsia="es-PE"/>
           <w14:ligatures w14:val="none"/>
         </w:rPr>
-        <w:t>)</w:t>
+        <w:t/>
       </w:r>
     </w:p>
     <w:p>
@@ -601,7 +601,7 @@
           <w:lang w:val="es-ES" w:eastAsia="es-ES"/>
           <w14:ligatures w14:val="none"/>
         </w:rPr>
-        <w:t xml:space="preserve">Mediante el escrito del </w:t>
+        <w:t xml:space="preserve">Mediante el escrito del 25 de junio de 2025, la señora [APELLIDO] denunció a Interseguro por presuntas infracciones a la Ley 29571, Código de Protección y Defensa del Consumidor (en adelante, Código), señalando lo siguiente:</w:t>
       </w:r>
       <w:r>
         <w:rPr>
@@ -611,7 +611,7 @@
           <w:lang w:val="es-ES" w:eastAsia="es-ES"/>
           <w14:ligatures w14:val="none"/>
         </w:rPr>
-        <w:t>25 de junio de 2025</w:t>
+        <w:t/>
       </w:r>
       <w:r>
         <w:rPr>
@@ -630,7 +630,7 @@
           <w:kern w:val="0"/>
           <w14:ligatures w14:val="none"/>
         </w:rPr>
-        <w:t>,</w:t>
+        <w:t/>
       </w:r>
       <w:r>
         <w:rPr>
@@ -638,7 +638,7 @@
           <w:kern w:val="0"/>
           <w14:ligatures w14:val="none"/>
         </w:rPr>
-        <w:t xml:space="preserve"> la señora </w:t>
+        <w:t xml:space="preserve"/>
       </w:r>
       <w:r>
         <w:rPr>
@@ -646,7 +646,7 @@
           <w:kern w:val="0"/>
           <w14:ligatures w14:val="none"/>
         </w:rPr>
-        <w:t xml:space="preserve">Bravo </w:t>
+        <w:t xml:space="preserve"/>
       </w:r>
       <w:r>
         <w:rPr>
@@ -654,7 +654,7 @@
           <w:kern w:val="0"/>
           <w14:ligatures w14:val="none"/>
         </w:rPr>
-        <w:t>d</w:t>
+        <w:t/>
       </w:r>
       <w:r>
         <w:rPr>
@@ -664,7 +664,7 @@
           <w:lang w:val="es-ES" w:eastAsia="es-ES"/>
           <w14:ligatures w14:val="none"/>
         </w:rPr>
-        <w:t xml:space="preserve">enunció a </w:t>
+        <w:t xml:space="preserve"/>
       </w:r>
       <w:r>
         <w:rPr>
@@ -674,7 +674,7 @@
           <w:lang w:val="es-ES" w:eastAsia="es-ES"/>
           <w14:ligatures w14:val="none"/>
         </w:rPr>
-        <w:t xml:space="preserve">Interseguro </w:t>
+        <w:t xml:space="preserve"/>
       </w:r>
       <w:r>
         <w:rPr>
@@ -684,7 +684,7 @@
           <w:lang w:val="es-ES" w:eastAsia="es-ES"/>
           <w14:ligatures w14:val="none"/>
         </w:rPr>
-        <w:t>por presuntas infracciones a la Ley 29571, Código de Protección y Defensa del Consumidor (en adelante, Código)</w:t>
+        <w:t/>
       </w:r>
       <w:r>
         <w:rPr>
@@ -705,7 +705,7 @@
           <w:lang w:val="es-ES" w:eastAsia="es-ES"/>
           <w14:ligatures w14:val="none"/>
         </w:rPr>
-        <w:t xml:space="preserve">, señalando </w:t>
+        <w:t xml:space="preserve"/>
       </w:r>
       <w:r>
         <w:rPr>
@@ -716,7 +716,7 @@
           <w:lang w:val="es-ES" w:eastAsia="es-ES"/>
           <w14:ligatures w14:val="none"/>
         </w:rPr>
-        <w:t>lo siguiente:</w:t>
+        <w:t/>
       </w:r>
     </w:p>
     <w:p>
@@ -2088,7 +2088,7 @@
           <w:lang w:val="es-ES" w:eastAsia="es-ES"/>
           <w14:ligatures w14:val="none"/>
         </w:rPr>
-        <w:t xml:space="preserve">La señora </w:t>
+        <w:t xml:space="preserve">La señora [APELLIDO] solicitó, en calidad de medida correctiva, que Interseguro cumpla con: (i) otorgar el pago por la póliza de seguro correspondiente a S/2 500,00; y, (ii) realizar el pago por concepto de gastos administrativos por la renovación de su tarjeta de S/25,00 y una nueva emisión de su Documento Nacional de Identidad por la suma de S/. 41,00. Asimismo, requirió el reembolso de costos y costas del presente procedimiento.</w:t>
       </w:r>
       <w:r>
         <w:rPr>
@@ -2096,7 +2096,7 @@
           <w:kern w:val="0"/>
           <w14:ligatures w14:val="none"/>
         </w:rPr>
-        <w:t xml:space="preserve">Bravo </w:t>
+        <w:t xml:space="preserve"/>
       </w:r>
       <w:r>
         <w:rPr>
@@ -2106,7 +2106,7 @@
           <w:lang w:val="es-ES" w:eastAsia="es-ES"/>
           <w14:ligatures w14:val="none"/>
         </w:rPr>
-        <w:t xml:space="preserve">solicitó, en calidad de medida correctiva, que </w:t>
+        <w:t xml:space="preserve"/>
       </w:r>
       <w:r>
         <w:rPr>
@@ -2116,7 +2116,7 @@
           <w:lang w:val="es-ES" w:eastAsia="es-ES"/>
           <w14:ligatures w14:val="none"/>
         </w:rPr>
-        <w:t xml:space="preserve">Interseguro </w:t>
+        <w:t xml:space="preserve"/>
       </w:r>
       <w:r>
         <w:rPr>
@@ -2126,7 +2126,7 @@
           <w:lang w:val="es-ES" w:eastAsia="es-ES"/>
           <w14:ligatures w14:val="none"/>
         </w:rPr>
-        <w:t>cumpla con</w:t>
+        <w:t/>
       </w:r>
       <w:r>
         <w:rPr>
@@ -2136,7 +2136,7 @@
           <w:lang w:val="es-ES" w:eastAsia="es-ES"/>
           <w14:ligatures w14:val="none"/>
         </w:rPr>
-        <w:t>: (i)</w:t>
+        <w:t/>
       </w:r>
       <w:r>
         <w:rPr>
@@ -2146,7 +2146,7 @@
           <w:lang w:val="es-ES" w:eastAsia="es-ES"/>
           <w14:ligatures w14:val="none"/>
         </w:rPr>
-        <w:t xml:space="preserve"> </w:t>
+        <w:t xml:space="preserve"/>
       </w:r>
       <w:r>
         <w:rPr>
@@ -2156,7 +2156,7 @@
           <w:lang w:val="es-ES" w:eastAsia="es-ES"/>
           <w14:ligatures w14:val="none"/>
         </w:rPr>
-        <w:t>otorgar el pago por la póliza de seguro correspondiente a S/2</w:t>
+        <w:t/>
       </w:r>
       <w:r>
         <w:rPr>
@@ -2166,7 +2166,7 @@
           <w:lang w:val="es-ES" w:eastAsia="es-ES"/>
           <w14:ligatures w14:val="none"/>
         </w:rPr>
-        <w:t xml:space="preserve"> </w:t>
+        <w:t xml:space="preserve"/>
       </w:r>
       <w:r>
         <w:rPr>
@@ -2176,7 +2176,7 @@
           <w:lang w:val="es-ES" w:eastAsia="es-ES"/>
           <w14:ligatures w14:val="none"/>
         </w:rPr>
-        <w:t>500</w:t>
+        <w:t/>
       </w:r>
       <w:r>
         <w:rPr>
@@ -2186,7 +2186,7 @@
           <w:lang w:val="es-ES" w:eastAsia="es-ES"/>
           <w14:ligatures w14:val="none"/>
         </w:rPr>
-        <w:t>,</w:t>
+        <w:t/>
       </w:r>
       <w:r>
         <w:rPr>
@@ -2196,7 +2196,7 @@
           <w:lang w:val="es-ES" w:eastAsia="es-ES"/>
           <w14:ligatures w14:val="none"/>
         </w:rPr>
-        <w:t>00</w:t>
+        <w:t/>
       </w:r>
       <w:r>
         <w:rPr>
@@ -2206,7 +2206,7 @@
           <w:lang w:val="es-ES" w:eastAsia="es-ES"/>
           <w14:ligatures w14:val="none"/>
         </w:rPr>
-        <w:t xml:space="preserve">; </w:t>
+        <w:t xml:space="preserve"/>
       </w:r>
       <w:r>
         <w:rPr>
@@ -2216,7 +2216,7 @@
           <w:lang w:val="es-ES" w:eastAsia="es-ES"/>
           <w14:ligatures w14:val="none"/>
         </w:rPr>
-        <w:t xml:space="preserve">y, </w:t>
+        <w:t xml:space="preserve"/>
       </w:r>
       <w:r>
         <w:rPr>
@@ -2226,7 +2226,7 @@
           <w:lang w:val="es-ES" w:eastAsia="es-ES"/>
           <w14:ligatures w14:val="none"/>
         </w:rPr>
-        <w:t>(</w:t>
+        <w:t/>
       </w:r>
       <w:proofErr w:type="spellStart"/>
       <w:r>
@@ -2237,7 +2237,7 @@
           <w:lang w:val="es-ES" w:eastAsia="es-ES"/>
           <w14:ligatures w14:val="none"/>
         </w:rPr>
-        <w:t>ii</w:t>
+        <w:t/>
       </w:r>
       <w:proofErr w:type="spellEnd"/>
       <w:r>
@@ -2248,7 +2248,7 @@
           <w:lang w:val="es-ES" w:eastAsia="es-ES"/>
           <w14:ligatures w14:val="none"/>
         </w:rPr>
-        <w:t>) realizar el pago</w:t>
+        <w:t/>
       </w:r>
       <w:r>
         <w:rPr>
@@ -2258,7 +2258,7 @@
           <w:lang w:val="es-ES" w:eastAsia="es-ES"/>
           <w14:ligatures w14:val="none"/>
         </w:rPr>
-        <w:t xml:space="preserve"> por concepto de gastos administrativos </w:t>
+        <w:t xml:space="preserve"/>
       </w:r>
       <w:r>
         <w:rPr>
@@ -2268,7 +2268,7 @@
           <w:lang w:val="es-ES" w:eastAsia="es-ES"/>
           <w14:ligatures w14:val="none"/>
         </w:rPr>
-        <w:t xml:space="preserve">por la renovación de </w:t>
+        <w:t xml:space="preserve"/>
       </w:r>
       <w:r>
         <w:rPr>
@@ -2278,7 +2278,7 @@
           <w:lang w:val="es-ES" w:eastAsia="es-ES"/>
           <w14:ligatures w14:val="none"/>
         </w:rPr>
-        <w:t>su</w:t>
+        <w:t/>
       </w:r>
       <w:r>
         <w:rPr>
@@ -2288,7 +2288,7 @@
           <w:lang w:val="es-ES" w:eastAsia="es-ES"/>
           <w14:ligatures w14:val="none"/>
         </w:rPr>
-        <w:t xml:space="preserve"> tarjeta </w:t>
+        <w:t xml:space="preserve"/>
       </w:r>
       <w:r>
         <w:rPr>
@@ -2298,7 +2298,7 @@
           <w:lang w:val="es-ES" w:eastAsia="es-ES"/>
           <w14:ligatures w14:val="none"/>
         </w:rPr>
-        <w:t xml:space="preserve">de </w:t>
+        <w:t xml:space="preserve"/>
       </w:r>
       <w:r>
         <w:rPr>
@@ -2308,7 +2308,7 @@
           <w:lang w:val="es-ES" w:eastAsia="es-ES"/>
           <w14:ligatures w14:val="none"/>
         </w:rPr>
-        <w:t>S/25</w:t>
+        <w:t/>
       </w:r>
       <w:r>
         <w:rPr>
@@ -2318,7 +2318,7 @@
           <w:lang w:val="es-ES" w:eastAsia="es-ES"/>
           <w14:ligatures w14:val="none"/>
         </w:rPr>
-        <w:t xml:space="preserve">,00 </w:t>
+        <w:t xml:space="preserve"/>
       </w:r>
       <w:r>
         <w:rPr>
@@ -2328,7 +2328,7 @@
           <w:lang w:val="es-ES" w:eastAsia="es-ES"/>
           <w14:ligatures w14:val="none"/>
         </w:rPr>
-        <w:t xml:space="preserve">y </w:t>
+        <w:t xml:space="preserve"/>
       </w:r>
       <w:r>
         <w:rPr>
@@ -2338,7 +2338,7 @@
           <w:lang w:val="es-ES" w:eastAsia="es-ES"/>
           <w14:ligatures w14:val="none"/>
         </w:rPr>
-        <w:t>una</w:t>
+        <w:t/>
       </w:r>
       <w:r>
         <w:rPr>
@@ -2348,7 +2348,7 @@
           <w:lang w:val="es-ES" w:eastAsia="es-ES"/>
           <w14:ligatures w14:val="none"/>
         </w:rPr>
-        <w:t xml:space="preserve"> nueva emisión de</w:t>
+        <w:t xml:space="preserve"/>
       </w:r>
       <w:r>
         <w:rPr>
@@ -2358,7 +2358,7 @@
           <w:lang w:val="es-ES" w:eastAsia="es-ES"/>
           <w14:ligatures w14:val="none"/>
         </w:rPr>
-        <w:t xml:space="preserve"> su</w:t>
+        <w:t xml:space="preserve"/>
       </w:r>
       <w:r>
         <w:rPr>
@@ -2368,17 +2368,17 @@
           <w:lang w:val="es-ES" w:eastAsia="es-ES"/>
           <w14:ligatures w14:val="none"/>
         </w:rPr>
-        <w:t xml:space="preserve"> </w:t>
-      </w:r>
-      <w:r>
-        <w:rPr>
-          <w:rFonts w:ascii="Arial Narrow" w:eastAsia="Times New Roman" w:hAnsi="Arial Narrow" w:cs="Arial"/>
-          <w:color w:val="000000"/>
-          <w:kern w:val="0"/>
-          <w:lang w:eastAsia="es-ES"/>
-          <w14:ligatures w14:val="none"/>
-        </w:rPr>
-        <w:t xml:space="preserve">Documento Nacional de Identidad por la suma de </w:t>
+        <w:t xml:space="preserve"/>
+      </w:r>
+      <w:r>
+        <w:rPr>
+          <w:rFonts w:ascii="Arial Narrow" w:eastAsia="Times New Roman" w:hAnsi="Arial Narrow" w:cs="Arial"/>
+          <w:color w:val="000000"/>
+          <w:kern w:val="0"/>
+          <w:lang w:eastAsia="es-ES"/>
+          <w14:ligatures w14:val="none"/>
+        </w:rPr>
+        <w:t xml:space="preserve"/>
       </w:r>
       <w:r>
         <w:rPr>
@@ -2388,7 +2388,7 @@
           <w:lang w:val="es-ES" w:eastAsia="es-ES"/>
           <w14:ligatures w14:val="none"/>
         </w:rPr>
-        <w:t>S/. 41</w:t>
+        <w:t/>
       </w:r>
       <w:r>
         <w:rPr>
@@ -2398,7 +2398,7 @@
           <w:lang w:val="es-ES" w:eastAsia="es-ES"/>
           <w14:ligatures w14:val="none"/>
         </w:rPr>
-        <w:t>,00</w:t>
+        <w:t/>
       </w:r>
       <w:r>
         <w:rPr>
@@ -2408,7 +2408,7 @@
           <w:lang w:val="es-ES" w:eastAsia="es-ES"/>
           <w14:ligatures w14:val="none"/>
         </w:rPr>
-        <w:t xml:space="preserve">. </w:t>
+        <w:t xml:space="preserve"/>
       </w:r>
       <w:r>
         <w:rPr>
@@ -2418,7 +2418,7 @@
           <w:lang w:val="es-ES" w:eastAsia="es-ES"/>
           <w14:ligatures w14:val="none"/>
         </w:rPr>
-        <w:t>Asimismo, requirió el reembolso de costos y costas del presente procedimiento.</w:t>
+        <w:t/>
       </w:r>
     </w:p>
     <w:p>
@@ -3946,7 +3946,7 @@
           <w:lang w:eastAsia="es-PE"/>
           <w14:ligatures w14:val="none"/>
         </w:rPr>
-        <w:t xml:space="preserve">PRIMERO: </w:t>
+        <w:t xml:space="preserve">PRIMERO: admitir a trámite la denuncia del 25 de junio de 2025 interpuesta por la señora [DENUNCIANTE] contra Interseguro Compañía de Seguros S.A., por lo siguiente:</w:t>
       </w:r>
       <w:r>
         <w:rPr>
@@ -3957,7 +3957,7 @@
           <w:lang w:eastAsia="es-PE"/>
           <w14:ligatures w14:val="none"/>
         </w:rPr>
-        <w:t xml:space="preserve">admitir a trámite la denuncia del </w:t>
+        <w:t xml:space="preserve"/>
       </w:r>
       <w:r>
         <w:rPr>
@@ -3968,7 +3968,7 @@
           <w:lang w:eastAsia="es-PE"/>
           <w14:ligatures w14:val="none"/>
         </w:rPr>
-        <w:t xml:space="preserve">25 de junio de 2025 </w:t>
+        <w:t xml:space="preserve"/>
       </w:r>
       <w:r>
         <w:rPr>
@@ -3979,7 +3979,7 @@
           <w:lang w:eastAsia="es-PE"/>
           <w14:ligatures w14:val="none"/>
         </w:rPr>
-        <w:t xml:space="preserve">interpuesta por </w:t>
+        <w:t xml:space="preserve"/>
       </w:r>
       <w:r>
         <w:rPr>
@@ -3989,7 +3989,7 @@
           <w:kern w:val="0"/>
           <w14:ligatures w14:val="none"/>
         </w:rPr>
-        <w:t xml:space="preserve">la señora </w:t>
+        <w:t xml:space="preserve"/>
       </w:r>
       <w:r>
         <w:rPr>
@@ -4000,7 +4000,7 @@
           <w:lang w:eastAsia="es-PE"/>
           <w14:ligatures w14:val="none"/>
         </w:rPr>
-        <w:t xml:space="preserve">Shirley Abigail Bravo Meneses </w:t>
+        <w:t xml:space="preserve"/>
       </w:r>
       <w:r>
         <w:rPr>
@@ -4011,14 +4011,14 @@
           <w:lang w:eastAsia="es-PE"/>
           <w14:ligatures w14:val="none"/>
         </w:rPr>
-        <w:t xml:space="preserve">contra </w:t>
+        <w:t xml:space="preserve"/>
       </w:r>
       <w:r>
         <w:rPr>
           <w:rFonts w:ascii="Arial Narrow" w:eastAsia="Arial Narrow" w:hAnsi="Arial Narrow" w:cs="Arial Narrow"/>
           <w:bCs/>
         </w:rPr>
-        <w:t>Interseguro Compañía de Seguros S.A.</w:t>
+        <w:t/>
       </w:r>
       <w:r>
         <w:rPr>
@@ -4029,7 +4029,7 @@
           <w:lang w:eastAsia="es-PE"/>
           <w14:ligatures w14:val="none"/>
         </w:rPr>
-        <w:t xml:space="preserve">, </w:t>
+        <w:t xml:space="preserve"/>
       </w:r>
       <w:r>
         <w:rPr>
@@ -4040,7 +4040,7 @@
           <w:lang w:eastAsia="es-PE"/>
           <w14:ligatures w14:val="none"/>
         </w:rPr>
-        <w:t>por lo siguiente:</w:t>
+        <w:t/>
       </w:r>
     </w:p>
     <w:p>
@@ -6451,7 +6451,7 @@
           <w:b/>
           <w:bCs/>
         </w:rPr>
-        <w:t>DÉCIMO</w:t>
+        <w:t xml:space="preserve">DÉCIMO: requerir a la señora [DENUNCIANTE] para que, dentro del plazo de dos (2) días hábiles siguientes a la fecha en que reciba la notificación en su bandeja de correo electrónico, efectúe la confirmación de recepción de la notificación remitida por este despacho a su correo electrónico, de conformidad con el segundo párrafo del numeral 4 del artículo 20 del Texto Único Ordenado de la Ley del Procedimiento Administrativo General, aprobado mediante Decreto Supremo 006-2026-JUS, bajo apercibimiento de rehacer el acto de notificación y notificarle conforme al numeral 1 del artículo 20 del citado cuerpo normativo.</w:t>
       </w:r>
       <w:r>
         <w:rPr>
@@ -6461,7 +6461,7 @@
           <w:kern w:val="0"/>
           <w14:ligatures w14:val="none"/>
         </w:rPr>
-        <w:t>:</w:t>
+        <w:t/>
       </w:r>
       <w:r>
         <w:rPr>
@@ -6471,7 +6471,7 @@
           <w:kern w:val="0"/>
           <w14:ligatures w14:val="none"/>
         </w:rPr>
-        <w:t xml:space="preserve"> requ</w:t>
+        <w:t xml:space="preserve"/>
       </w:r>
       <w:r>
         <w:rPr>
@@ -6481,7 +6481,7 @@
           <w:kern w:val="0"/>
           <w14:ligatures w14:val="none"/>
         </w:rPr>
-        <w:t xml:space="preserve">erir a la señora </w:t>
+        <w:t xml:space="preserve"/>
       </w:r>
       <w:r>
         <w:rPr>
@@ -6492,21 +6492,21 @@
           <w:lang w:eastAsia="es-PE"/>
           <w14:ligatures w14:val="none"/>
         </w:rPr>
-        <w:t xml:space="preserve">Shirley Abigail Bravo Meneses </w:t>
+        <w:t xml:space="preserve"/>
       </w:r>
       <w:r>
         <w:rPr>
           <w:rFonts w:ascii="Arial Narrow" w:hAnsi="Arial Narrow"/>
           <w:color w:val="000000"/>
         </w:rPr>
-        <w:t>para que, dentro del plazo de dos (2) días hábiles siguientes a la fecha en que reciba la notificación en su bandeja de correo electrónico, efectúe la confirmación de recepción de la notificación remitida por este despacho a su correo electrónico, de conformidad con el segundo</w:t>
+        <w:t/>
       </w:r>
       <w:r>
         <w:rPr>
           <w:rFonts w:ascii="Arial Narrow" w:hAnsi="Arial Narrow"/>
           <w:color w:val="000000"/>
         </w:rPr>
-        <w:t xml:space="preserve"> párrafo del numeral 4 del artículo 20</w:t>
+        <w:t xml:space="preserve"/>
       </w:r>
       <w:r>
         <w:rPr>
@@ -6523,7 +6523,7 @@
           <w:rFonts w:ascii="Arial Narrow" w:hAnsi="Arial Narrow"/>
           <w:color w:val="000000"/>
         </w:rPr>
-        <w:t xml:space="preserve"> del Texto Único Ordenado de la Ley del Procedimiento Administrativo General, aprobado mediante Decreto Supremo 006-2026-JUS, bajo apercibimiento de rehacer el acto de notificación y notificarle conforme al numeral 1 del artículo 20</w:t>
+        <w:t xml:space="preserve"/>
       </w:r>
       <w:r>
         <w:rPr>
@@ -6540,7 +6540,7 @@
           <w:rFonts w:ascii="Arial Narrow" w:hAnsi="Arial Narrow"/>
           <w:color w:val="000000"/>
         </w:rPr>
-        <w:t xml:space="preserve"> del citado cuerpo normativo</w:t>
+        <w:t xml:space="preserve"/>
       </w:r>
       <w:r>
         <w:rPr>
@@ -6553,7 +6553,7 @@
         <w:rPr>
           <w:rFonts w:ascii="Arial Narrow" w:hAnsi="Arial Narrow" w:cs="Arial"/>
         </w:rPr>
-        <w:t>.</w:t>
+        <w:t/>
       </w:r>
     </w:p>
     <w:p>

--- a/plantillas_maestras/04_seguro_proteccion_tarjetas_y_dinero/anulacion_indebida/1_ddo_aseguradora/mujer/TPL_1814_2025_SEGURO_PROTECCION_TARJETAS_Y_DINERO_ANULACION_INDEBIDA_ASEGURADORA_MUJER_R1.docx
+++ b/plantillas_maestras/04_seguro_proteccion_tarjetas_y_dinero/anulacion_indebida/1_ddo_aseguradora/mujer/TPL_1814_2025_SEGURO_PROTECCION_TARJETAS_Y_DINERO_ANULACION_INDEBIDA_ASEGURADORA_MUJER_R1.docx
@@ -615,6 +615,7 @@
       </w:r>
       <w:r>
         <w:rPr>
+          <w:rStyle w:val="Refdenotaalpie"/>
           <w:rFonts w:ascii="Arial Narrow" w:eastAsia="Times New Roman" w:hAnsi="Arial Narrow" w:cs="Times New Roman"/>
           <w:color w:val="000000"/>
           <w:kern w:val="0"/>
@@ -688,6 +689,7 @@
       </w:r>
       <w:r>
         <w:rPr>
+          <w:rStyle w:val="Refdenotaalpie"/>
           <w:rFonts w:ascii="Arial Narrow" w:eastAsia="Times New Roman" w:hAnsi="Arial Narrow" w:cs="Times New Roman"/>
           <w:color w:val="000000"/>
           <w:kern w:val="0"/>
@@ -2521,6 +2523,7 @@
       <w:bookmarkEnd w:id="3"/>
       <w:r>
         <w:rPr>
+          <w:rStyle w:val="Refdenotaalpie"/>
           <w:rFonts w:ascii="Arial Narrow" w:eastAsia="Arial Narrow" w:hAnsi="Arial Narrow" w:cs="Arial Narrow"/>
           <w:kern w:val="0"/>
           <w:vertAlign w:val="superscript"/>
@@ -2653,6 +2656,7 @@
       </w:r>
       <w:r>
         <w:rPr>
+          <w:rStyle w:val="Refdenotaalpie"/>
           <w:vertAlign w:val="superscript"/>
           <w:lang w:eastAsia="es-PE"/>
         </w:rPr>
@@ -2761,6 +2765,7 @@
       </w:r>
       <w:r>
         <w:rPr>
+          <w:rStyle w:val="Refdenotaalpie"/>
           <w:rFonts w:ascii="Arial Narrow" w:eastAsia="Arial Narrow" w:hAnsi="Arial Narrow" w:cs="Arial"/>
           <w:kern w:val="0"/>
           <w:vertAlign w:val="superscript"/>
@@ -2892,6 +2897,7 @@
       </w:r>
       <w:r>
         <w:rPr>
+          <w:rStyle w:val="Refdenotaalpie"/>
           <w:rFonts w:ascii="Arial Narrow" w:eastAsia="Arial Narrow" w:hAnsi="Arial Narrow" w:cs="Arial"/>
           <w:kern w:val="0"/>
           <w:vertAlign w:val="superscript"/>
@@ -3613,6 +3619,7 @@
       </w:r>
       <w:r>
         <w:rPr>
+          <w:rStyle w:val="Refdenotaalpie"/>
           <w:rFonts w:ascii="Arial Narrow" w:eastAsia="Arial Narrow" w:hAnsi="Arial Narrow" w:cs="Arial Narrow"/>
           <w:kern w:val="0"/>
           <w:vertAlign w:val="superscript"/>
@@ -5447,6 +5454,7 @@
       </w:r>
       <w:r>
         <w:rPr>
+          <w:rStyle w:val="Refdenotaalpie"/>
           <w:rFonts w:ascii="Arial Narrow" w:eastAsia="Calibri" w:hAnsi="Arial Narrow" w:cs="Arial"/>
           <w:kern w:val="0"/>
           <w:vertAlign w:val="superscript"/>
@@ -5491,6 +5499,7 @@
       </w:r>
       <w:r>
         <w:rPr>
+          <w:rStyle w:val="Refdenotaalpie"/>
           <w:rFonts w:ascii="Arial Narrow" w:eastAsia="Calibri" w:hAnsi="Arial Narrow" w:cs="Arial"/>
           <w:spacing w:val="-2"/>
           <w:kern w:val="0"/>
@@ -5995,6 +6004,7 @@
       </w:r>
       <w:r>
         <w:rPr>
+          <w:rStyle w:val="Refdenotaalpie"/>
           <w:rFonts w:ascii="Arial Narrow" w:eastAsia="Arial Narrow" w:hAnsi="Arial Narrow" w:cs="Times New Roman"/>
           <w:color w:val="000000"/>
           <w:kern w:val="0"/>
@@ -6076,6 +6086,7 @@
       </w:r>
       <w:r>
         <w:rPr>
+          <w:rStyle w:val="Refdenotaalpie"/>
           <w:rFonts w:ascii="Arial Narrow" w:eastAsia="Arial Narrow" w:hAnsi="Arial Narrow" w:cs="Times New Roman"/>
           <w:color w:val="000000"/>
           <w:kern w:val="0"/>
@@ -6129,6 +6140,7 @@
       </w:r>
       <w:r>
         <w:rPr>
+          <w:rStyle w:val="Refdenotaalpie"/>
           <w:rFonts w:ascii="Arial Narrow" w:eastAsia="Arial Narrow" w:hAnsi="Arial Narrow" w:cs="Times New Roman"/>
           <w:color w:val="000000"/>
           <w:kern w:val="0"/>
@@ -6310,6 +6322,7 @@
       </w:r>
       <w:r>
         <w:rPr>
+          <w:rStyle w:val="Refdenotaalpie"/>
           <w:rFonts w:ascii="Arial Narrow" w:eastAsia="Calibri" w:hAnsi="Arial Narrow" w:cs="Arial"/>
           <w:kern w:val="0"/>
           <w:vertAlign w:val="superscript"/>
@@ -6544,6 +6557,7 @@
       </w:r>
       <w:r>
         <w:rPr>
+          <w:rStyle w:val="Refdenotaalpie"/>
           <w:rFonts w:ascii="Arial Narrow" w:hAnsi="Arial Narrow"/>
           <w:vertAlign w:val="superscript"/>
         </w:rPr>
@@ -6954,14 +6968,14 @@
         <w:tab w:val="right" w:pos="8838"/>
       </w:tabs>
       <w:rPr>
-        <w:rFonts w:ascii="Arial" w:eastAsia="Arial" w:hAnsi="Arial" w:cs="Arial"/>
+        <w:rFonts w:ascii="Arial Narrow" w:eastAsia="Arial" w:hAnsi="Arial Narrow" w:cs="Arial"/>
         <w:sz w:val="16"/>
         <w:szCs w:val="16"/>
       </w:rPr>
     </w:pPr>
     <w:r>
       <w:rPr>
-        <w:rFonts w:ascii="Arial" w:eastAsia="Arial" w:hAnsi="Arial" w:cs="Arial"/>
+        <w:rFonts w:ascii="Arial Narrow" w:eastAsia="Arial" w:hAnsi="Arial Narrow" w:cs="Arial"/>
         <w:sz w:val="16"/>
         <w:szCs w:val="16"/>
       </w:rPr>
@@ -6975,7 +6989,7 @@
     </w:pPr>
     <w:r>
       <w:rPr>
-        <w:rFonts w:ascii="Arial" w:eastAsia="Arial" w:hAnsi="Arial" w:cs="Arial"/>
+        <w:rFonts w:ascii="Arial Narrow" w:eastAsia="Arial" w:hAnsi="Arial Narrow" w:cs="Arial"/>
         <w:sz w:val="16"/>
         <w:szCs w:val="16"/>
       </w:rPr>
@@ -6983,7 +6997,7 @@
     </w:r>
     <w:r>
       <w:rPr>
-        <w:rFonts w:ascii="Arial" w:eastAsia="Arial" w:hAnsi="Arial" w:cs="Arial"/>
+        <w:rFonts w:ascii="Arial Narrow" w:eastAsia="Arial" w:hAnsi="Arial Narrow" w:cs="Arial"/>
         <w:sz w:val="16"/>
         <w:szCs w:val="16"/>
       </w:rPr>
@@ -6991,7 +7005,7 @@
     </w:r>
     <w:r>
       <w:rPr>
-        <w:rFonts w:ascii="Arial" w:eastAsia="Arial" w:hAnsi="Arial" w:cs="Arial"/>
+        <w:rFonts w:ascii="Arial Narrow" w:eastAsia="Arial" w:hAnsi="Arial Narrow" w:cs="Arial"/>
         <w:sz w:val="16"/>
         <w:szCs w:val="16"/>
       </w:rPr>
@@ -6999,7 +7013,7 @@
     </w:r>
     <w:r>
       <w:rPr>
-        <w:rFonts w:ascii="Arial" w:eastAsia="Arial" w:hAnsi="Arial" w:cs="Arial"/>
+        <w:rFonts w:ascii="Arial Narrow" w:eastAsia="Arial" w:hAnsi="Arial Narrow" w:cs="Arial"/>
         <w:sz w:val="16"/>
         <w:szCs w:val="16"/>
       </w:rPr>
@@ -7007,7 +7021,7 @@
     </w:r>
     <w:r>
       <w:rPr>
-        <w:rFonts w:ascii="Arial" w:eastAsia="Arial" w:hAnsi="Arial" w:cs="Arial"/>
+        <w:rFonts w:ascii="Arial Narrow" w:eastAsia="Arial" w:hAnsi="Arial Narrow" w:cs="Arial"/>
         <w:sz w:val="16"/>
         <w:szCs w:val="16"/>
       </w:rPr>
@@ -7057,6 +7071,7 @@
           <w:rFonts w:ascii="Arial Narrow" w:hAnsi="Arial Narrow" w:cs="Arial"/>
           <w:sz w:val="16"/>
           <w:szCs w:val="16"/>
+          <w:vertAlign w:val="superscript"/>
         </w:rPr>
         <w:footnoteRef/>
       </w:r>
@@ -7191,6 +7206,7 @@
           <w:rFonts w:ascii="Arial Narrow" w:hAnsi="Arial Narrow" w:cs="Arial"/>
           <w:sz w:val="16"/>
           <w:szCs w:val="16"/>
+          <w:vertAlign w:val="superscript"/>
         </w:rPr>
         <w:footnoteRef/>
       </w:r>
@@ -7265,6 +7281,7 @@
           <w:rFonts w:ascii="Arial Narrow" w:hAnsi="Arial Narrow" w:cs="Arial"/>
           <w:sz w:val="16"/>
           <w:szCs w:val="16"/>
+          <w:vertAlign w:val="superscript"/>
         </w:rPr>
         <w:footnoteRef/>
       </w:r>
@@ -7536,6 +7553,7 @@
           <w:rFonts w:ascii="Arial Narrow" w:hAnsi="Arial Narrow"/>
           <w:sz w:val="16"/>
           <w:szCs w:val="16"/>
+          <w:vertAlign w:val="superscript"/>
         </w:rPr>
         <w:footnoteRef/>
       </w:r>
@@ -7721,6 +7739,7 @@
           <w:rFonts w:ascii="Arial Narrow" w:hAnsi="Arial Narrow"/>
           <w:sz w:val="16"/>
           <w:szCs w:val="16"/>
+          <w:vertAlign w:val="superscript"/>
         </w:rPr>
         <w:footnoteRef/>
       </w:r>
@@ -7870,6 +7889,7 @@
           <w:rFonts w:ascii="Arial Narrow" w:hAnsi="Arial Narrow"/>
           <w:sz w:val="16"/>
           <w:szCs w:val="16"/>
+          <w:vertAlign w:val="superscript"/>
         </w:rPr>
         <w:footnoteRef/>
       </w:r>
@@ -8051,6 +8071,7 @@
           <w:rFonts w:ascii="Arial Narrow" w:hAnsi="Arial Narrow" w:cs="Arial"/>
           <w:sz w:val="16"/>
           <w:szCs w:val="16"/>
+          <w:vertAlign w:val="superscript"/>
         </w:rPr>
         <w:footnoteRef/>
       </w:r>
@@ -8236,6 +8257,7 @@
           <w:rFonts w:ascii="Arial Narrow" w:hAnsi="Arial Narrow" w:cs="Arial"/>
           <w:sz w:val="16"/>
           <w:szCs w:val="16"/>
+          <w:vertAlign w:val="superscript"/>
         </w:rPr>
         <w:footnoteRef/>
       </w:r>
@@ -8324,6 +8346,7 @@
           <w:rFonts w:ascii="Arial Narrow" w:hAnsi="Arial Narrow" w:cs="Arial"/>
           <w:sz w:val="16"/>
           <w:szCs w:val="16"/>
+          <w:vertAlign w:val="superscript"/>
         </w:rPr>
         <w:footnoteRef/>
       </w:r>
@@ -8511,7 +8534,7 @@
       </w:pPr>
       <w:r>
         <w:rPr>
-          <w:rStyle w:val="TextonotapieCar"/>
+          <w:rStyle w:val="Refdenotaalpie"/>
           <w:rFonts w:ascii="Arial Narrow" w:hAnsi="Arial Narrow" w:cs="Arial"/>
           <w:sz w:val="16"/>
           <w:szCs w:val="16"/>
@@ -8727,6 +8750,7 @@
           <w:rFonts w:ascii="Arial Narrow" w:hAnsi="Arial Narrow" w:cs="Arial"/>
           <w:sz w:val="16"/>
           <w:szCs w:val="16"/>
+          <w:vertAlign w:val="superscript"/>
         </w:rPr>
         <w:footnoteRef/>
       </w:r>
@@ -9544,6 +9568,7 @@
           <w:rFonts w:ascii="Arial Narrow" w:hAnsi="Arial Narrow" w:cs="Arial"/>
           <w:sz w:val="16"/>
           <w:szCs w:val="16"/>
+          <w:vertAlign w:val="superscript"/>
         </w:rPr>
         <w:footnoteRef/>
       </w:r>
@@ -9764,6 +9789,7 @@
           <w:bCs/>
           <w:sz w:val="16"/>
           <w:szCs w:val="16"/>
+          <w:vertAlign w:val="superscript"/>
         </w:rPr>
         <w:footnoteRef/>
       </w:r>
@@ -9915,6 +9941,7 @@
           <w:rFonts w:ascii="Arial Narrow" w:hAnsi="Arial Narrow" w:cs="Arial"/>
           <w:sz w:val="16"/>
           <w:szCs w:val="16"/>
+          <w:vertAlign w:val="superscript"/>
         </w:rPr>
         <w:footnoteRef/>
       </w:r>
@@ -12313,6 +12340,17 @@
       <w:szCs w:val="20"/>
     </w:rPr>
   </w:style>
+  <w:style w:type="character" w:styleId="FootnoteReference">
+    <w:name w:val="footnote reference"/>
+    <w:basedOn w:val="Fuentedeprrafopredeter"/>
+    <w:uiPriority w:val="99"/>
+    <w:semiHidden/>
+    <w:unhideWhenUsed/>
+    <w:rPr>
+      <w:rFonts w:ascii="Arial Narrow" w:hAnsi="Arial Narrow"/>
+      <w:vertAlign w:val="superscript"/>
+    </w:rPr>
+  </w:style>
 </w:styles>
 </file>
 

--- a/plantillas_maestras/04_seguro_proteccion_tarjetas_y_dinero/anulacion_indebida/1_ddo_aseguradora/mujer/TPL_1814_2025_SEGURO_PROTECCION_TARJETAS_Y_DINERO_ANULACION_INDEBIDA_ASEGURADORA_MUJER_R1.docx
+++ b/plantillas_maestras/04_seguro_proteccion_tarjetas_y_dinero/anulacion_indebida/1_ddo_aseguradora/mujer/TPL_1814_2025_SEGURO_PROTECCION_TARJETAS_Y_DINERO_ANULACION_INDEBIDA_ASEGURADORA_MUJER_R1.docx
@@ -1,8 +1,8 @@
 
 <file path=word/document.xml><?xml version="1.0" encoding="utf-8"?>
-<w:document xmlns:wpc="http://schemas.microsoft.com/office/word/2010/wordprocessingCanvas" xmlns:cx="http://schemas.microsoft.com/office/drawing/2014/chartex" xmlns:cx1="http://schemas.microsoft.com/office/drawing/2015/9/8/chartex" xmlns:cx2="http://schemas.microsoft.com/office/drawing/2015/10/21/chartex" xmlns:cx3="http://schemas.microsoft.com/office/drawing/2016/5/9/chartex" xmlns:cx4="http://schemas.microsoft.com/office/drawing/2016/5/10/chartex" xmlns:cx5="http://schemas.microsoft.com/office/drawing/2016/5/11/chartex" xmlns:cx6="http://schemas.microsoft.com/office/drawing/2016/5/12/chartex" xmlns:cx7="http://schemas.microsoft.com/office/drawing/2016/5/13/chartex" xmlns:cx8="http://schemas.microsoft.com/office/drawing/2016/5/14/chartex" xmlns:mc="http://schemas.openxmlformats.org/markup-compatibility/2006" xmlns:aink="http://schemas.microsoft.com/office/drawing/2016/ink" xmlns:am3d="http://schemas.microsoft.com/office/drawing/2017/model3d" xmlns:o="urn:schemas-microsoft-com:office:office" xmlns:oel="http://schemas.microsoft.com/office/2019/extlst" xmlns:r="http://schemas.openxmlformats.org/officeDocument/2006/relationships" xmlns:m="http://schemas.openxmlformats.org/officeDocument/2006/math" xmlns:v="urn:schemas-microsoft-com:vml" xmlns:wp14="http://schemas.microsoft.com/office/word/2010/wordprocessingDrawing" xmlns:wp="http://schemas.openxmlformats.org/drawingml/2006/wordprocessingDrawing" xmlns:w10="urn:schemas-microsoft-com:office:word" xmlns:w="http://schemas.openxmlformats.org/wordprocessingml/2006/main" xmlns:w14="http://schemas.microsoft.com/office/word/2010/wordml" xmlns:w15="http://schemas.microsoft.com/office/word/2012/wordml" xmlns:w16cex="http://schemas.microsoft.com/office/word/2018/wordml/cex" xmlns:w16cid="http://schemas.microsoft.com/office/word/2016/wordml/cid" xmlns:w16="http://schemas.microsoft.com/office/word/2018/wordml" xmlns:w16du="http://schemas.microsoft.com/office/word/2023/wordml/word16du" xmlns:w16sdtdh="http://schemas.microsoft.com/office/word/2020/wordml/sdtdatahash" xmlns:w16sdtfl="http://schemas.microsoft.com/office/word/2024/wordml/sdtformatlock" xmlns:w16se="http://schemas.microsoft.com/office/word/2015/wordml/symex" xmlns:wpg="http://schemas.microsoft.com/office/word/2010/wordprocessingGroup" xmlns:wpi="http://schemas.microsoft.com/office/word/2010/wordprocessingInk" xmlns:wne="http://schemas.microsoft.com/office/word/2006/wordml" xmlns:wps="http://schemas.microsoft.com/office/word/2010/wordprocessingShape" mc:Ignorable="w14 w15 w16se w16cid w16 w16cex w16sdtdh w16sdtfl w16du wp14">
+<w:document xmlns:ns1="http://schemas.openxmlformats.org/markup-compatibility/2006" xmlns:ns2="http://schemas.microsoft.com/office/word/2010/wordml" xmlns:ns3="http://schemas.openxmlformats.org/officeDocument/2006/relationships" xmlns:w="http://schemas.openxmlformats.org/wordprocessingml/2006/main" ns1:Ignorable="w14 w15 w16se w16cid w16 w16cex w16sdtdh w16sdtfl w16du wp14">
   <w:body>
-    <w:p>
+    <w:p ns2:paraId="1B509B2D" ns2:textId="6DBE30DD">
       <w:pPr>
         <w:tabs>
           <w:tab w:val="left" w:pos="1701"/>
@@ -14,7 +14,7 @@
           <w:color w:val="000000"/>
           <w:kern w:val="0"/>
           <w:lang w:eastAsia="es-PE"/>
-          <w14:ligatures w14:val="none"/>
+          <ns2:ligatures ns2:val="none"/>
         </w:rPr>
       </w:pPr>
       <w:bookmarkStart w:id="0" w:name="_Hlk80343540"/>
@@ -25,7 +25,7 @@
           <w:color w:val="000000"/>
           <w:kern w:val="0"/>
           <w:lang w:eastAsia="es-PE"/>
-          <w14:ligatures w14:val="none"/>
+          <ns2:ligatures ns2:val="none"/>
         </w:rPr>
         <w:t xml:space="preserve">EXPEDIENTE </w:t>
       </w:r>
@@ -36,7 +36,7 @@
           <w:color w:val="000000"/>
           <w:kern w:val="0"/>
           <w:lang w:eastAsia="es-PE"/>
-          <w14:ligatures w14:val="none"/>
+          <ns2:ligatures ns2:val="none"/>
         </w:rPr>
         <w:tab/>
         <w:t>:</w:t>
@@ -48,7 +48,7 @@
           <w:color w:val="000000"/>
           <w:kern w:val="0"/>
           <w:lang w:eastAsia="es-PE"/>
-          <w14:ligatures w14:val="none"/>
+          <ns2:ligatures ns2:val="none"/>
         </w:rPr>
         <w:tab/>
       </w:r>
@@ -61,12 +61,12 @@
           <w:kern w:val="0"/>
           <w:shd w:val="clear" w:color="auto" w:fill="FFFFFF"/>
           <w:lang w:eastAsia="es-PE"/>
-          <w14:ligatures w14:val="none"/>
+          <ns2:ligatures ns2:val="none"/>
         </w:rPr>
         <w:t>1814-2025/CC1</w:t>
       </w:r>
     </w:p>
-    <w:p>
+    <w:p ns2:paraId="7E5DC22B" ns2:textId="40D312C6">
       <w:pPr>
         <w:tabs>
           <w:tab w:val="left" w:pos="1701"/>
@@ -81,7 +81,7 @@
           <w:color w:val="000000"/>
           <w:kern w:val="0"/>
           <w:lang w:eastAsia="es-PE"/>
-          <w14:ligatures w14:val="none"/>
+          <ns2:ligatures ns2:val="none"/>
         </w:rPr>
       </w:pPr>
       <w:r>
@@ -91,7 +91,7 @@
           <w:color w:val="000000"/>
           <w:kern w:val="0"/>
           <w:lang w:eastAsia="es-PE"/>
-          <w14:ligatures w14:val="none"/>
+          <ns2:ligatures ns2:val="none"/>
         </w:rPr>
         <w:t xml:space="preserve">DENUNCIANTE:[DENUNCIANTE] (SEÑORA [APELLIDO])</w:t>
       </w:r>
@@ -102,7 +102,7 @@
           <w:color w:val="000000"/>
           <w:kern w:val="0"/>
           <w:lang w:eastAsia="es-PE"/>
-          <w14:ligatures w14:val="none"/>
+          <ns2:ligatures ns2:val="none"/>
         </w:rPr>
         <w:tab/>
         <w:t/>
@@ -114,7 +114,7 @@
           <w:color w:val="000000"/>
           <w:kern w:val="0"/>
           <w:lang w:eastAsia="es-PE"/>
-          <w14:ligatures w14:val="none"/>
+          <ns2:ligatures ns2:val="none"/>
         </w:rPr>
         <w:tab/>
       </w:r>
@@ -125,7 +125,7 @@
           <w:color w:val="000000"/>
           <w:kern w:val="0"/>
           <w:lang w:eastAsia="es-PE"/>
-          <w14:ligatures w14:val="none"/>
+          <ns2:ligatures ns2:val="none"/>
         </w:rPr>
         <w:t xml:space="preserve"/>
       </w:r>
@@ -136,7 +136,7 @@
           <w:color w:val="000000"/>
           <w:kern w:val="0"/>
           <w:lang w:eastAsia="es-PE"/>
-          <w14:ligatures w14:val="none"/>
+          <ns2:ligatures ns2:val="none"/>
         </w:rPr>
         <w:t/>
       </w:r>
@@ -147,7 +147,7 @@
           <w:color w:val="000000"/>
           <w:kern w:val="0"/>
           <w:lang w:eastAsia="es-PE"/>
-          <w14:ligatures w14:val="none"/>
+          <ns2:ligatures ns2:val="none"/>
         </w:rPr>
         <w:t/>
       </w:r>
@@ -158,7 +158,7 @@
           <w:color w:val="000000"/>
           <w:kern w:val="0"/>
           <w:lang w:eastAsia="es-PE"/>
-          <w14:ligatures w14:val="none"/>
+          <ns2:ligatures ns2:val="none"/>
         </w:rPr>
         <w:t xml:space="preserve"/>
       </w:r>
@@ -169,7 +169,7 @@
           <w:color w:val="000000"/>
           <w:kern w:val="0"/>
           <w:lang w:eastAsia="es-PE"/>
-          <w14:ligatures w14:val="none"/>
+          <ns2:ligatures ns2:val="none"/>
         </w:rPr>
         <w:t/>
       </w:r>
@@ -180,12 +180,12 @@
           <w:color w:val="000000"/>
           <w:kern w:val="0"/>
           <w:lang w:eastAsia="es-PE"/>
-          <w14:ligatures w14:val="none"/>
+          <ns2:ligatures ns2:val="none"/>
         </w:rPr>
         <w:t/>
       </w:r>
     </w:p>
-    <w:p>
+    <w:p ns2:paraId="6DEEEDFE" ns2:textId="5CDA3415">
       <w:pPr>
         <w:tabs>
           <w:tab w:val="left" w:pos="1701"/>
@@ -200,7 +200,7 @@
           <w:color w:val="000000"/>
           <w:kern w:val="0"/>
           <w:lang w:eastAsia="es-PE"/>
-          <w14:ligatures w14:val="none"/>
+          <ns2:ligatures ns2:val="none"/>
         </w:rPr>
       </w:pPr>
       <w:r>
@@ -210,7 +210,7 @@
           <w:color w:val="000000"/>
           <w:kern w:val="0"/>
           <w:lang w:eastAsia="es-PE"/>
-          <w14:ligatures w14:val="none"/>
+          <ns2:ligatures ns2:val="none"/>
         </w:rPr>
         <w:t>DENUNCIADO</w:t>
       </w:r>
@@ -221,7 +221,7 @@
           <w:color w:val="000000"/>
           <w:kern w:val="0"/>
           <w:lang w:eastAsia="es-PE"/>
-          <w14:ligatures w14:val="none"/>
+          <ns2:ligatures ns2:val="none"/>
         </w:rPr>
         <w:tab/>
         <w:t>:</w:t>
@@ -233,7 +233,7 @@
           <w:color w:val="000000"/>
           <w:kern w:val="0"/>
           <w:lang w:eastAsia="es-PE"/>
-          <w14:ligatures w14:val="none"/>
+          <ns2:ligatures ns2:val="none"/>
         </w:rPr>
         <w:tab/>
       </w:r>
@@ -244,7 +244,7 @@
           <w:color w:val="000000"/>
           <w:kern w:val="0"/>
           <w:lang w:eastAsia="es-PE"/>
-          <w14:ligatures w14:val="none"/>
+          <ns2:ligatures ns2:val="none"/>
         </w:rPr>
         <w:t xml:space="preserve">INTERSEGURO COMPAÑÍA DE SEGUROS S.A. </w:t>
       </w:r>
@@ -255,7 +255,7 @@
           <w:color w:val="000000"/>
           <w:kern w:val="0"/>
           <w:lang w:eastAsia="es-PE"/>
-          <w14:ligatures w14:val="none"/>
+          <ns2:ligatures ns2:val="none"/>
         </w:rPr>
         <w:t>(</w:t>
       </w:r>
@@ -266,7 +266,7 @@
           <w:color w:val="000000"/>
           <w:kern w:val="0"/>
           <w:lang w:eastAsia="es-PE"/>
-          <w14:ligatures w14:val="none"/>
+          <ns2:ligatures ns2:val="none"/>
         </w:rPr>
         <w:t>INTERSEGURO</w:t>
       </w:r>
@@ -277,12 +277,12 @@
           <w:color w:val="000000"/>
           <w:kern w:val="0"/>
           <w:lang w:eastAsia="es-PE"/>
-          <w14:ligatures w14:val="none"/>
+          <ns2:ligatures ns2:val="none"/>
         </w:rPr>
         <w:t>)</w:t>
       </w:r>
     </w:p>
-    <w:p>
+    <w:p ns2:paraId="022D2B94" ns2:textId="77777777">
       <w:pPr>
         <w:tabs>
           <w:tab w:val="left" w:pos="1701"/>
@@ -297,7 +297,7 @@
           <w:color w:val="000000"/>
           <w:kern w:val="0"/>
           <w:lang w:eastAsia="es-PE"/>
-          <w14:ligatures w14:val="none"/>
+          <ns2:ligatures ns2:val="none"/>
         </w:rPr>
       </w:pPr>
       <w:r>
@@ -307,7 +307,7 @@
           <w:color w:val="000000"/>
           <w:kern w:val="0"/>
           <w:lang w:eastAsia="es-PE"/>
-          <w14:ligatures w14:val="none"/>
+          <ns2:ligatures ns2:val="none"/>
         </w:rPr>
         <w:t>MATERIAS</w:t>
       </w:r>
@@ -318,7 +318,7 @@
           <w:color w:val="000000"/>
           <w:kern w:val="0"/>
           <w:lang w:eastAsia="es-PE"/>
-          <w14:ligatures w14:val="none"/>
+          <ns2:ligatures ns2:val="none"/>
         </w:rPr>
         <w:tab/>
         <w:t xml:space="preserve">: </w:t>
@@ -330,13 +330,13 @@
           <w:color w:val="000000"/>
           <w:kern w:val="0"/>
           <w:lang w:eastAsia="es-PE"/>
-          <w14:ligatures w14:val="none"/>
+          <ns2:ligatures ns2:val="none"/>
         </w:rPr>
         <w:tab/>
         <w:t>ADMISIÓN A TRÁMITE</w:t>
       </w:r>
     </w:p>
-    <w:p>
+    <w:p ns2:paraId="19ED7B73" ns2:textId="77777777">
       <w:pPr>
         <w:tabs>
           <w:tab w:val="left" w:pos="1701"/>
@@ -351,7 +351,7 @@
           <w:color w:val="000000"/>
           <w:kern w:val="0"/>
           <w:lang w:eastAsia="es-PE"/>
-          <w14:ligatures w14:val="none"/>
+          <ns2:ligatures ns2:val="none"/>
         </w:rPr>
       </w:pPr>
       <w:r>
@@ -361,12 +361,12 @@
           <w:color w:val="000000"/>
           <w:kern w:val="0"/>
           <w:lang w:eastAsia="es-PE"/>
-          <w14:ligatures w14:val="none"/>
+          <ns2:ligatures ns2:val="none"/>
         </w:rPr>
         <w:t xml:space="preserve">REQUERIMIENTO DE INFORMACIÓN </w:t>
       </w:r>
     </w:p>
-    <w:p>
+    <w:p ns2:paraId="46A5A479" ns2:textId="39F6F9F2">
       <w:pPr>
         <w:tabs>
           <w:tab w:val="left" w:pos="1701"/>
@@ -380,7 +380,7 @@
           <w:color w:val="000000"/>
           <w:kern w:val="0"/>
           <w:lang w:eastAsia="es-PE"/>
-          <w14:ligatures w14:val="none"/>
+          <ns2:ligatures ns2:val="none"/>
         </w:rPr>
       </w:pPr>
       <w:r>
@@ -390,7 +390,7 @@
           <w:color w:val="000000"/>
           <w:kern w:val="0"/>
           <w:lang w:eastAsia="es-PE"/>
-          <w14:ligatures w14:val="none"/>
+          <ns2:ligatures ns2:val="none"/>
         </w:rPr>
         <w:t xml:space="preserve">RESOLUCIÓN </w:t>
       </w:r>
@@ -401,7 +401,7 @@
           <w:color w:val="000000"/>
           <w:kern w:val="0"/>
           <w:lang w:eastAsia="es-PE"/>
-          <w14:ligatures w14:val="none"/>
+          <ns2:ligatures ns2:val="none"/>
         </w:rPr>
         <w:tab/>
         <w:t>:</w:t>
@@ -413,7 +413,7 @@
           <w:color w:val="000000"/>
           <w:kern w:val="0"/>
           <w:lang w:eastAsia="es-PE"/>
-          <w14:ligatures w14:val="none"/>
+          <ns2:ligatures ns2:val="none"/>
         </w:rPr>
         <w:tab/>
       </w:r>
@@ -424,12 +424,12 @@
           <w:color w:val="000000"/>
           <w:kern w:val="0"/>
           <w:lang w:eastAsia="es-PE"/>
-          <w14:ligatures w14:val="none"/>
+          <ns2:ligatures ns2:val="none"/>
         </w:rPr>
         <w:t>1</w:t>
       </w:r>
     </w:p>
-    <w:p>
+    <w:p ns2:paraId="5BA3A18D" ns2:textId="77777777">
       <w:pPr>
         <w:tabs>
           <w:tab w:val="left" w:pos="1014"/>
@@ -442,11 +442,11 @@
           <w:kern w:val="0"/>
           <w:shd w:val="clear" w:color="auto" w:fill="FFFFFF"/>
           <w:lang w:eastAsia="es-PE"/>
-          <w14:ligatures w14:val="none"/>
-        </w:rPr>
-      </w:pPr>
-    </w:p>
-    <w:p>
+          <ns2:ligatures ns2:val="none"/>
+        </w:rPr>
+      </w:pPr>
+    </w:p>
+    <w:p ns2:paraId="2F799822" ns2:textId="090A5C09">
       <w:pPr>
         <w:tabs>
           <w:tab w:val="left" w:pos="1014"/>
@@ -459,7 +459,7 @@
           <w:kern w:val="0"/>
           <w:shd w:val="clear" w:color="auto" w:fill="FFFFFF"/>
           <w:lang w:eastAsia="es-PE"/>
-          <w14:ligatures w14:val="none"/>
+          <ns2:ligatures ns2:val="none"/>
         </w:rPr>
       </w:pPr>
       <w:r>
@@ -469,7 +469,7 @@
           <w:kern w:val="0"/>
           <w:shd w:val="clear" w:color="auto" w:fill="FFFFFF"/>
           <w:lang w:eastAsia="es-PE"/>
-          <w14:ligatures w14:val="none"/>
+          <ns2:ligatures ns2:val="none"/>
         </w:rPr>
         <w:t xml:space="preserve">Lima, </w:t>
       </w:r>
@@ -480,7 +480,7 @@
           <w:kern w:val="0"/>
           <w:shd w:val="clear" w:color="auto" w:fill="FFFFFF"/>
           <w:lang w:eastAsia="es-PE"/>
-          <w14:ligatures w14:val="none"/>
+          <ns2:ligatures ns2:val="none"/>
         </w:rPr>
         <w:t>5</w:t>
       </w:r>
@@ -491,7 +491,7 @@
           <w:kern w:val="0"/>
           <w:shd w:val="clear" w:color="auto" w:fill="FFFFFF"/>
           <w:lang w:eastAsia="es-PE"/>
-          <w14:ligatures w14:val="none"/>
+          <ns2:ligatures ns2:val="none"/>
         </w:rPr>
         <w:t xml:space="preserve"> de </w:t>
       </w:r>
@@ -502,7 +502,7 @@
           <w:kern w:val="0"/>
           <w:shd w:val="clear" w:color="auto" w:fill="FFFFFF"/>
           <w:lang w:eastAsia="es-PE"/>
-          <w14:ligatures w14:val="none"/>
+          <ns2:ligatures ns2:val="none"/>
         </w:rPr>
         <w:t>setiembre</w:t>
       </w:r>
@@ -513,12 +513,12 @@
           <w:kern w:val="0"/>
           <w:shd w:val="clear" w:color="auto" w:fill="FFFFFF"/>
           <w:lang w:eastAsia="es-PE"/>
-          <w14:ligatures w14:val="none"/>
+          <ns2:ligatures ns2:val="none"/>
         </w:rPr>
         <w:t xml:space="preserve"> de 2025</w:t>
       </w:r>
     </w:p>
-    <w:p>
+    <w:p ns2:paraId="66CE1821" ns2:textId="77777777">
       <w:pPr>
         <w:tabs>
           <w:tab w:val="left" w:pos="1014"/>
@@ -530,11 +530,11 @@
           <w:color w:val="000000"/>
           <w:kern w:val="0"/>
           <w:lang w:eastAsia="es-PE"/>
-          <w14:ligatures w14:val="none"/>
-        </w:rPr>
-      </w:pPr>
-    </w:p>
-    <w:p>
+          <ns2:ligatures ns2:val="none"/>
+        </w:rPr>
+      </w:pPr>
+    </w:p>
+    <w:p ns2:paraId="0B80AAA5" ns2:textId="77777777">
       <w:pPr>
         <w:numPr>
           <w:ilvl w:val="0"/>
@@ -548,7 +548,7 @@
           <w:color w:val="000000"/>
           <w:kern w:val="0"/>
           <w:lang w:eastAsia="es-PE"/>
-          <w14:ligatures w14:val="none"/>
+          <ns2:ligatures ns2:val="none"/>
         </w:rPr>
       </w:pPr>
       <w:r>
@@ -558,12 +558,12 @@
           <w:color w:val="000000"/>
           <w:kern w:val="0"/>
           <w:lang w:eastAsia="es-PE"/>
-          <w14:ligatures w14:val="none"/>
+          <ns2:ligatures ns2:val="none"/>
         </w:rPr>
         <w:t xml:space="preserve">HECHOS </w:t>
       </w:r>
     </w:p>
-    <w:p>
+    <w:p ns2:paraId="621F2AB2" ns2:textId="77777777">
       <w:pPr>
         <w:spacing w:after="0" w:line="240" w:lineRule="auto"/>
         <w:jc w:val="both"/>
@@ -572,11 +572,11 @@
           <w:color w:val="000000"/>
           <w:kern w:val="0"/>
           <w:lang w:eastAsia="es-PE"/>
-          <w14:ligatures w14:val="none"/>
-        </w:rPr>
-      </w:pPr>
-    </w:p>
-    <w:p>
+          <ns2:ligatures ns2:val="none"/>
+        </w:rPr>
+      </w:pPr>
+    </w:p>
+    <w:p ns2:paraId="60B5D5B0" ns2:textId="48C03591">
       <w:pPr>
         <w:numPr>
           <w:ilvl w:val="1"/>
@@ -590,7 +590,7 @@
           <w:color w:val="000000"/>
           <w:kern w:val="0"/>
           <w:lang w:val="es-ES" w:eastAsia="es-ES"/>
-          <w14:ligatures w14:val="none"/>
+          <ns2:ligatures ns2:val="none"/>
         </w:rPr>
       </w:pPr>
       <w:r>
@@ -599,7 +599,7 @@
           <w:color w:val="000000"/>
           <w:kern w:val="0"/>
           <w:lang w:val="es-ES" w:eastAsia="es-ES"/>
-          <w14:ligatures w14:val="none"/>
+          <ns2:ligatures ns2:val="none"/>
         </w:rPr>
         <w:t xml:space="preserve">Mediante el escrito del 25 de junio de 2025, la señora [APELLIDO] denunció a Interseguro por presuntas infracciones a la Ley 29571, Código de Protección y Defensa del Consumidor (en adelante, Código), señalando lo siguiente:</w:t>
       </w:r>
@@ -609,7 +609,7 @@
           <w:color w:val="000000"/>
           <w:kern w:val="0"/>
           <w:lang w:val="es-ES" w:eastAsia="es-ES"/>
-          <w14:ligatures w14:val="none"/>
+          <ns2:ligatures ns2:val="none"/>
         </w:rPr>
         <w:t/>
       </w:r>
@@ -621,7 +621,7 @@
           <w:kern w:val="0"/>
           <w:vertAlign w:val="superscript"/>
           <w:lang w:val="es-ES" w:eastAsia="es-ES"/>
-          <w14:ligatures w14:val="none"/>
+          <ns2:ligatures ns2:val="none"/>
         </w:rPr>
         <w:footnoteReference w:id="1"/>
       </w:r>
@@ -629,7 +629,7 @@
         <w:rPr>
           <w:rFonts w:ascii="Arial Narrow" w:eastAsia="Calibri" w:hAnsi="Arial Narrow" w:cs="Arial"/>
           <w:kern w:val="0"/>
-          <w14:ligatures w14:val="none"/>
+          <ns2:ligatures ns2:val="none"/>
         </w:rPr>
         <w:t/>
       </w:r>
@@ -637,7 +637,7 @@
         <w:rPr>
           <w:rFonts w:ascii="Arial Narrow" w:eastAsia="Calibri" w:hAnsi="Arial Narrow" w:cs="Arial"/>
           <w:kern w:val="0"/>
-          <w14:ligatures w14:val="none"/>
+          <ns2:ligatures ns2:val="none"/>
         </w:rPr>
         <w:t xml:space="preserve"/>
       </w:r>
@@ -645,7 +645,7 @@
         <w:rPr>
           <w:rFonts w:ascii="Arial Narrow" w:eastAsia="Calibri" w:hAnsi="Arial Narrow" w:cs="Arial"/>
           <w:kern w:val="0"/>
-          <w14:ligatures w14:val="none"/>
+          <ns2:ligatures ns2:val="none"/>
         </w:rPr>
         <w:t xml:space="preserve"/>
       </w:r>
@@ -653,7 +653,7 @@
         <w:rPr>
           <w:rFonts w:ascii="Arial Narrow" w:eastAsia="Calibri" w:hAnsi="Arial Narrow" w:cs="Arial"/>
           <w:kern w:val="0"/>
-          <w14:ligatures w14:val="none"/>
+          <ns2:ligatures ns2:val="none"/>
         </w:rPr>
         <w:t/>
       </w:r>
@@ -663,7 +663,7 @@
           <w:color w:val="000000"/>
           <w:kern w:val="0"/>
           <w:lang w:val="es-ES" w:eastAsia="es-ES"/>
-          <w14:ligatures w14:val="none"/>
+          <ns2:ligatures ns2:val="none"/>
         </w:rPr>
         <w:t xml:space="preserve"/>
       </w:r>
@@ -673,7 +673,7 @@
           <w:color w:val="000000"/>
           <w:kern w:val="0"/>
           <w:lang w:val="es-ES" w:eastAsia="es-ES"/>
-          <w14:ligatures w14:val="none"/>
+          <ns2:ligatures ns2:val="none"/>
         </w:rPr>
         <w:t xml:space="preserve"/>
       </w:r>
@@ -683,7 +683,7 @@
           <w:color w:val="000000"/>
           <w:kern w:val="0"/>
           <w:lang w:val="es-ES" w:eastAsia="es-ES"/>
-          <w14:ligatures w14:val="none"/>
+          <ns2:ligatures ns2:val="none"/>
         </w:rPr>
         <w:t/>
       </w:r>
@@ -695,7 +695,7 @@
           <w:kern w:val="0"/>
           <w:vertAlign w:val="superscript"/>
           <w:lang w:val="es-ES" w:eastAsia="es-ES"/>
-          <w14:ligatures w14:val="none"/>
+          <ns2:ligatures ns2:val="none"/>
         </w:rPr>
         <w:footnoteReference w:id="2"/>
       </w:r>
@@ -705,7 +705,7 @@
           <w:color w:val="000000"/>
           <w:kern w:val="0"/>
           <w:lang w:val="es-ES" w:eastAsia="es-ES"/>
-          <w14:ligatures w14:val="none"/>
+          <ns2:ligatures ns2:val="none"/>
         </w:rPr>
         <w:t xml:space="preserve"/>
       </w:r>
@@ -716,12 +716,12 @@
           <w:color w:val="000000"/>
           <w:kern w:val="0"/>
           <w:lang w:val="es-ES" w:eastAsia="es-ES"/>
-          <w14:ligatures w14:val="none"/>
+          <ns2:ligatures ns2:val="none"/>
         </w:rPr>
         <w:t/>
       </w:r>
     </w:p>
-    <w:p>
+    <w:p ns2:paraId="3AD3B7C6" ns2:textId="77777777">
       <w:pPr>
         <w:tabs>
           <w:tab w:val="left" w:pos="1134"/>
@@ -733,11 +733,11 @@
           <w:color w:val="000000"/>
           <w:kern w:val="0"/>
           <w:lang w:val="es-ES" w:eastAsia="es-ES"/>
-          <w14:ligatures w14:val="none"/>
-        </w:rPr>
-      </w:pPr>
-    </w:p>
-    <w:p>
+          <ns2:ligatures ns2:val="none"/>
+        </w:rPr>
+      </w:pPr>
+    </w:p>
+    <w:p ns2:paraId="5949C77C" ns2:textId="4F344B0F">
       <w:pPr>
         <w:pStyle w:val="Prrafodelista"/>
         <w:numPr>
@@ -755,16 +755,16 @@
           <w:color w:val="000000"/>
           <w:kern w:val="0"/>
           <w:lang w:eastAsia="es-ES"/>
-          <w14:ligatures w14:val="none"/>
-        </w:rPr>
-      </w:pPr>
-      <w:r>
-        <w:rPr>
-          <w:rFonts w:ascii="Arial Narrow" w:eastAsia="Times New Roman" w:hAnsi="Arial Narrow" w:cs="Arial"/>
-          <w:color w:val="000000"/>
-          <w:kern w:val="0"/>
-          <w:lang w:eastAsia="es-ES"/>
-          <w14:ligatures w14:val="none"/>
+          <ns2:ligatures ns2:val="none"/>
+        </w:rPr>
+      </w:pPr>
+      <w:r>
+        <w:rPr>
+          <w:rFonts w:ascii="Arial Narrow" w:eastAsia="Times New Roman" w:hAnsi="Arial Narrow" w:cs="Arial"/>
+          <w:color w:val="000000"/>
+          <w:kern w:val="0"/>
+          <w:lang w:eastAsia="es-ES"/>
+          <ns2:ligatures ns2:val="none"/>
         </w:rPr>
         <w:t>En 2017, c</w:t>
       </w:r>
@@ -774,7 +774,7 @@
           <w:color w:val="000000"/>
           <w:kern w:val="0"/>
           <w:lang w:eastAsia="es-ES"/>
-          <w14:ligatures w14:val="none"/>
+          <ns2:ligatures ns2:val="none"/>
         </w:rPr>
         <w:t xml:space="preserve">ontrató un </w:t>
       </w:r>
@@ -784,7 +784,7 @@
           <w:color w:val="000000"/>
           <w:kern w:val="0"/>
           <w:lang w:eastAsia="es-ES"/>
-          <w14:ligatures w14:val="none"/>
+          <ns2:ligatures ns2:val="none"/>
         </w:rPr>
         <w:t>seguro</w:t>
       </w:r>
@@ -794,7 +794,7 @@
           <w:color w:val="000000"/>
           <w:kern w:val="0"/>
           <w:lang w:eastAsia="es-ES"/>
-          <w14:ligatures w14:val="none"/>
+          <ns2:ligatures ns2:val="none"/>
         </w:rPr>
         <w:t xml:space="preserve"> </w:t>
       </w:r>
@@ -804,7 +804,7 @@
           <w:color w:val="000000"/>
           <w:kern w:val="0"/>
           <w:lang w:eastAsia="es-ES"/>
-          <w14:ligatures w14:val="none"/>
+          <ns2:ligatures ns2:val="none"/>
         </w:rPr>
         <w:t>para su tarjeta</w:t>
       </w:r>
@@ -814,7 +814,7 @@
           <w:color w:val="000000"/>
           <w:kern w:val="0"/>
           <w:lang w:eastAsia="es-ES"/>
-          <w14:ligatures w14:val="none"/>
+          <ns2:ligatures ns2:val="none"/>
         </w:rPr>
         <w:t xml:space="preserve"> con </w:t>
       </w:r>
@@ -824,7 +824,7 @@
           <w:color w:val="000000"/>
           <w:kern w:val="0"/>
           <w:lang w:eastAsia="es-ES"/>
-          <w14:ligatures w14:val="none"/>
+          <ns2:ligatures ns2:val="none"/>
         </w:rPr>
         <w:t xml:space="preserve">Chubb Perú S.A. Compañía de Seguros y Reaseguros </w:t>
       </w:r>
@@ -834,7 +834,7 @@
           <w:color w:val="000000"/>
           <w:kern w:val="0"/>
           <w:lang w:eastAsia="es-ES"/>
-          <w14:ligatures w14:val="none"/>
+          <ns2:ligatures ns2:val="none"/>
         </w:rPr>
         <w:t xml:space="preserve">(en </w:t>
       </w:r>
@@ -844,7 +844,7 @@
           <w:color w:val="000000"/>
           <w:kern w:val="0"/>
           <w:lang w:eastAsia="es-ES"/>
-          <w14:ligatures w14:val="none"/>
+          <ns2:ligatures ns2:val="none"/>
         </w:rPr>
         <w:t>adelante, “</w:t>
       </w:r>
@@ -854,7 +854,7 @@
           <w:color w:val="000000"/>
           <w:kern w:val="0"/>
           <w:lang w:eastAsia="es-ES"/>
-          <w14:ligatures w14:val="none"/>
+          <ns2:ligatures ns2:val="none"/>
         </w:rPr>
         <w:t>Chubb</w:t>
       </w:r>
@@ -864,7 +864,7 @@
           <w:color w:val="000000"/>
           <w:kern w:val="0"/>
           <w:lang w:eastAsia="es-ES"/>
-          <w14:ligatures w14:val="none"/>
+          <ns2:ligatures ns2:val="none"/>
         </w:rPr>
         <w:t>”)</w:t>
       </w:r>
@@ -874,7 +874,7 @@
           <w:color w:val="000000"/>
           <w:kern w:val="0"/>
           <w:lang w:eastAsia="es-ES"/>
-          <w14:ligatures w14:val="none"/>
+          <ns2:ligatures ns2:val="none"/>
         </w:rPr>
         <w:t xml:space="preserve">. El Banco Internacional del Perú - Interbank S.A.C. (en adelante, Interbank) debitó automáticamente de su cuenta </w:t>
       </w:r>
@@ -884,7 +884,7 @@
           <w:color w:val="000000"/>
           <w:kern w:val="0"/>
           <w:lang w:eastAsia="es-ES"/>
-          <w14:ligatures w14:val="none"/>
+          <ns2:ligatures ns2:val="none"/>
         </w:rPr>
         <w:t>bancaria</w:t>
       </w:r>
@@ -894,7 +894,7 @@
           <w:color w:val="000000"/>
           <w:kern w:val="0"/>
           <w:lang w:eastAsia="es-ES"/>
-          <w14:ligatures w14:val="none"/>
+          <ns2:ligatures ns2:val="none"/>
         </w:rPr>
         <w:t xml:space="preserve"> el pago mensual correspondiente al </w:t>
       </w:r>
@@ -904,7 +904,7 @@
           <w:color w:val="000000"/>
           <w:kern w:val="0"/>
           <w:lang w:eastAsia="es-ES"/>
-          <w14:ligatures w14:val="none"/>
+          <ns2:ligatures ns2:val="none"/>
         </w:rPr>
         <w:t>referido s</w:t>
       </w:r>
@@ -914,7 +914,7 @@
           <w:color w:val="000000"/>
           <w:kern w:val="0"/>
           <w:lang w:eastAsia="es-ES"/>
-          <w14:ligatures w14:val="none"/>
+          <ns2:ligatures ns2:val="none"/>
         </w:rPr>
         <w:t>eguro</w:t>
       </w:r>
@@ -924,12 +924,12 @@
           <w:color w:val="000000"/>
           <w:kern w:val="0"/>
           <w:lang w:eastAsia="es-ES"/>
-          <w14:ligatures w14:val="none"/>
+          <ns2:ligatures ns2:val="none"/>
         </w:rPr>
         <w:t xml:space="preserve">. </w:t>
       </w:r>
     </w:p>
-    <w:p>
+    <w:p ns2:paraId="2D24BB5C" ns2:textId="77777777">
       <w:pPr>
         <w:pStyle w:val="Prrafodelista"/>
         <w:spacing w:after="0" w:line="240" w:lineRule="auto"/>
@@ -940,11 +940,11 @@
           <w:color w:val="000000"/>
           <w:kern w:val="0"/>
           <w:lang w:eastAsia="es-ES"/>
-          <w14:ligatures w14:val="none"/>
-        </w:rPr>
-      </w:pPr>
-    </w:p>
-    <w:p>
+          <ns2:ligatures ns2:val="none"/>
+        </w:rPr>
+      </w:pPr>
+    </w:p>
+    <w:p ns2:paraId="1DD46290" ns2:textId="7E6365C6">
       <w:pPr>
         <w:pStyle w:val="Prrafodelista"/>
         <w:numPr>
@@ -962,16 +962,16 @@
           <w:color w:val="000000"/>
           <w:kern w:val="0"/>
           <w:lang w:eastAsia="es-ES"/>
-          <w14:ligatures w14:val="none"/>
-        </w:rPr>
-      </w:pPr>
-      <w:r>
-        <w:rPr>
-          <w:rFonts w:ascii="Arial Narrow" w:eastAsia="Times New Roman" w:hAnsi="Arial Narrow" w:cs="Arial"/>
-          <w:color w:val="000000"/>
-          <w:kern w:val="0"/>
-          <w:lang w:eastAsia="es-ES"/>
-          <w14:ligatures w14:val="none"/>
+          <ns2:ligatures ns2:val="none"/>
+        </w:rPr>
+      </w:pPr>
+      <w:r>
+        <w:rPr>
+          <w:rFonts w:ascii="Arial Narrow" w:eastAsia="Times New Roman" w:hAnsi="Arial Narrow" w:cs="Arial"/>
+          <w:color w:val="000000"/>
+          <w:kern w:val="0"/>
+          <w:lang w:eastAsia="es-ES"/>
+          <ns2:ligatures ns2:val="none"/>
         </w:rPr>
         <w:t>E</w:t>
       </w:r>
@@ -981,7 +981,7 @@
           <w:color w:val="000000"/>
           <w:kern w:val="0"/>
           <w:lang w:eastAsia="es-ES"/>
-          <w14:ligatures w14:val="none"/>
+          <ns2:ligatures ns2:val="none"/>
         </w:rPr>
         <w:t xml:space="preserve">n </w:t>
       </w:r>
@@ -991,7 +991,7 @@
           <w:color w:val="000000"/>
           <w:kern w:val="0"/>
           <w:lang w:eastAsia="es-ES"/>
-          <w14:ligatures w14:val="none"/>
+          <ns2:ligatures ns2:val="none"/>
         </w:rPr>
         <w:t xml:space="preserve">2023, </w:t>
       </w:r>
@@ -1001,7 +1001,7 @@
           <w:color w:val="000000"/>
           <w:kern w:val="0"/>
           <w:lang w:eastAsia="es-ES"/>
-          <w14:ligatures w14:val="none"/>
+          <ns2:ligatures ns2:val="none"/>
         </w:rPr>
         <w:t xml:space="preserve">Interseguro </w:t>
       </w:r>
@@ -1011,7 +1011,7 @@
           <w:color w:val="000000"/>
           <w:kern w:val="0"/>
           <w:lang w:eastAsia="es-ES"/>
-          <w14:ligatures w14:val="none"/>
+          <ns2:ligatures ns2:val="none"/>
         </w:rPr>
         <w:t xml:space="preserve">asumió unilateralmente y sin notificación previa el Seguro de </w:t>
       </w:r>
@@ -1021,7 +1021,7 @@
           <w:color w:val="000000"/>
           <w:kern w:val="0"/>
           <w:lang w:eastAsia="es-ES"/>
-          <w14:ligatures w14:val="none"/>
+          <ns2:ligatures ns2:val="none"/>
         </w:rPr>
         <w:t>Tarjeta</w:t>
       </w:r>
@@ -1031,7 +1031,7 @@
           <w:color w:val="000000"/>
           <w:kern w:val="0"/>
           <w:lang w:eastAsia="es-ES"/>
-          <w14:ligatures w14:val="none"/>
+          <ns2:ligatures ns2:val="none"/>
         </w:rPr>
         <w:t xml:space="preserve"> con </w:t>
       </w:r>
@@ -1041,7 +1041,7 @@
           <w:color w:val="000000"/>
           <w:kern w:val="0"/>
           <w:lang w:eastAsia="es-ES"/>
-          <w14:ligatures w14:val="none"/>
+          <ns2:ligatures ns2:val="none"/>
         </w:rPr>
         <w:t xml:space="preserve">la Póliza </w:t>
       </w:r>
@@ -1051,7 +1051,7 @@
           <w:color w:val="000000"/>
           <w:kern w:val="0"/>
           <w:lang w:eastAsia="es-ES"/>
-          <w14:ligatures w14:val="none"/>
+          <ns2:ligatures ns2:val="none"/>
         </w:rPr>
         <w:t xml:space="preserve"/>
       </w:r>
@@ -1061,7 +1061,7 @@
           <w:color w:val="000000"/>
           <w:kern w:val="0"/>
           <w:lang w:eastAsia="es-ES"/>
-          <w14:ligatures w14:val="none"/>
+          <ns2:ligatures ns2:val="none"/>
         </w:rPr>
         <w:t>5000068</w:t>
       </w:r>
@@ -1071,7 +1071,7 @@
           <w:color w:val="000000"/>
           <w:kern w:val="0"/>
           <w:lang w:eastAsia="es-ES"/>
-          <w14:ligatures w14:val="none"/>
+          <ns2:ligatures ns2:val="none"/>
         </w:rPr>
         <w:t xml:space="preserve"> (en adelante, </w:t>
       </w:r>
@@ -1081,7 +1081,7 @@
           <w:color w:val="000000"/>
           <w:kern w:val="0"/>
           <w:lang w:eastAsia="es-ES"/>
-          <w14:ligatures w14:val="none"/>
+          <ns2:ligatures ns2:val="none"/>
         </w:rPr>
         <w:t>Seguro de Tarjeta)</w:t>
       </w:r>
@@ -1091,7 +1091,7 @@
           <w:color w:val="000000"/>
           <w:kern w:val="0"/>
           <w:lang w:eastAsia="es-ES"/>
-          <w14:ligatures w14:val="none"/>
+          <ns2:ligatures ns2:val="none"/>
         </w:rPr>
         <w:t xml:space="preserve">, sustituyendo a </w:t>
       </w:r>
@@ -1101,7 +1101,7 @@
           <w:color w:val="000000"/>
           <w:kern w:val="0"/>
           <w:lang w:eastAsia="es-ES"/>
-          <w14:ligatures w14:val="none"/>
+          <ns2:ligatures ns2:val="none"/>
         </w:rPr>
         <w:t>Chubb</w:t>
       </w:r>
@@ -1111,7 +1111,7 @@
           <w:color w:val="000000"/>
           <w:kern w:val="0"/>
           <w:lang w:eastAsia="es-ES"/>
-          <w14:ligatures w14:val="none"/>
+          <ns2:ligatures ns2:val="none"/>
         </w:rPr>
         <w:t>. Asimismo</w:t>
       </w:r>
@@ -1121,7 +1121,7 @@
           <w:color w:val="000000"/>
           <w:kern w:val="0"/>
           <w:lang w:eastAsia="es-ES"/>
-          <w14:ligatures w14:val="none"/>
+          <ns2:ligatures ns2:val="none"/>
         </w:rPr>
         <w:t xml:space="preserve">, </w:t>
       </w:r>
@@ -1131,7 +1131,7 @@
           <w:color w:val="000000"/>
           <w:kern w:val="0"/>
           <w:lang w:eastAsia="es-ES"/>
-          <w14:ligatures w14:val="none"/>
+          <ns2:ligatures ns2:val="none"/>
         </w:rPr>
         <w:t>Interbank</w:t>
       </w:r>
@@ -1141,7 +1141,7 @@
           <w:color w:val="000000"/>
           <w:kern w:val="0"/>
           <w:lang w:eastAsia="es-ES"/>
-          <w14:ligatures w14:val="none"/>
+          <ns2:ligatures ns2:val="none"/>
         </w:rPr>
         <w:t xml:space="preserve"> </w:t>
       </w:r>
@@ -1151,7 +1151,7 @@
           <w:color w:val="000000"/>
           <w:kern w:val="0"/>
           <w:lang w:eastAsia="es-ES"/>
-          <w14:ligatures w14:val="none"/>
+          <ns2:ligatures ns2:val="none"/>
         </w:rPr>
         <w:t xml:space="preserve">debitó automáticamente de su cuenta de ahorros el pago mensual correspondiente al </w:t>
       </w:r>
@@ -1161,7 +1161,7 @@
           <w:color w:val="000000"/>
           <w:kern w:val="0"/>
           <w:lang w:eastAsia="es-ES"/>
-          <w14:ligatures w14:val="none"/>
+          <ns2:ligatures ns2:val="none"/>
         </w:rPr>
         <w:t>Seguro de Tarjeta</w:t>
       </w:r>
@@ -1171,12 +1171,12 @@
           <w:color w:val="000000"/>
           <w:kern w:val="0"/>
           <w:lang w:eastAsia="es-ES"/>
-          <w14:ligatures w14:val="none"/>
+          <ns2:ligatures ns2:val="none"/>
         </w:rPr>
         <w:t xml:space="preserve">, sin contar con autorización expresa para dicho descuento. </w:t>
       </w:r>
     </w:p>
-    <w:p>
+    <w:p ns2:paraId="63E1ECF1" ns2:textId="77777777">
       <w:pPr>
         <w:pStyle w:val="Prrafodelista"/>
         <w:spacing w:after="0" w:line="240" w:lineRule="auto"/>
@@ -1187,11 +1187,11 @@
           <w:color w:val="000000"/>
           <w:kern w:val="0"/>
           <w:lang w:eastAsia="es-ES"/>
-          <w14:ligatures w14:val="none"/>
-        </w:rPr>
-      </w:pPr>
-    </w:p>
-    <w:p>
+          <ns2:ligatures ns2:val="none"/>
+        </w:rPr>
+      </w:pPr>
+    </w:p>
+    <w:p ns2:paraId="0CA68F92" ns2:textId="62D21C33">
       <w:pPr>
         <w:pStyle w:val="Prrafodelista"/>
         <w:numPr>
@@ -1209,16 +1209,16 @@
           <w:color w:val="000000"/>
           <w:kern w:val="0"/>
           <w:lang w:eastAsia="es-ES"/>
-          <w14:ligatures w14:val="none"/>
-        </w:rPr>
-      </w:pPr>
-      <w:r>
-        <w:rPr>
-          <w:rFonts w:ascii="Arial Narrow" w:eastAsia="Times New Roman" w:hAnsi="Arial Narrow" w:cs="Arial"/>
-          <w:color w:val="000000"/>
-          <w:kern w:val="0"/>
-          <w:lang w:eastAsia="es-ES"/>
-          <w14:ligatures w14:val="none"/>
+          <ns2:ligatures ns2:val="none"/>
+        </w:rPr>
+      </w:pPr>
+      <w:r>
+        <w:rPr>
+          <w:rFonts w:ascii="Arial Narrow" w:eastAsia="Times New Roman" w:hAnsi="Arial Narrow" w:cs="Arial"/>
+          <w:color w:val="000000"/>
+          <w:kern w:val="0"/>
+          <w:lang w:eastAsia="es-ES"/>
+          <ns2:ligatures ns2:val="none"/>
         </w:rPr>
         <w:t>Al ocurrir un siniestro, presentó una solicitud</w:t>
       </w:r>
@@ -1228,7 +1228,7 @@
           <w:color w:val="000000"/>
           <w:kern w:val="0"/>
           <w:lang w:eastAsia="es-ES"/>
-          <w14:ligatures w14:val="none"/>
+          <ns2:ligatures ns2:val="none"/>
         </w:rPr>
         <w:t xml:space="preserve"> de indemnización ante </w:t>
       </w:r>
@@ -1238,7 +1238,7 @@
           <w:color w:val="000000"/>
           <w:kern w:val="0"/>
           <w:lang w:eastAsia="es-ES"/>
-          <w14:ligatures w14:val="none"/>
+          <ns2:ligatures ns2:val="none"/>
         </w:rPr>
         <w:t>Chubb</w:t>
       </w:r>
@@ -1248,7 +1248,7 @@
           <w:color w:val="000000"/>
           <w:kern w:val="0"/>
           <w:lang w:eastAsia="es-ES"/>
-          <w14:ligatures w14:val="none"/>
+          <ns2:ligatures ns2:val="none"/>
         </w:rPr>
         <w:t xml:space="preserve">, pero luego le </w:t>
       </w:r>
@@ -1258,7 +1258,7 @@
           <w:color w:val="000000"/>
           <w:kern w:val="0"/>
           <w:lang w:eastAsia="es-ES"/>
-          <w14:ligatures w14:val="none"/>
+          <ns2:ligatures ns2:val="none"/>
         </w:rPr>
         <w:t>inform</w:t>
       </w:r>
@@ -1268,7 +1268,7 @@
           <w:color w:val="000000"/>
           <w:kern w:val="0"/>
           <w:lang w:eastAsia="es-ES"/>
-          <w14:ligatures w14:val="none"/>
+          <ns2:ligatures ns2:val="none"/>
         </w:rPr>
         <w:t>aron</w:t>
       </w:r>
@@ -1278,7 +1278,7 @@
           <w:color w:val="000000"/>
           <w:kern w:val="0"/>
           <w:lang w:eastAsia="es-ES"/>
-          <w14:ligatures w14:val="none"/>
+          <ns2:ligatures ns2:val="none"/>
         </w:rPr>
         <w:t xml:space="preserve"> vía correo electrónico que ya no administraba su seguro, </w:t>
       </w:r>
@@ -1288,7 +1288,7 @@
           <w:color w:val="000000"/>
           <w:kern w:val="0"/>
           <w:lang w:eastAsia="es-ES"/>
-          <w14:ligatures w14:val="none"/>
+          <ns2:ligatures ns2:val="none"/>
         </w:rPr>
         <w:t>indicando</w:t>
       </w:r>
@@ -1298,7 +1298,7 @@
           <w:color w:val="000000"/>
           <w:kern w:val="0"/>
           <w:lang w:eastAsia="es-ES"/>
-          <w14:ligatures w14:val="none"/>
+          <ns2:ligatures ns2:val="none"/>
         </w:rPr>
         <w:t xml:space="preserve"> que </w:t>
       </w:r>
@@ -1308,7 +1308,7 @@
           <w:color w:val="000000"/>
           <w:kern w:val="0"/>
           <w:lang w:eastAsia="es-ES"/>
-          <w14:ligatures w14:val="none"/>
+          <ns2:ligatures ns2:val="none"/>
         </w:rPr>
         <w:t xml:space="preserve">Interseguro </w:t>
       </w:r>
@@ -1318,7 +1318,7 @@
           <w:color w:val="000000"/>
           <w:kern w:val="0"/>
           <w:lang w:eastAsia="es-ES"/>
-          <w14:ligatures w14:val="none"/>
+          <ns2:ligatures ns2:val="none"/>
         </w:rPr>
         <w:t xml:space="preserve">era la nueva </w:t>
       </w:r>
@@ -1328,7 +1328,7 @@
           <w:color w:val="000000"/>
           <w:kern w:val="0"/>
           <w:lang w:eastAsia="es-ES"/>
-          <w14:ligatures w14:val="none"/>
+          <ns2:ligatures ns2:val="none"/>
         </w:rPr>
         <w:t xml:space="preserve">compañía </w:t>
       </w:r>
@@ -1338,7 +1338,7 @@
           <w:color w:val="000000"/>
           <w:kern w:val="0"/>
           <w:lang w:eastAsia="es-ES"/>
-          <w14:ligatures w14:val="none"/>
+          <ns2:ligatures ns2:val="none"/>
         </w:rPr>
         <w:t>aseguradora</w:t>
       </w:r>
@@ -1348,7 +1348,7 @@
           <w:color w:val="000000"/>
           <w:kern w:val="0"/>
           <w:lang w:eastAsia="es-ES"/>
-          <w14:ligatures w14:val="none"/>
+          <ns2:ligatures ns2:val="none"/>
         </w:rPr>
         <w:t xml:space="preserve"> encargada de gestionar su seguro</w:t>
       </w:r>
@@ -1358,12 +1358,12 @@
           <w:color w:val="000000"/>
           <w:kern w:val="0"/>
           <w:lang w:eastAsia="es-ES"/>
-          <w14:ligatures w14:val="none"/>
+          <ns2:ligatures ns2:val="none"/>
         </w:rPr>
         <w:t xml:space="preserve">. </w:t>
       </w:r>
     </w:p>
-    <w:p>
+    <w:p ns2:paraId="6CDE99CB" ns2:textId="77777777">
       <w:pPr>
         <w:pStyle w:val="Prrafodelista"/>
         <w:spacing w:after="0" w:line="240" w:lineRule="auto"/>
@@ -1374,11 +1374,11 @@
           <w:color w:val="000000"/>
           <w:kern w:val="0"/>
           <w:lang w:eastAsia="es-ES"/>
-          <w14:ligatures w14:val="none"/>
-        </w:rPr>
-      </w:pPr>
-    </w:p>
-    <w:p>
+          <ns2:ligatures ns2:val="none"/>
+        </w:rPr>
+      </w:pPr>
+    </w:p>
+    <w:p ns2:paraId="5BC2914C" ns2:textId="763E1940">
       <w:pPr>
         <w:pStyle w:val="Prrafodelista"/>
         <w:numPr>
@@ -1396,16 +1396,16 @@
           <w:color w:val="000000"/>
           <w:kern w:val="0"/>
           <w:lang w:eastAsia="es-ES"/>
-          <w14:ligatures w14:val="none"/>
-        </w:rPr>
-      </w:pPr>
-      <w:r>
-        <w:rPr>
-          <w:rFonts w:ascii="Arial Narrow" w:eastAsia="Times New Roman" w:hAnsi="Arial Narrow" w:cs="Arial"/>
-          <w:color w:val="000000"/>
-          <w:kern w:val="0"/>
-          <w:lang w:eastAsia="es-ES"/>
-          <w14:ligatures w14:val="none"/>
+          <ns2:ligatures ns2:val="none"/>
+        </w:rPr>
+      </w:pPr>
+      <w:r>
+        <w:rPr>
+          <w:rFonts w:ascii="Arial Narrow" w:eastAsia="Times New Roman" w:hAnsi="Arial Narrow" w:cs="Arial"/>
+          <w:color w:val="000000"/>
+          <w:kern w:val="0"/>
+          <w:lang w:eastAsia="es-ES"/>
+          <ns2:ligatures ns2:val="none"/>
         </w:rPr>
         <w:t>Posteriormente</w:t>
       </w:r>
@@ -1415,7 +1415,7 @@
           <w:color w:val="000000"/>
           <w:kern w:val="0"/>
           <w:lang w:eastAsia="es-ES"/>
-          <w14:ligatures w14:val="none"/>
+          <ns2:ligatures ns2:val="none"/>
         </w:rPr>
         <w:t xml:space="preserve">, remitió a </w:t>
       </w:r>
@@ -1425,7 +1425,7 @@
           <w:color w:val="000000"/>
           <w:kern w:val="0"/>
           <w:lang w:eastAsia="es-ES"/>
-          <w14:ligatures w14:val="none"/>
+          <ns2:ligatures ns2:val="none"/>
         </w:rPr>
         <w:t xml:space="preserve">Interseguro </w:t>
       </w:r>
@@ -1435,7 +1435,7 @@
           <w:color w:val="000000"/>
           <w:kern w:val="0"/>
           <w:lang w:eastAsia="es-ES"/>
-          <w14:ligatures w14:val="none"/>
+          <ns2:ligatures ns2:val="none"/>
         </w:rPr>
         <w:t xml:space="preserve">toda la documentación requerida para </w:t>
       </w:r>
@@ -1445,7 +1445,7 @@
           <w:color w:val="000000"/>
           <w:kern w:val="0"/>
           <w:lang w:eastAsia="es-ES"/>
-          <w14:ligatures w14:val="none"/>
+          <ns2:ligatures ns2:val="none"/>
         </w:rPr>
         <w:t>la cobertura del seguro sobre</w:t>
       </w:r>
@@ -1455,7 +1455,7 @@
           <w:color w:val="000000"/>
           <w:kern w:val="0"/>
           <w:lang w:eastAsia="es-ES"/>
-          <w14:ligatures w14:val="none"/>
+          <ns2:ligatures ns2:val="none"/>
         </w:rPr>
         <w:t xml:space="preserve"> el siniestro</w:t>
       </w:r>
@@ -1465,7 +1465,7 @@
           <w:color w:val="000000"/>
           <w:kern w:val="0"/>
           <w:lang w:eastAsia="es-ES"/>
-          <w14:ligatures w14:val="none"/>
+          <ns2:ligatures ns2:val="none"/>
         </w:rPr>
         <w:t xml:space="preserve"> ocu</w:t>
       </w:r>
@@ -1475,7 +1475,7 @@
           <w:color w:val="000000"/>
           <w:kern w:val="0"/>
           <w:lang w:eastAsia="es-ES"/>
-          <w14:ligatures w14:val="none"/>
+          <ns2:ligatures ns2:val="none"/>
         </w:rPr>
         <w:t>rrido</w:t>
       </w:r>
@@ -1485,12 +1485,12 @@
           <w:color w:val="000000"/>
           <w:kern w:val="0"/>
           <w:lang w:eastAsia="es-ES"/>
-          <w14:ligatures w14:val="none"/>
+          <ns2:ligatures ns2:val="none"/>
         </w:rPr>
         <w:t>, la cual Interseguro dio acuse de recibo mediante carta del 12 de mayo de 2025.</w:t>
       </w:r>
     </w:p>
-    <w:p>
+    <w:p ns2:paraId="524CE7D3" ns2:textId="77777777">
       <w:pPr>
         <w:pStyle w:val="Prrafodelista"/>
         <w:spacing w:line="240" w:lineRule="auto"/>
@@ -1499,11 +1499,11 @@
           <w:color w:val="000000"/>
           <w:kern w:val="0"/>
           <w:lang w:eastAsia="es-ES"/>
-          <w14:ligatures w14:val="none"/>
-        </w:rPr>
-      </w:pPr>
-    </w:p>
-    <w:p>
+          <ns2:ligatures ns2:val="none"/>
+        </w:rPr>
+      </w:pPr>
+    </w:p>
+    <w:p ns2:paraId="75C05E48" ns2:textId="115E6548">
       <w:pPr>
         <w:pStyle w:val="Prrafodelista"/>
         <w:numPr>
@@ -1521,16 +1521,16 @@
           <w:color w:val="000000"/>
           <w:kern w:val="0"/>
           <w:lang w:eastAsia="es-ES"/>
-          <w14:ligatures w14:val="none"/>
-        </w:rPr>
-      </w:pPr>
-      <w:r>
-        <w:rPr>
-          <w:rFonts w:ascii="Arial Narrow" w:eastAsia="Times New Roman" w:hAnsi="Arial Narrow" w:cs="Arial"/>
-          <w:color w:val="000000"/>
-          <w:kern w:val="0"/>
-          <w:lang w:eastAsia="es-ES"/>
-          <w14:ligatures w14:val="none"/>
+          <ns2:ligatures ns2:val="none"/>
+        </w:rPr>
+      </w:pPr>
+      <w:r>
+        <w:rPr>
+          <w:rFonts w:ascii="Arial Narrow" w:eastAsia="Times New Roman" w:hAnsi="Arial Narrow" w:cs="Arial"/>
+          <w:color w:val="000000"/>
+          <w:kern w:val="0"/>
+          <w:lang w:eastAsia="es-ES"/>
+          <ns2:ligatures ns2:val="none"/>
         </w:rPr>
         <w:t>No obstante, la compañía aseguradora</w:t>
       </w:r>
@@ -1540,7 +1540,7 @@
           <w:color w:val="000000"/>
           <w:kern w:val="0"/>
           <w:lang w:eastAsia="es-ES"/>
-          <w14:ligatures w14:val="none"/>
+          <ns2:ligatures ns2:val="none"/>
         </w:rPr>
         <w:t xml:space="preserve"> </w:t>
       </w:r>
@@ -1550,7 +1550,7 @@
           <w:color w:val="000000"/>
           <w:kern w:val="0"/>
           <w:lang w:eastAsia="es-ES"/>
-          <w14:ligatures w14:val="none"/>
+          <ns2:ligatures ns2:val="none"/>
         </w:rPr>
         <w:t xml:space="preserve">no efectuó el pago de la indemnización por el siniestro, correspondiente a S/2 </w:t>
       </w:r>
@@ -1560,7 +1560,7 @@
           <w:color w:val="000000"/>
           <w:kern w:val="0"/>
           <w:lang w:eastAsia="es-ES"/>
-          <w14:ligatures w14:val="none"/>
+          <ns2:ligatures ns2:val="none"/>
         </w:rPr>
         <w:t>500</w:t>
       </w:r>
@@ -1570,7 +1570,7 @@
           <w:color w:val="000000"/>
           <w:kern w:val="0"/>
           <w:lang w:eastAsia="es-ES"/>
-          <w14:ligatures w14:val="none"/>
+          <ns2:ligatures ns2:val="none"/>
         </w:rPr>
         <w:t>,00</w:t>
       </w:r>
@@ -1580,7 +1580,7 @@
           <w:color w:val="000000"/>
           <w:kern w:val="0"/>
           <w:lang w:eastAsia="es-ES"/>
-          <w14:ligatures w14:val="none"/>
+          <ns2:ligatures ns2:val="none"/>
         </w:rPr>
         <w:t xml:space="preserve">, ni los gastos administrativos por la renovación de su tarjeta </w:t>
       </w:r>
@@ -1590,7 +1590,7 @@
           <w:color w:val="000000"/>
           <w:kern w:val="0"/>
           <w:lang w:eastAsia="es-ES"/>
-          <w14:ligatures w14:val="none"/>
+          <ns2:ligatures ns2:val="none"/>
         </w:rPr>
         <w:t xml:space="preserve">ascendiente a </w:t>
       </w:r>
@@ -1600,7 +1600,7 @@
           <w:color w:val="000000"/>
           <w:kern w:val="0"/>
           <w:lang w:eastAsia="es-ES"/>
-          <w14:ligatures w14:val="none"/>
+          <ns2:ligatures ns2:val="none"/>
         </w:rPr>
         <w:t>S/</w:t>
       </w:r>
@@ -1610,7 +1610,7 @@
           <w:color w:val="000000"/>
           <w:kern w:val="0"/>
           <w:lang w:eastAsia="es-ES"/>
-          <w14:ligatures w14:val="none"/>
+          <ns2:ligatures ns2:val="none"/>
         </w:rPr>
         <w:t xml:space="preserve"> </w:t>
       </w:r>
@@ -1620,7 +1620,7 @@
           <w:color w:val="000000"/>
           <w:kern w:val="0"/>
           <w:lang w:eastAsia="es-ES"/>
-          <w14:ligatures w14:val="none"/>
+          <ns2:ligatures ns2:val="none"/>
         </w:rPr>
         <w:t>25</w:t>
       </w:r>
@@ -1630,7 +1630,7 @@
           <w:color w:val="000000"/>
           <w:kern w:val="0"/>
           <w:lang w:eastAsia="es-ES"/>
-          <w14:ligatures w14:val="none"/>
+          <ns2:ligatures ns2:val="none"/>
         </w:rPr>
         <w:t xml:space="preserve">,00 </w:t>
       </w:r>
@@ -1640,7 +1640,7 @@
           <w:color w:val="000000"/>
           <w:kern w:val="0"/>
           <w:lang w:eastAsia="es-ES"/>
-          <w14:ligatures w14:val="none"/>
+          <ns2:ligatures ns2:val="none"/>
         </w:rPr>
         <w:t xml:space="preserve">y la nueva emisión de su </w:t>
       </w:r>
@@ -1650,7 +1650,7 @@
           <w:color w:val="000000"/>
           <w:kern w:val="0"/>
           <w:lang w:eastAsia="es-ES"/>
-          <w14:ligatures w14:val="none"/>
+          <ns2:ligatures ns2:val="none"/>
         </w:rPr>
         <w:t xml:space="preserve">Documento Nacional de Identidad por el monto de </w:t>
       </w:r>
@@ -1660,7 +1660,7 @@
           <w:color w:val="000000"/>
           <w:kern w:val="0"/>
           <w:lang w:eastAsia="es-ES"/>
-          <w14:ligatures w14:val="none"/>
+          <ns2:ligatures ns2:val="none"/>
         </w:rPr>
         <w:t>S/41</w:t>
       </w:r>
@@ -1670,7 +1670,7 @@
           <w:color w:val="000000"/>
           <w:kern w:val="0"/>
           <w:lang w:eastAsia="es-ES"/>
-          <w14:ligatures w14:val="none"/>
+          <ns2:ligatures ns2:val="none"/>
         </w:rPr>
         <w:t>,00</w:t>
       </w:r>
@@ -1680,7 +1680,7 @@
           <w:color w:val="000000"/>
           <w:kern w:val="0"/>
           <w:lang w:eastAsia="es-ES"/>
-          <w14:ligatures w14:val="none"/>
+          <ns2:ligatures ns2:val="none"/>
         </w:rPr>
         <w:t>; debido a que</w:t>
       </w:r>
@@ -1690,7 +1690,7 @@
           <w:color w:val="000000"/>
           <w:kern w:val="0"/>
           <w:lang w:eastAsia="es-ES"/>
-          <w14:ligatures w14:val="none"/>
+          <ns2:ligatures ns2:val="none"/>
         </w:rPr>
         <w:t xml:space="preserve"> </w:t>
       </w:r>
@@ -1700,12 +1700,12 @@
           <w:color w:val="000000"/>
           <w:kern w:val="0"/>
           <w:lang w:eastAsia="es-ES"/>
-          <w14:ligatures w14:val="none"/>
+          <ns2:ligatures ns2:val="none"/>
         </w:rPr>
         <w:t xml:space="preserve">le exigió someterse a una prueba de polígrafo como condición para el pago, sin haberle informado previamente dicho requisito. </w:t>
       </w:r>
     </w:p>
-    <w:p>
+    <w:p ns2:paraId="14871E0E" ns2:textId="77777777">
       <w:pPr>
         <w:pStyle w:val="Prrafodelista"/>
         <w:spacing w:after="0" w:line="240" w:lineRule="auto"/>
@@ -1716,11 +1716,11 @@
           <w:color w:val="000000"/>
           <w:kern w:val="0"/>
           <w:lang w:eastAsia="es-ES"/>
-          <w14:ligatures w14:val="none"/>
-        </w:rPr>
-      </w:pPr>
-    </w:p>
-    <w:p>
+          <ns2:ligatures ns2:val="none"/>
+        </w:rPr>
+      </w:pPr>
+    </w:p>
+    <w:p ns2:paraId="542BAD3D" ns2:textId="22CC19C7">
       <w:pPr>
         <w:pStyle w:val="Prrafodelista"/>
         <w:numPr>
@@ -1738,16 +1738,16 @@
           <w:color w:val="000000"/>
           <w:kern w:val="0"/>
           <w:lang w:eastAsia="es-ES"/>
-          <w14:ligatures w14:val="none"/>
-        </w:rPr>
-      </w:pPr>
-      <w:r>
-        <w:rPr>
-          <w:rFonts w:ascii="Arial Narrow" w:eastAsia="Times New Roman" w:hAnsi="Arial Narrow" w:cs="Arial"/>
-          <w:color w:val="000000"/>
-          <w:kern w:val="0"/>
-          <w:lang w:eastAsia="es-ES"/>
-          <w14:ligatures w14:val="none"/>
+          <ns2:ligatures ns2:val="none"/>
+        </w:rPr>
+      </w:pPr>
+      <w:r>
+        <w:rPr>
+          <w:rFonts w:ascii="Arial Narrow" w:eastAsia="Times New Roman" w:hAnsi="Arial Narrow" w:cs="Arial"/>
+          <w:color w:val="000000"/>
+          <w:kern w:val="0"/>
+          <w:lang w:eastAsia="es-ES"/>
+          <ns2:ligatures ns2:val="none"/>
         </w:rPr>
         <w:t>Posteriormente</w:t>
       </w:r>
@@ -1757,7 +1757,7 @@
           <w:color w:val="000000"/>
           <w:kern w:val="0"/>
           <w:lang w:eastAsia="es-ES"/>
-          <w14:ligatures w14:val="none"/>
+          <ns2:ligatures ns2:val="none"/>
         </w:rPr>
         <w:t xml:space="preserve">, presentó un reclamo </w:t>
       </w:r>
@@ -1767,7 +1767,7 @@
           <w:color w:val="000000"/>
           <w:kern w:val="0"/>
           <w:lang w:eastAsia="es-ES"/>
-          <w14:ligatures w14:val="none"/>
+          <ns2:ligatures ns2:val="none"/>
         </w:rPr>
         <w:t>contra Interseguro</w:t>
       </w:r>
@@ -1777,7 +1777,7 @@
           <w:color w:val="000000"/>
           <w:kern w:val="0"/>
           <w:lang w:eastAsia="es-ES"/>
-          <w14:ligatures w14:val="none"/>
+          <ns2:ligatures ns2:val="none"/>
         </w:rPr>
         <w:t xml:space="preserve"> </w:t>
       </w:r>
@@ -1787,7 +1787,7 @@
           <w:color w:val="000000"/>
           <w:kern w:val="0"/>
           <w:lang w:eastAsia="es-ES"/>
-          <w14:ligatures w14:val="none"/>
+          <ns2:ligatures ns2:val="none"/>
         </w:rPr>
         <w:t xml:space="preserve">ante el </w:t>
       </w:r>
@@ -1797,7 +1797,7 @@
           <w:color w:val="000000"/>
           <w:kern w:val="0"/>
           <w:lang w:eastAsia="es-ES"/>
-          <w14:ligatures w14:val="none"/>
+          <ns2:ligatures ns2:val="none"/>
         </w:rPr>
         <w:t xml:space="preserve">Instituto Nacional de Defensa de la Competencia y de la Protección </w:t>
       </w:r>
@@ -1807,7 +1807,7 @@
           <w:color w:val="000000"/>
           <w:kern w:val="0"/>
           <w:lang w:eastAsia="es-ES"/>
-          <w14:ligatures w14:val="none"/>
+          <ns2:ligatures ns2:val="none"/>
         </w:rPr>
         <w:t xml:space="preserve">de la Propiedad Intelectual </w:t>
       </w:r>
@@ -1817,7 +1817,7 @@
           <w:color w:val="000000"/>
           <w:kern w:val="0"/>
           <w:lang w:eastAsia="es-ES"/>
-          <w14:ligatures w14:val="none"/>
+          <ns2:ligatures ns2:val="none"/>
         </w:rPr>
         <w:t>(en adelante, Indecopi)</w:t>
       </w:r>
@@ -1827,7 +1827,7 @@
           <w:color w:val="000000"/>
           <w:kern w:val="0"/>
           <w:lang w:eastAsia="es-ES"/>
-          <w14:ligatures w14:val="none"/>
+          <ns2:ligatures ns2:val="none"/>
         </w:rPr>
         <w:t xml:space="preserve">. </w:t>
       </w:r>
@@ -1837,7 +1837,7 @@
           <w:color w:val="000000"/>
           <w:kern w:val="0"/>
           <w:lang w:eastAsia="es-ES"/>
-          <w14:ligatures w14:val="none"/>
+          <ns2:ligatures ns2:val="none"/>
         </w:rPr>
         <w:t xml:space="preserve"> </w:t>
       </w:r>
@@ -1847,7 +1847,7 @@
           <w:color w:val="000000"/>
           <w:kern w:val="0"/>
           <w:lang w:eastAsia="es-ES"/>
-          <w14:ligatures w14:val="none"/>
+          <ns2:ligatures ns2:val="none"/>
         </w:rPr>
         <w:t xml:space="preserve">Luego de presentar el reclamo ante </w:t>
       </w:r>
@@ -1857,7 +1857,7 @@
           <w:color w:val="000000"/>
           <w:kern w:val="0"/>
           <w:lang w:eastAsia="es-ES"/>
-          <w14:ligatures w14:val="none"/>
+          <ns2:ligatures ns2:val="none"/>
         </w:rPr>
         <w:t>Indecopi</w:t>
       </w:r>
@@ -1867,7 +1867,7 @@
           <w:color w:val="000000"/>
           <w:kern w:val="0"/>
           <w:lang w:eastAsia="es-ES"/>
-          <w14:ligatures w14:val="none"/>
+          <ns2:ligatures ns2:val="none"/>
         </w:rPr>
         <w:t xml:space="preserve">, </w:t>
       </w:r>
@@ -1877,7 +1877,7 @@
           <w:color w:val="000000"/>
           <w:kern w:val="0"/>
           <w:lang w:eastAsia="es-ES"/>
-          <w14:ligatures w14:val="none"/>
+          <ns2:ligatures ns2:val="none"/>
         </w:rPr>
         <w:t>Interseguro</w:t>
       </w:r>
@@ -1887,7 +1887,7 @@
           <w:color w:val="000000"/>
           <w:kern w:val="0"/>
           <w:lang w:eastAsia="es-ES"/>
-          <w14:ligatures w14:val="none"/>
+          <ns2:ligatures ns2:val="none"/>
         </w:rPr>
         <w:t xml:space="preserve"> resolvió el contrato del </w:t>
       </w:r>
@@ -1897,7 +1897,7 @@
           <w:color w:val="000000"/>
           <w:kern w:val="0"/>
           <w:lang w:eastAsia="es-ES"/>
-          <w14:ligatures w14:val="none"/>
+          <ns2:ligatures ns2:val="none"/>
         </w:rPr>
         <w:t xml:space="preserve">Seguro de Tarjeta </w:t>
       </w:r>
@@ -1907,7 +1907,7 @@
           <w:color w:val="000000"/>
           <w:kern w:val="0"/>
           <w:lang w:eastAsia="es-ES"/>
-          <w14:ligatures w14:val="none"/>
+          <ns2:ligatures ns2:val="none"/>
         </w:rPr>
         <w:t>sin realizar el pago correspondi</w:t>
       </w:r>
@@ -1917,7 +1917,7 @@
           <w:color w:val="000000"/>
           <w:kern w:val="0"/>
           <w:lang w:eastAsia="es-ES"/>
-          <w14:ligatures w14:val="none"/>
+          <ns2:ligatures ns2:val="none"/>
         </w:rPr>
         <w:t xml:space="preserve">ente </w:t>
       </w:r>
@@ -1927,7 +1927,7 @@
           <w:color w:val="000000"/>
           <w:kern w:val="0"/>
           <w:lang w:eastAsia="es-ES"/>
-          <w14:ligatures w14:val="none"/>
+          <ns2:ligatures ns2:val="none"/>
         </w:rPr>
         <w:t>por la cobertura del seguro de</w:t>
       </w:r>
@@ -1937,25 +1937,25 @@
           <w:color w:val="000000"/>
           <w:kern w:val="0"/>
           <w:lang w:eastAsia="es-ES"/>
-          <w14:ligatures w14:val="none"/>
+          <ns2:ligatures ns2:val="none"/>
         </w:rPr>
         <w:t xml:space="preserve">l siniestro. </w:t>
       </w:r>
     </w:p>
-    <w:p>
-      <w:pPr>
-        <w:spacing w:after="0" w:line="240" w:lineRule="auto"/>
-        <w:jc w:val="both"/>
-        <w:rPr>
-          <w:rFonts w:ascii="Arial Narrow" w:eastAsia="Times New Roman" w:hAnsi="Arial Narrow" w:cs="Arial"/>
-          <w:color w:val="000000"/>
-          <w:kern w:val="0"/>
-          <w:lang w:eastAsia="es-ES"/>
-          <w14:ligatures w14:val="none"/>
-        </w:rPr>
-      </w:pPr>
-    </w:p>
-    <w:p>
+    <w:p ns2:paraId="7481C188" ns2:textId="77777777">
+      <w:pPr>
+        <w:spacing w:after="0" w:line="240" w:lineRule="auto"/>
+        <w:jc w:val="both"/>
+        <w:rPr>
+          <w:rFonts w:ascii="Arial Narrow" w:eastAsia="Times New Roman" w:hAnsi="Arial Narrow" w:cs="Arial"/>
+          <w:color w:val="000000"/>
+          <w:kern w:val="0"/>
+          <w:lang w:eastAsia="es-ES"/>
+          <ns2:ligatures ns2:val="none"/>
+        </w:rPr>
+      </w:pPr>
+    </w:p>
+    <w:p ns2:paraId="2F9CF7F5" ns2:textId="713201D2">
       <w:pPr>
         <w:pStyle w:val="Prrafodelista"/>
         <w:numPr>
@@ -1970,16 +1970,16 @@
           <w:color w:val="000000"/>
           <w:kern w:val="0"/>
           <w:lang w:eastAsia="es-ES"/>
-          <w14:ligatures w14:val="none"/>
-        </w:rPr>
-      </w:pPr>
-      <w:r>
-        <w:rPr>
-          <w:rFonts w:ascii="Arial Narrow" w:eastAsia="Times New Roman" w:hAnsi="Arial Narrow" w:cs="Arial"/>
-          <w:color w:val="000000"/>
-          <w:kern w:val="0"/>
-          <w:lang w:eastAsia="es-ES"/>
-          <w14:ligatures w14:val="none"/>
+          <ns2:ligatures ns2:val="none"/>
+        </w:rPr>
+      </w:pPr>
+      <w:r>
+        <w:rPr>
+          <w:rFonts w:ascii="Arial Narrow" w:eastAsia="Times New Roman" w:hAnsi="Arial Narrow" w:cs="Arial"/>
+          <w:color w:val="000000"/>
+          <w:kern w:val="0"/>
+          <w:lang w:eastAsia="es-ES"/>
+          <ns2:ligatures ns2:val="none"/>
         </w:rPr>
         <w:lastRenderedPageBreak/>
         <w:t xml:space="preserve">Pese a la resolución del contrato, </w:t>
@@ -1990,7 +1990,7 @@
           <w:color w:val="000000"/>
           <w:kern w:val="0"/>
           <w:lang w:eastAsia="es-ES"/>
-          <w14:ligatures w14:val="none"/>
+          <ns2:ligatures ns2:val="none"/>
         </w:rPr>
         <w:t xml:space="preserve">Interseguro </w:t>
       </w:r>
@@ -2000,7 +2000,7 @@
           <w:color w:val="000000"/>
           <w:kern w:val="0"/>
           <w:lang w:eastAsia="es-ES"/>
-          <w14:ligatures w14:val="none"/>
+          <ns2:ligatures ns2:val="none"/>
         </w:rPr>
         <w:t xml:space="preserve">continuó debitando automáticamente de su cuenta de ahorros en </w:t>
       </w:r>
@@ -2010,7 +2010,7 @@
           <w:color w:val="000000"/>
           <w:kern w:val="0"/>
           <w:lang w:eastAsia="es-ES"/>
-          <w14:ligatures w14:val="none"/>
+          <ns2:ligatures ns2:val="none"/>
         </w:rPr>
         <w:t xml:space="preserve">Interbank </w:t>
       </w:r>
@@ -2020,7 +2020,7 @@
           <w:color w:val="000000"/>
           <w:kern w:val="0"/>
           <w:lang w:eastAsia="es-ES"/>
-          <w14:ligatures w14:val="none"/>
+          <ns2:ligatures ns2:val="none"/>
         </w:rPr>
         <w:t xml:space="preserve">el pago mensual del Seguro de </w:t>
       </w:r>
@@ -2030,7 +2030,7 @@
           <w:color w:val="000000"/>
           <w:kern w:val="0"/>
           <w:lang w:eastAsia="es-ES"/>
-          <w14:ligatures w14:val="none"/>
+          <ns2:ligatures ns2:val="none"/>
         </w:rPr>
         <w:t>Tarjeta</w:t>
       </w:r>
@@ -2040,12 +2040,12 @@
           <w:color w:val="000000"/>
           <w:kern w:val="0"/>
           <w:lang w:eastAsia="es-ES"/>
-          <w14:ligatures w14:val="none"/>
+          <ns2:ligatures ns2:val="none"/>
         </w:rPr>
         <w:t>, incluyendo el mes de junio de 2025.</w:t>
       </w:r>
     </w:p>
-    <w:p>
+    <w:p ns2:paraId="33E14FF7" ns2:textId="77777777">
       <w:pPr>
         <w:tabs>
           <w:tab w:val="left" w:pos="1134"/>
@@ -2057,11 +2057,11 @@
           <w:color w:val="000000"/>
           <w:kern w:val="0"/>
           <w:lang w:eastAsia="es-ES"/>
-          <w14:ligatures w14:val="none"/>
-        </w:rPr>
-      </w:pPr>
-    </w:p>
-    <w:p>
+          <ns2:ligatures ns2:val="none"/>
+        </w:rPr>
+      </w:pPr>
+    </w:p>
+    <w:p ns2:paraId="65C58807" ns2:textId="5CEBE052">
       <w:pPr>
         <w:numPr>
           <w:ilvl w:val="1"/>
@@ -2079,7 +2079,7 @@
           <w:color w:val="000000"/>
           <w:kern w:val="0"/>
           <w:lang w:val="es-ES" w:eastAsia="es-ES"/>
-          <w14:ligatures w14:val="none"/>
+          <ns2:ligatures ns2:val="none"/>
         </w:rPr>
       </w:pPr>
       <w:r>
@@ -2088,7 +2088,7 @@
           <w:color w:val="000000"/>
           <w:kern w:val="0"/>
           <w:lang w:val="es-ES" w:eastAsia="es-ES"/>
-          <w14:ligatures w14:val="none"/>
+          <ns2:ligatures ns2:val="none"/>
         </w:rPr>
         <w:t xml:space="preserve">La señora [APELLIDO] solicitó, en calidad de medida correctiva, que Interseguro cumpla con: (i) otorgar el pago por la póliza de seguro correspondiente a S/2 500,00; y, (ii) realizar el pago por concepto de gastos administrativos por la renovación de su tarjeta de S/25,00 y una nueva emisión de su Documento Nacional de Identidad por la suma de S/. 41,00. Asimismo, requirió el reembolso de costos y costas del presente procedimiento.</w:t>
       </w:r>
@@ -2096,7 +2096,7 @@
         <w:rPr>
           <w:rFonts w:ascii="Arial Narrow" w:eastAsia="Calibri" w:hAnsi="Arial Narrow" w:cs="Arial"/>
           <w:kern w:val="0"/>
-          <w14:ligatures w14:val="none"/>
+          <ns2:ligatures ns2:val="none"/>
         </w:rPr>
         <w:t xml:space="preserve"/>
       </w:r>
@@ -2106,7 +2106,7 @@
           <w:color w:val="000000"/>
           <w:kern w:val="0"/>
           <w:lang w:val="es-ES" w:eastAsia="es-ES"/>
-          <w14:ligatures w14:val="none"/>
+          <ns2:ligatures ns2:val="none"/>
         </w:rPr>
         <w:t xml:space="preserve"/>
       </w:r>
@@ -2116,7 +2116,7 @@
           <w:color w:val="000000"/>
           <w:kern w:val="0"/>
           <w:lang w:val="es-ES" w:eastAsia="es-ES"/>
-          <w14:ligatures w14:val="none"/>
+          <ns2:ligatures ns2:val="none"/>
         </w:rPr>
         <w:t xml:space="preserve"/>
       </w:r>
@@ -2126,7 +2126,7 @@
           <w:color w:val="000000"/>
           <w:kern w:val="0"/>
           <w:lang w:val="es-ES" w:eastAsia="es-ES"/>
-          <w14:ligatures w14:val="none"/>
+          <ns2:ligatures ns2:val="none"/>
         </w:rPr>
         <w:t/>
       </w:r>
@@ -2136,7 +2136,7 @@
           <w:color w:val="000000"/>
           <w:kern w:val="0"/>
           <w:lang w:val="es-ES" w:eastAsia="es-ES"/>
-          <w14:ligatures w14:val="none"/>
+          <ns2:ligatures ns2:val="none"/>
         </w:rPr>
         <w:t/>
       </w:r>
@@ -2146,7 +2146,7 @@
           <w:color w:val="000000"/>
           <w:kern w:val="0"/>
           <w:lang w:val="es-ES" w:eastAsia="es-ES"/>
-          <w14:ligatures w14:val="none"/>
+          <ns2:ligatures ns2:val="none"/>
         </w:rPr>
         <w:t xml:space="preserve"/>
       </w:r>
@@ -2156,7 +2156,7 @@
           <w:color w:val="000000"/>
           <w:kern w:val="0"/>
           <w:lang w:val="es-ES" w:eastAsia="es-ES"/>
-          <w14:ligatures w14:val="none"/>
+          <ns2:ligatures ns2:val="none"/>
         </w:rPr>
         <w:t/>
       </w:r>
@@ -2166,7 +2166,7 @@
           <w:color w:val="000000"/>
           <w:kern w:val="0"/>
           <w:lang w:val="es-ES" w:eastAsia="es-ES"/>
-          <w14:ligatures w14:val="none"/>
+          <ns2:ligatures ns2:val="none"/>
         </w:rPr>
         <w:t xml:space="preserve"/>
       </w:r>
@@ -2176,7 +2176,7 @@
           <w:color w:val="000000"/>
           <w:kern w:val="0"/>
           <w:lang w:val="es-ES" w:eastAsia="es-ES"/>
-          <w14:ligatures w14:val="none"/>
+          <ns2:ligatures ns2:val="none"/>
         </w:rPr>
         <w:t/>
       </w:r>
@@ -2186,7 +2186,7 @@
           <w:color w:val="000000"/>
           <w:kern w:val="0"/>
           <w:lang w:val="es-ES" w:eastAsia="es-ES"/>
-          <w14:ligatures w14:val="none"/>
+          <ns2:ligatures ns2:val="none"/>
         </w:rPr>
         <w:t/>
       </w:r>
@@ -2196,7 +2196,7 @@
           <w:color w:val="000000"/>
           <w:kern w:val="0"/>
           <w:lang w:val="es-ES" w:eastAsia="es-ES"/>
-          <w14:ligatures w14:val="none"/>
+          <ns2:ligatures ns2:val="none"/>
         </w:rPr>
         <w:t/>
       </w:r>
@@ -2206,7 +2206,7 @@
           <w:color w:val="000000"/>
           <w:kern w:val="0"/>
           <w:lang w:val="es-ES" w:eastAsia="es-ES"/>
-          <w14:ligatures w14:val="none"/>
+          <ns2:ligatures ns2:val="none"/>
         </w:rPr>
         <w:t xml:space="preserve"/>
       </w:r>
@@ -2216,7 +2216,7 @@
           <w:color w:val="000000"/>
           <w:kern w:val="0"/>
           <w:lang w:val="es-ES" w:eastAsia="es-ES"/>
-          <w14:ligatures w14:val="none"/>
+          <ns2:ligatures ns2:val="none"/>
         </w:rPr>
         <w:t xml:space="preserve"/>
       </w:r>
@@ -2226,7 +2226,7 @@
           <w:color w:val="000000"/>
           <w:kern w:val="0"/>
           <w:lang w:val="es-ES" w:eastAsia="es-ES"/>
-          <w14:ligatures w14:val="none"/>
+          <ns2:ligatures ns2:val="none"/>
         </w:rPr>
         <w:t/>
       </w:r>
@@ -2237,7 +2237,7 @@
           <w:color w:val="000000"/>
           <w:kern w:val="0"/>
           <w:lang w:val="es-ES" w:eastAsia="es-ES"/>
-          <w14:ligatures w14:val="none"/>
+          <ns2:ligatures ns2:val="none"/>
         </w:rPr>
         <w:t/>
       </w:r>
@@ -2248,7 +2248,7 @@
           <w:color w:val="000000"/>
           <w:kern w:val="0"/>
           <w:lang w:val="es-ES" w:eastAsia="es-ES"/>
-          <w14:ligatures w14:val="none"/>
+          <ns2:ligatures ns2:val="none"/>
         </w:rPr>
         <w:t/>
       </w:r>
@@ -2258,7 +2258,7 @@
           <w:color w:val="000000"/>
           <w:kern w:val="0"/>
           <w:lang w:val="es-ES" w:eastAsia="es-ES"/>
-          <w14:ligatures w14:val="none"/>
+          <ns2:ligatures ns2:val="none"/>
         </w:rPr>
         <w:t xml:space="preserve"/>
       </w:r>
@@ -2268,7 +2268,7 @@
           <w:color w:val="000000"/>
           <w:kern w:val="0"/>
           <w:lang w:val="es-ES" w:eastAsia="es-ES"/>
-          <w14:ligatures w14:val="none"/>
+          <ns2:ligatures ns2:val="none"/>
         </w:rPr>
         <w:t xml:space="preserve"/>
       </w:r>
@@ -2278,7 +2278,7 @@
           <w:color w:val="000000"/>
           <w:kern w:val="0"/>
           <w:lang w:val="es-ES" w:eastAsia="es-ES"/>
-          <w14:ligatures w14:val="none"/>
+          <ns2:ligatures ns2:val="none"/>
         </w:rPr>
         <w:t/>
       </w:r>
@@ -2288,7 +2288,7 @@
           <w:color w:val="000000"/>
           <w:kern w:val="0"/>
           <w:lang w:val="es-ES" w:eastAsia="es-ES"/>
-          <w14:ligatures w14:val="none"/>
+          <ns2:ligatures ns2:val="none"/>
         </w:rPr>
         <w:t xml:space="preserve"/>
       </w:r>
@@ -2298,7 +2298,7 @@
           <w:color w:val="000000"/>
           <w:kern w:val="0"/>
           <w:lang w:val="es-ES" w:eastAsia="es-ES"/>
-          <w14:ligatures w14:val="none"/>
+          <ns2:ligatures ns2:val="none"/>
         </w:rPr>
         <w:t xml:space="preserve"/>
       </w:r>
@@ -2308,7 +2308,7 @@
           <w:color w:val="000000"/>
           <w:kern w:val="0"/>
           <w:lang w:val="es-ES" w:eastAsia="es-ES"/>
-          <w14:ligatures w14:val="none"/>
+          <ns2:ligatures ns2:val="none"/>
         </w:rPr>
         <w:t/>
       </w:r>
@@ -2318,7 +2318,7 @@
           <w:color w:val="000000"/>
           <w:kern w:val="0"/>
           <w:lang w:val="es-ES" w:eastAsia="es-ES"/>
-          <w14:ligatures w14:val="none"/>
+          <ns2:ligatures ns2:val="none"/>
         </w:rPr>
         <w:t xml:space="preserve"/>
       </w:r>
@@ -2328,7 +2328,7 @@
           <w:color w:val="000000"/>
           <w:kern w:val="0"/>
           <w:lang w:val="es-ES" w:eastAsia="es-ES"/>
-          <w14:ligatures w14:val="none"/>
+          <ns2:ligatures ns2:val="none"/>
         </w:rPr>
         <w:t xml:space="preserve"/>
       </w:r>
@@ -2338,7 +2338,7 @@
           <w:color w:val="000000"/>
           <w:kern w:val="0"/>
           <w:lang w:val="es-ES" w:eastAsia="es-ES"/>
-          <w14:ligatures w14:val="none"/>
+          <ns2:ligatures ns2:val="none"/>
         </w:rPr>
         <w:t/>
       </w:r>
@@ -2348,7 +2348,7 @@
           <w:color w:val="000000"/>
           <w:kern w:val="0"/>
           <w:lang w:val="es-ES" w:eastAsia="es-ES"/>
-          <w14:ligatures w14:val="none"/>
+          <ns2:ligatures ns2:val="none"/>
         </w:rPr>
         <w:t xml:space="preserve"/>
       </w:r>
@@ -2358,7 +2358,7 @@
           <w:color w:val="000000"/>
           <w:kern w:val="0"/>
           <w:lang w:val="es-ES" w:eastAsia="es-ES"/>
-          <w14:ligatures w14:val="none"/>
+          <ns2:ligatures ns2:val="none"/>
         </w:rPr>
         <w:t xml:space="preserve"/>
       </w:r>
@@ -2368,7 +2368,7 @@
           <w:color w:val="000000"/>
           <w:kern w:val="0"/>
           <w:lang w:val="es-ES" w:eastAsia="es-ES"/>
-          <w14:ligatures w14:val="none"/>
+          <ns2:ligatures ns2:val="none"/>
         </w:rPr>
         <w:t xml:space="preserve"/>
       </w:r>
@@ -2378,7 +2378,7 @@
           <w:color w:val="000000"/>
           <w:kern w:val="0"/>
           <w:lang w:eastAsia="es-ES"/>
-          <w14:ligatures w14:val="none"/>
+          <ns2:ligatures ns2:val="none"/>
         </w:rPr>
         <w:t xml:space="preserve"/>
       </w:r>
@@ -2388,7 +2388,7 @@
           <w:color w:val="000000"/>
           <w:kern w:val="0"/>
           <w:lang w:val="es-ES" w:eastAsia="es-ES"/>
-          <w14:ligatures w14:val="none"/>
+          <ns2:ligatures ns2:val="none"/>
         </w:rPr>
         <w:t/>
       </w:r>
@@ -2398,7 +2398,7 @@
           <w:color w:val="000000"/>
           <w:kern w:val="0"/>
           <w:lang w:val="es-ES" w:eastAsia="es-ES"/>
-          <w14:ligatures w14:val="none"/>
+          <ns2:ligatures ns2:val="none"/>
         </w:rPr>
         <w:t/>
       </w:r>
@@ -2408,7 +2408,7 @@
           <w:color w:val="000000"/>
           <w:kern w:val="0"/>
           <w:lang w:val="es-ES" w:eastAsia="es-ES"/>
-          <w14:ligatures w14:val="none"/>
+          <ns2:ligatures ns2:val="none"/>
         </w:rPr>
         <w:t xml:space="preserve"/>
       </w:r>
@@ -2418,12 +2418,12 @@
           <w:color w:val="000000"/>
           <w:kern w:val="0"/>
           <w:lang w:val="es-ES" w:eastAsia="es-ES"/>
-          <w14:ligatures w14:val="none"/>
+          <ns2:ligatures ns2:val="none"/>
         </w:rPr>
         <w:t/>
       </w:r>
     </w:p>
-    <w:p>
+    <w:p ns2:paraId="66005174" ns2:textId="77777777">
       <w:pPr>
         <w:spacing w:after="0" w:line="240" w:lineRule="auto"/>
         <w:contextualSpacing/>
@@ -2434,11 +2434,11 @@
           <w:color w:val="000000"/>
           <w:kern w:val="0"/>
           <w:lang w:eastAsia="es-PE"/>
-          <w14:ligatures w14:val="none"/>
-        </w:rPr>
-      </w:pPr>
-    </w:p>
-    <w:p>
+          <ns2:ligatures ns2:val="none"/>
+        </w:rPr>
+      </w:pPr>
+    </w:p>
+    <w:p ns2:paraId="3541B1F9" ns2:textId="77777777">
       <w:pPr>
         <w:pStyle w:val="Prrafodelista"/>
         <w:numPr>
@@ -2458,7 +2458,7 @@
           <w:color w:val="000000"/>
           <w:kern w:val="0"/>
           <w:lang w:eastAsia="es-PE"/>
-          <w14:ligatures w14:val="none"/>
+          <ns2:ligatures ns2:val="none"/>
         </w:rPr>
       </w:pPr>
       <w:r>
@@ -2468,12 +2468,12 @@
           <w:color w:val="000000"/>
           <w:kern w:val="0"/>
           <w:lang w:eastAsia="es-PE"/>
-          <w14:ligatures w14:val="none"/>
+          <ns2:ligatures ns2:val="none"/>
         </w:rPr>
         <w:t>DE LA ADMISIÓN A TRÁMITE DE LA DENUNCIA</w:t>
       </w:r>
     </w:p>
-    <w:p>
+    <w:p ns2:paraId="34556756" ns2:textId="77777777">
       <w:pPr>
         <w:spacing w:after="0" w:line="240" w:lineRule="auto"/>
         <w:ind w:left="567"/>
@@ -2485,11 +2485,11 @@
           <w:color w:val="000000"/>
           <w:kern w:val="0"/>
           <w:lang w:eastAsia="es-PE"/>
-          <w14:ligatures w14:val="none"/>
-        </w:rPr>
-      </w:pPr>
-    </w:p>
-    <w:p>
+          <ns2:ligatures ns2:val="none"/>
+        </w:rPr>
+      </w:pPr>
+    </w:p>
+    <w:p ns2:paraId="5F4266A4" ns2:textId="26E4B930">
       <w:pPr>
         <w:pStyle w:val="Prrafodelista"/>
         <w:numPr>
@@ -2502,7 +2502,7 @@
         <w:rPr>
           <w:rFonts w:ascii="Arial Narrow" w:eastAsia="Arial Narrow" w:hAnsi="Arial Narrow" w:cs="Arial Narrow"/>
           <w:kern w:val="0"/>
-          <w14:ligatures w14:val="none"/>
+          <ns2:ligatures ns2:val="none"/>
         </w:rPr>
       </w:pPr>
       <w:bookmarkStart w:id="1" w:name="_Hlk140755208"/>
@@ -2514,7 +2514,7 @@
           <w:color w:val="000000"/>
           <w:kern w:val="0"/>
           <w:lang w:eastAsia="es-PE"/>
-          <w14:ligatures w14:val="none"/>
+          <ns2:ligatures ns2:val="none"/>
         </w:rPr>
         <w:t>La Secretaría Técnica de la Comisión de Protección al Consumidor 1 (en adelante, la Secretaría Técnica), en ejercicio de sus facultades</w:t>
       </w:r>
@@ -2527,7 +2527,7 @@
           <w:rFonts w:ascii="Arial Narrow" w:eastAsia="Arial Narrow" w:hAnsi="Arial Narrow" w:cs="Arial Narrow"/>
           <w:kern w:val="0"/>
           <w:vertAlign w:val="superscript"/>
-          <w14:ligatures w14:val="none"/>
+          <ns2:ligatures ns2:val="none"/>
         </w:rPr>
         <w:footnoteReference w:id="3"/>
       </w:r>
@@ -2537,7 +2537,7 @@
           <w:color w:val="000000"/>
           <w:kern w:val="0"/>
           <w:lang w:eastAsia="es-PE"/>
-          <w14:ligatures w14:val="none"/>
+          <ns2:ligatures ns2:val="none"/>
         </w:rPr>
         <w:t xml:space="preserve">, </w:t>
       </w:r>
@@ -2547,7 +2547,7 @@
           <w:color w:val="000000"/>
           <w:kern w:val="0"/>
           <w:lang w:eastAsia="es-PE"/>
-          <w14:ligatures w14:val="none"/>
+          <ns2:ligatures ns2:val="none"/>
         </w:rPr>
         <w:t xml:space="preserve">considera </w:t>
       </w:r>
@@ -2555,7 +2555,7 @@
         <w:rPr>
           <w:rFonts w:ascii="Arial Narrow" w:eastAsia="Arial Narrow" w:hAnsi="Arial Narrow" w:cs="Arial Narrow"/>
           <w:kern w:val="0"/>
-          <w14:ligatures w14:val="none"/>
+          <ns2:ligatures ns2:val="none"/>
         </w:rPr>
         <w:t xml:space="preserve">que el hecho denunciado, consistente en que </w:t>
       </w:r>
@@ -2565,7 +2565,7 @@
           <w:kern w:val="0"/>
           <w:shd w:val="clear" w:color="auto" w:fill="FFFFFF"/>
           <w:lang w:eastAsia="es-PE"/>
-          <w14:ligatures w14:val="none"/>
+          <ns2:ligatures ns2:val="none"/>
         </w:rPr>
         <w:t>habrían variado la compañía aseguradora del Seguro Tarjeta 360 contratado por la denunciante, sin su consentimiento</w:t>
       </w:r>
@@ -2573,7 +2573,7 @@
         <w:rPr>
           <w:rFonts w:ascii="Arial Narrow" w:eastAsia="Arial Narrow" w:hAnsi="Arial Narrow" w:cs="Arial Narrow"/>
           <w:kern w:val="0"/>
-          <w14:ligatures w14:val="none"/>
+          <ns2:ligatures ns2:val="none"/>
         </w:rPr>
         <w:t>.</w:t>
       </w:r>
@@ -2584,7 +2584,7 @@
           <w:color w:val="000000"/>
           <w:kern w:val="0"/>
           <w:lang w:eastAsia="es-PE"/>
-          <w14:ligatures w14:val="none"/>
+          <ns2:ligatures ns2:val="none"/>
         </w:rPr>
         <w:t xml:space="preserve"> Por consiguiente, corresponde calificar el hecho materia de denuncia como una presunta infracción al deber de protección contra los métodos comerciales</w:t>
       </w:r>
@@ -2595,7 +2595,7 @@
           <w:color w:val="000000"/>
           <w:kern w:val="0"/>
           <w:lang w:eastAsia="es-PE"/>
-          <w14:ligatures w14:val="none"/>
+          <ns2:ligatures ns2:val="none"/>
         </w:rPr>
         <w:t xml:space="preserve"> coercitivos</w:t>
       </w:r>
@@ -2606,7 +2606,7 @@
           <w:color w:val="000000"/>
           <w:kern w:val="0"/>
           <w:lang w:eastAsia="es-PE"/>
-          <w14:ligatures w14:val="none"/>
+          <ns2:ligatures ns2:val="none"/>
         </w:rPr>
         <w:t xml:space="preserve">, tipificado en </w:t>
       </w:r>
@@ -2617,7 +2617,7 @@
           <w:kern w:val="0"/>
           <w:shd w:val="clear" w:color="auto" w:fill="FFFFFF"/>
           <w:lang w:eastAsia="es-PE"/>
-          <w14:ligatures w14:val="none"/>
+          <ns2:ligatures ns2:val="none"/>
         </w:rPr>
         <w:t xml:space="preserve">literal </w:t>
       </w:r>
@@ -2628,7 +2628,7 @@
           <w:kern w:val="0"/>
           <w:shd w:val="clear" w:color="auto" w:fill="FFFFFF"/>
           <w:lang w:eastAsia="es-PE"/>
-          <w14:ligatures w14:val="none"/>
+          <ns2:ligatures ns2:val="none"/>
         </w:rPr>
         <w:t>c</w:t>
       </w:r>
@@ -2639,7 +2639,7 @@
           <w:kern w:val="0"/>
           <w:shd w:val="clear" w:color="auto" w:fill="FFFFFF"/>
           <w:lang w:eastAsia="es-PE"/>
-          <w14:ligatures w14:val="none"/>
+          <ns2:ligatures ns2:val="none"/>
         </w:rPr>
         <w:t xml:space="preserve">) del artículo 56 </w:t>
       </w:r>
@@ -2650,7 +2650,7 @@
           <w:color w:val="000000"/>
           <w:kern w:val="0"/>
           <w:lang w:eastAsia="es-PE"/>
-          <w14:ligatures w14:val="none"/>
+          <ns2:ligatures ns2:val="none"/>
         </w:rPr>
         <w:t>del Código</w:t>
       </w:r>
@@ -2669,12 +2669,12 @@
           <w:color w:val="000000"/>
           <w:kern w:val="0"/>
           <w:lang w:eastAsia="es-PE"/>
-          <w14:ligatures w14:val="none"/>
+          <ns2:ligatures ns2:val="none"/>
         </w:rPr>
         <w:t xml:space="preserve">. </w:t>
       </w:r>
     </w:p>
-    <w:p>
+    <w:p ns2:paraId="0A2F0669" ns2:textId="77777777">
       <w:pPr>
         <w:pStyle w:val="Prrafodelista"/>
         <w:spacing w:after="0" w:line="240" w:lineRule="auto"/>
@@ -2683,11 +2683,11 @@
         <w:rPr>
           <w:rFonts w:ascii="Arial Narrow" w:eastAsia="Arial Narrow" w:hAnsi="Arial Narrow" w:cs="Arial Narrow"/>
           <w:kern w:val="0"/>
-          <w14:ligatures w14:val="none"/>
-        </w:rPr>
-      </w:pPr>
-    </w:p>
-    <w:p>
+          <ns2:ligatures ns2:val="none"/>
+        </w:rPr>
+      </w:pPr>
+    </w:p>
+    <w:p ns2:paraId="116891C0" ns2:textId="00DAF426">
       <w:pPr>
         <w:pStyle w:val="Prrafodelista"/>
         <w:numPr>
@@ -2700,14 +2700,14 @@
         <w:rPr>
           <w:rFonts w:ascii="Arial Narrow" w:eastAsia="Arial Narrow" w:hAnsi="Arial Narrow" w:cs="Arial Narrow"/>
           <w:kern w:val="0"/>
-          <w14:ligatures w14:val="none"/>
-        </w:rPr>
-      </w:pPr>
-      <w:r>
-        <w:rPr>
-          <w:rFonts w:ascii="Arial Narrow" w:eastAsia="Arial Narrow" w:hAnsi="Arial Narrow" w:cs="Arial Narrow"/>
-          <w:kern w:val="0"/>
-          <w14:ligatures w14:val="none"/>
+          <ns2:ligatures ns2:val="none"/>
+        </w:rPr>
+      </w:pPr>
+      <w:r>
+        <w:rPr>
+          <w:rFonts w:ascii="Arial Narrow" w:eastAsia="Arial Narrow" w:hAnsi="Arial Narrow" w:cs="Arial Narrow"/>
+          <w:kern w:val="0"/>
+          <ns2:ligatures ns2:val="none"/>
         </w:rPr>
         <w:t xml:space="preserve">Asimismo, </w:t>
       </w:r>
@@ -2717,7 +2717,7 @@
           <w:color w:val="000000"/>
           <w:kern w:val="0"/>
           <w:lang w:eastAsia="es-PE"/>
-          <w14:ligatures w14:val="none"/>
+          <ns2:ligatures ns2:val="none"/>
         </w:rPr>
         <w:t xml:space="preserve">la Secretaría Técnica, en ejercicio de sus facultades, considera </w:t>
       </w:r>
@@ -2725,7 +2725,7 @@
         <w:rPr>
           <w:rFonts w:ascii="Arial Narrow" w:eastAsia="Arial Narrow" w:hAnsi="Arial Narrow" w:cs="Arial"/>
           <w:kern w:val="0"/>
-          <w14:ligatures w14:val="none"/>
+          <ns2:ligatures ns2:val="none"/>
         </w:rPr>
         <w:t xml:space="preserve">que el hecho denunciado, consistente en que </w:t>
       </w:r>
@@ -2733,7 +2733,7 @@
         <w:rPr>
           <w:rFonts w:ascii="Arial Narrow" w:eastAsia="Arial Narrow" w:hAnsi="Arial Narrow" w:cs="Arial Narrow"/>
           <w:kern w:val="0"/>
-          <w14:ligatures w14:val="none"/>
+          <ns2:ligatures ns2:val="none"/>
         </w:rPr>
         <w:t xml:space="preserve">la compañía aseguradora no habría cumplido con entregar oportunamente a la denunciante los documentos contractuales de la Póliza del Seguro Tarjetas 360 </w:t>
       </w:r>
@@ -2742,7 +2742,7 @@
         <w:rPr>
           <w:rFonts w:ascii="Arial Narrow" w:eastAsia="Arial Narrow" w:hAnsi="Arial Narrow" w:cs="Arial Narrow"/>
           <w:kern w:val="0"/>
-          <w14:ligatures w14:val="none"/>
+          <ns2:ligatures ns2:val="none"/>
         </w:rPr>
         <w:t/>
       </w:r>
@@ -2751,7 +2751,7 @@
         <w:rPr>
           <w:rFonts w:ascii="Arial Narrow" w:eastAsia="Arial Narrow" w:hAnsi="Arial Narrow" w:cs="Arial Narrow"/>
           <w:kern w:val="0"/>
-          <w14:ligatures w14:val="none"/>
+          <ns2:ligatures ns2:val="none"/>
         </w:rPr>
         <w:t xml:space="preserve"> 5000068</w:t>
       </w:r>
@@ -2759,7 +2759,7 @@
         <w:rPr>
           <w:rFonts w:ascii="Arial Narrow" w:eastAsia="Arial Narrow" w:hAnsi="Arial Narrow" w:cs="Arial"/>
           <w:kern w:val="0"/>
-          <w14:ligatures w14:val="none"/>
+          <ns2:ligatures ns2:val="none"/>
         </w:rPr>
         <w:t>. Por consiguiente, corresponde calificar el hecho materia de denuncia como una presunta infracción al deber de entregar a los usuarios copia de los contratos y demás documentación relacionada con dichos actos jurídicos, tipificado en el literal e) del artículo 47 del Código</w:t>
       </w:r>
@@ -2769,7 +2769,7 @@
           <w:rFonts w:ascii="Arial Narrow" w:eastAsia="Arial Narrow" w:hAnsi="Arial Narrow" w:cs="Arial"/>
           <w:kern w:val="0"/>
           <w:vertAlign w:val="superscript"/>
-          <w14:ligatures w14:val="none"/>
+          <ns2:ligatures ns2:val="none"/>
         </w:rPr>
         <w:footnoteReference w:id="5"/>
       </w:r>
@@ -2777,12 +2777,12 @@
         <w:rPr>
           <w:rFonts w:ascii="Arial Narrow" w:eastAsia="Arial Narrow" w:hAnsi="Arial Narrow" w:cs="Arial"/>
           <w:kern w:val="0"/>
-          <w14:ligatures w14:val="none"/>
+          <ns2:ligatures ns2:val="none"/>
         </w:rPr>
         <w:t>.</w:t>
       </w:r>
     </w:p>
-    <w:p>
+    <w:p ns2:paraId="2DC7B64E" ns2:textId="527BCCDD">
       <w:pPr>
         <w:pStyle w:val="Prrafodelista"/>
         <w:numPr>
@@ -2795,14 +2795,14 @@
         <w:rPr>
           <w:rFonts w:ascii="Arial Narrow" w:eastAsia="Arial Narrow" w:hAnsi="Arial Narrow" w:cs="Arial Narrow"/>
           <w:kern w:val="0"/>
-          <w14:ligatures w14:val="none"/>
-        </w:rPr>
-      </w:pPr>
-      <w:r>
-        <w:rPr>
-          <w:rFonts w:ascii="Arial Narrow" w:eastAsia="Arial Narrow" w:hAnsi="Arial Narrow" w:cs="Arial Narrow"/>
-          <w:kern w:val="0"/>
-          <w14:ligatures w14:val="none"/>
+          <ns2:ligatures ns2:val="none"/>
+        </w:rPr>
+      </w:pPr>
+      <w:r>
+        <w:rPr>
+          <w:rFonts w:ascii="Arial Narrow" w:eastAsia="Arial Narrow" w:hAnsi="Arial Narrow" w:cs="Arial Narrow"/>
+          <w:kern w:val="0"/>
+          <ns2:ligatures ns2:val="none"/>
         </w:rPr>
         <w:lastRenderedPageBreak/>
         <w:t xml:space="preserve">Así también, la Secretaría Técnica, en ejercicio de sus facultades, </w:t>
@@ -2813,7 +2813,7 @@
           <w:color w:val="000000"/>
           <w:kern w:val="0"/>
           <w:lang w:eastAsia="es-PE"/>
-          <w14:ligatures w14:val="none"/>
+          <ns2:ligatures ns2:val="none"/>
         </w:rPr>
         <w:t xml:space="preserve">considera </w:t>
       </w:r>
@@ -2821,7 +2821,7 @@
         <w:rPr>
           <w:rFonts w:ascii="Arial Narrow" w:eastAsia="Arial Narrow" w:hAnsi="Arial Narrow" w:cs="Arial Narrow"/>
           <w:kern w:val="0"/>
-          <w14:ligatures w14:val="none"/>
+          <ns2:ligatures ns2:val="none"/>
         </w:rPr>
         <w:t xml:space="preserve">que el hecho denunciado, consistente en que </w:t>
       </w:r>
@@ -2829,7 +2829,7 @@
         <w:rPr>
           <w:rFonts w:ascii="Arial Narrow" w:eastAsia="Arial Narrow" w:hAnsi="Arial Narrow" w:cs="Arial Narrow"/>
           <w:kern w:val="0"/>
-          <w14:ligatures w14:val="none"/>
+          <ns2:ligatures ns2:val="none"/>
         </w:rPr>
         <w:t xml:space="preserve">la compañía aseguradora habría gestionado el cobro de las primas de la Póliza </w:t>
       </w:r>
@@ -2838,7 +2838,7 @@
         <w:rPr>
           <w:rFonts w:ascii="Arial Narrow" w:eastAsia="Arial Narrow" w:hAnsi="Arial Narrow" w:cs="Arial Narrow"/>
           <w:kern w:val="0"/>
-          <w14:ligatures w14:val="none"/>
+          <ns2:ligatures ns2:val="none"/>
         </w:rPr>
         <w:t/>
       </w:r>
@@ -2847,7 +2847,7 @@
         <w:rPr>
           <w:rFonts w:ascii="Arial Narrow" w:eastAsia="Arial Narrow" w:hAnsi="Arial Narrow" w:cs="Arial Narrow"/>
           <w:kern w:val="0"/>
-          <w14:ligatures w14:val="none"/>
+          <ns2:ligatures ns2:val="none"/>
         </w:rPr>
         <w:t xml:space="preserve"> 5000068 de la cuenta de la denunciante del Banco Internacional del Perú S.A. – Interbank, sin su autorización</w:t>
       </w:r>
@@ -2855,7 +2855,7 @@
         <w:rPr>
           <w:rFonts w:ascii="Arial Narrow" w:eastAsia="Arial Narrow" w:hAnsi="Arial Narrow" w:cs="Arial Narrow"/>
           <w:kern w:val="0"/>
-          <w14:ligatures w14:val="none"/>
+          <ns2:ligatures ns2:val="none"/>
         </w:rPr>
         <w:t>; involucraría una presunta afectación a sus expectativas, quien no habría encontrado una correspondencia entre lo que esperaba recibir de parte del proveedor y lo que realmente recibió. Por consiguiente, corresponde calificar el hecho materia de denuncia como una presunta infracción al deber de idoneidad, tipificado en los artículos 18</w:t>
       </w:r>
@@ -2865,7 +2865,7 @@
           <w:color w:val="000000"/>
           <w:kern w:val="0"/>
           <w:lang w:eastAsia="es-PE"/>
-          <w14:ligatures w14:val="none"/>
+          <ns2:ligatures ns2:val="none"/>
         </w:rPr>
         <w:t/>
       </w:r>
@@ -2873,7 +2873,7 @@
         <w:rPr>
           <w:rFonts w:ascii="Arial Narrow" w:eastAsia="Arial Narrow" w:hAnsi="Arial Narrow" w:cs="Arial Narrow"/>
           <w:kern w:val="0"/>
-          <w14:ligatures w14:val="none"/>
+          <ns2:ligatures ns2:val="none"/>
         </w:rPr>
         <w:t xml:space="preserve"> y 19</w:t>
       </w:r>
@@ -2883,7 +2883,7 @@
           <w:color w:val="000000"/>
           <w:kern w:val="0"/>
           <w:lang w:eastAsia="es-PE"/>
-          <w14:ligatures w14:val="none"/>
+          <ns2:ligatures ns2:val="none"/>
         </w:rPr>
         <w:t/>
       </w:r>
@@ -2891,7 +2891,7 @@
         <w:rPr>
           <w:rFonts w:ascii="Arial Narrow" w:eastAsia="Arial Narrow" w:hAnsi="Arial Narrow" w:cs="Arial Narrow"/>
           <w:kern w:val="0"/>
-          <w14:ligatures w14:val="none"/>
+          <ns2:ligatures ns2:val="none"/>
         </w:rPr>
         <w:t xml:space="preserve"> del Código</w:t>
       </w:r>
@@ -2901,7 +2901,7 @@
           <w:rFonts w:ascii="Arial Narrow" w:eastAsia="Arial Narrow" w:hAnsi="Arial Narrow" w:cs="Arial"/>
           <w:kern w:val="0"/>
           <w:vertAlign w:val="superscript"/>
-          <w14:ligatures w14:val="none"/>
+          <ns2:ligatures ns2:val="none"/>
         </w:rPr>
         <w:footnoteReference w:id="6"/>
       </w:r>
@@ -2909,12 +2909,12 @@
         <w:rPr>
           <w:rFonts w:ascii="Arial Narrow" w:eastAsia="Arial Narrow" w:hAnsi="Arial Narrow" w:cs="Arial Narrow"/>
           <w:kern w:val="0"/>
-          <w14:ligatures w14:val="none"/>
+          <ns2:ligatures ns2:val="none"/>
         </w:rPr>
         <w:t>.</w:t>
       </w:r>
     </w:p>
-    <w:p>
+    <w:p ns2:paraId="5DB42977" ns2:textId="77777777">
       <w:pPr>
         <w:pStyle w:val="Prrafodelista"/>
         <w:spacing w:after="0" w:line="240" w:lineRule="auto"/>
@@ -2923,11 +2923,11 @@
         <w:rPr>
           <w:rFonts w:ascii="Arial Narrow" w:eastAsia="Arial Narrow" w:hAnsi="Arial Narrow" w:cs="Arial Narrow"/>
           <w:kern w:val="0"/>
-          <w14:ligatures w14:val="none"/>
-        </w:rPr>
-      </w:pPr>
-    </w:p>
-    <w:p>
+          <ns2:ligatures ns2:val="none"/>
+        </w:rPr>
+      </w:pPr>
+    </w:p>
+    <w:p ns2:paraId="1D153F06" ns2:textId="294409FC">
       <w:pPr>
         <w:pStyle w:val="Prrafodelista"/>
         <w:numPr>
@@ -2940,14 +2940,14 @@
         <w:rPr>
           <w:rFonts w:ascii="Arial Narrow" w:eastAsia="Arial Narrow" w:hAnsi="Arial Narrow" w:cs="Arial Narrow"/>
           <w:kern w:val="0"/>
-          <w14:ligatures w14:val="none"/>
-        </w:rPr>
-      </w:pPr>
-      <w:r>
-        <w:rPr>
-          <w:rFonts w:ascii="Arial Narrow" w:eastAsia="Arial Narrow" w:hAnsi="Arial Narrow" w:cs="Arial Narrow"/>
-          <w:kern w:val="0"/>
-          <w14:ligatures w14:val="none"/>
+          <ns2:ligatures ns2:val="none"/>
+        </w:rPr>
+      </w:pPr>
+      <w:r>
+        <w:rPr>
+          <w:rFonts w:ascii="Arial Narrow" w:eastAsia="Arial Narrow" w:hAnsi="Arial Narrow" w:cs="Arial Narrow"/>
+          <w:kern w:val="0"/>
+          <ns2:ligatures ns2:val="none"/>
         </w:rPr>
         <w:t>Adicionalmente, la</w:t>
       </w:r>
@@ -2955,7 +2955,7 @@
         <w:rPr>
           <w:rFonts w:ascii="Arial Narrow" w:eastAsia="Arial Narrow" w:hAnsi="Arial Narrow" w:cs="Arial Narrow"/>
           <w:kern w:val="0"/>
-          <w14:ligatures w14:val="none"/>
+          <ns2:ligatures ns2:val="none"/>
         </w:rPr>
         <w:t xml:space="preserve"> Secretaría Técnica, en ejercicio de sus facultades, </w:t>
       </w:r>
@@ -2965,7 +2965,7 @@
           <w:color w:val="000000"/>
           <w:kern w:val="0"/>
           <w:lang w:eastAsia="es-PE"/>
-          <w14:ligatures w14:val="none"/>
+          <ns2:ligatures ns2:val="none"/>
         </w:rPr>
         <w:t xml:space="preserve">considera </w:t>
       </w:r>
@@ -2973,7 +2973,7 @@
         <w:rPr>
           <w:rFonts w:ascii="Arial Narrow" w:eastAsia="Arial Narrow" w:hAnsi="Arial Narrow" w:cs="Arial Narrow"/>
           <w:kern w:val="0"/>
-          <w14:ligatures w14:val="none"/>
+          <ns2:ligatures ns2:val="none"/>
         </w:rPr>
         <w:t xml:space="preserve">que el hecho denunciado, consistente en que </w:t>
       </w:r>
@@ -2981,7 +2981,7 @@
         <w:rPr>
           <w:rFonts w:ascii="Arial Narrow" w:eastAsia="Arial Narrow" w:hAnsi="Arial Narrow" w:cs="Arial Narrow"/>
           <w:kern w:val="0"/>
-          <w14:ligatures w14:val="none"/>
+          <ns2:ligatures ns2:val="none"/>
         </w:rPr>
         <w:t xml:space="preserve">la compañía aseguradora no habría cumplido con brindar la cobertura del Seguro Tarjetas 360 </w:t>
       </w:r>
@@ -2990,7 +2990,7 @@
         <w:rPr>
           <w:rFonts w:ascii="Arial Narrow" w:eastAsia="Arial Narrow" w:hAnsi="Arial Narrow" w:cs="Arial Narrow"/>
           <w:kern w:val="0"/>
-          <w14:ligatures w14:val="none"/>
+          <ns2:ligatures ns2:val="none"/>
         </w:rPr>
         <w:t/>
       </w:r>
@@ -2999,7 +2999,7 @@
         <w:rPr>
           <w:rFonts w:ascii="Arial Narrow" w:eastAsia="Arial Narrow" w:hAnsi="Arial Narrow" w:cs="Arial Narrow"/>
           <w:kern w:val="0"/>
-          <w14:ligatures w14:val="none"/>
+          <ns2:ligatures ns2:val="none"/>
         </w:rPr>
         <w:t xml:space="preserve"> 5000068 por el siniestro reportado por la denunciante</w:t>
       </w:r>
@@ -3007,7 +3007,7 @@
         <w:rPr>
           <w:rFonts w:ascii="Arial Narrow" w:eastAsia="Arial Narrow" w:hAnsi="Arial Narrow" w:cs="Arial Narrow"/>
           <w:kern w:val="0"/>
-          <w14:ligatures w14:val="none"/>
+          <ns2:ligatures ns2:val="none"/>
         </w:rPr>
         <w:t>; involucraría una presunta afectación a sus expectativas, quien no habría encontrado una correspondencia entre lo que esperaba recibir de parte del proveedor y lo que realmente recibió. Por consiguiente, corresponde calificar el hecho materia de denuncia como una presunta infracción al deber de idoneidad, tipificado en los artículos 18</w:t>
       </w:r>
@@ -3017,7 +3017,7 @@
           <w:color w:val="000000"/>
           <w:kern w:val="0"/>
           <w:lang w:eastAsia="es-PE"/>
-          <w14:ligatures w14:val="none"/>
+          <ns2:ligatures ns2:val="none"/>
         </w:rPr>
         <w:t/>
       </w:r>
@@ -3025,7 +3025,7 @@
         <w:rPr>
           <w:rFonts w:ascii="Arial Narrow" w:eastAsia="Arial Narrow" w:hAnsi="Arial Narrow" w:cs="Arial Narrow"/>
           <w:kern w:val="0"/>
-          <w14:ligatures w14:val="none"/>
+          <ns2:ligatures ns2:val="none"/>
         </w:rPr>
         <w:t xml:space="preserve"> y 19</w:t>
       </w:r>
@@ -3035,7 +3035,7 @@
           <w:color w:val="000000"/>
           <w:kern w:val="0"/>
           <w:lang w:eastAsia="es-PE"/>
-          <w14:ligatures w14:val="none"/>
+          <ns2:ligatures ns2:val="none"/>
         </w:rPr>
         <w:t/>
       </w:r>
@@ -3043,23 +3043,23 @@
         <w:rPr>
           <w:rFonts w:ascii="Arial Narrow" w:eastAsia="Arial Narrow" w:hAnsi="Arial Narrow" w:cs="Arial Narrow"/>
           <w:kern w:val="0"/>
-          <w14:ligatures w14:val="none"/>
+          <ns2:ligatures ns2:val="none"/>
         </w:rPr>
         <w:t xml:space="preserve"> del Código.</w:t>
       </w:r>
     </w:p>
-    <w:p>
+    <w:p ns2:paraId="45DA5C58" ns2:textId="77777777">
       <w:pPr>
         <w:pStyle w:val="Prrafodelista"/>
         <w:spacing w:line="240" w:lineRule="auto"/>
         <w:rPr>
           <w:rFonts w:ascii="Arial Narrow" w:eastAsia="Arial Narrow" w:hAnsi="Arial Narrow" w:cs="Arial Narrow"/>
           <w:kern w:val="0"/>
-          <w14:ligatures w14:val="none"/>
-        </w:rPr>
-      </w:pPr>
-    </w:p>
-    <w:p>
+          <ns2:ligatures ns2:val="none"/>
+        </w:rPr>
+      </w:pPr>
+    </w:p>
+    <w:p ns2:paraId="36A07CA3" ns2:textId="7F2F3FB1">
       <w:pPr>
         <w:pStyle w:val="Prrafodelista"/>
         <w:numPr>
@@ -3072,14 +3072,14 @@
         <w:rPr>
           <w:rFonts w:ascii="Arial Narrow" w:eastAsia="Arial Narrow" w:hAnsi="Arial Narrow" w:cs="Arial Narrow"/>
           <w:kern w:val="0"/>
-          <w14:ligatures w14:val="none"/>
-        </w:rPr>
-      </w:pPr>
-      <w:r>
-        <w:rPr>
-          <w:rFonts w:ascii="Arial Narrow" w:eastAsia="Arial Narrow" w:hAnsi="Arial Narrow" w:cs="Arial Narrow"/>
-          <w:kern w:val="0"/>
-          <w14:ligatures w14:val="none"/>
+          <ns2:ligatures ns2:val="none"/>
+        </w:rPr>
+      </w:pPr>
+      <w:r>
+        <w:rPr>
+          <w:rFonts w:ascii="Arial Narrow" w:eastAsia="Arial Narrow" w:hAnsi="Arial Narrow" w:cs="Arial Narrow"/>
+          <w:kern w:val="0"/>
+          <ns2:ligatures ns2:val="none"/>
         </w:rPr>
         <w:t xml:space="preserve">Asimismo, la Secretaría Técnica, en ejercicio de sus facultades, </w:t>
       </w:r>
@@ -3089,7 +3089,7 @@
           <w:color w:val="000000"/>
           <w:kern w:val="0"/>
           <w:lang w:eastAsia="es-PE"/>
-          <w14:ligatures w14:val="none"/>
+          <ns2:ligatures ns2:val="none"/>
         </w:rPr>
         <w:t xml:space="preserve">considera </w:t>
       </w:r>
@@ -3097,7 +3097,7 @@
         <w:rPr>
           <w:rFonts w:ascii="Arial Narrow" w:eastAsia="Arial Narrow" w:hAnsi="Arial Narrow" w:cs="Arial Narrow"/>
           <w:kern w:val="0"/>
-          <w14:ligatures w14:val="none"/>
+          <ns2:ligatures ns2:val="none"/>
         </w:rPr>
         <w:t xml:space="preserve">que el hecho denunciado, consistente en que </w:t>
       </w:r>
@@ -3105,7 +3105,7 @@
         <w:rPr>
           <w:rFonts w:ascii="Arial Narrow" w:eastAsia="Arial Narrow" w:hAnsi="Arial Narrow" w:cs="Arial Narrow"/>
           <w:kern w:val="0"/>
-          <w14:ligatures w14:val="none"/>
+          <ns2:ligatures ns2:val="none"/>
         </w:rPr>
         <w:t xml:space="preserve">la compañía aseguradora habría gestionado indebidamente de manera unilateral y sin notificación previa a la denunciante el Seguro de Tarjeta - Póliza </w:t>
       </w:r>
@@ -3114,7 +3114,7 @@
         <w:rPr>
           <w:rFonts w:ascii="Arial Narrow" w:eastAsia="Arial Narrow" w:hAnsi="Arial Narrow" w:cs="Arial Narrow"/>
           <w:kern w:val="0"/>
-          <w14:ligatures w14:val="none"/>
+          <ns2:ligatures ns2:val="none"/>
         </w:rPr>
         <w:t/>
       </w:r>
@@ -3123,7 +3123,7 @@
         <w:rPr>
           <w:rFonts w:ascii="Arial Narrow" w:eastAsia="Arial Narrow" w:hAnsi="Arial Narrow" w:cs="Arial Narrow"/>
           <w:kern w:val="0"/>
-          <w14:ligatures w14:val="none"/>
+          <ns2:ligatures ns2:val="none"/>
         </w:rPr>
         <w:t xml:space="preserve"> 5000068</w:t>
       </w:r>
@@ -3131,7 +3131,7 @@
         <w:rPr>
           <w:rFonts w:ascii="Arial Narrow" w:eastAsia="Arial Narrow" w:hAnsi="Arial Narrow" w:cs="Arial Narrow"/>
           <w:kern w:val="0"/>
-          <w14:ligatures w14:val="none"/>
+          <ns2:ligatures ns2:val="none"/>
         </w:rPr>
         <w:t>.</w:t>
       </w:r>
@@ -3142,7 +3142,7 @@
           <w:color w:val="000000"/>
           <w:kern w:val="0"/>
           <w:lang w:eastAsia="es-PE"/>
-          <w14:ligatures w14:val="none"/>
+          <ns2:ligatures ns2:val="none"/>
         </w:rPr>
         <w:t xml:space="preserve"> Por consiguiente, corresponde calificar el hecho materia de denuncia como una presunta infracción al deber de protección contra los métodos comerciales coercitivos, tipificado en </w:t>
       </w:r>
@@ -3153,7 +3153,7 @@
           <w:kern w:val="0"/>
           <w:shd w:val="clear" w:color="auto" w:fill="FFFFFF"/>
           <w:lang w:eastAsia="es-PE"/>
-          <w14:ligatures w14:val="none"/>
+          <ns2:ligatures ns2:val="none"/>
         </w:rPr>
         <w:t xml:space="preserve">literal b) del artículo 56 </w:t>
       </w:r>
@@ -3164,22 +3164,22 @@
           <w:color w:val="000000"/>
           <w:kern w:val="0"/>
           <w:lang w:eastAsia="es-PE"/>
-          <w14:ligatures w14:val="none"/>
+          <ns2:ligatures ns2:val="none"/>
         </w:rPr>
         <w:t>del Código.</w:t>
       </w:r>
     </w:p>
-    <w:p>
+    <w:p ns2:paraId="4960962A" ns2:textId="77777777">
       <w:pPr>
         <w:pStyle w:val="Prrafodelista"/>
         <w:rPr>
           <w:rFonts w:ascii="Arial Narrow" w:eastAsia="Arial Narrow" w:hAnsi="Arial Narrow" w:cs="Arial Narrow"/>
           <w:kern w:val="0"/>
-          <w14:ligatures w14:val="none"/>
-        </w:rPr>
-      </w:pPr>
-    </w:p>
-    <w:p>
+          <ns2:ligatures ns2:val="none"/>
+        </w:rPr>
+      </w:pPr>
+    </w:p>
+    <w:p ns2:paraId="60481BD5" ns2:textId="2CAA7E93">
       <w:pPr>
         <w:pStyle w:val="Prrafodelista"/>
         <w:numPr>
@@ -3192,14 +3192,14 @@
         <w:rPr>
           <w:rFonts w:ascii="Arial Narrow" w:eastAsia="Arial Narrow" w:hAnsi="Arial Narrow" w:cs="Arial Narrow"/>
           <w:kern w:val="0"/>
-          <w14:ligatures w14:val="none"/>
-        </w:rPr>
-      </w:pPr>
-      <w:r>
-        <w:rPr>
-          <w:rFonts w:ascii="Arial Narrow" w:eastAsia="Arial Narrow" w:hAnsi="Arial Narrow" w:cs="Arial Narrow"/>
-          <w:kern w:val="0"/>
-          <w14:ligatures w14:val="none"/>
+          <ns2:ligatures ns2:val="none"/>
+        </w:rPr>
+      </w:pPr>
+      <w:r>
+        <w:rPr>
+          <w:rFonts w:ascii="Arial Narrow" w:eastAsia="Arial Narrow" w:hAnsi="Arial Narrow" w:cs="Arial Narrow"/>
+          <w:kern w:val="0"/>
+          <ns2:ligatures ns2:val="none"/>
         </w:rPr>
         <w:t xml:space="preserve">Así también, </w:t>
       </w:r>
@@ -3207,7 +3207,7 @@
         <w:rPr>
           <w:rFonts w:ascii="Arial Narrow" w:eastAsia="Arial Narrow" w:hAnsi="Arial Narrow" w:cs="Arial Narrow"/>
           <w:kern w:val="0"/>
-          <w14:ligatures w14:val="none"/>
+          <ns2:ligatures ns2:val="none"/>
         </w:rPr>
         <w:t xml:space="preserve">la Secretaría Técnica, en ejercicio de sus facultades, </w:t>
       </w:r>
@@ -3217,7 +3217,7 @@
           <w:color w:val="000000"/>
           <w:kern w:val="0"/>
           <w:lang w:eastAsia="es-PE"/>
-          <w14:ligatures w14:val="none"/>
+          <ns2:ligatures ns2:val="none"/>
         </w:rPr>
         <w:t xml:space="preserve">considera </w:t>
       </w:r>
@@ -3225,7 +3225,7 @@
         <w:rPr>
           <w:rFonts w:ascii="Arial Narrow" w:eastAsia="Arial Narrow" w:hAnsi="Arial Narrow" w:cs="Arial Narrow"/>
           <w:kern w:val="0"/>
-          <w14:ligatures w14:val="none"/>
+          <ns2:ligatures ns2:val="none"/>
         </w:rPr>
         <w:t xml:space="preserve">que el hecho denunciado, consistente en que </w:t>
       </w:r>
@@ -3233,7 +3233,7 @@
         <w:rPr>
           <w:rFonts w:ascii="Arial Narrow" w:eastAsia="Arial Narrow" w:hAnsi="Arial Narrow" w:cs="Arial Narrow"/>
           <w:kern w:val="0"/>
-          <w14:ligatures w14:val="none"/>
+          <ns2:ligatures ns2:val="none"/>
         </w:rPr>
         <w:t xml:space="preserve">la compañía aseguradora habría exigido indebidamente a la denunciante someterse a una prueba de polígrafo como condición para otorgarle la cobertura del Seguro de Tarjeta - Póliza </w:t>
       </w:r>
@@ -3242,7 +3242,7 @@
         <w:rPr>
           <w:rFonts w:ascii="Arial Narrow" w:eastAsia="Arial Narrow" w:hAnsi="Arial Narrow" w:cs="Arial Narrow"/>
           <w:kern w:val="0"/>
-          <w14:ligatures w14:val="none"/>
+          <ns2:ligatures ns2:val="none"/>
         </w:rPr>
         <w:t/>
       </w:r>
@@ -3251,7 +3251,7 @@
         <w:rPr>
           <w:rFonts w:ascii="Arial Narrow" w:eastAsia="Arial Narrow" w:hAnsi="Arial Narrow" w:cs="Arial Narrow"/>
           <w:kern w:val="0"/>
-          <w14:ligatures w14:val="none"/>
+          <ns2:ligatures ns2:val="none"/>
         </w:rPr>
         <w:t xml:space="preserve"> 5000068, sin haberle informado previamente dicho requisito</w:t>
       </w:r>
@@ -3259,7 +3259,7 @@
         <w:rPr>
           <w:rFonts w:ascii="Arial Narrow" w:eastAsia="Arial Narrow" w:hAnsi="Arial Narrow" w:cs="Arial Narrow"/>
           <w:kern w:val="0"/>
-          <w14:ligatures w14:val="none"/>
+          <ns2:ligatures ns2:val="none"/>
         </w:rPr>
         <w:t>.</w:t>
       </w:r>
@@ -3270,7 +3270,7 @@
           <w:color w:val="000000"/>
           <w:kern w:val="0"/>
           <w:lang w:eastAsia="es-PE"/>
-          <w14:ligatures w14:val="none"/>
+          <ns2:ligatures ns2:val="none"/>
         </w:rPr>
         <w:t xml:space="preserve"> Por consiguiente, corresponde calificar el hecho materia de denuncia como una presunta infracción al deber de protección contra los métodos comerciales coercitivos, tipificado en </w:t>
       </w:r>
@@ -3281,7 +3281,7 @@
           <w:kern w:val="0"/>
           <w:shd w:val="clear" w:color="auto" w:fill="FFFFFF"/>
           <w:lang w:eastAsia="es-PE"/>
-          <w14:ligatures w14:val="none"/>
+          <ns2:ligatures ns2:val="none"/>
         </w:rPr>
         <w:t xml:space="preserve">literal b) del artículo 56 </w:t>
       </w:r>
@@ -3292,7 +3292,7 @@
           <w:color w:val="000000"/>
           <w:kern w:val="0"/>
           <w:lang w:eastAsia="es-PE"/>
-          <w14:ligatures w14:val="none"/>
+          <ns2:ligatures ns2:val="none"/>
         </w:rPr>
         <w:t>del Código</w:t>
       </w:r>
@@ -3303,23 +3303,23 @@
           <w:color w:val="000000"/>
           <w:kern w:val="0"/>
           <w:lang w:eastAsia="es-PE"/>
-          <w14:ligatures w14:val="none"/>
+          <ns2:ligatures ns2:val="none"/>
         </w:rPr>
         <w:t>.</w:t>
       </w:r>
     </w:p>
-    <w:p>
-      <w:pPr>
-        <w:spacing w:after="0" w:line="240" w:lineRule="auto"/>
-        <w:jc w:val="both"/>
-        <w:rPr>
-          <w:rFonts w:ascii="Arial Narrow" w:eastAsia="Arial Narrow" w:hAnsi="Arial Narrow" w:cs="Arial Narrow"/>
-          <w:kern w:val="0"/>
-          <w14:ligatures w14:val="none"/>
-        </w:rPr>
-      </w:pPr>
-    </w:p>
-    <w:p>
+    <w:p ns2:paraId="4266B1E3" ns2:textId="77777777">
+      <w:pPr>
+        <w:spacing w:after="0" w:line="240" w:lineRule="auto"/>
+        <w:jc w:val="both"/>
+        <w:rPr>
+          <w:rFonts w:ascii="Arial Narrow" w:eastAsia="Arial Narrow" w:hAnsi="Arial Narrow" w:cs="Arial Narrow"/>
+          <w:kern w:val="0"/>
+          <ns2:ligatures ns2:val="none"/>
+        </w:rPr>
+      </w:pPr>
+    </w:p>
+    <w:p ns2:paraId="432038D6" ns2:textId="14901F1D">
       <w:pPr>
         <w:pStyle w:val="Prrafodelista"/>
         <w:numPr>
@@ -3332,16 +3332,16 @@
         <w:rPr>
           <w:rFonts w:ascii="Arial Narrow" w:eastAsia="Arial Narrow" w:hAnsi="Arial Narrow" w:cs="Arial Narrow"/>
           <w:kern w:val="0"/>
-          <w14:ligatures w14:val="none"/>
-        </w:rPr>
-      </w:pPr>
-      <w:r>
-        <w:rPr>
-          <w:rFonts w:ascii="Arial Narrow" w:eastAsia="Times New Roman" w:hAnsi="Arial Narrow" w:cs="Arial"/>
-          <w:color w:val="000000"/>
-          <w:kern w:val="0"/>
-          <w:lang w:eastAsia="es-PE"/>
-          <w14:ligatures w14:val="none"/>
+          <ns2:ligatures ns2:val="none"/>
+        </w:rPr>
+      </w:pPr>
+      <w:r>
+        <w:rPr>
+          <w:rFonts w:ascii="Arial Narrow" w:eastAsia="Times New Roman" w:hAnsi="Arial Narrow" w:cs="Arial"/>
+          <w:color w:val="000000"/>
+          <w:kern w:val="0"/>
+          <w:lang w:eastAsia="es-PE"/>
+          <ns2:ligatures ns2:val="none"/>
         </w:rPr>
         <w:t xml:space="preserve">Además, la Secretaría Técnica, en ejercicio de sus facultades, considera </w:t>
       </w:r>
@@ -3349,7 +3349,7 @@
         <w:rPr>
           <w:rFonts w:ascii="Arial Narrow" w:eastAsia="Arial Narrow" w:hAnsi="Arial Narrow" w:cs="Arial"/>
           <w:kern w:val="0"/>
-          <w14:ligatures w14:val="none"/>
+          <ns2:ligatures ns2:val="none"/>
         </w:rPr>
         <w:t xml:space="preserve">que el hecho denunciado, consistente en que </w:t>
       </w:r>
@@ -3359,7 +3359,7 @@
           <w:kern w:val="0"/>
           <w:shd w:val="clear" w:color="auto" w:fill="FFFFFF"/>
           <w:lang w:eastAsia="es-PE"/>
-          <w14:ligatures w14:val="none"/>
+          <ns2:ligatures ns2:val="none"/>
         </w:rPr>
         <w:t xml:space="preserve">la compañía aseguradora habría anulado indebidamente y sin previa comunicación a la denunciante la Póliza </w:t>
       </w:r>
@@ -3370,7 +3370,7 @@
           <w:kern w:val="0"/>
           <w:shd w:val="clear" w:color="auto" w:fill="FFFFFF"/>
           <w:lang w:eastAsia="es-PE"/>
-          <w14:ligatures w14:val="none"/>
+          <ns2:ligatures ns2:val="none"/>
         </w:rPr>
         <w:t/>
       </w:r>
@@ -3381,7 +3381,7 @@
           <w:kern w:val="0"/>
           <w:shd w:val="clear" w:color="auto" w:fill="FFFFFF"/>
           <w:lang w:eastAsia="es-PE"/>
-          <w14:ligatures w14:val="none"/>
+          <ns2:ligatures ns2:val="none"/>
         </w:rPr>
         <w:t xml:space="preserve"> 5000068</w:t>
       </w:r>
@@ -3389,7 +3389,7 @@
         <w:rPr>
           <w:rFonts w:ascii="Arial Narrow" w:eastAsia="Arial Narrow" w:hAnsi="Arial Narrow" w:cs="Arial Narrow"/>
           <w:kern w:val="0"/>
-          <w14:ligatures w14:val="none"/>
+          <ns2:ligatures ns2:val="none"/>
         </w:rPr>
         <w:t>; involucraría una presunta afectación a sus expectativas, quien no habría encontrado una correspondencia entre lo que esperaba recibir de parte del proveedor y lo que realmente recibió. Por consiguiente, corresponde calificar el hecho materia de denuncia como una presunta infracción al deber de idoneidad, tipificado en los artículos 18</w:t>
       </w:r>
@@ -3399,7 +3399,7 @@
           <w:color w:val="000000"/>
           <w:kern w:val="0"/>
           <w:lang w:eastAsia="es-PE"/>
-          <w14:ligatures w14:val="none"/>
+          <ns2:ligatures ns2:val="none"/>
         </w:rPr>
         <w:t/>
       </w:r>
@@ -3407,7 +3407,7 @@
         <w:rPr>
           <w:rFonts w:ascii="Arial Narrow" w:eastAsia="Arial Narrow" w:hAnsi="Arial Narrow" w:cs="Arial Narrow"/>
           <w:kern w:val="0"/>
-          <w14:ligatures w14:val="none"/>
+          <ns2:ligatures ns2:val="none"/>
         </w:rPr>
         <w:t xml:space="preserve"> y 19</w:t>
       </w:r>
@@ -3417,7 +3417,7 @@
           <w:color w:val="000000"/>
           <w:kern w:val="0"/>
           <w:lang w:eastAsia="es-PE"/>
-          <w14:ligatures w14:val="none"/>
+          <ns2:ligatures ns2:val="none"/>
         </w:rPr>
         <w:t/>
       </w:r>
@@ -3425,7 +3425,7 @@
         <w:rPr>
           <w:rFonts w:ascii="Arial Narrow" w:eastAsia="Arial Narrow" w:hAnsi="Arial Narrow" w:cs="Arial Narrow"/>
           <w:kern w:val="0"/>
-          <w14:ligatures w14:val="none"/>
+          <ns2:ligatures ns2:val="none"/>
         </w:rPr>
         <w:t xml:space="preserve"> del Código</w:t>
       </w:r>
@@ -3436,22 +3436,22 @@
           <w:color w:val="000000"/>
           <w:kern w:val="0"/>
           <w:lang w:eastAsia="es-PE"/>
-          <w14:ligatures w14:val="none"/>
+          <ns2:ligatures ns2:val="none"/>
         </w:rPr>
         <w:t xml:space="preserve">. </w:t>
       </w:r>
     </w:p>
-    <w:p>
+    <w:p ns2:paraId="4771DF82" ns2:textId="77777777">
       <w:pPr>
         <w:pStyle w:val="Prrafodelista"/>
         <w:rPr>
           <w:rFonts w:ascii="Arial Narrow" w:eastAsia="Arial Narrow" w:hAnsi="Arial Narrow" w:cs="Arial Narrow"/>
           <w:kern w:val="0"/>
-          <w14:ligatures w14:val="none"/>
-        </w:rPr>
-      </w:pPr>
-    </w:p>
-    <w:p>
+          <ns2:ligatures ns2:val="none"/>
+        </w:rPr>
+      </w:pPr>
+    </w:p>
+    <w:p ns2:paraId="6BE19083" ns2:textId="2C6F691B">
       <w:pPr>
         <w:pStyle w:val="Prrafodelista"/>
         <w:numPr>
@@ -3464,14 +3464,14 @@
         <w:rPr>
           <w:rFonts w:ascii="Arial Narrow" w:eastAsia="Arial Narrow" w:hAnsi="Arial Narrow" w:cs="Arial Narrow"/>
           <w:kern w:val="0"/>
-          <w14:ligatures w14:val="none"/>
-        </w:rPr>
-      </w:pPr>
-      <w:r>
-        <w:rPr>
-          <w:rFonts w:ascii="Arial Narrow" w:eastAsia="Arial Narrow" w:hAnsi="Arial Narrow" w:cs="Arial Narrow"/>
-          <w:kern w:val="0"/>
-          <w14:ligatures w14:val="none"/>
+          <ns2:ligatures ns2:val="none"/>
+        </w:rPr>
+      </w:pPr>
+      <w:r>
+        <w:rPr>
+          <w:rFonts w:ascii="Arial Narrow" w:eastAsia="Arial Narrow" w:hAnsi="Arial Narrow" w:cs="Arial Narrow"/>
+          <w:kern w:val="0"/>
+          <ns2:ligatures ns2:val="none"/>
         </w:rPr>
         <w:lastRenderedPageBreak/>
         <w:t xml:space="preserve">Adicionalmente, </w:t>
@@ -3482,7 +3482,7 @@
           <w:color w:val="000000"/>
           <w:kern w:val="0"/>
           <w:lang w:eastAsia="es-PE"/>
-          <w14:ligatures w14:val="none"/>
+          <ns2:ligatures ns2:val="none"/>
         </w:rPr>
         <w:t xml:space="preserve">Además, la Secretaría Técnica, en ejercicio de sus facultades, considera </w:t>
       </w:r>
@@ -3490,7 +3490,7 @@
         <w:rPr>
           <w:rFonts w:ascii="Arial Narrow" w:eastAsia="Arial Narrow" w:hAnsi="Arial Narrow" w:cs="Arial"/>
           <w:kern w:val="0"/>
-          <w14:ligatures w14:val="none"/>
+          <ns2:ligatures ns2:val="none"/>
         </w:rPr>
         <w:t xml:space="preserve">que el hecho denunciado, consistente en que </w:t>
       </w:r>
@@ -3500,7 +3500,7 @@
           <w:kern w:val="0"/>
           <w:shd w:val="clear" w:color="auto" w:fill="FFFFFF"/>
           <w:lang w:eastAsia="es-PE"/>
-          <w14:ligatures w14:val="none"/>
+          <ns2:ligatures ns2:val="none"/>
         </w:rPr>
         <w:t xml:space="preserve">la compañía aseguradora habría continuado cobrando las primas a la denunciante de la Póliza </w:t>
       </w:r>
@@ -3511,7 +3511,7 @@
           <w:kern w:val="0"/>
           <w:shd w:val="clear" w:color="auto" w:fill="FFFFFF"/>
           <w:lang w:eastAsia="es-PE"/>
-          <w14:ligatures w14:val="none"/>
+          <ns2:ligatures ns2:val="none"/>
         </w:rPr>
         <w:t/>
       </w:r>
@@ -3522,7 +3522,7 @@
           <w:kern w:val="0"/>
           <w:shd w:val="clear" w:color="auto" w:fill="FFFFFF"/>
           <w:lang w:eastAsia="es-PE"/>
-          <w14:ligatures w14:val="none"/>
+          <ns2:ligatures ns2:val="none"/>
         </w:rPr>
         <w:t xml:space="preserve"> 5000068, pese a la anulación</w:t>
       </w:r>
@@ -3530,7 +3530,7 @@
         <w:rPr>
           <w:rFonts w:ascii="Arial Narrow" w:eastAsia="Arial Narrow" w:hAnsi="Arial Narrow" w:cs="Arial Narrow"/>
           <w:kern w:val="0"/>
-          <w14:ligatures w14:val="none"/>
+          <ns2:ligatures ns2:val="none"/>
         </w:rPr>
         <w:t>; involucraría una presunta afectación a sus expectativas, quien no habría encontrado una correspondencia entre lo que esperaba recibir de parte del proveedor y lo que realmente recibió. Por consiguiente, corresponde calificar el hecho materia de denuncia como una presunta infracción al deber de idoneidad, tipificado en los artículos 18</w:t>
       </w:r>
@@ -3540,7 +3540,7 @@
           <w:color w:val="000000"/>
           <w:kern w:val="0"/>
           <w:lang w:eastAsia="es-PE"/>
-          <w14:ligatures w14:val="none"/>
+          <ns2:ligatures ns2:val="none"/>
         </w:rPr>
         <w:t/>
       </w:r>
@@ -3548,7 +3548,7 @@
         <w:rPr>
           <w:rFonts w:ascii="Arial Narrow" w:eastAsia="Arial Narrow" w:hAnsi="Arial Narrow" w:cs="Arial Narrow"/>
           <w:kern w:val="0"/>
-          <w14:ligatures w14:val="none"/>
+          <ns2:ligatures ns2:val="none"/>
         </w:rPr>
         <w:t xml:space="preserve"> y 19</w:t>
       </w:r>
@@ -3558,7 +3558,7 @@
           <w:color w:val="000000"/>
           <w:kern w:val="0"/>
           <w:lang w:eastAsia="es-PE"/>
-          <w14:ligatures w14:val="none"/>
+          <ns2:ligatures ns2:val="none"/>
         </w:rPr>
         <w:t/>
       </w:r>
@@ -3566,7 +3566,7 @@
         <w:rPr>
           <w:rFonts w:ascii="Arial Narrow" w:eastAsia="Arial Narrow" w:hAnsi="Arial Narrow" w:cs="Arial Narrow"/>
           <w:kern w:val="0"/>
-          <w14:ligatures w14:val="none"/>
+          <ns2:ligatures ns2:val="none"/>
         </w:rPr>
         <w:t xml:space="preserve"> del Código</w:t>
       </w:r>
@@ -3574,23 +3574,23 @@
         <w:rPr>
           <w:rFonts w:ascii="Arial Narrow" w:eastAsia="Arial Narrow" w:hAnsi="Arial Narrow" w:cs="Arial Narrow"/>
           <w:kern w:val="0"/>
-          <w14:ligatures w14:val="none"/>
+          <ns2:ligatures ns2:val="none"/>
         </w:rPr>
         <w:t>.</w:t>
       </w:r>
     </w:p>
-    <w:p>
-      <w:pPr>
-        <w:spacing w:after="0" w:line="240" w:lineRule="auto"/>
-        <w:jc w:val="both"/>
-        <w:rPr>
-          <w:rFonts w:ascii="Arial Narrow" w:eastAsia="Arial Narrow" w:hAnsi="Arial Narrow" w:cs="Arial Narrow"/>
-          <w:kern w:val="0"/>
-          <w14:ligatures w14:val="none"/>
-        </w:rPr>
-      </w:pPr>
-    </w:p>
-    <w:p>
+    <w:p ns2:paraId="373EA129" ns2:textId="77777777">
+      <w:pPr>
+        <w:spacing w:after="0" w:line="240" w:lineRule="auto"/>
+        <w:jc w:val="both"/>
+        <w:rPr>
+          <w:rFonts w:ascii="Arial Narrow" w:eastAsia="Arial Narrow" w:hAnsi="Arial Narrow" w:cs="Arial Narrow"/>
+          <w:kern w:val="0"/>
+          <ns2:ligatures ns2:val="none"/>
+        </w:rPr>
+      </w:pPr>
+    </w:p>
+    <w:p ns2:paraId="463134E5" ns2:textId="77777777">
       <w:pPr>
         <w:pStyle w:val="Prrafodelista"/>
         <w:numPr>
@@ -3604,7 +3604,7 @@
           <w:rFonts w:ascii="Arial Narrow" w:eastAsia="Calibri" w:hAnsi="Arial Narrow" w:cs="Arial Narrow"/>
           <w:kern w:val="0"/>
           <w:lang w:eastAsia="es-PE"/>
-          <w14:ligatures w14:val="none"/>
+          <ns2:ligatures ns2:val="none"/>
         </w:rPr>
       </w:pPr>
       <w:r>
@@ -3613,7 +3613,7 @@
           <w:color w:val="000000"/>
           <w:kern w:val="0"/>
           <w:lang w:eastAsia="es-PE"/>
-          <w14:ligatures w14:val="none"/>
+          <ns2:ligatures ns2:val="none"/>
         </w:rPr>
         <w:t>En tanto la denuncia reúne los requisitos establecidos por la norma citada, corresponde admitirla a trámite</w:t>
       </w:r>
@@ -3623,7 +3623,7 @@
           <w:rFonts w:ascii="Arial Narrow" w:eastAsia="Arial Narrow" w:hAnsi="Arial Narrow" w:cs="Arial Narrow"/>
           <w:kern w:val="0"/>
           <w:vertAlign w:val="superscript"/>
-          <w14:ligatures w14:val="none"/>
+          <ns2:ligatures ns2:val="none"/>
         </w:rPr>
         <w:footnoteReference w:id="7"/>
       </w:r>
@@ -3633,12 +3633,12 @@
           <w:color w:val="000000"/>
           <w:kern w:val="0"/>
           <w:lang w:eastAsia="es-PE"/>
-          <w14:ligatures w14:val="none"/>
+          <ns2:ligatures ns2:val="none"/>
         </w:rPr>
         <w:t>.</w:t>
       </w:r>
     </w:p>
-    <w:p>
+    <w:p ns2:paraId="68C71625" ns2:textId="77777777">
       <w:pPr>
         <w:spacing w:after="0" w:line="240" w:lineRule="auto"/>
         <w:ind w:left="567"/>
@@ -3649,11 +3649,11 @@
           <w:color w:val="000000"/>
           <w:kern w:val="0"/>
           <w:lang w:eastAsia="es-PE"/>
-          <w14:ligatures w14:val="none"/>
-        </w:rPr>
-      </w:pPr>
-    </w:p>
-    <w:p>
+          <ns2:ligatures ns2:val="none"/>
+        </w:rPr>
+      </w:pPr>
+    </w:p>
+    <w:p ns2:paraId="38A98B4B" ns2:textId="77777777">
       <w:pPr>
         <w:pStyle w:val="Prrafodelista"/>
         <w:numPr>
@@ -3673,7 +3673,7 @@
           <w:color w:val="000000"/>
           <w:kern w:val="0"/>
           <w:lang w:eastAsia="es-PE"/>
-          <w14:ligatures w14:val="none"/>
+          <ns2:ligatures ns2:val="none"/>
         </w:rPr>
       </w:pPr>
       <w:r>
@@ -3683,12 +3683,12 @@
           <w:color w:val="000000"/>
           <w:kern w:val="0"/>
           <w:lang w:eastAsia="es-PE"/>
-          <w14:ligatures w14:val="none"/>
+          <ns2:ligatures ns2:val="none"/>
         </w:rPr>
         <w:t>REQUERIMIENTO DE INFORMACIÓN</w:t>
       </w:r>
     </w:p>
-    <w:p>
+    <w:p ns2:paraId="5B518DC4" ns2:textId="77777777">
       <w:pPr>
         <w:spacing w:after="0" w:line="240" w:lineRule="auto"/>
         <w:jc w:val="both"/>
@@ -3697,11 +3697,11 @@
           <w:color w:val="000000"/>
           <w:kern w:val="0"/>
           <w:lang w:val="es-ES" w:eastAsia="es-ES"/>
-          <w14:ligatures w14:val="none"/>
-        </w:rPr>
-      </w:pPr>
-    </w:p>
-    <w:p>
+          <ns2:ligatures ns2:val="none"/>
+        </w:rPr>
+      </w:pPr>
+    </w:p>
+    <w:p ns2:paraId="62B88A04" ns2:textId="10A32ACF">
       <w:pPr>
         <w:pStyle w:val="Prrafodelista"/>
         <w:numPr>
@@ -3716,7 +3716,7 @@
           <w:color w:val="000000"/>
           <w:kern w:val="0"/>
           <w:lang w:val="es-ES" w:eastAsia="es-ES"/>
-          <w14:ligatures w14:val="none"/>
+          <ns2:ligatures ns2:val="none"/>
         </w:rPr>
       </w:pPr>
       <w:r>
@@ -3725,7 +3725,7 @@
           <w:color w:val="000000"/>
           <w:kern w:val="0"/>
           <w:lang w:val="es-ES" w:eastAsia="es-ES"/>
-          <w14:ligatures w14:val="none"/>
+          <ns2:ligatures ns2:val="none"/>
         </w:rPr>
         <w:t>A efectos de tener mayores elementos que sirvan para la resolución definitiva del presente caso, la Secretaría Técnica, en ejercicio de las facultades que la ley le confiere, conviene requerir a</w:t>
       </w:r>
@@ -3735,7 +3735,7 @@
           <w:color w:val="000000"/>
           <w:kern w:val="0"/>
           <w:lang w:val="es-ES" w:eastAsia="es-ES"/>
-          <w14:ligatures w14:val="none"/>
+          <ns2:ligatures ns2:val="none"/>
         </w:rPr>
         <w:t xml:space="preserve"> la compañía aseguradora </w:t>
       </w:r>
@@ -3745,7 +3745,7 @@
           <w:color w:val="000000"/>
           <w:kern w:val="0"/>
           <w:lang w:val="es-ES" w:eastAsia="es-ES"/>
-          <w14:ligatures w14:val="none"/>
+          <ns2:ligatures ns2:val="none"/>
         </w:rPr>
         <w:t xml:space="preserve">que, en un plazo no mayor de cinco (5) días hábiles contado a partir del día siguiente de la notificación de la presente resolución, cumpla con lo siguiente: </w:t>
       </w:r>
@@ -3755,7 +3755,7 @@
           <w:color w:val="000000"/>
           <w:kern w:val="0"/>
           <w:lang w:val="es-ES" w:eastAsia="es-ES"/>
-          <w14:ligatures w14:val="none"/>
+          <ns2:ligatures ns2:val="none"/>
         </w:rPr>
         <w:t xml:space="preserve">(i) presentar una copia completa, legible y debidamente suscrita de la Póliza </w:t>
       </w:r>
@@ -3766,7 +3766,7 @@
           <w:color w:val="000000"/>
           <w:kern w:val="0"/>
           <w:lang w:val="es-ES" w:eastAsia="es-ES"/>
-          <w14:ligatures w14:val="none"/>
+          <ns2:ligatures ns2:val="none"/>
         </w:rPr>
         <w:t/>
       </w:r>
@@ -3777,7 +3777,7 @@
           <w:color w:val="000000"/>
           <w:kern w:val="0"/>
           <w:lang w:val="es-ES" w:eastAsia="es-ES"/>
-          <w14:ligatures w14:val="none"/>
+          <ns2:ligatures ns2:val="none"/>
         </w:rPr>
         <w:t xml:space="preserve"> 5000068 del Seguro de Tarjeta, así como el cargo de remisión de la póliza; (</w:t>
       </w:r>
@@ -3788,7 +3788,7 @@
           <w:color w:val="000000"/>
           <w:kern w:val="0"/>
           <w:lang w:val="es-ES" w:eastAsia="es-ES"/>
-          <w14:ligatures w14:val="none"/>
+          <ns2:ligatures ns2:val="none"/>
         </w:rPr>
         <w:t>ii</w:t>
       </w:r>
@@ -3799,7 +3799,7 @@
           <w:color w:val="000000"/>
           <w:kern w:val="0"/>
           <w:lang w:val="es-ES" w:eastAsia="es-ES"/>
-          <w14:ligatures w14:val="none"/>
+          <ns2:ligatures ns2:val="none"/>
         </w:rPr>
         <w:t xml:space="preserve">) presentar los medios probatorios que acrediten que entregó oportunamente el certificado de la Póliza </w:t>
       </w:r>
@@ -3810,7 +3810,7 @@
           <w:color w:val="000000"/>
           <w:kern w:val="0"/>
           <w:lang w:val="es-ES" w:eastAsia="es-ES"/>
-          <w14:ligatures w14:val="none"/>
+          <ns2:ligatures ns2:val="none"/>
         </w:rPr>
         <w:t/>
       </w:r>
@@ -3821,7 +3821,7 @@
           <w:color w:val="000000"/>
           <w:kern w:val="0"/>
           <w:lang w:val="es-ES" w:eastAsia="es-ES"/>
-          <w14:ligatures w14:val="none"/>
+          <ns2:ligatures ns2:val="none"/>
         </w:rPr>
         <w:t xml:space="preserve"> 5000068 del Seguro de Tarjeta; y, (</w:t>
       </w:r>
@@ -3832,7 +3832,7 @@
           <w:color w:val="000000"/>
           <w:kern w:val="0"/>
           <w:lang w:val="es-ES" w:eastAsia="es-ES"/>
-          <w14:ligatures w14:val="none"/>
+          <ns2:ligatures ns2:val="none"/>
         </w:rPr>
         <w:t>iii</w:t>
       </w:r>
@@ -3843,7 +3843,7 @@
           <w:color w:val="000000"/>
           <w:kern w:val="0"/>
           <w:lang w:val="es-ES" w:eastAsia="es-ES"/>
-          <w14:ligatures w14:val="none"/>
+          <ns2:ligatures ns2:val="none"/>
         </w:rPr>
         <w:t>) presentar todas las comunicaciones cursadas con la parte denunciante en virtud del hecho materia de denuncia</w:t>
       </w:r>
@@ -3853,7 +3853,7 @@
           <w:color w:val="000000"/>
           <w:kern w:val="0"/>
           <w:lang w:val="es-ES" w:eastAsia="es-ES"/>
-          <w14:ligatures w14:val="none"/>
+          <ns2:ligatures ns2:val="none"/>
         </w:rPr>
         <w:t>.</w:t>
       </w:r>
@@ -3863,12 +3863,12 @@
           <w:color w:val="000000"/>
           <w:kern w:val="0"/>
           <w:lang w:eastAsia="es-ES"/>
-          <w14:ligatures w14:val="none"/>
+          <ns2:ligatures ns2:val="none"/>
         </w:rPr>
         <w:t xml:space="preserve"> </w:t>
       </w:r>
     </w:p>
-    <w:p>
+    <w:p ns2:paraId="5C93B848" ns2:textId="77777777">
       <w:pPr>
         <w:pStyle w:val="Prrafodelista"/>
         <w:spacing w:after="0" w:line="240" w:lineRule="auto"/>
@@ -3879,11 +3879,11 @@
           <w:color w:val="000000"/>
           <w:kern w:val="0"/>
           <w:lang w:val="es-ES" w:eastAsia="es-ES"/>
-          <w14:ligatures w14:val="none"/>
-        </w:rPr>
-      </w:pPr>
-    </w:p>
-    <w:p>
+          <ns2:ligatures ns2:val="none"/>
+        </w:rPr>
+      </w:pPr>
+    </w:p>
+    <w:p ns2:paraId="2A119386" ns2:textId="77777777">
       <w:pPr>
         <w:pStyle w:val="Prrafodelista"/>
         <w:numPr>
@@ -3903,7 +3903,7 @@
           <w:color w:val="000000"/>
           <w:kern w:val="0"/>
           <w:lang w:eastAsia="es-PE"/>
-          <w14:ligatures w14:val="none"/>
+          <ns2:ligatures ns2:val="none"/>
         </w:rPr>
       </w:pPr>
       <w:r>
@@ -3913,12 +3913,12 @@
           <w:color w:val="000000"/>
           <w:kern w:val="0"/>
           <w:lang w:eastAsia="es-PE"/>
-          <w14:ligatures w14:val="none"/>
+          <ns2:ligatures ns2:val="none"/>
         </w:rPr>
         <w:t xml:space="preserve">RESOLUCIÓN DE LA SECRETARÍA TÉCNICA </w:t>
       </w:r>
     </w:p>
-    <w:p>
+    <w:p ns2:paraId="7F554EB2" ns2:textId="77777777">
       <w:pPr>
         <w:spacing w:after="0" w:line="240" w:lineRule="auto"/>
         <w:jc w:val="both"/>
@@ -3928,11 +3928,11 @@
           <w:color w:val="000000"/>
           <w:kern w:val="0"/>
           <w:lang w:eastAsia="es-PE"/>
-          <w14:ligatures w14:val="none"/>
-        </w:rPr>
-      </w:pPr>
-    </w:p>
-    <w:p>
+          <ns2:ligatures ns2:val="none"/>
+        </w:rPr>
+      </w:pPr>
+    </w:p>
+    <w:p ns2:paraId="40BE44E6" ns2:textId="3A37ED78">
       <w:pPr>
         <w:spacing w:after="0" w:line="240" w:lineRule="auto"/>
         <w:jc w:val="both"/>
@@ -3941,7 +3941,7 @@
           <w:color w:val="000000"/>
           <w:kern w:val="0"/>
           <w:lang w:eastAsia="es-PE"/>
-          <w14:ligatures w14:val="none"/>
+          <ns2:ligatures ns2:val="none"/>
         </w:rPr>
       </w:pPr>
       <w:r>
@@ -3951,7 +3951,7 @@
           <w:color w:val="000000"/>
           <w:kern w:val="0"/>
           <w:lang w:eastAsia="es-PE"/>
-          <w14:ligatures w14:val="none"/>
+          <ns2:ligatures ns2:val="none"/>
         </w:rPr>
         <w:t xml:space="preserve">PRIMERO: admitir a trámite la denuncia del 25 de junio de 2025 interpuesta por la señora [DENUNCIANTE] contra Interseguro Compañía de Seguros S.A., por lo siguiente:</w:t>
       </w:r>
@@ -3962,7 +3962,7 @@
           <w:kern w:val="0"/>
           <w:shd w:val="clear" w:color="auto" w:fill="FFFFFF"/>
           <w:lang w:eastAsia="es-PE"/>
-          <w14:ligatures w14:val="none"/>
+          <ns2:ligatures ns2:val="none"/>
         </w:rPr>
         <w:t xml:space="preserve"/>
       </w:r>
@@ -3973,7 +3973,7 @@
           <w:kern w:val="0"/>
           <w:shd w:val="clear" w:color="auto" w:fill="FFFFFF"/>
           <w:lang w:eastAsia="es-PE"/>
-          <w14:ligatures w14:val="none"/>
+          <ns2:ligatures ns2:val="none"/>
         </w:rPr>
         <w:t xml:space="preserve"/>
       </w:r>
@@ -3984,7 +3984,7 @@
           <w:kern w:val="0"/>
           <w:shd w:val="clear" w:color="auto" w:fill="FFFFFF"/>
           <w:lang w:eastAsia="es-PE"/>
-          <w14:ligatures w14:val="none"/>
+          <ns2:ligatures ns2:val="none"/>
         </w:rPr>
         <w:t xml:space="preserve"/>
       </w:r>
@@ -3994,7 +3994,7 @@
           <w:bCs/>
           <w:spacing w:val="-3"/>
           <w:kern w:val="0"/>
-          <w14:ligatures w14:val="none"/>
+          <ns2:ligatures ns2:val="none"/>
         </w:rPr>
         <w:t xml:space="preserve"/>
       </w:r>
@@ -4005,7 +4005,7 @@
           <w:kern w:val="0"/>
           <w:shd w:val="clear" w:color="auto" w:fill="FFFFFF"/>
           <w:lang w:eastAsia="es-PE"/>
-          <w14:ligatures w14:val="none"/>
+          <ns2:ligatures ns2:val="none"/>
         </w:rPr>
         <w:t xml:space="preserve"/>
       </w:r>
@@ -4016,7 +4016,7 @@
           <w:kern w:val="0"/>
           <w:shd w:val="clear" w:color="auto" w:fill="FFFFFF"/>
           <w:lang w:eastAsia="es-PE"/>
-          <w14:ligatures w14:val="none"/>
+          <ns2:ligatures ns2:val="none"/>
         </w:rPr>
         <w:t xml:space="preserve"/>
       </w:r>
@@ -4034,7 +4034,7 @@
           <w:kern w:val="0"/>
           <w:shd w:val="clear" w:color="auto" w:fill="FFFFFF"/>
           <w:lang w:eastAsia="es-PE"/>
-          <w14:ligatures w14:val="none"/>
+          <ns2:ligatures ns2:val="none"/>
         </w:rPr>
         <w:t xml:space="preserve"/>
       </w:r>
@@ -4045,12 +4045,12 @@
           <w:kern w:val="0"/>
           <w:shd w:val="clear" w:color="auto" w:fill="FFFFFF"/>
           <w:lang w:eastAsia="es-PE"/>
-          <w14:ligatures w14:val="none"/>
+          <ns2:ligatures ns2:val="none"/>
         </w:rPr>
         <w:t/>
       </w:r>
     </w:p>
-    <w:p>
+    <w:p ns2:paraId="5E66126E" ns2:textId="77777777">
       <w:pPr>
         <w:spacing w:after="0" w:line="240" w:lineRule="auto"/>
         <w:jc w:val="both"/>
@@ -4059,11 +4059,11 @@
           <w:color w:val="000000"/>
           <w:kern w:val="0"/>
           <w:lang w:eastAsia="es-PE"/>
-          <w14:ligatures w14:val="none"/>
-        </w:rPr>
-      </w:pPr>
-    </w:p>
-    <w:p>
+          <ns2:ligatures ns2:val="none"/>
+        </w:rPr>
+      </w:pPr>
+    </w:p>
+    <w:p ns2:paraId="33CC836B" ns2:textId="42698D8D">
       <w:pPr>
         <w:pStyle w:val="Prrafodelista"/>
         <w:numPr>
@@ -4081,7 +4081,7 @@
           <w:rFonts w:ascii="Arial Narrow" w:eastAsia="Calibri" w:hAnsi="Arial Narrow" w:cs="Arial Narrow"/>
           <w:kern w:val="0"/>
           <w:lang w:eastAsia="es-PE"/>
-          <w14:ligatures w14:val="none"/>
+          <ns2:ligatures ns2:val="none"/>
         </w:rPr>
       </w:pPr>
       <w:r>
@@ -4090,7 +4090,7 @@
           <w:color w:val="000000"/>
           <w:kern w:val="0"/>
           <w:lang w:eastAsia="es-PE"/>
-          <w14:ligatures w14:val="none"/>
+          <ns2:ligatures ns2:val="none"/>
         </w:rPr>
         <w:t xml:space="preserve">Presunta infracción al literal </w:t>
       </w:r>
@@ -4100,7 +4100,7 @@
           <w:color w:val="000000"/>
           <w:kern w:val="0"/>
           <w:lang w:eastAsia="es-PE"/>
-          <w14:ligatures w14:val="none"/>
+          <ns2:ligatures ns2:val="none"/>
         </w:rPr>
         <w:t>c</w:t>
       </w:r>
@@ -4110,7 +4110,7 @@
           <w:color w:val="000000"/>
           <w:kern w:val="0"/>
           <w:lang w:eastAsia="es-PE"/>
-          <w14:ligatures w14:val="none"/>
+          <ns2:ligatures ns2:val="none"/>
         </w:rPr>
         <w:t>) del artículo 56 de la Ley 29571, Código de Protección y Defensa del Consumidor</w:t>
       </w:r>
@@ -4120,7 +4120,7 @@
           <w:kern w:val="0"/>
           <w:shd w:val="clear" w:color="auto" w:fill="FFFFFF"/>
           <w:lang w:eastAsia="es-PE"/>
-          <w14:ligatures w14:val="none"/>
+          <ns2:ligatures ns2:val="none"/>
         </w:rPr>
         <w:t>, en tanto</w:t>
       </w:r>
@@ -4130,7 +4130,7 @@
           <w:kern w:val="0"/>
           <w:shd w:val="clear" w:color="auto" w:fill="FFFFFF"/>
           <w:lang w:eastAsia="es-PE"/>
-          <w14:ligatures w14:val="none"/>
+          <ns2:ligatures ns2:val="none"/>
         </w:rPr>
         <w:t xml:space="preserve"> </w:t>
       </w:r>
@@ -4140,7 +4140,7 @@
           <w:kern w:val="0"/>
           <w:shd w:val="clear" w:color="auto" w:fill="FFFFFF"/>
           <w:lang w:eastAsia="es-PE"/>
-          <w14:ligatures w14:val="none"/>
+          <ns2:ligatures ns2:val="none"/>
         </w:rPr>
         <w:t>habrían variado</w:t>
       </w:r>
@@ -4150,7 +4150,7 @@
           <w:kern w:val="0"/>
           <w:shd w:val="clear" w:color="auto" w:fill="FFFFFF"/>
           <w:lang w:eastAsia="es-PE"/>
-          <w14:ligatures w14:val="none"/>
+          <ns2:ligatures ns2:val="none"/>
         </w:rPr>
         <w:t xml:space="preserve"> la compañía aseguradora </w:t>
       </w:r>
@@ -4160,7 +4160,7 @@
           <w:kern w:val="0"/>
           <w:shd w:val="clear" w:color="auto" w:fill="FFFFFF"/>
           <w:lang w:eastAsia="es-PE"/>
-          <w14:ligatures w14:val="none"/>
+          <ns2:ligatures ns2:val="none"/>
         </w:rPr>
         <w:t>del</w:t>
       </w:r>
@@ -4170,7 +4170,7 @@
           <w:kern w:val="0"/>
           <w:shd w:val="clear" w:color="auto" w:fill="FFFFFF"/>
           <w:lang w:eastAsia="es-PE"/>
-          <w14:ligatures w14:val="none"/>
+          <ns2:ligatures ns2:val="none"/>
         </w:rPr>
         <w:t xml:space="preserve"> Seguro Tarjeta </w:t>
       </w:r>
@@ -4180,7 +4180,7 @@
           <w:kern w:val="0"/>
           <w:shd w:val="clear" w:color="auto" w:fill="FFFFFF"/>
           <w:lang w:eastAsia="es-PE"/>
-          <w14:ligatures w14:val="none"/>
+          <ns2:ligatures ns2:val="none"/>
         </w:rPr>
         <w:t>360 contratado por la denunciante, sin su consentimiento</w:t>
       </w:r>
@@ -4190,12 +4190,12 @@
           <w:kern w:val="0"/>
           <w:shd w:val="clear" w:color="auto" w:fill="FFFFFF"/>
           <w:lang w:eastAsia="es-PE"/>
-          <w14:ligatures w14:val="none"/>
+          <ns2:ligatures ns2:val="none"/>
         </w:rPr>
         <w:t>.</w:t>
       </w:r>
     </w:p>
-    <w:p>
+    <w:p ns2:paraId="344E1D73" ns2:textId="77777777">
       <w:pPr>
         <w:spacing w:after="0" w:line="240" w:lineRule="auto"/>
         <w:jc w:val="both"/>
@@ -4204,11 +4204,11 @@
           <w:color w:val="000000"/>
           <w:kern w:val="0"/>
           <w:lang w:eastAsia="es-PE"/>
-          <w14:ligatures w14:val="none"/>
-        </w:rPr>
-      </w:pPr>
-    </w:p>
-    <w:p>
+          <ns2:ligatures ns2:val="none"/>
+        </w:rPr>
+      </w:pPr>
+    </w:p>
+    <w:p ns2:paraId="6C9296F4" ns2:textId="294A9A85">
       <w:pPr>
         <w:pStyle w:val="Prrafodelista"/>
         <w:numPr>
@@ -4226,14 +4226,14 @@
           <w:rFonts w:ascii="Arial Narrow" w:eastAsia="Calibri" w:hAnsi="Arial Narrow" w:cs="Arial Narrow"/>
           <w:kern w:val="0"/>
           <w:lang w:eastAsia="es-PE"/>
-          <w14:ligatures w14:val="none"/>
-        </w:rPr>
-      </w:pPr>
-      <w:r>
-        <w:rPr>
-          <w:rFonts w:ascii="Arial Narrow" w:eastAsia="Arial Narrow" w:hAnsi="Arial Narrow" w:cs="Arial Narrow"/>
-          <w:kern w:val="0"/>
-          <w14:ligatures w14:val="none"/>
+          <ns2:ligatures ns2:val="none"/>
+        </w:rPr>
+      </w:pPr>
+      <w:r>
+        <w:rPr>
+          <w:rFonts w:ascii="Arial Narrow" w:eastAsia="Arial Narrow" w:hAnsi="Arial Narrow" w:cs="Arial Narrow"/>
+          <w:kern w:val="0"/>
+          <ns2:ligatures ns2:val="none"/>
         </w:rPr>
         <w:t xml:space="preserve">Presunta </w:t>
       </w:r>
@@ -4243,7 +4243,7 @@
           <w:kern w:val="0"/>
           <w:shd w:val="clear" w:color="auto" w:fill="FFFFFF"/>
           <w:lang w:eastAsia="es-PE"/>
-          <w14:ligatures w14:val="none"/>
+          <ns2:ligatures ns2:val="none"/>
         </w:rPr>
         <w:t>infracción al literal e) del artículo 47</w:t>
       </w:r>
@@ -4254,7 +4254,7 @@
           <w:color w:val="000000"/>
           <w:kern w:val="0"/>
           <w:lang w:eastAsia="es-PE"/>
-          <w14:ligatures w14:val="none"/>
+          <ns2:ligatures ns2:val="none"/>
         </w:rPr>
         <w:t/>
       </w:r>
@@ -4264,7 +4264,7 @@
           <w:kern w:val="0"/>
           <w:shd w:val="clear" w:color="auto" w:fill="FFFFFF"/>
           <w:lang w:eastAsia="es-PE"/>
-          <w14:ligatures w14:val="none"/>
+          <ns2:ligatures ns2:val="none"/>
         </w:rPr>
         <w:t xml:space="preserve"> </w:t>
       </w:r>
@@ -4272,7 +4272,7 @@
         <w:rPr>
           <w:rFonts w:ascii="Arial Narrow" w:eastAsia="Calibri" w:hAnsi="Arial Narrow" w:cs="Arial"/>
           <w:kern w:val="0"/>
-          <w14:ligatures w14:val="none"/>
+          <ns2:ligatures ns2:val="none"/>
         </w:rPr>
         <w:t>de</w:t>
       </w:r>
@@ -4282,7 +4282,7 @@
           <w:kern w:val="0"/>
           <w:shd w:val="clear" w:color="auto" w:fill="FFFFFF"/>
           <w:lang w:eastAsia="es-PE"/>
-          <w14:ligatures w14:val="none"/>
+          <ns2:ligatures ns2:val="none"/>
         </w:rPr>
         <w:t xml:space="preserve"> la Ley 29571, Código de Protección y Defensa del Consumidor, </w:t>
       </w:r>
@@ -4293,7 +4293,7 @@
           <w:color w:val="000000"/>
           <w:kern w:val="0"/>
           <w:lang w:eastAsia="es-PE"/>
-          <w14:ligatures w14:val="none"/>
+          <ns2:ligatures ns2:val="none"/>
         </w:rPr>
         <w:t xml:space="preserve">en tanto </w:t>
       </w:r>
@@ -4301,7 +4301,7 @@
         <w:rPr>
           <w:rFonts w:ascii="Arial Narrow" w:eastAsia="Arial Narrow" w:hAnsi="Arial Narrow" w:cs="Arial Narrow"/>
           <w:kern w:val="0"/>
-          <w14:ligatures w14:val="none"/>
+          <ns2:ligatures ns2:val="none"/>
         </w:rPr>
         <w:t xml:space="preserve">la compañía aseguradora </w:t>
       </w:r>
@@ -4311,7 +4311,7 @@
           <w:kern w:val="0"/>
           <w:shd w:val="clear" w:color="auto" w:fill="FFFFFF"/>
           <w:lang w:eastAsia="es-PE"/>
-          <w14:ligatures w14:val="none"/>
+          <ns2:ligatures ns2:val="none"/>
         </w:rPr>
         <w:t>no habría</w:t>
       </w:r>
@@ -4322,7 +4322,7 @@
           <w:color w:val="000000"/>
           <w:kern w:val="0"/>
           <w:lang w:eastAsia="es-PE"/>
-          <w14:ligatures w14:val="none"/>
+          <ns2:ligatures ns2:val="none"/>
         </w:rPr>
         <w:t xml:space="preserve"> cumplido con entregar </w:t>
       </w:r>
@@ -4332,7 +4332,7 @@
           <w:color w:val="000000"/>
           <w:kern w:val="0"/>
           <w:lang w:eastAsia="es-ES"/>
-          <w14:ligatures w14:val="none"/>
+          <ns2:ligatures ns2:val="none"/>
         </w:rPr>
         <w:t xml:space="preserve">oportunamente </w:t>
       </w:r>
@@ -4342,7 +4342,7 @@
           <w:kern w:val="0"/>
           <w:shd w:val="clear" w:color="auto" w:fill="FFFFFF"/>
           <w:lang w:eastAsia="es-PE"/>
-          <w14:ligatures w14:val="none"/>
+          <ns2:ligatures ns2:val="none"/>
         </w:rPr>
         <w:t>a la denunciante</w:t>
       </w:r>
@@ -4353,7 +4353,7 @@
           <w:color w:val="000000"/>
           <w:kern w:val="0"/>
           <w:lang w:eastAsia="es-PE"/>
-          <w14:ligatures w14:val="none"/>
+          <ns2:ligatures ns2:val="none"/>
         </w:rPr>
         <w:t xml:space="preserve"> los documentos contractuales de la </w:t>
       </w:r>
@@ -4363,7 +4363,7 @@
           <w:color w:val="000000"/>
           <w:kern w:val="0"/>
           <w:lang w:eastAsia="es-ES"/>
-          <w14:ligatures w14:val="none"/>
+          <ns2:ligatures ns2:val="none"/>
         </w:rPr>
         <w:t>Póliza del Seguro Tarjetas 360 5000068</w:t>
       </w:r>
@@ -4373,12 +4373,12 @@
           <w:color w:val="000000"/>
           <w:kern w:val="0"/>
           <w:lang w:eastAsia="es-ES"/>
-          <w14:ligatures w14:val="none"/>
+          <ns2:ligatures ns2:val="none"/>
         </w:rPr>
         <w:t>.</w:t>
       </w:r>
     </w:p>
-    <w:p>
+    <w:p ns2:paraId="0B12D56E" ns2:textId="77777777">
       <w:pPr>
         <w:spacing w:after="0" w:line="240" w:lineRule="auto"/>
         <w:jc w:val="both"/>
@@ -4387,11 +4387,11 @@
           <w:color w:val="000000"/>
           <w:kern w:val="0"/>
           <w:lang w:eastAsia="es-PE"/>
-          <w14:ligatures w14:val="none"/>
-        </w:rPr>
-      </w:pPr>
-    </w:p>
-    <w:p>
+          <ns2:ligatures ns2:val="none"/>
+        </w:rPr>
+      </w:pPr>
+    </w:p>
+    <w:p ns2:paraId="4B3D64A6" ns2:textId="6AA6BA85">
       <w:pPr>
         <w:pStyle w:val="Prrafodelista"/>
         <w:numPr>
@@ -4409,7 +4409,7 @@
           <w:rFonts w:ascii="Arial Narrow" w:eastAsia="Calibri" w:hAnsi="Arial Narrow" w:cs="Arial Narrow"/>
           <w:kern w:val="0"/>
           <w:lang w:eastAsia="es-PE"/>
-          <w14:ligatures w14:val="none"/>
+          <ns2:ligatures ns2:val="none"/>
         </w:rPr>
       </w:pPr>
       <w:r>
@@ -4418,7 +4418,7 @@
           <w:color w:val="000000"/>
           <w:kern w:val="0"/>
           <w:lang w:eastAsia="es-PE"/>
-          <w14:ligatures w14:val="none"/>
+          <ns2:ligatures ns2:val="none"/>
         </w:rPr>
         <w:t>Presunta</w:t>
       </w:r>
@@ -4428,7 +4428,7 @@
           <w:kern w:val="0"/>
           <w:shd w:val="clear" w:color="auto" w:fill="FFFFFF"/>
           <w:lang w:eastAsia="es-PE"/>
-          <w14:ligatures w14:val="none"/>
+          <ns2:ligatures ns2:val="none"/>
         </w:rPr>
         <w:t xml:space="preserve"> infracción a los artículos 18 y 19</w:t>
       </w:r>
@@ -4437,7 +4437,7 @@
           <w:rFonts w:ascii="Arial Narrow" w:eastAsia="Calibri" w:hAnsi="Arial Narrow" w:cs="Arial Narrow"/>
           <w:kern w:val="0"/>
           <w:lang w:eastAsia="es-PE"/>
-          <w14:ligatures w14:val="none"/>
+          <ns2:ligatures ns2:val="none"/>
         </w:rPr>
         <w:t xml:space="preserve"> de </w:t>
       </w:r>
@@ -4447,7 +4447,7 @@
           <w:kern w:val="0"/>
           <w:shd w:val="clear" w:color="auto" w:fill="FFFFFF"/>
           <w:lang w:eastAsia="es-PE"/>
-          <w14:ligatures w14:val="none"/>
+          <ns2:ligatures ns2:val="none"/>
         </w:rPr>
         <w:t xml:space="preserve">la Ley 29571, Código de Protección y Defensa del Consumidor, en tanto </w:t>
       </w:r>
@@ -4455,7 +4455,7 @@
         <w:rPr>
           <w:rFonts w:ascii="Arial Narrow" w:eastAsia="Arial Narrow" w:hAnsi="Arial Narrow" w:cs="Arial Narrow"/>
           <w:kern w:val="0"/>
-          <w14:ligatures w14:val="none"/>
+          <ns2:ligatures ns2:val="none"/>
         </w:rPr>
         <w:t>la compañía aseguradora habría gestionado el cobro de las primas de la</w:t>
       </w:r>
@@ -4466,7 +4466,7 @@
           <w:color w:val="000000"/>
           <w:kern w:val="0"/>
           <w:lang w:eastAsia="es-PE"/>
-          <w14:ligatures w14:val="none"/>
+          <ns2:ligatures ns2:val="none"/>
         </w:rPr>
         <w:t xml:space="preserve"> </w:t>
       </w:r>
@@ -4476,7 +4476,7 @@
           <w:color w:val="000000"/>
           <w:kern w:val="0"/>
           <w:lang w:eastAsia="es-ES"/>
-          <w14:ligatures w14:val="none"/>
+          <ns2:ligatures ns2:val="none"/>
         </w:rPr>
         <w:t>Póliza 5000068 de la cuenta de la denunciante del Banco Internacional del Perú S.A. – Interbank, sin su autorización</w:t>
       </w:r>
@@ -4486,12 +4486,12 @@
           <w:color w:val="000000"/>
           <w:kern w:val="0"/>
           <w:lang w:eastAsia="es-ES"/>
-          <w14:ligatures w14:val="none"/>
+          <ns2:ligatures ns2:val="none"/>
         </w:rPr>
         <w:t>.</w:t>
       </w:r>
     </w:p>
-    <w:p>
+    <w:p ns2:paraId="73382055" ns2:textId="77777777">
       <w:pPr>
         <w:spacing w:after="0" w:line="240" w:lineRule="auto"/>
         <w:jc w:val="both"/>
@@ -4500,11 +4500,11 @@
           <w:color w:val="000000"/>
           <w:kern w:val="0"/>
           <w:lang w:eastAsia="es-PE"/>
-          <w14:ligatures w14:val="none"/>
-        </w:rPr>
-      </w:pPr>
-    </w:p>
-    <w:p>
+          <ns2:ligatures ns2:val="none"/>
+        </w:rPr>
+      </w:pPr>
+    </w:p>
+    <w:p ns2:paraId="30481D03" ns2:textId="17A55B44">
       <w:pPr>
         <w:pStyle w:val="Prrafodelista"/>
         <w:numPr>
@@ -4522,7 +4522,7 @@
           <w:rFonts w:ascii="Arial Narrow" w:eastAsia="Calibri" w:hAnsi="Arial Narrow" w:cs="Arial Narrow"/>
           <w:kern w:val="0"/>
           <w:lang w:eastAsia="es-PE"/>
-          <w14:ligatures w14:val="none"/>
+          <ns2:ligatures ns2:val="none"/>
         </w:rPr>
       </w:pPr>
       <w:r>
@@ -4531,7 +4531,7 @@
           <w:color w:val="000000"/>
           <w:kern w:val="0"/>
           <w:lang w:eastAsia="es-PE"/>
-          <w14:ligatures w14:val="none"/>
+          <ns2:ligatures ns2:val="none"/>
         </w:rPr>
         <w:t>Presunta</w:t>
       </w:r>
@@ -4541,7 +4541,7 @@
           <w:kern w:val="0"/>
           <w:shd w:val="clear" w:color="auto" w:fill="FFFFFF"/>
           <w:lang w:eastAsia="es-PE"/>
-          <w14:ligatures w14:val="none"/>
+          <ns2:ligatures ns2:val="none"/>
         </w:rPr>
         <w:t xml:space="preserve"> infracción a los artículos 18 y 19</w:t>
       </w:r>
@@ -4550,7 +4550,7 @@
           <w:rFonts w:ascii="Arial Narrow" w:eastAsia="Calibri" w:hAnsi="Arial Narrow" w:cs="Arial Narrow"/>
           <w:kern w:val="0"/>
           <w:lang w:eastAsia="es-PE"/>
-          <w14:ligatures w14:val="none"/>
+          <ns2:ligatures ns2:val="none"/>
         </w:rPr>
         <w:t xml:space="preserve"> de </w:t>
       </w:r>
@@ -4560,7 +4560,7 @@
           <w:kern w:val="0"/>
           <w:shd w:val="clear" w:color="auto" w:fill="FFFFFF"/>
           <w:lang w:eastAsia="es-PE"/>
-          <w14:ligatures w14:val="none"/>
+          <ns2:ligatures ns2:val="none"/>
         </w:rPr>
         <w:t xml:space="preserve">la Ley 29571, Código de Protección y Defensa del Consumidor, en tanto </w:t>
       </w:r>
@@ -4568,7 +4568,7 @@
         <w:rPr>
           <w:rFonts w:ascii="Arial Narrow" w:eastAsia="Arial Narrow" w:hAnsi="Arial Narrow" w:cs="Arial Narrow"/>
           <w:kern w:val="0"/>
-          <w14:ligatures w14:val="none"/>
+          <ns2:ligatures ns2:val="none"/>
         </w:rPr>
         <w:t xml:space="preserve">la compañía aseguradora no habría cumplido con brindar la cobertura del </w:t>
       </w:r>
@@ -4578,7 +4578,7 @@
           <w:color w:val="000000"/>
           <w:kern w:val="0"/>
           <w:lang w:eastAsia="es-ES"/>
-          <w14:ligatures w14:val="none"/>
+          <ns2:ligatures ns2:val="none"/>
         </w:rPr>
         <w:t>Seguro Tarjetas 360 5000068 por el siniestro reportado por la denunciante</w:t>
       </w:r>
@@ -4588,12 +4588,12 @@
           <w:color w:val="000000"/>
           <w:kern w:val="0"/>
           <w:lang w:eastAsia="es-ES"/>
-          <w14:ligatures w14:val="none"/>
+          <ns2:ligatures ns2:val="none"/>
         </w:rPr>
         <w:t>.</w:t>
       </w:r>
     </w:p>
-    <w:p>
+    <w:p ns2:paraId="1198DC4C" ns2:textId="77777777">
       <w:pPr>
         <w:spacing w:after="0" w:line="240" w:lineRule="auto"/>
         <w:jc w:val="both"/>
@@ -4602,11 +4602,11 @@
           <w:color w:val="000000"/>
           <w:kern w:val="0"/>
           <w:lang w:eastAsia="es-PE"/>
-          <w14:ligatures w14:val="none"/>
-        </w:rPr>
-      </w:pPr>
-    </w:p>
-    <w:p>
+          <ns2:ligatures ns2:val="none"/>
+        </w:rPr>
+      </w:pPr>
+    </w:p>
+    <w:p ns2:paraId="41784917" ns2:textId="5E483383">
       <w:pPr>
         <w:pStyle w:val="Prrafodelista"/>
         <w:numPr>
@@ -4624,7 +4624,7 @@
           <w:rFonts w:ascii="Arial Narrow" w:eastAsia="Calibri" w:hAnsi="Arial Narrow" w:cs="Arial Narrow"/>
           <w:kern w:val="0"/>
           <w:lang w:eastAsia="es-PE"/>
-          <w14:ligatures w14:val="none"/>
+          <ns2:ligatures ns2:val="none"/>
         </w:rPr>
       </w:pPr>
       <w:r>
@@ -4633,7 +4633,7 @@
           <w:color w:val="000000"/>
           <w:kern w:val="0"/>
           <w:lang w:eastAsia="es-PE"/>
-          <w14:ligatures w14:val="none"/>
+          <ns2:ligatures ns2:val="none"/>
         </w:rPr>
         <w:lastRenderedPageBreak/>
         <w:t>Presunta infracción al literal b) del artículo 56 de la Ley 29571, Código de Protección y Defensa del Consumidor</w:t>
@@ -4644,7 +4644,7 @@
           <w:kern w:val="0"/>
           <w:shd w:val="clear" w:color="auto" w:fill="FFFFFF"/>
           <w:lang w:eastAsia="es-PE"/>
-          <w14:ligatures w14:val="none"/>
+          <ns2:ligatures ns2:val="none"/>
         </w:rPr>
         <w:t xml:space="preserve">, en tanto </w:t>
       </w:r>
@@ -4654,7 +4654,7 @@
           <w:kern w:val="0"/>
           <w:shd w:val="clear" w:color="auto" w:fill="FFFFFF"/>
           <w:lang w:eastAsia="es-PE"/>
-          <w14:ligatures w14:val="none"/>
+          <ns2:ligatures ns2:val="none"/>
         </w:rPr>
         <w:t xml:space="preserve">la compañía aseguradora </w:t>
       </w:r>
@@ -4664,7 +4664,7 @@
           <w:kern w:val="0"/>
           <w:shd w:val="clear" w:color="auto" w:fill="FFFFFF"/>
           <w:lang w:eastAsia="es-PE"/>
-          <w14:ligatures w14:val="none"/>
+          <ns2:ligatures ns2:val="none"/>
         </w:rPr>
         <w:t>habría gestionado indebidamente de manera</w:t>
       </w:r>
@@ -4674,7 +4674,7 @@
           <w:kern w:val="0"/>
           <w:shd w:val="clear" w:color="auto" w:fill="FFFFFF"/>
           <w:lang w:eastAsia="es-PE"/>
-          <w14:ligatures w14:val="none"/>
+          <ns2:ligatures ns2:val="none"/>
         </w:rPr>
         <w:t xml:space="preserve"> unilatera</w:t>
       </w:r>
@@ -4684,7 +4684,7 @@
           <w:kern w:val="0"/>
           <w:shd w:val="clear" w:color="auto" w:fill="FFFFFF"/>
           <w:lang w:eastAsia="es-PE"/>
-          <w14:ligatures w14:val="none"/>
+          <ns2:ligatures ns2:val="none"/>
         </w:rPr>
         <w:t>l</w:t>
       </w:r>
@@ -4694,7 +4694,7 @@
           <w:kern w:val="0"/>
           <w:shd w:val="clear" w:color="auto" w:fill="FFFFFF"/>
           <w:lang w:eastAsia="es-PE"/>
-          <w14:ligatures w14:val="none"/>
+          <ns2:ligatures ns2:val="none"/>
         </w:rPr>
         <w:t xml:space="preserve"> y sin notificación previa </w:t>
       </w:r>
@@ -4704,7 +4704,7 @@
           <w:kern w:val="0"/>
           <w:shd w:val="clear" w:color="auto" w:fill="FFFFFF"/>
           <w:lang w:eastAsia="es-PE"/>
-          <w14:ligatures w14:val="none"/>
+          <ns2:ligatures ns2:val="none"/>
         </w:rPr>
         <w:t>a la</w:t>
       </w:r>
@@ -4714,7 +4714,7 @@
           <w:kern w:val="0"/>
           <w:shd w:val="clear" w:color="auto" w:fill="FFFFFF"/>
           <w:lang w:eastAsia="es-PE"/>
-          <w14:ligatures w14:val="none"/>
+          <ns2:ligatures ns2:val="none"/>
         </w:rPr>
         <w:t xml:space="preserve"> denunciante el Seguro de Tarjeta - Póliza 5000068</w:t>
       </w:r>
@@ -4724,12 +4724,12 @@
           <w:kern w:val="0"/>
           <w:shd w:val="clear" w:color="auto" w:fill="FFFFFF"/>
           <w:lang w:eastAsia="es-PE"/>
-          <w14:ligatures w14:val="none"/>
+          <ns2:ligatures ns2:val="none"/>
         </w:rPr>
         <w:t>.</w:t>
       </w:r>
     </w:p>
-    <w:p>
+    <w:p ns2:paraId="39215327" ns2:textId="77777777">
       <w:pPr>
         <w:spacing w:after="0" w:line="240" w:lineRule="auto"/>
         <w:jc w:val="both"/>
@@ -4737,11 +4737,11 @@
           <w:rFonts w:ascii="Arial Narrow" w:eastAsia="Calibri" w:hAnsi="Arial Narrow" w:cs="Arial Narrow"/>
           <w:kern w:val="0"/>
           <w:lang w:eastAsia="es-PE"/>
-          <w14:ligatures w14:val="none"/>
-        </w:rPr>
-      </w:pPr>
-    </w:p>
-    <w:p>
+          <ns2:ligatures ns2:val="none"/>
+        </w:rPr>
+      </w:pPr>
+    </w:p>
+    <w:p ns2:paraId="32EC993B" ns2:textId="485B7305">
       <w:pPr>
         <w:pStyle w:val="Prrafodelista"/>
         <w:numPr>
@@ -4759,7 +4759,7 @@
           <w:rFonts w:ascii="Arial Narrow" w:eastAsia="Calibri" w:hAnsi="Arial Narrow" w:cs="Arial Narrow"/>
           <w:kern w:val="0"/>
           <w:lang w:eastAsia="es-PE"/>
-          <w14:ligatures w14:val="none"/>
+          <ns2:ligatures ns2:val="none"/>
         </w:rPr>
       </w:pPr>
       <w:r>
@@ -4768,7 +4768,7 @@
           <w:color w:val="000000"/>
           <w:kern w:val="0"/>
           <w:lang w:eastAsia="es-PE"/>
-          <w14:ligatures w14:val="none"/>
+          <ns2:ligatures ns2:val="none"/>
         </w:rPr>
         <w:t xml:space="preserve">Presunta infracción al literal </w:t>
       </w:r>
@@ -4778,7 +4778,7 @@
           <w:color w:val="000000"/>
           <w:kern w:val="0"/>
           <w:lang w:eastAsia="es-PE"/>
-          <w14:ligatures w14:val="none"/>
+          <ns2:ligatures ns2:val="none"/>
         </w:rPr>
         <w:t>b</w:t>
       </w:r>
@@ -4788,7 +4788,7 @@
           <w:color w:val="000000"/>
           <w:kern w:val="0"/>
           <w:lang w:eastAsia="es-PE"/>
-          <w14:ligatures w14:val="none"/>
+          <ns2:ligatures ns2:val="none"/>
         </w:rPr>
         <w:t>) del artículo 56 de la Ley 29571, Código de Protección y Defensa del Consumidor</w:t>
       </w:r>
@@ -4798,7 +4798,7 @@
           <w:kern w:val="0"/>
           <w:shd w:val="clear" w:color="auto" w:fill="FFFFFF"/>
           <w:lang w:eastAsia="es-PE"/>
-          <w14:ligatures w14:val="none"/>
+          <ns2:ligatures ns2:val="none"/>
         </w:rPr>
         <w:t xml:space="preserve">, en tanto </w:t>
       </w:r>
@@ -4806,7 +4806,7 @@
         <w:rPr>
           <w:rFonts w:ascii="Arial Narrow" w:eastAsia="Arial Narrow" w:hAnsi="Arial Narrow" w:cs="Arial Narrow"/>
           <w:kern w:val="0"/>
-          <w14:ligatures w14:val="none"/>
+          <ns2:ligatures ns2:val="none"/>
         </w:rPr>
         <w:t xml:space="preserve">la compañía aseguradora </w:t>
       </w:r>
@@ -4814,7 +4814,7 @@
         <w:rPr>
           <w:rFonts w:ascii="Arial Narrow" w:eastAsia="Arial Narrow" w:hAnsi="Arial Narrow" w:cs="Arial Narrow"/>
           <w:kern w:val="0"/>
-          <w14:ligatures w14:val="none"/>
+          <ns2:ligatures ns2:val="none"/>
         </w:rPr>
         <w:t xml:space="preserve">habría exigido indebidamente a la denunciante </w:t>
       </w:r>
@@ -4824,7 +4824,7 @@
           <w:kern w:val="0"/>
           <w:shd w:val="clear" w:color="auto" w:fill="FFFFFF"/>
           <w:lang w:eastAsia="es-PE"/>
-          <w14:ligatures w14:val="none"/>
+          <ns2:ligatures ns2:val="none"/>
         </w:rPr>
         <w:t xml:space="preserve">someterse a una prueba de polígrafo como condición para </w:t>
       </w:r>
@@ -4834,7 +4834,7 @@
           <w:kern w:val="0"/>
           <w:shd w:val="clear" w:color="auto" w:fill="FFFFFF"/>
           <w:lang w:eastAsia="es-PE"/>
-          <w14:ligatures w14:val="none"/>
+          <ns2:ligatures ns2:val="none"/>
         </w:rPr>
         <w:t>otorgarle la cobertura</w:t>
       </w:r>
@@ -4844,7 +4844,7 @@
           <w:kern w:val="0"/>
           <w:shd w:val="clear" w:color="auto" w:fill="FFFFFF"/>
           <w:lang w:eastAsia="es-PE"/>
-          <w14:ligatures w14:val="none"/>
+          <ns2:ligatures ns2:val="none"/>
         </w:rPr>
         <w:t xml:space="preserve"> del</w:t>
       </w:r>
@@ -4854,7 +4854,7 @@
           <w:kern w:val="0"/>
           <w:shd w:val="clear" w:color="auto" w:fill="FFFFFF"/>
           <w:lang w:eastAsia="es-PE"/>
-          <w14:ligatures w14:val="none"/>
+          <ns2:ligatures ns2:val="none"/>
         </w:rPr>
         <w:t xml:space="preserve"> </w:t>
       </w:r>
@@ -4864,7 +4864,7 @@
           <w:kern w:val="0"/>
           <w:shd w:val="clear" w:color="auto" w:fill="FFFFFF"/>
           <w:lang w:eastAsia="es-PE"/>
-          <w14:ligatures w14:val="none"/>
+          <ns2:ligatures ns2:val="none"/>
         </w:rPr>
         <w:t>Seguro de Tarjeta - Póliza 5000068</w:t>
       </w:r>
@@ -4874,7 +4874,7 @@
           <w:kern w:val="0"/>
           <w:shd w:val="clear" w:color="auto" w:fill="FFFFFF"/>
           <w:lang w:eastAsia="es-PE"/>
-          <w14:ligatures w14:val="none"/>
+          <ns2:ligatures ns2:val="none"/>
         </w:rPr>
         <w:t>, sin haberle informado previamente dicho requisito</w:t>
       </w:r>
@@ -4884,12 +4884,12 @@
           <w:color w:val="000000"/>
           <w:kern w:val="0"/>
           <w:lang w:eastAsia="es-ES"/>
-          <w14:ligatures w14:val="none"/>
+          <ns2:ligatures ns2:val="none"/>
         </w:rPr>
         <w:t>.</w:t>
       </w:r>
     </w:p>
-    <w:p>
+    <w:p ns2:paraId="39BF39FC" ns2:textId="77777777">
       <w:pPr>
         <w:spacing w:after="0" w:line="240" w:lineRule="auto"/>
         <w:jc w:val="both"/>
@@ -4897,11 +4897,11 @@
           <w:rFonts w:ascii="Arial Narrow" w:eastAsia="Calibri" w:hAnsi="Arial Narrow" w:cs="Arial Narrow"/>
           <w:kern w:val="0"/>
           <w:lang w:eastAsia="es-PE"/>
-          <w14:ligatures w14:val="none"/>
-        </w:rPr>
-      </w:pPr>
-    </w:p>
-    <w:p>
+          <ns2:ligatures ns2:val="none"/>
+        </w:rPr>
+      </w:pPr>
+    </w:p>
+    <w:p ns2:paraId="7820524F" ns2:textId="6886176E">
       <w:pPr>
         <w:pStyle w:val="Prrafodelista"/>
         <w:numPr>
@@ -4918,7 +4918,7 @@
         <w:rPr>
           <w:rFonts w:ascii="Arial Narrow" w:eastAsia="Arial Narrow" w:hAnsi="Arial Narrow" w:cs="Arial Narrow"/>
           <w:kern w:val="0"/>
-          <w14:ligatures w14:val="none"/>
+          <ns2:ligatures ns2:val="none"/>
         </w:rPr>
       </w:pPr>
       <w:r>
@@ -4927,7 +4927,7 @@
           <w:color w:val="000000"/>
           <w:kern w:val="0"/>
           <w:lang w:eastAsia="es-PE"/>
-          <w14:ligatures w14:val="none"/>
+          <ns2:ligatures ns2:val="none"/>
         </w:rPr>
         <w:t>Presunta</w:t>
       </w:r>
@@ -4937,7 +4937,7 @@
           <w:kern w:val="0"/>
           <w:shd w:val="clear" w:color="auto" w:fill="FFFFFF"/>
           <w:lang w:eastAsia="es-PE"/>
-          <w14:ligatures w14:val="none"/>
+          <ns2:ligatures ns2:val="none"/>
         </w:rPr>
         <w:t xml:space="preserve"> infracción a los artículos 18 y 19</w:t>
       </w:r>
@@ -4946,7 +4946,7 @@
           <w:rFonts w:ascii="Arial Narrow" w:eastAsia="Calibri" w:hAnsi="Arial Narrow" w:cs="Arial Narrow"/>
           <w:kern w:val="0"/>
           <w:lang w:eastAsia="es-PE"/>
-          <w14:ligatures w14:val="none"/>
+          <ns2:ligatures ns2:val="none"/>
         </w:rPr>
         <w:t xml:space="preserve"> de </w:t>
       </w:r>
@@ -4956,7 +4956,7 @@
           <w:kern w:val="0"/>
           <w:shd w:val="clear" w:color="auto" w:fill="FFFFFF"/>
           <w:lang w:eastAsia="es-PE"/>
-          <w14:ligatures w14:val="none"/>
+          <ns2:ligatures ns2:val="none"/>
         </w:rPr>
         <w:t>la Ley 29571</w:t>
       </w:r>
@@ -4964,7 +4964,7 @@
         <w:rPr>
           <w:rFonts w:ascii="Arial Narrow" w:eastAsia="Arial Narrow" w:hAnsi="Arial Narrow" w:cs="Arial Narrow"/>
           <w:kern w:val="0"/>
-          <w14:ligatures w14:val="none"/>
+          <ns2:ligatures ns2:val="none"/>
         </w:rPr>
         <w:t xml:space="preserve">, Código de Protección y Defensa del Consumidor, </w:t>
       </w:r>
@@ -4974,7 +4974,7 @@
           <w:kern w:val="0"/>
           <w:shd w:val="clear" w:color="auto" w:fill="FFFFFF"/>
           <w:lang w:eastAsia="es-PE"/>
-          <w14:ligatures w14:val="none"/>
+          <ns2:ligatures ns2:val="none"/>
         </w:rPr>
         <w:t xml:space="preserve">en tanto </w:t>
       </w:r>
@@ -4984,7 +4984,7 @@
           <w:kern w:val="0"/>
           <w:shd w:val="clear" w:color="auto" w:fill="FFFFFF"/>
           <w:lang w:eastAsia="es-PE"/>
-          <w14:ligatures w14:val="none"/>
+          <ns2:ligatures ns2:val="none"/>
         </w:rPr>
         <w:t>la compañía aseguradora habría anulado indebidamente y sin previa comunicación a la denunciante la Póliza 5000068</w:t>
       </w:r>
@@ -4992,23 +4992,23 @@
         <w:rPr>
           <w:rFonts w:ascii="Arial Narrow" w:eastAsia="Arial Narrow" w:hAnsi="Arial Narrow" w:cs="Arial Narrow"/>
           <w:kern w:val="0"/>
-          <w14:ligatures w14:val="none"/>
+          <ns2:ligatures ns2:val="none"/>
         </w:rPr>
         <w:t>.</w:t>
       </w:r>
     </w:p>
-    <w:p>
-      <w:pPr>
-        <w:spacing w:after="0" w:line="240" w:lineRule="auto"/>
-        <w:jc w:val="both"/>
-        <w:rPr>
-          <w:rFonts w:ascii="Arial Narrow" w:eastAsia="Arial Narrow" w:hAnsi="Arial Narrow" w:cs="Arial Narrow"/>
-          <w:kern w:val="0"/>
-          <w14:ligatures w14:val="none"/>
-        </w:rPr>
-      </w:pPr>
-    </w:p>
-    <w:p>
+    <w:p ns2:paraId="042B3F54" ns2:textId="777BBF33">
+      <w:pPr>
+        <w:spacing w:after="0" w:line="240" w:lineRule="auto"/>
+        <w:jc w:val="both"/>
+        <w:rPr>
+          <w:rFonts w:ascii="Arial Narrow" w:eastAsia="Arial Narrow" w:hAnsi="Arial Narrow" w:cs="Arial Narrow"/>
+          <w:kern w:val="0"/>
+          <ns2:ligatures ns2:val="none"/>
+        </w:rPr>
+      </w:pPr>
+    </w:p>
+    <w:p ns2:paraId="323E77FF" ns2:textId="7FBD6C42">
       <w:pPr>
         <w:pStyle w:val="Prrafodelista"/>
         <w:numPr>
@@ -5025,7 +5025,7 @@
         <w:rPr>
           <w:rFonts w:ascii="Arial Narrow" w:eastAsia="Arial Narrow" w:hAnsi="Arial Narrow" w:cs="Arial Narrow"/>
           <w:kern w:val="0"/>
-          <w14:ligatures w14:val="none"/>
+          <ns2:ligatures ns2:val="none"/>
         </w:rPr>
       </w:pPr>
       <w:r>
@@ -5034,7 +5034,7 @@
           <w:color w:val="000000"/>
           <w:kern w:val="0"/>
           <w:lang w:eastAsia="es-PE"/>
-          <w14:ligatures w14:val="none"/>
+          <ns2:ligatures ns2:val="none"/>
         </w:rPr>
         <w:t>Presunta</w:t>
       </w:r>
@@ -5044,7 +5044,7 @@
           <w:kern w:val="0"/>
           <w:shd w:val="clear" w:color="auto" w:fill="FFFFFF"/>
           <w:lang w:eastAsia="es-PE"/>
-          <w14:ligatures w14:val="none"/>
+          <ns2:ligatures ns2:val="none"/>
         </w:rPr>
         <w:t xml:space="preserve"> infracción a los artículos 18 y 19</w:t>
       </w:r>
@@ -5053,7 +5053,7 @@
           <w:rFonts w:ascii="Arial Narrow" w:eastAsia="Calibri" w:hAnsi="Arial Narrow" w:cs="Arial Narrow"/>
           <w:kern w:val="0"/>
           <w:lang w:eastAsia="es-PE"/>
-          <w14:ligatures w14:val="none"/>
+          <ns2:ligatures ns2:val="none"/>
         </w:rPr>
         <w:t xml:space="preserve"> de </w:t>
       </w:r>
@@ -5063,7 +5063,7 @@
           <w:kern w:val="0"/>
           <w:shd w:val="clear" w:color="auto" w:fill="FFFFFF"/>
           <w:lang w:eastAsia="es-PE"/>
-          <w14:ligatures w14:val="none"/>
+          <ns2:ligatures ns2:val="none"/>
         </w:rPr>
         <w:t>la Ley 29571</w:t>
       </w:r>
@@ -5071,7 +5071,7 @@
         <w:rPr>
           <w:rFonts w:ascii="Arial Narrow" w:eastAsia="Arial Narrow" w:hAnsi="Arial Narrow" w:cs="Arial Narrow"/>
           <w:kern w:val="0"/>
-          <w14:ligatures w14:val="none"/>
+          <ns2:ligatures ns2:val="none"/>
         </w:rPr>
         <w:t xml:space="preserve">, Código de Protección y Defensa del Consumidor, </w:t>
       </w:r>
@@ -5081,7 +5081,7 @@
           <w:kern w:val="0"/>
           <w:shd w:val="clear" w:color="auto" w:fill="FFFFFF"/>
           <w:lang w:eastAsia="es-PE"/>
-          <w14:ligatures w14:val="none"/>
+          <ns2:ligatures ns2:val="none"/>
         </w:rPr>
         <w:t xml:space="preserve">en tanto </w:t>
       </w:r>
@@ -5091,7 +5091,7 @@
           <w:kern w:val="0"/>
           <w:shd w:val="clear" w:color="auto" w:fill="FFFFFF"/>
           <w:lang w:eastAsia="es-PE"/>
-          <w14:ligatures w14:val="none"/>
+          <ns2:ligatures ns2:val="none"/>
         </w:rPr>
         <w:t>la compañía aseguradora habría continuado cobrando las primas a la denunciante de la Póliza 5000068, pese a la anulación</w:t>
       </w:r>
@@ -5099,23 +5099,23 @@
         <w:rPr>
           <w:rFonts w:ascii="Arial Narrow" w:eastAsia="Arial Narrow" w:hAnsi="Arial Narrow" w:cs="Arial Narrow"/>
           <w:kern w:val="0"/>
-          <w14:ligatures w14:val="none"/>
+          <ns2:ligatures ns2:val="none"/>
         </w:rPr>
         <w:t>.</w:t>
       </w:r>
     </w:p>
-    <w:p>
-      <w:pPr>
-        <w:spacing w:after="0" w:line="240" w:lineRule="auto"/>
-        <w:jc w:val="both"/>
-        <w:rPr>
-          <w:rFonts w:ascii="Arial Narrow" w:eastAsia="Arial Narrow" w:hAnsi="Arial Narrow" w:cs="Arial Narrow"/>
-          <w:kern w:val="0"/>
-          <w14:ligatures w14:val="none"/>
-        </w:rPr>
-      </w:pPr>
-    </w:p>
-    <w:p>
+    <w:p ns2:paraId="3DEC6DD6" ns2:textId="77777777">
+      <w:pPr>
+        <w:spacing w:after="0" w:line="240" w:lineRule="auto"/>
+        <w:jc w:val="both"/>
+        <w:rPr>
+          <w:rFonts w:ascii="Arial Narrow" w:eastAsia="Arial Narrow" w:hAnsi="Arial Narrow" w:cs="Arial Narrow"/>
+          <w:kern w:val="0"/>
+          <ns2:ligatures ns2:val="none"/>
+        </w:rPr>
+      </w:pPr>
+    </w:p>
+    <w:p ns2:paraId="0A292C9F" ns2:textId="1AE80E9E">
       <w:pPr>
         <w:spacing w:line="240" w:lineRule="auto"/>
         <w:contextualSpacing/>
@@ -5123,7 +5123,7 @@
         <w:rPr>
           <w:rFonts w:ascii="Arial Narrow" w:eastAsia="Calibri" w:hAnsi="Arial Narrow" w:cs="Arial"/>
           <w:kern w:val="0"/>
-          <w14:ligatures w14:val="none"/>
+          <ns2:ligatures ns2:val="none"/>
         </w:rPr>
       </w:pPr>
       <w:r>
@@ -5133,7 +5133,7 @@
           <w:color w:val="000000"/>
           <w:kern w:val="0"/>
           <w:lang w:eastAsia="es-PE"/>
-          <w14:ligatures w14:val="none"/>
+          <ns2:ligatures ns2:val="none"/>
         </w:rPr>
         <w:t>SEGUNDO:</w:t>
       </w:r>
@@ -5143,7 +5143,7 @@
           <w:color w:val="000000"/>
           <w:kern w:val="0"/>
           <w:lang w:eastAsia="es-PE"/>
-          <w14:ligatures w14:val="none"/>
+          <ns2:ligatures ns2:val="none"/>
         </w:rPr>
         <w:t xml:space="preserve"> tener por ofrecidos los medios probatorios presentados en el escrito de denuncia </w:t>
       </w:r>
@@ -5153,7 +5153,7 @@
           <w:color w:val="000000"/>
           <w:kern w:val="0"/>
           <w:lang w:val="es-ES" w:eastAsia="es-ES"/>
-          <w14:ligatures w14:val="none"/>
+          <ns2:ligatures ns2:val="none"/>
         </w:rPr>
         <w:t xml:space="preserve">del </w:t>
       </w:r>
@@ -5163,7 +5163,7 @@
           <w:color w:val="000000"/>
           <w:kern w:val="0"/>
           <w:lang w:val="es-ES" w:eastAsia="es-ES"/>
-          <w14:ligatures w14:val="none"/>
+          <ns2:ligatures ns2:val="none"/>
         </w:rPr>
         <w:t>25 de junio de 2025</w:t>
       </w:r>
@@ -5171,12 +5171,12 @@
         <w:rPr>
           <w:rFonts w:ascii="Arial Narrow" w:eastAsia="Calibri" w:hAnsi="Arial Narrow" w:cs="Arial"/>
           <w:kern w:val="0"/>
-          <w14:ligatures w14:val="none"/>
+          <ns2:ligatures ns2:val="none"/>
         </w:rPr>
         <w:t>.</w:t>
       </w:r>
     </w:p>
-    <w:p>
+    <w:p ns2:paraId="68A17E97" ns2:textId="77777777">
       <w:pPr>
         <w:spacing w:line="240" w:lineRule="auto"/>
         <w:contextualSpacing/>
@@ -5186,20 +5186,20 @@
           <w:color w:val="000000"/>
           <w:kern w:val="0"/>
           <w:lang w:eastAsia="es-PE"/>
-          <w14:ligatures w14:val="none"/>
-        </w:rPr>
-      </w:pPr>
-    </w:p>
-    <w:p>
-      <w:pPr>
-        <w:spacing w:after="0" w:line="240" w:lineRule="auto"/>
-        <w:jc w:val="both"/>
-        <w:rPr>
-          <w:rFonts w:ascii="Arial Narrow" w:eastAsia="Arial Narrow" w:hAnsi="Arial Narrow" w:cs="Arial Narrow"/>
-          <w:color w:val="000000"/>
-          <w:kern w:val="0"/>
-          <w:lang w:eastAsia="es-PE"/>
-          <w14:ligatures w14:val="none"/>
+          <ns2:ligatures ns2:val="none"/>
+        </w:rPr>
+      </w:pPr>
+    </w:p>
+    <w:p ns2:paraId="168254DA" ns2:textId="05DD7D66">
+      <w:pPr>
+        <w:spacing w:after="0" w:line="240" w:lineRule="auto"/>
+        <w:jc w:val="both"/>
+        <w:rPr>
+          <w:rFonts w:ascii="Arial Narrow" w:eastAsia="Arial Narrow" w:hAnsi="Arial Narrow" w:cs="Arial Narrow"/>
+          <w:color w:val="000000"/>
+          <w:kern w:val="0"/>
+          <w:lang w:eastAsia="es-PE"/>
+          <ns2:ligatures ns2:val="none"/>
         </w:rPr>
       </w:pPr>
       <w:r>
@@ -5209,7 +5209,7 @@
           <w:color w:val="000000"/>
           <w:kern w:val="0"/>
           <w:lang w:eastAsia="es-PE"/>
-          <w14:ligatures w14:val="none"/>
+          <ns2:ligatures ns2:val="none"/>
         </w:rPr>
         <w:t xml:space="preserve">TERCERO: </w:t>
       </w:r>
@@ -5219,7 +5219,7 @@
           <w:color w:val="000000"/>
           <w:kern w:val="0"/>
           <w:lang w:eastAsia="es-PE"/>
-          <w14:ligatures w14:val="none"/>
+          <ns2:ligatures ns2:val="none"/>
         </w:rPr>
         <w:t xml:space="preserve">requerir a </w:t>
       </w:r>
@@ -5236,12 +5236,12 @@
           <w:color w:val="000000"/>
           <w:kern w:val="0"/>
           <w:lang w:eastAsia="es-PE"/>
-          <w14:ligatures w14:val="none"/>
+          <ns2:ligatures ns2:val="none"/>
         </w:rPr>
         <w:t>que cumpla con lo siguiente:</w:t>
       </w:r>
     </w:p>
-    <w:p>
+    <w:p ns2:paraId="20FDFB8D" ns2:textId="77777777">
       <w:pPr>
         <w:spacing w:after="0" w:line="240" w:lineRule="auto"/>
         <w:jc w:val="both"/>
@@ -5250,11 +5250,11 @@
           <w:color w:val="000000"/>
           <w:kern w:val="0"/>
           <w:lang w:eastAsia="es-PE"/>
-          <w14:ligatures w14:val="none"/>
-        </w:rPr>
-      </w:pPr>
-    </w:p>
-    <w:p>
+          <ns2:ligatures ns2:val="none"/>
+        </w:rPr>
+      </w:pPr>
+    </w:p>
+    <w:p ns2:paraId="4AA80738" ns2:textId="77777777">
       <w:pPr>
         <w:numPr>
           <w:ilvl w:val="0"/>
@@ -5268,16 +5268,16 @@
           <w:color w:val="000000"/>
           <w:kern w:val="0"/>
           <w:lang w:eastAsia="es-PE"/>
-          <w14:ligatures w14:val="none"/>
-        </w:rPr>
-      </w:pPr>
-      <w:r>
-        <w:rPr>
-          <w:rFonts w:ascii="Arial Narrow" w:eastAsia="Arial Narrow" w:hAnsi="Arial Narrow" w:cs="Arial Narrow"/>
-          <w:color w:val="000000"/>
-          <w:kern w:val="0"/>
-          <w:lang w:eastAsia="es-PE"/>
-          <w14:ligatures w14:val="none"/>
+          <ns2:ligatures ns2:val="none"/>
+        </w:rPr>
+      </w:pPr>
+      <w:r>
+        <w:rPr>
+          <w:rFonts w:ascii="Arial Narrow" w:eastAsia="Arial Narrow" w:hAnsi="Arial Narrow" w:cs="Arial Narrow"/>
+          <w:color w:val="000000"/>
+          <w:kern w:val="0"/>
+          <w:lang w:eastAsia="es-PE"/>
+          <ns2:ligatures ns2:val="none"/>
         </w:rPr>
         <w:t>presentar documentos</w:t>
       </w:r>
@@ -5287,12 +5287,12 @@
           <w:color w:val="000000"/>
           <w:kern w:val="0"/>
           <w:lang w:eastAsia="es-PE"/>
-          <w14:ligatures w14:val="none"/>
+          <ns2:ligatures ns2:val="none"/>
         </w:rPr>
         <w:t xml:space="preserve"> que acrediten su inscripción en los Registros Públicos o una declaración jurada que indique que cuenta con dicha inscripción;</w:t>
       </w:r>
     </w:p>
-    <w:p>
+    <w:p ns2:paraId="2B29D59F" ns2:textId="77777777">
       <w:pPr>
         <w:numPr>
           <w:ilvl w:val="0"/>
@@ -5306,21 +5306,21 @@
           <w:color w:val="000000"/>
           <w:kern w:val="0"/>
           <w:lang w:eastAsia="es-PE"/>
-          <w14:ligatures w14:val="none"/>
-        </w:rPr>
-      </w:pPr>
-      <w:r>
-        <w:rPr>
-          <w:rFonts w:ascii="Arial Narrow" w:eastAsia="Arial Narrow" w:hAnsi="Arial Narrow" w:cs="Arial Narrow"/>
-          <w:color w:val="000000"/>
-          <w:kern w:val="0"/>
-          <w:lang w:eastAsia="es-PE"/>
-          <w14:ligatures w14:val="none"/>
+          <ns2:ligatures ns2:val="none"/>
+        </w:rPr>
+      </w:pPr>
+      <w:r>
+        <w:rPr>
+          <w:rFonts w:ascii="Arial Narrow" w:eastAsia="Arial Narrow" w:hAnsi="Arial Narrow" w:cs="Arial Narrow"/>
+          <w:color w:val="000000"/>
+          <w:kern w:val="0"/>
+          <w:lang w:eastAsia="es-PE"/>
+          <ns2:ligatures ns2:val="none"/>
         </w:rPr>
         <w:t>presentar copia simple de las facultades de representación de su representante legal en el presente procedimiento o la declaración jurada que indique que cuenta con dichas facultades y que estas se encuentran vigentes;</w:t>
       </w:r>
     </w:p>
-    <w:p>
+    <w:p ns2:paraId="7EF50C46" ns2:textId="77777777">
       <w:pPr>
         <w:numPr>
           <w:ilvl w:val="0"/>
@@ -5334,21 +5334,21 @@
           <w:color w:val="000000"/>
           <w:kern w:val="0"/>
           <w:lang w:eastAsia="es-PE"/>
-          <w14:ligatures w14:val="none"/>
-        </w:rPr>
-      </w:pPr>
-      <w:r>
-        <w:rPr>
-          <w:rFonts w:ascii="Arial Narrow" w:eastAsia="Arial Narrow" w:hAnsi="Arial Narrow" w:cs="Arial Narrow"/>
-          <w:color w:val="000000"/>
-          <w:kern w:val="0"/>
-          <w:lang w:eastAsia="es-PE"/>
-          <w14:ligatures w14:val="none"/>
+          <ns2:ligatures ns2:val="none"/>
+        </w:rPr>
+      </w:pPr>
+      <w:r>
+        <w:rPr>
+          <w:rFonts w:ascii="Arial Narrow" w:eastAsia="Arial Narrow" w:hAnsi="Arial Narrow" w:cs="Arial Narrow"/>
+          <w:color w:val="000000"/>
+          <w:kern w:val="0"/>
+          <w:lang w:eastAsia="es-PE"/>
+          <ns2:ligatures ns2:val="none"/>
         </w:rPr>
         <w:t>consignar el Número de Registro Único de Contribuyentes (RUC); y,</w:t>
       </w:r>
     </w:p>
-    <w:p>
+    <w:p ns2:paraId="19E4DFA1" ns2:textId="77777777">
       <w:pPr>
         <w:numPr>
           <w:ilvl w:val="0"/>
@@ -5360,16 +5360,16 @@
         <w:rPr>
           <w:rFonts w:ascii="Arial Narrow" w:eastAsia="Calibri" w:hAnsi="Arial Narrow" w:cs="Arial"/>
           <w:kern w:val="0"/>
-          <w14:ligatures w14:val="none"/>
-        </w:rPr>
-      </w:pPr>
-      <w:r>
-        <w:rPr>
-          <w:rFonts w:ascii="Arial Narrow" w:eastAsia="Arial Narrow" w:hAnsi="Arial Narrow" w:cs="Arial Narrow"/>
-          <w:color w:val="000000"/>
-          <w:kern w:val="0"/>
-          <w:lang w:eastAsia="es-PE"/>
-          <w14:ligatures w14:val="none"/>
+          <ns2:ligatures ns2:val="none"/>
+        </w:rPr>
+      </w:pPr>
+      <w:r>
+        <w:rPr>
+          <w:rFonts w:ascii="Arial Narrow" w:eastAsia="Arial Narrow" w:hAnsi="Arial Narrow" w:cs="Arial Narrow"/>
+          <w:color w:val="000000"/>
+          <w:kern w:val="0"/>
+          <w:lang w:eastAsia="es-PE"/>
+          <ns2:ligatures ns2:val="none"/>
         </w:rPr>
         <w:t>fijar domicilio procesal para el procedimiento, de conformidad con el numeral 1 del artículo 442</w:t>
       </w:r>
@@ -5379,7 +5379,7 @@
           <w:color w:val="000000"/>
           <w:kern w:val="0"/>
           <w:lang w:eastAsia="es-PE"/>
-          <w14:ligatures w14:val="none"/>
+          <ns2:ligatures ns2:val="none"/>
         </w:rPr>
         <w:t/>
       </w:r>
@@ -5389,7 +5389,7 @@
           <w:color w:val="000000"/>
           <w:kern w:val="0"/>
           <w:lang w:eastAsia="es-PE"/>
-          <w14:ligatures w14:val="none"/>
+          <ns2:ligatures ns2:val="none"/>
         </w:rPr>
         <w:t xml:space="preserve"> del Código Procesal Civil. </w:t>
       </w:r>
@@ -5397,7 +5397,7 @@
         <w:rPr>
           <w:rFonts w:ascii="Arial Narrow" w:eastAsia="Calibri" w:hAnsi="Arial Narrow" w:cs="Arial"/>
           <w:kern w:val="0"/>
-          <w14:ligatures w14:val="none"/>
+          <ns2:ligatures ns2:val="none"/>
         </w:rPr>
         <w:t>Para ello podrá señalar domicilio físico o una dirección electrónica a la que pueda remitirse las notificaciones</w:t>
       </w:r>
@@ -5406,12 +5406,12 @@
           <w:rFonts w:ascii="Arial Narrow" w:eastAsia="Arial" w:hAnsi="Arial Narrow" w:cs="Arial"/>
           <w:kern w:val="0"/>
           <w:lang w:val="es"/>
-          <w14:ligatures w14:val="none"/>
+          <ns2:ligatures ns2:val="none"/>
         </w:rPr>
         <w:t>;</w:t>
       </w:r>
     </w:p>
-    <w:p>
+    <w:p ns2:paraId="7C63E340" ns2:textId="77777777">
       <w:pPr>
         <w:numPr>
           <w:ilvl w:val="0"/>
@@ -5423,14 +5423,14 @@
         <w:rPr>
           <w:rFonts w:ascii="Arial Narrow" w:eastAsia="Calibri" w:hAnsi="Arial Narrow" w:cs="Arial"/>
           <w:kern w:val="0"/>
-          <w14:ligatures w14:val="none"/>
+          <ns2:ligatures ns2:val="none"/>
         </w:rPr>
       </w:pPr>
       <w:r>
         <w:rPr>
           <w:rFonts w:ascii="Arial Narrow" w:eastAsia="Calibri" w:hAnsi="Arial Narrow" w:cs="Arial"/>
           <w:kern w:val="0"/>
-          <w14:ligatures w14:val="none"/>
+          <ns2:ligatures ns2:val="none"/>
         </w:rPr>
         <w:t xml:space="preserve">en caso califique como </w:t>
       </w:r>
@@ -5439,7 +5439,7 @@
         <w:rPr>
           <w:rFonts w:ascii="Arial Narrow" w:eastAsia="Calibri" w:hAnsi="Arial Narrow" w:cs="Arial"/>
           <w:kern w:val="0"/>
-          <w14:ligatures w14:val="none"/>
+          <ns2:ligatures ns2:val="none"/>
         </w:rPr>
         <w:t>micro empresa</w:t>
       </w:r>
@@ -5448,7 +5448,7 @@
         <w:rPr>
           <w:rFonts w:ascii="Arial Narrow" w:eastAsia="Calibri" w:hAnsi="Arial Narrow" w:cs="Arial"/>
           <w:kern w:val="0"/>
-          <w14:ligatures w14:val="none"/>
+          <ns2:ligatures ns2:val="none"/>
         </w:rPr>
         <w:t xml:space="preserve"> o pequeña empresa, presentar los documentos que acrediten su volumen de ventas o ingresos brutos percibidos el año anterior relativo a todas sus actividades económicas y el número de trabajadores con el que cuenta</w:t>
       </w:r>
@@ -5458,7 +5458,7 @@
           <w:rFonts w:ascii="Arial Narrow" w:eastAsia="Calibri" w:hAnsi="Arial Narrow" w:cs="Arial"/>
           <w:kern w:val="0"/>
           <w:vertAlign w:val="superscript"/>
-          <w14:ligatures w14:val="none"/>
+          <ns2:ligatures ns2:val="none"/>
         </w:rPr>
         <w:footnoteReference w:id="8"/>
       </w:r>
@@ -5466,7 +5466,7 @@
         <w:rPr>
           <w:rFonts w:ascii="Arial Narrow" w:eastAsia="Calibri" w:hAnsi="Arial Narrow" w:cs="Arial"/>
           <w:kern w:val="0"/>
-          <w14:ligatures w14:val="none"/>
+          <ns2:ligatures ns2:val="none"/>
         </w:rPr>
         <w:t>. Ello, a fin de que la Comisión pueda meritar dicha documentación, conforme lo establece el artículo 110</w:t>
       </w:r>
@@ -5476,7 +5476,7 @@
           <w:color w:val="000000"/>
           <w:kern w:val="0"/>
           <w:lang w:eastAsia="es-PE"/>
-          <w14:ligatures w14:val="none"/>
+          <ns2:ligatures ns2:val="none"/>
         </w:rPr>
         <w:t/>
       </w:r>
@@ -5484,7 +5484,7 @@
         <w:rPr>
           <w:rFonts w:ascii="Arial Narrow" w:eastAsia="Calibri" w:hAnsi="Arial Narrow" w:cs="Arial"/>
           <w:kern w:val="0"/>
-          <w14:ligatures w14:val="none"/>
+          <ns2:ligatures ns2:val="none"/>
         </w:rPr>
         <w:t xml:space="preserve"> del </w:t>
       </w:r>
@@ -5493,7 +5493,7 @@
           <w:rFonts w:ascii="Arial Narrow" w:eastAsia="Calibri" w:hAnsi="Arial Narrow" w:cs="Arial"/>
           <w:spacing w:val="-2"/>
           <w:kern w:val="0"/>
-          <w14:ligatures w14:val="none"/>
+          <ns2:ligatures ns2:val="none"/>
         </w:rPr>
         <w:t>Código</w:t>
       </w:r>
@@ -5504,7 +5504,7 @@
           <w:spacing w:val="-2"/>
           <w:kern w:val="0"/>
           <w:vertAlign w:val="superscript"/>
-          <w14:ligatures w14:val="none"/>
+          <ns2:ligatures ns2:val="none"/>
         </w:rPr>
         <w:footnoteReference w:id="9"/>
       </w:r>
@@ -5513,35 +5513,79 @@
           <w:rFonts w:ascii="Arial Narrow" w:eastAsia="Calibri" w:hAnsi="Arial Narrow" w:cs="Arial"/>
           <w:spacing w:val="-2"/>
           <w:kern w:val="0"/>
-          <w14:ligatures w14:val="none"/>
+          <ns2:ligatures ns2:val="none"/>
         </w:rPr>
         <w:t>.</w:t>
       </w:r>
     </w:p>
+    <w:p ns2:paraId="1F11FE32" ns2:textId="77777777">
+      <w:pPr>
+        <w:spacing w:after="0" w:line="240" w:lineRule="auto"/>
+        <w:ind w:left="567"/>
+        <w:jc w:val="both"/>
+        <w:rPr>
+          <w:rFonts w:ascii="Arial Narrow" w:eastAsia="Arial Narrow" w:hAnsi="Arial Narrow" w:cs="Arial Narrow"/>
+          <w:color w:val="000000"/>
+          <w:kern w:val="0"/>
+          <w:lang w:eastAsia="es-PE"/>
+          <ns2:ligatures ns2:val="none"/>
+        </w:rPr>
+      </w:pPr>
+    </w:p>
     <w:p>
       <w:pPr>
         <w:spacing w:after="0" w:line="240" w:lineRule="auto"/>
-        <w:ind w:left="567"/>
-        <w:jc w:val="both"/>
-        <w:rPr>
-          <w:rFonts w:ascii="Arial Narrow" w:eastAsia="Arial Narrow" w:hAnsi="Arial Narrow" w:cs="Arial Narrow"/>
-          <w:color w:val="000000"/>
-          <w:kern w:val="0"/>
-          <w:lang w:eastAsia="es-PE"/>
-          <w14:ligatures w14:val="none"/>
-        </w:rPr>
-      </w:pPr>
-    </w:p>
-    <w:p>
-      <w:pPr>
-        <w:spacing w:after="0" w:line="240" w:lineRule="auto"/>
-        <w:jc w:val="both"/>
-        <w:rPr>
-          <w:rFonts w:ascii="Arial Narrow" w:eastAsia="Arial Narrow" w:hAnsi="Arial Narrow" w:cs="Arial Narrow"/>
-          <w:color w:val="000000"/>
-          <w:kern w:val="0"/>
-          <w:lang w:eastAsia="es-PE"/>
-          <w14:ligatures w14:val="none"/>
+        <w:jc w:val="both"/>
+        <w:rPr>
+          <w:rFonts w:ascii="Arial Narrow" w:eastAsia="Arial Narrow" w:hAnsi="Arial Narrow" w:cs="Arial Narrow"/>
+          <w:color w:val="000000"/>
+          <w:kern w:val="0"/>
+          <w:lang w:eastAsia="es-PE"/>
+          <ns2:ligatures ns2:val="none"/>
+        </w:rPr>
+      </w:pPr>
+      <w:r>
+        <w:rPr>
+          <w:rFonts w:ascii="Arial Narrow" w:hAnsi="Arial Narrow" w:cs="Arial Narrow"/>
+          <w:b w:val="1"/>
+          <w:bCs w:val="1"/>
+          <w:sz w:val="20"/>
+          <w:szCs w:val="20"/>
+        </w:rPr>
+        <w:t xml:space="preserve">CUARTO: </w:t>
+      </w:r>
+      <w:r>
+        <w:rPr>
+          <w:rFonts w:ascii="Arial Narrow" w:hAnsi="Arial Narrow" w:cs="Arial Narrow"/>
+          <w:sz w:val="20"/>
+          <w:szCs w:val="20"/>
+        </w:rPr>
+        <w:t xml:space="preserve">correr traslado de la presente resolución a Interseguro Compañía de Seguros S.A para que, de conformidad con lo dispuesto por el artículo 26° de la Ley sobre Facultades, Normas y Organización del Indecopi, aprobado por Decreto Legislativo N° 8079, presente sus descargos sobre la imputación de cargos realizada en un plazo no mayor a cinco (5) días hábiles contado a partir del día siguiente de la notificación de la presente resolución, vencido el cual, el Secretario Técnico declarará en rebeldía a los denunciados que no lo hubieran presentado. Debe precisarse que de conformidad con lo establecido por el artículo 223° del Texto Único Ordenado de la Ley N° 27444, Ley del Procedimiento Administrativo General, las alegaciones y los hechos relevantes de la reclamación, salvo que hayan sido específicamente negadas en la contestación, se tendrán por aceptadas o meritadas como ciertas.</w:t>
+      </w:r>
+    </w:p>
+    <w:p ns2:paraId="228F876C" ns2:textId="77777777">
+      <w:pPr>
+        <w:spacing w:after="0" w:line="240" w:lineRule="auto"/>
+        <w:jc w:val="both"/>
+        <w:rPr>
+          <w:rFonts w:ascii="Arial Narrow" w:eastAsia="Arial Narrow" w:hAnsi="Arial Narrow" w:cs="Arial Narrow"/>
+          <w:color w:val="000000"/>
+          <w:kern w:val="0"/>
+          <w:lang w:eastAsia="es-PE"/>
+          <ns2:ligatures ns2:val="none"/>
+        </w:rPr>
+      </w:pPr>
+    </w:p>
+    <w:p ns2:paraId="774AFBA5" ns2:textId="0566623E">
+      <w:pPr>
+        <w:spacing w:after="0" w:line="240" w:lineRule="auto"/>
+        <w:jc w:val="both"/>
+        <w:rPr>
+          <w:rFonts w:ascii="Arial Narrow" w:eastAsia="Times New Roman" w:hAnsi="Arial Narrow" w:cs="Arial"/>
+          <w:color w:val="000000"/>
+          <w:kern w:val="0"/>
+          <w:lang w:val="es-ES" w:eastAsia="es-ES"/>
+          <ns2:ligatures ns2:val="none"/>
         </w:rPr>
       </w:pPr>
       <w:r>
@@ -5551,19 +5595,20 @@
           <w:color w:val="000000"/>
           <w:kern w:val="0"/>
           <w:lang w:eastAsia="es-PE"/>
-          <w14:ligatures w14:val="none"/>
-        </w:rPr>
-        <w:t xml:space="preserve">CUARTO: </w:t>
-      </w:r>
-      <w:r>
-        <w:rPr>
-          <w:rFonts w:ascii="Arial Narrow" w:eastAsia="Arial Narrow" w:hAnsi="Arial Narrow" w:cs="Arial Narrow"/>
-          <w:color w:val="000000"/>
-          <w:kern w:val="0"/>
-          <w:lang w:eastAsia="es-PE"/>
-          <w14:ligatures w14:val="none"/>
-        </w:rPr>
-        <w:t xml:space="preserve">correr traslado de la denuncia interpuesta </w:t>
+          <ns2:ligatures ns2:val="none"/>
+        </w:rPr>
+        <w:t xml:space="preserve">QUINTO: </w:t>
+      </w:r>
+      <w:bookmarkStart w:id="4" w:name="_Hlk188286813"/>
+      <w:r>
+        <w:rPr>
+          <w:rFonts w:ascii="Arial Narrow" w:eastAsia="Times New Roman" w:hAnsi="Arial Narrow" w:cs="Arial"/>
+          <w:color w:val="000000"/>
+          <w:kern w:val="0"/>
+          <w:lang w:eastAsia="es-ES"/>
+          <ns2:ligatures ns2:val="none"/>
+        </w:rPr>
+        <w:t xml:space="preserve">requerir </w:t>
       </w:r>
       <w:r>
         <w:rPr>
@@ -5571,110 +5616,226 @@
           <w:color w:val="000000"/>
           <w:kern w:val="0"/>
           <w:lang w:val="es-ES" w:eastAsia="es-ES"/>
-          <w14:ligatures w14:val="none"/>
-        </w:rPr>
-        <w:t xml:space="preserve">el </w:t>
-      </w:r>
+          <ns2:ligatures ns2:val="none"/>
+        </w:rPr>
+        <w:t xml:space="preserve">que, en un </w:t>
+      </w:r>
+      <w:r>
+        <w:rPr>
+          <w:rFonts w:ascii="Arial Narrow" w:eastAsia="Times New Roman" w:hAnsi="Arial Narrow" w:cs="Arial"/>
+          <w:color w:val="000000"/>
+          <w:kern w:val="0"/>
+          <w:lang w:eastAsia="es-ES"/>
+          <ns2:ligatures ns2:val="none"/>
+        </w:rPr>
+        <w:t>plazo no mayor de cinco (5) días hábiles contado a partir del día siguiente de la notificación de la presente resolución</w:t>
+      </w:r>
+      <w:bookmarkEnd w:id="4"/>
+      <w:r>
+        <w:rPr>
+          <w:rFonts w:ascii="Arial Narrow" w:eastAsia="Times New Roman" w:hAnsi="Arial Narrow" w:cs="Arial"/>
+          <w:color w:val="000000"/>
+          <w:kern w:val="0"/>
+          <w:lang w:eastAsia="es-ES"/>
+          <ns2:ligatures ns2:val="none"/>
+        </w:rPr>
+        <w:t xml:space="preserve">, </w:t>
+      </w:r>
+      <w:bookmarkStart w:id="5" w:name="_Hlk188286828"/>
+      <w:r>
+        <w:rPr>
+          <w:rFonts w:ascii="Arial Narrow" w:eastAsia="Times New Roman" w:hAnsi="Arial Narrow" w:cs="Times New Roman"/>
+          <w:color w:val="000000"/>
+          <w:kern w:val="0"/>
+          <w:shd w:val="clear" w:color="auto" w:fill="FFFFFF"/>
+          <w:lang w:eastAsia="es-PE"/>
+          <ns2:ligatures ns2:val="none"/>
+        </w:rPr>
+        <w:t>el proveedor denunciado</w:t>
+      </w:r>
+      <w:r>
+        <w:rPr>
+          <w:rFonts w:ascii="Arial Narrow" w:eastAsia="Times New Roman" w:hAnsi="Arial Narrow" w:cs="Arial"/>
+          <w:color w:val="000000"/>
+          <w:kern w:val="0"/>
+          <w:lang w:eastAsia="es-ES"/>
+          <ns2:ligatures ns2:val="none"/>
+        </w:rPr>
+        <w:t xml:space="preserve"> </w:t>
+      </w:r>
+      <w:bookmarkEnd w:id="5"/>
       <w:r>
         <w:rPr>
           <w:rFonts w:ascii="Arial Narrow" w:eastAsia="Times New Roman" w:hAnsi="Arial Narrow" w:cs="Arial"/>
           <w:color w:val="000000"/>
           <w:kern w:val="0"/>
           <w:lang w:val="es-ES" w:eastAsia="es-ES"/>
-          <w14:ligatures w14:val="none"/>
-        </w:rPr>
-        <w:t>25 de junio de 2025</w:t>
-      </w:r>
-      <w:r>
-        <w:rPr>
-          <w:rFonts w:ascii="Arial Narrow" w:eastAsia="Calibri" w:hAnsi="Arial Narrow" w:cs="Arial"/>
-          <w:kern w:val="0"/>
-          <w14:ligatures w14:val="none"/>
-        </w:rPr>
-        <w:t xml:space="preserve">, </w:t>
-      </w:r>
-      <w:r>
-        <w:rPr>
-          <w:rFonts w:ascii="Arial Narrow" w:eastAsia="Arial Narrow" w:hAnsi="Arial Narrow" w:cs="Arial Narrow"/>
-          <w:color w:val="000000"/>
-          <w:kern w:val="0"/>
-          <w:lang w:eastAsia="es-PE"/>
-          <w14:ligatures w14:val="none"/>
-        </w:rPr>
-        <w:t>a</w:t>
-      </w:r>
-      <w:r>
-        <w:rPr>
-          <w:rFonts w:ascii="Arial Narrow" w:eastAsia="Times New Roman" w:hAnsi="Arial Narrow" w:cs="Times New Roman"/>
-          <w:color w:val="000000"/>
-          <w:kern w:val="0"/>
-          <w:shd w:val="clear" w:color="auto" w:fill="FFFFFF"/>
-          <w:lang w:eastAsia="es-PE"/>
-          <w14:ligatures w14:val="none"/>
+          <ns2:ligatures ns2:val="none"/>
+        </w:rPr>
+        <w:t xml:space="preserve">cumpla con: </w:t>
+      </w:r>
+      <w:r>
+        <w:rPr>
+          <w:rFonts w:ascii="Arial Narrow" w:eastAsia="Times New Roman" w:hAnsi="Arial Narrow" w:cs="Arial"/>
+          <w:color w:val="000000"/>
+          <w:kern w:val="0"/>
+          <w:lang w:val="es-ES" w:eastAsia="es-ES"/>
+          <ns2:ligatures ns2:val="none"/>
+        </w:rPr>
+        <w:t xml:space="preserve">(i) presentar una copia completa, legible y debidamente suscrita de la Póliza </w:t>
+      </w:r>
+      <w:r>
+        <w:rPr>
+          <w:rFonts w:ascii="Arial Narrow" w:eastAsia="Times New Roman" w:hAnsi="Arial Narrow" w:cs="Arial"/>
+          <w:color w:val="000000"/>
+          <w:kern w:val="0"/>
+          <w:lang w:eastAsia="es-ES"/>
+          <ns2:ligatures ns2:val="none"/>
+        </w:rPr>
+        <w:t xml:space="preserve">5000068 </w:t>
+      </w:r>
+      <w:r>
+        <w:rPr>
+          <w:rFonts w:ascii="Arial Narrow" w:eastAsia="Times New Roman" w:hAnsi="Arial Narrow" w:cs="Arial"/>
+          <w:color w:val="000000"/>
+          <w:kern w:val="0"/>
+          <w:lang w:val="es-ES" w:eastAsia="es-ES"/>
+          <ns2:ligatures ns2:val="none"/>
+        </w:rPr>
+        <w:t>del Seguro de Tarjeta, así como el cargo de remisión de la póliza; (</w:t>
+      </w:r>
+      <w:proofErr w:type="spellStart"/>
+      <w:r>
+        <w:rPr>
+          <w:rFonts w:ascii="Arial Narrow" w:eastAsia="Times New Roman" w:hAnsi="Arial Narrow" w:cs="Arial"/>
+          <w:color w:val="000000"/>
+          <w:kern w:val="0"/>
+          <w:lang w:val="es-ES" w:eastAsia="es-ES"/>
+          <ns2:ligatures ns2:val="none"/>
+        </w:rPr>
+        <w:t>ii</w:t>
+      </w:r>
+      <w:proofErr w:type="spellEnd"/>
+      <w:r>
+        <w:rPr>
+          <w:rFonts w:ascii="Arial Narrow" w:eastAsia="Times New Roman" w:hAnsi="Arial Narrow" w:cs="Arial"/>
+          <w:color w:val="000000"/>
+          <w:kern w:val="0"/>
+          <w:lang w:val="es-ES" w:eastAsia="es-ES"/>
+          <ns2:ligatures ns2:val="none"/>
+        </w:rPr>
+        <w:t xml:space="preserve">) presentar los medios probatorios que acrediten que entregó oportunamente </w:t>
+      </w:r>
+      <w:r>
+        <w:rPr>
+          <w:rFonts w:ascii="Arial Narrow" w:eastAsia="Times New Roman" w:hAnsi="Arial Narrow" w:cs="Arial"/>
+          <w:color w:val="000000"/>
+          <w:kern w:val="0"/>
+          <w:lang w:val="es-ES" w:eastAsia="es-ES"/>
+          <ns2:ligatures ns2:val="none"/>
+        </w:rPr>
+        <w:t xml:space="preserve">el certificado de la </w:t>
+      </w:r>
+      <w:r>
+        <w:rPr>
+          <w:rFonts w:ascii="Arial Narrow" w:eastAsia="Times New Roman" w:hAnsi="Arial Narrow" w:cs="Arial"/>
+          <w:color w:val="000000"/>
+          <w:kern w:val="0"/>
+          <w:lang w:val="es-ES" w:eastAsia="es-ES"/>
+          <ns2:ligatures ns2:val="none"/>
+        </w:rPr>
+        <w:t>Póliza 5000068 del Seguro de Tarjeta; y, (</w:t>
+      </w:r>
+      <w:proofErr w:type="spellStart"/>
+      <w:r>
+        <w:rPr>
+          <w:rFonts w:ascii="Arial Narrow" w:eastAsia="Times New Roman" w:hAnsi="Arial Narrow" w:cs="Arial"/>
+          <w:color w:val="000000"/>
+          <w:kern w:val="0"/>
+          <w:lang w:val="es-ES" w:eastAsia="es-ES"/>
+          <ns2:ligatures ns2:val="none"/>
+        </w:rPr>
+        <w:t>iii</w:t>
+      </w:r>
+      <w:proofErr w:type="spellEnd"/>
+      <w:r>
+        <w:rPr>
+          <w:rFonts w:ascii="Arial Narrow" w:eastAsia="Times New Roman" w:hAnsi="Arial Narrow" w:cs="Arial"/>
+          <w:color w:val="000000"/>
+          <w:kern w:val="0"/>
+          <w:lang w:val="es-ES" w:eastAsia="es-ES"/>
+          <ns2:ligatures ns2:val="none"/>
+        </w:rPr>
+        <w:t>) presentar todas las comunicaciones cursadas con la parte denunciante en virtud del hecho materia de denuncia</w:t>
+      </w:r>
+      <w:r>
+        <w:rPr>
+          <w:rFonts w:ascii="Arial Narrow" w:eastAsia="Times New Roman" w:hAnsi="Arial Narrow" w:cs="Arial"/>
+          <w:color w:val="000000"/>
+          <w:kern w:val="0"/>
+          <w:lang w:val="es-ES" w:eastAsia="es-ES"/>
+          <ns2:ligatures ns2:val="none"/>
+        </w:rPr>
+        <w:t>.</w:t>
+      </w:r>
+    </w:p>
+    <w:p ns2:paraId="12A4D8BD" ns2:textId="77777777">
+      <w:pPr>
+        <w:spacing w:after="0" w:line="240" w:lineRule="auto"/>
+        <w:jc w:val="both"/>
+        <w:rPr>
+          <w:rFonts w:ascii="Arial Narrow" w:eastAsia="Arial Narrow" w:hAnsi="Arial Narrow" w:cs="Arial Narrow"/>
+          <w:b/>
+          <w:color w:val="000000"/>
+          <w:kern w:val="0"/>
+          <w:lang w:val="es-ES" w:eastAsia="es-PE"/>
+          <ns2:ligatures ns2:val="none"/>
+        </w:rPr>
+      </w:pPr>
+    </w:p>
+    <w:p ns2:paraId="591B7E6F" ns2:textId="77777777">
+      <w:pPr>
+        <w:spacing w:after="0" w:line="240" w:lineRule="auto"/>
+        <w:jc w:val="both"/>
+        <w:rPr>
+          <w:rFonts w:ascii="Arial Narrow" w:eastAsia="Arial Narrow" w:hAnsi="Arial Narrow" w:cs="Arial Narrow"/>
+          <w:color w:val="000000"/>
+          <w:kern w:val="0"/>
+          <w:lang w:eastAsia="es-PE"/>
+          <ns2:ligatures ns2:val="none"/>
+        </w:rPr>
+      </w:pPr>
+      <w:r>
+        <w:rPr>
+          <w:rFonts w:ascii="Arial Narrow" w:eastAsia="Arial Narrow" w:hAnsi="Arial Narrow" w:cs="Arial Narrow"/>
+          <w:b/>
+          <w:color w:val="000000"/>
+          <w:kern w:val="0"/>
+          <w:lang w:eastAsia="es-PE"/>
+          <ns2:ligatures ns2:val="none"/>
+        </w:rPr>
+        <w:t>SEXTO:</w:t>
+      </w:r>
+      <w:r>
+        <w:rPr>
+          <w:rFonts w:ascii="Arial Narrow" w:eastAsia="Arial Narrow" w:hAnsi="Arial Narrow" w:cs="Arial Narrow"/>
+          <w:color w:val="000000"/>
+          <w:kern w:val="0"/>
+          <w:lang w:eastAsia="es-PE"/>
+          <ns2:ligatures ns2:val="none"/>
         </w:rPr>
         <w:t xml:space="preserve"> </w:t>
       </w:r>
-      <w:r>
-        <w:rPr>
-          <w:rFonts w:ascii="Arial Narrow" w:eastAsia="Arial Narrow" w:hAnsi="Arial Narrow" w:cs="Arial Narrow"/>
-          <w:bCs/>
-        </w:rPr>
-        <w:t>Interseguro</w:t>
-      </w:r>
-      <w:r>
-        <w:rPr>
-          <w:rFonts w:ascii="Arial Narrow" w:eastAsia="Arial Narrow" w:hAnsi="Arial Narrow" w:cs="Arial Narrow"/>
-          <w:bCs/>
-        </w:rPr>
-        <w:t xml:space="preserve"> </w:t>
-      </w:r>
-      <w:r>
-        <w:rPr>
-          <w:rFonts w:ascii="Arial Narrow" w:eastAsia="Arial Narrow" w:hAnsi="Arial Narrow" w:cs="Arial Narrow"/>
-          <w:bCs/>
-        </w:rPr>
-        <w:t xml:space="preserve">Compañía </w:t>
-      </w:r>
-      <w:r>
-        <w:rPr>
-          <w:rFonts w:ascii="Arial Narrow" w:eastAsia="Arial Narrow" w:hAnsi="Arial Narrow" w:cs="Arial Narrow"/>
-          <w:bCs/>
-        </w:rPr>
-        <w:t>d</w:t>
-      </w:r>
-      <w:r>
-        <w:rPr>
-          <w:rFonts w:ascii="Arial Narrow" w:eastAsia="Arial Narrow" w:hAnsi="Arial Narrow" w:cs="Arial Narrow"/>
-          <w:bCs/>
-        </w:rPr>
-        <w:t>e Seguros S</w:t>
-      </w:r>
-      <w:r>
-        <w:rPr>
-          <w:rFonts w:ascii="Arial Narrow" w:eastAsia="Arial Narrow" w:hAnsi="Arial Narrow" w:cs="Arial Narrow"/>
-          <w:bCs/>
-        </w:rPr>
-        <w:t>.A.</w:t>
-      </w:r>
-      <w:r>
-        <w:rPr>
-          <w:rFonts w:ascii="Arial Narrow" w:eastAsia="Arial Narrow" w:hAnsi="Arial Narrow" w:cs="Arial Narrow"/>
-          <w:color w:val="000000"/>
-          <w:kern w:val="0"/>
-          <w:lang w:eastAsia="es-PE"/>
-          <w14:ligatures w14:val="none"/>
-        </w:rPr>
-        <w:t>, para</w:t>
-      </w:r>
-      <w:r>
-        <w:rPr>
-          <w:rFonts w:ascii="Arial Narrow" w:eastAsia="Arial Narrow" w:hAnsi="Arial Narrow" w:cs="Arial Narrow"/>
-          <w:color w:val="000000"/>
-          <w:kern w:val="0"/>
-          <w:lang w:eastAsia="es-PE"/>
-          <w14:ligatures w14:val="none"/>
-        </w:rPr>
-        <w:t xml:space="preserve"> que, de conformidad con lo dispuesto por el artículo 26</w:t>
+      <w:bookmarkStart w:id="6" w:name="_Hlk188286915"/>
+      <w:r>
+        <w:rPr>
+          <w:rFonts w:ascii="Arial Narrow" w:eastAsia="Arial Narrow" w:hAnsi="Arial Narrow" w:cs="Arial Narrow"/>
+          <w:color w:val="000000"/>
+          <w:kern w:val="0"/>
+          <w:lang w:eastAsia="es-PE"/>
+          <ns2:ligatures ns2:val="none"/>
+        </w:rPr>
+        <w:t>informar a las partes que el artículo 110</w:t>
       </w:r>
       <w:r>
         <w:rPr>
@@ -5682,7 +5843,7 @@
           <w:color w:val="000000"/>
           <w:kern w:val="0"/>
           <w:lang w:eastAsia="es-PE"/>
-          <w14:ligatures w14:val="none"/>
+          <ns2:ligatures ns2:val="none"/>
         </w:rPr>
         <w:t/>
       </w:r>
@@ -5692,313 +5853,7 @@
           <w:color w:val="000000"/>
           <w:kern w:val="0"/>
           <w:lang w:eastAsia="es-PE"/>
-          <w14:ligatures w14:val="none"/>
-        </w:rPr>
-        <w:t xml:space="preserve"> de la Ley sobre Facultades, </w:t>
-      </w:r>
-      <w:r>
-        <w:rPr>
-          <w:rFonts w:ascii="Arial Narrow" w:eastAsia="Arial Narrow" w:hAnsi="Arial Narrow" w:cs="Arial Narrow"/>
-          <w:color w:val="000000"/>
-          <w:kern w:val="0"/>
-          <w:lang w:eastAsia="es-PE"/>
-          <w14:ligatures w14:val="none"/>
-        </w:rPr>
-        <w:lastRenderedPageBreak/>
-        <w:t xml:space="preserve">Normas y Organización del Indecopi, aprobada por Decreto Legislativo 807, presente sus descargos en un plazo no mayor de cinco (5) días hábiles contados desde la notificación. </w:t>
-      </w:r>
-    </w:p>
-    <w:p>
-      <w:pPr>
-        <w:spacing w:after="0" w:line="240" w:lineRule="auto"/>
-        <w:jc w:val="both"/>
-        <w:rPr>
-          <w:rFonts w:ascii="Arial Narrow" w:eastAsia="Arial Narrow" w:hAnsi="Arial Narrow" w:cs="Arial Narrow"/>
-          <w:color w:val="000000"/>
-          <w:kern w:val="0"/>
-          <w:lang w:eastAsia="es-PE"/>
-          <w14:ligatures w14:val="none"/>
-        </w:rPr>
-      </w:pPr>
-    </w:p>
-    <w:p>
-      <w:pPr>
-        <w:spacing w:after="0" w:line="240" w:lineRule="auto"/>
-        <w:jc w:val="both"/>
-        <w:rPr>
-          <w:rFonts w:ascii="Arial Narrow" w:eastAsia="Times New Roman" w:hAnsi="Arial Narrow" w:cs="Arial"/>
-          <w:color w:val="000000"/>
-          <w:kern w:val="0"/>
-          <w:lang w:val="es-ES" w:eastAsia="es-ES"/>
-          <w14:ligatures w14:val="none"/>
-        </w:rPr>
-      </w:pPr>
-      <w:r>
-        <w:rPr>
-          <w:rFonts w:ascii="Arial Narrow" w:eastAsia="Arial Narrow" w:hAnsi="Arial Narrow" w:cs="Arial Narrow"/>
-          <w:b/>
-          <w:color w:val="000000"/>
-          <w:kern w:val="0"/>
-          <w:lang w:eastAsia="es-PE"/>
-          <w14:ligatures w14:val="none"/>
-        </w:rPr>
-        <w:t xml:space="preserve">QUINTO: </w:t>
-      </w:r>
-      <w:bookmarkStart w:id="4" w:name="_Hlk188286813"/>
-      <w:r>
-        <w:rPr>
-          <w:rFonts w:ascii="Arial Narrow" w:eastAsia="Times New Roman" w:hAnsi="Arial Narrow" w:cs="Arial"/>
-          <w:color w:val="000000"/>
-          <w:kern w:val="0"/>
-          <w:lang w:eastAsia="es-ES"/>
-          <w14:ligatures w14:val="none"/>
-        </w:rPr>
-        <w:t xml:space="preserve">requerir </w:t>
-      </w:r>
-      <w:r>
-        <w:rPr>
-          <w:rFonts w:ascii="Arial Narrow" w:eastAsia="Times New Roman" w:hAnsi="Arial Narrow" w:cs="Arial"/>
-          <w:color w:val="000000"/>
-          <w:kern w:val="0"/>
-          <w:lang w:val="es-ES" w:eastAsia="es-ES"/>
-          <w14:ligatures w14:val="none"/>
-        </w:rPr>
-        <w:t xml:space="preserve">que, en un </w:t>
-      </w:r>
-      <w:r>
-        <w:rPr>
-          <w:rFonts w:ascii="Arial Narrow" w:eastAsia="Times New Roman" w:hAnsi="Arial Narrow" w:cs="Arial"/>
-          <w:color w:val="000000"/>
-          <w:kern w:val="0"/>
-          <w:lang w:eastAsia="es-ES"/>
-          <w14:ligatures w14:val="none"/>
-        </w:rPr>
-        <w:t>plazo no mayor de cinco (5) días hábiles contado a partir del día siguiente de la notificación de la presente resolución</w:t>
-      </w:r>
-      <w:bookmarkEnd w:id="4"/>
-      <w:r>
-        <w:rPr>
-          <w:rFonts w:ascii="Arial Narrow" w:eastAsia="Times New Roman" w:hAnsi="Arial Narrow" w:cs="Arial"/>
-          <w:color w:val="000000"/>
-          <w:kern w:val="0"/>
-          <w:lang w:eastAsia="es-ES"/>
-          <w14:ligatures w14:val="none"/>
-        </w:rPr>
-        <w:t xml:space="preserve">, </w:t>
-      </w:r>
-      <w:bookmarkStart w:id="5" w:name="_Hlk188286828"/>
-      <w:r>
-        <w:rPr>
-          <w:rFonts w:ascii="Arial Narrow" w:eastAsia="Times New Roman" w:hAnsi="Arial Narrow" w:cs="Times New Roman"/>
-          <w:color w:val="000000"/>
-          <w:kern w:val="0"/>
-          <w:shd w:val="clear" w:color="auto" w:fill="FFFFFF"/>
-          <w:lang w:eastAsia="es-PE"/>
-          <w14:ligatures w14:val="none"/>
-        </w:rPr>
-        <w:t>el proveedor denunciado</w:t>
-      </w:r>
-      <w:r>
-        <w:rPr>
-          <w:rFonts w:ascii="Arial Narrow" w:eastAsia="Times New Roman" w:hAnsi="Arial Narrow" w:cs="Arial"/>
-          <w:color w:val="000000"/>
-          <w:kern w:val="0"/>
-          <w:lang w:eastAsia="es-ES"/>
-          <w14:ligatures w14:val="none"/>
-        </w:rPr>
-        <w:t xml:space="preserve"> </w:t>
-      </w:r>
-      <w:bookmarkEnd w:id="5"/>
-      <w:r>
-        <w:rPr>
-          <w:rFonts w:ascii="Arial Narrow" w:eastAsia="Times New Roman" w:hAnsi="Arial Narrow" w:cs="Arial"/>
-          <w:color w:val="000000"/>
-          <w:kern w:val="0"/>
-          <w:lang w:val="es-ES" w:eastAsia="es-ES"/>
-          <w14:ligatures w14:val="none"/>
-        </w:rPr>
-        <w:t xml:space="preserve">cumpla con: </w:t>
-      </w:r>
-      <w:r>
-        <w:rPr>
-          <w:rFonts w:ascii="Arial Narrow" w:eastAsia="Times New Roman" w:hAnsi="Arial Narrow" w:cs="Arial"/>
-          <w:color w:val="000000"/>
-          <w:kern w:val="0"/>
-          <w:lang w:val="es-ES" w:eastAsia="es-ES"/>
-          <w14:ligatures w14:val="none"/>
-        </w:rPr>
-        <w:t xml:space="preserve">(i) presentar una copia completa, legible y debidamente suscrita de la Póliza </w:t>
-      </w:r>
-      <w:r>
-        <w:rPr>
-          <w:rFonts w:ascii="Arial Narrow" w:eastAsia="Times New Roman" w:hAnsi="Arial Narrow" w:cs="Arial"/>
-          <w:color w:val="000000"/>
-          <w:kern w:val="0"/>
-          <w:lang w:eastAsia="es-ES"/>
-          <w14:ligatures w14:val="none"/>
-        </w:rPr>
-        <w:t xml:space="preserve">5000068 </w:t>
-      </w:r>
-      <w:r>
-        <w:rPr>
-          <w:rFonts w:ascii="Arial Narrow" w:eastAsia="Times New Roman" w:hAnsi="Arial Narrow" w:cs="Arial"/>
-          <w:color w:val="000000"/>
-          <w:kern w:val="0"/>
-          <w:lang w:val="es-ES" w:eastAsia="es-ES"/>
-          <w14:ligatures w14:val="none"/>
-        </w:rPr>
-        <w:t>del Seguro de Tarjeta, así como el cargo de remisión de la póliza; (</w:t>
-      </w:r>
-      <w:proofErr w:type="spellStart"/>
-      <w:r>
-        <w:rPr>
-          <w:rFonts w:ascii="Arial Narrow" w:eastAsia="Times New Roman" w:hAnsi="Arial Narrow" w:cs="Arial"/>
-          <w:color w:val="000000"/>
-          <w:kern w:val="0"/>
-          <w:lang w:val="es-ES" w:eastAsia="es-ES"/>
-          <w14:ligatures w14:val="none"/>
-        </w:rPr>
-        <w:t>ii</w:t>
-      </w:r>
-      <w:proofErr w:type="spellEnd"/>
-      <w:r>
-        <w:rPr>
-          <w:rFonts w:ascii="Arial Narrow" w:eastAsia="Times New Roman" w:hAnsi="Arial Narrow" w:cs="Arial"/>
-          <w:color w:val="000000"/>
-          <w:kern w:val="0"/>
-          <w:lang w:val="es-ES" w:eastAsia="es-ES"/>
-          <w14:ligatures w14:val="none"/>
-        </w:rPr>
-        <w:t xml:space="preserve">) presentar los medios probatorios que acrediten que entregó oportunamente </w:t>
-      </w:r>
-      <w:r>
-        <w:rPr>
-          <w:rFonts w:ascii="Arial Narrow" w:eastAsia="Times New Roman" w:hAnsi="Arial Narrow" w:cs="Arial"/>
-          <w:color w:val="000000"/>
-          <w:kern w:val="0"/>
-          <w:lang w:val="es-ES" w:eastAsia="es-ES"/>
-          <w14:ligatures w14:val="none"/>
-        </w:rPr>
-        <w:t xml:space="preserve">el certificado de la </w:t>
-      </w:r>
-      <w:r>
-        <w:rPr>
-          <w:rFonts w:ascii="Arial Narrow" w:eastAsia="Times New Roman" w:hAnsi="Arial Narrow" w:cs="Arial"/>
-          <w:color w:val="000000"/>
-          <w:kern w:val="0"/>
-          <w:lang w:val="es-ES" w:eastAsia="es-ES"/>
-          <w14:ligatures w14:val="none"/>
-        </w:rPr>
-        <w:t>Póliza 5000068 del Seguro de Tarjeta; y, (</w:t>
-      </w:r>
-      <w:proofErr w:type="spellStart"/>
-      <w:r>
-        <w:rPr>
-          <w:rFonts w:ascii="Arial Narrow" w:eastAsia="Times New Roman" w:hAnsi="Arial Narrow" w:cs="Arial"/>
-          <w:color w:val="000000"/>
-          <w:kern w:val="0"/>
-          <w:lang w:val="es-ES" w:eastAsia="es-ES"/>
-          <w14:ligatures w14:val="none"/>
-        </w:rPr>
-        <w:t>iii</w:t>
-      </w:r>
-      <w:proofErr w:type="spellEnd"/>
-      <w:r>
-        <w:rPr>
-          <w:rFonts w:ascii="Arial Narrow" w:eastAsia="Times New Roman" w:hAnsi="Arial Narrow" w:cs="Arial"/>
-          <w:color w:val="000000"/>
-          <w:kern w:val="0"/>
-          <w:lang w:val="es-ES" w:eastAsia="es-ES"/>
-          <w14:ligatures w14:val="none"/>
-        </w:rPr>
-        <w:t>) presentar todas las comunicaciones cursadas con la parte denunciante en virtud del hecho materia de denuncia</w:t>
-      </w:r>
-      <w:r>
-        <w:rPr>
-          <w:rFonts w:ascii="Arial Narrow" w:eastAsia="Times New Roman" w:hAnsi="Arial Narrow" w:cs="Arial"/>
-          <w:color w:val="000000"/>
-          <w:kern w:val="0"/>
-          <w:lang w:val="es-ES" w:eastAsia="es-ES"/>
-          <w14:ligatures w14:val="none"/>
-        </w:rPr>
-        <w:t>.</w:t>
-      </w:r>
-    </w:p>
-    <w:p>
-      <w:pPr>
-        <w:spacing w:after="0" w:line="240" w:lineRule="auto"/>
-        <w:jc w:val="both"/>
-        <w:rPr>
-          <w:rFonts w:ascii="Arial Narrow" w:eastAsia="Arial Narrow" w:hAnsi="Arial Narrow" w:cs="Arial Narrow"/>
-          <w:b/>
-          <w:color w:val="000000"/>
-          <w:kern w:val="0"/>
-          <w:lang w:val="es-ES" w:eastAsia="es-PE"/>
-          <w14:ligatures w14:val="none"/>
-        </w:rPr>
-      </w:pPr>
-    </w:p>
-    <w:p>
-      <w:pPr>
-        <w:spacing w:after="0" w:line="240" w:lineRule="auto"/>
-        <w:jc w:val="both"/>
-        <w:rPr>
-          <w:rFonts w:ascii="Arial Narrow" w:eastAsia="Arial Narrow" w:hAnsi="Arial Narrow" w:cs="Arial Narrow"/>
-          <w:color w:val="000000"/>
-          <w:kern w:val="0"/>
-          <w:lang w:eastAsia="es-PE"/>
-          <w14:ligatures w14:val="none"/>
-        </w:rPr>
-      </w:pPr>
-      <w:r>
-        <w:rPr>
-          <w:rFonts w:ascii="Arial Narrow" w:eastAsia="Arial Narrow" w:hAnsi="Arial Narrow" w:cs="Arial Narrow"/>
-          <w:b/>
-          <w:color w:val="000000"/>
-          <w:kern w:val="0"/>
-          <w:lang w:eastAsia="es-PE"/>
-          <w14:ligatures w14:val="none"/>
-        </w:rPr>
-        <w:t>SEXTO:</w:t>
-      </w:r>
-      <w:r>
-        <w:rPr>
-          <w:rFonts w:ascii="Arial Narrow" w:eastAsia="Arial Narrow" w:hAnsi="Arial Narrow" w:cs="Arial Narrow"/>
-          <w:color w:val="000000"/>
-          <w:kern w:val="0"/>
-          <w:lang w:eastAsia="es-PE"/>
-          <w14:ligatures w14:val="none"/>
-        </w:rPr>
-        <w:t xml:space="preserve"> </w:t>
-      </w:r>
-      <w:bookmarkStart w:id="6" w:name="_Hlk188286915"/>
-      <w:r>
-        <w:rPr>
-          <w:rFonts w:ascii="Arial Narrow" w:eastAsia="Arial Narrow" w:hAnsi="Arial Narrow" w:cs="Arial Narrow"/>
-          <w:color w:val="000000"/>
-          <w:kern w:val="0"/>
-          <w:lang w:eastAsia="es-PE"/>
-          <w14:ligatures w14:val="none"/>
-        </w:rPr>
-        <w:t>informar a las partes que el artículo 110</w:t>
-      </w:r>
-      <w:r>
-        <w:rPr>
-          <w:rFonts w:ascii="Arial Narrow" w:eastAsia="Times New Roman" w:hAnsi="Arial Narrow" w:cs="Segoe UI"/>
-          <w:color w:val="000000"/>
-          <w:kern w:val="0"/>
-          <w:lang w:eastAsia="es-PE"/>
-          <w14:ligatures w14:val="none"/>
-        </w:rPr>
-        <w:t/>
-      </w:r>
-      <w:r>
-        <w:rPr>
-          <w:rFonts w:ascii="Arial Narrow" w:eastAsia="Arial Narrow" w:hAnsi="Arial Narrow" w:cs="Arial Narrow"/>
-          <w:color w:val="000000"/>
-          <w:kern w:val="0"/>
-          <w:lang w:eastAsia="es-PE"/>
-          <w14:ligatures w14:val="none"/>
+          <ns2:ligatures ns2:val="none"/>
         </w:rPr>
         <w:t xml:space="preserve"> de la Ley 29571, Código de Protección y Defensa del Consumidor</w:t>
       </w:r>
@@ -6010,7 +5865,7 @@
           <w:kern w:val="0"/>
           <w:vertAlign w:val="superscript"/>
           <w:lang w:eastAsia="es-PE"/>
-          <w14:ligatures w14:val="none"/>
+          <ns2:ligatures ns2:val="none"/>
         </w:rPr>
         <w:footnoteReference w:id="10"/>
       </w:r>
@@ -6020,7 +5875,7 @@
           <w:color w:val="000000"/>
           <w:kern w:val="0"/>
           <w:lang w:eastAsia="es-PE"/>
-          <w14:ligatures w14:val="none"/>
+          <ns2:ligatures ns2:val="none"/>
         </w:rPr>
         <w:t>, faculta a la Comisión a calificar las infracciones de la referida norma como leves, graves o muy graves e imponer sanciones que van desde una amonestación hasta una multa por un máximo de 450 Unidades Impositivas Tributarias, sin perjuicio de las medidas correctivas, reparadoras y complementarias, que puedan ordenarse de acuerdo a lo estipulado en los artículos 114</w:t>
       </w:r>
@@ -6030,7 +5885,7 @@
           <w:color w:val="000000"/>
           <w:kern w:val="0"/>
           <w:lang w:eastAsia="es-PE"/>
-          <w14:ligatures w14:val="none"/>
+          <ns2:ligatures ns2:val="none"/>
         </w:rPr>
         <w:t/>
       </w:r>
@@ -6040,7 +5895,7 @@
           <w:color w:val="000000"/>
           <w:kern w:val="0"/>
           <w:lang w:eastAsia="es-PE"/>
-          <w14:ligatures w14:val="none"/>
+          <ns2:ligatures ns2:val="none"/>
         </w:rPr>
         <w:t>, 115</w:t>
       </w:r>
@@ -6050,7 +5905,7 @@
           <w:color w:val="000000"/>
           <w:kern w:val="0"/>
           <w:lang w:eastAsia="es-PE"/>
-          <w14:ligatures w14:val="none"/>
+          <ns2:ligatures ns2:val="none"/>
         </w:rPr>
         <w:t/>
       </w:r>
@@ -6060,7 +5915,7 @@
           <w:color w:val="000000"/>
           <w:kern w:val="0"/>
           <w:lang w:eastAsia="es-PE"/>
-          <w14:ligatures w14:val="none"/>
+          <ns2:ligatures ns2:val="none"/>
         </w:rPr>
         <w:t xml:space="preserve"> y 116</w:t>
       </w:r>
@@ -6070,7 +5925,7 @@
           <w:color w:val="000000"/>
           <w:kern w:val="0"/>
           <w:lang w:eastAsia="es-PE"/>
-          <w14:ligatures w14:val="none"/>
+          <ns2:ligatures ns2:val="none"/>
         </w:rPr>
         <w:t/>
       </w:r>
@@ -6080,7 +5935,7 @@
           <w:color w:val="000000"/>
           <w:kern w:val="0"/>
           <w:lang w:eastAsia="es-PE"/>
-          <w14:ligatures w14:val="none"/>
+          <ns2:ligatures ns2:val="none"/>
         </w:rPr>
         <w:t xml:space="preserve"> de la referida norma</w:t>
       </w:r>
@@ -6092,7 +5947,7 @@
           <w:kern w:val="0"/>
           <w:vertAlign w:val="superscript"/>
           <w:lang w:eastAsia="es-PE"/>
-          <w14:ligatures w14:val="none"/>
+          <ns2:ligatures ns2:val="none"/>
         </w:rPr>
         <w:footnoteReference w:id="11"/>
       </w:r>
@@ -6102,7 +5957,7 @@
           <w:color w:val="000000"/>
           <w:kern w:val="0"/>
           <w:lang w:eastAsia="es-PE"/>
-          <w14:ligatures w14:val="none"/>
+          <ns2:ligatures ns2:val="none"/>
         </w:rPr>
         <w:t xml:space="preserve">. </w:t>
       </w:r>
@@ -6113,7 +5968,7 @@
           <w:color w:val="000000"/>
           <w:kern w:val="0"/>
           <w:lang w:eastAsia="es-PE"/>
-          <w14:ligatures w14:val="none"/>
+          <ns2:ligatures ns2:val="none"/>
         </w:rPr>
         <w:lastRenderedPageBreak/>
         <w:t>Asimismo, se consideran circunstancias atenuantes para la graduación de la sanción, el allanamiento de la denuncia o el reconocimiento de las pretensiones en ella contenidas, de acuerdo con el artículo 112</w:t>
@@ -6124,7 +5979,7 @@
           <w:color w:val="000000"/>
           <w:kern w:val="0"/>
           <w:lang w:eastAsia="es-PE"/>
-          <w14:ligatures w14:val="none"/>
+          <ns2:ligatures ns2:val="none"/>
         </w:rPr>
         <w:t/>
       </w:r>
@@ -6134,7 +5989,7 @@
           <w:color w:val="000000"/>
           <w:kern w:val="0"/>
           <w:lang w:eastAsia="es-PE"/>
-          <w14:ligatures w14:val="none"/>
+          <ns2:ligatures ns2:val="none"/>
         </w:rPr>
         <w:t xml:space="preserve"> del Código</w:t>
       </w:r>
@@ -6146,7 +6001,7 @@
           <w:kern w:val="0"/>
           <w:vertAlign w:val="superscript"/>
           <w:lang w:eastAsia="es-PE"/>
-          <w14:ligatures w14:val="none"/>
+          <ns2:ligatures ns2:val="none"/>
         </w:rPr>
         <w:footnoteReference w:id="12"/>
       </w:r>
@@ -6156,12 +6011,12 @@
           <w:color w:val="000000"/>
           <w:kern w:val="0"/>
           <w:lang w:eastAsia="es-PE"/>
-          <w14:ligatures w14:val="none"/>
+          <ns2:ligatures ns2:val="none"/>
         </w:rPr>
         <w:t>.</w:t>
       </w:r>
     </w:p>
-    <w:p>
+    <w:p ns2:paraId="0ECE55DF" ns2:textId="77777777">
       <w:pPr>
         <w:shd w:val="clear" w:color="auto" w:fill="FFFFFF"/>
         <w:spacing w:after="0" w:line="240" w:lineRule="auto"/>
@@ -6172,11 +6027,11 @@
           <w:color w:val="000000"/>
           <w:kern w:val="0"/>
           <w:lang w:eastAsia="es-PE"/>
-          <w14:ligatures w14:val="none"/>
-        </w:rPr>
-      </w:pPr>
-    </w:p>
-    <w:p>
+          <ns2:ligatures ns2:val="none"/>
+        </w:rPr>
+      </w:pPr>
+    </w:p>
+    <w:p ns2:paraId="1CC114EB" ns2:textId="77777777">
       <w:pPr>
         <w:shd w:val="clear" w:color="auto" w:fill="FFFFFF"/>
         <w:spacing w:after="0" w:line="240" w:lineRule="auto"/>
@@ -6186,7 +6041,7 @@
           <w:color w:val="000000"/>
           <w:kern w:val="0"/>
           <w:lang w:eastAsia="es-PE"/>
-          <w14:ligatures w14:val="none"/>
+          <ns2:ligatures ns2:val="none"/>
         </w:rPr>
       </w:pPr>
       <w:r>
@@ -6196,7 +6051,7 @@
           <w:color w:val="000000"/>
           <w:kern w:val="0"/>
           <w:lang w:eastAsia="es-PE"/>
-          <w14:ligatures w14:val="none"/>
+          <ns2:ligatures ns2:val="none"/>
         </w:rPr>
         <w:t>SÉTIMO:</w:t>
       </w:r>
@@ -6206,7 +6061,7 @@
           <w:color w:val="000000"/>
           <w:kern w:val="0"/>
           <w:lang w:eastAsia="es-PE"/>
-          <w14:ligatures w14:val="none"/>
+          <ns2:ligatures ns2:val="none"/>
         </w:rPr>
         <w:t xml:space="preserve"> informar a las partes que conforme a lo establecido en el artículo 39</w:t>
       </w:r>
@@ -6216,7 +6071,7 @@
           <w:color w:val="000000"/>
           <w:kern w:val="0"/>
           <w:lang w:eastAsia="es-PE"/>
-          <w14:ligatures w14:val="none"/>
+          <ns2:ligatures ns2:val="none"/>
         </w:rPr>
         <w:t/>
       </w:r>
@@ -6226,12 +6081,12 @@
           <w:color w:val="000000"/>
           <w:kern w:val="0"/>
           <w:lang w:eastAsia="es-PE"/>
-          <w14:ligatures w14:val="none"/>
+          <ns2:ligatures ns2:val="none"/>
         </w:rPr>
         <w:t xml:space="preserve"> de la Ley sobre Facultades, Normas y Organización del Indecopi, aprobada por Decreto Legislativo 807, los gastos por los peritajes realizados, actuación de pruebas, inspecciones y otros derivados de la tramitación del proceso serán de cargo de la parte que solicita la prueba, salvo pacto en contrario. En todos los casos, la resolución final determinará si los gastos deben ser asumidos por alguna de las partes, o reembolsados a la otra parte o al Indecopi, según sea el caso, de manera adicional a la sanción que haya podido imponerse. </w:t>
       </w:r>
     </w:p>
-    <w:p>
+    <w:p ns2:paraId="364C4B19" ns2:textId="77777777">
       <w:pPr>
         <w:shd w:val="clear" w:color="auto" w:fill="FFFFFF"/>
         <w:spacing w:after="0" w:line="240" w:lineRule="auto"/>
@@ -6241,11 +6096,11 @@
           <w:color w:val="000000"/>
           <w:kern w:val="0"/>
           <w:lang w:eastAsia="es-PE"/>
-          <w14:ligatures w14:val="none"/>
-        </w:rPr>
-      </w:pPr>
-    </w:p>
-    <w:p>
+          <ns2:ligatures ns2:val="none"/>
+        </w:rPr>
+      </w:pPr>
+    </w:p>
+    <w:p ns2:paraId="27E9BBC0" ns2:textId="77777777">
       <w:pPr>
         <w:suppressAutoHyphens/>
         <w:spacing w:after="0" w:line="240" w:lineRule="auto"/>
@@ -6254,7 +6109,7 @@
           <w:rFonts w:ascii="Arial Narrow" w:eastAsia="Calibri" w:hAnsi="Arial Narrow" w:cs="Arial"/>
           <w:kern w:val="0"/>
           <w:u w:val="single"/>
-          <w14:ligatures w14:val="none"/>
+          <ns2:ligatures ns2:val="none"/>
         </w:rPr>
       </w:pPr>
       <w:r>
@@ -6263,7 +6118,7 @@
           <w:b/>
           <w:bCs/>
           <w:kern w:val="0"/>
-          <w14:ligatures w14:val="none"/>
+          <ns2:ligatures ns2:val="none"/>
         </w:rPr>
         <w:t>OCTAVO</w:t>
       </w:r>
@@ -6272,7 +6127,7 @@
           <w:rFonts w:ascii="Arial Narrow" w:eastAsia="Calibri" w:hAnsi="Arial Narrow" w:cs="Arial"/>
           <w:b/>
           <w:kern w:val="0"/>
-          <w14:ligatures w14:val="none"/>
+          <ns2:ligatures ns2:val="none"/>
         </w:rPr>
         <w:t>:</w:t>
       </w:r>
@@ -6280,7 +6135,7 @@
         <w:rPr>
           <w:rFonts w:ascii="Arial Narrow" w:eastAsia="Calibri" w:hAnsi="Arial Narrow" w:cs="Arial"/>
           <w:kern w:val="0"/>
-          <w14:ligatures w14:val="none"/>
+          <ns2:ligatures ns2:val="none"/>
         </w:rPr>
         <w:t xml:space="preserve"> comunicar a las partes que, </w:t>
       </w:r>
@@ -6289,7 +6144,7 @@
         <w:rPr>
           <w:rFonts w:ascii="Arial Narrow" w:eastAsia="Calibri" w:hAnsi="Arial Narrow" w:cs="Arial"/>
           <w:kern w:val="0"/>
-          <w14:ligatures w14:val="none"/>
+          <ns2:ligatures ns2:val="none"/>
         </w:rPr>
         <w:t>de acuerdo a</w:t>
       </w:r>
@@ -6298,7 +6153,7 @@
         <w:rPr>
           <w:rFonts w:ascii="Arial Narrow" w:eastAsia="Calibri" w:hAnsi="Arial Narrow" w:cs="Arial"/>
           <w:kern w:val="0"/>
-          <w14:ligatures w14:val="none"/>
+          <ns2:ligatures ns2:val="none"/>
         </w:rPr>
         <w:t xml:space="preserve"> lo señalado por el artículo 29</w:t>
       </w:r>
@@ -6308,7 +6163,7 @@
           <w:color w:val="000000"/>
           <w:kern w:val="0"/>
           <w:lang w:eastAsia="es-PE"/>
-          <w14:ligatures w14:val="none"/>
+          <ns2:ligatures ns2:val="none"/>
         </w:rPr>
         <w:t/>
       </w:r>
@@ -6316,7 +6171,7 @@
         <w:rPr>
           <w:rFonts w:ascii="Arial Narrow" w:eastAsia="Calibri" w:hAnsi="Arial Narrow" w:cs="Arial"/>
           <w:kern w:val="0"/>
-          <w14:ligatures w14:val="none"/>
+          <ns2:ligatures ns2:val="none"/>
         </w:rPr>
         <w:t xml:space="preserve"> del Decreto Legislativo 807</w:t>
       </w:r>
@@ -6326,7 +6181,7 @@
           <w:rFonts w:ascii="Arial Narrow" w:eastAsia="Calibri" w:hAnsi="Arial Narrow" w:cs="Arial"/>
           <w:kern w:val="0"/>
           <w:vertAlign w:val="superscript"/>
-          <w14:ligatures w14:val="none"/>
+          <ns2:ligatures ns2:val="none"/>
         </w:rPr>
         <w:footnoteReference w:id="13"/>
       </w:r>
@@ -6334,7 +6189,7 @@
         <w:rPr>
           <w:rFonts w:ascii="Arial Narrow" w:eastAsia="Calibri" w:hAnsi="Arial Narrow" w:cs="Arial"/>
           <w:kern w:val="0"/>
-          <w14:ligatures w14:val="none"/>
+          <ns2:ligatures ns2:val="none"/>
         </w:rPr>
         <w:t xml:space="preserve">, hasta antes de la emisión de la Resolución Final tienen la posibilidad de solicitar una audiencia </w:t>
       </w:r>
@@ -6342,7 +6197,7 @@
         <w:rPr>
           <w:rFonts w:ascii="Arial Narrow" w:eastAsia="Calibri" w:hAnsi="Arial Narrow" w:cs="Arial"/>
           <w:kern w:val="0"/>
-          <w14:ligatures w14:val="none"/>
+          <ns2:ligatures ns2:val="none"/>
         </w:rPr>
         <w:lastRenderedPageBreak/>
         <w:t xml:space="preserve">de conciliación. En caso deleguen a favor de una tercera persona su actuación en la diligencia programada, esta deberá presentar un poder especial con firma legalizada ante Notario Público, donde conste </w:t>
@@ -6352,7 +6207,7 @@
           <w:rFonts w:ascii="Arial Narrow" w:eastAsia="Calibri" w:hAnsi="Arial Narrow" w:cs="Arial"/>
           <w:kern w:val="0"/>
           <w:u w:val="single"/>
-          <w14:ligatures w14:val="none"/>
+          <ns2:ligatures ns2:val="none"/>
         </w:rPr>
         <w:t>expresamente su facultad para asistir y conciliar en su representación</w:t>
       </w:r>
@@ -6361,7 +6216,7 @@
           <w:rFonts w:ascii="Arial Narrow" w:eastAsia="Calibri" w:hAnsi="Arial Narrow" w:cs="Arial"/>
           <w:bCs/>
           <w:kern w:val="0"/>
-          <w14:ligatures w14:val="none"/>
+          <ns2:ligatures ns2:val="none"/>
         </w:rPr>
         <w:t>.</w:t>
       </w:r>
@@ -6371,7 +6226,7 @@
           <w:b/>
           <w:bCs/>
           <w:kern w:val="0"/>
-          <w14:ligatures w14:val="none"/>
+          <ns2:ligatures ns2:val="none"/>
         </w:rPr>
         <w:t xml:space="preserve"> </w:t>
       </w:r>
@@ -6380,12 +6235,12 @@
           <w:rFonts w:ascii="Arial Narrow" w:eastAsia="Calibri" w:hAnsi="Arial Narrow" w:cs="Arial"/>
           <w:kern w:val="0"/>
           <w:u w:val="single"/>
-          <w14:ligatures w14:val="none"/>
+          <ns2:ligatures ns2:val="none"/>
         </w:rPr>
         <w:t xml:space="preserve">Ello bajo apercibimiento de no realizar la audiencia de conciliación y levantar el acta de inasistencia correspondiente. </w:t>
       </w:r>
     </w:p>
-    <w:p>
+    <w:p ns2:paraId="4CD47B08" ns2:textId="77777777">
       <w:pPr>
         <w:suppressAutoHyphens/>
         <w:spacing w:after="0" w:line="240" w:lineRule="auto"/>
@@ -6394,11 +6249,11 @@
           <w:rFonts w:ascii="Arial Narrow" w:eastAsia="Calibri" w:hAnsi="Arial Narrow" w:cs="Arial"/>
           <w:kern w:val="0"/>
           <w:u w:val="single"/>
-          <w14:ligatures w14:val="none"/>
-        </w:rPr>
-      </w:pPr>
-    </w:p>
-    <w:p>
+          <ns2:ligatures ns2:val="none"/>
+        </w:rPr>
+      </w:pPr>
+    </w:p>
+    <w:p ns2:paraId="0E80CA49" ns2:textId="77777777">
       <w:pPr>
         <w:suppressAutoHyphens/>
         <w:spacing w:after="0" w:line="240" w:lineRule="auto"/>
@@ -6408,7 +6263,7 @@
           <w:color w:val="000000"/>
           <w:kern w:val="0"/>
           <w:lang w:eastAsia="es-PE"/>
-          <w14:ligatures w14:val="none"/>
+          <ns2:ligatures ns2:val="none"/>
         </w:rPr>
       </w:pPr>
       <w:r>
@@ -6418,7 +6273,7 @@
           <w:color w:val="000000"/>
           <w:kern w:val="0"/>
           <w:lang w:eastAsia="es-PE"/>
-          <w14:ligatures w14:val="none"/>
+          <ns2:ligatures ns2:val="none"/>
         </w:rPr>
         <w:t>NOVENO:</w:t>
       </w:r>
@@ -6428,14 +6283,14 @@
           <w:color w:val="000000"/>
           <w:kern w:val="0"/>
           <w:lang w:eastAsia="es-PE"/>
-          <w14:ligatures w14:val="none"/>
+          <ns2:ligatures ns2:val="none"/>
         </w:rPr>
         <w:t xml:space="preserve"> poner en conocimiento de las partes que, antes de la emisión de la Resolución Final, tienen la posibilidad de formular su desistimiento o presentar el acuerdo arribado mediante la conciliación, mediación, transacción o cualquier otro que, de forma indubitable, deje constancia que se ha solucionado la controversia materia de denuncia.</w:t>
       </w:r>
       <w:bookmarkStart w:id="7" w:name="h.gjdgxs" w:colFirst="0" w:colLast="0"/>
       <w:bookmarkEnd w:id="7"/>
     </w:p>
-    <w:p>
+    <w:p ns2:paraId="7DDD06F7" ns2:textId="77777777">
       <w:pPr>
         <w:suppressAutoHyphens/>
         <w:spacing w:after="0" w:line="240" w:lineRule="auto"/>
@@ -6445,11 +6300,11 @@
           <w:color w:val="000000"/>
           <w:kern w:val="0"/>
           <w:lang w:eastAsia="es-PE"/>
-          <w14:ligatures w14:val="none"/>
-        </w:rPr>
-      </w:pPr>
-    </w:p>
-    <w:p>
+          <ns2:ligatures ns2:val="none"/>
+        </w:rPr>
+      </w:pPr>
+    </w:p>
+    <w:p ns2:paraId="236137A1" ns2:textId="655CEBC5">
       <w:pPr>
         <w:suppressAutoHyphens/>
         <w:spacing w:after="0" w:line="240" w:lineRule="auto"/>
@@ -6472,7 +6327,7 @@
           <w:b/>
           <w:spacing w:val="-3"/>
           <w:kern w:val="0"/>
-          <w14:ligatures w14:val="none"/>
+          <ns2:ligatures ns2:val="none"/>
         </w:rPr>
         <w:t/>
       </w:r>
@@ -6482,7 +6337,7 @@
           <w:bCs/>
           <w:spacing w:val="-3"/>
           <w:kern w:val="0"/>
-          <w14:ligatures w14:val="none"/>
+          <ns2:ligatures ns2:val="none"/>
         </w:rPr>
         <w:t xml:space="preserve"/>
       </w:r>
@@ -6492,7 +6347,7 @@
           <w:bCs/>
           <w:spacing w:val="-3"/>
           <w:kern w:val="0"/>
-          <w14:ligatures w14:val="none"/>
+          <ns2:ligatures ns2:val="none"/>
         </w:rPr>
         <w:t xml:space="preserve"/>
       </w:r>
@@ -6503,7 +6358,7 @@
           <w:kern w:val="0"/>
           <w:shd w:val="clear" w:color="auto" w:fill="FFFFFF"/>
           <w:lang w:eastAsia="es-PE"/>
-          <w14:ligatures w14:val="none"/>
+          <ns2:ligatures ns2:val="none"/>
         </w:rPr>
         <w:t xml:space="preserve"/>
       </w:r>
@@ -6527,7 +6382,7 @@
           <w:color w:val="000000"/>
           <w:kern w:val="0"/>
           <w:lang w:eastAsia="es-PE"/>
-          <w14:ligatures w14:val="none"/>
+          <ns2:ligatures ns2:val="none"/>
         </w:rPr>
         <w:t/>
       </w:r>
@@ -6544,7 +6399,7 @@
           <w:color w:val="000000"/>
           <w:kern w:val="0"/>
           <w:lang w:eastAsia="es-PE"/>
-          <w14:ligatures w14:val="none"/>
+          <ns2:ligatures ns2:val="none"/>
         </w:rPr>
         <w:t/>
       </w:r>
@@ -6570,7 +6425,7 @@
         <w:t/>
       </w:r>
     </w:p>
-    <w:p>
+    <w:p ns2:paraId="639FE5BE" ns2:textId="77777777">
       <w:pPr>
         <w:suppressAutoHyphens/>
         <w:spacing w:after="0" w:line="240" w:lineRule="auto"/>
@@ -6580,7 +6435,7 @@
         </w:rPr>
       </w:pPr>
     </w:p>
-    <w:p>
+    <w:p ns2:paraId="36317C11" ns2:textId="379CE5D1">
       <w:pPr>
         <w:suppressAutoHyphens/>
         <w:spacing w:line="240" w:lineRule="auto"/>
@@ -6683,7 +6538,7 @@
       <w:bookmarkStart w:id="8" w:name="_Hlk198890962"/>
     </w:p>
     <w:bookmarkEnd w:id="8"/>
-    <w:p>
+    <w:p ns2:paraId="23716787" ns2:textId="77777777">
       <w:pPr>
         <w:suppressAutoHyphens/>
         <w:spacing w:after="0" w:line="240" w:lineRule="auto"/>
@@ -6693,7 +6548,7 @@
         </w:rPr>
       </w:pPr>
     </w:p>
-    <w:p>
+    <w:p ns2:paraId="509D673B" ns2:textId="77777777">
       <w:pPr>
         <w:spacing w:after="0" w:line="240" w:lineRule="auto"/>
         <w:jc w:val="both"/>
@@ -6703,11 +6558,11 @@
           <w:color w:val="000000"/>
           <w:kern w:val="0"/>
           <w:lang w:eastAsia="es-PE"/>
-          <w14:ligatures w14:val="none"/>
-        </w:rPr>
-      </w:pPr>
-    </w:p>
-    <w:p>
+          <ns2:ligatures ns2:val="none"/>
+        </w:rPr>
+      </w:pPr>
+    </w:p>
+    <w:p ns2:paraId="418E1D52" ns2:textId="77777777">
       <w:pPr>
         <w:spacing w:after="0" w:line="240" w:lineRule="auto"/>
         <w:jc w:val="both"/>
@@ -6717,11 +6572,11 @@
           <w:color w:val="000000"/>
           <w:kern w:val="0"/>
           <w:lang w:eastAsia="es-PE"/>
-          <w14:ligatures w14:val="none"/>
-        </w:rPr>
-      </w:pPr>
-    </w:p>
-    <w:p>
+          <ns2:ligatures ns2:val="none"/>
+        </w:rPr>
+      </w:pPr>
+    </w:p>
+    <w:p ns2:paraId="0407B94C" ns2:textId="77777777">
       <w:pPr>
         <w:spacing w:after="0" w:line="240" w:lineRule="auto"/>
         <w:jc w:val="both"/>
@@ -6731,11 +6586,11 @@
           <w:color w:val="000000"/>
           <w:kern w:val="0"/>
           <w:lang w:eastAsia="es-PE"/>
-          <w14:ligatures w14:val="none"/>
-        </w:rPr>
-      </w:pPr>
-    </w:p>
-    <w:p>
+          <ns2:ligatures ns2:val="none"/>
+        </w:rPr>
+      </w:pPr>
+    </w:p>
+    <w:p ns2:paraId="375C384E" ns2:textId="77777777">
       <w:pPr>
         <w:spacing w:after="0" w:line="240" w:lineRule="auto"/>
         <w:jc w:val="both"/>
@@ -6745,12 +6600,12 @@
           <w:color w:val="000000"/>
           <w:kern w:val="0"/>
           <w:lang w:eastAsia="es-PE"/>
-          <w14:ligatures w14:val="none"/>
+          <ns2:ligatures ns2:val="none"/>
         </w:rPr>
       </w:pPr>
     </w:p>
     <w:bookmarkEnd w:id="0"/>
-    <w:p>
+    <w:p ns2:paraId="7609987B" ns2:textId="77777777">
       <w:pPr>
         <w:shd w:val="clear" w:color="auto" w:fill="FFFFFF"/>
         <w:spacing w:after="0" w:line="240" w:lineRule="auto"/>
@@ -6759,7 +6614,7 @@
           <w:rFonts w:ascii="Arial Narrow" w:eastAsia="Calibri" w:hAnsi="Arial Narrow" w:cs="Times New Roman"/>
           <w:color w:val="000000"/>
           <w:kern w:val="0"/>
-          <w14:ligatures w14:val="none"/>
+          <ns2:ligatures ns2:val="none"/>
         </w:rPr>
       </w:pPr>
       <w:r>
@@ -6769,12 +6624,12 @@
           <w:bCs/>
           <w:color w:val="000000"/>
           <w:kern w:val="0"/>
-          <w14:ligatures w14:val="none"/>
+          <ns2:ligatures ns2:val="none"/>
         </w:rPr>
         <w:t>EVELING ROA QUISPE</w:t>
       </w:r>
     </w:p>
-    <w:p>
+    <w:p ns2:paraId="692BA8AF" ns2:textId="77777777">
       <w:pPr>
         <w:shd w:val="clear" w:color="auto" w:fill="FFFFFF"/>
         <w:spacing w:after="0" w:line="240" w:lineRule="auto"/>
@@ -6785,7 +6640,7 @@
           <w:bCs/>
           <w:color w:val="000000"/>
           <w:kern w:val="0"/>
-          <w14:ligatures w14:val="none"/>
+          <ns2:ligatures ns2:val="none"/>
         </w:rPr>
       </w:pPr>
       <w:r>
@@ -6795,12 +6650,12 @@
           <w:bCs/>
           <w:color w:val="000000"/>
           <w:kern w:val="0"/>
-          <w14:ligatures w14:val="none"/>
+          <ns2:ligatures ns2:val="none"/>
         </w:rPr>
         <w:t>Secretaria Técnica</w:t>
       </w:r>
     </w:p>
-    <w:p>
+    <w:p ns2:paraId="4AF3211C" ns2:textId="77777777">
       <w:pPr>
         <w:shd w:val="clear" w:color="auto" w:fill="FFFFFF"/>
         <w:spacing w:after="0" w:line="240" w:lineRule="auto"/>
@@ -6811,7 +6666,7 @@
           <w:bCs/>
           <w:color w:val="000000"/>
           <w:kern w:val="0"/>
-          <w14:ligatures w14:val="none"/>
+          <ns2:ligatures ns2:val="none"/>
         </w:rPr>
       </w:pPr>
       <w:r>
@@ -6821,7 +6676,7 @@
           <w:bCs/>
           <w:color w:val="000000"/>
           <w:kern w:val="0"/>
-          <w14:ligatures w14:val="none"/>
+          <ns2:ligatures ns2:val="none"/>
         </w:rPr>
         <w:t>Comisión </w:t>
       </w:r>
@@ -6833,7 +6688,7 @@
           <w:color w:val="000000"/>
           <w:kern w:val="0"/>
           <w:shd w:val="clear" w:color="auto" w:fill="FFFFFF"/>
-          <w14:ligatures w14:val="none"/>
+          <ns2:ligatures ns2:val="none"/>
         </w:rPr>
         <w:t>de</w:t>
       </w:r>
@@ -6844,12 +6699,12 @@
           <w:bCs/>
           <w:color w:val="000000"/>
           <w:kern w:val="0"/>
-          <w14:ligatures w14:val="none"/>
+          <ns2:ligatures ns2:val="none"/>
         </w:rPr>
         <w:t> Protección al Consumidor 1</w:t>
       </w:r>
     </w:p>
-    <w:p>
+    <w:p ns2:paraId="602C43F9" ns2:textId="77777777">
       <w:pPr>
         <w:spacing w:after="0" w:line="240" w:lineRule="auto"/>
         <w:jc w:val="both"/>
@@ -6859,11 +6714,11 @@
           <w:color w:val="000000"/>
           <w:kern w:val="0"/>
           <w:lang w:eastAsia="es-PE"/>
-          <w14:ligatures w14:val="none"/>
-        </w:rPr>
-      </w:pPr>
-    </w:p>
-    <w:p>
+          <ns2:ligatures ns2:val="none"/>
+        </w:rPr>
+      </w:pPr>
+    </w:p>
+    <w:p ns2:paraId="1D3884F8" ns2:textId="77777777">
       <w:pPr>
         <w:spacing w:after="0" w:line="240" w:lineRule="auto"/>
         <w:jc w:val="both"/>
@@ -6881,12 +6736,12 @@
           <w:sz w:val="16"/>
           <w:szCs w:val="16"/>
           <w:lang w:eastAsia="es-PE"/>
-          <w14:ligatures w14:val="none"/>
+          <ns2:ligatures ns2:val="none"/>
         </w:rPr>
         <w:t>LSM/JCQ</w:t>
       </w:r>
     </w:p>
-    <w:p>
+    <w:p ns2:paraId="08D2E184" ns2:textId="77777777">
       <w:pPr>
         <w:spacing w:line="240" w:lineRule="auto"/>
         <w:rPr>
@@ -6894,7 +6749,7 @@
         </w:rPr>
       </w:pPr>
     </w:p>
-    <w:p>
+    <w:p ns2:paraId="1D2233A3" ns2:textId="77777777">
       <w:pPr>
         <w:spacing w:line="240" w:lineRule="auto"/>
         <w:rPr>
@@ -6902,7 +6757,7 @@
         </w:rPr>
       </w:pPr>
     </w:p>
-    <w:p>
+    <w:p ns2:paraId="4423ADE9" ns2:textId="77777777">
       <w:pPr>
         <w:spacing w:line="240" w:lineRule="auto"/>
         <w:rPr>
@@ -6910,14 +6765,14 @@
         </w:rPr>
       </w:pPr>
     </w:p>
-    <w:p>
+    <w:p ns2:paraId="74AAB5F4" ns2:textId="77777777">
       <w:pPr>
         <w:spacing w:line="240" w:lineRule="auto"/>
       </w:pPr>
     </w:p>
     <w:sectPr>
-      <w:headerReference w:type="default" r:id="rId8"/>
-      <w:footerReference w:type="default" r:id="rId9"/>
+      <w:headerReference w:type="default" ns3:id="rId8"/>
+      <w:footerReference w:type="default" ns3:id="rId9"/>
       <w:pgSz w:w="11906" w:h="16838"/>
       <w:pgMar w:top="1417" w:right="1701" w:bottom="1417" w:left="1701" w:header="708" w:footer="708" w:gutter="0"/>
       <w:cols w:space="708"/>

--- a/plantillas_maestras/04_seguro_proteccion_tarjetas_y_dinero/anulacion_indebida/1_ddo_aseguradora/mujer/TPL_1814_2025_SEGURO_PROTECCION_TARJETAS_Y_DINERO_ANULACION_INDEBIDA_ASEGURADORA_MUJER_R1.docx
+++ b/plantillas_maestras/04_seguro_proteccion_tarjetas_y_dinero/anulacion_indebida/1_ddo_aseguradora/mujer/TPL_1814_2025_SEGURO_PROTECCION_TARJETAS_Y_DINERO_ANULACION_INDEBIDA_ASEGURADORA_MUJER_R1.docx
@@ -5560,7 +5560,7 @@
           <w:sz w:val="20"/>
           <w:szCs w:val="20"/>
         </w:rPr>
-        <w:t xml:space="preserve">correr traslado de la presente resolución a Interseguro Compañía de Seguros S.A para que, de conformidad con lo dispuesto por el artículo 26° de la Ley sobre Facultades, Normas y Organización del Indecopi, aprobado por Decreto Legislativo N° 8079, presente sus descargos sobre la imputación de cargos realizada en un plazo no mayor a cinco (5) días hábiles contado a partir del día siguiente de la notificación de la presente resolución, vencido el cual, el Secretario Técnico declarará en rebeldía a los denunciados que no lo hubieran presentado. Debe precisarse que de conformidad con lo establecido por el artículo 223° del Texto Único Ordenado de la Ley N° 27444, Ley del Procedimiento Administrativo General, las alegaciones y los hechos relevantes de la reclamación, salvo que hayan sido específicamente negadas en la contestación, se tendrán por aceptadas o meritadas como ciertas.</w:t>
+        <w:t xml:space="preserve">correr traslado de la presente resolución a Interseguro Compañía de Seguros S.A. para que, de conformidad con lo dispuesto por el artículo 26 de la Ley sobre Facultades, Normas y Organización del Indecopi, aprobada por Decreto Legislativo 807, presente sus descargos sobre la imputación de cargos realizada en un plazo no mayor a cinco (5) días hábiles contado a partir del día siguiente de la notificación de la presente resolución, vencido el cual, el Secretario Técnico declarará en rebeldía al denunciado que no lo hubiera presentado. Debe precisarse que de conformidad con lo establecido por el artículo 223 del Texto Único Ordenado de la Ley 27444, Ley del Procedimiento Administrativo General, las alegaciones y los hechos relevantes de la reclamación, salvo que hayan sido específicamente negadas en la contestación, se tendrán por aceptadas o merituadas como ciertas.</w:t>
       </w:r>
     </w:p>
     <w:p ns2:paraId="228F876C" ns2:textId="77777777">

--- a/plantillas_maestras/04_seguro_proteccion_tarjetas_y_dinero/anulacion_indebida/1_ddo_aseguradora/mujer/TPL_1814_2025_SEGURO_PROTECCION_TARJETAS_Y_DINERO_ANULACION_INDEBIDA_ASEGURADORA_MUJER_R1.docx
+++ b/plantillas_maestras/04_seguro_proteccion_tarjetas_y_dinero/anulacion_indebida/1_ddo_aseguradora/mujer/TPL_1814_2025_SEGURO_PROTECCION_TARJETAS_Y_DINERO_ANULACION_INDEBIDA_ASEGURADORA_MUJER_R1.docx
@@ -482,7 +482,7 @@
           <w:lang w:eastAsia="es-PE"/>
           <ns2:ligatures ns2:val="none"/>
         </w:rPr>
-        <w:t>5</w:t>
+        <w:t xml:space="preserve">5 de setiembre de 2025</w:t>
       </w:r>
       <w:r>
         <w:rPr>
@@ -493,7 +493,7 @@
           <w:lang w:eastAsia="es-PE"/>
           <ns2:ligatures ns2:val="none"/>
         </w:rPr>
-        <w:t xml:space="preserve"> de </w:t>
+        <w:t xml:space="preserve"/>
       </w:r>
       <w:r>
         <w:rPr>
@@ -504,7 +504,7 @@
           <w:lang w:eastAsia="es-PE"/>
           <ns2:ligatures ns2:val="none"/>
         </w:rPr>
-        <w:t>setiembre</w:t>
+        <w:t xml:space="preserve"/>
       </w:r>
       <w:r>
         <w:rPr>
@@ -515,7 +515,7 @@
           <w:lang w:eastAsia="es-PE"/>
           <ns2:ligatures ns2:val="none"/>
         </w:rPr>
-        <w:t xml:space="preserve"> de 2025</w:t>
+        <w:t xml:space="preserve"/>
       </w:r>
     </w:p>
     <w:p ns2:paraId="66CE1821" ns2:textId="77777777">
@@ -6969,7 +6969,7 @@
           <w:sz w:val="16"/>
           <w:szCs w:val="16"/>
         </w:rPr>
-        <w:t>31</w:t>
+        <w:t xml:space="preserve">31 de julio de 2025</w:t>
       </w:r>
       <w:r>
         <w:rPr>
@@ -6977,7 +6977,7 @@
           <w:sz w:val="16"/>
           <w:szCs w:val="16"/>
         </w:rPr>
-        <w:t xml:space="preserve"> de </w:t>
+        <w:t xml:space="preserve"/>
       </w:r>
       <w:r>
         <w:rPr>
@@ -6985,7 +6985,7 @@
           <w:sz w:val="16"/>
           <w:szCs w:val="16"/>
         </w:rPr>
-        <w:t>julio</w:t>
+        <w:t xml:space="preserve"/>
       </w:r>
       <w:r>
         <w:rPr>
@@ -6993,7 +6993,7 @@
           <w:sz w:val="16"/>
           <w:szCs w:val="16"/>
         </w:rPr>
-        <w:t xml:space="preserve"> del 2025, </w:t>
+        <w:t xml:space="preserve">, </w:t>
       </w:r>
       <w:proofErr w:type="spellStart"/>
       <w:r>
@@ -7002,7 +7002,7 @@
           <w:sz w:val="16"/>
           <w:szCs w:val="16"/>
         </w:rPr>
-        <w:t>recepcionada</w:t>
+        <w:t xml:space="preserve">recibida</w:t>
       </w:r>
       <w:proofErr w:type="spellEnd"/>
       <w:r>
@@ -7019,7 +7019,7 @@
           <w:sz w:val="16"/>
           <w:szCs w:val="16"/>
         </w:rPr>
-        <w:t>31 de julio del 2025</w:t>
+        <w:t xml:space="preserve">31 de julio de 2025</w:t>
       </w:r>
       <w:r>
         <w:rPr>
@@ -7097,7 +7097,7 @@
           <w:sz w:val="16"/>
           <w:szCs w:val="16"/>
         </w:rPr>
-        <w:t>el 2 de setiembre del 2010 en el Diario Oficial El Peruano, vigente desde el 2 de octubre del 2010 y modificado por Decreto Legislativo 1308.</w:t>
+        <w:t xml:space="preserve">el 2 de setiembre de 2010 en el Diario Oficial El Peruano, vigente desde el 2 de octubre de 2010 y modificado por Decreto Legislativo 1308.</w:t>
       </w:r>
     </w:p>
     <w:p>

--- a/plantillas_maestras/04_seguro_proteccion_tarjetas_y_dinero/anulacion_indebida/1_ddo_aseguradora/mujer/TPL_1814_2025_SEGURO_PROTECCION_TARJETAS_Y_DINERO_ANULACION_INDEBIDA_ASEGURADORA_MUJER_R1.docx
+++ b/plantillas_maestras/04_seguro_proteccion_tarjetas_y_dinero/anulacion_indebida/1_ddo_aseguradora/mujer/TPL_1814_2025_SEGURO_PROTECCION_TARJETAS_Y_DINERO_ANULACION_INDEBIDA_ASEGURADORA_MUJER_R1.docx
@@ -1,8 +1,8 @@
 
 <file path=word/document.xml><?xml version="1.0" encoding="utf-8"?>
-<w:document xmlns:ns1="http://schemas.openxmlformats.org/markup-compatibility/2006" xmlns:ns2="http://schemas.microsoft.com/office/word/2010/wordml" xmlns:ns3="http://schemas.openxmlformats.org/officeDocument/2006/relationships" xmlns:w="http://schemas.openxmlformats.org/wordprocessingml/2006/main" ns1:Ignorable="w14 w15 w16se w16cid w16 w16cex w16sdtdh w16sdtfl w16du wp14">
+<w:document xmlns:mc="http://schemas.openxmlformats.org/markup-compatibility/2006" xmlns:r="http://schemas.openxmlformats.org/officeDocument/2006/relationships" xmlns:w="http://schemas.openxmlformats.org/wordprocessingml/2006/main" xmlns:w14="http://schemas.microsoft.com/office/word/2010/wordml" xmlns:w15="http://schemas.microsoft.com/office/word/2012/wordml" xmlns:w16="http://schemas.microsoft.com/office/word/2018/wordml" xmlns:w16cex="http://schemas.microsoft.com/office/word/2018/wordml/cex" xmlns:w16cid="http://schemas.microsoft.com/office/word/2016/wordml/cid" xmlns:w16du="http://schemas.microsoft.com/office/word/2023/wordml/word16du" xmlns:w16sdtdh="http://schemas.microsoft.com/office/word/2020/wordml/sdtdatahash" xmlns:w16se="http://schemas.microsoft.com/office/word/2015/wordml/symex" xmlns:wp14="http://schemas.microsoft.com/office/word/2010/wordprocessingDrawing" mc:Ignorable="w14 w15 w16se w16cid w16 w16cex w16sdtdh w16du wp14">
   <w:body>
-    <w:p ns2:paraId="1B509B2D" ns2:textId="6DBE30DD">
+    <w:p>
       <w:pPr>
         <w:tabs>
           <w:tab w:val="left" w:pos="1701"/>
@@ -14,7 +14,7 @@
           <w:color w:val="000000"/>
           <w:kern w:val="0"/>
           <w:lang w:eastAsia="es-PE"/>
-          <ns2:ligatures ns2:val="none"/>
+          <w14:ligatures w14:val="none"/>
         </w:rPr>
       </w:pPr>
       <w:bookmarkStart w:id="0" w:name="_Hlk80343540"/>
@@ -25,7 +25,7 @@
           <w:color w:val="000000"/>
           <w:kern w:val="0"/>
           <w:lang w:eastAsia="es-PE"/>
-          <ns2:ligatures ns2:val="none"/>
+          <w14:ligatures w14:val="none"/>
         </w:rPr>
         <w:t xml:space="preserve">EXPEDIENTE </w:t>
       </w:r>
@@ -36,7 +36,7 @@
           <w:color w:val="000000"/>
           <w:kern w:val="0"/>
           <w:lang w:eastAsia="es-PE"/>
-          <ns2:ligatures ns2:val="none"/>
+          <w14:ligatures w14:val="none"/>
         </w:rPr>
         <w:tab/>
         <w:t>:</w:t>
@@ -48,7 +48,7 @@
           <w:color w:val="000000"/>
           <w:kern w:val="0"/>
           <w:lang w:eastAsia="es-PE"/>
-          <ns2:ligatures ns2:val="none"/>
+          <w14:ligatures w14:val="none"/>
         </w:rPr>
         <w:tab/>
       </w:r>
@@ -61,12 +61,12 @@
           <w:kern w:val="0"/>
           <w:shd w:val="clear" w:color="auto" w:fill="FFFFFF"/>
           <w:lang w:eastAsia="es-PE"/>
-          <ns2:ligatures ns2:val="none"/>
+          <w14:ligatures w14:val="none"/>
         </w:rPr>
         <w:t>1814-2025/CC1</w:t>
       </w:r>
     </w:p>
-    <w:p ns2:paraId="7E5DC22B" ns2:textId="40D312C6">
+    <w:p>
       <w:pPr>
         <w:tabs>
           <w:tab w:val="left" w:pos="1701"/>
@@ -81,7 +81,7 @@
           <w:color w:val="000000"/>
           <w:kern w:val="0"/>
           <w:lang w:eastAsia="es-PE"/>
-          <ns2:ligatures ns2:val="none"/>
+          <w14:ligatures w14:val="none"/>
         </w:rPr>
       </w:pPr>
       <w:r>
@@ -91,101 +91,16 @@
           <w:color w:val="000000"/>
           <w:kern w:val="0"/>
           <w:lang w:eastAsia="es-PE"/>
-          <ns2:ligatures ns2:val="none"/>
-        </w:rPr>
-        <w:t xml:space="preserve">DENUNCIANTE:[DENUNCIANTE] (SEÑORA [APELLIDO])</w:t>
-      </w:r>
-      <w:r>
-        <w:rPr>
-          <w:rFonts w:ascii="Arial Narrow" w:eastAsia="Arial Narrow" w:hAnsi="Arial Narrow" w:cs="Arial Narrow"/>
-          <w:b/>
-          <w:color w:val="000000"/>
-          <w:kern w:val="0"/>
-          <w:lang w:eastAsia="es-PE"/>
-          <ns2:ligatures ns2:val="none"/>
-        </w:rPr>
+          <w14:ligatures w14:val="none"/>
+        </w:rPr>
+        <w:t>DENUNCIANTE</w:t>
         <w:tab/>
-        <w:t/>
-      </w:r>
-      <w:r>
-        <w:rPr>
-          <w:rFonts w:ascii="Arial Narrow" w:eastAsia="Arial Narrow" w:hAnsi="Arial Narrow" w:cs="Arial Narrow"/>
-          <w:b/>
-          <w:color w:val="000000"/>
-          <w:kern w:val="0"/>
-          <w:lang w:eastAsia="es-PE"/>
-          <ns2:ligatures ns2:val="none"/>
-        </w:rPr>
+        <w:t>:</w:t>
         <w:tab/>
-      </w:r>
-      <w:r>
-        <w:rPr>
-          <w:rFonts w:ascii="Arial Narrow" w:eastAsia="Arial Narrow" w:hAnsi="Arial Narrow" w:cs="Arial Narrow"/>
-          <w:b/>
-          <w:color w:val="000000"/>
-          <w:kern w:val="0"/>
-          <w:lang w:eastAsia="es-PE"/>
-          <ns2:ligatures ns2:val="none"/>
-        </w:rPr>
-        <w:t xml:space="preserve"/>
-      </w:r>
-      <w:r>
-        <w:rPr>
-          <w:rFonts w:ascii="Arial Narrow" w:eastAsia="Arial Narrow" w:hAnsi="Arial Narrow" w:cs="Arial Narrow"/>
-          <w:b/>
-          <w:color w:val="000000"/>
-          <w:kern w:val="0"/>
-          <w:lang w:eastAsia="es-PE"/>
-          <ns2:ligatures ns2:val="none"/>
-        </w:rPr>
-        <w:t/>
-      </w:r>
-      <w:r>
-        <w:rPr>
-          <w:rFonts w:ascii="Arial Narrow" w:eastAsia="Arial Narrow" w:hAnsi="Arial Narrow" w:cs="Arial Narrow"/>
-          <w:b/>
-          <w:color w:val="000000"/>
-          <w:kern w:val="0"/>
-          <w:lang w:eastAsia="es-PE"/>
-          <ns2:ligatures ns2:val="none"/>
-        </w:rPr>
-        <w:t/>
-      </w:r>
-      <w:r>
-        <w:rPr>
-          <w:rFonts w:ascii="Arial Narrow" w:eastAsia="Arial Narrow" w:hAnsi="Arial Narrow" w:cs="Arial Narrow"/>
-          <w:b/>
-          <w:color w:val="000000"/>
-          <w:kern w:val="0"/>
-          <w:lang w:eastAsia="es-PE"/>
-          <ns2:ligatures ns2:val="none"/>
-        </w:rPr>
-        <w:t xml:space="preserve"/>
-      </w:r>
-      <w:r>
-        <w:rPr>
-          <w:rFonts w:ascii="Arial Narrow" w:eastAsia="Arial Narrow" w:hAnsi="Arial Narrow" w:cs="Arial Narrow"/>
-          <w:b/>
-          <w:color w:val="000000"/>
-          <w:kern w:val="0"/>
-          <w:lang w:eastAsia="es-PE"/>
-          <ns2:ligatures ns2:val="none"/>
-        </w:rPr>
-        <w:t/>
-      </w:r>
-      <w:r>
-        <w:rPr>
-          <w:rFonts w:ascii="Arial Narrow" w:eastAsia="Arial Narrow" w:hAnsi="Arial Narrow" w:cs="Arial Narrow"/>
-          <w:b/>
-          <w:color w:val="000000"/>
-          <w:kern w:val="0"/>
-          <w:lang w:eastAsia="es-PE"/>
-          <ns2:ligatures ns2:val="none"/>
-        </w:rPr>
-        <w:t/>
-      </w:r>
-    </w:p>
-    <w:p ns2:paraId="6DEEEDFE" ns2:textId="5CDA3415">
+        <w:t xml:space="preserve">[DENUNCIANTE] (SEÑORA [APELLIDO])</w:t>
+      </w:r>
+    </w:p>
+    <w:p>
       <w:pPr>
         <w:tabs>
           <w:tab w:val="left" w:pos="1701"/>
@@ -200,7 +115,7 @@
           <w:color w:val="000000"/>
           <w:kern w:val="0"/>
           <w:lang w:eastAsia="es-PE"/>
-          <ns2:ligatures ns2:val="none"/>
+          <w14:ligatures w14:val="none"/>
         </w:rPr>
       </w:pPr>
       <w:r>
@@ -210,7 +125,7 @@
           <w:color w:val="000000"/>
           <w:kern w:val="0"/>
           <w:lang w:eastAsia="es-PE"/>
-          <ns2:ligatures ns2:val="none"/>
+          <w14:ligatures w14:val="none"/>
         </w:rPr>
         <w:t>DENUNCIADO</w:t>
       </w:r>
@@ -221,7 +136,7 @@
           <w:color w:val="000000"/>
           <w:kern w:val="0"/>
           <w:lang w:eastAsia="es-PE"/>
-          <ns2:ligatures ns2:val="none"/>
+          <w14:ligatures w14:val="none"/>
         </w:rPr>
         <w:tab/>
         <w:t>:</w:t>
@@ -233,7 +148,7 @@
           <w:color w:val="000000"/>
           <w:kern w:val="0"/>
           <w:lang w:eastAsia="es-PE"/>
-          <ns2:ligatures ns2:val="none"/>
+          <w14:ligatures w14:val="none"/>
         </w:rPr>
         <w:tab/>
       </w:r>
@@ -244,7 +159,7 @@
           <w:color w:val="000000"/>
           <w:kern w:val="0"/>
           <w:lang w:eastAsia="es-PE"/>
-          <ns2:ligatures ns2:val="none"/>
+          <w14:ligatures w14:val="none"/>
         </w:rPr>
         <w:t xml:space="preserve">INTERSEGURO COMPAÑÍA DE SEGUROS S.A. </w:t>
       </w:r>
@@ -255,7 +170,7 @@
           <w:color w:val="000000"/>
           <w:kern w:val="0"/>
           <w:lang w:eastAsia="es-PE"/>
-          <ns2:ligatures ns2:val="none"/>
+          <w14:ligatures w14:val="none"/>
         </w:rPr>
         <w:t>(</w:t>
       </w:r>
@@ -266,7 +181,7 @@
           <w:color w:val="000000"/>
           <w:kern w:val="0"/>
           <w:lang w:eastAsia="es-PE"/>
-          <ns2:ligatures ns2:val="none"/>
+          <w14:ligatures w14:val="none"/>
         </w:rPr>
         <w:t>INTERSEGURO</w:t>
       </w:r>
@@ -277,12 +192,12 @@
           <w:color w:val="000000"/>
           <w:kern w:val="0"/>
           <w:lang w:eastAsia="es-PE"/>
-          <ns2:ligatures ns2:val="none"/>
+          <w14:ligatures w14:val="none"/>
         </w:rPr>
         <w:t>)</w:t>
       </w:r>
     </w:p>
-    <w:p ns2:paraId="022D2B94" ns2:textId="77777777">
+    <w:p>
       <w:pPr>
         <w:tabs>
           <w:tab w:val="left" w:pos="1701"/>
@@ -297,7 +212,7 @@
           <w:color w:val="000000"/>
           <w:kern w:val="0"/>
           <w:lang w:eastAsia="es-PE"/>
-          <ns2:ligatures ns2:val="none"/>
+          <w14:ligatures w14:val="none"/>
         </w:rPr>
       </w:pPr>
       <w:r>
@@ -307,7 +222,7 @@
           <w:color w:val="000000"/>
           <w:kern w:val="0"/>
           <w:lang w:eastAsia="es-PE"/>
-          <ns2:ligatures ns2:val="none"/>
+          <w14:ligatures w14:val="none"/>
         </w:rPr>
         <w:t>MATERIAS</w:t>
       </w:r>
@@ -318,7 +233,7 @@
           <w:color w:val="000000"/>
           <w:kern w:val="0"/>
           <w:lang w:eastAsia="es-PE"/>
-          <ns2:ligatures ns2:val="none"/>
+          <w14:ligatures w14:val="none"/>
         </w:rPr>
         <w:tab/>
         <w:t xml:space="preserve">: </w:t>
@@ -330,13 +245,13 @@
           <w:color w:val="000000"/>
           <w:kern w:val="0"/>
           <w:lang w:eastAsia="es-PE"/>
-          <ns2:ligatures ns2:val="none"/>
+          <w14:ligatures w14:val="none"/>
         </w:rPr>
         <w:tab/>
         <w:t>ADMISIÓN A TRÁMITE</w:t>
       </w:r>
     </w:p>
-    <w:p ns2:paraId="19ED7B73" ns2:textId="77777777">
+    <w:p>
       <w:pPr>
         <w:tabs>
           <w:tab w:val="left" w:pos="1701"/>
@@ -351,7 +266,7 @@
           <w:color w:val="000000"/>
           <w:kern w:val="0"/>
           <w:lang w:eastAsia="es-PE"/>
-          <ns2:ligatures ns2:val="none"/>
+          <w14:ligatures w14:val="none"/>
         </w:rPr>
       </w:pPr>
       <w:r>
@@ -361,12 +276,12 @@
           <w:color w:val="000000"/>
           <w:kern w:val="0"/>
           <w:lang w:eastAsia="es-PE"/>
-          <ns2:ligatures ns2:val="none"/>
+          <w14:ligatures w14:val="none"/>
         </w:rPr>
         <w:t xml:space="preserve">REQUERIMIENTO DE INFORMACIÓN </w:t>
       </w:r>
     </w:p>
-    <w:p ns2:paraId="46A5A479" ns2:textId="39F6F9F2">
+    <w:p>
       <w:pPr>
         <w:tabs>
           <w:tab w:val="left" w:pos="1701"/>
@@ -380,7 +295,7 @@
           <w:color w:val="000000"/>
           <w:kern w:val="0"/>
           <w:lang w:eastAsia="es-PE"/>
-          <ns2:ligatures ns2:val="none"/>
+          <w14:ligatures w14:val="none"/>
         </w:rPr>
       </w:pPr>
       <w:r>
@@ -390,7 +305,7 @@
           <w:color w:val="000000"/>
           <w:kern w:val="0"/>
           <w:lang w:eastAsia="es-PE"/>
-          <ns2:ligatures ns2:val="none"/>
+          <w14:ligatures w14:val="none"/>
         </w:rPr>
         <w:t xml:space="preserve">RESOLUCIÓN </w:t>
       </w:r>
@@ -401,7 +316,7 @@
           <w:color w:val="000000"/>
           <w:kern w:val="0"/>
           <w:lang w:eastAsia="es-PE"/>
-          <ns2:ligatures ns2:val="none"/>
+          <w14:ligatures w14:val="none"/>
         </w:rPr>
         <w:tab/>
         <w:t>:</w:t>
@@ -413,7 +328,7 @@
           <w:color w:val="000000"/>
           <w:kern w:val="0"/>
           <w:lang w:eastAsia="es-PE"/>
-          <ns2:ligatures ns2:val="none"/>
+          <w14:ligatures w14:val="none"/>
         </w:rPr>
         <w:tab/>
       </w:r>
@@ -424,12 +339,12 @@
           <w:color w:val="000000"/>
           <w:kern w:val="0"/>
           <w:lang w:eastAsia="es-PE"/>
-          <ns2:ligatures ns2:val="none"/>
+          <w14:ligatures w14:val="none"/>
         </w:rPr>
         <w:t>1</w:t>
       </w:r>
     </w:p>
-    <w:p ns2:paraId="5BA3A18D" ns2:textId="77777777">
+    <w:p>
       <w:pPr>
         <w:tabs>
           <w:tab w:val="left" w:pos="1014"/>
@@ -442,11 +357,11 @@
           <w:kern w:val="0"/>
           <w:shd w:val="clear" w:color="auto" w:fill="FFFFFF"/>
           <w:lang w:eastAsia="es-PE"/>
-          <ns2:ligatures ns2:val="none"/>
-        </w:rPr>
-      </w:pPr>
-    </w:p>
-    <w:p ns2:paraId="2F799822" ns2:textId="090A5C09">
+          <w14:ligatures w14:val="none"/>
+        </w:rPr>
+      </w:pPr>
+    </w:p>
+    <w:p>
       <w:pPr>
         <w:tabs>
           <w:tab w:val="left" w:pos="1014"/>
@@ -459,7 +374,7 @@
           <w:kern w:val="0"/>
           <w:shd w:val="clear" w:color="auto" w:fill="FFFFFF"/>
           <w:lang w:eastAsia="es-PE"/>
-          <ns2:ligatures ns2:val="none"/>
+          <w14:ligatures w14:val="none"/>
         </w:rPr>
       </w:pPr>
       <w:r>
@@ -469,7 +384,7 @@
           <w:kern w:val="0"/>
           <w:shd w:val="clear" w:color="auto" w:fill="FFFFFF"/>
           <w:lang w:eastAsia="es-PE"/>
-          <ns2:ligatures ns2:val="none"/>
+          <w14:ligatures w14:val="none"/>
         </w:rPr>
         <w:t xml:space="preserve">Lima, </w:t>
       </w:r>
@@ -480,7 +395,7 @@
           <w:kern w:val="0"/>
           <w:shd w:val="clear" w:color="auto" w:fill="FFFFFF"/>
           <w:lang w:eastAsia="es-PE"/>
-          <ns2:ligatures ns2:val="none"/>
+          <w14:ligatures w14:val="none"/>
         </w:rPr>
         <w:t xml:space="preserve">5 de setiembre de 2025</w:t>
       </w:r>
@@ -491,7 +406,7 @@
           <w:kern w:val="0"/>
           <w:shd w:val="clear" w:color="auto" w:fill="FFFFFF"/>
           <w:lang w:eastAsia="es-PE"/>
-          <ns2:ligatures ns2:val="none"/>
+          <w14:ligatures w14:val="none"/>
         </w:rPr>
         <w:t xml:space="preserve"/>
       </w:r>
@@ -502,7 +417,7 @@
           <w:kern w:val="0"/>
           <w:shd w:val="clear" w:color="auto" w:fill="FFFFFF"/>
           <w:lang w:eastAsia="es-PE"/>
-          <ns2:ligatures ns2:val="none"/>
+          <w14:ligatures w14:val="none"/>
         </w:rPr>
         <w:t xml:space="preserve"/>
       </w:r>
@@ -513,12 +428,12 @@
           <w:kern w:val="0"/>
           <w:shd w:val="clear" w:color="auto" w:fill="FFFFFF"/>
           <w:lang w:eastAsia="es-PE"/>
-          <ns2:ligatures ns2:val="none"/>
+          <w14:ligatures w14:val="none"/>
         </w:rPr>
         <w:t xml:space="preserve"/>
       </w:r>
     </w:p>
-    <w:p ns2:paraId="66CE1821" ns2:textId="77777777">
+    <w:p>
       <w:pPr>
         <w:tabs>
           <w:tab w:val="left" w:pos="1014"/>
@@ -530,11 +445,11 @@
           <w:color w:val="000000"/>
           <w:kern w:val="0"/>
           <w:lang w:eastAsia="es-PE"/>
-          <ns2:ligatures ns2:val="none"/>
-        </w:rPr>
-      </w:pPr>
-    </w:p>
-    <w:p ns2:paraId="0B80AAA5" ns2:textId="77777777">
+          <w14:ligatures w14:val="none"/>
+        </w:rPr>
+      </w:pPr>
+    </w:p>
+    <w:p>
       <w:pPr>
         <w:numPr>
           <w:ilvl w:val="0"/>
@@ -548,7 +463,7 @@
           <w:color w:val="000000"/>
           <w:kern w:val="0"/>
           <w:lang w:eastAsia="es-PE"/>
-          <ns2:ligatures ns2:val="none"/>
+          <w14:ligatures w14:val="none"/>
         </w:rPr>
       </w:pPr>
       <w:r>
@@ -558,12 +473,12 @@
           <w:color w:val="000000"/>
           <w:kern w:val="0"/>
           <w:lang w:eastAsia="es-PE"/>
-          <ns2:ligatures ns2:val="none"/>
+          <w14:ligatures w14:val="none"/>
         </w:rPr>
         <w:t xml:space="preserve">HECHOS </w:t>
       </w:r>
     </w:p>
-    <w:p ns2:paraId="621F2AB2" ns2:textId="77777777">
+    <w:p>
       <w:pPr>
         <w:spacing w:after="0" w:line="240" w:lineRule="auto"/>
         <w:jc w:val="both"/>
@@ -572,11 +487,11 @@
           <w:color w:val="000000"/>
           <w:kern w:val="0"/>
           <w:lang w:eastAsia="es-PE"/>
-          <ns2:ligatures ns2:val="none"/>
-        </w:rPr>
-      </w:pPr>
-    </w:p>
-    <w:p ns2:paraId="60B5D5B0" ns2:textId="48C03591">
+          <w14:ligatures w14:val="none"/>
+        </w:rPr>
+      </w:pPr>
+    </w:p>
+    <w:p>
       <w:pPr>
         <w:numPr>
           <w:ilvl w:val="1"/>
@@ -590,7 +505,7 @@
           <w:color w:val="000000"/>
           <w:kern w:val="0"/>
           <w:lang w:val="es-ES" w:eastAsia="es-ES"/>
-          <ns2:ligatures ns2:val="none"/>
+          <w14:ligatures w14:val="none"/>
         </w:rPr>
       </w:pPr>
       <w:r>
@@ -599,7 +514,7 @@
           <w:color w:val="000000"/>
           <w:kern w:val="0"/>
           <w:lang w:val="es-ES" w:eastAsia="es-ES"/>
-          <ns2:ligatures ns2:val="none"/>
+          <w14:ligatures w14:val="none"/>
         </w:rPr>
         <w:t xml:space="preserve">Mediante el escrito del 25 de junio de 2025, la señora [APELLIDO] denunció a Interseguro por presuntas infracciones a la Ley 29571, Código de Protección y Defensa del Consumidor (en adelante, Código), señalando lo siguiente:</w:t>
       </w:r>
@@ -609,7 +524,7 @@
           <w:color w:val="000000"/>
           <w:kern w:val="0"/>
           <w:lang w:val="es-ES" w:eastAsia="es-ES"/>
-          <ns2:ligatures ns2:val="none"/>
+          <w14:ligatures w14:val="none"/>
         </w:rPr>
         <w:t/>
       </w:r>
@@ -621,7 +536,7 @@
           <w:kern w:val="0"/>
           <w:vertAlign w:val="superscript"/>
           <w:lang w:val="es-ES" w:eastAsia="es-ES"/>
-          <ns2:ligatures ns2:val="none"/>
+          <w14:ligatures w14:val="none"/>
         </w:rPr>
         <w:footnoteReference w:id="1"/>
       </w:r>
@@ -629,7 +544,7 @@
         <w:rPr>
           <w:rFonts w:ascii="Arial Narrow" w:eastAsia="Calibri" w:hAnsi="Arial Narrow" w:cs="Arial"/>
           <w:kern w:val="0"/>
-          <ns2:ligatures ns2:val="none"/>
+          <w14:ligatures w14:val="none"/>
         </w:rPr>
         <w:t/>
       </w:r>
@@ -637,7 +552,7 @@
         <w:rPr>
           <w:rFonts w:ascii="Arial Narrow" w:eastAsia="Calibri" w:hAnsi="Arial Narrow" w:cs="Arial"/>
           <w:kern w:val="0"/>
-          <ns2:ligatures ns2:val="none"/>
+          <w14:ligatures w14:val="none"/>
         </w:rPr>
         <w:t xml:space="preserve"/>
       </w:r>
@@ -645,7 +560,7 @@
         <w:rPr>
           <w:rFonts w:ascii="Arial Narrow" w:eastAsia="Calibri" w:hAnsi="Arial Narrow" w:cs="Arial"/>
           <w:kern w:val="0"/>
-          <ns2:ligatures ns2:val="none"/>
+          <w14:ligatures w14:val="none"/>
         </w:rPr>
         <w:t xml:space="preserve"/>
       </w:r>
@@ -653,7 +568,7 @@
         <w:rPr>
           <w:rFonts w:ascii="Arial Narrow" w:eastAsia="Calibri" w:hAnsi="Arial Narrow" w:cs="Arial"/>
           <w:kern w:val="0"/>
-          <ns2:ligatures ns2:val="none"/>
+          <w14:ligatures w14:val="none"/>
         </w:rPr>
         <w:t/>
       </w:r>
@@ -663,7 +578,7 @@
           <w:color w:val="000000"/>
           <w:kern w:val="0"/>
           <w:lang w:val="es-ES" w:eastAsia="es-ES"/>
-          <ns2:ligatures ns2:val="none"/>
+          <w14:ligatures w14:val="none"/>
         </w:rPr>
         <w:t xml:space="preserve"/>
       </w:r>
@@ -673,7 +588,7 @@
           <w:color w:val="000000"/>
           <w:kern w:val="0"/>
           <w:lang w:val="es-ES" w:eastAsia="es-ES"/>
-          <ns2:ligatures ns2:val="none"/>
+          <w14:ligatures w14:val="none"/>
         </w:rPr>
         <w:t xml:space="preserve"/>
       </w:r>
@@ -683,7 +598,7 @@
           <w:color w:val="000000"/>
           <w:kern w:val="0"/>
           <w:lang w:val="es-ES" w:eastAsia="es-ES"/>
-          <ns2:ligatures ns2:val="none"/>
+          <w14:ligatures w14:val="none"/>
         </w:rPr>
         <w:t/>
       </w:r>
@@ -695,7 +610,7 @@
           <w:kern w:val="0"/>
           <w:vertAlign w:val="superscript"/>
           <w:lang w:val="es-ES" w:eastAsia="es-ES"/>
-          <ns2:ligatures ns2:val="none"/>
+          <w14:ligatures w14:val="none"/>
         </w:rPr>
         <w:footnoteReference w:id="2"/>
       </w:r>
@@ -705,7 +620,7 @@
           <w:color w:val="000000"/>
           <w:kern w:val="0"/>
           <w:lang w:val="es-ES" w:eastAsia="es-ES"/>
-          <ns2:ligatures ns2:val="none"/>
+          <w14:ligatures w14:val="none"/>
         </w:rPr>
         <w:t xml:space="preserve"/>
       </w:r>
@@ -716,12 +631,12 @@
           <w:color w:val="000000"/>
           <w:kern w:val="0"/>
           <w:lang w:val="es-ES" w:eastAsia="es-ES"/>
-          <ns2:ligatures ns2:val="none"/>
+          <w14:ligatures w14:val="none"/>
         </w:rPr>
         <w:t/>
       </w:r>
     </w:p>
-    <w:p ns2:paraId="3AD3B7C6" ns2:textId="77777777">
+    <w:p>
       <w:pPr>
         <w:tabs>
           <w:tab w:val="left" w:pos="1134"/>
@@ -733,11 +648,11 @@
           <w:color w:val="000000"/>
           <w:kern w:val="0"/>
           <w:lang w:val="es-ES" w:eastAsia="es-ES"/>
-          <ns2:ligatures ns2:val="none"/>
-        </w:rPr>
-      </w:pPr>
-    </w:p>
-    <w:p ns2:paraId="5949C77C" ns2:textId="4F344B0F">
+          <w14:ligatures w14:val="none"/>
+        </w:rPr>
+      </w:pPr>
+    </w:p>
+    <w:p>
       <w:pPr>
         <w:pStyle w:val="Prrafodelista"/>
         <w:numPr>
@@ -755,16 +670,16 @@
           <w:color w:val="000000"/>
           <w:kern w:val="0"/>
           <w:lang w:eastAsia="es-ES"/>
-          <ns2:ligatures ns2:val="none"/>
-        </w:rPr>
-      </w:pPr>
-      <w:r>
-        <w:rPr>
-          <w:rFonts w:ascii="Arial Narrow" w:eastAsia="Times New Roman" w:hAnsi="Arial Narrow" w:cs="Arial"/>
-          <w:color w:val="000000"/>
-          <w:kern w:val="0"/>
-          <w:lang w:eastAsia="es-ES"/>
-          <ns2:ligatures ns2:val="none"/>
+          <w14:ligatures w14:val="none"/>
+        </w:rPr>
+      </w:pPr>
+      <w:r>
+        <w:rPr>
+          <w:rFonts w:ascii="Arial Narrow" w:eastAsia="Times New Roman" w:hAnsi="Arial Narrow" w:cs="Arial"/>
+          <w:color w:val="000000"/>
+          <w:kern w:val="0"/>
+          <w:lang w:eastAsia="es-ES"/>
+          <w14:ligatures w14:val="none"/>
         </w:rPr>
         <w:t>En 2017, c</w:t>
       </w:r>
@@ -774,7 +689,7 @@
           <w:color w:val="000000"/>
           <w:kern w:val="0"/>
           <w:lang w:eastAsia="es-ES"/>
-          <ns2:ligatures ns2:val="none"/>
+          <w14:ligatures w14:val="none"/>
         </w:rPr>
         <w:t xml:space="preserve">ontrató un </w:t>
       </w:r>
@@ -784,7 +699,7 @@
           <w:color w:val="000000"/>
           <w:kern w:val="0"/>
           <w:lang w:eastAsia="es-ES"/>
-          <ns2:ligatures ns2:val="none"/>
+          <w14:ligatures w14:val="none"/>
         </w:rPr>
         <w:t>seguro</w:t>
       </w:r>
@@ -794,7 +709,7 @@
           <w:color w:val="000000"/>
           <w:kern w:val="0"/>
           <w:lang w:eastAsia="es-ES"/>
-          <ns2:ligatures ns2:val="none"/>
+          <w14:ligatures w14:val="none"/>
         </w:rPr>
         <w:t xml:space="preserve"> </w:t>
       </w:r>
@@ -804,7 +719,7 @@
           <w:color w:val="000000"/>
           <w:kern w:val="0"/>
           <w:lang w:eastAsia="es-ES"/>
-          <ns2:ligatures ns2:val="none"/>
+          <w14:ligatures w14:val="none"/>
         </w:rPr>
         <w:t>para su tarjeta</w:t>
       </w:r>
@@ -814,7 +729,7 @@
           <w:color w:val="000000"/>
           <w:kern w:val="0"/>
           <w:lang w:eastAsia="es-ES"/>
-          <ns2:ligatures ns2:val="none"/>
+          <w14:ligatures w14:val="none"/>
         </w:rPr>
         <w:t xml:space="preserve"> con </w:t>
       </w:r>
@@ -824,7 +739,7 @@
           <w:color w:val="000000"/>
           <w:kern w:val="0"/>
           <w:lang w:eastAsia="es-ES"/>
-          <ns2:ligatures ns2:val="none"/>
+          <w14:ligatures w14:val="none"/>
         </w:rPr>
         <w:t xml:space="preserve">Chubb Perú S.A. Compañía de Seguros y Reaseguros </w:t>
       </w:r>
@@ -834,7 +749,7 @@
           <w:color w:val="000000"/>
           <w:kern w:val="0"/>
           <w:lang w:eastAsia="es-ES"/>
-          <ns2:ligatures ns2:val="none"/>
+          <w14:ligatures w14:val="none"/>
         </w:rPr>
         <w:t xml:space="preserve">(en </w:t>
       </w:r>
@@ -844,7 +759,7 @@
           <w:color w:val="000000"/>
           <w:kern w:val="0"/>
           <w:lang w:eastAsia="es-ES"/>
-          <ns2:ligatures ns2:val="none"/>
+          <w14:ligatures w14:val="none"/>
         </w:rPr>
         <w:t>adelante, “</w:t>
       </w:r>
@@ -854,7 +769,7 @@
           <w:color w:val="000000"/>
           <w:kern w:val="0"/>
           <w:lang w:eastAsia="es-ES"/>
-          <ns2:ligatures ns2:val="none"/>
+          <w14:ligatures w14:val="none"/>
         </w:rPr>
         <w:t>Chubb</w:t>
       </w:r>
@@ -864,7 +779,7 @@
           <w:color w:val="000000"/>
           <w:kern w:val="0"/>
           <w:lang w:eastAsia="es-ES"/>
-          <ns2:ligatures ns2:val="none"/>
+          <w14:ligatures w14:val="none"/>
         </w:rPr>
         <w:t>”)</w:t>
       </w:r>
@@ -874,7 +789,7 @@
           <w:color w:val="000000"/>
           <w:kern w:val="0"/>
           <w:lang w:eastAsia="es-ES"/>
-          <ns2:ligatures ns2:val="none"/>
+          <w14:ligatures w14:val="none"/>
         </w:rPr>
         <w:t xml:space="preserve">. El Banco Internacional del Perú - Interbank S.A.C. (en adelante, Interbank) debitó automáticamente de su cuenta </w:t>
       </w:r>
@@ -884,7 +799,7 @@
           <w:color w:val="000000"/>
           <w:kern w:val="0"/>
           <w:lang w:eastAsia="es-ES"/>
-          <ns2:ligatures ns2:val="none"/>
+          <w14:ligatures w14:val="none"/>
         </w:rPr>
         <w:t>bancaria</w:t>
       </w:r>
@@ -894,7 +809,7 @@
           <w:color w:val="000000"/>
           <w:kern w:val="0"/>
           <w:lang w:eastAsia="es-ES"/>
-          <ns2:ligatures ns2:val="none"/>
+          <w14:ligatures w14:val="none"/>
         </w:rPr>
         <w:t xml:space="preserve"> el pago mensual correspondiente al </w:t>
       </w:r>
@@ -904,7 +819,7 @@
           <w:color w:val="000000"/>
           <w:kern w:val="0"/>
           <w:lang w:eastAsia="es-ES"/>
-          <ns2:ligatures ns2:val="none"/>
+          <w14:ligatures w14:val="none"/>
         </w:rPr>
         <w:t>referido s</w:t>
       </w:r>
@@ -914,7 +829,7 @@
           <w:color w:val="000000"/>
           <w:kern w:val="0"/>
           <w:lang w:eastAsia="es-ES"/>
-          <ns2:ligatures ns2:val="none"/>
+          <w14:ligatures w14:val="none"/>
         </w:rPr>
         <w:t>eguro</w:t>
       </w:r>
@@ -924,12 +839,12 @@
           <w:color w:val="000000"/>
           <w:kern w:val="0"/>
           <w:lang w:eastAsia="es-ES"/>
-          <ns2:ligatures ns2:val="none"/>
+          <w14:ligatures w14:val="none"/>
         </w:rPr>
         <w:t xml:space="preserve">. </w:t>
       </w:r>
     </w:p>
-    <w:p ns2:paraId="2D24BB5C" ns2:textId="77777777">
+    <w:p>
       <w:pPr>
         <w:pStyle w:val="Prrafodelista"/>
         <w:spacing w:after="0" w:line="240" w:lineRule="auto"/>
@@ -940,11 +855,11 @@
           <w:color w:val="000000"/>
           <w:kern w:val="0"/>
           <w:lang w:eastAsia="es-ES"/>
-          <ns2:ligatures ns2:val="none"/>
-        </w:rPr>
-      </w:pPr>
-    </w:p>
-    <w:p ns2:paraId="1DD46290" ns2:textId="7E6365C6">
+          <w14:ligatures w14:val="none"/>
+        </w:rPr>
+      </w:pPr>
+    </w:p>
+    <w:p>
       <w:pPr>
         <w:pStyle w:val="Prrafodelista"/>
         <w:numPr>
@@ -962,16 +877,16 @@
           <w:color w:val="000000"/>
           <w:kern w:val="0"/>
           <w:lang w:eastAsia="es-ES"/>
-          <ns2:ligatures ns2:val="none"/>
-        </w:rPr>
-      </w:pPr>
-      <w:r>
-        <w:rPr>
-          <w:rFonts w:ascii="Arial Narrow" w:eastAsia="Times New Roman" w:hAnsi="Arial Narrow" w:cs="Arial"/>
-          <w:color w:val="000000"/>
-          <w:kern w:val="0"/>
-          <w:lang w:eastAsia="es-ES"/>
-          <ns2:ligatures ns2:val="none"/>
+          <w14:ligatures w14:val="none"/>
+        </w:rPr>
+      </w:pPr>
+      <w:r>
+        <w:rPr>
+          <w:rFonts w:ascii="Arial Narrow" w:eastAsia="Times New Roman" w:hAnsi="Arial Narrow" w:cs="Arial"/>
+          <w:color w:val="000000"/>
+          <w:kern w:val="0"/>
+          <w:lang w:eastAsia="es-ES"/>
+          <w14:ligatures w14:val="none"/>
         </w:rPr>
         <w:t>E</w:t>
       </w:r>
@@ -981,7 +896,7 @@
           <w:color w:val="000000"/>
           <w:kern w:val="0"/>
           <w:lang w:eastAsia="es-ES"/>
-          <ns2:ligatures ns2:val="none"/>
+          <w14:ligatures w14:val="none"/>
         </w:rPr>
         <w:t xml:space="preserve">n </w:t>
       </w:r>
@@ -991,7 +906,7 @@
           <w:color w:val="000000"/>
           <w:kern w:val="0"/>
           <w:lang w:eastAsia="es-ES"/>
-          <ns2:ligatures ns2:val="none"/>
+          <w14:ligatures w14:val="none"/>
         </w:rPr>
         <w:t xml:space="preserve">2023, </w:t>
       </w:r>
@@ -1001,7 +916,7 @@
           <w:color w:val="000000"/>
           <w:kern w:val="0"/>
           <w:lang w:eastAsia="es-ES"/>
-          <ns2:ligatures ns2:val="none"/>
+          <w14:ligatures w14:val="none"/>
         </w:rPr>
         <w:t xml:space="preserve">Interseguro </w:t>
       </w:r>
@@ -1011,7 +926,7 @@
           <w:color w:val="000000"/>
           <w:kern w:val="0"/>
           <w:lang w:eastAsia="es-ES"/>
-          <ns2:ligatures ns2:val="none"/>
+          <w14:ligatures w14:val="none"/>
         </w:rPr>
         <w:t xml:space="preserve">asumió unilateralmente y sin notificación previa el Seguro de </w:t>
       </w:r>
@@ -1021,7 +936,7 @@
           <w:color w:val="000000"/>
           <w:kern w:val="0"/>
           <w:lang w:eastAsia="es-ES"/>
-          <ns2:ligatures ns2:val="none"/>
+          <w14:ligatures w14:val="none"/>
         </w:rPr>
         <w:t>Tarjeta</w:t>
       </w:r>
@@ -1031,7 +946,7 @@
           <w:color w:val="000000"/>
           <w:kern w:val="0"/>
           <w:lang w:eastAsia="es-ES"/>
-          <ns2:ligatures ns2:val="none"/>
+          <w14:ligatures w14:val="none"/>
         </w:rPr>
         <w:t xml:space="preserve"> con </w:t>
       </w:r>
@@ -1041,7 +956,7 @@
           <w:color w:val="000000"/>
           <w:kern w:val="0"/>
           <w:lang w:eastAsia="es-ES"/>
-          <ns2:ligatures ns2:val="none"/>
+          <w14:ligatures w14:val="none"/>
         </w:rPr>
         <w:t xml:space="preserve">la Póliza </w:t>
       </w:r>
@@ -1051,7 +966,7 @@
           <w:color w:val="000000"/>
           <w:kern w:val="0"/>
           <w:lang w:eastAsia="es-ES"/>
-          <ns2:ligatures ns2:val="none"/>
+          <w14:ligatures w14:val="none"/>
         </w:rPr>
         <w:t xml:space="preserve"/>
       </w:r>
@@ -1061,7 +976,7 @@
           <w:color w:val="000000"/>
           <w:kern w:val="0"/>
           <w:lang w:eastAsia="es-ES"/>
-          <ns2:ligatures ns2:val="none"/>
+          <w14:ligatures w14:val="none"/>
         </w:rPr>
         <w:t>5000068</w:t>
       </w:r>
@@ -1071,7 +986,7 @@
           <w:color w:val="000000"/>
           <w:kern w:val="0"/>
           <w:lang w:eastAsia="es-ES"/>
-          <ns2:ligatures ns2:val="none"/>
+          <w14:ligatures w14:val="none"/>
         </w:rPr>
         <w:t xml:space="preserve"> (en adelante, </w:t>
       </w:r>
@@ -1081,7 +996,7 @@
           <w:color w:val="000000"/>
           <w:kern w:val="0"/>
           <w:lang w:eastAsia="es-ES"/>
-          <ns2:ligatures ns2:val="none"/>
+          <w14:ligatures w14:val="none"/>
         </w:rPr>
         <w:t>Seguro de Tarjeta)</w:t>
       </w:r>
@@ -1091,7 +1006,7 @@
           <w:color w:val="000000"/>
           <w:kern w:val="0"/>
           <w:lang w:eastAsia="es-ES"/>
-          <ns2:ligatures ns2:val="none"/>
+          <w14:ligatures w14:val="none"/>
         </w:rPr>
         <w:t xml:space="preserve">, sustituyendo a </w:t>
       </w:r>
@@ -1101,7 +1016,7 @@
           <w:color w:val="000000"/>
           <w:kern w:val="0"/>
           <w:lang w:eastAsia="es-ES"/>
-          <ns2:ligatures ns2:val="none"/>
+          <w14:ligatures w14:val="none"/>
         </w:rPr>
         <w:t>Chubb</w:t>
       </w:r>
@@ -1111,7 +1026,7 @@
           <w:color w:val="000000"/>
           <w:kern w:val="0"/>
           <w:lang w:eastAsia="es-ES"/>
-          <ns2:ligatures ns2:val="none"/>
+          <w14:ligatures w14:val="none"/>
         </w:rPr>
         <w:t>. Asimismo</w:t>
       </w:r>
@@ -1121,7 +1036,7 @@
           <w:color w:val="000000"/>
           <w:kern w:val="0"/>
           <w:lang w:eastAsia="es-ES"/>
-          <ns2:ligatures ns2:val="none"/>
+          <w14:ligatures w14:val="none"/>
         </w:rPr>
         <w:t xml:space="preserve">, </w:t>
       </w:r>
@@ -1131,7 +1046,7 @@
           <w:color w:val="000000"/>
           <w:kern w:val="0"/>
           <w:lang w:eastAsia="es-ES"/>
-          <ns2:ligatures ns2:val="none"/>
+          <w14:ligatures w14:val="none"/>
         </w:rPr>
         <w:t>Interbank</w:t>
       </w:r>
@@ -1141,7 +1056,7 @@
           <w:color w:val="000000"/>
           <w:kern w:val="0"/>
           <w:lang w:eastAsia="es-ES"/>
-          <ns2:ligatures ns2:val="none"/>
+          <w14:ligatures w14:val="none"/>
         </w:rPr>
         <w:t xml:space="preserve"> </w:t>
       </w:r>
@@ -1151,7 +1066,7 @@
           <w:color w:val="000000"/>
           <w:kern w:val="0"/>
           <w:lang w:eastAsia="es-ES"/>
-          <ns2:ligatures ns2:val="none"/>
+          <w14:ligatures w14:val="none"/>
         </w:rPr>
         <w:t xml:space="preserve">debitó automáticamente de su cuenta de ahorros el pago mensual correspondiente al </w:t>
       </w:r>
@@ -1161,7 +1076,7 @@
           <w:color w:val="000000"/>
           <w:kern w:val="0"/>
           <w:lang w:eastAsia="es-ES"/>
-          <ns2:ligatures ns2:val="none"/>
+          <w14:ligatures w14:val="none"/>
         </w:rPr>
         <w:t>Seguro de Tarjeta</w:t>
       </w:r>
@@ -1171,12 +1086,12 @@
           <w:color w:val="000000"/>
           <w:kern w:val="0"/>
           <w:lang w:eastAsia="es-ES"/>
-          <ns2:ligatures ns2:val="none"/>
+          <w14:ligatures w14:val="none"/>
         </w:rPr>
         <w:t xml:space="preserve">, sin contar con autorización expresa para dicho descuento. </w:t>
       </w:r>
     </w:p>
-    <w:p ns2:paraId="63E1ECF1" ns2:textId="77777777">
+    <w:p>
       <w:pPr>
         <w:pStyle w:val="Prrafodelista"/>
         <w:spacing w:after="0" w:line="240" w:lineRule="auto"/>
@@ -1187,11 +1102,11 @@
           <w:color w:val="000000"/>
           <w:kern w:val="0"/>
           <w:lang w:eastAsia="es-ES"/>
-          <ns2:ligatures ns2:val="none"/>
-        </w:rPr>
-      </w:pPr>
-    </w:p>
-    <w:p ns2:paraId="0CA68F92" ns2:textId="62D21C33">
+          <w14:ligatures w14:val="none"/>
+        </w:rPr>
+      </w:pPr>
+    </w:p>
+    <w:p>
       <w:pPr>
         <w:pStyle w:val="Prrafodelista"/>
         <w:numPr>
@@ -1209,16 +1124,16 @@
           <w:color w:val="000000"/>
           <w:kern w:val="0"/>
           <w:lang w:eastAsia="es-ES"/>
-          <ns2:ligatures ns2:val="none"/>
-        </w:rPr>
-      </w:pPr>
-      <w:r>
-        <w:rPr>
-          <w:rFonts w:ascii="Arial Narrow" w:eastAsia="Times New Roman" w:hAnsi="Arial Narrow" w:cs="Arial"/>
-          <w:color w:val="000000"/>
-          <w:kern w:val="0"/>
-          <w:lang w:eastAsia="es-ES"/>
-          <ns2:ligatures ns2:val="none"/>
+          <w14:ligatures w14:val="none"/>
+        </w:rPr>
+      </w:pPr>
+      <w:r>
+        <w:rPr>
+          <w:rFonts w:ascii="Arial Narrow" w:eastAsia="Times New Roman" w:hAnsi="Arial Narrow" w:cs="Arial"/>
+          <w:color w:val="000000"/>
+          <w:kern w:val="0"/>
+          <w:lang w:eastAsia="es-ES"/>
+          <w14:ligatures w14:val="none"/>
         </w:rPr>
         <w:t>Al ocurrir un siniestro, presentó una solicitud</w:t>
       </w:r>
@@ -1228,7 +1143,7 @@
           <w:color w:val="000000"/>
           <w:kern w:val="0"/>
           <w:lang w:eastAsia="es-ES"/>
-          <ns2:ligatures ns2:val="none"/>
+          <w14:ligatures w14:val="none"/>
         </w:rPr>
         <w:t xml:space="preserve"> de indemnización ante </w:t>
       </w:r>
@@ -1238,7 +1153,7 @@
           <w:color w:val="000000"/>
           <w:kern w:val="0"/>
           <w:lang w:eastAsia="es-ES"/>
-          <ns2:ligatures ns2:val="none"/>
+          <w14:ligatures w14:val="none"/>
         </w:rPr>
         <w:t>Chubb</w:t>
       </w:r>
@@ -1248,7 +1163,7 @@
           <w:color w:val="000000"/>
           <w:kern w:val="0"/>
           <w:lang w:eastAsia="es-ES"/>
-          <ns2:ligatures ns2:val="none"/>
+          <w14:ligatures w14:val="none"/>
         </w:rPr>
         <w:t xml:space="preserve">, pero luego le </w:t>
       </w:r>
@@ -1258,7 +1173,7 @@
           <w:color w:val="000000"/>
           <w:kern w:val="0"/>
           <w:lang w:eastAsia="es-ES"/>
-          <ns2:ligatures ns2:val="none"/>
+          <w14:ligatures w14:val="none"/>
         </w:rPr>
         <w:t>inform</w:t>
       </w:r>
@@ -1268,7 +1183,7 @@
           <w:color w:val="000000"/>
           <w:kern w:val="0"/>
           <w:lang w:eastAsia="es-ES"/>
-          <ns2:ligatures ns2:val="none"/>
+          <w14:ligatures w14:val="none"/>
         </w:rPr>
         <w:t>aron</w:t>
       </w:r>
@@ -1278,7 +1193,7 @@
           <w:color w:val="000000"/>
           <w:kern w:val="0"/>
           <w:lang w:eastAsia="es-ES"/>
-          <ns2:ligatures ns2:val="none"/>
+          <w14:ligatures w14:val="none"/>
         </w:rPr>
         <w:t xml:space="preserve"> vía correo electrónico que ya no administraba su seguro, </w:t>
       </w:r>
@@ -1288,7 +1203,7 @@
           <w:color w:val="000000"/>
           <w:kern w:val="0"/>
           <w:lang w:eastAsia="es-ES"/>
-          <ns2:ligatures ns2:val="none"/>
+          <w14:ligatures w14:val="none"/>
         </w:rPr>
         <w:t>indicando</w:t>
       </w:r>
@@ -1298,7 +1213,7 @@
           <w:color w:val="000000"/>
           <w:kern w:val="0"/>
           <w:lang w:eastAsia="es-ES"/>
-          <ns2:ligatures ns2:val="none"/>
+          <w14:ligatures w14:val="none"/>
         </w:rPr>
         <w:t xml:space="preserve"> que </w:t>
       </w:r>
@@ -1308,7 +1223,7 @@
           <w:color w:val="000000"/>
           <w:kern w:val="0"/>
           <w:lang w:eastAsia="es-ES"/>
-          <ns2:ligatures ns2:val="none"/>
+          <w14:ligatures w14:val="none"/>
         </w:rPr>
         <w:t xml:space="preserve">Interseguro </w:t>
       </w:r>
@@ -1318,7 +1233,7 @@
           <w:color w:val="000000"/>
           <w:kern w:val="0"/>
           <w:lang w:eastAsia="es-ES"/>
-          <ns2:ligatures ns2:val="none"/>
+          <w14:ligatures w14:val="none"/>
         </w:rPr>
         <w:t xml:space="preserve">era la nueva </w:t>
       </w:r>
@@ -1328,7 +1243,7 @@
           <w:color w:val="000000"/>
           <w:kern w:val="0"/>
           <w:lang w:eastAsia="es-ES"/>
-          <ns2:ligatures ns2:val="none"/>
+          <w14:ligatures w14:val="none"/>
         </w:rPr>
         <w:t xml:space="preserve">compañía </w:t>
       </w:r>
@@ -1338,7 +1253,7 @@
           <w:color w:val="000000"/>
           <w:kern w:val="0"/>
           <w:lang w:eastAsia="es-ES"/>
-          <ns2:ligatures ns2:val="none"/>
+          <w14:ligatures w14:val="none"/>
         </w:rPr>
         <w:t>aseguradora</w:t>
       </w:r>
@@ -1348,7 +1263,7 @@
           <w:color w:val="000000"/>
           <w:kern w:val="0"/>
           <w:lang w:eastAsia="es-ES"/>
-          <ns2:ligatures ns2:val="none"/>
+          <w14:ligatures w14:val="none"/>
         </w:rPr>
         <w:t xml:space="preserve"> encargada de gestionar su seguro</w:t>
       </w:r>
@@ -1358,12 +1273,12 @@
           <w:color w:val="000000"/>
           <w:kern w:val="0"/>
           <w:lang w:eastAsia="es-ES"/>
-          <ns2:ligatures ns2:val="none"/>
+          <w14:ligatures w14:val="none"/>
         </w:rPr>
         <w:t xml:space="preserve">. </w:t>
       </w:r>
     </w:p>
-    <w:p ns2:paraId="6CDE99CB" ns2:textId="77777777">
+    <w:p>
       <w:pPr>
         <w:pStyle w:val="Prrafodelista"/>
         <w:spacing w:after="0" w:line="240" w:lineRule="auto"/>
@@ -1374,11 +1289,11 @@
           <w:color w:val="000000"/>
           <w:kern w:val="0"/>
           <w:lang w:eastAsia="es-ES"/>
-          <ns2:ligatures ns2:val="none"/>
-        </w:rPr>
-      </w:pPr>
-    </w:p>
-    <w:p ns2:paraId="5BC2914C" ns2:textId="763E1940">
+          <w14:ligatures w14:val="none"/>
+        </w:rPr>
+      </w:pPr>
+    </w:p>
+    <w:p>
       <w:pPr>
         <w:pStyle w:val="Prrafodelista"/>
         <w:numPr>
@@ -1396,16 +1311,16 @@
           <w:color w:val="000000"/>
           <w:kern w:val="0"/>
           <w:lang w:eastAsia="es-ES"/>
-          <ns2:ligatures ns2:val="none"/>
-        </w:rPr>
-      </w:pPr>
-      <w:r>
-        <w:rPr>
-          <w:rFonts w:ascii="Arial Narrow" w:eastAsia="Times New Roman" w:hAnsi="Arial Narrow" w:cs="Arial"/>
-          <w:color w:val="000000"/>
-          <w:kern w:val="0"/>
-          <w:lang w:eastAsia="es-ES"/>
-          <ns2:ligatures ns2:val="none"/>
+          <w14:ligatures w14:val="none"/>
+        </w:rPr>
+      </w:pPr>
+      <w:r>
+        <w:rPr>
+          <w:rFonts w:ascii="Arial Narrow" w:eastAsia="Times New Roman" w:hAnsi="Arial Narrow" w:cs="Arial"/>
+          <w:color w:val="000000"/>
+          <w:kern w:val="0"/>
+          <w:lang w:eastAsia="es-ES"/>
+          <w14:ligatures w14:val="none"/>
         </w:rPr>
         <w:t>Posteriormente</w:t>
       </w:r>
@@ -1415,7 +1330,7 @@
           <w:color w:val="000000"/>
           <w:kern w:val="0"/>
           <w:lang w:eastAsia="es-ES"/>
-          <ns2:ligatures ns2:val="none"/>
+          <w14:ligatures w14:val="none"/>
         </w:rPr>
         <w:t xml:space="preserve">, remitió a </w:t>
       </w:r>
@@ -1425,7 +1340,7 @@
           <w:color w:val="000000"/>
           <w:kern w:val="0"/>
           <w:lang w:eastAsia="es-ES"/>
-          <ns2:ligatures ns2:val="none"/>
+          <w14:ligatures w14:val="none"/>
         </w:rPr>
         <w:t xml:space="preserve">Interseguro </w:t>
       </w:r>
@@ -1435,7 +1350,7 @@
           <w:color w:val="000000"/>
           <w:kern w:val="0"/>
           <w:lang w:eastAsia="es-ES"/>
-          <ns2:ligatures ns2:val="none"/>
+          <w14:ligatures w14:val="none"/>
         </w:rPr>
         <w:t xml:space="preserve">toda la documentación requerida para </w:t>
       </w:r>
@@ -1445,7 +1360,7 @@
           <w:color w:val="000000"/>
           <w:kern w:val="0"/>
           <w:lang w:eastAsia="es-ES"/>
-          <ns2:ligatures ns2:val="none"/>
+          <w14:ligatures w14:val="none"/>
         </w:rPr>
         <w:t>la cobertura del seguro sobre</w:t>
       </w:r>
@@ -1455,7 +1370,7 @@
           <w:color w:val="000000"/>
           <w:kern w:val="0"/>
           <w:lang w:eastAsia="es-ES"/>
-          <ns2:ligatures ns2:val="none"/>
+          <w14:ligatures w14:val="none"/>
         </w:rPr>
         <w:t xml:space="preserve"> el siniestro</w:t>
       </w:r>
@@ -1465,7 +1380,7 @@
           <w:color w:val="000000"/>
           <w:kern w:val="0"/>
           <w:lang w:eastAsia="es-ES"/>
-          <ns2:ligatures ns2:val="none"/>
+          <w14:ligatures w14:val="none"/>
         </w:rPr>
         <w:t xml:space="preserve"> ocu</w:t>
       </w:r>
@@ -1475,7 +1390,7 @@
           <w:color w:val="000000"/>
           <w:kern w:val="0"/>
           <w:lang w:eastAsia="es-ES"/>
-          <ns2:ligatures ns2:val="none"/>
+          <w14:ligatures w14:val="none"/>
         </w:rPr>
         <w:t>rrido</w:t>
       </w:r>
@@ -1485,12 +1400,12 @@
           <w:color w:val="000000"/>
           <w:kern w:val="0"/>
           <w:lang w:eastAsia="es-ES"/>
-          <ns2:ligatures ns2:val="none"/>
+          <w14:ligatures w14:val="none"/>
         </w:rPr>
         <w:t>, la cual Interseguro dio acuse de recibo mediante carta del 12 de mayo de 2025.</w:t>
       </w:r>
     </w:p>
-    <w:p ns2:paraId="524CE7D3" ns2:textId="77777777">
+    <w:p>
       <w:pPr>
         <w:pStyle w:val="Prrafodelista"/>
         <w:spacing w:line="240" w:lineRule="auto"/>
@@ -1499,11 +1414,11 @@
           <w:color w:val="000000"/>
           <w:kern w:val="0"/>
           <w:lang w:eastAsia="es-ES"/>
-          <ns2:ligatures ns2:val="none"/>
-        </w:rPr>
-      </w:pPr>
-    </w:p>
-    <w:p ns2:paraId="75C05E48" ns2:textId="115E6548">
+          <w14:ligatures w14:val="none"/>
+        </w:rPr>
+      </w:pPr>
+    </w:p>
+    <w:p>
       <w:pPr>
         <w:pStyle w:val="Prrafodelista"/>
         <w:numPr>
@@ -1521,16 +1436,16 @@
           <w:color w:val="000000"/>
           <w:kern w:val="0"/>
           <w:lang w:eastAsia="es-ES"/>
-          <ns2:ligatures ns2:val="none"/>
-        </w:rPr>
-      </w:pPr>
-      <w:r>
-        <w:rPr>
-          <w:rFonts w:ascii="Arial Narrow" w:eastAsia="Times New Roman" w:hAnsi="Arial Narrow" w:cs="Arial"/>
-          <w:color w:val="000000"/>
-          <w:kern w:val="0"/>
-          <w:lang w:eastAsia="es-ES"/>
-          <ns2:ligatures ns2:val="none"/>
+          <w14:ligatures w14:val="none"/>
+        </w:rPr>
+      </w:pPr>
+      <w:r>
+        <w:rPr>
+          <w:rFonts w:ascii="Arial Narrow" w:eastAsia="Times New Roman" w:hAnsi="Arial Narrow" w:cs="Arial"/>
+          <w:color w:val="000000"/>
+          <w:kern w:val="0"/>
+          <w:lang w:eastAsia="es-ES"/>
+          <w14:ligatures w14:val="none"/>
         </w:rPr>
         <w:t>No obstante, la compañía aseguradora</w:t>
       </w:r>
@@ -1540,7 +1455,7 @@
           <w:color w:val="000000"/>
           <w:kern w:val="0"/>
           <w:lang w:eastAsia="es-ES"/>
-          <ns2:ligatures ns2:val="none"/>
+          <w14:ligatures w14:val="none"/>
         </w:rPr>
         <w:t xml:space="preserve"> </w:t>
       </w:r>
@@ -1550,7 +1465,7 @@
           <w:color w:val="000000"/>
           <w:kern w:val="0"/>
           <w:lang w:eastAsia="es-ES"/>
-          <ns2:ligatures ns2:val="none"/>
+          <w14:ligatures w14:val="none"/>
         </w:rPr>
         <w:t xml:space="preserve">no efectuó el pago de la indemnización por el siniestro, correspondiente a S/2 </w:t>
       </w:r>
@@ -1560,7 +1475,7 @@
           <w:color w:val="000000"/>
           <w:kern w:val="0"/>
           <w:lang w:eastAsia="es-ES"/>
-          <ns2:ligatures ns2:val="none"/>
+          <w14:ligatures w14:val="none"/>
         </w:rPr>
         <w:t>500</w:t>
       </w:r>
@@ -1570,7 +1485,7 @@
           <w:color w:val="000000"/>
           <w:kern w:val="0"/>
           <w:lang w:eastAsia="es-ES"/>
-          <ns2:ligatures ns2:val="none"/>
+          <w14:ligatures w14:val="none"/>
         </w:rPr>
         <w:t>,00</w:t>
       </w:r>
@@ -1580,7 +1495,7 @@
           <w:color w:val="000000"/>
           <w:kern w:val="0"/>
           <w:lang w:eastAsia="es-ES"/>
-          <ns2:ligatures ns2:val="none"/>
+          <w14:ligatures w14:val="none"/>
         </w:rPr>
         <w:t xml:space="preserve">, ni los gastos administrativos por la renovación de su tarjeta </w:t>
       </w:r>
@@ -1590,7 +1505,7 @@
           <w:color w:val="000000"/>
           <w:kern w:val="0"/>
           <w:lang w:eastAsia="es-ES"/>
-          <ns2:ligatures ns2:val="none"/>
+          <w14:ligatures w14:val="none"/>
         </w:rPr>
         <w:t xml:space="preserve">ascendiente a </w:t>
       </w:r>
@@ -1600,7 +1515,7 @@
           <w:color w:val="000000"/>
           <w:kern w:val="0"/>
           <w:lang w:eastAsia="es-ES"/>
-          <ns2:ligatures ns2:val="none"/>
+          <w14:ligatures w14:val="none"/>
         </w:rPr>
         <w:t>S/</w:t>
       </w:r>
@@ -1610,7 +1525,7 @@
           <w:color w:val="000000"/>
           <w:kern w:val="0"/>
           <w:lang w:eastAsia="es-ES"/>
-          <ns2:ligatures ns2:val="none"/>
+          <w14:ligatures w14:val="none"/>
         </w:rPr>
         <w:t xml:space="preserve"> </w:t>
       </w:r>
@@ -1620,7 +1535,7 @@
           <w:color w:val="000000"/>
           <w:kern w:val="0"/>
           <w:lang w:eastAsia="es-ES"/>
-          <ns2:ligatures ns2:val="none"/>
+          <w14:ligatures w14:val="none"/>
         </w:rPr>
         <w:t>25</w:t>
       </w:r>
@@ -1630,7 +1545,7 @@
           <w:color w:val="000000"/>
           <w:kern w:val="0"/>
           <w:lang w:eastAsia="es-ES"/>
-          <ns2:ligatures ns2:val="none"/>
+          <w14:ligatures w14:val="none"/>
         </w:rPr>
         <w:t xml:space="preserve">,00 </w:t>
       </w:r>
@@ -1640,7 +1555,7 @@
           <w:color w:val="000000"/>
           <w:kern w:val="0"/>
           <w:lang w:eastAsia="es-ES"/>
-          <ns2:ligatures ns2:val="none"/>
+          <w14:ligatures w14:val="none"/>
         </w:rPr>
         <w:t xml:space="preserve">y la nueva emisión de su </w:t>
       </w:r>
@@ -1650,7 +1565,7 @@
           <w:color w:val="000000"/>
           <w:kern w:val="0"/>
           <w:lang w:eastAsia="es-ES"/>
-          <ns2:ligatures ns2:val="none"/>
+          <w14:ligatures w14:val="none"/>
         </w:rPr>
         <w:t xml:space="preserve">Documento Nacional de Identidad por el monto de </w:t>
       </w:r>
@@ -1660,7 +1575,7 @@
           <w:color w:val="000000"/>
           <w:kern w:val="0"/>
           <w:lang w:eastAsia="es-ES"/>
-          <ns2:ligatures ns2:val="none"/>
+          <w14:ligatures w14:val="none"/>
         </w:rPr>
         <w:t>S/41</w:t>
       </w:r>
@@ -1670,7 +1585,7 @@
           <w:color w:val="000000"/>
           <w:kern w:val="0"/>
           <w:lang w:eastAsia="es-ES"/>
-          <ns2:ligatures ns2:val="none"/>
+          <w14:ligatures w14:val="none"/>
         </w:rPr>
         <w:t>,00</w:t>
       </w:r>
@@ -1680,7 +1595,7 @@
           <w:color w:val="000000"/>
           <w:kern w:val="0"/>
           <w:lang w:eastAsia="es-ES"/>
-          <ns2:ligatures ns2:val="none"/>
+          <w14:ligatures w14:val="none"/>
         </w:rPr>
         <w:t>; debido a que</w:t>
       </w:r>
@@ -1690,7 +1605,7 @@
           <w:color w:val="000000"/>
           <w:kern w:val="0"/>
           <w:lang w:eastAsia="es-ES"/>
-          <ns2:ligatures ns2:val="none"/>
+          <w14:ligatures w14:val="none"/>
         </w:rPr>
         <w:t xml:space="preserve"> </w:t>
       </w:r>
@@ -1700,12 +1615,12 @@
           <w:color w:val="000000"/>
           <w:kern w:val="0"/>
           <w:lang w:eastAsia="es-ES"/>
-          <ns2:ligatures ns2:val="none"/>
+          <w14:ligatures w14:val="none"/>
         </w:rPr>
         <w:t xml:space="preserve">le exigió someterse a una prueba de polígrafo como condición para el pago, sin haberle informado previamente dicho requisito. </w:t>
       </w:r>
     </w:p>
-    <w:p ns2:paraId="14871E0E" ns2:textId="77777777">
+    <w:p>
       <w:pPr>
         <w:pStyle w:val="Prrafodelista"/>
         <w:spacing w:after="0" w:line="240" w:lineRule="auto"/>
@@ -1716,11 +1631,11 @@
           <w:color w:val="000000"/>
           <w:kern w:val="0"/>
           <w:lang w:eastAsia="es-ES"/>
-          <ns2:ligatures ns2:val="none"/>
-        </w:rPr>
-      </w:pPr>
-    </w:p>
-    <w:p ns2:paraId="542BAD3D" ns2:textId="22CC19C7">
+          <w14:ligatures w14:val="none"/>
+        </w:rPr>
+      </w:pPr>
+    </w:p>
+    <w:p>
       <w:pPr>
         <w:pStyle w:val="Prrafodelista"/>
         <w:numPr>
@@ -1738,16 +1653,16 @@
           <w:color w:val="000000"/>
           <w:kern w:val="0"/>
           <w:lang w:eastAsia="es-ES"/>
-          <ns2:ligatures ns2:val="none"/>
-        </w:rPr>
-      </w:pPr>
-      <w:r>
-        <w:rPr>
-          <w:rFonts w:ascii="Arial Narrow" w:eastAsia="Times New Roman" w:hAnsi="Arial Narrow" w:cs="Arial"/>
-          <w:color w:val="000000"/>
-          <w:kern w:val="0"/>
-          <w:lang w:eastAsia="es-ES"/>
-          <ns2:ligatures ns2:val="none"/>
+          <w14:ligatures w14:val="none"/>
+        </w:rPr>
+      </w:pPr>
+      <w:r>
+        <w:rPr>
+          <w:rFonts w:ascii="Arial Narrow" w:eastAsia="Times New Roman" w:hAnsi="Arial Narrow" w:cs="Arial"/>
+          <w:color w:val="000000"/>
+          <w:kern w:val="0"/>
+          <w:lang w:eastAsia="es-ES"/>
+          <w14:ligatures w14:val="none"/>
         </w:rPr>
         <w:t>Posteriormente</w:t>
       </w:r>
@@ -1757,7 +1672,7 @@
           <w:color w:val="000000"/>
           <w:kern w:val="0"/>
           <w:lang w:eastAsia="es-ES"/>
-          <ns2:ligatures ns2:val="none"/>
+          <w14:ligatures w14:val="none"/>
         </w:rPr>
         <w:t xml:space="preserve">, presentó un reclamo </w:t>
       </w:r>
@@ -1767,7 +1682,7 @@
           <w:color w:val="000000"/>
           <w:kern w:val="0"/>
           <w:lang w:eastAsia="es-ES"/>
-          <ns2:ligatures ns2:val="none"/>
+          <w14:ligatures w14:val="none"/>
         </w:rPr>
         <w:t>contra Interseguro</w:t>
       </w:r>
@@ -1777,7 +1692,7 @@
           <w:color w:val="000000"/>
           <w:kern w:val="0"/>
           <w:lang w:eastAsia="es-ES"/>
-          <ns2:ligatures ns2:val="none"/>
+          <w14:ligatures w14:val="none"/>
         </w:rPr>
         <w:t xml:space="preserve"> </w:t>
       </w:r>
@@ -1787,7 +1702,7 @@
           <w:color w:val="000000"/>
           <w:kern w:val="0"/>
           <w:lang w:eastAsia="es-ES"/>
-          <ns2:ligatures ns2:val="none"/>
+          <w14:ligatures w14:val="none"/>
         </w:rPr>
         <w:t xml:space="preserve">ante el </w:t>
       </w:r>
@@ -1797,7 +1712,7 @@
           <w:color w:val="000000"/>
           <w:kern w:val="0"/>
           <w:lang w:eastAsia="es-ES"/>
-          <ns2:ligatures ns2:val="none"/>
+          <w14:ligatures w14:val="none"/>
         </w:rPr>
         <w:t xml:space="preserve">Instituto Nacional de Defensa de la Competencia y de la Protección </w:t>
       </w:r>
@@ -1807,7 +1722,7 @@
           <w:color w:val="000000"/>
           <w:kern w:val="0"/>
           <w:lang w:eastAsia="es-ES"/>
-          <ns2:ligatures ns2:val="none"/>
+          <w14:ligatures w14:val="none"/>
         </w:rPr>
         <w:t xml:space="preserve">de la Propiedad Intelectual </w:t>
       </w:r>
@@ -1817,7 +1732,7 @@
           <w:color w:val="000000"/>
           <w:kern w:val="0"/>
           <w:lang w:eastAsia="es-ES"/>
-          <ns2:ligatures ns2:val="none"/>
+          <w14:ligatures w14:val="none"/>
         </w:rPr>
         <w:t>(en adelante, Indecopi)</w:t>
       </w:r>
@@ -1827,7 +1742,7 @@
           <w:color w:val="000000"/>
           <w:kern w:val="0"/>
           <w:lang w:eastAsia="es-ES"/>
-          <ns2:ligatures ns2:val="none"/>
+          <w14:ligatures w14:val="none"/>
         </w:rPr>
         <w:t xml:space="preserve">. </w:t>
       </w:r>
@@ -1837,7 +1752,7 @@
           <w:color w:val="000000"/>
           <w:kern w:val="0"/>
           <w:lang w:eastAsia="es-ES"/>
-          <ns2:ligatures ns2:val="none"/>
+          <w14:ligatures w14:val="none"/>
         </w:rPr>
         <w:t xml:space="preserve"> </w:t>
       </w:r>
@@ -1847,7 +1762,7 @@
           <w:color w:val="000000"/>
           <w:kern w:val="0"/>
           <w:lang w:eastAsia="es-ES"/>
-          <ns2:ligatures ns2:val="none"/>
+          <w14:ligatures w14:val="none"/>
         </w:rPr>
         <w:t xml:space="preserve">Luego de presentar el reclamo ante </w:t>
       </w:r>
@@ -1857,7 +1772,7 @@
           <w:color w:val="000000"/>
           <w:kern w:val="0"/>
           <w:lang w:eastAsia="es-ES"/>
-          <ns2:ligatures ns2:val="none"/>
+          <w14:ligatures w14:val="none"/>
         </w:rPr>
         <w:t>Indecopi</w:t>
       </w:r>
@@ -1867,7 +1782,7 @@
           <w:color w:val="000000"/>
           <w:kern w:val="0"/>
           <w:lang w:eastAsia="es-ES"/>
-          <ns2:ligatures ns2:val="none"/>
+          <w14:ligatures w14:val="none"/>
         </w:rPr>
         <w:t xml:space="preserve">, </w:t>
       </w:r>
@@ -1877,7 +1792,7 @@
           <w:color w:val="000000"/>
           <w:kern w:val="0"/>
           <w:lang w:eastAsia="es-ES"/>
-          <ns2:ligatures ns2:val="none"/>
+          <w14:ligatures w14:val="none"/>
         </w:rPr>
         <w:t>Interseguro</w:t>
       </w:r>
@@ -1887,7 +1802,7 @@
           <w:color w:val="000000"/>
           <w:kern w:val="0"/>
           <w:lang w:eastAsia="es-ES"/>
-          <ns2:ligatures ns2:val="none"/>
+          <w14:ligatures w14:val="none"/>
         </w:rPr>
         <w:t xml:space="preserve"> resolvió el contrato del </w:t>
       </w:r>
@@ -1897,7 +1812,7 @@
           <w:color w:val="000000"/>
           <w:kern w:val="0"/>
           <w:lang w:eastAsia="es-ES"/>
-          <ns2:ligatures ns2:val="none"/>
+          <w14:ligatures w14:val="none"/>
         </w:rPr>
         <w:t xml:space="preserve">Seguro de Tarjeta </w:t>
       </w:r>
@@ -1907,7 +1822,7 @@
           <w:color w:val="000000"/>
           <w:kern w:val="0"/>
           <w:lang w:eastAsia="es-ES"/>
-          <ns2:ligatures ns2:val="none"/>
+          <w14:ligatures w14:val="none"/>
         </w:rPr>
         <w:t>sin realizar el pago correspondi</w:t>
       </w:r>
@@ -1917,7 +1832,7 @@
           <w:color w:val="000000"/>
           <w:kern w:val="0"/>
           <w:lang w:eastAsia="es-ES"/>
-          <ns2:ligatures ns2:val="none"/>
+          <w14:ligatures w14:val="none"/>
         </w:rPr>
         <w:t xml:space="preserve">ente </w:t>
       </w:r>
@@ -1927,7 +1842,7 @@
           <w:color w:val="000000"/>
           <w:kern w:val="0"/>
           <w:lang w:eastAsia="es-ES"/>
-          <ns2:ligatures ns2:val="none"/>
+          <w14:ligatures w14:val="none"/>
         </w:rPr>
         <w:t>por la cobertura del seguro de</w:t>
       </w:r>
@@ -1937,25 +1852,25 @@
           <w:color w:val="000000"/>
           <w:kern w:val="0"/>
           <w:lang w:eastAsia="es-ES"/>
-          <ns2:ligatures ns2:val="none"/>
+          <w14:ligatures w14:val="none"/>
         </w:rPr>
         <w:t xml:space="preserve">l siniestro. </w:t>
       </w:r>
     </w:p>
-    <w:p ns2:paraId="7481C188" ns2:textId="77777777">
-      <w:pPr>
-        <w:spacing w:after="0" w:line="240" w:lineRule="auto"/>
-        <w:jc w:val="both"/>
-        <w:rPr>
-          <w:rFonts w:ascii="Arial Narrow" w:eastAsia="Times New Roman" w:hAnsi="Arial Narrow" w:cs="Arial"/>
-          <w:color w:val="000000"/>
-          <w:kern w:val="0"/>
-          <w:lang w:eastAsia="es-ES"/>
-          <ns2:ligatures ns2:val="none"/>
-        </w:rPr>
-      </w:pPr>
-    </w:p>
-    <w:p ns2:paraId="2F9CF7F5" ns2:textId="713201D2">
+    <w:p>
+      <w:pPr>
+        <w:spacing w:after="0" w:line="240" w:lineRule="auto"/>
+        <w:jc w:val="both"/>
+        <w:rPr>
+          <w:rFonts w:ascii="Arial Narrow" w:eastAsia="Times New Roman" w:hAnsi="Arial Narrow" w:cs="Arial"/>
+          <w:color w:val="000000"/>
+          <w:kern w:val="0"/>
+          <w:lang w:eastAsia="es-ES"/>
+          <w14:ligatures w14:val="none"/>
+        </w:rPr>
+      </w:pPr>
+    </w:p>
+    <w:p>
       <w:pPr>
         <w:pStyle w:val="Prrafodelista"/>
         <w:numPr>
@@ -1970,16 +1885,16 @@
           <w:color w:val="000000"/>
           <w:kern w:val="0"/>
           <w:lang w:eastAsia="es-ES"/>
-          <ns2:ligatures ns2:val="none"/>
-        </w:rPr>
-      </w:pPr>
-      <w:r>
-        <w:rPr>
-          <w:rFonts w:ascii="Arial Narrow" w:eastAsia="Times New Roman" w:hAnsi="Arial Narrow" w:cs="Arial"/>
-          <w:color w:val="000000"/>
-          <w:kern w:val="0"/>
-          <w:lang w:eastAsia="es-ES"/>
-          <ns2:ligatures ns2:val="none"/>
+          <w14:ligatures w14:val="none"/>
+        </w:rPr>
+      </w:pPr>
+      <w:r>
+        <w:rPr>
+          <w:rFonts w:ascii="Arial Narrow" w:eastAsia="Times New Roman" w:hAnsi="Arial Narrow" w:cs="Arial"/>
+          <w:color w:val="000000"/>
+          <w:kern w:val="0"/>
+          <w:lang w:eastAsia="es-ES"/>
+          <w14:ligatures w14:val="none"/>
         </w:rPr>
         <w:lastRenderedPageBreak/>
         <w:t xml:space="preserve">Pese a la resolución del contrato, </w:t>
@@ -1990,7 +1905,7 @@
           <w:color w:val="000000"/>
           <w:kern w:val="0"/>
           <w:lang w:eastAsia="es-ES"/>
-          <ns2:ligatures ns2:val="none"/>
+          <w14:ligatures w14:val="none"/>
         </w:rPr>
         <w:t xml:space="preserve">Interseguro </w:t>
       </w:r>
@@ -2000,7 +1915,7 @@
           <w:color w:val="000000"/>
           <w:kern w:val="0"/>
           <w:lang w:eastAsia="es-ES"/>
-          <ns2:ligatures ns2:val="none"/>
+          <w14:ligatures w14:val="none"/>
         </w:rPr>
         <w:t xml:space="preserve">continuó debitando automáticamente de su cuenta de ahorros en </w:t>
       </w:r>
@@ -2010,7 +1925,7 @@
           <w:color w:val="000000"/>
           <w:kern w:val="0"/>
           <w:lang w:eastAsia="es-ES"/>
-          <ns2:ligatures ns2:val="none"/>
+          <w14:ligatures w14:val="none"/>
         </w:rPr>
         <w:t xml:space="preserve">Interbank </w:t>
       </w:r>
@@ -2020,7 +1935,7 @@
           <w:color w:val="000000"/>
           <w:kern w:val="0"/>
           <w:lang w:eastAsia="es-ES"/>
-          <ns2:ligatures ns2:val="none"/>
+          <w14:ligatures w14:val="none"/>
         </w:rPr>
         <w:t xml:space="preserve">el pago mensual del Seguro de </w:t>
       </w:r>
@@ -2030,7 +1945,7 @@
           <w:color w:val="000000"/>
           <w:kern w:val="0"/>
           <w:lang w:eastAsia="es-ES"/>
-          <ns2:ligatures ns2:val="none"/>
+          <w14:ligatures w14:val="none"/>
         </w:rPr>
         <w:t>Tarjeta</w:t>
       </w:r>
@@ -2040,12 +1955,12 @@
           <w:color w:val="000000"/>
           <w:kern w:val="0"/>
           <w:lang w:eastAsia="es-ES"/>
-          <ns2:ligatures ns2:val="none"/>
+          <w14:ligatures w14:val="none"/>
         </w:rPr>
         <w:t>, incluyendo el mes de junio de 2025.</w:t>
       </w:r>
     </w:p>
-    <w:p ns2:paraId="33E14FF7" ns2:textId="77777777">
+    <w:p>
       <w:pPr>
         <w:tabs>
           <w:tab w:val="left" w:pos="1134"/>
@@ -2057,11 +1972,11 @@
           <w:color w:val="000000"/>
           <w:kern w:val="0"/>
           <w:lang w:eastAsia="es-ES"/>
-          <ns2:ligatures ns2:val="none"/>
-        </w:rPr>
-      </w:pPr>
-    </w:p>
-    <w:p ns2:paraId="65C58807" ns2:textId="5CEBE052">
+          <w14:ligatures w14:val="none"/>
+        </w:rPr>
+      </w:pPr>
+    </w:p>
+    <w:p>
       <w:pPr>
         <w:numPr>
           <w:ilvl w:val="1"/>
@@ -2079,7 +1994,7 @@
           <w:color w:val="000000"/>
           <w:kern w:val="0"/>
           <w:lang w:val="es-ES" w:eastAsia="es-ES"/>
-          <ns2:ligatures ns2:val="none"/>
+          <w14:ligatures w14:val="none"/>
         </w:rPr>
       </w:pPr>
       <w:r>
@@ -2088,7 +2003,7 @@
           <w:color w:val="000000"/>
           <w:kern w:val="0"/>
           <w:lang w:val="es-ES" w:eastAsia="es-ES"/>
-          <ns2:ligatures ns2:val="none"/>
+          <w14:ligatures w14:val="none"/>
         </w:rPr>
         <w:t xml:space="preserve">La señora [APELLIDO] solicitó, en calidad de medida correctiva, que Interseguro cumpla con: (i) otorgar el pago por la póliza de seguro correspondiente a S/2 500,00; y, (ii) realizar el pago por concepto de gastos administrativos por la renovación de su tarjeta de S/25,00 y una nueva emisión de su Documento Nacional de Identidad por la suma de S/. 41,00. Asimismo, requirió el reembolso de costos y costas del presente procedimiento.</w:t>
       </w:r>
@@ -2096,7 +2011,7 @@
         <w:rPr>
           <w:rFonts w:ascii="Arial Narrow" w:eastAsia="Calibri" w:hAnsi="Arial Narrow" w:cs="Arial"/>
           <w:kern w:val="0"/>
-          <ns2:ligatures ns2:val="none"/>
+          <w14:ligatures w14:val="none"/>
         </w:rPr>
         <w:t xml:space="preserve"/>
       </w:r>
@@ -2106,7 +2021,7 @@
           <w:color w:val="000000"/>
           <w:kern w:val="0"/>
           <w:lang w:val="es-ES" w:eastAsia="es-ES"/>
-          <ns2:ligatures ns2:val="none"/>
+          <w14:ligatures w14:val="none"/>
         </w:rPr>
         <w:t xml:space="preserve"/>
       </w:r>
@@ -2116,7 +2031,7 @@
           <w:color w:val="000000"/>
           <w:kern w:val="0"/>
           <w:lang w:val="es-ES" w:eastAsia="es-ES"/>
-          <ns2:ligatures ns2:val="none"/>
+          <w14:ligatures w14:val="none"/>
         </w:rPr>
         <w:t xml:space="preserve"/>
       </w:r>
@@ -2126,7 +2041,7 @@
           <w:color w:val="000000"/>
           <w:kern w:val="0"/>
           <w:lang w:val="es-ES" w:eastAsia="es-ES"/>
-          <ns2:ligatures ns2:val="none"/>
+          <w14:ligatures w14:val="none"/>
         </w:rPr>
         <w:t/>
       </w:r>
@@ -2136,7 +2051,7 @@
           <w:color w:val="000000"/>
           <w:kern w:val="0"/>
           <w:lang w:val="es-ES" w:eastAsia="es-ES"/>
-          <ns2:ligatures ns2:val="none"/>
+          <w14:ligatures w14:val="none"/>
         </w:rPr>
         <w:t/>
       </w:r>
@@ -2146,7 +2061,7 @@
           <w:color w:val="000000"/>
           <w:kern w:val="0"/>
           <w:lang w:val="es-ES" w:eastAsia="es-ES"/>
-          <ns2:ligatures ns2:val="none"/>
+          <w14:ligatures w14:val="none"/>
         </w:rPr>
         <w:t xml:space="preserve"/>
       </w:r>
@@ -2156,7 +2071,7 @@
           <w:color w:val="000000"/>
           <w:kern w:val="0"/>
           <w:lang w:val="es-ES" w:eastAsia="es-ES"/>
-          <ns2:ligatures ns2:val="none"/>
+          <w14:ligatures w14:val="none"/>
         </w:rPr>
         <w:t/>
       </w:r>
@@ -2166,7 +2081,7 @@
           <w:color w:val="000000"/>
           <w:kern w:val="0"/>
           <w:lang w:val="es-ES" w:eastAsia="es-ES"/>
-          <ns2:ligatures ns2:val="none"/>
+          <w14:ligatures w14:val="none"/>
         </w:rPr>
         <w:t xml:space="preserve"/>
       </w:r>
@@ -2176,7 +2091,7 @@
           <w:color w:val="000000"/>
           <w:kern w:val="0"/>
           <w:lang w:val="es-ES" w:eastAsia="es-ES"/>
-          <ns2:ligatures ns2:val="none"/>
+          <w14:ligatures w14:val="none"/>
         </w:rPr>
         <w:t/>
       </w:r>
@@ -2186,7 +2101,7 @@
           <w:color w:val="000000"/>
           <w:kern w:val="0"/>
           <w:lang w:val="es-ES" w:eastAsia="es-ES"/>
-          <ns2:ligatures ns2:val="none"/>
+          <w14:ligatures w14:val="none"/>
         </w:rPr>
         <w:t/>
       </w:r>
@@ -2196,7 +2111,7 @@
           <w:color w:val="000000"/>
           <w:kern w:val="0"/>
           <w:lang w:val="es-ES" w:eastAsia="es-ES"/>
-          <ns2:ligatures ns2:val="none"/>
+          <w14:ligatures w14:val="none"/>
         </w:rPr>
         <w:t/>
       </w:r>
@@ -2206,7 +2121,7 @@
           <w:color w:val="000000"/>
           <w:kern w:val="0"/>
           <w:lang w:val="es-ES" w:eastAsia="es-ES"/>
-          <ns2:ligatures ns2:val="none"/>
+          <w14:ligatures w14:val="none"/>
         </w:rPr>
         <w:t xml:space="preserve"/>
       </w:r>
@@ -2216,7 +2131,7 @@
           <w:color w:val="000000"/>
           <w:kern w:val="0"/>
           <w:lang w:val="es-ES" w:eastAsia="es-ES"/>
-          <ns2:ligatures ns2:val="none"/>
+          <w14:ligatures w14:val="none"/>
         </w:rPr>
         <w:t xml:space="preserve"/>
       </w:r>
@@ -2226,7 +2141,7 @@
           <w:color w:val="000000"/>
           <w:kern w:val="0"/>
           <w:lang w:val="es-ES" w:eastAsia="es-ES"/>
-          <ns2:ligatures ns2:val="none"/>
+          <w14:ligatures w14:val="none"/>
         </w:rPr>
         <w:t/>
       </w:r>
@@ -2237,7 +2152,7 @@
           <w:color w:val="000000"/>
           <w:kern w:val="0"/>
           <w:lang w:val="es-ES" w:eastAsia="es-ES"/>
-          <ns2:ligatures ns2:val="none"/>
+          <w14:ligatures w14:val="none"/>
         </w:rPr>
         <w:t/>
       </w:r>
@@ -2248,7 +2163,7 @@
           <w:color w:val="000000"/>
           <w:kern w:val="0"/>
           <w:lang w:val="es-ES" w:eastAsia="es-ES"/>
-          <ns2:ligatures ns2:val="none"/>
+          <w14:ligatures w14:val="none"/>
         </w:rPr>
         <w:t/>
       </w:r>
@@ -2258,7 +2173,7 @@
           <w:color w:val="000000"/>
           <w:kern w:val="0"/>
           <w:lang w:val="es-ES" w:eastAsia="es-ES"/>
-          <ns2:ligatures ns2:val="none"/>
+          <w14:ligatures w14:val="none"/>
         </w:rPr>
         <w:t xml:space="preserve"/>
       </w:r>
@@ -2268,7 +2183,7 @@
           <w:color w:val="000000"/>
           <w:kern w:val="0"/>
           <w:lang w:val="es-ES" w:eastAsia="es-ES"/>
-          <ns2:ligatures ns2:val="none"/>
+          <w14:ligatures w14:val="none"/>
         </w:rPr>
         <w:t xml:space="preserve"/>
       </w:r>
@@ -2278,7 +2193,7 @@
           <w:color w:val="000000"/>
           <w:kern w:val="0"/>
           <w:lang w:val="es-ES" w:eastAsia="es-ES"/>
-          <ns2:ligatures ns2:val="none"/>
+          <w14:ligatures w14:val="none"/>
         </w:rPr>
         <w:t/>
       </w:r>
@@ -2288,7 +2203,7 @@
           <w:color w:val="000000"/>
           <w:kern w:val="0"/>
           <w:lang w:val="es-ES" w:eastAsia="es-ES"/>
-          <ns2:ligatures ns2:val="none"/>
+          <w14:ligatures w14:val="none"/>
         </w:rPr>
         <w:t xml:space="preserve"/>
       </w:r>
@@ -2298,7 +2213,7 @@
           <w:color w:val="000000"/>
           <w:kern w:val="0"/>
           <w:lang w:val="es-ES" w:eastAsia="es-ES"/>
-          <ns2:ligatures ns2:val="none"/>
+          <w14:ligatures w14:val="none"/>
         </w:rPr>
         <w:t xml:space="preserve"/>
       </w:r>
@@ -2308,7 +2223,7 @@
           <w:color w:val="000000"/>
           <w:kern w:val="0"/>
           <w:lang w:val="es-ES" w:eastAsia="es-ES"/>
-          <ns2:ligatures ns2:val="none"/>
+          <w14:ligatures w14:val="none"/>
         </w:rPr>
         <w:t/>
       </w:r>
@@ -2318,7 +2233,7 @@
           <w:color w:val="000000"/>
           <w:kern w:val="0"/>
           <w:lang w:val="es-ES" w:eastAsia="es-ES"/>
-          <ns2:ligatures ns2:val="none"/>
+          <w14:ligatures w14:val="none"/>
         </w:rPr>
         <w:t xml:space="preserve"/>
       </w:r>
@@ -2328,7 +2243,7 @@
           <w:color w:val="000000"/>
           <w:kern w:val="0"/>
           <w:lang w:val="es-ES" w:eastAsia="es-ES"/>
-          <ns2:ligatures ns2:val="none"/>
+          <w14:ligatures w14:val="none"/>
         </w:rPr>
         <w:t xml:space="preserve"/>
       </w:r>
@@ -2338,7 +2253,7 @@
           <w:color w:val="000000"/>
           <w:kern w:val="0"/>
           <w:lang w:val="es-ES" w:eastAsia="es-ES"/>
-          <ns2:ligatures ns2:val="none"/>
+          <w14:ligatures w14:val="none"/>
         </w:rPr>
         <w:t/>
       </w:r>
@@ -2348,7 +2263,7 @@
           <w:color w:val="000000"/>
           <w:kern w:val="0"/>
           <w:lang w:val="es-ES" w:eastAsia="es-ES"/>
-          <ns2:ligatures ns2:val="none"/>
+          <w14:ligatures w14:val="none"/>
         </w:rPr>
         <w:t xml:space="preserve"/>
       </w:r>
@@ -2358,7 +2273,7 @@
           <w:color w:val="000000"/>
           <w:kern w:val="0"/>
           <w:lang w:val="es-ES" w:eastAsia="es-ES"/>
-          <ns2:ligatures ns2:val="none"/>
+          <w14:ligatures w14:val="none"/>
         </w:rPr>
         <w:t xml:space="preserve"/>
       </w:r>
@@ -2368,7 +2283,7 @@
           <w:color w:val="000000"/>
           <w:kern w:val="0"/>
           <w:lang w:val="es-ES" w:eastAsia="es-ES"/>
-          <ns2:ligatures ns2:val="none"/>
+          <w14:ligatures w14:val="none"/>
         </w:rPr>
         <w:t xml:space="preserve"/>
       </w:r>
@@ -2378,7 +2293,7 @@
           <w:color w:val="000000"/>
           <w:kern w:val="0"/>
           <w:lang w:eastAsia="es-ES"/>
-          <ns2:ligatures ns2:val="none"/>
+          <w14:ligatures w14:val="none"/>
         </w:rPr>
         <w:t xml:space="preserve"/>
       </w:r>
@@ -2388,7 +2303,7 @@
           <w:color w:val="000000"/>
           <w:kern w:val="0"/>
           <w:lang w:val="es-ES" w:eastAsia="es-ES"/>
-          <ns2:ligatures ns2:val="none"/>
+          <w14:ligatures w14:val="none"/>
         </w:rPr>
         <w:t/>
       </w:r>
@@ -2398,7 +2313,7 @@
           <w:color w:val="000000"/>
           <w:kern w:val="0"/>
           <w:lang w:val="es-ES" w:eastAsia="es-ES"/>
-          <ns2:ligatures ns2:val="none"/>
+          <w14:ligatures w14:val="none"/>
         </w:rPr>
         <w:t/>
       </w:r>
@@ -2408,7 +2323,7 @@
           <w:color w:val="000000"/>
           <w:kern w:val="0"/>
           <w:lang w:val="es-ES" w:eastAsia="es-ES"/>
-          <ns2:ligatures ns2:val="none"/>
+          <w14:ligatures w14:val="none"/>
         </w:rPr>
         <w:t xml:space="preserve"/>
       </w:r>
@@ -2418,12 +2333,12 @@
           <w:color w:val="000000"/>
           <w:kern w:val="0"/>
           <w:lang w:val="es-ES" w:eastAsia="es-ES"/>
-          <ns2:ligatures ns2:val="none"/>
+          <w14:ligatures w14:val="none"/>
         </w:rPr>
         <w:t/>
       </w:r>
     </w:p>
-    <w:p ns2:paraId="66005174" ns2:textId="77777777">
+    <w:p>
       <w:pPr>
         <w:spacing w:after="0" w:line="240" w:lineRule="auto"/>
         <w:contextualSpacing/>
@@ -2434,11 +2349,11 @@
           <w:color w:val="000000"/>
           <w:kern w:val="0"/>
           <w:lang w:eastAsia="es-PE"/>
-          <ns2:ligatures ns2:val="none"/>
-        </w:rPr>
-      </w:pPr>
-    </w:p>
-    <w:p ns2:paraId="3541B1F9" ns2:textId="77777777">
+          <w14:ligatures w14:val="none"/>
+        </w:rPr>
+      </w:pPr>
+    </w:p>
+    <w:p>
       <w:pPr>
         <w:pStyle w:val="Prrafodelista"/>
         <w:numPr>
@@ -2458,7 +2373,7 @@
           <w:color w:val="000000"/>
           <w:kern w:val="0"/>
           <w:lang w:eastAsia="es-PE"/>
-          <ns2:ligatures ns2:val="none"/>
+          <w14:ligatures w14:val="none"/>
         </w:rPr>
       </w:pPr>
       <w:r>
@@ -2468,12 +2383,12 @@
           <w:color w:val="000000"/>
           <w:kern w:val="0"/>
           <w:lang w:eastAsia="es-PE"/>
-          <ns2:ligatures ns2:val="none"/>
+          <w14:ligatures w14:val="none"/>
         </w:rPr>
         <w:t>DE LA ADMISIÓN A TRÁMITE DE LA DENUNCIA</w:t>
       </w:r>
     </w:p>
-    <w:p ns2:paraId="34556756" ns2:textId="77777777">
+    <w:p>
       <w:pPr>
         <w:spacing w:after="0" w:line="240" w:lineRule="auto"/>
         <w:ind w:left="567"/>
@@ -2485,11 +2400,11 @@
           <w:color w:val="000000"/>
           <w:kern w:val="0"/>
           <w:lang w:eastAsia="es-PE"/>
-          <ns2:ligatures ns2:val="none"/>
-        </w:rPr>
-      </w:pPr>
-    </w:p>
-    <w:p ns2:paraId="5F4266A4" ns2:textId="26E4B930">
+          <w14:ligatures w14:val="none"/>
+        </w:rPr>
+      </w:pPr>
+    </w:p>
+    <w:p>
       <w:pPr>
         <w:pStyle w:val="Prrafodelista"/>
         <w:numPr>
@@ -2502,7 +2417,7 @@
         <w:rPr>
           <w:rFonts w:ascii="Arial Narrow" w:eastAsia="Arial Narrow" w:hAnsi="Arial Narrow" w:cs="Arial Narrow"/>
           <w:kern w:val="0"/>
-          <ns2:ligatures ns2:val="none"/>
+          <w14:ligatures w14:val="none"/>
         </w:rPr>
       </w:pPr>
       <w:bookmarkStart w:id="1" w:name="_Hlk140755208"/>
@@ -2514,7 +2429,7 @@
           <w:color w:val="000000"/>
           <w:kern w:val="0"/>
           <w:lang w:eastAsia="es-PE"/>
-          <ns2:ligatures ns2:val="none"/>
+          <w14:ligatures w14:val="none"/>
         </w:rPr>
         <w:t>La Secretaría Técnica de la Comisión de Protección al Consumidor 1 (en adelante, la Secretaría Técnica), en ejercicio de sus facultades</w:t>
       </w:r>
@@ -2527,7 +2442,7 @@
           <w:rFonts w:ascii="Arial Narrow" w:eastAsia="Arial Narrow" w:hAnsi="Arial Narrow" w:cs="Arial Narrow"/>
           <w:kern w:val="0"/>
           <w:vertAlign w:val="superscript"/>
-          <ns2:ligatures ns2:val="none"/>
+          <w14:ligatures w14:val="none"/>
         </w:rPr>
         <w:footnoteReference w:id="3"/>
       </w:r>
@@ -2537,7 +2452,7 @@
           <w:color w:val="000000"/>
           <w:kern w:val="0"/>
           <w:lang w:eastAsia="es-PE"/>
-          <ns2:ligatures ns2:val="none"/>
+          <w14:ligatures w14:val="none"/>
         </w:rPr>
         <w:t xml:space="preserve">, </w:t>
       </w:r>
@@ -2547,7 +2462,7 @@
           <w:color w:val="000000"/>
           <w:kern w:val="0"/>
           <w:lang w:eastAsia="es-PE"/>
-          <ns2:ligatures ns2:val="none"/>
+          <w14:ligatures w14:val="none"/>
         </w:rPr>
         <w:t xml:space="preserve">considera </w:t>
       </w:r>
@@ -2555,7 +2470,7 @@
         <w:rPr>
           <w:rFonts w:ascii="Arial Narrow" w:eastAsia="Arial Narrow" w:hAnsi="Arial Narrow" w:cs="Arial Narrow"/>
           <w:kern w:val="0"/>
-          <ns2:ligatures ns2:val="none"/>
+          <w14:ligatures w14:val="none"/>
         </w:rPr>
         <w:t xml:space="preserve">que el hecho denunciado, consistente en que </w:t>
       </w:r>
@@ -2565,7 +2480,7 @@
           <w:kern w:val="0"/>
           <w:shd w:val="clear" w:color="auto" w:fill="FFFFFF"/>
           <w:lang w:eastAsia="es-PE"/>
-          <ns2:ligatures ns2:val="none"/>
+          <w14:ligatures w14:val="none"/>
         </w:rPr>
         <w:t>habrían variado la compañía aseguradora del Seguro Tarjeta 360 contratado por la denunciante, sin su consentimiento</w:t>
       </w:r>
@@ -2573,7 +2488,7 @@
         <w:rPr>
           <w:rFonts w:ascii="Arial Narrow" w:eastAsia="Arial Narrow" w:hAnsi="Arial Narrow" w:cs="Arial Narrow"/>
           <w:kern w:val="0"/>
-          <ns2:ligatures ns2:val="none"/>
+          <w14:ligatures w14:val="none"/>
         </w:rPr>
         <w:t>.</w:t>
       </w:r>
@@ -2584,7 +2499,7 @@
           <w:color w:val="000000"/>
           <w:kern w:val="0"/>
           <w:lang w:eastAsia="es-PE"/>
-          <ns2:ligatures ns2:val="none"/>
+          <w14:ligatures w14:val="none"/>
         </w:rPr>
         <w:t xml:space="preserve"> Por consiguiente, corresponde calificar el hecho materia de denuncia como una presunta infracción al deber de protección contra los métodos comerciales</w:t>
       </w:r>
@@ -2595,7 +2510,7 @@
           <w:color w:val="000000"/>
           <w:kern w:val="0"/>
           <w:lang w:eastAsia="es-PE"/>
-          <ns2:ligatures ns2:val="none"/>
+          <w14:ligatures w14:val="none"/>
         </w:rPr>
         <w:t xml:space="preserve"> coercitivos</w:t>
       </w:r>
@@ -2606,7 +2521,7 @@
           <w:color w:val="000000"/>
           <w:kern w:val="0"/>
           <w:lang w:eastAsia="es-PE"/>
-          <ns2:ligatures ns2:val="none"/>
+          <w14:ligatures w14:val="none"/>
         </w:rPr>
         <w:t xml:space="preserve">, tipificado en </w:t>
       </w:r>
@@ -2617,7 +2532,7 @@
           <w:kern w:val="0"/>
           <w:shd w:val="clear" w:color="auto" w:fill="FFFFFF"/>
           <w:lang w:eastAsia="es-PE"/>
-          <ns2:ligatures ns2:val="none"/>
+          <w14:ligatures w14:val="none"/>
         </w:rPr>
         <w:t xml:space="preserve">literal </w:t>
       </w:r>
@@ -2628,7 +2543,7 @@
           <w:kern w:val="0"/>
           <w:shd w:val="clear" w:color="auto" w:fill="FFFFFF"/>
           <w:lang w:eastAsia="es-PE"/>
-          <ns2:ligatures ns2:val="none"/>
+          <w14:ligatures w14:val="none"/>
         </w:rPr>
         <w:t>c</w:t>
       </w:r>
@@ -2639,7 +2554,7 @@
           <w:kern w:val="0"/>
           <w:shd w:val="clear" w:color="auto" w:fill="FFFFFF"/>
           <w:lang w:eastAsia="es-PE"/>
-          <ns2:ligatures ns2:val="none"/>
+          <w14:ligatures w14:val="none"/>
         </w:rPr>
         <w:t xml:space="preserve">) del artículo 56 </w:t>
       </w:r>
@@ -2650,7 +2565,7 @@
           <w:color w:val="000000"/>
           <w:kern w:val="0"/>
           <w:lang w:eastAsia="es-PE"/>
-          <ns2:ligatures ns2:val="none"/>
+          <w14:ligatures w14:val="none"/>
         </w:rPr>
         <w:t>del Código</w:t>
       </w:r>
@@ -2669,12 +2584,12 @@
           <w:color w:val="000000"/>
           <w:kern w:val="0"/>
           <w:lang w:eastAsia="es-PE"/>
-          <ns2:ligatures ns2:val="none"/>
+          <w14:ligatures w14:val="none"/>
         </w:rPr>
         <w:t xml:space="preserve">. </w:t>
       </w:r>
     </w:p>
-    <w:p ns2:paraId="0A2F0669" ns2:textId="77777777">
+    <w:p>
       <w:pPr>
         <w:pStyle w:val="Prrafodelista"/>
         <w:spacing w:after="0" w:line="240" w:lineRule="auto"/>
@@ -2683,11 +2598,11 @@
         <w:rPr>
           <w:rFonts w:ascii="Arial Narrow" w:eastAsia="Arial Narrow" w:hAnsi="Arial Narrow" w:cs="Arial Narrow"/>
           <w:kern w:val="0"/>
-          <ns2:ligatures ns2:val="none"/>
-        </w:rPr>
-      </w:pPr>
-    </w:p>
-    <w:p ns2:paraId="116891C0" ns2:textId="00DAF426">
+          <w14:ligatures w14:val="none"/>
+        </w:rPr>
+      </w:pPr>
+    </w:p>
+    <w:p>
       <w:pPr>
         <w:pStyle w:val="Prrafodelista"/>
         <w:numPr>
@@ -2700,14 +2615,14 @@
         <w:rPr>
           <w:rFonts w:ascii="Arial Narrow" w:eastAsia="Arial Narrow" w:hAnsi="Arial Narrow" w:cs="Arial Narrow"/>
           <w:kern w:val="0"/>
-          <ns2:ligatures ns2:val="none"/>
-        </w:rPr>
-      </w:pPr>
-      <w:r>
-        <w:rPr>
-          <w:rFonts w:ascii="Arial Narrow" w:eastAsia="Arial Narrow" w:hAnsi="Arial Narrow" w:cs="Arial Narrow"/>
-          <w:kern w:val="0"/>
-          <ns2:ligatures ns2:val="none"/>
+          <w14:ligatures w14:val="none"/>
+        </w:rPr>
+      </w:pPr>
+      <w:r>
+        <w:rPr>
+          <w:rFonts w:ascii="Arial Narrow" w:eastAsia="Arial Narrow" w:hAnsi="Arial Narrow" w:cs="Arial Narrow"/>
+          <w:kern w:val="0"/>
+          <w14:ligatures w14:val="none"/>
         </w:rPr>
         <w:t xml:space="preserve">Asimismo, </w:t>
       </w:r>
@@ -2717,7 +2632,7 @@
           <w:color w:val="000000"/>
           <w:kern w:val="0"/>
           <w:lang w:eastAsia="es-PE"/>
-          <ns2:ligatures ns2:val="none"/>
+          <w14:ligatures w14:val="none"/>
         </w:rPr>
         <w:t xml:space="preserve">la Secretaría Técnica, en ejercicio de sus facultades, considera </w:t>
       </w:r>
@@ -2725,7 +2640,7 @@
         <w:rPr>
           <w:rFonts w:ascii="Arial Narrow" w:eastAsia="Arial Narrow" w:hAnsi="Arial Narrow" w:cs="Arial"/>
           <w:kern w:val="0"/>
-          <ns2:ligatures ns2:val="none"/>
+          <w14:ligatures w14:val="none"/>
         </w:rPr>
         <w:t xml:space="preserve">que el hecho denunciado, consistente en que </w:t>
       </w:r>
@@ -2733,7 +2648,7 @@
         <w:rPr>
           <w:rFonts w:ascii="Arial Narrow" w:eastAsia="Arial Narrow" w:hAnsi="Arial Narrow" w:cs="Arial Narrow"/>
           <w:kern w:val="0"/>
-          <ns2:ligatures ns2:val="none"/>
+          <w14:ligatures w14:val="none"/>
         </w:rPr>
         <w:t xml:space="preserve">la compañía aseguradora no habría cumplido con entregar oportunamente a la denunciante los documentos contractuales de la Póliza del Seguro Tarjetas 360 </w:t>
       </w:r>
@@ -2742,7 +2657,7 @@
         <w:rPr>
           <w:rFonts w:ascii="Arial Narrow" w:eastAsia="Arial Narrow" w:hAnsi="Arial Narrow" w:cs="Arial Narrow"/>
           <w:kern w:val="0"/>
-          <ns2:ligatures ns2:val="none"/>
+          <w14:ligatures w14:val="none"/>
         </w:rPr>
         <w:t/>
       </w:r>
@@ -2751,7 +2666,7 @@
         <w:rPr>
           <w:rFonts w:ascii="Arial Narrow" w:eastAsia="Arial Narrow" w:hAnsi="Arial Narrow" w:cs="Arial Narrow"/>
           <w:kern w:val="0"/>
-          <ns2:ligatures ns2:val="none"/>
+          <w14:ligatures w14:val="none"/>
         </w:rPr>
         <w:t xml:space="preserve"> 5000068</w:t>
       </w:r>
@@ -2759,7 +2674,7 @@
         <w:rPr>
           <w:rFonts w:ascii="Arial Narrow" w:eastAsia="Arial Narrow" w:hAnsi="Arial Narrow" w:cs="Arial"/>
           <w:kern w:val="0"/>
-          <ns2:ligatures ns2:val="none"/>
+          <w14:ligatures w14:val="none"/>
         </w:rPr>
         <w:t>. Por consiguiente, corresponde calificar el hecho materia de denuncia como una presunta infracción al deber de entregar a los usuarios copia de los contratos y demás documentación relacionada con dichos actos jurídicos, tipificado en el literal e) del artículo 47 del Código</w:t>
       </w:r>
@@ -2769,7 +2684,7 @@
           <w:rFonts w:ascii="Arial Narrow" w:eastAsia="Arial Narrow" w:hAnsi="Arial Narrow" w:cs="Arial"/>
           <w:kern w:val="0"/>
           <w:vertAlign w:val="superscript"/>
-          <ns2:ligatures ns2:val="none"/>
+          <w14:ligatures w14:val="none"/>
         </w:rPr>
         <w:footnoteReference w:id="5"/>
       </w:r>
@@ -2777,12 +2692,12 @@
         <w:rPr>
           <w:rFonts w:ascii="Arial Narrow" w:eastAsia="Arial Narrow" w:hAnsi="Arial Narrow" w:cs="Arial"/>
           <w:kern w:val="0"/>
-          <ns2:ligatures ns2:val="none"/>
+          <w14:ligatures w14:val="none"/>
         </w:rPr>
         <w:t>.</w:t>
       </w:r>
     </w:p>
-    <w:p ns2:paraId="2DC7B64E" ns2:textId="527BCCDD">
+    <w:p>
       <w:pPr>
         <w:pStyle w:val="Prrafodelista"/>
         <w:numPr>
@@ -2795,14 +2710,14 @@
         <w:rPr>
           <w:rFonts w:ascii="Arial Narrow" w:eastAsia="Arial Narrow" w:hAnsi="Arial Narrow" w:cs="Arial Narrow"/>
           <w:kern w:val="0"/>
-          <ns2:ligatures ns2:val="none"/>
-        </w:rPr>
-      </w:pPr>
-      <w:r>
-        <w:rPr>
-          <w:rFonts w:ascii="Arial Narrow" w:eastAsia="Arial Narrow" w:hAnsi="Arial Narrow" w:cs="Arial Narrow"/>
-          <w:kern w:val="0"/>
-          <ns2:ligatures ns2:val="none"/>
+          <w14:ligatures w14:val="none"/>
+        </w:rPr>
+      </w:pPr>
+      <w:r>
+        <w:rPr>
+          <w:rFonts w:ascii="Arial Narrow" w:eastAsia="Arial Narrow" w:hAnsi="Arial Narrow" w:cs="Arial Narrow"/>
+          <w:kern w:val="0"/>
+          <w14:ligatures w14:val="none"/>
         </w:rPr>
         <w:lastRenderedPageBreak/>
         <w:t xml:space="preserve">Así también, la Secretaría Técnica, en ejercicio de sus facultades, </w:t>
@@ -2813,7 +2728,7 @@
           <w:color w:val="000000"/>
           <w:kern w:val="0"/>
           <w:lang w:eastAsia="es-PE"/>
-          <ns2:ligatures ns2:val="none"/>
+          <w14:ligatures w14:val="none"/>
         </w:rPr>
         <w:t xml:space="preserve">considera </w:t>
       </w:r>
@@ -2821,7 +2736,7 @@
         <w:rPr>
           <w:rFonts w:ascii="Arial Narrow" w:eastAsia="Arial Narrow" w:hAnsi="Arial Narrow" w:cs="Arial Narrow"/>
           <w:kern w:val="0"/>
-          <ns2:ligatures ns2:val="none"/>
+          <w14:ligatures w14:val="none"/>
         </w:rPr>
         <w:t xml:space="preserve">que el hecho denunciado, consistente en que </w:t>
       </w:r>
@@ -2829,7 +2744,7 @@
         <w:rPr>
           <w:rFonts w:ascii="Arial Narrow" w:eastAsia="Arial Narrow" w:hAnsi="Arial Narrow" w:cs="Arial Narrow"/>
           <w:kern w:val="0"/>
-          <ns2:ligatures ns2:val="none"/>
+          <w14:ligatures w14:val="none"/>
         </w:rPr>
         <w:t xml:space="preserve">la compañía aseguradora habría gestionado el cobro de las primas de la Póliza </w:t>
       </w:r>
@@ -2838,7 +2753,7 @@
         <w:rPr>
           <w:rFonts w:ascii="Arial Narrow" w:eastAsia="Arial Narrow" w:hAnsi="Arial Narrow" w:cs="Arial Narrow"/>
           <w:kern w:val="0"/>
-          <ns2:ligatures ns2:val="none"/>
+          <w14:ligatures w14:val="none"/>
         </w:rPr>
         <w:t/>
       </w:r>
@@ -2847,7 +2762,7 @@
         <w:rPr>
           <w:rFonts w:ascii="Arial Narrow" w:eastAsia="Arial Narrow" w:hAnsi="Arial Narrow" w:cs="Arial Narrow"/>
           <w:kern w:val="0"/>
-          <ns2:ligatures ns2:val="none"/>
+          <w14:ligatures w14:val="none"/>
         </w:rPr>
         <w:t xml:space="preserve"> 5000068 de la cuenta de la denunciante del Banco Internacional del Perú S.A. – Interbank, sin su autorización</w:t>
       </w:r>
@@ -2855,7 +2770,7 @@
         <w:rPr>
           <w:rFonts w:ascii="Arial Narrow" w:eastAsia="Arial Narrow" w:hAnsi="Arial Narrow" w:cs="Arial Narrow"/>
           <w:kern w:val="0"/>
-          <ns2:ligatures ns2:val="none"/>
+          <w14:ligatures w14:val="none"/>
         </w:rPr>
         <w:t>; involucraría una presunta afectación a sus expectativas, quien no habría encontrado una correspondencia entre lo que esperaba recibir de parte del proveedor y lo que realmente recibió. Por consiguiente, corresponde calificar el hecho materia de denuncia como una presunta infracción al deber de idoneidad, tipificado en los artículos 18</w:t>
       </w:r>
@@ -2865,7 +2780,7 @@
           <w:color w:val="000000"/>
           <w:kern w:val="0"/>
           <w:lang w:eastAsia="es-PE"/>
-          <ns2:ligatures ns2:val="none"/>
+          <w14:ligatures w14:val="none"/>
         </w:rPr>
         <w:t/>
       </w:r>
@@ -2873,7 +2788,7 @@
         <w:rPr>
           <w:rFonts w:ascii="Arial Narrow" w:eastAsia="Arial Narrow" w:hAnsi="Arial Narrow" w:cs="Arial Narrow"/>
           <w:kern w:val="0"/>
-          <ns2:ligatures ns2:val="none"/>
+          <w14:ligatures w14:val="none"/>
         </w:rPr>
         <w:t xml:space="preserve"> y 19</w:t>
       </w:r>
@@ -2883,7 +2798,7 @@
           <w:color w:val="000000"/>
           <w:kern w:val="0"/>
           <w:lang w:eastAsia="es-PE"/>
-          <ns2:ligatures ns2:val="none"/>
+          <w14:ligatures w14:val="none"/>
         </w:rPr>
         <w:t/>
       </w:r>
@@ -2891,7 +2806,7 @@
         <w:rPr>
           <w:rFonts w:ascii="Arial Narrow" w:eastAsia="Arial Narrow" w:hAnsi="Arial Narrow" w:cs="Arial Narrow"/>
           <w:kern w:val="0"/>
-          <ns2:ligatures ns2:val="none"/>
+          <w14:ligatures w14:val="none"/>
         </w:rPr>
         <w:t xml:space="preserve"> del Código</w:t>
       </w:r>
@@ -2901,7 +2816,7 @@
           <w:rFonts w:ascii="Arial Narrow" w:eastAsia="Arial Narrow" w:hAnsi="Arial Narrow" w:cs="Arial"/>
           <w:kern w:val="0"/>
           <w:vertAlign w:val="superscript"/>
-          <ns2:ligatures ns2:val="none"/>
+          <w14:ligatures w14:val="none"/>
         </w:rPr>
         <w:footnoteReference w:id="6"/>
       </w:r>
@@ -2909,12 +2824,12 @@
         <w:rPr>
           <w:rFonts w:ascii="Arial Narrow" w:eastAsia="Arial Narrow" w:hAnsi="Arial Narrow" w:cs="Arial Narrow"/>
           <w:kern w:val="0"/>
-          <ns2:ligatures ns2:val="none"/>
+          <w14:ligatures w14:val="none"/>
         </w:rPr>
         <w:t>.</w:t>
       </w:r>
     </w:p>
-    <w:p ns2:paraId="5DB42977" ns2:textId="77777777">
+    <w:p>
       <w:pPr>
         <w:pStyle w:val="Prrafodelista"/>
         <w:spacing w:after="0" w:line="240" w:lineRule="auto"/>
@@ -2923,11 +2838,11 @@
         <w:rPr>
           <w:rFonts w:ascii="Arial Narrow" w:eastAsia="Arial Narrow" w:hAnsi="Arial Narrow" w:cs="Arial Narrow"/>
           <w:kern w:val="0"/>
-          <ns2:ligatures ns2:val="none"/>
-        </w:rPr>
-      </w:pPr>
-    </w:p>
-    <w:p ns2:paraId="1D153F06" ns2:textId="294409FC">
+          <w14:ligatures w14:val="none"/>
+        </w:rPr>
+      </w:pPr>
+    </w:p>
+    <w:p>
       <w:pPr>
         <w:pStyle w:val="Prrafodelista"/>
         <w:numPr>
@@ -2940,14 +2855,14 @@
         <w:rPr>
           <w:rFonts w:ascii="Arial Narrow" w:eastAsia="Arial Narrow" w:hAnsi="Arial Narrow" w:cs="Arial Narrow"/>
           <w:kern w:val="0"/>
-          <ns2:ligatures ns2:val="none"/>
-        </w:rPr>
-      </w:pPr>
-      <w:r>
-        <w:rPr>
-          <w:rFonts w:ascii="Arial Narrow" w:eastAsia="Arial Narrow" w:hAnsi="Arial Narrow" w:cs="Arial Narrow"/>
-          <w:kern w:val="0"/>
-          <ns2:ligatures ns2:val="none"/>
+          <w14:ligatures w14:val="none"/>
+        </w:rPr>
+      </w:pPr>
+      <w:r>
+        <w:rPr>
+          <w:rFonts w:ascii="Arial Narrow" w:eastAsia="Arial Narrow" w:hAnsi="Arial Narrow" w:cs="Arial Narrow"/>
+          <w:kern w:val="0"/>
+          <w14:ligatures w14:val="none"/>
         </w:rPr>
         <w:t>Adicionalmente, la</w:t>
       </w:r>
@@ -2955,7 +2870,7 @@
         <w:rPr>
           <w:rFonts w:ascii="Arial Narrow" w:eastAsia="Arial Narrow" w:hAnsi="Arial Narrow" w:cs="Arial Narrow"/>
           <w:kern w:val="0"/>
-          <ns2:ligatures ns2:val="none"/>
+          <w14:ligatures w14:val="none"/>
         </w:rPr>
         <w:t xml:space="preserve"> Secretaría Técnica, en ejercicio de sus facultades, </w:t>
       </w:r>
@@ -2965,7 +2880,7 @@
           <w:color w:val="000000"/>
           <w:kern w:val="0"/>
           <w:lang w:eastAsia="es-PE"/>
-          <ns2:ligatures ns2:val="none"/>
+          <w14:ligatures w14:val="none"/>
         </w:rPr>
         <w:t xml:space="preserve">considera </w:t>
       </w:r>
@@ -2973,7 +2888,7 @@
         <w:rPr>
           <w:rFonts w:ascii="Arial Narrow" w:eastAsia="Arial Narrow" w:hAnsi="Arial Narrow" w:cs="Arial Narrow"/>
           <w:kern w:val="0"/>
-          <ns2:ligatures ns2:val="none"/>
+          <w14:ligatures w14:val="none"/>
         </w:rPr>
         <w:t xml:space="preserve">que el hecho denunciado, consistente en que </w:t>
       </w:r>
@@ -2981,7 +2896,7 @@
         <w:rPr>
           <w:rFonts w:ascii="Arial Narrow" w:eastAsia="Arial Narrow" w:hAnsi="Arial Narrow" w:cs="Arial Narrow"/>
           <w:kern w:val="0"/>
-          <ns2:ligatures ns2:val="none"/>
+          <w14:ligatures w14:val="none"/>
         </w:rPr>
         <w:t xml:space="preserve">la compañía aseguradora no habría cumplido con brindar la cobertura del Seguro Tarjetas 360 </w:t>
       </w:r>
@@ -2990,7 +2905,7 @@
         <w:rPr>
           <w:rFonts w:ascii="Arial Narrow" w:eastAsia="Arial Narrow" w:hAnsi="Arial Narrow" w:cs="Arial Narrow"/>
           <w:kern w:val="0"/>
-          <ns2:ligatures ns2:val="none"/>
+          <w14:ligatures w14:val="none"/>
         </w:rPr>
         <w:t/>
       </w:r>
@@ -2999,7 +2914,7 @@
         <w:rPr>
           <w:rFonts w:ascii="Arial Narrow" w:eastAsia="Arial Narrow" w:hAnsi="Arial Narrow" w:cs="Arial Narrow"/>
           <w:kern w:val="0"/>
-          <ns2:ligatures ns2:val="none"/>
+          <w14:ligatures w14:val="none"/>
         </w:rPr>
         <w:t xml:space="preserve"> 5000068 por el siniestro reportado por la denunciante</w:t>
       </w:r>
@@ -3007,7 +2922,7 @@
         <w:rPr>
           <w:rFonts w:ascii="Arial Narrow" w:eastAsia="Arial Narrow" w:hAnsi="Arial Narrow" w:cs="Arial Narrow"/>
           <w:kern w:val="0"/>
-          <ns2:ligatures ns2:val="none"/>
+          <w14:ligatures w14:val="none"/>
         </w:rPr>
         <w:t>; involucraría una presunta afectación a sus expectativas, quien no habría encontrado una correspondencia entre lo que esperaba recibir de parte del proveedor y lo que realmente recibió. Por consiguiente, corresponde calificar el hecho materia de denuncia como una presunta infracción al deber de idoneidad, tipificado en los artículos 18</w:t>
       </w:r>
@@ -3017,7 +2932,7 @@
           <w:color w:val="000000"/>
           <w:kern w:val="0"/>
           <w:lang w:eastAsia="es-PE"/>
-          <ns2:ligatures ns2:val="none"/>
+          <w14:ligatures w14:val="none"/>
         </w:rPr>
         <w:t/>
       </w:r>
@@ -3025,7 +2940,7 @@
         <w:rPr>
           <w:rFonts w:ascii="Arial Narrow" w:eastAsia="Arial Narrow" w:hAnsi="Arial Narrow" w:cs="Arial Narrow"/>
           <w:kern w:val="0"/>
-          <ns2:ligatures ns2:val="none"/>
+          <w14:ligatures w14:val="none"/>
         </w:rPr>
         <w:t xml:space="preserve"> y 19</w:t>
       </w:r>
@@ -3035,7 +2950,7 @@
           <w:color w:val="000000"/>
           <w:kern w:val="0"/>
           <w:lang w:eastAsia="es-PE"/>
-          <ns2:ligatures ns2:val="none"/>
+          <w14:ligatures w14:val="none"/>
         </w:rPr>
         <w:t/>
       </w:r>
@@ -3043,23 +2958,23 @@
         <w:rPr>
           <w:rFonts w:ascii="Arial Narrow" w:eastAsia="Arial Narrow" w:hAnsi="Arial Narrow" w:cs="Arial Narrow"/>
           <w:kern w:val="0"/>
-          <ns2:ligatures ns2:val="none"/>
+          <w14:ligatures w14:val="none"/>
         </w:rPr>
         <w:t xml:space="preserve"> del Código.</w:t>
       </w:r>
     </w:p>
-    <w:p ns2:paraId="45DA5C58" ns2:textId="77777777">
+    <w:p>
       <w:pPr>
         <w:pStyle w:val="Prrafodelista"/>
         <w:spacing w:line="240" w:lineRule="auto"/>
         <w:rPr>
           <w:rFonts w:ascii="Arial Narrow" w:eastAsia="Arial Narrow" w:hAnsi="Arial Narrow" w:cs="Arial Narrow"/>
           <w:kern w:val="0"/>
-          <ns2:ligatures ns2:val="none"/>
-        </w:rPr>
-      </w:pPr>
-    </w:p>
-    <w:p ns2:paraId="36A07CA3" ns2:textId="7F2F3FB1">
+          <w14:ligatures w14:val="none"/>
+        </w:rPr>
+      </w:pPr>
+    </w:p>
+    <w:p>
       <w:pPr>
         <w:pStyle w:val="Prrafodelista"/>
         <w:numPr>
@@ -3072,14 +2987,14 @@
         <w:rPr>
           <w:rFonts w:ascii="Arial Narrow" w:eastAsia="Arial Narrow" w:hAnsi="Arial Narrow" w:cs="Arial Narrow"/>
           <w:kern w:val="0"/>
-          <ns2:ligatures ns2:val="none"/>
-        </w:rPr>
-      </w:pPr>
-      <w:r>
-        <w:rPr>
-          <w:rFonts w:ascii="Arial Narrow" w:eastAsia="Arial Narrow" w:hAnsi="Arial Narrow" w:cs="Arial Narrow"/>
-          <w:kern w:val="0"/>
-          <ns2:ligatures ns2:val="none"/>
+          <w14:ligatures w14:val="none"/>
+        </w:rPr>
+      </w:pPr>
+      <w:r>
+        <w:rPr>
+          <w:rFonts w:ascii="Arial Narrow" w:eastAsia="Arial Narrow" w:hAnsi="Arial Narrow" w:cs="Arial Narrow"/>
+          <w:kern w:val="0"/>
+          <w14:ligatures w14:val="none"/>
         </w:rPr>
         <w:t xml:space="preserve">Asimismo, la Secretaría Técnica, en ejercicio de sus facultades, </w:t>
       </w:r>
@@ -3089,7 +3004,7 @@
           <w:color w:val="000000"/>
           <w:kern w:val="0"/>
           <w:lang w:eastAsia="es-PE"/>
-          <ns2:ligatures ns2:val="none"/>
+          <w14:ligatures w14:val="none"/>
         </w:rPr>
         <w:t xml:space="preserve">considera </w:t>
       </w:r>
@@ -3097,7 +3012,7 @@
         <w:rPr>
           <w:rFonts w:ascii="Arial Narrow" w:eastAsia="Arial Narrow" w:hAnsi="Arial Narrow" w:cs="Arial Narrow"/>
           <w:kern w:val="0"/>
-          <ns2:ligatures ns2:val="none"/>
+          <w14:ligatures w14:val="none"/>
         </w:rPr>
         <w:t xml:space="preserve">que el hecho denunciado, consistente en que </w:t>
       </w:r>
@@ -3105,7 +3020,7 @@
         <w:rPr>
           <w:rFonts w:ascii="Arial Narrow" w:eastAsia="Arial Narrow" w:hAnsi="Arial Narrow" w:cs="Arial Narrow"/>
           <w:kern w:val="0"/>
-          <ns2:ligatures ns2:val="none"/>
+          <w14:ligatures w14:val="none"/>
         </w:rPr>
         <w:t xml:space="preserve">la compañía aseguradora habría gestionado indebidamente de manera unilateral y sin notificación previa a la denunciante el Seguro de Tarjeta - Póliza </w:t>
       </w:r>
@@ -3114,7 +3029,7 @@
         <w:rPr>
           <w:rFonts w:ascii="Arial Narrow" w:eastAsia="Arial Narrow" w:hAnsi="Arial Narrow" w:cs="Arial Narrow"/>
           <w:kern w:val="0"/>
-          <ns2:ligatures ns2:val="none"/>
+          <w14:ligatures w14:val="none"/>
         </w:rPr>
         <w:t/>
       </w:r>
@@ -3123,7 +3038,7 @@
         <w:rPr>
           <w:rFonts w:ascii="Arial Narrow" w:eastAsia="Arial Narrow" w:hAnsi="Arial Narrow" w:cs="Arial Narrow"/>
           <w:kern w:val="0"/>
-          <ns2:ligatures ns2:val="none"/>
+          <w14:ligatures w14:val="none"/>
         </w:rPr>
         <w:t xml:space="preserve"> 5000068</w:t>
       </w:r>
@@ -3131,7 +3046,7 @@
         <w:rPr>
           <w:rFonts w:ascii="Arial Narrow" w:eastAsia="Arial Narrow" w:hAnsi="Arial Narrow" w:cs="Arial Narrow"/>
           <w:kern w:val="0"/>
-          <ns2:ligatures ns2:val="none"/>
+          <w14:ligatures w14:val="none"/>
         </w:rPr>
         <w:t>.</w:t>
       </w:r>
@@ -3142,7 +3057,7 @@
           <w:color w:val="000000"/>
           <w:kern w:val="0"/>
           <w:lang w:eastAsia="es-PE"/>
-          <ns2:ligatures ns2:val="none"/>
+          <w14:ligatures w14:val="none"/>
         </w:rPr>
         <w:t xml:space="preserve"> Por consiguiente, corresponde calificar el hecho materia de denuncia como una presunta infracción al deber de protección contra los métodos comerciales coercitivos, tipificado en </w:t>
       </w:r>
@@ -3153,7 +3068,7 @@
           <w:kern w:val="0"/>
           <w:shd w:val="clear" w:color="auto" w:fill="FFFFFF"/>
           <w:lang w:eastAsia="es-PE"/>
-          <ns2:ligatures ns2:val="none"/>
+          <w14:ligatures w14:val="none"/>
         </w:rPr>
         <w:t xml:space="preserve">literal b) del artículo 56 </w:t>
       </w:r>
@@ -3164,22 +3079,22 @@
           <w:color w:val="000000"/>
           <w:kern w:val="0"/>
           <w:lang w:eastAsia="es-PE"/>
-          <ns2:ligatures ns2:val="none"/>
+          <w14:ligatures w14:val="none"/>
         </w:rPr>
         <w:t>del Código.</w:t>
       </w:r>
     </w:p>
-    <w:p ns2:paraId="4960962A" ns2:textId="77777777">
+    <w:p>
       <w:pPr>
         <w:pStyle w:val="Prrafodelista"/>
         <w:rPr>
           <w:rFonts w:ascii="Arial Narrow" w:eastAsia="Arial Narrow" w:hAnsi="Arial Narrow" w:cs="Arial Narrow"/>
           <w:kern w:val="0"/>
-          <ns2:ligatures ns2:val="none"/>
-        </w:rPr>
-      </w:pPr>
-    </w:p>
-    <w:p ns2:paraId="60481BD5" ns2:textId="2CAA7E93">
+          <w14:ligatures w14:val="none"/>
+        </w:rPr>
+      </w:pPr>
+    </w:p>
+    <w:p>
       <w:pPr>
         <w:pStyle w:val="Prrafodelista"/>
         <w:numPr>
@@ -3192,14 +3107,14 @@
         <w:rPr>
           <w:rFonts w:ascii="Arial Narrow" w:eastAsia="Arial Narrow" w:hAnsi="Arial Narrow" w:cs="Arial Narrow"/>
           <w:kern w:val="0"/>
-          <ns2:ligatures ns2:val="none"/>
-        </w:rPr>
-      </w:pPr>
-      <w:r>
-        <w:rPr>
-          <w:rFonts w:ascii="Arial Narrow" w:eastAsia="Arial Narrow" w:hAnsi="Arial Narrow" w:cs="Arial Narrow"/>
-          <w:kern w:val="0"/>
-          <ns2:ligatures ns2:val="none"/>
+          <w14:ligatures w14:val="none"/>
+        </w:rPr>
+      </w:pPr>
+      <w:r>
+        <w:rPr>
+          <w:rFonts w:ascii="Arial Narrow" w:eastAsia="Arial Narrow" w:hAnsi="Arial Narrow" w:cs="Arial Narrow"/>
+          <w:kern w:val="0"/>
+          <w14:ligatures w14:val="none"/>
         </w:rPr>
         <w:t xml:space="preserve">Así también, </w:t>
       </w:r>
@@ -3207,7 +3122,7 @@
         <w:rPr>
           <w:rFonts w:ascii="Arial Narrow" w:eastAsia="Arial Narrow" w:hAnsi="Arial Narrow" w:cs="Arial Narrow"/>
           <w:kern w:val="0"/>
-          <ns2:ligatures ns2:val="none"/>
+          <w14:ligatures w14:val="none"/>
         </w:rPr>
         <w:t xml:space="preserve">la Secretaría Técnica, en ejercicio de sus facultades, </w:t>
       </w:r>
@@ -3217,7 +3132,7 @@
           <w:color w:val="000000"/>
           <w:kern w:val="0"/>
           <w:lang w:eastAsia="es-PE"/>
-          <ns2:ligatures ns2:val="none"/>
+          <w14:ligatures w14:val="none"/>
         </w:rPr>
         <w:t xml:space="preserve">considera </w:t>
       </w:r>
@@ -3225,7 +3140,7 @@
         <w:rPr>
           <w:rFonts w:ascii="Arial Narrow" w:eastAsia="Arial Narrow" w:hAnsi="Arial Narrow" w:cs="Arial Narrow"/>
           <w:kern w:val="0"/>
-          <ns2:ligatures ns2:val="none"/>
+          <w14:ligatures w14:val="none"/>
         </w:rPr>
         <w:t xml:space="preserve">que el hecho denunciado, consistente en que </w:t>
       </w:r>
@@ -3233,7 +3148,7 @@
         <w:rPr>
           <w:rFonts w:ascii="Arial Narrow" w:eastAsia="Arial Narrow" w:hAnsi="Arial Narrow" w:cs="Arial Narrow"/>
           <w:kern w:val="0"/>
-          <ns2:ligatures ns2:val="none"/>
+          <w14:ligatures w14:val="none"/>
         </w:rPr>
         <w:t xml:space="preserve">la compañía aseguradora habría exigido indebidamente a la denunciante someterse a una prueba de polígrafo como condición para otorgarle la cobertura del Seguro de Tarjeta - Póliza </w:t>
       </w:r>
@@ -3242,7 +3157,7 @@
         <w:rPr>
           <w:rFonts w:ascii="Arial Narrow" w:eastAsia="Arial Narrow" w:hAnsi="Arial Narrow" w:cs="Arial Narrow"/>
           <w:kern w:val="0"/>
-          <ns2:ligatures ns2:val="none"/>
+          <w14:ligatures w14:val="none"/>
         </w:rPr>
         <w:t/>
       </w:r>
@@ -3251,7 +3166,7 @@
         <w:rPr>
           <w:rFonts w:ascii="Arial Narrow" w:eastAsia="Arial Narrow" w:hAnsi="Arial Narrow" w:cs="Arial Narrow"/>
           <w:kern w:val="0"/>
-          <ns2:ligatures ns2:val="none"/>
+          <w14:ligatures w14:val="none"/>
         </w:rPr>
         <w:t xml:space="preserve"> 5000068, sin haberle informado previamente dicho requisito</w:t>
       </w:r>
@@ -3259,7 +3174,7 @@
         <w:rPr>
           <w:rFonts w:ascii="Arial Narrow" w:eastAsia="Arial Narrow" w:hAnsi="Arial Narrow" w:cs="Arial Narrow"/>
           <w:kern w:val="0"/>
-          <ns2:ligatures ns2:val="none"/>
+          <w14:ligatures w14:val="none"/>
         </w:rPr>
         <w:t>.</w:t>
       </w:r>
@@ -3270,7 +3185,7 @@
           <w:color w:val="000000"/>
           <w:kern w:val="0"/>
           <w:lang w:eastAsia="es-PE"/>
-          <ns2:ligatures ns2:val="none"/>
+          <w14:ligatures w14:val="none"/>
         </w:rPr>
         <w:t xml:space="preserve"> Por consiguiente, corresponde calificar el hecho materia de denuncia como una presunta infracción al deber de protección contra los métodos comerciales coercitivos, tipificado en </w:t>
       </w:r>
@@ -3281,7 +3196,7 @@
           <w:kern w:val="0"/>
           <w:shd w:val="clear" w:color="auto" w:fill="FFFFFF"/>
           <w:lang w:eastAsia="es-PE"/>
-          <ns2:ligatures ns2:val="none"/>
+          <w14:ligatures w14:val="none"/>
         </w:rPr>
         <w:t xml:space="preserve">literal b) del artículo 56 </w:t>
       </w:r>
@@ -3292,7 +3207,7 @@
           <w:color w:val="000000"/>
           <w:kern w:val="0"/>
           <w:lang w:eastAsia="es-PE"/>
-          <ns2:ligatures ns2:val="none"/>
+          <w14:ligatures w14:val="none"/>
         </w:rPr>
         <w:t>del Código</w:t>
       </w:r>
@@ -3303,23 +3218,23 @@
           <w:color w:val="000000"/>
           <w:kern w:val="0"/>
           <w:lang w:eastAsia="es-PE"/>
-          <ns2:ligatures ns2:val="none"/>
+          <w14:ligatures w14:val="none"/>
         </w:rPr>
         <w:t>.</w:t>
       </w:r>
     </w:p>
-    <w:p ns2:paraId="4266B1E3" ns2:textId="77777777">
-      <w:pPr>
-        <w:spacing w:after="0" w:line="240" w:lineRule="auto"/>
-        <w:jc w:val="both"/>
-        <w:rPr>
-          <w:rFonts w:ascii="Arial Narrow" w:eastAsia="Arial Narrow" w:hAnsi="Arial Narrow" w:cs="Arial Narrow"/>
-          <w:kern w:val="0"/>
-          <ns2:ligatures ns2:val="none"/>
-        </w:rPr>
-      </w:pPr>
-    </w:p>
-    <w:p ns2:paraId="432038D6" ns2:textId="14901F1D">
+    <w:p>
+      <w:pPr>
+        <w:spacing w:after="0" w:line="240" w:lineRule="auto"/>
+        <w:jc w:val="both"/>
+        <w:rPr>
+          <w:rFonts w:ascii="Arial Narrow" w:eastAsia="Arial Narrow" w:hAnsi="Arial Narrow" w:cs="Arial Narrow"/>
+          <w:kern w:val="0"/>
+          <w14:ligatures w14:val="none"/>
+        </w:rPr>
+      </w:pPr>
+    </w:p>
+    <w:p>
       <w:pPr>
         <w:pStyle w:val="Prrafodelista"/>
         <w:numPr>
@@ -3332,16 +3247,16 @@
         <w:rPr>
           <w:rFonts w:ascii="Arial Narrow" w:eastAsia="Arial Narrow" w:hAnsi="Arial Narrow" w:cs="Arial Narrow"/>
           <w:kern w:val="0"/>
-          <ns2:ligatures ns2:val="none"/>
-        </w:rPr>
-      </w:pPr>
-      <w:r>
-        <w:rPr>
-          <w:rFonts w:ascii="Arial Narrow" w:eastAsia="Times New Roman" w:hAnsi="Arial Narrow" w:cs="Arial"/>
-          <w:color w:val="000000"/>
-          <w:kern w:val="0"/>
-          <w:lang w:eastAsia="es-PE"/>
-          <ns2:ligatures ns2:val="none"/>
+          <w14:ligatures w14:val="none"/>
+        </w:rPr>
+      </w:pPr>
+      <w:r>
+        <w:rPr>
+          <w:rFonts w:ascii="Arial Narrow" w:eastAsia="Times New Roman" w:hAnsi="Arial Narrow" w:cs="Arial"/>
+          <w:color w:val="000000"/>
+          <w:kern w:val="0"/>
+          <w:lang w:eastAsia="es-PE"/>
+          <w14:ligatures w14:val="none"/>
         </w:rPr>
         <w:t xml:space="preserve">Además, la Secretaría Técnica, en ejercicio de sus facultades, considera </w:t>
       </w:r>
@@ -3349,7 +3264,7 @@
         <w:rPr>
           <w:rFonts w:ascii="Arial Narrow" w:eastAsia="Arial Narrow" w:hAnsi="Arial Narrow" w:cs="Arial"/>
           <w:kern w:val="0"/>
-          <ns2:ligatures ns2:val="none"/>
+          <w14:ligatures w14:val="none"/>
         </w:rPr>
         <w:t xml:space="preserve">que el hecho denunciado, consistente en que </w:t>
       </w:r>
@@ -3359,7 +3274,7 @@
           <w:kern w:val="0"/>
           <w:shd w:val="clear" w:color="auto" w:fill="FFFFFF"/>
           <w:lang w:eastAsia="es-PE"/>
-          <ns2:ligatures ns2:val="none"/>
+          <w14:ligatures w14:val="none"/>
         </w:rPr>
         <w:t xml:space="preserve">la compañía aseguradora habría anulado indebidamente y sin previa comunicación a la denunciante la Póliza </w:t>
       </w:r>
@@ -3370,7 +3285,7 @@
           <w:kern w:val="0"/>
           <w:shd w:val="clear" w:color="auto" w:fill="FFFFFF"/>
           <w:lang w:eastAsia="es-PE"/>
-          <ns2:ligatures ns2:val="none"/>
+          <w14:ligatures w14:val="none"/>
         </w:rPr>
         <w:t/>
       </w:r>
@@ -3381,7 +3296,7 @@
           <w:kern w:val="0"/>
           <w:shd w:val="clear" w:color="auto" w:fill="FFFFFF"/>
           <w:lang w:eastAsia="es-PE"/>
-          <ns2:ligatures ns2:val="none"/>
+          <w14:ligatures w14:val="none"/>
         </w:rPr>
         <w:t xml:space="preserve"> 5000068</w:t>
       </w:r>
@@ -3389,7 +3304,7 @@
         <w:rPr>
           <w:rFonts w:ascii="Arial Narrow" w:eastAsia="Arial Narrow" w:hAnsi="Arial Narrow" w:cs="Arial Narrow"/>
           <w:kern w:val="0"/>
-          <ns2:ligatures ns2:val="none"/>
+          <w14:ligatures w14:val="none"/>
         </w:rPr>
         <w:t>; involucraría una presunta afectación a sus expectativas, quien no habría encontrado una correspondencia entre lo que esperaba recibir de parte del proveedor y lo que realmente recibió. Por consiguiente, corresponde calificar el hecho materia de denuncia como una presunta infracción al deber de idoneidad, tipificado en los artículos 18</w:t>
       </w:r>
@@ -3399,7 +3314,7 @@
           <w:color w:val="000000"/>
           <w:kern w:val="0"/>
           <w:lang w:eastAsia="es-PE"/>
-          <ns2:ligatures ns2:val="none"/>
+          <w14:ligatures w14:val="none"/>
         </w:rPr>
         <w:t/>
       </w:r>
@@ -3407,7 +3322,7 @@
         <w:rPr>
           <w:rFonts w:ascii="Arial Narrow" w:eastAsia="Arial Narrow" w:hAnsi="Arial Narrow" w:cs="Arial Narrow"/>
           <w:kern w:val="0"/>
-          <ns2:ligatures ns2:val="none"/>
+          <w14:ligatures w14:val="none"/>
         </w:rPr>
         <w:t xml:space="preserve"> y 19</w:t>
       </w:r>
@@ -3417,7 +3332,7 @@
           <w:color w:val="000000"/>
           <w:kern w:val="0"/>
           <w:lang w:eastAsia="es-PE"/>
-          <ns2:ligatures ns2:val="none"/>
+          <w14:ligatures w14:val="none"/>
         </w:rPr>
         <w:t/>
       </w:r>
@@ -3425,7 +3340,7 @@
         <w:rPr>
           <w:rFonts w:ascii="Arial Narrow" w:eastAsia="Arial Narrow" w:hAnsi="Arial Narrow" w:cs="Arial Narrow"/>
           <w:kern w:val="0"/>
-          <ns2:ligatures ns2:val="none"/>
+          <w14:ligatures w14:val="none"/>
         </w:rPr>
         <w:t xml:space="preserve"> del Código</w:t>
       </w:r>
@@ -3436,22 +3351,22 @@
           <w:color w:val="000000"/>
           <w:kern w:val="0"/>
           <w:lang w:eastAsia="es-PE"/>
-          <ns2:ligatures ns2:val="none"/>
+          <w14:ligatures w14:val="none"/>
         </w:rPr>
         <w:t xml:space="preserve">. </w:t>
       </w:r>
     </w:p>
-    <w:p ns2:paraId="4771DF82" ns2:textId="77777777">
+    <w:p>
       <w:pPr>
         <w:pStyle w:val="Prrafodelista"/>
         <w:rPr>
           <w:rFonts w:ascii="Arial Narrow" w:eastAsia="Arial Narrow" w:hAnsi="Arial Narrow" w:cs="Arial Narrow"/>
           <w:kern w:val="0"/>
-          <ns2:ligatures ns2:val="none"/>
-        </w:rPr>
-      </w:pPr>
-    </w:p>
-    <w:p ns2:paraId="6BE19083" ns2:textId="2C6F691B">
+          <w14:ligatures w14:val="none"/>
+        </w:rPr>
+      </w:pPr>
+    </w:p>
+    <w:p>
       <w:pPr>
         <w:pStyle w:val="Prrafodelista"/>
         <w:numPr>
@@ -3464,14 +3379,14 @@
         <w:rPr>
           <w:rFonts w:ascii="Arial Narrow" w:eastAsia="Arial Narrow" w:hAnsi="Arial Narrow" w:cs="Arial Narrow"/>
           <w:kern w:val="0"/>
-          <ns2:ligatures ns2:val="none"/>
-        </w:rPr>
-      </w:pPr>
-      <w:r>
-        <w:rPr>
-          <w:rFonts w:ascii="Arial Narrow" w:eastAsia="Arial Narrow" w:hAnsi="Arial Narrow" w:cs="Arial Narrow"/>
-          <w:kern w:val="0"/>
-          <ns2:ligatures ns2:val="none"/>
+          <w14:ligatures w14:val="none"/>
+        </w:rPr>
+      </w:pPr>
+      <w:r>
+        <w:rPr>
+          <w:rFonts w:ascii="Arial Narrow" w:eastAsia="Arial Narrow" w:hAnsi="Arial Narrow" w:cs="Arial Narrow"/>
+          <w:kern w:val="0"/>
+          <w14:ligatures w14:val="none"/>
         </w:rPr>
         <w:lastRenderedPageBreak/>
         <w:t xml:space="preserve">Adicionalmente, </w:t>
@@ -3482,7 +3397,7 @@
           <w:color w:val="000000"/>
           <w:kern w:val="0"/>
           <w:lang w:eastAsia="es-PE"/>
-          <ns2:ligatures ns2:val="none"/>
+          <w14:ligatures w14:val="none"/>
         </w:rPr>
         <w:t xml:space="preserve">Además, la Secretaría Técnica, en ejercicio de sus facultades, considera </w:t>
       </w:r>
@@ -3490,7 +3405,7 @@
         <w:rPr>
           <w:rFonts w:ascii="Arial Narrow" w:eastAsia="Arial Narrow" w:hAnsi="Arial Narrow" w:cs="Arial"/>
           <w:kern w:val="0"/>
-          <ns2:ligatures ns2:val="none"/>
+          <w14:ligatures w14:val="none"/>
         </w:rPr>
         <w:t xml:space="preserve">que el hecho denunciado, consistente en que </w:t>
       </w:r>
@@ -3500,7 +3415,7 @@
           <w:kern w:val="0"/>
           <w:shd w:val="clear" w:color="auto" w:fill="FFFFFF"/>
           <w:lang w:eastAsia="es-PE"/>
-          <ns2:ligatures ns2:val="none"/>
+          <w14:ligatures w14:val="none"/>
         </w:rPr>
         <w:t xml:space="preserve">la compañía aseguradora habría continuado cobrando las primas a la denunciante de la Póliza </w:t>
       </w:r>
@@ -3511,7 +3426,7 @@
           <w:kern w:val="0"/>
           <w:shd w:val="clear" w:color="auto" w:fill="FFFFFF"/>
           <w:lang w:eastAsia="es-PE"/>
-          <ns2:ligatures ns2:val="none"/>
+          <w14:ligatures w14:val="none"/>
         </w:rPr>
         <w:t/>
       </w:r>
@@ -3522,7 +3437,7 @@
           <w:kern w:val="0"/>
           <w:shd w:val="clear" w:color="auto" w:fill="FFFFFF"/>
           <w:lang w:eastAsia="es-PE"/>
-          <ns2:ligatures ns2:val="none"/>
+          <w14:ligatures w14:val="none"/>
         </w:rPr>
         <w:t xml:space="preserve"> 5000068, pese a la anulación</w:t>
       </w:r>
@@ -3530,7 +3445,7 @@
         <w:rPr>
           <w:rFonts w:ascii="Arial Narrow" w:eastAsia="Arial Narrow" w:hAnsi="Arial Narrow" w:cs="Arial Narrow"/>
           <w:kern w:val="0"/>
-          <ns2:ligatures ns2:val="none"/>
+          <w14:ligatures w14:val="none"/>
         </w:rPr>
         <w:t>; involucraría una presunta afectación a sus expectativas, quien no habría encontrado una correspondencia entre lo que esperaba recibir de parte del proveedor y lo que realmente recibió. Por consiguiente, corresponde calificar el hecho materia de denuncia como una presunta infracción al deber de idoneidad, tipificado en los artículos 18</w:t>
       </w:r>
@@ -3540,7 +3455,7 @@
           <w:color w:val="000000"/>
           <w:kern w:val="0"/>
           <w:lang w:eastAsia="es-PE"/>
-          <ns2:ligatures ns2:val="none"/>
+          <w14:ligatures w14:val="none"/>
         </w:rPr>
         <w:t/>
       </w:r>
@@ -3548,7 +3463,7 @@
         <w:rPr>
           <w:rFonts w:ascii="Arial Narrow" w:eastAsia="Arial Narrow" w:hAnsi="Arial Narrow" w:cs="Arial Narrow"/>
           <w:kern w:val="0"/>
-          <ns2:ligatures ns2:val="none"/>
+          <w14:ligatures w14:val="none"/>
         </w:rPr>
         <w:t xml:space="preserve"> y 19</w:t>
       </w:r>
@@ -3558,7 +3473,7 @@
           <w:color w:val="000000"/>
           <w:kern w:val="0"/>
           <w:lang w:eastAsia="es-PE"/>
-          <ns2:ligatures ns2:val="none"/>
+          <w14:ligatures w14:val="none"/>
         </w:rPr>
         <w:t/>
       </w:r>
@@ -3566,7 +3481,7 @@
         <w:rPr>
           <w:rFonts w:ascii="Arial Narrow" w:eastAsia="Arial Narrow" w:hAnsi="Arial Narrow" w:cs="Arial Narrow"/>
           <w:kern w:val="0"/>
-          <ns2:ligatures ns2:val="none"/>
+          <w14:ligatures w14:val="none"/>
         </w:rPr>
         <w:t xml:space="preserve"> del Código</w:t>
       </w:r>
@@ -3574,23 +3489,23 @@
         <w:rPr>
           <w:rFonts w:ascii="Arial Narrow" w:eastAsia="Arial Narrow" w:hAnsi="Arial Narrow" w:cs="Arial Narrow"/>
           <w:kern w:val="0"/>
-          <ns2:ligatures ns2:val="none"/>
+          <w14:ligatures w14:val="none"/>
         </w:rPr>
         <w:t>.</w:t>
       </w:r>
     </w:p>
-    <w:p ns2:paraId="373EA129" ns2:textId="77777777">
-      <w:pPr>
-        <w:spacing w:after="0" w:line="240" w:lineRule="auto"/>
-        <w:jc w:val="both"/>
-        <w:rPr>
-          <w:rFonts w:ascii="Arial Narrow" w:eastAsia="Arial Narrow" w:hAnsi="Arial Narrow" w:cs="Arial Narrow"/>
-          <w:kern w:val="0"/>
-          <ns2:ligatures ns2:val="none"/>
-        </w:rPr>
-      </w:pPr>
-    </w:p>
-    <w:p ns2:paraId="463134E5" ns2:textId="77777777">
+    <w:p>
+      <w:pPr>
+        <w:spacing w:after="0" w:line="240" w:lineRule="auto"/>
+        <w:jc w:val="both"/>
+        <w:rPr>
+          <w:rFonts w:ascii="Arial Narrow" w:eastAsia="Arial Narrow" w:hAnsi="Arial Narrow" w:cs="Arial Narrow"/>
+          <w:kern w:val="0"/>
+          <w14:ligatures w14:val="none"/>
+        </w:rPr>
+      </w:pPr>
+    </w:p>
+    <w:p>
       <w:pPr>
         <w:pStyle w:val="Prrafodelista"/>
         <w:numPr>
@@ -3604,7 +3519,7 @@
           <w:rFonts w:ascii="Arial Narrow" w:eastAsia="Calibri" w:hAnsi="Arial Narrow" w:cs="Arial Narrow"/>
           <w:kern w:val="0"/>
           <w:lang w:eastAsia="es-PE"/>
-          <ns2:ligatures ns2:val="none"/>
+          <w14:ligatures w14:val="none"/>
         </w:rPr>
       </w:pPr>
       <w:r>
@@ -3613,7 +3528,7 @@
           <w:color w:val="000000"/>
           <w:kern w:val="0"/>
           <w:lang w:eastAsia="es-PE"/>
-          <ns2:ligatures ns2:val="none"/>
+          <w14:ligatures w14:val="none"/>
         </w:rPr>
         <w:t>En tanto la denuncia reúne los requisitos establecidos por la norma citada, corresponde admitirla a trámite</w:t>
       </w:r>
@@ -3623,7 +3538,7 @@
           <w:rFonts w:ascii="Arial Narrow" w:eastAsia="Arial Narrow" w:hAnsi="Arial Narrow" w:cs="Arial Narrow"/>
           <w:kern w:val="0"/>
           <w:vertAlign w:val="superscript"/>
-          <ns2:ligatures ns2:val="none"/>
+          <w14:ligatures w14:val="none"/>
         </w:rPr>
         <w:footnoteReference w:id="7"/>
       </w:r>
@@ -3633,12 +3548,12 @@
           <w:color w:val="000000"/>
           <w:kern w:val="0"/>
           <w:lang w:eastAsia="es-PE"/>
-          <ns2:ligatures ns2:val="none"/>
+          <w14:ligatures w14:val="none"/>
         </w:rPr>
         <w:t>.</w:t>
       </w:r>
     </w:p>
-    <w:p ns2:paraId="68C71625" ns2:textId="77777777">
+    <w:p>
       <w:pPr>
         <w:spacing w:after="0" w:line="240" w:lineRule="auto"/>
         <w:ind w:left="567"/>
@@ -3649,11 +3564,11 @@
           <w:color w:val="000000"/>
           <w:kern w:val="0"/>
           <w:lang w:eastAsia="es-PE"/>
-          <ns2:ligatures ns2:val="none"/>
-        </w:rPr>
-      </w:pPr>
-    </w:p>
-    <w:p ns2:paraId="38A98B4B" ns2:textId="77777777">
+          <w14:ligatures w14:val="none"/>
+        </w:rPr>
+      </w:pPr>
+    </w:p>
+    <w:p>
       <w:pPr>
         <w:pStyle w:val="Prrafodelista"/>
         <w:numPr>
@@ -3673,7 +3588,7 @@
           <w:color w:val="000000"/>
           <w:kern w:val="0"/>
           <w:lang w:eastAsia="es-PE"/>
-          <ns2:ligatures ns2:val="none"/>
+          <w14:ligatures w14:val="none"/>
         </w:rPr>
       </w:pPr>
       <w:r>
@@ -3683,12 +3598,12 @@
           <w:color w:val="000000"/>
           <w:kern w:val="0"/>
           <w:lang w:eastAsia="es-PE"/>
-          <ns2:ligatures ns2:val="none"/>
+          <w14:ligatures w14:val="none"/>
         </w:rPr>
         <w:t>REQUERIMIENTO DE INFORMACIÓN</w:t>
       </w:r>
     </w:p>
-    <w:p ns2:paraId="5B518DC4" ns2:textId="77777777">
+    <w:p>
       <w:pPr>
         <w:spacing w:after="0" w:line="240" w:lineRule="auto"/>
         <w:jc w:val="both"/>
@@ -3697,11 +3612,11 @@
           <w:color w:val="000000"/>
           <w:kern w:val="0"/>
           <w:lang w:val="es-ES" w:eastAsia="es-ES"/>
-          <ns2:ligatures ns2:val="none"/>
-        </w:rPr>
-      </w:pPr>
-    </w:p>
-    <w:p ns2:paraId="62B88A04" ns2:textId="10A32ACF">
+          <w14:ligatures w14:val="none"/>
+        </w:rPr>
+      </w:pPr>
+    </w:p>
+    <w:p>
       <w:pPr>
         <w:pStyle w:val="Prrafodelista"/>
         <w:numPr>
@@ -3716,7 +3631,7 @@
           <w:color w:val="000000"/>
           <w:kern w:val="0"/>
           <w:lang w:val="es-ES" w:eastAsia="es-ES"/>
-          <ns2:ligatures ns2:val="none"/>
+          <w14:ligatures w14:val="none"/>
         </w:rPr>
       </w:pPr>
       <w:r>
@@ -3725,7 +3640,7 @@
           <w:color w:val="000000"/>
           <w:kern w:val="0"/>
           <w:lang w:val="es-ES" w:eastAsia="es-ES"/>
-          <ns2:ligatures ns2:val="none"/>
+          <w14:ligatures w14:val="none"/>
         </w:rPr>
         <w:t>A efectos de tener mayores elementos que sirvan para la resolución definitiva del presente caso, la Secretaría Técnica, en ejercicio de las facultades que la ley le confiere, conviene requerir a</w:t>
       </w:r>
@@ -3735,7 +3650,7 @@
           <w:color w:val="000000"/>
           <w:kern w:val="0"/>
           <w:lang w:val="es-ES" w:eastAsia="es-ES"/>
-          <ns2:ligatures ns2:val="none"/>
+          <w14:ligatures w14:val="none"/>
         </w:rPr>
         <w:t xml:space="preserve"> la compañía aseguradora </w:t>
       </w:r>
@@ -3745,7 +3660,7 @@
           <w:color w:val="000000"/>
           <w:kern w:val="0"/>
           <w:lang w:val="es-ES" w:eastAsia="es-ES"/>
-          <ns2:ligatures ns2:val="none"/>
+          <w14:ligatures w14:val="none"/>
         </w:rPr>
         <w:t xml:space="preserve">que, en un plazo no mayor de cinco (5) días hábiles contado a partir del día siguiente de la notificación de la presente resolución, cumpla con lo siguiente: </w:t>
       </w:r>
@@ -3755,7 +3670,7 @@
           <w:color w:val="000000"/>
           <w:kern w:val="0"/>
           <w:lang w:val="es-ES" w:eastAsia="es-ES"/>
-          <ns2:ligatures ns2:val="none"/>
+          <w14:ligatures w14:val="none"/>
         </w:rPr>
         <w:t xml:space="preserve">(i) presentar una copia completa, legible y debidamente suscrita de la Póliza </w:t>
       </w:r>
@@ -3766,7 +3681,7 @@
           <w:color w:val="000000"/>
           <w:kern w:val="0"/>
           <w:lang w:val="es-ES" w:eastAsia="es-ES"/>
-          <ns2:ligatures ns2:val="none"/>
+          <w14:ligatures w14:val="none"/>
         </w:rPr>
         <w:t/>
       </w:r>
@@ -3777,7 +3692,7 @@
           <w:color w:val="000000"/>
           <w:kern w:val="0"/>
           <w:lang w:val="es-ES" w:eastAsia="es-ES"/>
-          <ns2:ligatures ns2:val="none"/>
+          <w14:ligatures w14:val="none"/>
         </w:rPr>
         <w:t xml:space="preserve"> 5000068 del Seguro de Tarjeta, así como el cargo de remisión de la póliza; (</w:t>
       </w:r>
@@ -3788,7 +3703,7 @@
           <w:color w:val="000000"/>
           <w:kern w:val="0"/>
           <w:lang w:val="es-ES" w:eastAsia="es-ES"/>
-          <ns2:ligatures ns2:val="none"/>
+          <w14:ligatures w14:val="none"/>
         </w:rPr>
         <w:t>ii</w:t>
       </w:r>
@@ -3799,7 +3714,7 @@
           <w:color w:val="000000"/>
           <w:kern w:val="0"/>
           <w:lang w:val="es-ES" w:eastAsia="es-ES"/>
-          <ns2:ligatures ns2:val="none"/>
+          <w14:ligatures w14:val="none"/>
         </w:rPr>
         <w:t xml:space="preserve">) presentar los medios probatorios que acrediten que entregó oportunamente el certificado de la Póliza </w:t>
       </w:r>
@@ -3810,7 +3725,7 @@
           <w:color w:val="000000"/>
           <w:kern w:val="0"/>
           <w:lang w:val="es-ES" w:eastAsia="es-ES"/>
-          <ns2:ligatures ns2:val="none"/>
+          <w14:ligatures w14:val="none"/>
         </w:rPr>
         <w:t/>
       </w:r>
@@ -3821,7 +3736,7 @@
           <w:color w:val="000000"/>
           <w:kern w:val="0"/>
           <w:lang w:val="es-ES" w:eastAsia="es-ES"/>
-          <ns2:ligatures ns2:val="none"/>
+          <w14:ligatures w14:val="none"/>
         </w:rPr>
         <w:t xml:space="preserve"> 5000068 del Seguro de Tarjeta; y, (</w:t>
       </w:r>
@@ -3832,7 +3747,7 @@
           <w:color w:val="000000"/>
           <w:kern w:val="0"/>
           <w:lang w:val="es-ES" w:eastAsia="es-ES"/>
-          <ns2:ligatures ns2:val="none"/>
+          <w14:ligatures w14:val="none"/>
         </w:rPr>
         <w:t>iii</w:t>
       </w:r>
@@ -3843,7 +3758,7 @@
           <w:color w:val="000000"/>
           <w:kern w:val="0"/>
           <w:lang w:val="es-ES" w:eastAsia="es-ES"/>
-          <ns2:ligatures ns2:val="none"/>
+          <w14:ligatures w14:val="none"/>
         </w:rPr>
         <w:t>) presentar todas las comunicaciones cursadas con la parte denunciante en virtud del hecho materia de denuncia</w:t>
       </w:r>
@@ -3853,7 +3768,7 @@
           <w:color w:val="000000"/>
           <w:kern w:val="0"/>
           <w:lang w:val="es-ES" w:eastAsia="es-ES"/>
-          <ns2:ligatures ns2:val="none"/>
+          <w14:ligatures w14:val="none"/>
         </w:rPr>
         <w:t>.</w:t>
       </w:r>
@@ -3863,12 +3778,12 @@
           <w:color w:val="000000"/>
           <w:kern w:val="0"/>
           <w:lang w:eastAsia="es-ES"/>
-          <ns2:ligatures ns2:val="none"/>
+          <w14:ligatures w14:val="none"/>
         </w:rPr>
         <w:t xml:space="preserve"> </w:t>
       </w:r>
     </w:p>
-    <w:p ns2:paraId="5C93B848" ns2:textId="77777777">
+    <w:p>
       <w:pPr>
         <w:pStyle w:val="Prrafodelista"/>
         <w:spacing w:after="0" w:line="240" w:lineRule="auto"/>
@@ -3879,11 +3794,11 @@
           <w:color w:val="000000"/>
           <w:kern w:val="0"/>
           <w:lang w:val="es-ES" w:eastAsia="es-ES"/>
-          <ns2:ligatures ns2:val="none"/>
-        </w:rPr>
-      </w:pPr>
-    </w:p>
-    <w:p ns2:paraId="2A119386" ns2:textId="77777777">
+          <w14:ligatures w14:val="none"/>
+        </w:rPr>
+      </w:pPr>
+    </w:p>
+    <w:p>
       <w:pPr>
         <w:pStyle w:val="Prrafodelista"/>
         <w:numPr>
@@ -3903,7 +3818,7 @@
           <w:color w:val="000000"/>
           <w:kern w:val="0"/>
           <w:lang w:eastAsia="es-PE"/>
-          <ns2:ligatures ns2:val="none"/>
+          <w14:ligatures w14:val="none"/>
         </w:rPr>
       </w:pPr>
       <w:r>
@@ -3913,12 +3828,12 @@
           <w:color w:val="000000"/>
           <w:kern w:val="0"/>
           <w:lang w:eastAsia="es-PE"/>
-          <ns2:ligatures ns2:val="none"/>
+          <w14:ligatures w14:val="none"/>
         </w:rPr>
         <w:t xml:space="preserve">RESOLUCIÓN DE LA SECRETARÍA TÉCNICA </w:t>
       </w:r>
     </w:p>
-    <w:p ns2:paraId="7F554EB2" ns2:textId="77777777">
+    <w:p>
       <w:pPr>
         <w:spacing w:after="0" w:line="240" w:lineRule="auto"/>
         <w:jc w:val="both"/>
@@ -3928,11 +3843,11 @@
           <w:color w:val="000000"/>
           <w:kern w:val="0"/>
           <w:lang w:eastAsia="es-PE"/>
-          <ns2:ligatures ns2:val="none"/>
-        </w:rPr>
-      </w:pPr>
-    </w:p>
-    <w:p ns2:paraId="40BE44E6" ns2:textId="3A37ED78">
+          <w14:ligatures w14:val="none"/>
+        </w:rPr>
+      </w:pPr>
+    </w:p>
+    <w:p>
       <w:pPr>
         <w:spacing w:after="0" w:line="240" w:lineRule="auto"/>
         <w:jc w:val="both"/>
@@ -3941,7 +3856,7 @@
           <w:color w:val="000000"/>
           <w:kern w:val="0"/>
           <w:lang w:eastAsia="es-PE"/>
-          <ns2:ligatures ns2:val="none"/>
+          <w14:ligatures w14:val="none"/>
         </w:rPr>
       </w:pPr>
       <w:r>
@@ -3951,7 +3866,7 @@
           <w:color w:val="000000"/>
           <w:kern w:val="0"/>
           <w:lang w:eastAsia="es-PE"/>
-          <ns2:ligatures ns2:val="none"/>
+          <w14:ligatures w14:val="none"/>
         </w:rPr>
         <w:t xml:space="preserve">PRIMERO: admitir a trámite la denuncia del 25 de junio de 2025 interpuesta por la señora [DENUNCIANTE] contra Interseguro Compañía de Seguros S.A., por lo siguiente:</w:t>
       </w:r>
@@ -3962,7 +3877,7 @@
           <w:kern w:val="0"/>
           <w:shd w:val="clear" w:color="auto" w:fill="FFFFFF"/>
           <w:lang w:eastAsia="es-PE"/>
-          <ns2:ligatures ns2:val="none"/>
+          <w14:ligatures w14:val="none"/>
         </w:rPr>
         <w:t xml:space="preserve"/>
       </w:r>
@@ -3973,7 +3888,7 @@
           <w:kern w:val="0"/>
           <w:shd w:val="clear" w:color="auto" w:fill="FFFFFF"/>
           <w:lang w:eastAsia="es-PE"/>
-          <ns2:ligatures ns2:val="none"/>
+          <w14:ligatures w14:val="none"/>
         </w:rPr>
         <w:t xml:space="preserve"/>
       </w:r>
@@ -3984,7 +3899,7 @@
           <w:kern w:val="0"/>
           <w:shd w:val="clear" w:color="auto" w:fill="FFFFFF"/>
           <w:lang w:eastAsia="es-PE"/>
-          <ns2:ligatures ns2:val="none"/>
+          <w14:ligatures w14:val="none"/>
         </w:rPr>
         <w:t xml:space="preserve"/>
       </w:r>
@@ -3994,7 +3909,7 @@
           <w:bCs/>
           <w:spacing w:val="-3"/>
           <w:kern w:val="0"/>
-          <ns2:ligatures ns2:val="none"/>
+          <w14:ligatures w14:val="none"/>
         </w:rPr>
         <w:t xml:space="preserve"/>
       </w:r>
@@ -4005,7 +3920,7 @@
           <w:kern w:val="0"/>
           <w:shd w:val="clear" w:color="auto" w:fill="FFFFFF"/>
           <w:lang w:eastAsia="es-PE"/>
-          <ns2:ligatures ns2:val="none"/>
+          <w14:ligatures w14:val="none"/>
         </w:rPr>
         <w:t xml:space="preserve"/>
       </w:r>
@@ -4016,7 +3931,7 @@
           <w:kern w:val="0"/>
           <w:shd w:val="clear" w:color="auto" w:fill="FFFFFF"/>
           <w:lang w:eastAsia="es-PE"/>
-          <ns2:ligatures ns2:val="none"/>
+          <w14:ligatures w14:val="none"/>
         </w:rPr>
         <w:t xml:space="preserve"/>
       </w:r>
@@ -4034,7 +3949,7 @@
           <w:kern w:val="0"/>
           <w:shd w:val="clear" w:color="auto" w:fill="FFFFFF"/>
           <w:lang w:eastAsia="es-PE"/>
-          <ns2:ligatures ns2:val="none"/>
+          <w14:ligatures w14:val="none"/>
         </w:rPr>
         <w:t xml:space="preserve"/>
       </w:r>
@@ -4045,12 +3960,12 @@
           <w:kern w:val="0"/>
           <w:shd w:val="clear" w:color="auto" w:fill="FFFFFF"/>
           <w:lang w:eastAsia="es-PE"/>
-          <ns2:ligatures ns2:val="none"/>
+          <w14:ligatures w14:val="none"/>
         </w:rPr>
         <w:t/>
       </w:r>
     </w:p>
-    <w:p ns2:paraId="5E66126E" ns2:textId="77777777">
+    <w:p>
       <w:pPr>
         <w:spacing w:after="0" w:line="240" w:lineRule="auto"/>
         <w:jc w:val="both"/>
@@ -4059,11 +3974,11 @@
           <w:color w:val="000000"/>
           <w:kern w:val="0"/>
           <w:lang w:eastAsia="es-PE"/>
-          <ns2:ligatures ns2:val="none"/>
-        </w:rPr>
-      </w:pPr>
-    </w:p>
-    <w:p ns2:paraId="33CC836B" ns2:textId="42698D8D">
+          <w14:ligatures w14:val="none"/>
+        </w:rPr>
+      </w:pPr>
+    </w:p>
+    <w:p>
       <w:pPr>
         <w:pStyle w:val="Prrafodelista"/>
         <w:numPr>
@@ -4081,7 +3996,7 @@
           <w:rFonts w:ascii="Arial Narrow" w:eastAsia="Calibri" w:hAnsi="Arial Narrow" w:cs="Arial Narrow"/>
           <w:kern w:val="0"/>
           <w:lang w:eastAsia="es-PE"/>
-          <ns2:ligatures ns2:val="none"/>
+          <w14:ligatures w14:val="none"/>
         </w:rPr>
       </w:pPr>
       <w:r>
@@ -4090,7 +4005,7 @@
           <w:color w:val="000000"/>
           <w:kern w:val="0"/>
           <w:lang w:eastAsia="es-PE"/>
-          <ns2:ligatures ns2:val="none"/>
+          <w14:ligatures w14:val="none"/>
         </w:rPr>
         <w:t xml:space="preserve">Presunta infracción al literal </w:t>
       </w:r>
@@ -4100,7 +4015,7 @@
           <w:color w:val="000000"/>
           <w:kern w:val="0"/>
           <w:lang w:eastAsia="es-PE"/>
-          <ns2:ligatures ns2:val="none"/>
+          <w14:ligatures w14:val="none"/>
         </w:rPr>
         <w:t>c</w:t>
       </w:r>
@@ -4110,7 +4025,7 @@
           <w:color w:val="000000"/>
           <w:kern w:val="0"/>
           <w:lang w:eastAsia="es-PE"/>
-          <ns2:ligatures ns2:val="none"/>
+          <w14:ligatures w14:val="none"/>
         </w:rPr>
         <w:t>) del artículo 56 de la Ley 29571, Código de Protección y Defensa del Consumidor</w:t>
       </w:r>
@@ -4120,7 +4035,7 @@
           <w:kern w:val="0"/>
           <w:shd w:val="clear" w:color="auto" w:fill="FFFFFF"/>
           <w:lang w:eastAsia="es-PE"/>
-          <ns2:ligatures ns2:val="none"/>
+          <w14:ligatures w14:val="none"/>
         </w:rPr>
         <w:t>, en tanto</w:t>
       </w:r>
@@ -4130,7 +4045,7 @@
           <w:kern w:val="0"/>
           <w:shd w:val="clear" w:color="auto" w:fill="FFFFFF"/>
           <w:lang w:eastAsia="es-PE"/>
-          <ns2:ligatures ns2:val="none"/>
+          <w14:ligatures w14:val="none"/>
         </w:rPr>
         <w:t xml:space="preserve"> </w:t>
       </w:r>
@@ -4140,7 +4055,7 @@
           <w:kern w:val="0"/>
           <w:shd w:val="clear" w:color="auto" w:fill="FFFFFF"/>
           <w:lang w:eastAsia="es-PE"/>
-          <ns2:ligatures ns2:val="none"/>
+          <w14:ligatures w14:val="none"/>
         </w:rPr>
         <w:t>habrían variado</w:t>
       </w:r>
@@ -4150,7 +4065,7 @@
           <w:kern w:val="0"/>
           <w:shd w:val="clear" w:color="auto" w:fill="FFFFFF"/>
           <w:lang w:eastAsia="es-PE"/>
-          <ns2:ligatures ns2:val="none"/>
+          <w14:ligatures w14:val="none"/>
         </w:rPr>
         <w:t xml:space="preserve"> la compañía aseguradora </w:t>
       </w:r>
@@ -4160,7 +4075,7 @@
           <w:kern w:val="0"/>
           <w:shd w:val="clear" w:color="auto" w:fill="FFFFFF"/>
           <w:lang w:eastAsia="es-PE"/>
-          <ns2:ligatures ns2:val="none"/>
+          <w14:ligatures w14:val="none"/>
         </w:rPr>
         <w:t>del</w:t>
       </w:r>
@@ -4170,7 +4085,7 @@
           <w:kern w:val="0"/>
           <w:shd w:val="clear" w:color="auto" w:fill="FFFFFF"/>
           <w:lang w:eastAsia="es-PE"/>
-          <ns2:ligatures ns2:val="none"/>
+          <w14:ligatures w14:val="none"/>
         </w:rPr>
         <w:t xml:space="preserve"> Seguro Tarjeta </w:t>
       </w:r>
@@ -4180,7 +4095,7 @@
           <w:kern w:val="0"/>
           <w:shd w:val="clear" w:color="auto" w:fill="FFFFFF"/>
           <w:lang w:eastAsia="es-PE"/>
-          <ns2:ligatures ns2:val="none"/>
+          <w14:ligatures w14:val="none"/>
         </w:rPr>
         <w:t>360 contratado por la denunciante, sin su consentimiento</w:t>
       </w:r>
@@ -4190,12 +4105,12 @@
           <w:kern w:val="0"/>
           <w:shd w:val="clear" w:color="auto" w:fill="FFFFFF"/>
           <w:lang w:eastAsia="es-PE"/>
-          <ns2:ligatures ns2:val="none"/>
+          <w14:ligatures w14:val="none"/>
         </w:rPr>
         <w:t>.</w:t>
       </w:r>
     </w:p>
-    <w:p ns2:paraId="344E1D73" ns2:textId="77777777">
+    <w:p>
       <w:pPr>
         <w:spacing w:after="0" w:line="240" w:lineRule="auto"/>
         <w:jc w:val="both"/>
@@ -4204,11 +4119,11 @@
           <w:color w:val="000000"/>
           <w:kern w:val="0"/>
           <w:lang w:eastAsia="es-PE"/>
-          <ns2:ligatures ns2:val="none"/>
-        </w:rPr>
-      </w:pPr>
-    </w:p>
-    <w:p ns2:paraId="6C9296F4" ns2:textId="294A9A85">
+          <w14:ligatures w14:val="none"/>
+        </w:rPr>
+      </w:pPr>
+    </w:p>
+    <w:p>
       <w:pPr>
         <w:pStyle w:val="Prrafodelista"/>
         <w:numPr>
@@ -4226,14 +4141,14 @@
           <w:rFonts w:ascii="Arial Narrow" w:eastAsia="Calibri" w:hAnsi="Arial Narrow" w:cs="Arial Narrow"/>
           <w:kern w:val="0"/>
           <w:lang w:eastAsia="es-PE"/>
-          <ns2:ligatures ns2:val="none"/>
-        </w:rPr>
-      </w:pPr>
-      <w:r>
-        <w:rPr>
-          <w:rFonts w:ascii="Arial Narrow" w:eastAsia="Arial Narrow" w:hAnsi="Arial Narrow" w:cs="Arial Narrow"/>
-          <w:kern w:val="0"/>
-          <ns2:ligatures ns2:val="none"/>
+          <w14:ligatures w14:val="none"/>
+        </w:rPr>
+      </w:pPr>
+      <w:r>
+        <w:rPr>
+          <w:rFonts w:ascii="Arial Narrow" w:eastAsia="Arial Narrow" w:hAnsi="Arial Narrow" w:cs="Arial Narrow"/>
+          <w:kern w:val="0"/>
+          <w14:ligatures w14:val="none"/>
         </w:rPr>
         <w:t xml:space="preserve">Presunta </w:t>
       </w:r>
@@ -4243,7 +4158,7 @@
           <w:kern w:val="0"/>
           <w:shd w:val="clear" w:color="auto" w:fill="FFFFFF"/>
           <w:lang w:eastAsia="es-PE"/>
-          <ns2:ligatures ns2:val="none"/>
+          <w14:ligatures w14:val="none"/>
         </w:rPr>
         <w:t>infracción al literal e) del artículo 47</w:t>
       </w:r>
@@ -4254,7 +4169,7 @@
           <w:color w:val="000000"/>
           <w:kern w:val="0"/>
           <w:lang w:eastAsia="es-PE"/>
-          <ns2:ligatures ns2:val="none"/>
+          <w14:ligatures w14:val="none"/>
         </w:rPr>
         <w:t/>
       </w:r>
@@ -4264,7 +4179,7 @@
           <w:kern w:val="0"/>
           <w:shd w:val="clear" w:color="auto" w:fill="FFFFFF"/>
           <w:lang w:eastAsia="es-PE"/>
-          <ns2:ligatures ns2:val="none"/>
+          <w14:ligatures w14:val="none"/>
         </w:rPr>
         <w:t xml:space="preserve"> </w:t>
       </w:r>
@@ -4272,7 +4187,7 @@
         <w:rPr>
           <w:rFonts w:ascii="Arial Narrow" w:eastAsia="Calibri" w:hAnsi="Arial Narrow" w:cs="Arial"/>
           <w:kern w:val="0"/>
-          <ns2:ligatures ns2:val="none"/>
+          <w14:ligatures w14:val="none"/>
         </w:rPr>
         <w:t>de</w:t>
       </w:r>
@@ -4282,7 +4197,7 @@
           <w:kern w:val="0"/>
           <w:shd w:val="clear" w:color="auto" w:fill="FFFFFF"/>
           <w:lang w:eastAsia="es-PE"/>
-          <ns2:ligatures ns2:val="none"/>
+          <w14:ligatures w14:val="none"/>
         </w:rPr>
         <w:t xml:space="preserve"> la Ley 29571, Código de Protección y Defensa del Consumidor, </w:t>
       </w:r>
@@ -4293,7 +4208,7 @@
           <w:color w:val="000000"/>
           <w:kern w:val="0"/>
           <w:lang w:eastAsia="es-PE"/>
-          <ns2:ligatures ns2:val="none"/>
+          <w14:ligatures w14:val="none"/>
         </w:rPr>
         <w:t xml:space="preserve">en tanto </w:t>
       </w:r>
@@ -4301,7 +4216,7 @@
         <w:rPr>
           <w:rFonts w:ascii="Arial Narrow" w:eastAsia="Arial Narrow" w:hAnsi="Arial Narrow" w:cs="Arial Narrow"/>
           <w:kern w:val="0"/>
-          <ns2:ligatures ns2:val="none"/>
+          <w14:ligatures w14:val="none"/>
         </w:rPr>
         <w:t xml:space="preserve">la compañía aseguradora </w:t>
       </w:r>
@@ -4311,7 +4226,7 @@
           <w:kern w:val="0"/>
           <w:shd w:val="clear" w:color="auto" w:fill="FFFFFF"/>
           <w:lang w:eastAsia="es-PE"/>
-          <ns2:ligatures ns2:val="none"/>
+          <w14:ligatures w14:val="none"/>
         </w:rPr>
         <w:t>no habría</w:t>
       </w:r>
@@ -4322,7 +4237,7 @@
           <w:color w:val="000000"/>
           <w:kern w:val="0"/>
           <w:lang w:eastAsia="es-PE"/>
-          <ns2:ligatures ns2:val="none"/>
+          <w14:ligatures w14:val="none"/>
         </w:rPr>
         <w:t xml:space="preserve"> cumplido con entregar </w:t>
       </w:r>
@@ -4332,7 +4247,7 @@
           <w:color w:val="000000"/>
           <w:kern w:val="0"/>
           <w:lang w:eastAsia="es-ES"/>
-          <ns2:ligatures ns2:val="none"/>
+          <w14:ligatures w14:val="none"/>
         </w:rPr>
         <w:t xml:space="preserve">oportunamente </w:t>
       </w:r>
@@ -4342,7 +4257,7 @@
           <w:kern w:val="0"/>
           <w:shd w:val="clear" w:color="auto" w:fill="FFFFFF"/>
           <w:lang w:eastAsia="es-PE"/>
-          <ns2:ligatures ns2:val="none"/>
+          <w14:ligatures w14:val="none"/>
         </w:rPr>
         <w:t>a la denunciante</w:t>
       </w:r>
@@ -4353,7 +4268,7 @@
           <w:color w:val="000000"/>
           <w:kern w:val="0"/>
           <w:lang w:eastAsia="es-PE"/>
-          <ns2:ligatures ns2:val="none"/>
+          <w14:ligatures w14:val="none"/>
         </w:rPr>
         <w:t xml:space="preserve"> los documentos contractuales de la </w:t>
       </w:r>
@@ -4363,7 +4278,7 @@
           <w:color w:val="000000"/>
           <w:kern w:val="0"/>
           <w:lang w:eastAsia="es-ES"/>
-          <ns2:ligatures ns2:val="none"/>
+          <w14:ligatures w14:val="none"/>
         </w:rPr>
         <w:t>Póliza del Seguro Tarjetas 360 5000068</w:t>
       </w:r>
@@ -4373,12 +4288,12 @@
           <w:color w:val="000000"/>
           <w:kern w:val="0"/>
           <w:lang w:eastAsia="es-ES"/>
-          <ns2:ligatures ns2:val="none"/>
+          <w14:ligatures w14:val="none"/>
         </w:rPr>
         <w:t>.</w:t>
       </w:r>
     </w:p>
-    <w:p ns2:paraId="0B12D56E" ns2:textId="77777777">
+    <w:p>
       <w:pPr>
         <w:spacing w:after="0" w:line="240" w:lineRule="auto"/>
         <w:jc w:val="both"/>
@@ -4387,11 +4302,11 @@
           <w:color w:val="000000"/>
           <w:kern w:val="0"/>
           <w:lang w:eastAsia="es-PE"/>
-          <ns2:ligatures ns2:val="none"/>
-        </w:rPr>
-      </w:pPr>
-    </w:p>
-    <w:p ns2:paraId="4B3D64A6" ns2:textId="6AA6BA85">
+          <w14:ligatures w14:val="none"/>
+        </w:rPr>
+      </w:pPr>
+    </w:p>
+    <w:p>
       <w:pPr>
         <w:pStyle w:val="Prrafodelista"/>
         <w:numPr>
@@ -4409,7 +4324,7 @@
           <w:rFonts w:ascii="Arial Narrow" w:eastAsia="Calibri" w:hAnsi="Arial Narrow" w:cs="Arial Narrow"/>
           <w:kern w:val="0"/>
           <w:lang w:eastAsia="es-PE"/>
-          <ns2:ligatures ns2:val="none"/>
+          <w14:ligatures w14:val="none"/>
         </w:rPr>
       </w:pPr>
       <w:r>
@@ -4418,7 +4333,7 @@
           <w:color w:val="000000"/>
           <w:kern w:val="0"/>
           <w:lang w:eastAsia="es-PE"/>
-          <ns2:ligatures ns2:val="none"/>
+          <w14:ligatures w14:val="none"/>
         </w:rPr>
         <w:t>Presunta</w:t>
       </w:r>
@@ -4428,7 +4343,7 @@
           <w:kern w:val="0"/>
           <w:shd w:val="clear" w:color="auto" w:fill="FFFFFF"/>
           <w:lang w:eastAsia="es-PE"/>
-          <ns2:ligatures ns2:val="none"/>
+          <w14:ligatures w14:val="none"/>
         </w:rPr>
         <w:t xml:space="preserve"> infracción a los artículos 18 y 19</w:t>
       </w:r>
@@ -4437,7 +4352,7 @@
           <w:rFonts w:ascii="Arial Narrow" w:eastAsia="Calibri" w:hAnsi="Arial Narrow" w:cs="Arial Narrow"/>
           <w:kern w:val="0"/>
           <w:lang w:eastAsia="es-PE"/>
-          <ns2:ligatures ns2:val="none"/>
+          <w14:ligatures w14:val="none"/>
         </w:rPr>
         <w:t xml:space="preserve"> de </w:t>
       </w:r>
@@ -4447,7 +4362,7 @@
           <w:kern w:val="0"/>
           <w:shd w:val="clear" w:color="auto" w:fill="FFFFFF"/>
           <w:lang w:eastAsia="es-PE"/>
-          <ns2:ligatures ns2:val="none"/>
+          <w14:ligatures w14:val="none"/>
         </w:rPr>
         <w:t xml:space="preserve">la Ley 29571, Código de Protección y Defensa del Consumidor, en tanto </w:t>
       </w:r>
@@ -4455,7 +4370,7 @@
         <w:rPr>
           <w:rFonts w:ascii="Arial Narrow" w:eastAsia="Arial Narrow" w:hAnsi="Arial Narrow" w:cs="Arial Narrow"/>
           <w:kern w:val="0"/>
-          <ns2:ligatures ns2:val="none"/>
+          <w14:ligatures w14:val="none"/>
         </w:rPr>
         <w:t>la compañía aseguradora habría gestionado el cobro de las primas de la</w:t>
       </w:r>
@@ -4466,7 +4381,7 @@
           <w:color w:val="000000"/>
           <w:kern w:val="0"/>
           <w:lang w:eastAsia="es-PE"/>
-          <ns2:ligatures ns2:val="none"/>
+          <w14:ligatures w14:val="none"/>
         </w:rPr>
         <w:t xml:space="preserve"> </w:t>
       </w:r>
@@ -4476,7 +4391,7 @@
           <w:color w:val="000000"/>
           <w:kern w:val="0"/>
           <w:lang w:eastAsia="es-ES"/>
-          <ns2:ligatures ns2:val="none"/>
+          <w14:ligatures w14:val="none"/>
         </w:rPr>
         <w:t>Póliza 5000068 de la cuenta de la denunciante del Banco Internacional del Perú S.A. – Interbank, sin su autorización</w:t>
       </w:r>
@@ -4486,12 +4401,12 @@
           <w:color w:val="000000"/>
           <w:kern w:val="0"/>
           <w:lang w:eastAsia="es-ES"/>
-          <ns2:ligatures ns2:val="none"/>
+          <w14:ligatures w14:val="none"/>
         </w:rPr>
         <w:t>.</w:t>
       </w:r>
     </w:p>
-    <w:p ns2:paraId="73382055" ns2:textId="77777777">
+    <w:p>
       <w:pPr>
         <w:spacing w:after="0" w:line="240" w:lineRule="auto"/>
         <w:jc w:val="both"/>
@@ -4500,11 +4415,11 @@
           <w:color w:val="000000"/>
           <w:kern w:val="0"/>
           <w:lang w:eastAsia="es-PE"/>
-          <ns2:ligatures ns2:val="none"/>
-        </w:rPr>
-      </w:pPr>
-    </w:p>
-    <w:p ns2:paraId="30481D03" ns2:textId="17A55B44">
+          <w14:ligatures w14:val="none"/>
+        </w:rPr>
+      </w:pPr>
+    </w:p>
+    <w:p>
       <w:pPr>
         <w:pStyle w:val="Prrafodelista"/>
         <w:numPr>
@@ -4522,7 +4437,7 @@
           <w:rFonts w:ascii="Arial Narrow" w:eastAsia="Calibri" w:hAnsi="Arial Narrow" w:cs="Arial Narrow"/>
           <w:kern w:val="0"/>
           <w:lang w:eastAsia="es-PE"/>
-          <ns2:ligatures ns2:val="none"/>
+          <w14:ligatures w14:val="none"/>
         </w:rPr>
       </w:pPr>
       <w:r>
@@ -4531,7 +4446,7 @@
           <w:color w:val="000000"/>
           <w:kern w:val="0"/>
           <w:lang w:eastAsia="es-PE"/>
-          <ns2:ligatures ns2:val="none"/>
+          <w14:ligatures w14:val="none"/>
         </w:rPr>
         <w:t>Presunta</w:t>
       </w:r>
@@ -4541,7 +4456,7 @@
           <w:kern w:val="0"/>
           <w:shd w:val="clear" w:color="auto" w:fill="FFFFFF"/>
           <w:lang w:eastAsia="es-PE"/>
-          <ns2:ligatures ns2:val="none"/>
+          <w14:ligatures w14:val="none"/>
         </w:rPr>
         <w:t xml:space="preserve"> infracción a los artículos 18 y 19</w:t>
       </w:r>
@@ -4550,7 +4465,7 @@
           <w:rFonts w:ascii="Arial Narrow" w:eastAsia="Calibri" w:hAnsi="Arial Narrow" w:cs="Arial Narrow"/>
           <w:kern w:val="0"/>
           <w:lang w:eastAsia="es-PE"/>
-          <ns2:ligatures ns2:val="none"/>
+          <w14:ligatures w14:val="none"/>
         </w:rPr>
         <w:t xml:space="preserve"> de </w:t>
       </w:r>
@@ -4560,7 +4475,7 @@
           <w:kern w:val="0"/>
           <w:shd w:val="clear" w:color="auto" w:fill="FFFFFF"/>
           <w:lang w:eastAsia="es-PE"/>
-          <ns2:ligatures ns2:val="none"/>
+          <w14:ligatures w14:val="none"/>
         </w:rPr>
         <w:t xml:space="preserve">la Ley 29571, Código de Protección y Defensa del Consumidor, en tanto </w:t>
       </w:r>
@@ -4568,7 +4483,7 @@
         <w:rPr>
           <w:rFonts w:ascii="Arial Narrow" w:eastAsia="Arial Narrow" w:hAnsi="Arial Narrow" w:cs="Arial Narrow"/>
           <w:kern w:val="0"/>
-          <ns2:ligatures ns2:val="none"/>
+          <w14:ligatures w14:val="none"/>
         </w:rPr>
         <w:t xml:space="preserve">la compañía aseguradora no habría cumplido con brindar la cobertura del </w:t>
       </w:r>
@@ -4578,7 +4493,7 @@
           <w:color w:val="000000"/>
           <w:kern w:val="0"/>
           <w:lang w:eastAsia="es-ES"/>
-          <ns2:ligatures ns2:val="none"/>
+          <w14:ligatures w14:val="none"/>
         </w:rPr>
         <w:t>Seguro Tarjetas 360 5000068 por el siniestro reportado por la denunciante</w:t>
       </w:r>
@@ -4588,12 +4503,12 @@
           <w:color w:val="000000"/>
           <w:kern w:val="0"/>
           <w:lang w:eastAsia="es-ES"/>
-          <ns2:ligatures ns2:val="none"/>
+          <w14:ligatures w14:val="none"/>
         </w:rPr>
         <w:t>.</w:t>
       </w:r>
     </w:p>
-    <w:p ns2:paraId="1198DC4C" ns2:textId="77777777">
+    <w:p>
       <w:pPr>
         <w:spacing w:after="0" w:line="240" w:lineRule="auto"/>
         <w:jc w:val="both"/>
@@ -4602,11 +4517,11 @@
           <w:color w:val="000000"/>
           <w:kern w:val="0"/>
           <w:lang w:eastAsia="es-PE"/>
-          <ns2:ligatures ns2:val="none"/>
-        </w:rPr>
-      </w:pPr>
-    </w:p>
-    <w:p ns2:paraId="41784917" ns2:textId="5E483383">
+          <w14:ligatures w14:val="none"/>
+        </w:rPr>
+      </w:pPr>
+    </w:p>
+    <w:p>
       <w:pPr>
         <w:pStyle w:val="Prrafodelista"/>
         <w:numPr>
@@ -4624,7 +4539,7 @@
           <w:rFonts w:ascii="Arial Narrow" w:eastAsia="Calibri" w:hAnsi="Arial Narrow" w:cs="Arial Narrow"/>
           <w:kern w:val="0"/>
           <w:lang w:eastAsia="es-PE"/>
-          <ns2:ligatures ns2:val="none"/>
+          <w14:ligatures w14:val="none"/>
         </w:rPr>
       </w:pPr>
       <w:r>
@@ -4633,7 +4548,7 @@
           <w:color w:val="000000"/>
           <w:kern w:val="0"/>
           <w:lang w:eastAsia="es-PE"/>
-          <ns2:ligatures ns2:val="none"/>
+          <w14:ligatures w14:val="none"/>
         </w:rPr>
         <w:lastRenderedPageBreak/>
         <w:t>Presunta infracción al literal b) del artículo 56 de la Ley 29571, Código de Protección y Defensa del Consumidor</w:t>
@@ -4644,7 +4559,7 @@
           <w:kern w:val="0"/>
           <w:shd w:val="clear" w:color="auto" w:fill="FFFFFF"/>
           <w:lang w:eastAsia="es-PE"/>
-          <ns2:ligatures ns2:val="none"/>
+          <w14:ligatures w14:val="none"/>
         </w:rPr>
         <w:t xml:space="preserve">, en tanto </w:t>
       </w:r>
@@ -4654,7 +4569,7 @@
           <w:kern w:val="0"/>
           <w:shd w:val="clear" w:color="auto" w:fill="FFFFFF"/>
           <w:lang w:eastAsia="es-PE"/>
-          <ns2:ligatures ns2:val="none"/>
+          <w14:ligatures w14:val="none"/>
         </w:rPr>
         <w:t xml:space="preserve">la compañía aseguradora </w:t>
       </w:r>
@@ -4664,7 +4579,7 @@
           <w:kern w:val="0"/>
           <w:shd w:val="clear" w:color="auto" w:fill="FFFFFF"/>
           <w:lang w:eastAsia="es-PE"/>
-          <ns2:ligatures ns2:val="none"/>
+          <w14:ligatures w14:val="none"/>
         </w:rPr>
         <w:t>habría gestionado indebidamente de manera</w:t>
       </w:r>
@@ -4674,7 +4589,7 @@
           <w:kern w:val="0"/>
           <w:shd w:val="clear" w:color="auto" w:fill="FFFFFF"/>
           <w:lang w:eastAsia="es-PE"/>
-          <ns2:ligatures ns2:val="none"/>
+          <w14:ligatures w14:val="none"/>
         </w:rPr>
         <w:t xml:space="preserve"> unilatera</w:t>
       </w:r>
@@ -4684,7 +4599,7 @@
           <w:kern w:val="0"/>
           <w:shd w:val="clear" w:color="auto" w:fill="FFFFFF"/>
           <w:lang w:eastAsia="es-PE"/>
-          <ns2:ligatures ns2:val="none"/>
+          <w14:ligatures w14:val="none"/>
         </w:rPr>
         <w:t>l</w:t>
       </w:r>
@@ -4694,7 +4609,7 @@
           <w:kern w:val="0"/>
           <w:shd w:val="clear" w:color="auto" w:fill="FFFFFF"/>
           <w:lang w:eastAsia="es-PE"/>
-          <ns2:ligatures ns2:val="none"/>
+          <w14:ligatures w14:val="none"/>
         </w:rPr>
         <w:t xml:space="preserve"> y sin notificación previa </w:t>
       </w:r>
@@ -4704,7 +4619,7 @@
           <w:kern w:val="0"/>
           <w:shd w:val="clear" w:color="auto" w:fill="FFFFFF"/>
           <w:lang w:eastAsia="es-PE"/>
-          <ns2:ligatures ns2:val="none"/>
+          <w14:ligatures w14:val="none"/>
         </w:rPr>
         <w:t>a la</w:t>
       </w:r>
@@ -4714,7 +4629,7 @@
           <w:kern w:val="0"/>
           <w:shd w:val="clear" w:color="auto" w:fill="FFFFFF"/>
           <w:lang w:eastAsia="es-PE"/>
-          <ns2:ligatures ns2:val="none"/>
+          <w14:ligatures w14:val="none"/>
         </w:rPr>
         <w:t xml:space="preserve"> denunciante el Seguro de Tarjeta - Póliza 5000068</w:t>
       </w:r>
@@ -4724,12 +4639,12 @@
           <w:kern w:val="0"/>
           <w:shd w:val="clear" w:color="auto" w:fill="FFFFFF"/>
           <w:lang w:eastAsia="es-PE"/>
-          <ns2:ligatures ns2:val="none"/>
+          <w14:ligatures w14:val="none"/>
         </w:rPr>
         <w:t>.</w:t>
       </w:r>
     </w:p>
-    <w:p ns2:paraId="39215327" ns2:textId="77777777">
+    <w:p>
       <w:pPr>
         <w:spacing w:after="0" w:line="240" w:lineRule="auto"/>
         <w:jc w:val="both"/>
@@ -4737,11 +4652,11 @@
           <w:rFonts w:ascii="Arial Narrow" w:eastAsia="Calibri" w:hAnsi="Arial Narrow" w:cs="Arial Narrow"/>
           <w:kern w:val="0"/>
           <w:lang w:eastAsia="es-PE"/>
-          <ns2:ligatures ns2:val="none"/>
-        </w:rPr>
-      </w:pPr>
-    </w:p>
-    <w:p ns2:paraId="32EC993B" ns2:textId="485B7305">
+          <w14:ligatures w14:val="none"/>
+        </w:rPr>
+      </w:pPr>
+    </w:p>
+    <w:p>
       <w:pPr>
         <w:pStyle w:val="Prrafodelista"/>
         <w:numPr>
@@ -4759,7 +4674,7 @@
           <w:rFonts w:ascii="Arial Narrow" w:eastAsia="Calibri" w:hAnsi="Arial Narrow" w:cs="Arial Narrow"/>
           <w:kern w:val="0"/>
           <w:lang w:eastAsia="es-PE"/>
-          <ns2:ligatures ns2:val="none"/>
+          <w14:ligatures w14:val="none"/>
         </w:rPr>
       </w:pPr>
       <w:r>
@@ -4768,7 +4683,7 @@
           <w:color w:val="000000"/>
           <w:kern w:val="0"/>
           <w:lang w:eastAsia="es-PE"/>
-          <ns2:ligatures ns2:val="none"/>
+          <w14:ligatures w14:val="none"/>
         </w:rPr>
         <w:t xml:space="preserve">Presunta infracción al literal </w:t>
       </w:r>
@@ -4778,7 +4693,7 @@
           <w:color w:val="000000"/>
           <w:kern w:val="0"/>
           <w:lang w:eastAsia="es-PE"/>
-          <ns2:ligatures ns2:val="none"/>
+          <w14:ligatures w14:val="none"/>
         </w:rPr>
         <w:t>b</w:t>
       </w:r>
@@ -4788,7 +4703,7 @@
           <w:color w:val="000000"/>
           <w:kern w:val="0"/>
           <w:lang w:eastAsia="es-PE"/>
-          <ns2:ligatures ns2:val="none"/>
+          <w14:ligatures w14:val="none"/>
         </w:rPr>
         <w:t>) del artículo 56 de la Ley 29571, Código de Protección y Defensa del Consumidor</w:t>
       </w:r>
@@ -4798,7 +4713,7 @@
           <w:kern w:val="0"/>
           <w:shd w:val="clear" w:color="auto" w:fill="FFFFFF"/>
           <w:lang w:eastAsia="es-PE"/>
-          <ns2:ligatures ns2:val="none"/>
+          <w14:ligatures w14:val="none"/>
         </w:rPr>
         <w:t xml:space="preserve">, en tanto </w:t>
       </w:r>
@@ -4806,7 +4721,7 @@
         <w:rPr>
           <w:rFonts w:ascii="Arial Narrow" w:eastAsia="Arial Narrow" w:hAnsi="Arial Narrow" w:cs="Arial Narrow"/>
           <w:kern w:val="0"/>
-          <ns2:ligatures ns2:val="none"/>
+          <w14:ligatures w14:val="none"/>
         </w:rPr>
         <w:t xml:space="preserve">la compañía aseguradora </w:t>
       </w:r>
@@ -4814,7 +4729,7 @@
         <w:rPr>
           <w:rFonts w:ascii="Arial Narrow" w:eastAsia="Arial Narrow" w:hAnsi="Arial Narrow" w:cs="Arial Narrow"/>
           <w:kern w:val="0"/>
-          <ns2:ligatures ns2:val="none"/>
+          <w14:ligatures w14:val="none"/>
         </w:rPr>
         <w:t xml:space="preserve">habría exigido indebidamente a la denunciante </w:t>
       </w:r>
@@ -4824,7 +4739,7 @@
           <w:kern w:val="0"/>
           <w:shd w:val="clear" w:color="auto" w:fill="FFFFFF"/>
           <w:lang w:eastAsia="es-PE"/>
-          <ns2:ligatures ns2:val="none"/>
+          <w14:ligatures w14:val="none"/>
         </w:rPr>
         <w:t xml:space="preserve">someterse a una prueba de polígrafo como condición para </w:t>
       </w:r>
@@ -4834,7 +4749,7 @@
           <w:kern w:val="0"/>
           <w:shd w:val="clear" w:color="auto" w:fill="FFFFFF"/>
           <w:lang w:eastAsia="es-PE"/>
-          <ns2:ligatures ns2:val="none"/>
+          <w14:ligatures w14:val="none"/>
         </w:rPr>
         <w:t>otorgarle la cobertura</w:t>
       </w:r>
@@ -4844,7 +4759,7 @@
           <w:kern w:val="0"/>
           <w:shd w:val="clear" w:color="auto" w:fill="FFFFFF"/>
           <w:lang w:eastAsia="es-PE"/>
-          <ns2:ligatures ns2:val="none"/>
+          <w14:ligatures w14:val="none"/>
         </w:rPr>
         <w:t xml:space="preserve"> del</w:t>
       </w:r>
@@ -4854,7 +4769,7 @@
           <w:kern w:val="0"/>
           <w:shd w:val="clear" w:color="auto" w:fill="FFFFFF"/>
           <w:lang w:eastAsia="es-PE"/>
-          <ns2:ligatures ns2:val="none"/>
+          <w14:ligatures w14:val="none"/>
         </w:rPr>
         <w:t xml:space="preserve"> </w:t>
       </w:r>
@@ -4864,7 +4779,7 @@
           <w:kern w:val="0"/>
           <w:shd w:val="clear" w:color="auto" w:fill="FFFFFF"/>
           <w:lang w:eastAsia="es-PE"/>
-          <ns2:ligatures ns2:val="none"/>
+          <w14:ligatures w14:val="none"/>
         </w:rPr>
         <w:t>Seguro de Tarjeta - Póliza 5000068</w:t>
       </w:r>
@@ -4874,7 +4789,7 @@
           <w:kern w:val="0"/>
           <w:shd w:val="clear" w:color="auto" w:fill="FFFFFF"/>
           <w:lang w:eastAsia="es-PE"/>
-          <ns2:ligatures ns2:val="none"/>
+          <w14:ligatures w14:val="none"/>
         </w:rPr>
         <w:t>, sin haberle informado previamente dicho requisito</w:t>
       </w:r>
@@ -4884,12 +4799,12 @@
           <w:color w:val="000000"/>
           <w:kern w:val="0"/>
           <w:lang w:eastAsia="es-ES"/>
-          <ns2:ligatures ns2:val="none"/>
+          <w14:ligatures w14:val="none"/>
         </w:rPr>
         <w:t>.</w:t>
       </w:r>
     </w:p>
-    <w:p ns2:paraId="39BF39FC" ns2:textId="77777777">
+    <w:p>
       <w:pPr>
         <w:spacing w:after="0" w:line="240" w:lineRule="auto"/>
         <w:jc w:val="both"/>
@@ -4897,11 +4812,11 @@
           <w:rFonts w:ascii="Arial Narrow" w:eastAsia="Calibri" w:hAnsi="Arial Narrow" w:cs="Arial Narrow"/>
           <w:kern w:val="0"/>
           <w:lang w:eastAsia="es-PE"/>
-          <ns2:ligatures ns2:val="none"/>
-        </w:rPr>
-      </w:pPr>
-    </w:p>
-    <w:p ns2:paraId="7820524F" ns2:textId="6886176E">
+          <w14:ligatures w14:val="none"/>
+        </w:rPr>
+      </w:pPr>
+    </w:p>
+    <w:p>
       <w:pPr>
         <w:pStyle w:val="Prrafodelista"/>
         <w:numPr>
@@ -4918,7 +4833,7 @@
         <w:rPr>
           <w:rFonts w:ascii="Arial Narrow" w:eastAsia="Arial Narrow" w:hAnsi="Arial Narrow" w:cs="Arial Narrow"/>
           <w:kern w:val="0"/>
-          <ns2:ligatures ns2:val="none"/>
+          <w14:ligatures w14:val="none"/>
         </w:rPr>
       </w:pPr>
       <w:r>
@@ -4927,7 +4842,7 @@
           <w:color w:val="000000"/>
           <w:kern w:val="0"/>
           <w:lang w:eastAsia="es-PE"/>
-          <ns2:ligatures ns2:val="none"/>
+          <w14:ligatures w14:val="none"/>
         </w:rPr>
         <w:t>Presunta</w:t>
       </w:r>
@@ -4937,7 +4852,7 @@
           <w:kern w:val="0"/>
           <w:shd w:val="clear" w:color="auto" w:fill="FFFFFF"/>
           <w:lang w:eastAsia="es-PE"/>
-          <ns2:ligatures ns2:val="none"/>
+          <w14:ligatures w14:val="none"/>
         </w:rPr>
         <w:t xml:space="preserve"> infracción a los artículos 18 y 19</w:t>
       </w:r>
@@ -4946,7 +4861,7 @@
           <w:rFonts w:ascii="Arial Narrow" w:eastAsia="Calibri" w:hAnsi="Arial Narrow" w:cs="Arial Narrow"/>
           <w:kern w:val="0"/>
           <w:lang w:eastAsia="es-PE"/>
-          <ns2:ligatures ns2:val="none"/>
+          <w14:ligatures w14:val="none"/>
         </w:rPr>
         <w:t xml:space="preserve"> de </w:t>
       </w:r>
@@ -4956,7 +4871,7 @@
           <w:kern w:val="0"/>
           <w:shd w:val="clear" w:color="auto" w:fill="FFFFFF"/>
           <w:lang w:eastAsia="es-PE"/>
-          <ns2:ligatures ns2:val="none"/>
+          <w14:ligatures w14:val="none"/>
         </w:rPr>
         <w:t>la Ley 29571</w:t>
       </w:r>
@@ -4964,7 +4879,7 @@
         <w:rPr>
           <w:rFonts w:ascii="Arial Narrow" w:eastAsia="Arial Narrow" w:hAnsi="Arial Narrow" w:cs="Arial Narrow"/>
           <w:kern w:val="0"/>
-          <ns2:ligatures ns2:val="none"/>
+          <w14:ligatures w14:val="none"/>
         </w:rPr>
         <w:t xml:space="preserve">, Código de Protección y Defensa del Consumidor, </w:t>
       </w:r>
@@ -4974,7 +4889,7 @@
           <w:kern w:val="0"/>
           <w:shd w:val="clear" w:color="auto" w:fill="FFFFFF"/>
           <w:lang w:eastAsia="es-PE"/>
-          <ns2:ligatures ns2:val="none"/>
+          <w14:ligatures w14:val="none"/>
         </w:rPr>
         <w:t xml:space="preserve">en tanto </w:t>
       </w:r>
@@ -4984,7 +4899,7 @@
           <w:kern w:val="0"/>
           <w:shd w:val="clear" w:color="auto" w:fill="FFFFFF"/>
           <w:lang w:eastAsia="es-PE"/>
-          <ns2:ligatures ns2:val="none"/>
+          <w14:ligatures w14:val="none"/>
         </w:rPr>
         <w:t>la compañía aseguradora habría anulado indebidamente y sin previa comunicación a la denunciante la Póliza 5000068</w:t>
       </w:r>
@@ -4992,23 +4907,23 @@
         <w:rPr>
           <w:rFonts w:ascii="Arial Narrow" w:eastAsia="Arial Narrow" w:hAnsi="Arial Narrow" w:cs="Arial Narrow"/>
           <w:kern w:val="0"/>
-          <ns2:ligatures ns2:val="none"/>
+          <w14:ligatures w14:val="none"/>
         </w:rPr>
         <w:t>.</w:t>
       </w:r>
     </w:p>
-    <w:p ns2:paraId="042B3F54" ns2:textId="777BBF33">
-      <w:pPr>
-        <w:spacing w:after="0" w:line="240" w:lineRule="auto"/>
-        <w:jc w:val="both"/>
-        <w:rPr>
-          <w:rFonts w:ascii="Arial Narrow" w:eastAsia="Arial Narrow" w:hAnsi="Arial Narrow" w:cs="Arial Narrow"/>
-          <w:kern w:val="0"/>
-          <ns2:ligatures ns2:val="none"/>
-        </w:rPr>
-      </w:pPr>
-    </w:p>
-    <w:p ns2:paraId="323E77FF" ns2:textId="7FBD6C42">
+    <w:p>
+      <w:pPr>
+        <w:spacing w:after="0" w:line="240" w:lineRule="auto"/>
+        <w:jc w:val="both"/>
+        <w:rPr>
+          <w:rFonts w:ascii="Arial Narrow" w:eastAsia="Arial Narrow" w:hAnsi="Arial Narrow" w:cs="Arial Narrow"/>
+          <w:kern w:val="0"/>
+          <w14:ligatures w14:val="none"/>
+        </w:rPr>
+      </w:pPr>
+    </w:p>
+    <w:p>
       <w:pPr>
         <w:pStyle w:val="Prrafodelista"/>
         <w:numPr>
@@ -5025,7 +4940,7 @@
         <w:rPr>
           <w:rFonts w:ascii="Arial Narrow" w:eastAsia="Arial Narrow" w:hAnsi="Arial Narrow" w:cs="Arial Narrow"/>
           <w:kern w:val="0"/>
-          <ns2:ligatures ns2:val="none"/>
+          <w14:ligatures w14:val="none"/>
         </w:rPr>
       </w:pPr>
       <w:r>
@@ -5034,7 +4949,7 @@
           <w:color w:val="000000"/>
           <w:kern w:val="0"/>
           <w:lang w:eastAsia="es-PE"/>
-          <ns2:ligatures ns2:val="none"/>
+          <w14:ligatures w14:val="none"/>
         </w:rPr>
         <w:t>Presunta</w:t>
       </w:r>
@@ -5044,7 +4959,7 @@
           <w:kern w:val="0"/>
           <w:shd w:val="clear" w:color="auto" w:fill="FFFFFF"/>
           <w:lang w:eastAsia="es-PE"/>
-          <ns2:ligatures ns2:val="none"/>
+          <w14:ligatures w14:val="none"/>
         </w:rPr>
         <w:t xml:space="preserve"> infracción a los artículos 18 y 19</w:t>
       </w:r>
@@ -5053,7 +4968,7 @@
           <w:rFonts w:ascii="Arial Narrow" w:eastAsia="Calibri" w:hAnsi="Arial Narrow" w:cs="Arial Narrow"/>
           <w:kern w:val="0"/>
           <w:lang w:eastAsia="es-PE"/>
-          <ns2:ligatures ns2:val="none"/>
+          <w14:ligatures w14:val="none"/>
         </w:rPr>
         <w:t xml:space="preserve"> de </w:t>
       </w:r>
@@ -5063,7 +4978,7 @@
           <w:kern w:val="0"/>
           <w:shd w:val="clear" w:color="auto" w:fill="FFFFFF"/>
           <w:lang w:eastAsia="es-PE"/>
-          <ns2:ligatures ns2:val="none"/>
+          <w14:ligatures w14:val="none"/>
         </w:rPr>
         <w:t>la Ley 29571</w:t>
       </w:r>
@@ -5071,7 +4986,7 @@
         <w:rPr>
           <w:rFonts w:ascii="Arial Narrow" w:eastAsia="Arial Narrow" w:hAnsi="Arial Narrow" w:cs="Arial Narrow"/>
           <w:kern w:val="0"/>
-          <ns2:ligatures ns2:val="none"/>
+          <w14:ligatures w14:val="none"/>
         </w:rPr>
         <w:t xml:space="preserve">, Código de Protección y Defensa del Consumidor, </w:t>
       </w:r>
@@ -5081,7 +4996,7 @@
           <w:kern w:val="0"/>
           <w:shd w:val="clear" w:color="auto" w:fill="FFFFFF"/>
           <w:lang w:eastAsia="es-PE"/>
-          <ns2:ligatures ns2:val="none"/>
+          <w14:ligatures w14:val="none"/>
         </w:rPr>
         <w:t xml:space="preserve">en tanto </w:t>
       </w:r>
@@ -5091,7 +5006,7 @@
           <w:kern w:val="0"/>
           <w:shd w:val="clear" w:color="auto" w:fill="FFFFFF"/>
           <w:lang w:eastAsia="es-PE"/>
-          <ns2:ligatures ns2:val="none"/>
+          <w14:ligatures w14:val="none"/>
         </w:rPr>
         <w:t>la compañía aseguradora habría continuado cobrando las primas a la denunciante de la Póliza 5000068, pese a la anulación</w:t>
       </w:r>
@@ -5099,23 +5014,23 @@
         <w:rPr>
           <w:rFonts w:ascii="Arial Narrow" w:eastAsia="Arial Narrow" w:hAnsi="Arial Narrow" w:cs="Arial Narrow"/>
           <w:kern w:val="0"/>
-          <ns2:ligatures ns2:val="none"/>
+          <w14:ligatures w14:val="none"/>
         </w:rPr>
         <w:t>.</w:t>
       </w:r>
     </w:p>
-    <w:p ns2:paraId="3DEC6DD6" ns2:textId="77777777">
-      <w:pPr>
-        <w:spacing w:after="0" w:line="240" w:lineRule="auto"/>
-        <w:jc w:val="both"/>
-        <w:rPr>
-          <w:rFonts w:ascii="Arial Narrow" w:eastAsia="Arial Narrow" w:hAnsi="Arial Narrow" w:cs="Arial Narrow"/>
-          <w:kern w:val="0"/>
-          <ns2:ligatures ns2:val="none"/>
-        </w:rPr>
-      </w:pPr>
-    </w:p>
-    <w:p ns2:paraId="0A292C9F" ns2:textId="1AE80E9E">
+    <w:p>
+      <w:pPr>
+        <w:spacing w:after="0" w:line="240" w:lineRule="auto"/>
+        <w:jc w:val="both"/>
+        <w:rPr>
+          <w:rFonts w:ascii="Arial Narrow" w:eastAsia="Arial Narrow" w:hAnsi="Arial Narrow" w:cs="Arial Narrow"/>
+          <w:kern w:val="0"/>
+          <w14:ligatures w14:val="none"/>
+        </w:rPr>
+      </w:pPr>
+    </w:p>
+    <w:p>
       <w:pPr>
         <w:spacing w:line="240" w:lineRule="auto"/>
         <w:contextualSpacing/>
@@ -5123,7 +5038,7 @@
         <w:rPr>
           <w:rFonts w:ascii="Arial Narrow" w:eastAsia="Calibri" w:hAnsi="Arial Narrow" w:cs="Arial"/>
           <w:kern w:val="0"/>
-          <ns2:ligatures ns2:val="none"/>
+          <w14:ligatures w14:val="none"/>
         </w:rPr>
       </w:pPr>
       <w:r>
@@ -5133,7 +5048,7 @@
           <w:color w:val="000000"/>
           <w:kern w:val="0"/>
           <w:lang w:eastAsia="es-PE"/>
-          <ns2:ligatures ns2:val="none"/>
+          <w14:ligatures w14:val="none"/>
         </w:rPr>
         <w:t>SEGUNDO:</w:t>
       </w:r>
@@ -5143,7 +5058,7 @@
           <w:color w:val="000000"/>
           <w:kern w:val="0"/>
           <w:lang w:eastAsia="es-PE"/>
-          <ns2:ligatures ns2:val="none"/>
+          <w14:ligatures w14:val="none"/>
         </w:rPr>
         <w:t xml:space="preserve"> tener por ofrecidos los medios probatorios presentados en el escrito de denuncia </w:t>
       </w:r>
@@ -5153,7 +5068,7 @@
           <w:color w:val="000000"/>
           <w:kern w:val="0"/>
           <w:lang w:val="es-ES" w:eastAsia="es-ES"/>
-          <ns2:ligatures ns2:val="none"/>
+          <w14:ligatures w14:val="none"/>
         </w:rPr>
         <w:t xml:space="preserve">del </w:t>
       </w:r>
@@ -5163,7 +5078,7 @@
           <w:color w:val="000000"/>
           <w:kern w:val="0"/>
           <w:lang w:val="es-ES" w:eastAsia="es-ES"/>
-          <ns2:ligatures ns2:val="none"/>
+          <w14:ligatures w14:val="none"/>
         </w:rPr>
         <w:t>25 de junio de 2025</w:t>
       </w:r>
@@ -5171,12 +5086,12 @@
         <w:rPr>
           <w:rFonts w:ascii="Arial Narrow" w:eastAsia="Calibri" w:hAnsi="Arial Narrow" w:cs="Arial"/>
           <w:kern w:val="0"/>
-          <ns2:ligatures ns2:val="none"/>
+          <w14:ligatures w14:val="none"/>
         </w:rPr>
         <w:t>.</w:t>
       </w:r>
     </w:p>
-    <w:p ns2:paraId="68A17E97" ns2:textId="77777777">
+    <w:p>
       <w:pPr>
         <w:spacing w:line="240" w:lineRule="auto"/>
         <w:contextualSpacing/>
@@ -5186,20 +5101,20 @@
           <w:color w:val="000000"/>
           <w:kern w:val="0"/>
           <w:lang w:eastAsia="es-PE"/>
-          <ns2:ligatures ns2:val="none"/>
-        </w:rPr>
-      </w:pPr>
-    </w:p>
-    <w:p ns2:paraId="168254DA" ns2:textId="05DD7D66">
-      <w:pPr>
-        <w:spacing w:after="0" w:line="240" w:lineRule="auto"/>
-        <w:jc w:val="both"/>
-        <w:rPr>
-          <w:rFonts w:ascii="Arial Narrow" w:eastAsia="Arial Narrow" w:hAnsi="Arial Narrow" w:cs="Arial Narrow"/>
-          <w:color w:val="000000"/>
-          <w:kern w:val="0"/>
-          <w:lang w:eastAsia="es-PE"/>
-          <ns2:ligatures ns2:val="none"/>
+          <w14:ligatures w14:val="none"/>
+        </w:rPr>
+      </w:pPr>
+    </w:p>
+    <w:p>
+      <w:pPr>
+        <w:spacing w:after="0" w:line="240" w:lineRule="auto"/>
+        <w:jc w:val="both"/>
+        <w:rPr>
+          <w:rFonts w:ascii="Arial Narrow" w:eastAsia="Arial Narrow" w:hAnsi="Arial Narrow" w:cs="Arial Narrow"/>
+          <w:color w:val="000000"/>
+          <w:kern w:val="0"/>
+          <w:lang w:eastAsia="es-PE"/>
+          <w14:ligatures w14:val="none"/>
         </w:rPr>
       </w:pPr>
       <w:r>
@@ -5209,7 +5124,7 @@
           <w:color w:val="000000"/>
           <w:kern w:val="0"/>
           <w:lang w:eastAsia="es-PE"/>
-          <ns2:ligatures ns2:val="none"/>
+          <w14:ligatures w14:val="none"/>
         </w:rPr>
         <w:t xml:space="preserve">TERCERO: </w:t>
       </w:r>
@@ -5219,7 +5134,7 @@
           <w:color w:val="000000"/>
           <w:kern w:val="0"/>
           <w:lang w:eastAsia="es-PE"/>
-          <ns2:ligatures ns2:val="none"/>
+          <w14:ligatures w14:val="none"/>
         </w:rPr>
         <w:t xml:space="preserve">requerir a </w:t>
       </w:r>
@@ -5236,12 +5151,12 @@
           <w:color w:val="000000"/>
           <w:kern w:val="0"/>
           <w:lang w:eastAsia="es-PE"/>
-          <ns2:ligatures ns2:val="none"/>
+          <w14:ligatures w14:val="none"/>
         </w:rPr>
         <w:t>que cumpla con lo siguiente:</w:t>
       </w:r>
     </w:p>
-    <w:p ns2:paraId="20FDFB8D" ns2:textId="77777777">
+    <w:p>
       <w:pPr>
         <w:spacing w:after="0" w:line="240" w:lineRule="auto"/>
         <w:jc w:val="both"/>
@@ -5250,11 +5165,11 @@
           <w:color w:val="000000"/>
           <w:kern w:val="0"/>
           <w:lang w:eastAsia="es-PE"/>
-          <ns2:ligatures ns2:val="none"/>
-        </w:rPr>
-      </w:pPr>
-    </w:p>
-    <w:p ns2:paraId="4AA80738" ns2:textId="77777777">
+          <w14:ligatures w14:val="none"/>
+        </w:rPr>
+      </w:pPr>
+    </w:p>
+    <w:p>
       <w:pPr>
         <w:numPr>
           <w:ilvl w:val="0"/>
@@ -5268,16 +5183,16 @@
           <w:color w:val="000000"/>
           <w:kern w:val="0"/>
           <w:lang w:eastAsia="es-PE"/>
-          <ns2:ligatures ns2:val="none"/>
-        </w:rPr>
-      </w:pPr>
-      <w:r>
-        <w:rPr>
-          <w:rFonts w:ascii="Arial Narrow" w:eastAsia="Arial Narrow" w:hAnsi="Arial Narrow" w:cs="Arial Narrow"/>
-          <w:color w:val="000000"/>
-          <w:kern w:val="0"/>
-          <w:lang w:eastAsia="es-PE"/>
-          <ns2:ligatures ns2:val="none"/>
+          <w14:ligatures w14:val="none"/>
+        </w:rPr>
+      </w:pPr>
+      <w:r>
+        <w:rPr>
+          <w:rFonts w:ascii="Arial Narrow" w:eastAsia="Arial Narrow" w:hAnsi="Arial Narrow" w:cs="Arial Narrow"/>
+          <w:color w:val="000000"/>
+          <w:kern w:val="0"/>
+          <w:lang w:eastAsia="es-PE"/>
+          <w14:ligatures w14:val="none"/>
         </w:rPr>
         <w:t>presentar documentos</w:t>
       </w:r>
@@ -5287,12 +5202,12 @@
           <w:color w:val="000000"/>
           <w:kern w:val="0"/>
           <w:lang w:eastAsia="es-PE"/>
-          <ns2:ligatures ns2:val="none"/>
+          <w14:ligatures w14:val="none"/>
         </w:rPr>
         <w:t xml:space="preserve"> que acrediten su inscripción en los Registros Públicos o una declaración jurada que indique que cuenta con dicha inscripción;</w:t>
       </w:r>
     </w:p>
-    <w:p ns2:paraId="2B29D59F" ns2:textId="77777777">
+    <w:p>
       <w:pPr>
         <w:numPr>
           <w:ilvl w:val="0"/>
@@ -5306,21 +5221,21 @@
           <w:color w:val="000000"/>
           <w:kern w:val="0"/>
           <w:lang w:eastAsia="es-PE"/>
-          <ns2:ligatures ns2:val="none"/>
-        </w:rPr>
-      </w:pPr>
-      <w:r>
-        <w:rPr>
-          <w:rFonts w:ascii="Arial Narrow" w:eastAsia="Arial Narrow" w:hAnsi="Arial Narrow" w:cs="Arial Narrow"/>
-          <w:color w:val="000000"/>
-          <w:kern w:val="0"/>
-          <w:lang w:eastAsia="es-PE"/>
-          <ns2:ligatures ns2:val="none"/>
+          <w14:ligatures w14:val="none"/>
+        </w:rPr>
+      </w:pPr>
+      <w:r>
+        <w:rPr>
+          <w:rFonts w:ascii="Arial Narrow" w:eastAsia="Arial Narrow" w:hAnsi="Arial Narrow" w:cs="Arial Narrow"/>
+          <w:color w:val="000000"/>
+          <w:kern w:val="0"/>
+          <w:lang w:eastAsia="es-PE"/>
+          <w14:ligatures w14:val="none"/>
         </w:rPr>
         <w:t>presentar copia simple de las facultades de representación de su representante legal en el presente procedimiento o la declaración jurada que indique que cuenta con dichas facultades y que estas se encuentran vigentes;</w:t>
       </w:r>
     </w:p>
-    <w:p ns2:paraId="7EF50C46" ns2:textId="77777777">
+    <w:p>
       <w:pPr>
         <w:numPr>
           <w:ilvl w:val="0"/>
@@ -5334,21 +5249,21 @@
           <w:color w:val="000000"/>
           <w:kern w:val="0"/>
           <w:lang w:eastAsia="es-PE"/>
-          <ns2:ligatures ns2:val="none"/>
-        </w:rPr>
-      </w:pPr>
-      <w:r>
-        <w:rPr>
-          <w:rFonts w:ascii="Arial Narrow" w:eastAsia="Arial Narrow" w:hAnsi="Arial Narrow" w:cs="Arial Narrow"/>
-          <w:color w:val="000000"/>
-          <w:kern w:val="0"/>
-          <w:lang w:eastAsia="es-PE"/>
-          <ns2:ligatures ns2:val="none"/>
+          <w14:ligatures w14:val="none"/>
+        </w:rPr>
+      </w:pPr>
+      <w:r>
+        <w:rPr>
+          <w:rFonts w:ascii="Arial Narrow" w:eastAsia="Arial Narrow" w:hAnsi="Arial Narrow" w:cs="Arial Narrow"/>
+          <w:color w:val="000000"/>
+          <w:kern w:val="0"/>
+          <w:lang w:eastAsia="es-PE"/>
+          <w14:ligatures w14:val="none"/>
         </w:rPr>
         <w:t>consignar el Número de Registro Único de Contribuyentes (RUC); y,</w:t>
       </w:r>
     </w:p>
-    <w:p ns2:paraId="19E4DFA1" ns2:textId="77777777">
+    <w:p>
       <w:pPr>
         <w:numPr>
           <w:ilvl w:val="0"/>
@@ -5360,16 +5275,16 @@
         <w:rPr>
           <w:rFonts w:ascii="Arial Narrow" w:eastAsia="Calibri" w:hAnsi="Arial Narrow" w:cs="Arial"/>
           <w:kern w:val="0"/>
-          <ns2:ligatures ns2:val="none"/>
-        </w:rPr>
-      </w:pPr>
-      <w:r>
-        <w:rPr>
-          <w:rFonts w:ascii="Arial Narrow" w:eastAsia="Arial Narrow" w:hAnsi="Arial Narrow" w:cs="Arial Narrow"/>
-          <w:color w:val="000000"/>
-          <w:kern w:val="0"/>
-          <w:lang w:eastAsia="es-PE"/>
-          <ns2:ligatures ns2:val="none"/>
+          <w14:ligatures w14:val="none"/>
+        </w:rPr>
+      </w:pPr>
+      <w:r>
+        <w:rPr>
+          <w:rFonts w:ascii="Arial Narrow" w:eastAsia="Arial Narrow" w:hAnsi="Arial Narrow" w:cs="Arial Narrow"/>
+          <w:color w:val="000000"/>
+          <w:kern w:val="0"/>
+          <w:lang w:eastAsia="es-PE"/>
+          <w14:ligatures w14:val="none"/>
         </w:rPr>
         <w:t>fijar domicilio procesal para el procedimiento, de conformidad con el numeral 1 del artículo 442</w:t>
       </w:r>
@@ -5379,7 +5294,7 @@
           <w:color w:val="000000"/>
           <w:kern w:val="0"/>
           <w:lang w:eastAsia="es-PE"/>
-          <ns2:ligatures ns2:val="none"/>
+          <w14:ligatures w14:val="none"/>
         </w:rPr>
         <w:t/>
       </w:r>
@@ -5389,7 +5304,7 @@
           <w:color w:val="000000"/>
           <w:kern w:val="0"/>
           <w:lang w:eastAsia="es-PE"/>
-          <ns2:ligatures ns2:val="none"/>
+          <w14:ligatures w14:val="none"/>
         </w:rPr>
         <w:t xml:space="preserve"> del Código Procesal Civil. </w:t>
       </w:r>
@@ -5397,7 +5312,7 @@
         <w:rPr>
           <w:rFonts w:ascii="Arial Narrow" w:eastAsia="Calibri" w:hAnsi="Arial Narrow" w:cs="Arial"/>
           <w:kern w:val="0"/>
-          <ns2:ligatures ns2:val="none"/>
+          <w14:ligatures w14:val="none"/>
         </w:rPr>
         <w:t>Para ello podrá señalar domicilio físico o una dirección electrónica a la que pueda remitirse las notificaciones</w:t>
       </w:r>
@@ -5406,12 +5321,12 @@
           <w:rFonts w:ascii="Arial Narrow" w:eastAsia="Arial" w:hAnsi="Arial Narrow" w:cs="Arial"/>
           <w:kern w:val="0"/>
           <w:lang w:val="es"/>
-          <ns2:ligatures ns2:val="none"/>
+          <w14:ligatures w14:val="none"/>
         </w:rPr>
         <w:t>;</w:t>
       </w:r>
     </w:p>
-    <w:p ns2:paraId="7C63E340" ns2:textId="77777777">
+    <w:p>
       <w:pPr>
         <w:numPr>
           <w:ilvl w:val="0"/>
@@ -5423,14 +5338,14 @@
         <w:rPr>
           <w:rFonts w:ascii="Arial Narrow" w:eastAsia="Calibri" w:hAnsi="Arial Narrow" w:cs="Arial"/>
           <w:kern w:val="0"/>
-          <ns2:ligatures ns2:val="none"/>
+          <w14:ligatures w14:val="none"/>
         </w:rPr>
       </w:pPr>
       <w:r>
         <w:rPr>
           <w:rFonts w:ascii="Arial Narrow" w:eastAsia="Calibri" w:hAnsi="Arial Narrow" w:cs="Arial"/>
           <w:kern w:val="0"/>
-          <ns2:ligatures ns2:val="none"/>
+          <w14:ligatures w14:val="none"/>
         </w:rPr>
         <w:t xml:space="preserve">en caso califique como </w:t>
       </w:r>
@@ -5439,7 +5354,7 @@
         <w:rPr>
           <w:rFonts w:ascii="Arial Narrow" w:eastAsia="Calibri" w:hAnsi="Arial Narrow" w:cs="Arial"/>
           <w:kern w:val="0"/>
-          <ns2:ligatures ns2:val="none"/>
+          <w14:ligatures w14:val="none"/>
         </w:rPr>
         <w:t>micro empresa</w:t>
       </w:r>
@@ -5448,7 +5363,7 @@
         <w:rPr>
           <w:rFonts w:ascii="Arial Narrow" w:eastAsia="Calibri" w:hAnsi="Arial Narrow" w:cs="Arial"/>
           <w:kern w:val="0"/>
-          <ns2:ligatures ns2:val="none"/>
+          <w14:ligatures w14:val="none"/>
         </w:rPr>
         <w:t xml:space="preserve"> o pequeña empresa, presentar los documentos que acrediten su volumen de ventas o ingresos brutos percibidos el año anterior relativo a todas sus actividades económicas y el número de trabajadores con el que cuenta</w:t>
       </w:r>
@@ -5458,7 +5373,7 @@
           <w:rFonts w:ascii="Arial Narrow" w:eastAsia="Calibri" w:hAnsi="Arial Narrow" w:cs="Arial"/>
           <w:kern w:val="0"/>
           <w:vertAlign w:val="superscript"/>
-          <ns2:ligatures ns2:val="none"/>
+          <w14:ligatures w14:val="none"/>
         </w:rPr>
         <w:footnoteReference w:id="8"/>
       </w:r>
@@ -5466,7 +5381,7 @@
         <w:rPr>
           <w:rFonts w:ascii="Arial Narrow" w:eastAsia="Calibri" w:hAnsi="Arial Narrow" w:cs="Arial"/>
           <w:kern w:val="0"/>
-          <ns2:ligatures ns2:val="none"/>
+          <w14:ligatures w14:val="none"/>
         </w:rPr>
         <w:t>. Ello, a fin de que la Comisión pueda meritar dicha documentación, conforme lo establece el artículo 110</w:t>
       </w:r>
@@ -5476,7 +5391,7 @@
           <w:color w:val="000000"/>
           <w:kern w:val="0"/>
           <w:lang w:eastAsia="es-PE"/>
-          <ns2:ligatures ns2:val="none"/>
+          <w14:ligatures w14:val="none"/>
         </w:rPr>
         <w:t/>
       </w:r>
@@ -5484,7 +5399,7 @@
         <w:rPr>
           <w:rFonts w:ascii="Arial Narrow" w:eastAsia="Calibri" w:hAnsi="Arial Narrow" w:cs="Arial"/>
           <w:kern w:val="0"/>
-          <ns2:ligatures ns2:val="none"/>
+          <w14:ligatures w14:val="none"/>
         </w:rPr>
         <w:t xml:space="preserve"> del </w:t>
       </w:r>
@@ -5493,7 +5408,7 @@
           <w:rFonts w:ascii="Arial Narrow" w:eastAsia="Calibri" w:hAnsi="Arial Narrow" w:cs="Arial"/>
           <w:spacing w:val="-2"/>
           <w:kern w:val="0"/>
-          <ns2:ligatures ns2:val="none"/>
+          <w14:ligatures w14:val="none"/>
         </w:rPr>
         <w:t>Código</w:t>
       </w:r>
@@ -5504,7 +5419,7 @@
           <w:spacing w:val="-2"/>
           <w:kern w:val="0"/>
           <w:vertAlign w:val="superscript"/>
-          <ns2:ligatures ns2:val="none"/>
+          <w14:ligatures w14:val="none"/>
         </w:rPr>
         <w:footnoteReference w:id="9"/>
       </w:r>
@@ -5513,12 +5428,12 @@
           <w:rFonts w:ascii="Arial Narrow" w:eastAsia="Calibri" w:hAnsi="Arial Narrow" w:cs="Arial"/>
           <w:spacing w:val="-2"/>
           <w:kern w:val="0"/>
-          <ns2:ligatures ns2:val="none"/>
+          <w14:ligatures w14:val="none"/>
         </w:rPr>
         <w:t>.</w:t>
       </w:r>
     </w:p>
-    <w:p ns2:paraId="1F11FE32" ns2:textId="77777777">
+    <w:p>
       <w:pPr>
         <w:spacing w:after="0" w:line="240" w:lineRule="auto"/>
         <w:ind w:left="567"/>
@@ -5528,20 +5443,20 @@
           <w:color w:val="000000"/>
           <w:kern w:val="0"/>
           <w:lang w:eastAsia="es-PE"/>
-          <ns2:ligatures ns2:val="none"/>
-        </w:rPr>
-      </w:pPr>
-    </w:p>
-    <w:p>
-      <w:pPr>
-        <w:spacing w:after="0" w:line="240" w:lineRule="auto"/>
-        <w:jc w:val="both"/>
-        <w:rPr>
-          <w:rFonts w:ascii="Arial Narrow" w:eastAsia="Arial Narrow" w:hAnsi="Arial Narrow" w:cs="Arial Narrow"/>
-          <w:color w:val="000000"/>
-          <w:kern w:val="0"/>
-          <w:lang w:eastAsia="es-PE"/>
-          <ns2:ligatures ns2:val="none"/>
+          <w14:ligatures w14:val="none"/>
+        </w:rPr>
+      </w:pPr>
+    </w:p>
+    <w:p>
+      <w:pPr>
+        <w:spacing w:after="0" w:line="240" w:lineRule="auto"/>
+        <w:jc w:val="both"/>
+        <w:rPr>
+          <w:rFonts w:ascii="Arial Narrow" w:eastAsia="Arial Narrow" w:hAnsi="Arial Narrow" w:cs="Arial Narrow"/>
+          <w:color w:val="000000"/>
+          <w:kern w:val="0"/>
+          <w:lang w:eastAsia="es-PE"/>
+          <w14:ligatures w14:val="none"/>
         </w:rPr>
       </w:pPr>
       <w:r>
@@ -5560,32 +5475,72 @@
           <w:sz w:val="20"/>
           <w:szCs w:val="20"/>
         </w:rPr>
-        <w:t xml:space="preserve">correr traslado de la presente resolución a Interseguro Compañía de Seguros S.A. para que, de conformidad con lo dispuesto por el artículo 26 de la Ley sobre Facultades, Normas y Organización del Indecopi, aprobada por Decreto Legislativo 807, presente sus descargos sobre la imputación de cargos realizada en un plazo no mayor a cinco (5) días hábiles contado a partir del día siguiente de la notificación de la presente resolución, vencido el cual, el Secretario Técnico declarará en rebeldía al denunciado que no lo hubiera presentado. Debe precisarse que de conformidad con lo establecido por el artículo 223 del Texto Único Ordenado de la Ley 27444, Ley del Procedimiento Administrativo General, las alegaciones y los hechos relevantes de la reclamación, salvo que hayan sido específicamente negadas en la contestación, se tendrán por aceptadas o merituadas como ciertas.</w:t>
-      </w:r>
-    </w:p>
-    <w:p ns2:paraId="228F876C" ns2:textId="77777777">
-      <w:pPr>
-        <w:spacing w:after="0" w:line="240" w:lineRule="auto"/>
-        <w:jc w:val="both"/>
-        <w:rPr>
-          <w:rFonts w:ascii="Arial Narrow" w:eastAsia="Arial Narrow" w:hAnsi="Arial Narrow" w:cs="Arial Narrow"/>
-          <w:color w:val="000000"/>
-          <w:kern w:val="0"/>
-          <w:lang w:eastAsia="es-PE"/>
-          <ns2:ligatures ns2:val="none"/>
-        </w:rPr>
-      </w:pPr>
-    </w:p>
-    <w:p ns2:paraId="774AFBA5" ns2:textId="0566623E">
-      <w:pPr>
-        <w:spacing w:after="0" w:line="240" w:lineRule="auto"/>
-        <w:jc w:val="both"/>
-        <w:rPr>
-          <w:rFonts w:ascii="Arial Narrow" w:eastAsia="Times New Roman" w:hAnsi="Arial Narrow" w:cs="Arial"/>
-          <w:color w:val="000000"/>
-          <w:kern w:val="0"/>
+        <w:t xml:space="preserve">correr traslado de la presente resolución a Interseguro Compañía de Seguros S.A. para que, de conformidad con lo dispuesto por el artículo 26 de la Ley sobre Facultades, Normas y Organización del Indecopi, aprobada por Decreto Legislativo 807</w:t>
+      </w:r>
+      <w:r>
+        <w:rPr>
+          <w:rStyle w:val="Refdenotaalpie"/>
+          <w:rFonts w:ascii="Arial Narrow" w:eastAsia="Times New Roman" w:hAnsi="Arial Narrow" w:cs="Times New Roman"/>
+          <w:color w:val="000000"/>
+          <w:kern w:val="0"/>
+          <w:vertAlign w:val="superscript"/>
           <w:lang w:val="es-ES" w:eastAsia="es-ES"/>
-          <ns2:ligatures ns2:val="none"/>
+          <w14:ligatures w14:val="none"/>
+        </w:rPr>
+        <w:footnoteReference w:id="15"/>
+      </w:r>
+      <w:r>
+        <w:rPr>
+          <w:rFonts w:ascii="Arial Narrow" w:hAnsi="Arial Narrow" w:cs="Arial Narrow"/>
+          <w:sz w:val="20"/>
+          <w:szCs w:val="20"/>
+        </w:rPr>
+        <w:t xml:space="preserve">, presente sus descargos sobre la imputación de cargos realizada en un plazo no mayor a cinco (5) días hábiles contado a partir del día siguiente de la notificación de la presente resolución, vencido el cual, el Secretario Técnico declarará en rebeldía al denunciado que no lo hubiera presentado. Debe precisarse que de conformidad con lo establecido por el artículo 223 del Texto Único Ordenado de la Ley 27444, Ley del Procedimiento Administrativo General</w:t>
+      </w:r>
+      <w:r>
+        <w:rPr>
+          <w:rStyle w:val="Refdenotaalpie"/>
+          <w:rFonts w:ascii="Arial Narrow" w:eastAsia="Times New Roman" w:hAnsi="Arial Narrow" w:cs="Times New Roman"/>
+          <w:color w:val="000000"/>
+          <w:kern w:val="0"/>
+          <w:vertAlign w:val="superscript"/>
+          <w:lang w:val="es-ES" w:eastAsia="es-ES"/>
+          <w14:ligatures w14:val="none"/>
+        </w:rPr>
+        <w:footnoteReference w:id="16"/>
+      </w:r>
+      <w:r>
+        <w:rPr>
+          <w:rFonts w:ascii="Arial Narrow" w:hAnsi="Arial Narrow" w:cs="Arial Narrow"/>
+          <w:sz w:val="20"/>
+          <w:szCs w:val="20"/>
+        </w:rPr>
+        <w:t xml:space="preserve">, las alegaciones y los hechos relevantes de la reclamación, salvo que hayan sido específicamente negadas en la contestación, se tendrán por aceptadas o merituadas como ciertas.</w:t>
+      </w:r>
+    </w:p>
+    <w:p>
+      <w:pPr>
+        <w:spacing w:after="0" w:line="240" w:lineRule="auto"/>
+        <w:jc w:val="both"/>
+        <w:rPr>
+          <w:rFonts w:ascii="Arial Narrow" w:eastAsia="Arial Narrow" w:hAnsi="Arial Narrow" w:cs="Arial Narrow"/>
+          <w:color w:val="000000"/>
+          <w:kern w:val="0"/>
+          <w:lang w:eastAsia="es-PE"/>
+          <w14:ligatures w14:val="none"/>
+        </w:rPr>
+      </w:pPr>
+    </w:p>
+    <w:p>
+      <w:pPr>
+        <w:spacing w:after="0" w:line="240" w:lineRule="auto"/>
+        <w:jc w:val="both"/>
+        <w:rPr>
+          <w:rFonts w:ascii="Arial Narrow" w:eastAsia="Times New Roman" w:hAnsi="Arial Narrow" w:cs="Arial"/>
+          <w:color w:val="000000"/>
+          <w:kern w:val="0"/>
+          <w:lang w:val="es-ES" w:eastAsia="es-ES"/>
+          <w14:ligatures w14:val="none"/>
         </w:rPr>
       </w:pPr>
       <w:r>
@@ -5595,7 +5550,7 @@
           <w:color w:val="000000"/>
           <w:kern w:val="0"/>
           <w:lang w:eastAsia="es-PE"/>
-          <ns2:ligatures ns2:val="none"/>
+          <w14:ligatures w14:val="none"/>
         </w:rPr>
         <w:t xml:space="preserve">QUINTO: </w:t>
       </w:r>
@@ -5606,7 +5561,7 @@
           <w:color w:val="000000"/>
           <w:kern w:val="0"/>
           <w:lang w:eastAsia="es-ES"/>
-          <ns2:ligatures ns2:val="none"/>
+          <w14:ligatures w14:val="none"/>
         </w:rPr>
         <w:t xml:space="preserve">requerir </w:t>
       </w:r>
@@ -5616,7 +5571,7 @@
           <w:color w:val="000000"/>
           <w:kern w:val="0"/>
           <w:lang w:val="es-ES" w:eastAsia="es-ES"/>
-          <ns2:ligatures ns2:val="none"/>
+          <w14:ligatures w14:val="none"/>
         </w:rPr>
         <w:t xml:space="preserve">que, en un </w:t>
       </w:r>
@@ -5626,7 +5581,7 @@
           <w:color w:val="000000"/>
           <w:kern w:val="0"/>
           <w:lang w:eastAsia="es-ES"/>
-          <ns2:ligatures ns2:val="none"/>
+          <w14:ligatures w14:val="none"/>
         </w:rPr>
         <w:t>plazo no mayor de cinco (5) días hábiles contado a partir del día siguiente de la notificación de la presente resolución</w:t>
       </w:r>
@@ -5637,7 +5592,7 @@
           <w:color w:val="000000"/>
           <w:kern w:val="0"/>
           <w:lang w:eastAsia="es-ES"/>
-          <ns2:ligatures ns2:val="none"/>
+          <w14:ligatures w14:val="none"/>
         </w:rPr>
         <w:t xml:space="preserve">, </w:t>
       </w:r>
@@ -5649,7 +5604,7 @@
           <w:kern w:val="0"/>
           <w:shd w:val="clear" w:color="auto" w:fill="FFFFFF"/>
           <w:lang w:eastAsia="es-PE"/>
-          <ns2:ligatures ns2:val="none"/>
+          <w14:ligatures w14:val="none"/>
         </w:rPr>
         <w:t>el proveedor denunciado</w:t>
       </w:r>
@@ -5659,7 +5614,7 @@
           <w:color w:val="000000"/>
           <w:kern w:val="0"/>
           <w:lang w:eastAsia="es-ES"/>
-          <ns2:ligatures ns2:val="none"/>
+          <w14:ligatures w14:val="none"/>
         </w:rPr>
         <w:t xml:space="preserve"> </w:t>
       </w:r>
@@ -5670,7 +5625,7 @@
           <w:color w:val="000000"/>
           <w:kern w:val="0"/>
           <w:lang w:val="es-ES" w:eastAsia="es-ES"/>
-          <ns2:ligatures ns2:val="none"/>
+          <w14:ligatures w14:val="none"/>
         </w:rPr>
         <w:t xml:space="preserve">cumpla con: </w:t>
       </w:r>
@@ -5680,7 +5635,7 @@
           <w:color w:val="000000"/>
           <w:kern w:val="0"/>
           <w:lang w:val="es-ES" w:eastAsia="es-ES"/>
-          <ns2:ligatures ns2:val="none"/>
+          <w14:ligatures w14:val="none"/>
         </w:rPr>
         <w:t xml:space="preserve">(i) presentar una copia completa, legible y debidamente suscrita de la Póliza </w:t>
       </w:r>
@@ -5690,7 +5645,7 @@
           <w:color w:val="000000"/>
           <w:kern w:val="0"/>
           <w:lang w:eastAsia="es-ES"/>
-          <ns2:ligatures ns2:val="none"/>
+          <w14:ligatures w14:val="none"/>
         </w:rPr>
         <w:t xml:space="preserve">5000068 </w:t>
       </w:r>
@@ -5700,7 +5655,7 @@
           <w:color w:val="000000"/>
           <w:kern w:val="0"/>
           <w:lang w:val="es-ES" w:eastAsia="es-ES"/>
-          <ns2:ligatures ns2:val="none"/>
+          <w14:ligatures w14:val="none"/>
         </w:rPr>
         <w:t>del Seguro de Tarjeta, así como el cargo de remisión de la póliza; (</w:t>
       </w:r>
@@ -5711,7 +5666,7 @@
           <w:color w:val="000000"/>
           <w:kern w:val="0"/>
           <w:lang w:val="es-ES" w:eastAsia="es-ES"/>
-          <ns2:ligatures ns2:val="none"/>
+          <w14:ligatures w14:val="none"/>
         </w:rPr>
         <w:t>ii</w:t>
       </w:r>
@@ -5722,7 +5677,7 @@
           <w:color w:val="000000"/>
           <w:kern w:val="0"/>
           <w:lang w:val="es-ES" w:eastAsia="es-ES"/>
-          <ns2:ligatures ns2:val="none"/>
+          <w14:ligatures w14:val="none"/>
         </w:rPr>
         <w:t xml:space="preserve">) presentar los medios probatorios que acrediten que entregó oportunamente </w:t>
       </w:r>
@@ -5732,7 +5687,7 @@
           <w:color w:val="000000"/>
           <w:kern w:val="0"/>
           <w:lang w:val="es-ES" w:eastAsia="es-ES"/>
-          <ns2:ligatures ns2:val="none"/>
+          <w14:ligatures w14:val="none"/>
         </w:rPr>
         <w:t xml:space="preserve">el certificado de la </w:t>
       </w:r>
@@ -5742,7 +5697,7 @@
           <w:color w:val="000000"/>
           <w:kern w:val="0"/>
           <w:lang w:val="es-ES" w:eastAsia="es-ES"/>
-          <ns2:ligatures ns2:val="none"/>
+          <w14:ligatures w14:val="none"/>
         </w:rPr>
         <w:t>Póliza 5000068 del Seguro de Tarjeta; y, (</w:t>
       </w:r>
@@ -5753,7 +5708,7 @@
           <w:color w:val="000000"/>
           <w:kern w:val="0"/>
           <w:lang w:val="es-ES" w:eastAsia="es-ES"/>
-          <ns2:ligatures ns2:val="none"/>
+          <w14:ligatures w14:val="none"/>
         </w:rPr>
         <w:t>iii</w:t>
       </w:r>
@@ -5764,7 +5719,7 @@
           <w:color w:val="000000"/>
           <w:kern w:val="0"/>
           <w:lang w:val="es-ES" w:eastAsia="es-ES"/>
-          <ns2:ligatures ns2:val="none"/>
+          <w14:ligatures w14:val="none"/>
         </w:rPr>
         <w:t>) presentar todas las comunicaciones cursadas con la parte denunciante en virtud del hecho materia de denuncia</w:t>
       </w:r>
@@ -5774,12 +5729,12 @@
           <w:color w:val="000000"/>
           <w:kern w:val="0"/>
           <w:lang w:val="es-ES" w:eastAsia="es-ES"/>
-          <ns2:ligatures ns2:val="none"/>
+          <w14:ligatures w14:val="none"/>
         </w:rPr>
         <w:t>.</w:t>
       </w:r>
     </w:p>
-    <w:p ns2:paraId="12A4D8BD" ns2:textId="77777777">
+    <w:p>
       <w:pPr>
         <w:spacing w:after="0" w:line="240" w:lineRule="auto"/>
         <w:jc w:val="both"/>
@@ -5789,20 +5744,20 @@
           <w:color w:val="000000"/>
           <w:kern w:val="0"/>
           <w:lang w:val="es-ES" w:eastAsia="es-PE"/>
-          <ns2:ligatures ns2:val="none"/>
-        </w:rPr>
-      </w:pPr>
-    </w:p>
-    <w:p ns2:paraId="591B7E6F" ns2:textId="77777777">
-      <w:pPr>
-        <w:spacing w:after="0" w:line="240" w:lineRule="auto"/>
-        <w:jc w:val="both"/>
-        <w:rPr>
-          <w:rFonts w:ascii="Arial Narrow" w:eastAsia="Arial Narrow" w:hAnsi="Arial Narrow" w:cs="Arial Narrow"/>
-          <w:color w:val="000000"/>
-          <w:kern w:val="0"/>
-          <w:lang w:eastAsia="es-PE"/>
-          <ns2:ligatures ns2:val="none"/>
+          <w14:ligatures w14:val="none"/>
+        </w:rPr>
+      </w:pPr>
+    </w:p>
+    <w:p>
+      <w:pPr>
+        <w:spacing w:after="0" w:line="240" w:lineRule="auto"/>
+        <w:jc w:val="both"/>
+        <w:rPr>
+          <w:rFonts w:ascii="Arial Narrow" w:eastAsia="Arial Narrow" w:hAnsi="Arial Narrow" w:cs="Arial Narrow"/>
+          <w:color w:val="000000"/>
+          <w:kern w:val="0"/>
+          <w:lang w:eastAsia="es-PE"/>
+          <w14:ligatures w14:val="none"/>
         </w:rPr>
       </w:pPr>
       <w:r>
@@ -5812,7 +5767,7 @@
           <w:color w:val="000000"/>
           <w:kern w:val="0"/>
           <w:lang w:eastAsia="es-PE"/>
-          <ns2:ligatures ns2:val="none"/>
+          <w14:ligatures w14:val="none"/>
         </w:rPr>
         <w:t>SEXTO:</w:t>
       </w:r>
@@ -5822,7 +5777,7 @@
           <w:color w:val="000000"/>
           <w:kern w:val="0"/>
           <w:lang w:eastAsia="es-PE"/>
-          <ns2:ligatures ns2:val="none"/>
+          <w14:ligatures w14:val="none"/>
         </w:rPr>
         <w:t xml:space="preserve"> </w:t>
       </w:r>
@@ -5833,7 +5788,7 @@
           <w:color w:val="000000"/>
           <w:kern w:val="0"/>
           <w:lang w:eastAsia="es-PE"/>
-          <ns2:ligatures ns2:val="none"/>
+          <w14:ligatures w14:val="none"/>
         </w:rPr>
         <w:t>informar a las partes que el artículo 110</w:t>
       </w:r>
@@ -5843,7 +5798,7 @@
           <w:color w:val="000000"/>
           <w:kern w:val="0"/>
           <w:lang w:eastAsia="es-PE"/>
-          <ns2:ligatures ns2:val="none"/>
+          <w14:ligatures w14:val="none"/>
         </w:rPr>
         <w:t/>
       </w:r>
@@ -5853,7 +5808,7 @@
           <w:color w:val="000000"/>
           <w:kern w:val="0"/>
           <w:lang w:eastAsia="es-PE"/>
-          <ns2:ligatures ns2:val="none"/>
+          <w14:ligatures w14:val="none"/>
         </w:rPr>
         <w:t xml:space="preserve"> de la Ley 29571, Código de Protección y Defensa del Consumidor</w:t>
       </w:r>
@@ -5865,7 +5820,7 @@
           <w:kern w:val="0"/>
           <w:vertAlign w:val="superscript"/>
           <w:lang w:eastAsia="es-PE"/>
-          <ns2:ligatures ns2:val="none"/>
+          <w14:ligatures w14:val="none"/>
         </w:rPr>
         <w:footnoteReference w:id="10"/>
       </w:r>
@@ -5875,7 +5830,7 @@
           <w:color w:val="000000"/>
           <w:kern w:val="0"/>
           <w:lang w:eastAsia="es-PE"/>
-          <ns2:ligatures ns2:val="none"/>
+          <w14:ligatures w14:val="none"/>
         </w:rPr>
         <w:t>, faculta a la Comisión a calificar las infracciones de la referida norma como leves, graves o muy graves e imponer sanciones que van desde una amonestación hasta una multa por un máximo de 450 Unidades Impositivas Tributarias, sin perjuicio de las medidas correctivas, reparadoras y complementarias, que puedan ordenarse de acuerdo a lo estipulado en los artículos 114</w:t>
       </w:r>
@@ -5885,7 +5840,7 @@
           <w:color w:val="000000"/>
           <w:kern w:val="0"/>
           <w:lang w:eastAsia="es-PE"/>
-          <ns2:ligatures ns2:val="none"/>
+          <w14:ligatures w14:val="none"/>
         </w:rPr>
         <w:t/>
       </w:r>
@@ -5895,7 +5850,7 @@
           <w:color w:val="000000"/>
           <w:kern w:val="0"/>
           <w:lang w:eastAsia="es-PE"/>
-          <ns2:ligatures ns2:val="none"/>
+          <w14:ligatures w14:val="none"/>
         </w:rPr>
         <w:t>, 115</w:t>
       </w:r>
@@ -5905,7 +5860,7 @@
           <w:color w:val="000000"/>
           <w:kern w:val="0"/>
           <w:lang w:eastAsia="es-PE"/>
-          <ns2:ligatures ns2:val="none"/>
+          <w14:ligatures w14:val="none"/>
         </w:rPr>
         <w:t/>
       </w:r>
@@ -5915,7 +5870,7 @@
           <w:color w:val="000000"/>
           <w:kern w:val="0"/>
           <w:lang w:eastAsia="es-PE"/>
-          <ns2:ligatures ns2:val="none"/>
+          <w14:ligatures w14:val="none"/>
         </w:rPr>
         <w:t xml:space="preserve"> y 116</w:t>
       </w:r>
@@ -5925,7 +5880,7 @@
           <w:color w:val="000000"/>
           <w:kern w:val="0"/>
           <w:lang w:eastAsia="es-PE"/>
-          <ns2:ligatures ns2:val="none"/>
+          <w14:ligatures w14:val="none"/>
         </w:rPr>
         <w:t/>
       </w:r>
@@ -5935,7 +5890,7 @@
           <w:color w:val="000000"/>
           <w:kern w:val="0"/>
           <w:lang w:eastAsia="es-PE"/>
-          <ns2:ligatures ns2:val="none"/>
+          <w14:ligatures w14:val="none"/>
         </w:rPr>
         <w:t xml:space="preserve"> de la referida norma</w:t>
       </w:r>
@@ -5947,7 +5902,7 @@
           <w:kern w:val="0"/>
           <w:vertAlign w:val="superscript"/>
           <w:lang w:eastAsia="es-PE"/>
-          <ns2:ligatures ns2:val="none"/>
+          <w14:ligatures w14:val="none"/>
         </w:rPr>
         <w:footnoteReference w:id="11"/>
       </w:r>
@@ -5957,7 +5912,7 @@
           <w:color w:val="000000"/>
           <w:kern w:val="0"/>
           <w:lang w:eastAsia="es-PE"/>
-          <ns2:ligatures ns2:val="none"/>
+          <w14:ligatures w14:val="none"/>
         </w:rPr>
         <w:t xml:space="preserve">. </w:t>
       </w:r>
@@ -5968,7 +5923,7 @@
           <w:color w:val="000000"/>
           <w:kern w:val="0"/>
           <w:lang w:eastAsia="es-PE"/>
-          <ns2:ligatures ns2:val="none"/>
+          <w14:ligatures w14:val="none"/>
         </w:rPr>
         <w:lastRenderedPageBreak/>
         <w:t>Asimismo, se consideran circunstancias atenuantes para la graduación de la sanción, el allanamiento de la denuncia o el reconocimiento de las pretensiones en ella contenidas, de acuerdo con el artículo 112</w:t>
@@ -5979,7 +5934,7 @@
           <w:color w:val="000000"/>
           <w:kern w:val="0"/>
           <w:lang w:eastAsia="es-PE"/>
-          <ns2:ligatures ns2:val="none"/>
+          <w14:ligatures w14:val="none"/>
         </w:rPr>
         <w:t/>
       </w:r>
@@ -5989,7 +5944,7 @@
           <w:color w:val="000000"/>
           <w:kern w:val="0"/>
           <w:lang w:eastAsia="es-PE"/>
-          <ns2:ligatures ns2:val="none"/>
+          <w14:ligatures w14:val="none"/>
         </w:rPr>
         <w:t xml:space="preserve"> del Código</w:t>
       </w:r>
@@ -6001,7 +5956,7 @@
           <w:kern w:val="0"/>
           <w:vertAlign w:val="superscript"/>
           <w:lang w:eastAsia="es-PE"/>
-          <ns2:ligatures ns2:val="none"/>
+          <w14:ligatures w14:val="none"/>
         </w:rPr>
         <w:footnoteReference w:id="12"/>
       </w:r>
@@ -6011,12 +5966,12 @@
           <w:color w:val="000000"/>
           <w:kern w:val="0"/>
           <w:lang w:eastAsia="es-PE"/>
-          <ns2:ligatures ns2:val="none"/>
+          <w14:ligatures w14:val="none"/>
         </w:rPr>
         <w:t>.</w:t>
       </w:r>
     </w:p>
-    <w:p ns2:paraId="0ECE55DF" ns2:textId="77777777">
+    <w:p>
       <w:pPr>
         <w:shd w:val="clear" w:color="auto" w:fill="FFFFFF"/>
         <w:spacing w:after="0" w:line="240" w:lineRule="auto"/>
@@ -6027,11 +5982,11 @@
           <w:color w:val="000000"/>
           <w:kern w:val="0"/>
           <w:lang w:eastAsia="es-PE"/>
-          <ns2:ligatures ns2:val="none"/>
-        </w:rPr>
-      </w:pPr>
-    </w:p>
-    <w:p ns2:paraId="1CC114EB" ns2:textId="77777777">
+          <w14:ligatures w14:val="none"/>
+        </w:rPr>
+      </w:pPr>
+    </w:p>
+    <w:p>
       <w:pPr>
         <w:shd w:val="clear" w:color="auto" w:fill="FFFFFF"/>
         <w:spacing w:after="0" w:line="240" w:lineRule="auto"/>
@@ -6041,7 +5996,7 @@
           <w:color w:val="000000"/>
           <w:kern w:val="0"/>
           <w:lang w:eastAsia="es-PE"/>
-          <ns2:ligatures ns2:val="none"/>
+          <w14:ligatures w14:val="none"/>
         </w:rPr>
       </w:pPr>
       <w:r>
@@ -6051,7 +6006,7 @@
           <w:color w:val="000000"/>
           <w:kern w:val="0"/>
           <w:lang w:eastAsia="es-PE"/>
-          <ns2:ligatures ns2:val="none"/>
+          <w14:ligatures w14:val="none"/>
         </w:rPr>
         <w:t>SÉTIMO:</w:t>
       </w:r>
@@ -6061,7 +6016,7 @@
           <w:color w:val="000000"/>
           <w:kern w:val="0"/>
           <w:lang w:eastAsia="es-PE"/>
-          <ns2:ligatures ns2:val="none"/>
+          <w14:ligatures w14:val="none"/>
         </w:rPr>
         <w:t xml:space="preserve"> informar a las partes que conforme a lo establecido en el artículo 39</w:t>
       </w:r>
@@ -6071,7 +6026,7 @@
           <w:color w:val="000000"/>
           <w:kern w:val="0"/>
           <w:lang w:eastAsia="es-PE"/>
-          <ns2:ligatures ns2:val="none"/>
+          <w14:ligatures w14:val="none"/>
         </w:rPr>
         <w:t/>
       </w:r>
@@ -6081,12 +6036,12 @@
           <w:color w:val="000000"/>
           <w:kern w:val="0"/>
           <w:lang w:eastAsia="es-PE"/>
-          <ns2:ligatures ns2:val="none"/>
+          <w14:ligatures w14:val="none"/>
         </w:rPr>
         <w:t xml:space="preserve"> de la Ley sobre Facultades, Normas y Organización del Indecopi, aprobada por Decreto Legislativo 807, los gastos por los peritajes realizados, actuación de pruebas, inspecciones y otros derivados de la tramitación del proceso serán de cargo de la parte que solicita la prueba, salvo pacto en contrario. En todos los casos, la resolución final determinará si los gastos deben ser asumidos por alguna de las partes, o reembolsados a la otra parte o al Indecopi, según sea el caso, de manera adicional a la sanción que haya podido imponerse. </w:t>
       </w:r>
     </w:p>
-    <w:p ns2:paraId="364C4B19" ns2:textId="77777777">
+    <w:p>
       <w:pPr>
         <w:shd w:val="clear" w:color="auto" w:fill="FFFFFF"/>
         <w:spacing w:after="0" w:line="240" w:lineRule="auto"/>
@@ -6096,11 +6051,11 @@
           <w:color w:val="000000"/>
           <w:kern w:val="0"/>
           <w:lang w:eastAsia="es-PE"/>
-          <ns2:ligatures ns2:val="none"/>
-        </w:rPr>
-      </w:pPr>
-    </w:p>
-    <w:p ns2:paraId="27E9BBC0" ns2:textId="77777777">
+          <w14:ligatures w14:val="none"/>
+        </w:rPr>
+      </w:pPr>
+    </w:p>
+    <w:p>
       <w:pPr>
         <w:suppressAutoHyphens/>
         <w:spacing w:after="0" w:line="240" w:lineRule="auto"/>
@@ -6109,7 +6064,7 @@
           <w:rFonts w:ascii="Arial Narrow" w:eastAsia="Calibri" w:hAnsi="Arial Narrow" w:cs="Arial"/>
           <w:kern w:val="0"/>
           <w:u w:val="single"/>
-          <ns2:ligatures ns2:val="none"/>
+          <w14:ligatures w14:val="none"/>
         </w:rPr>
       </w:pPr>
       <w:r>
@@ -6118,7 +6073,7 @@
           <w:b/>
           <w:bCs/>
           <w:kern w:val="0"/>
-          <ns2:ligatures ns2:val="none"/>
+          <w14:ligatures w14:val="none"/>
         </w:rPr>
         <w:t>OCTAVO</w:t>
       </w:r>
@@ -6127,7 +6082,7 @@
           <w:rFonts w:ascii="Arial Narrow" w:eastAsia="Calibri" w:hAnsi="Arial Narrow" w:cs="Arial"/>
           <w:b/>
           <w:kern w:val="0"/>
-          <ns2:ligatures ns2:val="none"/>
+          <w14:ligatures w14:val="none"/>
         </w:rPr>
         <w:t>:</w:t>
       </w:r>
@@ -6135,7 +6090,7 @@
         <w:rPr>
           <w:rFonts w:ascii="Arial Narrow" w:eastAsia="Calibri" w:hAnsi="Arial Narrow" w:cs="Arial"/>
           <w:kern w:val="0"/>
-          <ns2:ligatures ns2:val="none"/>
+          <w14:ligatures w14:val="none"/>
         </w:rPr>
         <w:t xml:space="preserve"> comunicar a las partes que, </w:t>
       </w:r>
@@ -6144,7 +6099,7 @@
         <w:rPr>
           <w:rFonts w:ascii="Arial Narrow" w:eastAsia="Calibri" w:hAnsi="Arial Narrow" w:cs="Arial"/>
           <w:kern w:val="0"/>
-          <ns2:ligatures ns2:val="none"/>
+          <w14:ligatures w14:val="none"/>
         </w:rPr>
         <w:t>de acuerdo a</w:t>
       </w:r>
@@ -6153,7 +6108,7 @@
         <w:rPr>
           <w:rFonts w:ascii="Arial Narrow" w:eastAsia="Calibri" w:hAnsi="Arial Narrow" w:cs="Arial"/>
           <w:kern w:val="0"/>
-          <ns2:ligatures ns2:val="none"/>
+          <w14:ligatures w14:val="none"/>
         </w:rPr>
         <w:t xml:space="preserve"> lo señalado por el artículo 29</w:t>
       </w:r>
@@ -6163,7 +6118,7 @@
           <w:color w:val="000000"/>
           <w:kern w:val="0"/>
           <w:lang w:eastAsia="es-PE"/>
-          <ns2:ligatures ns2:val="none"/>
+          <w14:ligatures w14:val="none"/>
         </w:rPr>
         <w:t/>
       </w:r>
@@ -6171,7 +6126,7 @@
         <w:rPr>
           <w:rFonts w:ascii="Arial Narrow" w:eastAsia="Calibri" w:hAnsi="Arial Narrow" w:cs="Arial"/>
           <w:kern w:val="0"/>
-          <ns2:ligatures ns2:val="none"/>
+          <w14:ligatures w14:val="none"/>
         </w:rPr>
         <w:t xml:space="preserve"> del Decreto Legislativo 807</w:t>
       </w:r>
@@ -6181,7 +6136,7 @@
           <w:rFonts w:ascii="Arial Narrow" w:eastAsia="Calibri" w:hAnsi="Arial Narrow" w:cs="Arial"/>
           <w:kern w:val="0"/>
           <w:vertAlign w:val="superscript"/>
-          <ns2:ligatures ns2:val="none"/>
+          <w14:ligatures w14:val="none"/>
         </w:rPr>
         <w:footnoteReference w:id="13"/>
       </w:r>
@@ -6189,7 +6144,7 @@
         <w:rPr>
           <w:rFonts w:ascii="Arial Narrow" w:eastAsia="Calibri" w:hAnsi="Arial Narrow" w:cs="Arial"/>
           <w:kern w:val="0"/>
-          <ns2:ligatures ns2:val="none"/>
+          <w14:ligatures w14:val="none"/>
         </w:rPr>
         <w:t xml:space="preserve">, hasta antes de la emisión de la Resolución Final tienen la posibilidad de solicitar una audiencia </w:t>
       </w:r>
@@ -6197,7 +6152,7 @@
         <w:rPr>
           <w:rFonts w:ascii="Arial Narrow" w:eastAsia="Calibri" w:hAnsi="Arial Narrow" w:cs="Arial"/>
           <w:kern w:val="0"/>
-          <ns2:ligatures ns2:val="none"/>
+          <w14:ligatures w14:val="none"/>
         </w:rPr>
         <w:lastRenderedPageBreak/>
         <w:t xml:space="preserve">de conciliación. En caso deleguen a favor de una tercera persona su actuación en la diligencia programada, esta deberá presentar un poder especial con firma legalizada ante Notario Público, donde conste </w:t>
@@ -6207,7 +6162,7 @@
           <w:rFonts w:ascii="Arial Narrow" w:eastAsia="Calibri" w:hAnsi="Arial Narrow" w:cs="Arial"/>
           <w:kern w:val="0"/>
           <w:u w:val="single"/>
-          <ns2:ligatures ns2:val="none"/>
+          <w14:ligatures w14:val="none"/>
         </w:rPr>
         <w:t>expresamente su facultad para asistir y conciliar en su representación</w:t>
       </w:r>
@@ -6216,7 +6171,7 @@
           <w:rFonts w:ascii="Arial Narrow" w:eastAsia="Calibri" w:hAnsi="Arial Narrow" w:cs="Arial"/>
           <w:bCs/>
           <w:kern w:val="0"/>
-          <ns2:ligatures ns2:val="none"/>
+          <w14:ligatures w14:val="none"/>
         </w:rPr>
         <w:t>.</w:t>
       </w:r>
@@ -6226,7 +6181,7 @@
           <w:b/>
           <w:bCs/>
           <w:kern w:val="0"/>
-          <ns2:ligatures ns2:val="none"/>
+          <w14:ligatures w14:val="none"/>
         </w:rPr>
         <w:t xml:space="preserve"> </w:t>
       </w:r>
@@ -6235,12 +6190,12 @@
           <w:rFonts w:ascii="Arial Narrow" w:eastAsia="Calibri" w:hAnsi="Arial Narrow" w:cs="Arial"/>
           <w:kern w:val="0"/>
           <w:u w:val="single"/>
-          <ns2:ligatures ns2:val="none"/>
+          <w14:ligatures w14:val="none"/>
         </w:rPr>
         <w:t xml:space="preserve">Ello bajo apercibimiento de no realizar la audiencia de conciliación y levantar el acta de inasistencia correspondiente. </w:t>
       </w:r>
     </w:p>
-    <w:p ns2:paraId="4CD47B08" ns2:textId="77777777">
+    <w:p>
       <w:pPr>
         <w:suppressAutoHyphens/>
         <w:spacing w:after="0" w:line="240" w:lineRule="auto"/>
@@ -6249,11 +6204,11 @@
           <w:rFonts w:ascii="Arial Narrow" w:eastAsia="Calibri" w:hAnsi="Arial Narrow" w:cs="Arial"/>
           <w:kern w:val="0"/>
           <w:u w:val="single"/>
-          <ns2:ligatures ns2:val="none"/>
-        </w:rPr>
-      </w:pPr>
-    </w:p>
-    <w:p ns2:paraId="0E80CA49" ns2:textId="77777777">
+          <w14:ligatures w14:val="none"/>
+        </w:rPr>
+      </w:pPr>
+    </w:p>
+    <w:p>
       <w:pPr>
         <w:suppressAutoHyphens/>
         <w:spacing w:after="0" w:line="240" w:lineRule="auto"/>
@@ -6263,7 +6218,7 @@
           <w:color w:val="000000"/>
           <w:kern w:val="0"/>
           <w:lang w:eastAsia="es-PE"/>
-          <ns2:ligatures ns2:val="none"/>
+          <w14:ligatures w14:val="none"/>
         </w:rPr>
       </w:pPr>
       <w:r>
@@ -6273,7 +6228,7 @@
           <w:color w:val="000000"/>
           <w:kern w:val="0"/>
           <w:lang w:eastAsia="es-PE"/>
-          <ns2:ligatures ns2:val="none"/>
+          <w14:ligatures w14:val="none"/>
         </w:rPr>
         <w:t>NOVENO:</w:t>
       </w:r>
@@ -6283,14 +6238,14 @@
           <w:color w:val="000000"/>
           <w:kern w:val="0"/>
           <w:lang w:eastAsia="es-PE"/>
-          <ns2:ligatures ns2:val="none"/>
+          <w14:ligatures w14:val="none"/>
         </w:rPr>
         <w:t xml:space="preserve"> poner en conocimiento de las partes que, antes de la emisión de la Resolución Final, tienen la posibilidad de formular su desistimiento o presentar el acuerdo arribado mediante la conciliación, mediación, transacción o cualquier otro que, de forma indubitable, deje constancia que se ha solucionado la controversia materia de denuncia.</w:t>
       </w:r>
       <w:bookmarkStart w:id="7" w:name="h.gjdgxs" w:colFirst="0" w:colLast="0"/>
       <w:bookmarkEnd w:id="7"/>
     </w:p>
-    <w:p ns2:paraId="7DDD06F7" ns2:textId="77777777">
+    <w:p>
       <w:pPr>
         <w:suppressAutoHyphens/>
         <w:spacing w:after="0" w:line="240" w:lineRule="auto"/>
@@ -6300,11 +6255,11 @@
           <w:color w:val="000000"/>
           <w:kern w:val="0"/>
           <w:lang w:eastAsia="es-PE"/>
-          <ns2:ligatures ns2:val="none"/>
-        </w:rPr>
-      </w:pPr>
-    </w:p>
-    <w:p ns2:paraId="236137A1" ns2:textId="655CEBC5">
+          <w14:ligatures w14:val="none"/>
+        </w:rPr>
+      </w:pPr>
+    </w:p>
+    <w:p>
       <w:pPr>
         <w:suppressAutoHyphens/>
         <w:spacing w:after="0" w:line="240" w:lineRule="auto"/>
@@ -6327,7 +6282,7 @@
           <w:b/>
           <w:spacing w:val="-3"/>
           <w:kern w:val="0"/>
-          <ns2:ligatures ns2:val="none"/>
+          <w14:ligatures w14:val="none"/>
         </w:rPr>
         <w:t/>
       </w:r>
@@ -6337,7 +6292,7 @@
           <w:bCs/>
           <w:spacing w:val="-3"/>
           <w:kern w:val="0"/>
-          <ns2:ligatures ns2:val="none"/>
+          <w14:ligatures w14:val="none"/>
         </w:rPr>
         <w:t xml:space="preserve"/>
       </w:r>
@@ -6347,7 +6302,7 @@
           <w:bCs/>
           <w:spacing w:val="-3"/>
           <w:kern w:val="0"/>
-          <ns2:ligatures ns2:val="none"/>
+          <w14:ligatures w14:val="none"/>
         </w:rPr>
         <w:t xml:space="preserve"/>
       </w:r>
@@ -6358,7 +6313,7 @@
           <w:kern w:val="0"/>
           <w:shd w:val="clear" w:color="auto" w:fill="FFFFFF"/>
           <w:lang w:eastAsia="es-PE"/>
-          <ns2:ligatures ns2:val="none"/>
+          <w14:ligatures w14:val="none"/>
         </w:rPr>
         <w:t xml:space="preserve"/>
       </w:r>
@@ -6382,7 +6337,7 @@
           <w:color w:val="000000"/>
           <w:kern w:val="0"/>
           <w:lang w:eastAsia="es-PE"/>
-          <ns2:ligatures ns2:val="none"/>
+          <w14:ligatures w14:val="none"/>
         </w:rPr>
         <w:t/>
       </w:r>
@@ -6399,7 +6354,7 @@
           <w:color w:val="000000"/>
           <w:kern w:val="0"/>
           <w:lang w:eastAsia="es-PE"/>
-          <ns2:ligatures ns2:val="none"/>
+          <w14:ligatures w14:val="none"/>
         </w:rPr>
         <w:t/>
       </w:r>
@@ -6425,7 +6380,7 @@
         <w:t/>
       </w:r>
     </w:p>
-    <w:p ns2:paraId="639FE5BE" ns2:textId="77777777">
+    <w:p>
       <w:pPr>
         <w:suppressAutoHyphens/>
         <w:spacing w:after="0" w:line="240" w:lineRule="auto"/>
@@ -6435,7 +6390,7 @@
         </w:rPr>
       </w:pPr>
     </w:p>
-    <w:p ns2:paraId="36317C11" ns2:textId="379CE5D1">
+    <w:p>
       <w:pPr>
         <w:suppressAutoHyphens/>
         <w:spacing w:line="240" w:lineRule="auto"/>
@@ -6538,7 +6493,7 @@
       <w:bookmarkStart w:id="8" w:name="_Hlk198890962"/>
     </w:p>
     <w:bookmarkEnd w:id="8"/>
-    <w:p ns2:paraId="23716787" ns2:textId="77777777">
+    <w:p>
       <w:pPr>
         <w:suppressAutoHyphens/>
         <w:spacing w:after="0" w:line="240" w:lineRule="auto"/>
@@ -6548,7 +6503,7 @@
         </w:rPr>
       </w:pPr>
     </w:p>
-    <w:p ns2:paraId="509D673B" ns2:textId="77777777">
+    <w:p>
       <w:pPr>
         <w:spacing w:after="0" w:line="240" w:lineRule="auto"/>
         <w:jc w:val="both"/>
@@ -6558,11 +6513,11 @@
           <w:color w:val="000000"/>
           <w:kern w:val="0"/>
           <w:lang w:eastAsia="es-PE"/>
-          <ns2:ligatures ns2:val="none"/>
-        </w:rPr>
-      </w:pPr>
-    </w:p>
-    <w:p ns2:paraId="418E1D52" ns2:textId="77777777">
+          <w14:ligatures w14:val="none"/>
+        </w:rPr>
+      </w:pPr>
+    </w:p>
+    <w:p>
       <w:pPr>
         <w:spacing w:after="0" w:line="240" w:lineRule="auto"/>
         <w:jc w:val="both"/>
@@ -6572,11 +6527,11 @@
           <w:color w:val="000000"/>
           <w:kern w:val="0"/>
           <w:lang w:eastAsia="es-PE"/>
-          <ns2:ligatures ns2:val="none"/>
-        </w:rPr>
-      </w:pPr>
-    </w:p>
-    <w:p ns2:paraId="0407B94C" ns2:textId="77777777">
+          <w14:ligatures w14:val="none"/>
+        </w:rPr>
+      </w:pPr>
+    </w:p>
+    <w:p>
       <w:pPr>
         <w:spacing w:after="0" w:line="240" w:lineRule="auto"/>
         <w:jc w:val="both"/>
@@ -6586,11 +6541,11 @@
           <w:color w:val="000000"/>
           <w:kern w:val="0"/>
           <w:lang w:eastAsia="es-PE"/>
-          <ns2:ligatures ns2:val="none"/>
-        </w:rPr>
-      </w:pPr>
-    </w:p>
-    <w:p ns2:paraId="375C384E" ns2:textId="77777777">
+          <w14:ligatures w14:val="none"/>
+        </w:rPr>
+      </w:pPr>
+    </w:p>
+    <w:p>
       <w:pPr>
         <w:spacing w:after="0" w:line="240" w:lineRule="auto"/>
         <w:jc w:val="both"/>
@@ -6600,12 +6555,12 @@
           <w:color w:val="000000"/>
           <w:kern w:val="0"/>
           <w:lang w:eastAsia="es-PE"/>
-          <ns2:ligatures ns2:val="none"/>
+          <w14:ligatures w14:val="none"/>
         </w:rPr>
       </w:pPr>
     </w:p>
     <w:bookmarkEnd w:id="0"/>
-    <w:p ns2:paraId="7609987B" ns2:textId="77777777">
+    <w:p>
       <w:pPr>
         <w:shd w:val="clear" w:color="auto" w:fill="FFFFFF"/>
         <w:spacing w:after="0" w:line="240" w:lineRule="auto"/>
@@ -6614,7 +6569,7 @@
           <w:rFonts w:ascii="Arial Narrow" w:eastAsia="Calibri" w:hAnsi="Arial Narrow" w:cs="Times New Roman"/>
           <w:color w:val="000000"/>
           <w:kern w:val="0"/>
-          <ns2:ligatures ns2:val="none"/>
+          <w14:ligatures w14:val="none"/>
         </w:rPr>
       </w:pPr>
       <w:r>
@@ -6624,12 +6579,12 @@
           <w:bCs/>
           <w:color w:val="000000"/>
           <w:kern w:val="0"/>
-          <ns2:ligatures ns2:val="none"/>
+          <w14:ligatures w14:val="none"/>
         </w:rPr>
         <w:t>EVELING ROA QUISPE</w:t>
       </w:r>
     </w:p>
-    <w:p ns2:paraId="692BA8AF" ns2:textId="77777777">
+    <w:p>
       <w:pPr>
         <w:shd w:val="clear" w:color="auto" w:fill="FFFFFF"/>
         <w:spacing w:after="0" w:line="240" w:lineRule="auto"/>
@@ -6640,7 +6595,7 @@
           <w:bCs/>
           <w:color w:val="000000"/>
           <w:kern w:val="0"/>
-          <ns2:ligatures ns2:val="none"/>
+          <w14:ligatures w14:val="none"/>
         </w:rPr>
       </w:pPr>
       <w:r>
@@ -6650,12 +6605,12 @@
           <w:bCs/>
           <w:color w:val="000000"/>
           <w:kern w:val="0"/>
-          <ns2:ligatures ns2:val="none"/>
+          <w14:ligatures w14:val="none"/>
         </w:rPr>
         <w:t>Secretaria Técnica</w:t>
       </w:r>
     </w:p>
-    <w:p ns2:paraId="4AF3211C" ns2:textId="77777777">
+    <w:p>
       <w:pPr>
         <w:shd w:val="clear" w:color="auto" w:fill="FFFFFF"/>
         <w:spacing w:after="0" w:line="240" w:lineRule="auto"/>
@@ -6666,7 +6621,7 @@
           <w:bCs/>
           <w:color w:val="000000"/>
           <w:kern w:val="0"/>
-          <ns2:ligatures ns2:val="none"/>
+          <w14:ligatures w14:val="none"/>
         </w:rPr>
       </w:pPr>
       <w:r>
@@ -6676,7 +6631,7 @@
           <w:bCs/>
           <w:color w:val="000000"/>
           <w:kern w:val="0"/>
-          <ns2:ligatures ns2:val="none"/>
+          <w14:ligatures w14:val="none"/>
         </w:rPr>
         <w:t>Comisión </w:t>
       </w:r>
@@ -6688,7 +6643,7 @@
           <w:color w:val="000000"/>
           <w:kern w:val="0"/>
           <w:shd w:val="clear" w:color="auto" w:fill="FFFFFF"/>
-          <ns2:ligatures ns2:val="none"/>
+          <w14:ligatures w14:val="none"/>
         </w:rPr>
         <w:t>de</w:t>
       </w:r>
@@ -6699,12 +6654,12 @@
           <w:bCs/>
           <w:color w:val="000000"/>
           <w:kern w:val="0"/>
-          <ns2:ligatures ns2:val="none"/>
+          <w14:ligatures w14:val="none"/>
         </w:rPr>
         <w:t> Protección al Consumidor 1</w:t>
       </w:r>
     </w:p>
-    <w:p ns2:paraId="602C43F9" ns2:textId="77777777">
+    <w:p>
       <w:pPr>
         <w:spacing w:after="0" w:line="240" w:lineRule="auto"/>
         <w:jc w:val="both"/>
@@ -6714,11 +6669,11 @@
           <w:color w:val="000000"/>
           <w:kern w:val="0"/>
           <w:lang w:eastAsia="es-PE"/>
-          <ns2:ligatures ns2:val="none"/>
-        </w:rPr>
-      </w:pPr>
-    </w:p>
-    <w:p ns2:paraId="1D3884F8" ns2:textId="77777777">
+          <w14:ligatures w14:val="none"/>
+        </w:rPr>
+      </w:pPr>
+    </w:p>
+    <w:p>
       <w:pPr>
         <w:spacing w:after="0" w:line="240" w:lineRule="auto"/>
         <w:jc w:val="both"/>
@@ -6736,12 +6691,12 @@
           <w:sz w:val="16"/>
           <w:szCs w:val="16"/>
           <w:lang w:eastAsia="es-PE"/>
-          <ns2:ligatures ns2:val="none"/>
+          <w14:ligatures w14:val="none"/>
         </w:rPr>
         <w:t>LSM/JCQ</w:t>
       </w:r>
     </w:p>
-    <w:p ns2:paraId="08D2E184" ns2:textId="77777777">
+    <w:p>
       <w:pPr>
         <w:spacing w:line="240" w:lineRule="auto"/>
         <w:rPr>
@@ -6749,7 +6704,7 @@
         </w:rPr>
       </w:pPr>
     </w:p>
-    <w:p ns2:paraId="1D2233A3" ns2:textId="77777777">
+    <w:p>
       <w:pPr>
         <w:spacing w:line="240" w:lineRule="auto"/>
         <w:rPr>
@@ -6757,7 +6712,7 @@
         </w:rPr>
       </w:pPr>
     </w:p>
-    <w:p ns2:paraId="4423ADE9" ns2:textId="77777777">
+    <w:p>
       <w:pPr>
         <w:spacing w:line="240" w:lineRule="auto"/>
         <w:rPr>
@@ -6765,14 +6720,14 @@
         </w:rPr>
       </w:pPr>
     </w:p>
-    <w:p ns2:paraId="74AAB5F4" ns2:textId="77777777">
+    <w:p>
       <w:pPr>
         <w:spacing w:line="240" w:lineRule="auto"/>
       </w:pPr>
     </w:p>
     <w:sectPr>
-      <w:headerReference w:type="default" ns3:id="rId8"/>
-      <w:footerReference w:type="default" ns3:id="rId9"/>
+      <w:headerReference w:type="default" r:id="rId8"/>
+      <w:footerReference w:type="default" r:id="rId9"/>
       <w:pgSz w:w="11906" w:h="16838"/>
       <w:pgMar w:top="1417" w:right="1701" w:bottom="1417" w:left="1701" w:header="708" w:footer="708" w:gutter="0"/>
       <w:cols w:space="708"/>
@@ -6783,7 +6738,7 @@
 </file>
 
 <file path=word/endnotes.xml><?xml version="1.0" encoding="utf-8"?>
-<w:endnotes xmlns:wpc="http://schemas.microsoft.com/office/word/2010/wordprocessingCanvas" xmlns:cx="http://schemas.microsoft.com/office/drawing/2014/chartex" xmlns:cx1="http://schemas.microsoft.com/office/drawing/2015/9/8/chartex" xmlns:cx2="http://schemas.microsoft.com/office/drawing/2015/10/21/chartex" xmlns:cx3="http://schemas.microsoft.com/office/drawing/2016/5/9/chartex" xmlns:cx4="http://schemas.microsoft.com/office/drawing/2016/5/10/chartex" xmlns:cx5="http://schemas.microsoft.com/office/drawing/2016/5/11/chartex" xmlns:cx6="http://schemas.microsoft.com/office/drawing/2016/5/12/chartex" xmlns:cx7="http://schemas.microsoft.com/office/drawing/2016/5/13/chartex" xmlns:cx8="http://schemas.microsoft.com/office/drawing/2016/5/14/chartex" xmlns:mc="http://schemas.openxmlformats.org/markup-compatibility/2006" xmlns:aink="http://schemas.microsoft.com/office/drawing/2016/ink" xmlns:am3d="http://schemas.microsoft.com/office/drawing/2017/model3d" xmlns:o="urn:schemas-microsoft-com:office:office" xmlns:oel="http://schemas.microsoft.com/office/2019/extlst" xmlns:r="http://schemas.openxmlformats.org/officeDocument/2006/relationships" xmlns:m="http://schemas.openxmlformats.org/officeDocument/2006/math" xmlns:v="urn:schemas-microsoft-com:vml" xmlns:wp14="http://schemas.microsoft.com/office/word/2010/wordprocessingDrawing" xmlns:wp="http://schemas.openxmlformats.org/drawingml/2006/wordprocessingDrawing" xmlns:w10="urn:schemas-microsoft-com:office:word" xmlns:w="http://schemas.openxmlformats.org/wordprocessingml/2006/main" xmlns:w14="http://schemas.microsoft.com/office/word/2010/wordml" xmlns:w15="http://schemas.microsoft.com/office/word/2012/wordml" xmlns:w16cex="http://schemas.microsoft.com/office/word/2018/wordml/cex" xmlns:w16cid="http://schemas.microsoft.com/office/word/2016/wordml/cid" xmlns:w16="http://schemas.microsoft.com/office/word/2018/wordml" xmlns:w16du="http://schemas.microsoft.com/office/word/2023/wordml/word16du" xmlns:w16sdtdh="http://schemas.microsoft.com/office/word/2020/wordml/sdtdatahash" xmlns:w16sdtfl="http://schemas.microsoft.com/office/word/2024/wordml/sdtformatlock" xmlns:w16se="http://schemas.microsoft.com/office/word/2015/wordml/symex" xmlns:wpg="http://schemas.microsoft.com/office/word/2010/wordprocessingGroup" xmlns:wpi="http://schemas.microsoft.com/office/word/2010/wordprocessingInk" xmlns:wne="http://schemas.microsoft.com/office/word/2006/wordml" xmlns:wps="http://schemas.microsoft.com/office/word/2010/wordprocessingShape" mc:Ignorable="w14 w15 w16se w16cid w16 w16cex w16sdtdh w16sdtfl w16du wp14">
+<w:endnotes xmlns:mc="http://schemas.openxmlformats.org/markup-compatibility/2006" xmlns:r="http://schemas.openxmlformats.org/officeDocument/2006/relationships" xmlns:w="http://schemas.openxmlformats.org/wordprocessingml/2006/main" xmlns:w14="http://schemas.microsoft.com/office/word/2010/wordml" xmlns:w15="http://schemas.microsoft.com/office/word/2012/wordml" xmlns:w16="http://schemas.microsoft.com/office/word/2018/wordml" xmlns:w16cex="http://schemas.microsoft.com/office/word/2018/wordml/cex" xmlns:w16cid="http://schemas.microsoft.com/office/word/2016/wordml/cid" xmlns:w16du="http://schemas.microsoft.com/office/word/2023/wordml/word16du" xmlns:w16sdtdh="http://schemas.microsoft.com/office/word/2020/wordml/sdtdatahash" xmlns:w16se="http://schemas.microsoft.com/office/word/2015/wordml/symex" xmlns:wp14="http://schemas.microsoft.com/office/word/2010/wordprocessingDrawing" mc:Ignorable="w14 w15 w16se w16cid w16 w16cex w16sdtdh w16du wp14">
   <w:endnote w:type="separator" w:id="-1">
     <w:p>
       <w:pPr>
@@ -6808,7 +6763,7 @@
 </file>
 
 <file path=word/footer1.xml><?xml version="1.0" encoding="utf-8"?>
-<w:ftr xmlns:wpc="http://schemas.microsoft.com/office/word/2010/wordprocessingCanvas" xmlns:cx="http://schemas.microsoft.com/office/drawing/2014/chartex" xmlns:cx1="http://schemas.microsoft.com/office/drawing/2015/9/8/chartex" xmlns:cx2="http://schemas.microsoft.com/office/drawing/2015/10/21/chartex" xmlns:cx3="http://schemas.microsoft.com/office/drawing/2016/5/9/chartex" xmlns:cx4="http://schemas.microsoft.com/office/drawing/2016/5/10/chartex" xmlns:cx5="http://schemas.microsoft.com/office/drawing/2016/5/11/chartex" xmlns:cx6="http://schemas.microsoft.com/office/drawing/2016/5/12/chartex" xmlns:cx7="http://schemas.microsoft.com/office/drawing/2016/5/13/chartex" xmlns:cx8="http://schemas.microsoft.com/office/drawing/2016/5/14/chartex" xmlns:mc="http://schemas.openxmlformats.org/markup-compatibility/2006" xmlns:aink="http://schemas.microsoft.com/office/drawing/2016/ink" xmlns:am3d="http://schemas.microsoft.com/office/drawing/2017/model3d" xmlns:o="urn:schemas-microsoft-com:office:office" xmlns:oel="http://schemas.microsoft.com/office/2019/extlst" xmlns:r="http://schemas.openxmlformats.org/officeDocument/2006/relationships" xmlns:m="http://schemas.openxmlformats.org/officeDocument/2006/math" xmlns:v="urn:schemas-microsoft-com:vml" xmlns:wp14="http://schemas.microsoft.com/office/word/2010/wordprocessingDrawing" xmlns:wp="http://schemas.openxmlformats.org/drawingml/2006/wordprocessingDrawing" xmlns:w10="urn:schemas-microsoft-com:office:word" xmlns:w="http://schemas.openxmlformats.org/wordprocessingml/2006/main" xmlns:w14="http://schemas.microsoft.com/office/word/2010/wordml" xmlns:w15="http://schemas.microsoft.com/office/word/2012/wordml" xmlns:w16cex="http://schemas.microsoft.com/office/word/2018/wordml/cex" xmlns:w16cid="http://schemas.microsoft.com/office/word/2016/wordml/cid" xmlns:w16="http://schemas.microsoft.com/office/word/2018/wordml" xmlns:w16du="http://schemas.microsoft.com/office/word/2023/wordml/word16du" xmlns:w16sdtdh="http://schemas.microsoft.com/office/word/2020/wordml/sdtdatahash" xmlns:w16sdtfl="http://schemas.microsoft.com/office/word/2024/wordml/sdtformatlock" xmlns:w16se="http://schemas.microsoft.com/office/word/2015/wordml/symex" xmlns:wpg="http://schemas.microsoft.com/office/word/2010/wordprocessingGroup" xmlns:wpi="http://schemas.microsoft.com/office/word/2010/wordprocessingInk" xmlns:wne="http://schemas.microsoft.com/office/word/2006/wordml" xmlns:wps="http://schemas.microsoft.com/office/word/2010/wordprocessingShape" mc:Ignorable="w14 w15 w16se w16cid w16 w16cex w16sdtdh w16sdtfl w16du wp14">
+<w:ftr xmlns:mc="http://schemas.openxmlformats.org/markup-compatibility/2006" xmlns:r="http://schemas.openxmlformats.org/officeDocument/2006/relationships" xmlns:w="http://schemas.openxmlformats.org/wordprocessingml/2006/main" xmlns:w14="http://schemas.microsoft.com/office/word/2010/wordml" xmlns:w15="http://schemas.microsoft.com/office/word/2012/wordml" xmlns:w16="http://schemas.microsoft.com/office/word/2018/wordml" xmlns:w16cex="http://schemas.microsoft.com/office/word/2018/wordml/cex" xmlns:w16cid="http://schemas.microsoft.com/office/word/2016/wordml/cid" xmlns:w16du="http://schemas.microsoft.com/office/word/2023/wordml/word16du" xmlns:w16sdtdh="http://schemas.microsoft.com/office/word/2020/wordml/sdtdatahash" xmlns:w16se="http://schemas.microsoft.com/office/word/2015/wordml/symex" xmlns:wp14="http://schemas.microsoft.com/office/word/2010/wordprocessingDrawing" mc:Ignorable="w14 w15 w16se w16cid w16 w16cex w16sdtdh w16du wp14">
   <w:p>
     <w:pPr>
       <w:pBdr>
@@ -6887,7 +6842,7 @@
 </file>
 
 <file path=word/footnotes.xml><?xml version="1.0" encoding="utf-8"?>
-<w:footnotes xmlns:wpc="http://schemas.microsoft.com/office/word/2010/wordprocessingCanvas" xmlns:cx="http://schemas.microsoft.com/office/drawing/2014/chartex" xmlns:cx1="http://schemas.microsoft.com/office/drawing/2015/9/8/chartex" xmlns:cx2="http://schemas.microsoft.com/office/drawing/2015/10/21/chartex" xmlns:cx3="http://schemas.microsoft.com/office/drawing/2016/5/9/chartex" xmlns:cx4="http://schemas.microsoft.com/office/drawing/2016/5/10/chartex" xmlns:cx5="http://schemas.microsoft.com/office/drawing/2016/5/11/chartex" xmlns:cx6="http://schemas.microsoft.com/office/drawing/2016/5/12/chartex" xmlns:cx7="http://schemas.microsoft.com/office/drawing/2016/5/13/chartex" xmlns:cx8="http://schemas.microsoft.com/office/drawing/2016/5/14/chartex" xmlns:mc="http://schemas.openxmlformats.org/markup-compatibility/2006" xmlns:aink="http://schemas.microsoft.com/office/drawing/2016/ink" xmlns:am3d="http://schemas.microsoft.com/office/drawing/2017/model3d" xmlns:o="urn:schemas-microsoft-com:office:office" xmlns:oel="http://schemas.microsoft.com/office/2019/extlst" xmlns:r="http://schemas.openxmlformats.org/officeDocument/2006/relationships" xmlns:m="http://schemas.openxmlformats.org/officeDocument/2006/math" xmlns:v="urn:schemas-microsoft-com:vml" xmlns:wp14="http://schemas.microsoft.com/office/word/2010/wordprocessingDrawing" xmlns:wp="http://schemas.openxmlformats.org/drawingml/2006/wordprocessingDrawing" xmlns:w10="urn:schemas-microsoft-com:office:word" xmlns:w="http://schemas.openxmlformats.org/wordprocessingml/2006/main" xmlns:w14="http://schemas.microsoft.com/office/word/2010/wordml" xmlns:w15="http://schemas.microsoft.com/office/word/2012/wordml" xmlns:w16cex="http://schemas.microsoft.com/office/word/2018/wordml/cex" xmlns:w16cid="http://schemas.microsoft.com/office/word/2016/wordml/cid" xmlns:w16="http://schemas.microsoft.com/office/word/2018/wordml" xmlns:w16du="http://schemas.microsoft.com/office/word/2023/wordml/word16du" xmlns:w16sdtdh="http://schemas.microsoft.com/office/word/2020/wordml/sdtdatahash" xmlns:w16sdtfl="http://schemas.microsoft.com/office/word/2024/wordml/sdtformatlock" xmlns:w16se="http://schemas.microsoft.com/office/word/2015/wordml/symex" xmlns:wpg="http://schemas.microsoft.com/office/word/2010/wordprocessingGroup" xmlns:wpi="http://schemas.microsoft.com/office/word/2010/wordprocessingInk" xmlns:wne="http://schemas.microsoft.com/office/word/2006/wordml" xmlns:wps="http://schemas.microsoft.com/office/word/2010/wordprocessingShape" mc:Ignorable="w14 w15 w16se w16cid w16 w16cex w16sdtdh w16sdtfl w16du wp14">
+<w:footnotes xmlns:mc="http://schemas.openxmlformats.org/markup-compatibility/2006" xmlns:r="http://schemas.openxmlformats.org/officeDocument/2006/relationships" xmlns:w="http://schemas.openxmlformats.org/wordprocessingml/2006/main" xmlns:w14="http://schemas.microsoft.com/office/word/2010/wordml" xmlns:w15="http://schemas.microsoft.com/office/word/2012/wordml" xmlns:w16="http://schemas.microsoft.com/office/word/2018/wordml" xmlns:w16cex="http://schemas.microsoft.com/office/word/2018/wordml/cex" xmlns:w16cid="http://schemas.microsoft.com/office/word/2016/wordml/cid" xmlns:w16du="http://schemas.microsoft.com/office/word/2023/wordml/word16du" xmlns:w16sdtdh="http://schemas.microsoft.com/office/word/2020/wordml/sdtdatahash" xmlns:w16se="http://schemas.microsoft.com/office/word/2015/wordml/symex" xmlns:wp14="http://schemas.microsoft.com/office/word/2010/wordprocessingDrawing" mc:Ignorable="w14 w15 w16se w16cid w16 w16cex w16sdtdh w16du wp14">
   <w:footnote w:type="separator" w:id="-1">
     <w:p>
       <w:pPr>
@@ -8375,6 +8330,161 @@
       </w:pPr>
     </w:p>
   </w:footnote>
+  <w:footnote w:id="15">
+    <w:p>
+      <w:pPr>
+        <w:pStyle w:val="Textonotapie"/>
+        <w:ind w:left="567" w:hanging="567"/>
+        <w:jc w:val="both"/>
+      </w:pPr>
+      <w:r>
+        <w:rPr>
+          <w:rStyle w:val="Refdenotaalpie"/>
+          <w:rFonts w:ascii="Arial Narrow" w:hAnsi="Arial Narrow" w:cs="Arial"/>
+          <w:sz w:val="16"/>
+          <w:szCs w:val="16"/>
+          <w:vertAlign w:val="superscript"/>
+        </w:rPr>
+        <w:footnoteRef/>
+      </w:r>
+      <w:r>
+        <w:rPr>
+          <w:rFonts w:ascii="Arial Narrow" w:hAnsi="Arial Narrow" w:cs="Arial"/>
+          <w:sz w:val="16"/>
+          <w:szCs w:val="16"/>
+        </w:rPr>
+        <w:tab/>
+      </w:r>
+      <w:r>
+        <w:rPr>
+          <w:rFonts w:ascii="Arial Narrow" w:hAnsi="Arial Narrow" w:cs="Arial"/>
+          <w:b/>
+          <w:bCs/>
+          <w:sz w:val="16"/>
+          <w:szCs w:val="16"/>
+        </w:rPr>
+        <w:t xml:space="preserve">DECRETO LEGISLATIVO 807, LEY SOBRE FACULTADES, NORMAS Y ORGANIZACIÓN DEL INDECOPI, publicado el 18 de abril de 1996</w:t>
+      </w:r>
+    </w:p>
+    <w:p>
+      <w:pPr>
+        <w:pStyle w:val="Textonotapie"/>
+        <w:ind w:left="567" w:hanging="567"/>
+        <w:jc w:val="both"/>
+      </w:pPr>
+      <w:r>
+        <w:rPr>
+          <w:rFonts w:ascii="Arial Narrow" w:hAnsi="Arial Narrow" w:cs="Arial"/>
+          <w:sz w:val="16"/>
+          <w:szCs w:val="16"/>
+        </w:rPr>
+        <w:tab/>
+      </w:r>
+      <w:r>
+        <w:rPr>
+          <w:rFonts w:ascii="Arial Narrow" w:hAnsi="Arial Narrow" w:cs="Arial"/>
+          <w:b/>
+          <w:bCs/>
+          <w:sz w:val="16"/>
+          <w:szCs w:val="16"/>
+        </w:rPr>
+        <w:t xml:space="preserve">Artículo 26.-</w:t>
+      </w:r>
+      <w:r>
+        <w:rPr>
+          <w:rFonts w:ascii="Arial Narrow" w:hAnsi="Arial Narrow" w:cs="Arial"/>
+          <w:sz w:val="16"/>
+          <w:szCs w:val="16"/>
+        </w:rPr>
+        <w:t xml:space="preserve"> Una vez admitida a trámite la denuncia, se correrá traslado de la misma al denunciado, a fin de que éste presente su descargo. El plazo para la presentación del descargo será de cinco (5) días contados desde la notificación, vencido el cual, el Secretario Técnico declarará en rebeldía al denunciado que no lo hubiera presentado.</w:t>
+      </w:r>
+    </w:p>
+  </w:footnote>
+  <w:footnote w:id="16">
+    <w:p>
+      <w:pPr>
+        <w:pStyle w:val="Textonotapie"/>
+        <w:ind w:left="567" w:hanging="567"/>
+        <w:jc w:val="both"/>
+      </w:pPr>
+      <w:r>
+        <w:rPr>
+          <w:rStyle w:val="Refdenotaalpie"/>
+          <w:rFonts w:ascii="Arial Narrow" w:hAnsi="Arial Narrow" w:cs="Arial"/>
+          <w:sz w:val="16"/>
+          <w:szCs w:val="16"/>
+          <w:vertAlign w:val="superscript"/>
+        </w:rPr>
+        <w:footnoteRef/>
+      </w:r>
+      <w:r>
+        <w:rPr>
+          <w:rFonts w:ascii="Arial Narrow" w:hAnsi="Arial Narrow" w:cs="Arial"/>
+          <w:sz w:val="16"/>
+          <w:szCs w:val="16"/>
+        </w:rPr>
+        <w:tab/>
+      </w:r>
+      <w:r>
+        <w:rPr>
+          <w:rFonts w:ascii="Arial Narrow" w:hAnsi="Arial Narrow" w:cs="Arial"/>
+          <w:b/>
+          <w:bCs/>
+          <w:sz w:val="16"/>
+          <w:szCs w:val="16"/>
+        </w:rPr>
+        <w:t xml:space="preserve">DECRETO SUPREMO 006-2026-JUS, TEXTO ÚNICO ORDENADO DE LA LEY 27444, LEY DEL PROCEDIMIENTO ADMINISTRATIVO GENERAL, publicado el 30 de abril de 2026</w:t>
+      </w:r>
+    </w:p>
+    <w:p>
+      <w:pPr>
+        <w:pStyle w:val="Textonotapie"/>
+        <w:ind w:left="567" w:hanging="567"/>
+        <w:jc w:val="both"/>
+      </w:pPr>
+      <w:r>
+        <w:rPr>
+          <w:rFonts w:ascii="Arial Narrow" w:hAnsi="Arial Narrow" w:cs="Arial"/>
+          <w:sz w:val="16"/>
+          <w:szCs w:val="16"/>
+        </w:rPr>
+        <w:tab/>
+      </w:r>
+      <w:r>
+        <w:rPr>
+          <w:rFonts w:ascii="Arial Narrow" w:hAnsi="Arial Narrow" w:cs="Arial"/>
+          <w:b/>
+          <w:bCs/>
+          <w:sz w:val="16"/>
+          <w:szCs w:val="16"/>
+        </w:rPr>
+        <w:t xml:space="preserve">Artículo 223.- Contestación de la reclamación</w:t>
+      </w:r>
+    </w:p>
+    <w:p>
+      <w:pPr>
+        <w:pStyle w:val="Textonotapie"/>
+        <w:ind w:left="567" w:hanging="567"/>
+        <w:jc w:val="both"/>
+      </w:pPr>
+      <w:r>
+        <w:rPr>
+          <w:rFonts w:ascii="Arial Narrow" w:hAnsi="Arial Narrow" w:cs="Arial"/>
+          <w:sz w:val="16"/>
+          <w:szCs w:val="16"/>
+        </w:rPr>
+        <w:tab/>
+      </w:r>
+      <w:r>
+        <w:rPr>
+          <w:rFonts w:ascii="Arial Narrow" w:hAnsi="Arial Narrow" w:cs="Arial"/>
+          <w:sz w:val="16"/>
+          <w:szCs w:val="16"/>
+        </w:rPr>
+        <w:t xml:space="preserve">223.1 El reclamado deberá presentar la contestación de la reclamación dentro de los quince (15) días posteriores a la notificación de ésta; vencido este plazo, la Administración declarará en rebeldía al reclamado que no la hubiera presentado. La contestación deberá contener los requisitos de los escritos previstos en el artículo 113 de la presente Ley, así como la absolución de todos los asuntos controvertidos de hecho y de derecho, Las alegaciones y los hechos relevantes de la reclamación, salvo que hayan sido específicamente negadas en la contestación, se tendrán por aceptadas o merituadas como ciertas.</w:t>
+      </w:r>
+    </w:p>
+  </w:footnote>
   <w:footnote w:id="10">
     <w:p>
       <w:pPr>
@@ -9937,7 +10047,7 @@
 </file>
 
 <file path=word/header1.xml><?xml version="1.0" encoding="utf-8"?>
-<w:hdr xmlns:wpc="http://schemas.microsoft.com/office/word/2010/wordprocessingCanvas" xmlns:cx="http://schemas.microsoft.com/office/drawing/2014/chartex" xmlns:cx1="http://schemas.microsoft.com/office/drawing/2015/9/8/chartex" xmlns:cx2="http://schemas.microsoft.com/office/drawing/2015/10/21/chartex" xmlns:cx3="http://schemas.microsoft.com/office/drawing/2016/5/9/chartex" xmlns:cx4="http://schemas.microsoft.com/office/drawing/2016/5/10/chartex" xmlns:cx5="http://schemas.microsoft.com/office/drawing/2016/5/11/chartex" xmlns:cx6="http://schemas.microsoft.com/office/drawing/2016/5/12/chartex" xmlns:cx7="http://schemas.microsoft.com/office/drawing/2016/5/13/chartex" xmlns:cx8="http://schemas.microsoft.com/office/drawing/2016/5/14/chartex" xmlns:mc="http://schemas.openxmlformats.org/markup-compatibility/2006" xmlns:aink="http://schemas.microsoft.com/office/drawing/2016/ink" xmlns:am3d="http://schemas.microsoft.com/office/drawing/2017/model3d" xmlns:o="urn:schemas-microsoft-com:office:office" xmlns:oel="http://schemas.microsoft.com/office/2019/extlst" xmlns:r="http://schemas.openxmlformats.org/officeDocument/2006/relationships" xmlns:m="http://schemas.openxmlformats.org/officeDocument/2006/math" xmlns:v="urn:schemas-microsoft-com:vml" xmlns:wp14="http://schemas.microsoft.com/office/word/2010/wordprocessingDrawing" xmlns:wp="http://schemas.openxmlformats.org/drawingml/2006/wordprocessingDrawing" xmlns:w10="urn:schemas-microsoft-com:office:word" xmlns:w="http://schemas.openxmlformats.org/wordprocessingml/2006/main" xmlns:w14="http://schemas.microsoft.com/office/word/2010/wordml" xmlns:w15="http://schemas.microsoft.com/office/word/2012/wordml" xmlns:w16cex="http://schemas.microsoft.com/office/word/2018/wordml/cex" xmlns:w16cid="http://schemas.microsoft.com/office/word/2016/wordml/cid" xmlns:w16="http://schemas.microsoft.com/office/word/2018/wordml" xmlns:w16du="http://schemas.microsoft.com/office/word/2023/wordml/word16du" xmlns:w16sdtdh="http://schemas.microsoft.com/office/word/2020/wordml/sdtdatahash" xmlns:w16sdtfl="http://schemas.microsoft.com/office/word/2024/wordml/sdtformatlock" xmlns:w16se="http://schemas.microsoft.com/office/word/2015/wordml/symex" xmlns:wpg="http://schemas.microsoft.com/office/word/2010/wordprocessingGroup" xmlns:wpi="http://schemas.microsoft.com/office/word/2010/wordprocessingInk" xmlns:wne="http://schemas.microsoft.com/office/word/2006/wordml" xmlns:wps="http://schemas.microsoft.com/office/word/2010/wordprocessingShape" mc:Ignorable="w14 w15 w16se w16cid w16 w16cex w16sdtdh w16sdtfl w16du wp14">
+<w:hdr xmlns:a="http://schemas.openxmlformats.org/drawingml/2006/main" xmlns:a14="http://schemas.microsoft.com/office/drawing/2010/main" xmlns:mc="http://schemas.openxmlformats.org/markup-compatibility/2006" xmlns:pic="http://schemas.openxmlformats.org/drawingml/2006/picture" xmlns:r="http://schemas.openxmlformats.org/officeDocument/2006/relationships" xmlns:w="http://schemas.openxmlformats.org/wordprocessingml/2006/main" xmlns:w14="http://schemas.microsoft.com/office/word/2010/wordml" xmlns:w15="http://schemas.microsoft.com/office/word/2012/wordml" xmlns:w16="http://schemas.microsoft.com/office/word/2018/wordml" xmlns:w16cex="http://schemas.microsoft.com/office/word/2018/wordml/cex" xmlns:w16cid="http://schemas.microsoft.com/office/word/2016/wordml/cid" xmlns:w16du="http://schemas.microsoft.com/office/word/2023/wordml/word16du" xmlns:w16sdtdh="http://schemas.microsoft.com/office/word/2020/wordml/sdtdatahash" xmlns:w16se="http://schemas.microsoft.com/office/word/2015/wordml/symex" xmlns:wp="http://schemas.openxmlformats.org/drawingml/2006/wordprocessingDrawing" xmlns:wp14="http://schemas.microsoft.com/office/word/2010/wordprocessingDrawing" mc:Ignorable="w14 w15 w16se w16cid w16 w16cex w16sdtdh w16du wp14">
   <w:tbl>
     <w:tblPr>
       <w:tblW w:w="8645" w:type="dxa"/>

--- a/plantillas_maestras/04_seguro_proteccion_tarjetas_y_dinero/anulacion_indebida/1_ddo_aseguradora/mujer/TPL_1814_2025_SEGURO_PROTECCION_TARJETAS_Y_DINERO_ANULACION_INDEBIDA_ASEGURADORA_MUJER_R1.docx
+++ b/plantillas_maestras/04_seguro_proteccion_tarjetas_y_dinero/anulacion_indebida/1_ddo_aseguradora/mujer/TPL_1814_2025_SEGURO_PROTECCION_TARJETAS_Y_DINERO_ANULACION_INDEBIDA_ASEGURADORA_MUJER_R1.docx
@@ -594,19 +594,7 @@
           <w:lang w:val="es-ES" w:eastAsia="es-ES"/>
           <w14:ligatures w14:val="none"/>
         </w:rPr>
-        <w:t xml:space="preserve">Mediante el escrito del 25 de junio de 2025, la señora [APELLIDO] denunció a Interseguro por presuntas infracciones a la Ley 29571, Código de Protección y Defensa del Consumidor (en adelante, Código), señalando lo siguiente:</w:t>
-      </w:r>
-      <w:r>
-        <w:rPr>
-          <w:rFonts w:ascii="Arial Narrow" w:eastAsia="Arial Narrow" w:hAnsi="Arial Narrow" w:cs="Arial Narrow"/>
-          <w:color w:val="000000"/>
-          <w:kern w:val="0"/>
-          <w:sz w:val="22"/>
-          <w:szCs w:val="22"/>
-          <w:lang w:val="es-ES" w:eastAsia="es-ES"/>
-          <w14:ligatures w14:val="none"/>
-        </w:rPr>
-        <w:t/>
+        <w:t xml:space="preserve">Mediante el escrito del 25 de junio de 2025, la señora [APELLIDO] denunció a Interseguro por presuntas infracciones a la Ley 29571, Código de Protección y Defensa del Consumidor</w:t>
       </w:r>
       <w:r>
         <w:rPr>
@@ -625,46 +613,6 @@
       <w:r>
         <w:rPr>
           <w:rFonts w:ascii="Arial Narrow" w:eastAsia="Arial Narrow" w:hAnsi="Arial Narrow" w:cs="Arial Narrow"/>
-          <w:kern w:val="0"/>
-          <w14:ligatures w14:val="none"/>
-          <w:sz w:val="22"/>
-          <w:szCs w:val="22"/>
-        </w:rPr>
-        <w:t/>
-      </w:r>
-      <w:r>
-        <w:rPr>
-          <w:rFonts w:ascii="Arial Narrow" w:eastAsia="Arial Narrow" w:hAnsi="Arial Narrow" w:cs="Arial Narrow"/>
-          <w:kern w:val="0"/>
-          <w14:ligatures w14:val="none"/>
-          <w:sz w:val="22"/>
-          <w:szCs w:val="22"/>
-        </w:rPr>
-        <w:t xml:space="preserve"/>
-      </w:r>
-      <w:r>
-        <w:rPr>
-          <w:rFonts w:ascii="Arial Narrow" w:eastAsia="Arial Narrow" w:hAnsi="Arial Narrow" w:cs="Arial Narrow"/>
-          <w:kern w:val="0"/>
-          <w14:ligatures w14:val="none"/>
-          <w:sz w:val="22"/>
-          <w:szCs w:val="22"/>
-        </w:rPr>
-        <w:t xml:space="preserve"/>
-      </w:r>
-      <w:r>
-        <w:rPr>
-          <w:rFonts w:ascii="Arial Narrow" w:eastAsia="Arial Narrow" w:hAnsi="Arial Narrow" w:cs="Arial Narrow"/>
-          <w:kern w:val="0"/>
-          <w14:ligatures w14:val="none"/>
-          <w:sz w:val="22"/>
-          <w:szCs w:val="22"/>
-        </w:rPr>
-        <w:t/>
-      </w:r>
-      <w:r>
-        <w:rPr>
-          <w:rFonts w:ascii="Arial Narrow" w:eastAsia="Arial Narrow" w:hAnsi="Arial Narrow" w:cs="Arial Narrow"/>
           <w:color w:val="000000"/>
           <w:kern w:val="0"/>
           <w:sz w:val="22"/>
@@ -672,19 +620,7 @@
           <w:lang w:val="es-ES" w:eastAsia="es-ES"/>
           <w14:ligatures w14:val="none"/>
         </w:rPr>
-        <w:t xml:space="preserve"/>
-      </w:r>
-      <w:r>
-        <w:rPr>
-          <w:rFonts w:ascii="Arial Narrow" w:eastAsia="Arial Narrow" w:hAnsi="Arial Narrow" w:cs="Arial Narrow"/>
-          <w:color w:val="000000"/>
-          <w:kern w:val="0"/>
-          <w:sz w:val="22"/>
-          <w:szCs w:val="22"/>
-          <w:lang w:val="es-ES" w:eastAsia="es-ES"/>
-          <w14:ligatures w14:val="none"/>
-        </w:rPr>
-        <w:t xml:space="preserve"/>
+        <w:t xml:space="preserve"> (en adelante, Código), señalando lo siguiente:</w:t>
       </w:r>
       <w:r>
         <w:rPr>
@@ -711,6 +647,82 @@
           <w14:ligatures w14:val="none"/>
         </w:rPr>
         <w:footnoteReference w:id="2"/>
+      </w:r>
+      <w:r>
+        <w:rPr>
+          <w:rFonts w:ascii="Arial Narrow" w:eastAsia="Arial Narrow" w:hAnsi="Arial Narrow" w:cs="Arial Narrow"/>
+          <w:kern w:val="0"/>
+          <w14:ligatures w14:val="none"/>
+          <w:sz w:val="22"/>
+          <w:szCs w:val="22"/>
+        </w:rPr>
+        <w:t/>
+      </w:r>
+      <w:r>
+        <w:rPr>
+          <w:rFonts w:ascii="Arial Narrow" w:eastAsia="Arial Narrow" w:hAnsi="Arial Narrow" w:cs="Arial Narrow"/>
+          <w:kern w:val="0"/>
+          <w14:ligatures w14:val="none"/>
+          <w:sz w:val="22"/>
+          <w:szCs w:val="22"/>
+        </w:rPr>
+        <w:t xml:space="preserve"/>
+      </w:r>
+      <w:r>
+        <w:rPr>
+          <w:rFonts w:ascii="Arial Narrow" w:eastAsia="Arial Narrow" w:hAnsi="Arial Narrow" w:cs="Arial Narrow"/>
+          <w:kern w:val="0"/>
+          <w14:ligatures w14:val="none"/>
+          <w:sz w:val="22"/>
+          <w:szCs w:val="22"/>
+        </w:rPr>
+        <w:t xml:space="preserve"/>
+      </w:r>
+      <w:r>
+        <w:rPr>
+          <w:rFonts w:ascii="Arial Narrow" w:eastAsia="Arial Narrow" w:hAnsi="Arial Narrow" w:cs="Arial Narrow"/>
+          <w:kern w:val="0"/>
+          <w14:ligatures w14:val="none"/>
+          <w:sz w:val="22"/>
+          <w:szCs w:val="22"/>
+        </w:rPr>
+        <w:t/>
+      </w:r>
+      <w:r>
+        <w:rPr>
+          <w:rFonts w:ascii="Arial Narrow" w:eastAsia="Arial Narrow" w:hAnsi="Arial Narrow" w:cs="Arial Narrow"/>
+          <w:color w:val="000000"/>
+          <w:kern w:val="0"/>
+          <w:sz w:val="22"/>
+          <w:szCs w:val="22"/>
+          <w:lang w:val="es-ES" w:eastAsia="es-ES"/>
+          <w14:ligatures w14:val="none"/>
+        </w:rPr>
+        <w:t xml:space="preserve"/>
+      </w:r>
+      <w:r>
+        <w:rPr>
+          <w:rFonts w:ascii="Arial Narrow" w:eastAsia="Arial Narrow" w:hAnsi="Arial Narrow" w:cs="Arial Narrow"/>
+          <w:color w:val="000000"/>
+          <w:kern w:val="0"/>
+          <w:sz w:val="22"/>
+          <w:szCs w:val="22"/>
+          <w:lang w:val="es-ES" w:eastAsia="es-ES"/>
+          <w14:ligatures w14:val="none"/>
+        </w:rPr>
+        <w:t xml:space="preserve"/>
+      </w:r>
+      <w:r>
+        <w:rPr>
+          <w:rFonts w:ascii="Arial Narrow" w:eastAsia="Arial Narrow" w:hAnsi="Arial Narrow" w:cs="Arial Narrow"/>
+          <w:color w:val="000000"/>
+          <w:kern w:val="0"/>
+          <w:sz w:val="22"/>
+          <w:szCs w:val="22"/>
+          <w:lang w:val="es-ES" w:eastAsia="es-ES"/>
+          <w14:ligatures w14:val="none"/>
+        </w:rPr>
+        <w:t/>
       </w:r>
       <w:r>
         <w:rPr>
@@ -4571,7 +4583,19 @@
           <w:lang w:eastAsia="es-PE"/>
           <w14:ligatures w14:val="none"/>
         </w:rPr>
-        <w:t xml:space="preserve">PRIMERO: admitir a trámite la denuncia del 25 de junio de 2025 interpuesta por la señora [DENUNCIANTE] contra Interseguro Compañía de Seguros S.A., por lo siguiente:</w:t>
+        <w:t xml:space="preserve">PRIMERO:</w:t>
+      </w:r>
+      <w:r>
+        <w:rPr>
+          <w:rFonts w:ascii="Arial Narrow" w:eastAsia="Arial Narrow" w:hAnsi="Arial Narrow" w:cs="Arial Narrow"/>
+          <w:color w:val="000000"/>
+          <w:kern w:val="0"/>
+          <w:sz w:val="22"/>
+          <w:szCs w:val="22"/>
+          <w:lang w:eastAsia="es-PE"/>
+          <w14:ligatures w14:val="none"/>
+        </w:rPr>
+        <w:t xml:space="preserve"> admitir a trámite la denuncia del 25 de junio de 2025 interpuesta por la señora [DENUNCIANTE] contra Interseguro Compañía de Seguros S.A., por lo siguiente:</w:t>
       </w:r>
       <w:r>
         <w:rPr>
@@ -4615,7 +4639,6 @@
       <w:r>
         <w:rPr>
           <w:rFonts w:ascii="Arial Narrow" w:eastAsia="Arial Narrow" w:hAnsi="Arial Narrow" w:cs="Arial Narrow"/>
-          <w:bCs/>
           <w:spacing w:val="-3"/>
           <w:kern w:val="0"/>
           <w14:ligatures w14:val="none"/>
@@ -4653,7 +4676,6 @@
       <w:r>
         <w:rPr>
           <w:rFonts w:ascii="Arial Narrow" w:eastAsia="Arial Narrow" w:hAnsi="Arial Narrow" w:cs="Arial Narrow"/>
-          <w:bCs/>
           <w:sz w:val="22"/>
           <w:szCs w:val="22"/>
         </w:rPr>
@@ -6059,7 +6081,19 @@
           <w:lang w:eastAsia="es-PE"/>
           <w14:ligatures w14:val="none"/>
         </w:rPr>
-        <w:t xml:space="preserve">TERCERO: </w:t>
+        <w:t xml:space="preserve">TERCERO:</w:t>
+      </w:r>
+      <w:r>
+        <w:rPr>
+          <w:rFonts w:ascii="Arial Narrow" w:eastAsia="Arial Narrow" w:hAnsi="Arial Narrow" w:cs="Arial Narrow"/>
+          <w:color w:val="000000"/>
+          <w:kern w:val="0"/>
+          <w:sz w:val="22"/>
+          <w:szCs w:val="22"/>
+          <w:lang w:eastAsia="es-PE"/>
+          <w14:ligatures w14:val="none"/>
+        </w:rPr>
+        <w:t xml:space="preserve"> </w:t>
       </w:r>
       <w:r>
         <w:rPr>
@@ -6076,7 +6110,6 @@
       <w:r>
         <w:rPr>
           <w:rFonts w:ascii="Arial Narrow" w:eastAsia="Arial Narrow" w:hAnsi="Arial Narrow" w:cs="Arial Narrow"/>
-          <w:bCs/>
           <w:sz w:val="22"/>
           <w:szCs w:val="22"/>
         </w:rPr>
@@ -6460,7 +6493,15 @@
           <w:sz w:val="22"/>
           <w:szCs w:val="22"/>
         </w:rPr>
-        <w:t xml:space="preserve">CUARTO: </w:t>
+        <w:t xml:space="preserve">CUARTO:</w:t>
+      </w:r>
+      <w:r>
+        <w:rPr>
+          <w:rFonts w:ascii="Arial Narrow" w:eastAsia="Arial Narrow" w:hAnsi="Arial Narrow" w:cs="Arial Narrow"/>
+          <w:sz w:val="22"/>
+          <w:szCs w:val="22"/>
+        </w:rPr>
+        <w:t xml:space="preserve"> </w:t>
       </w:r>
       <w:r>
         <w:rPr>
@@ -6482,7 +6523,7 @@
           <w:lang w:val="es-ES" w:eastAsia="es-ES"/>
           <w14:ligatures w14:val="none"/>
         </w:rPr>
-        <w:footnoteReference w:id="15"/>
+        <w:footnoteReference w:id="10"/>
       </w:r>
       <w:r>
         <w:rPr>
@@ -6504,7 +6545,7 @@
           <w:lang w:val="es-ES" w:eastAsia="es-ES"/>
           <w14:ligatures w14:val="none"/>
         </w:rPr>
-        <w:footnoteReference w:id="16"/>
+        <w:footnoteReference w:id="11"/>
       </w:r>
       <w:r>
         <w:rPr>
@@ -6555,7 +6596,19 @@
           <w:lang w:eastAsia="es-PE"/>
           <w14:ligatures w14:val="none"/>
         </w:rPr>
-        <w:t xml:space="preserve">QUINTO: </w:t>
+        <w:t xml:space="preserve">QUINTO:</w:t>
+      </w:r>
+      <w:r>
+        <w:rPr>
+          <w:rFonts w:ascii="Arial Narrow" w:eastAsia="Arial Narrow" w:hAnsi="Arial Narrow" w:cs="Arial Narrow"/>
+          <w:color w:val="000000"/>
+          <w:kern w:val="0"/>
+          <w:sz w:val="22"/>
+          <w:szCs w:val="22"/>
+          <w:lang w:eastAsia="es-PE"/>
+          <w14:ligatures w14:val="none"/>
+        </w:rPr>
+        <w:t xml:space="preserve"> </w:t>
       </w:r>
       <w:bookmarkStart w:id="4" w:name="_Hlk188286813"/>
       <w:r>
@@ -6875,7 +6928,7 @@
           <w:lang w:eastAsia="es-PE"/>
           <w14:ligatures w14:val="none"/>
         </w:rPr>
-        <w:footnoteReference w:id="10"/>
+        <w:footnoteReference w:id="12"/>
       </w:r>
       <w:r>
         <w:rPr>
@@ -6973,7 +7026,7 @@
           <w:lang w:eastAsia="es-PE"/>
           <w14:ligatures w14:val="none"/>
         </w:rPr>
-        <w:footnoteReference w:id="11"/>
+        <w:footnoteReference w:id="13"/>
       </w:r>
       <w:r>
         <w:rPr>
@@ -7037,7 +7090,7 @@
           <w:lang w:eastAsia="es-PE"/>
           <w14:ligatures w14:val="none"/>
         </w:rPr>
-        <w:footnoteReference w:id="12"/>
+        <w:footnoteReference w:id="14"/>
       </w:r>
       <w:r>
         <w:rPr>
@@ -7251,7 +7304,7 @@
           <w:vertAlign w:val="superscript"/>
           <w14:ligatures w14:val="none"/>
         </w:rPr>
-        <w:footnoteReference w:id="13"/>
+        <w:footnoteReference w:id="15"/>
       </w:r>
       <w:r>
         <w:rPr>
@@ -7280,29 +7333,139 @@
           <w:kern w:val="0"/>
           <w:sz w:val="22"/>
           <w:szCs w:val="22"/>
+          <w14:ligatures w14:val="none"/>
+        </w:rPr>
+        <w:t>expresamente su facultad para asistir y conciliar en su representación</w:t>
+      </w:r>
+      <w:r>
+        <w:rPr>
+          <w:rFonts w:ascii="Arial Narrow" w:eastAsia="Arial Narrow" w:hAnsi="Arial Narrow" w:cs="Arial Narrow"/>
+          <w:kern w:val="0"/>
+          <w14:ligatures w14:val="none"/>
+          <w:sz w:val="22"/>
+          <w:szCs w:val="22"/>
+        </w:rPr>
+        <w:t>.</w:t>
+      </w:r>
+      <w:r>
+        <w:rPr>
+          <w:rFonts w:ascii="Arial Narrow" w:eastAsia="Arial Narrow" w:hAnsi="Arial Narrow" w:cs="Arial Narrow"/>
+          <w:kern w:val="0"/>
+          <w14:ligatures w14:val="none"/>
+          <w:sz w:val="22"/>
+          <w:szCs w:val="22"/>
+        </w:rPr>
+        <w:t xml:space="preserve"> </w:t>
+      </w:r>
+      <w:r>
+        <w:rPr>
+          <w:rFonts w:ascii="Arial Narrow" w:eastAsia="Arial Narrow" w:hAnsi="Arial Narrow" w:cs="Arial Narrow"/>
+          <w:kern w:val="0"/>
+          <w:sz w:val="22"/>
+          <w:szCs w:val="22"/>
+          <w14:ligatures w14:val="none"/>
+        </w:rPr>
+        <w:t xml:space="preserve">Ello bajo apercibimiento de no realizar la audiencia de conciliación y levantar el acta de inasistencia correspondiente. </w:t>
+      </w:r>
+    </w:p>
+    <w:p>
+      <w:pPr>
+        <w:suppressAutoHyphens/>
+        <w:spacing w:after="0" w:line="240" w:lineRule="auto"/>
+        <w:jc w:val="both"/>
+        <w:rPr>
+          <w:rFonts w:ascii="Arial Narrow" w:eastAsia="Arial Narrow" w:hAnsi="Arial Narrow" w:cs="Arial Narrow"/>
+          <w:kern w:val="0"/>
+          <w:sz w:val="22"/>
+          <w:szCs w:val="22"/>
           <w:u w:val="single"/>
           <w14:ligatures w14:val="none"/>
         </w:rPr>
-        <w:t>expresamente su facultad para asistir y conciliar en su representación</w:t>
-      </w:r>
-      <w:r>
-        <w:rPr>
-          <w:rFonts w:ascii="Arial Narrow" w:eastAsia="Arial Narrow" w:hAnsi="Arial Narrow" w:cs="Arial Narrow"/>
-          <w:bCs/>
-          <w:kern w:val="0"/>
-          <w14:ligatures w14:val="none"/>
-          <w:sz w:val="22"/>
-          <w:szCs w:val="22"/>
-        </w:rPr>
-        <w:t>.</w:t>
-      </w:r>
+      </w:pPr>
+    </w:p>
+    <w:p>
+      <w:pPr>
+        <w:suppressAutoHyphens/>
+        <w:spacing w:after="0" w:line="240" w:lineRule="auto"/>
+        <w:jc w:val="both"/>
+        <w:rPr>
+          <w:rFonts w:ascii="Arial Narrow" w:eastAsia="Arial Narrow" w:hAnsi="Arial Narrow" w:cs="Arial Narrow"/>
+          <w:color w:val="000000"/>
+          <w:kern w:val="0"/>
+          <w:sz w:val="22"/>
+          <w:szCs w:val="22"/>
+          <w:lang w:eastAsia="es-PE"/>
+          <w14:ligatures w14:val="none"/>
+        </w:rPr>
+      </w:pPr>
+      <w:r>
+        <w:rPr>
+          <w:rFonts w:ascii="Arial Narrow" w:eastAsia="Arial Narrow" w:hAnsi="Arial Narrow" w:cs="Arial Narrow"/>
+          <w:b/>
+          <w:color w:val="000000"/>
+          <w:kern w:val="0"/>
+          <w:sz w:val="22"/>
+          <w:szCs w:val="22"/>
+          <w:lang w:eastAsia="es-PE"/>
+          <w14:ligatures w14:val="none"/>
+        </w:rPr>
+        <w:t>NOVENO:</w:t>
+      </w:r>
+      <w:r>
+        <w:rPr>
+          <w:rFonts w:ascii="Arial Narrow" w:eastAsia="Arial Narrow" w:hAnsi="Arial Narrow" w:cs="Arial Narrow"/>
+          <w:color w:val="000000"/>
+          <w:kern w:val="0"/>
+          <w:sz w:val="22"/>
+          <w:szCs w:val="22"/>
+          <w:lang w:eastAsia="es-PE"/>
+          <w14:ligatures w14:val="none"/>
+        </w:rPr>
+        <w:t xml:space="preserve"> poner en conocimiento de las partes que, antes de la emisión de la Resolución Final, tienen la posibilidad de formular su desistimiento o presentar el acuerdo arribado mediante la conciliación, mediación, transacción o cualquier otro que, de forma indubitable, deje constancia que se ha solucionado la controversia materia de denuncia.</w:t>
+      </w:r>
+      <w:bookmarkStart w:id="7" w:name="h.gjdgxs" w:colFirst="0" w:colLast="0"/>
+      <w:bookmarkEnd w:id="7"/>
+    </w:p>
+    <w:p>
+      <w:pPr>
+        <w:suppressAutoHyphens/>
+        <w:spacing w:after="0" w:line="240" w:lineRule="auto"/>
+        <w:jc w:val="both"/>
+        <w:rPr>
+          <w:rFonts w:ascii="Arial Narrow" w:eastAsia="Arial Narrow" w:hAnsi="Arial Narrow" w:cs="Arial Narrow"/>
+          <w:color w:val="000000"/>
+          <w:kern w:val="0"/>
+          <w:sz w:val="22"/>
+          <w:szCs w:val="22"/>
+          <w:lang w:eastAsia="es-PE"/>
+          <w14:ligatures w14:val="none"/>
+        </w:rPr>
+      </w:pPr>
+    </w:p>
+    <w:p>
+      <w:pPr>
+        <w:suppressAutoHyphens/>
+        <w:spacing w:after="0" w:line="240" w:lineRule="auto"/>
+        <w:jc w:val="both"/>
+        <w:rPr>
+          <w:rFonts w:ascii="Arial Narrow" w:eastAsia="Arial Narrow" w:hAnsi="Arial Narrow" w:cs="Arial Narrow"/>
+          <w:sz w:val="22"/>
+          <w:szCs w:val="22"/>
+        </w:rPr>
+      </w:pPr>
       <w:r>
         <w:rPr>
           <w:rFonts w:ascii="Arial Narrow" w:eastAsia="Arial Narrow" w:hAnsi="Arial Narrow" w:cs="Arial Narrow"/>
           <w:b/>
           <w:bCs/>
-          <w:kern w:val="0"/>
-          <w14:ligatures w14:val="none"/>
+          <w:sz w:val="22"/>
+          <w:szCs w:val="22"/>
+        </w:rPr>
+        <w:t xml:space="preserve">DÉCIMO:</w:t>
+      </w:r>
+      <w:r>
+        <w:rPr>
+          <w:rFonts w:ascii="Arial Narrow" w:eastAsia="Arial Narrow" w:hAnsi="Arial Narrow" w:cs="Arial Narrow"/>
           <w:sz w:val="22"/>
           <w:szCs w:val="22"/>
         </w:rPr>
@@ -7311,13 +7474,134 @@
       <w:r>
         <w:rPr>
           <w:rFonts w:ascii="Arial Narrow" w:eastAsia="Arial Narrow" w:hAnsi="Arial Narrow" w:cs="Arial Narrow"/>
-          <w:kern w:val="0"/>
-          <w:sz w:val="22"/>
-          <w:szCs w:val="22"/>
-          <w:u w:val="single"/>
-          <w14:ligatures w14:val="none"/>
-        </w:rPr>
-        <w:t xml:space="preserve">Ello bajo apercibimiento de no realizar la audiencia de conciliación y levantar el acta de inasistencia correspondiente. </w:t>
+          <w:sz w:val="22"/>
+          <w:szCs w:val="22"/>
+        </w:rPr>
+        <w:t xml:space="preserve">requerir a la señora [DENUNCIANTE] para que, dentro del plazo de dos (2) días hábiles siguientes a la fecha en que reciba la notificación en su bandeja de correo electrónico, efectúe la confirmación de recepción de la notificación remitida por este despacho a su correo electrónico, de conformidad con el segundo párrafo del numeral 4 del artículo 20 del Texto Único Ordenado de la Ley del Procedimiento Administrativo General, aprobado mediante Decreto Supremo 006-2026-JUS, bajo apercibimiento de rehacer el acto de notificación y notificarle conforme al numeral 1 del artículo 20 del citado cuerpo normativo.</w:t>
+      </w:r>
+      <w:r>
+        <w:rPr>
+          <w:rFonts w:ascii="Arial Narrow" w:eastAsia="Arial Narrow" w:hAnsi="Arial Narrow" w:cs="Arial Narrow"/>
+          <w:spacing w:val="-3"/>
+          <w:kern w:val="0"/>
+          <w14:ligatures w14:val="none"/>
+          <w:sz w:val="22"/>
+          <w:szCs w:val="22"/>
+        </w:rPr>
+        <w:t/>
+      </w:r>
+      <w:r>
+        <w:rPr>
+          <w:rFonts w:ascii="Arial Narrow" w:eastAsia="Arial Narrow" w:hAnsi="Arial Narrow" w:cs="Arial Narrow"/>
+          <w:spacing w:val="-3"/>
+          <w:kern w:val="0"/>
+          <w14:ligatures w14:val="none"/>
+          <w:sz w:val="22"/>
+          <w:szCs w:val="22"/>
+        </w:rPr>
+        <w:t xml:space="preserve"/>
+      </w:r>
+      <w:r>
+        <w:rPr>
+          <w:rFonts w:ascii="Arial Narrow" w:eastAsia="Arial Narrow" w:hAnsi="Arial Narrow" w:cs="Arial Narrow"/>
+          <w:spacing w:val="-3"/>
+          <w:kern w:val="0"/>
+          <w14:ligatures w14:val="none"/>
+          <w:sz w:val="22"/>
+          <w:szCs w:val="22"/>
+        </w:rPr>
+        <w:t xml:space="preserve"/>
+      </w:r>
+      <w:r>
+        <w:rPr>
+          <w:rFonts w:ascii="Arial Narrow" w:eastAsia="Arial Narrow" w:hAnsi="Arial Narrow" w:cs="Arial Narrow"/>
+          <w:color w:val="000000"/>
+          <w:kern w:val="0"/>
+          <w:sz w:val="22"/>
+          <w:szCs w:val="22"/>
+          <w:shd w:val="clear" w:color="auto" w:fill="FFFFFF"/>
+          <w:lang w:eastAsia="es-PE"/>
+          <w14:ligatures w14:val="none"/>
+        </w:rPr>
+        <w:t xml:space="preserve"/>
+      </w:r>
+      <w:r>
+        <w:rPr>
+          <w:rFonts w:ascii="Arial Narrow" w:eastAsia="Arial Narrow" w:hAnsi="Arial Narrow" w:cs="Arial Narrow"/>
+          <w:color w:val="000000"/>
+          <w:sz w:val="22"/>
+          <w:szCs w:val="22"/>
+        </w:rPr>
+        <w:t/>
+      </w:r>
+      <w:r>
+        <w:rPr>
+          <w:rFonts w:ascii="Arial Narrow" w:eastAsia="Arial Narrow" w:hAnsi="Arial Narrow" w:cs="Arial Narrow"/>
+          <w:color w:val="000000"/>
+          <w:sz w:val="22"/>
+          <w:szCs w:val="22"/>
+        </w:rPr>
+        <w:t xml:space="preserve"/>
+      </w:r>
+      <w:r>
+        <w:rPr>
+          <w:rFonts w:ascii="Arial Narrow" w:eastAsia="Arial Narrow" w:hAnsi="Arial Narrow" w:cs="Arial Narrow"/>
+          <w:color w:val="000000"/>
+          <w:kern w:val="0"/>
+          <w:sz w:val="22"/>
+          <w:szCs w:val="22"/>
+          <w:lang w:eastAsia="es-PE"/>
+          <w14:ligatures w14:val="none"/>
+        </w:rPr>
+        <w:t/>
+      </w:r>
+      <w:r>
+        <w:rPr>
+          <w:rFonts w:ascii="Arial Narrow" w:eastAsia="Arial Narrow" w:hAnsi="Arial Narrow" w:cs="Arial Narrow"/>
+          <w:color w:val="000000"/>
+          <w:sz w:val="22"/>
+          <w:szCs w:val="22"/>
+        </w:rPr>
+        <w:t xml:space="preserve"/>
+      </w:r>
+      <w:r>
+        <w:rPr>
+          <w:rFonts w:ascii="Arial Narrow" w:eastAsia="Arial Narrow" w:hAnsi="Arial Narrow" w:cs="Arial Narrow"/>
+          <w:color w:val="000000"/>
+          <w:kern w:val="0"/>
+          <w:sz w:val="22"/>
+          <w:szCs w:val="22"/>
+          <w:lang w:eastAsia="es-PE"/>
+          <w14:ligatures w14:val="none"/>
+        </w:rPr>
+        <w:t/>
+      </w:r>
+      <w:r>
+        <w:rPr>
+          <w:rFonts w:ascii="Arial Narrow" w:eastAsia="Arial Narrow" w:hAnsi="Arial Narrow" w:cs="Arial Narrow"/>
+          <w:color w:val="000000"/>
+          <w:sz w:val="22"/>
+          <w:szCs w:val="22"/>
+        </w:rPr>
+        <w:t xml:space="preserve"/>
+      </w:r>
+      <w:r>
+        <w:rPr>
+          <w:rStyle w:val="Refdenotaalpie"/>
+          <w:rFonts w:ascii="Arial Narrow" w:eastAsia="Arial Narrow" w:hAnsi="Arial Narrow" w:cs="Arial Narrow"/>
+          <w:sz w:val="22"/>
+          <w:szCs w:val="22"/>
+          <w:vertAlign w:val="superscript"/>
+        </w:rPr>
+        <w:footnoteReference w:id="16"/>
+      </w:r>
+      <w:r>
+        <w:rPr>
+          <w:rFonts w:ascii="Arial Narrow" w:eastAsia="Arial Narrow" w:hAnsi="Arial Narrow" w:cs="Arial Narrow"/>
+          <w:sz w:val="22"/>
+          <w:szCs w:val="22"/>
+        </w:rPr>
+        <w:t/>
       </w:r>
     </w:p>
     <w:p>
@@ -7327,77 +7611,15 @@
         <w:jc w:val="both"/>
         <w:rPr>
           <w:rFonts w:ascii="Arial Narrow" w:eastAsia="Arial Narrow" w:hAnsi="Arial Narrow" w:cs="Arial Narrow"/>
-          <w:kern w:val="0"/>
-          <w:sz w:val="22"/>
-          <w:szCs w:val="22"/>
-          <w:u w:val="single"/>
-          <w14:ligatures w14:val="none"/>
+          <w:sz w:val="22"/>
+          <w:szCs w:val="22"/>
         </w:rPr>
       </w:pPr>
     </w:p>
     <w:p>
       <w:pPr>
         <w:suppressAutoHyphens/>
-        <w:spacing w:after="0" w:line="240" w:lineRule="auto"/>
-        <w:jc w:val="both"/>
-        <w:rPr>
-          <w:rFonts w:ascii="Arial Narrow" w:eastAsia="Arial Narrow" w:hAnsi="Arial Narrow" w:cs="Arial Narrow"/>
-          <w:color w:val="000000"/>
-          <w:kern w:val="0"/>
-          <w:sz w:val="22"/>
-          <w:szCs w:val="22"/>
-          <w:lang w:eastAsia="es-PE"/>
-          <w14:ligatures w14:val="none"/>
-        </w:rPr>
-      </w:pPr>
-      <w:r>
-        <w:rPr>
-          <w:rFonts w:ascii="Arial Narrow" w:eastAsia="Arial Narrow" w:hAnsi="Arial Narrow" w:cs="Arial Narrow"/>
-          <w:b/>
-          <w:color w:val="000000"/>
-          <w:kern w:val="0"/>
-          <w:sz w:val="22"/>
-          <w:szCs w:val="22"/>
-          <w:lang w:eastAsia="es-PE"/>
-          <w14:ligatures w14:val="none"/>
-        </w:rPr>
-        <w:t>NOVENO:</w:t>
-      </w:r>
-      <w:r>
-        <w:rPr>
-          <w:rFonts w:ascii="Arial Narrow" w:eastAsia="Arial Narrow" w:hAnsi="Arial Narrow" w:cs="Arial Narrow"/>
-          <w:color w:val="000000"/>
-          <w:kern w:val="0"/>
-          <w:sz w:val="22"/>
-          <w:szCs w:val="22"/>
-          <w:lang w:eastAsia="es-PE"/>
-          <w14:ligatures w14:val="none"/>
-        </w:rPr>
-        <w:t xml:space="preserve"> poner en conocimiento de las partes que, antes de la emisión de la Resolución Final, tienen la posibilidad de formular su desistimiento o presentar el acuerdo arribado mediante la conciliación, mediación, transacción o cualquier otro que, de forma indubitable, deje constancia que se ha solucionado la controversia materia de denuncia.</w:t>
-      </w:r>
-      <w:bookmarkStart w:id="7" w:name="h.gjdgxs" w:colFirst="0" w:colLast="0"/>
-      <w:bookmarkEnd w:id="7"/>
-    </w:p>
-    <w:p>
-      <w:pPr>
-        <w:suppressAutoHyphens/>
-        <w:spacing w:after="0" w:line="240" w:lineRule="auto"/>
-        <w:jc w:val="both"/>
-        <w:rPr>
-          <w:rFonts w:ascii="Arial Narrow" w:eastAsia="Arial Narrow" w:hAnsi="Arial Narrow" w:cs="Arial Narrow"/>
-          <w:color w:val="000000"/>
-          <w:kern w:val="0"/>
-          <w:sz w:val="22"/>
-          <w:szCs w:val="22"/>
-          <w:lang w:eastAsia="es-PE"/>
-          <w14:ligatures w14:val="none"/>
-        </w:rPr>
-      </w:pPr>
-    </w:p>
-    <w:p>
-      <w:pPr>
-        <w:suppressAutoHyphens/>
-        <w:spacing w:after="0" w:line="240" w:lineRule="auto"/>
+        <w:spacing w:line="240" w:lineRule="auto"/>
         <w:jc w:val="both"/>
         <w:rPr>
           <w:rFonts w:ascii="Arial Narrow" w:eastAsia="Arial Narrow" w:hAnsi="Arial Narrow" w:cs="Arial Narrow"/>
@@ -7413,164 +7635,8 @@
           <w:sz w:val="22"/>
           <w:szCs w:val="22"/>
         </w:rPr>
-        <w:t xml:space="preserve">DÉCIMO: </w:t>
-      </w:r>
-      <w:r>
-        <w:rPr>
-          <w:rFonts w:ascii="Arial Narrow" w:eastAsia="Arial Narrow" w:hAnsi="Arial Narrow" w:cs="Arial Narrow"/>
-          <w:sz w:val="22"/>
-          <w:szCs w:val="22"/>
-        </w:rPr>
-        <w:t xml:space="preserve">requerir a la señora [DENUNCIANTE] para que, dentro del plazo de dos (2) días hábiles siguientes a la fecha en que reciba la notificación en su bandeja de correo electrónico, efectúe la confirmación de recepción de la notificación remitida por este despacho a su correo electrónico, de conformidad con el segundo párrafo del numeral 4 del artículo 20 del Texto Único Ordenado de la Ley del Procedimiento Administrativo General, aprobado mediante Decreto Supremo 006-2026-JUS, bajo apercibimiento de rehacer el acto de notificación y notificarle conforme al numeral 1 del artículo 20 del citado cuerpo normativo.</w:t>
-      </w:r>
-      <w:r>
-        <w:rPr>
-          <w:rFonts w:ascii="Arial Narrow" w:eastAsia="Arial Narrow" w:hAnsi="Arial Narrow" w:cs="Arial Narrow"/>
-          <w:spacing w:val="-3"/>
-          <w:kern w:val="0"/>
-          <w14:ligatures w14:val="none"/>
-          <w:sz w:val="22"/>
-          <w:szCs w:val="22"/>
-        </w:rPr>
-        <w:t/>
-      </w:r>
-      <w:r>
-        <w:rPr>
-          <w:rFonts w:ascii="Arial Narrow" w:eastAsia="Arial Narrow" w:hAnsi="Arial Narrow" w:cs="Arial Narrow"/>
-          <w:spacing w:val="-3"/>
-          <w:kern w:val="0"/>
-          <w14:ligatures w14:val="none"/>
-          <w:sz w:val="22"/>
-          <w:szCs w:val="22"/>
-        </w:rPr>
-        <w:t xml:space="preserve"/>
-      </w:r>
-      <w:r>
-        <w:rPr>
-          <w:rFonts w:ascii="Arial Narrow" w:eastAsia="Arial Narrow" w:hAnsi="Arial Narrow" w:cs="Arial Narrow"/>
-          <w:spacing w:val="-3"/>
-          <w:kern w:val="0"/>
-          <w14:ligatures w14:val="none"/>
-          <w:sz w:val="22"/>
-          <w:szCs w:val="22"/>
-        </w:rPr>
-        <w:t xml:space="preserve"/>
-      </w:r>
-      <w:r>
-        <w:rPr>
-          <w:rFonts w:ascii="Arial Narrow" w:eastAsia="Arial Narrow" w:hAnsi="Arial Narrow" w:cs="Arial Narrow"/>
-          <w:color w:val="000000"/>
-          <w:kern w:val="0"/>
-          <w:sz w:val="22"/>
-          <w:szCs w:val="22"/>
-          <w:shd w:val="clear" w:color="auto" w:fill="FFFFFF"/>
-          <w:lang w:eastAsia="es-PE"/>
-          <w14:ligatures w14:val="none"/>
-        </w:rPr>
-        <w:t xml:space="preserve"/>
-      </w:r>
-      <w:r>
-        <w:rPr>
-          <w:rFonts w:ascii="Arial Narrow" w:eastAsia="Arial Narrow" w:hAnsi="Arial Narrow" w:cs="Arial Narrow"/>
-          <w:color w:val="000000"/>
-          <w:sz w:val="22"/>
-          <w:szCs w:val="22"/>
-        </w:rPr>
-        <w:t/>
-      </w:r>
-      <w:r>
-        <w:rPr>
-          <w:rFonts w:ascii="Arial Narrow" w:eastAsia="Arial Narrow" w:hAnsi="Arial Narrow" w:cs="Arial Narrow"/>
-          <w:color w:val="000000"/>
-          <w:sz w:val="22"/>
-          <w:szCs w:val="22"/>
-        </w:rPr>
-        <w:t xml:space="preserve"/>
-      </w:r>
-      <w:r>
-        <w:rPr>
-          <w:rFonts w:ascii="Arial Narrow" w:eastAsia="Arial Narrow" w:hAnsi="Arial Narrow" w:cs="Arial Narrow"/>
-          <w:color w:val="000000"/>
-          <w:kern w:val="0"/>
-          <w:sz w:val="22"/>
-          <w:szCs w:val="22"/>
-          <w:lang w:eastAsia="es-PE"/>
-          <w14:ligatures w14:val="none"/>
-        </w:rPr>
-        <w:t/>
-      </w:r>
-      <w:r>
-        <w:rPr>
-          <w:rFonts w:ascii="Arial Narrow" w:eastAsia="Arial Narrow" w:hAnsi="Arial Narrow" w:cs="Arial Narrow"/>
-          <w:color w:val="000000"/>
-          <w:sz w:val="22"/>
-          <w:szCs w:val="22"/>
-        </w:rPr>
-        <w:t xml:space="preserve"/>
-      </w:r>
-      <w:r>
-        <w:rPr>
-          <w:rFonts w:ascii="Arial Narrow" w:eastAsia="Arial Narrow" w:hAnsi="Arial Narrow" w:cs="Arial Narrow"/>
-          <w:color w:val="000000"/>
-          <w:kern w:val="0"/>
-          <w:sz w:val="22"/>
-          <w:szCs w:val="22"/>
-          <w:lang w:eastAsia="es-PE"/>
-          <w14:ligatures w14:val="none"/>
-        </w:rPr>
-        <w:t/>
-      </w:r>
-      <w:r>
-        <w:rPr>
-          <w:rFonts w:ascii="Arial Narrow" w:eastAsia="Arial Narrow" w:hAnsi="Arial Narrow" w:cs="Arial Narrow"/>
-          <w:color w:val="000000"/>
-          <w:sz w:val="22"/>
-          <w:szCs w:val="22"/>
-        </w:rPr>
-        <w:t xml:space="preserve"/>
-      </w:r>
-      <w:r>
-        <w:rPr>
-          <w:rStyle w:val="Refdenotaalpie"/>
-          <w:rFonts w:ascii="Arial Narrow" w:eastAsia="Arial Narrow" w:hAnsi="Arial Narrow" w:cs="Arial Narrow"/>
-          <w:sz w:val="22"/>
-          <w:szCs w:val="22"/>
-          <w:vertAlign w:val="superscript"/>
-        </w:rPr>
-        <w:footnoteReference w:id="14"/>
-      </w:r>
-      <w:r>
-        <w:rPr>
-          <w:rFonts w:ascii="Arial Narrow" w:eastAsia="Arial Narrow" w:hAnsi="Arial Narrow" w:cs="Arial Narrow"/>
-          <w:sz w:val="22"/>
-          <w:szCs w:val="22"/>
-        </w:rPr>
-        <w:t/>
-      </w:r>
-    </w:p>
-    <w:p>
-      <w:pPr>
-        <w:suppressAutoHyphens/>
-        <w:spacing w:after="0" w:line="240" w:lineRule="auto"/>
-        <w:jc w:val="both"/>
-        <w:rPr>
-          <w:rFonts w:ascii="Arial Narrow" w:eastAsia="Arial Narrow" w:hAnsi="Arial Narrow" w:cs="Arial Narrow"/>
-          <w:sz w:val="22"/>
-          <w:szCs w:val="22"/>
-        </w:rPr>
-      </w:pPr>
-    </w:p>
-    <w:p>
-      <w:pPr>
-        <w:suppressAutoHyphens/>
-        <w:spacing w:line="240" w:lineRule="auto"/>
-        <w:jc w:val="both"/>
-        <w:rPr>
-          <w:rFonts w:ascii="Arial Narrow" w:eastAsia="Arial Narrow" w:hAnsi="Arial Narrow" w:cs="Arial Narrow"/>
-          <w:sz w:val="22"/>
-          <w:szCs w:val="22"/>
-        </w:rPr>
-      </w:pPr>
+        <w:t xml:space="preserve">DÉCIMO </w:t>
+      </w:r>
       <w:r>
         <w:rPr>
           <w:rFonts w:ascii="Arial Narrow" w:eastAsia="Arial Narrow" w:hAnsi="Arial Narrow" w:cs="Arial Narrow"/>
@@ -7579,7 +7645,7 @@
           <w:sz w:val="22"/>
           <w:szCs w:val="22"/>
         </w:rPr>
-        <w:t xml:space="preserve">DÉCIMO </w:t>
+        <w:t>PRIMERO</w:t>
       </w:r>
       <w:r>
         <w:rPr>
@@ -7589,180 +7655,198 @@
           <w:sz w:val="22"/>
           <w:szCs w:val="22"/>
         </w:rPr>
-        <w:t>PRIMERO</w:t>
-      </w:r>
+        <w:t>:</w:t>
+      </w:r>
+      <w:r>
+        <w:rPr>
+          <w:rFonts w:ascii="Arial Narrow" w:eastAsia="Arial Narrow" w:hAnsi="Arial Narrow" w:cs="Arial Narrow"/>
+          <w:sz w:val="22"/>
+          <w:szCs w:val="22"/>
+        </w:rPr>
+        <w:t xml:space="preserve"> </w:t>
+      </w:r>
+      <w:r>
+        <w:rPr>
+          <w:rFonts w:ascii="Arial Narrow" w:eastAsia="Arial Narrow" w:hAnsi="Arial Narrow" w:cs="Arial Narrow"/>
+          <w:color w:val="000000"/>
+          <w:sz w:val="22"/>
+          <w:szCs w:val="22"/>
+        </w:rPr>
+        <w:t xml:space="preserve">requerir a </w:t>
+      </w:r>
+      <w:r>
+        <w:rPr>
+          <w:rFonts w:ascii="Arial Narrow" w:eastAsia="Arial Narrow" w:hAnsi="Arial Narrow" w:cs="Arial Narrow"/>
+          <w:sz w:val="22"/>
+          <w:szCs w:val="22"/>
+        </w:rPr>
+        <w:t xml:space="preserve">Interseguro </w:t>
+      </w:r>
+      <w:r>
+        <w:rPr>
+          <w:rFonts w:ascii="Arial Narrow" w:eastAsia="Arial Narrow" w:hAnsi="Arial Narrow" w:cs="Arial Narrow"/>
+          <w:sz w:val="22"/>
+          <w:szCs w:val="22"/>
+        </w:rPr>
+        <w:t xml:space="preserve">Compañía </w:t>
+      </w:r>
+      <w:r>
+        <w:rPr>
+          <w:rFonts w:ascii="Arial Narrow" w:eastAsia="Arial Narrow" w:hAnsi="Arial Narrow" w:cs="Arial Narrow"/>
+          <w:sz w:val="22"/>
+          <w:szCs w:val="22"/>
+        </w:rPr>
+        <w:t>d</w:t>
+      </w:r>
+      <w:r>
+        <w:rPr>
+          <w:rFonts w:ascii="Arial Narrow" w:eastAsia="Arial Narrow" w:hAnsi="Arial Narrow" w:cs="Arial Narrow"/>
+          <w:sz w:val="22"/>
+          <w:szCs w:val="22"/>
+        </w:rPr>
+        <w:t xml:space="preserve">e Seguros </w:t>
+      </w:r>
+      <w:r>
+        <w:rPr>
+          <w:rFonts w:ascii="Arial Narrow" w:eastAsia="Arial Narrow" w:hAnsi="Arial Narrow" w:cs="Arial Narrow"/>
+          <w:sz w:val="22"/>
+          <w:szCs w:val="22"/>
+        </w:rPr>
+        <w:t xml:space="preserve">S.A. </w:t>
+      </w:r>
+      <w:r>
+        <w:rPr>
+          <w:rFonts w:ascii="Arial Narrow" w:eastAsia="Arial Narrow" w:hAnsi="Arial Narrow" w:cs="Arial Narrow"/>
+          <w:sz w:val="22"/>
+          <w:szCs w:val="22"/>
+          <w:shd w:val="clear" w:color="auto" w:fill="FFFFFF"/>
+        </w:rPr>
+        <w:t xml:space="preserve">para que </w:t>
+      </w:r>
+      <w:r>
+        <w:rPr>
+          <w:rFonts w:ascii="Arial Narrow" w:eastAsia="Arial Narrow" w:hAnsi="Arial Narrow" w:cs="Arial Narrow"/>
+          <w:sz w:val="22"/>
+          <w:szCs w:val="22"/>
+        </w:rPr>
+        <w:t>efectúe el acuse de recibo mediante la confirmación de recepción de la notificación remitida por este despacho a su Casilla Electrónica, dentro de los cinco (5) primeros días hábiles siguientes a la fecha en que recibe la</w:t>
+      </w:r>
+      <w:r>
+        <w:rPr>
+          <w:rFonts w:ascii="Arial Narrow" w:eastAsia="Arial Narrow" w:hAnsi="Arial Narrow" w:cs="Arial Narrow"/>
+          <w:sz w:val="22"/>
+          <w:szCs w:val="22"/>
+        </w:rPr>
+        <w:t xml:space="preserve"> notificación.</w:t>
+      </w:r>
+      <w:bookmarkStart w:id="8" w:name="_Hlk198890962"/>
+    </w:p>
+    <w:bookmarkEnd w:id="8"/>
+    <w:p>
+      <w:pPr>
+        <w:suppressAutoHyphens/>
+        <w:spacing w:after="0" w:line="240" w:lineRule="auto"/>
+        <w:jc w:val="both"/>
+        <w:rPr>
+          <w:rFonts w:ascii="Arial Narrow" w:eastAsia="Arial Narrow" w:hAnsi="Arial Narrow" w:cs="Arial Narrow"/>
+          <w:sz w:val="22"/>
+          <w:szCs w:val="22"/>
+        </w:rPr>
+      </w:pPr>
+    </w:p>
+    <w:p>
+      <w:pPr>
+        <w:spacing w:after="0" w:line="240" w:lineRule="auto"/>
+        <w:jc w:val="both"/>
+        <w:rPr>
+          <w:rFonts w:ascii="Arial Narrow" w:eastAsia="Arial Narrow" w:hAnsi="Arial Narrow" w:cs="Arial Narrow"/>
+          <w:b/>
+          <w:color w:val="000000"/>
+          <w:kern w:val="0"/>
+          <w:sz w:val="22"/>
+          <w:szCs w:val="22"/>
+          <w:lang w:eastAsia="es-PE"/>
+          <w14:ligatures w14:val="none"/>
+        </w:rPr>
+      </w:pPr>
+    </w:p>
+    <w:p>
+      <w:pPr>
+        <w:spacing w:after="0" w:line="240" w:lineRule="auto"/>
+        <w:jc w:val="both"/>
+        <w:rPr>
+          <w:rFonts w:ascii="Arial Narrow" w:eastAsia="Arial Narrow" w:hAnsi="Arial Narrow" w:cs="Arial Narrow"/>
+          <w:b/>
+          <w:color w:val="000000"/>
+          <w:kern w:val="0"/>
+          <w:sz w:val="22"/>
+          <w:szCs w:val="22"/>
+          <w:lang w:eastAsia="es-PE"/>
+          <w14:ligatures w14:val="none"/>
+        </w:rPr>
+      </w:pPr>
+    </w:p>
+    <w:p>
+      <w:pPr>
+        <w:spacing w:after="0" w:line="240" w:lineRule="auto"/>
+        <w:jc w:val="both"/>
+        <w:rPr>
+          <w:rFonts w:ascii="Arial Narrow" w:eastAsia="Arial Narrow" w:hAnsi="Arial Narrow" w:cs="Arial Narrow"/>
+          <w:b/>
+          <w:color w:val="000000"/>
+          <w:kern w:val="0"/>
+          <w:sz w:val="22"/>
+          <w:szCs w:val="22"/>
+          <w:lang w:eastAsia="es-PE"/>
+          <w14:ligatures w14:val="none"/>
+        </w:rPr>
+      </w:pPr>
+    </w:p>
+    <w:p>
+      <w:pPr>
+        <w:spacing w:after="0" w:line="240" w:lineRule="auto"/>
+        <w:jc w:val="both"/>
+        <w:rPr>
+          <w:rFonts w:ascii="Arial Narrow" w:eastAsia="Arial Narrow" w:hAnsi="Arial Narrow" w:cs="Arial Narrow"/>
+          <w:b/>
+          <w:color w:val="000000"/>
+          <w:kern w:val="0"/>
+          <w:sz w:val="22"/>
+          <w:szCs w:val="22"/>
+          <w:lang w:eastAsia="es-PE"/>
+          <w14:ligatures w14:val="none"/>
+        </w:rPr>
+      </w:pPr>
+    </w:p>
+    <w:bookmarkEnd w:id="0"/>
+    <w:p>
+      <w:pPr>
+        <w:shd w:val="clear" w:color="auto" w:fill="FFFFFF"/>
+        <w:spacing w:after="0" w:line="240" w:lineRule="auto"/>
+        <w:jc w:val="center"/>
+        <w:rPr>
+          <w:rFonts w:ascii="Arial Narrow" w:eastAsia="Arial Narrow" w:hAnsi="Arial Narrow" w:cs="Arial Narrow"/>
+          <w:color w:val="000000"/>
+          <w:kern w:val="0"/>
+          <w14:ligatures w14:val="none"/>
+          <w:sz w:val="22"/>
+          <w:szCs w:val="22"/>
+        </w:rPr>
+      </w:pPr>
       <w:r>
         <w:rPr>
           <w:rFonts w:ascii="Arial Narrow" w:eastAsia="Arial Narrow" w:hAnsi="Arial Narrow" w:cs="Arial Narrow"/>
           <w:b/>
           <w:bCs/>
-          <w:sz w:val="22"/>
-          <w:szCs w:val="22"/>
-        </w:rPr>
-        <w:t>:</w:t>
-      </w:r>
-      <w:r>
-        <w:rPr>
-          <w:rFonts w:ascii="Arial Narrow" w:eastAsia="Arial Narrow" w:hAnsi="Arial Narrow" w:cs="Arial Narrow"/>
-          <w:sz w:val="22"/>
-          <w:szCs w:val="22"/>
-        </w:rPr>
-        <w:t xml:space="preserve"> </w:t>
-      </w:r>
-      <w:r>
-        <w:rPr>
-          <w:rFonts w:ascii="Arial Narrow" w:eastAsia="Arial Narrow" w:hAnsi="Arial Narrow" w:cs="Arial Narrow"/>
-          <w:color w:val="000000"/>
-          <w:sz w:val="22"/>
-          <w:szCs w:val="22"/>
-        </w:rPr>
-        <w:t xml:space="preserve">requerir a </w:t>
-      </w:r>
-      <w:r>
-        <w:rPr>
-          <w:rFonts w:ascii="Arial Narrow" w:eastAsia="Arial Narrow" w:hAnsi="Arial Narrow" w:cs="Arial Narrow"/>
-          <w:sz w:val="22"/>
-          <w:szCs w:val="22"/>
-        </w:rPr>
-        <w:t xml:space="preserve">Interseguro </w:t>
-      </w:r>
-      <w:r>
-        <w:rPr>
-          <w:rFonts w:ascii="Arial Narrow" w:eastAsia="Arial Narrow" w:hAnsi="Arial Narrow" w:cs="Arial Narrow"/>
-          <w:sz w:val="22"/>
-          <w:szCs w:val="22"/>
-        </w:rPr>
-        <w:t xml:space="preserve">Compañía </w:t>
-      </w:r>
-      <w:r>
-        <w:rPr>
-          <w:rFonts w:ascii="Arial Narrow" w:eastAsia="Arial Narrow" w:hAnsi="Arial Narrow" w:cs="Arial Narrow"/>
-          <w:sz w:val="22"/>
-          <w:szCs w:val="22"/>
-        </w:rPr>
-        <w:t>d</w:t>
-      </w:r>
-      <w:r>
-        <w:rPr>
-          <w:rFonts w:ascii="Arial Narrow" w:eastAsia="Arial Narrow" w:hAnsi="Arial Narrow" w:cs="Arial Narrow"/>
-          <w:sz w:val="22"/>
-          <w:szCs w:val="22"/>
-        </w:rPr>
-        <w:t xml:space="preserve">e Seguros </w:t>
-      </w:r>
-      <w:r>
-        <w:rPr>
-          <w:rFonts w:ascii="Arial Narrow" w:eastAsia="Arial Narrow" w:hAnsi="Arial Narrow" w:cs="Arial Narrow"/>
-          <w:sz w:val="22"/>
-          <w:szCs w:val="22"/>
-        </w:rPr>
-        <w:t xml:space="preserve">S.A. </w:t>
-      </w:r>
-      <w:r>
-        <w:rPr>
-          <w:rFonts w:ascii="Arial Narrow" w:eastAsia="Arial Narrow" w:hAnsi="Arial Narrow" w:cs="Arial Narrow"/>
-          <w:sz w:val="22"/>
-          <w:szCs w:val="22"/>
-          <w:shd w:val="clear" w:color="auto" w:fill="FFFFFF"/>
-        </w:rPr>
-        <w:t xml:space="preserve">para que </w:t>
-      </w:r>
-      <w:r>
-        <w:rPr>
-          <w:rFonts w:ascii="Arial Narrow" w:eastAsia="Arial Narrow" w:hAnsi="Arial Narrow" w:cs="Arial Narrow"/>
-          <w:sz w:val="22"/>
-          <w:szCs w:val="22"/>
-        </w:rPr>
-        <w:t>efectúe el acuse de recibo mediante la confirmación de recepción de la notificación remitida por este despacho a su Casilla Electrónica, dentro de los cinco (5) primeros días hábiles siguientes a la fecha en que recibe la</w:t>
-      </w:r>
-      <w:r>
-        <w:rPr>
-          <w:rFonts w:ascii="Arial Narrow" w:eastAsia="Arial Narrow" w:hAnsi="Arial Narrow" w:cs="Arial Narrow"/>
-          <w:sz w:val="22"/>
-          <w:szCs w:val="22"/>
-        </w:rPr>
-        <w:t xml:space="preserve"> notificación.</w:t>
-      </w:r>
-      <w:bookmarkStart w:id="8" w:name="_Hlk198890962"/>
-    </w:p>
-    <w:bookmarkEnd w:id="8"/>
-    <w:p>
-      <w:pPr>
-        <w:suppressAutoHyphens/>
-        <w:spacing w:after="0" w:line="240" w:lineRule="auto"/>
-        <w:jc w:val="both"/>
-        <w:rPr>
-          <w:rFonts w:ascii="Arial Narrow" w:eastAsia="Arial Narrow" w:hAnsi="Arial Narrow" w:cs="Arial Narrow"/>
-          <w:sz w:val="22"/>
-          <w:szCs w:val="22"/>
-        </w:rPr>
-      </w:pPr>
-    </w:p>
-    <w:p>
-      <w:pPr>
-        <w:spacing w:after="0" w:line="240" w:lineRule="auto"/>
-        <w:jc w:val="both"/>
-        <w:rPr>
-          <w:rFonts w:ascii="Arial Narrow" w:eastAsia="Arial Narrow" w:hAnsi="Arial Narrow" w:cs="Arial Narrow"/>
-          <w:b/>
-          <w:color w:val="000000"/>
-          <w:kern w:val="0"/>
-          <w:sz w:val="22"/>
-          <w:szCs w:val="22"/>
-          <w:lang w:eastAsia="es-PE"/>
-          <w14:ligatures w14:val="none"/>
-        </w:rPr>
-      </w:pPr>
-    </w:p>
-    <w:p>
-      <w:pPr>
-        <w:spacing w:after="0" w:line="240" w:lineRule="auto"/>
-        <w:jc w:val="both"/>
-        <w:rPr>
-          <w:rFonts w:ascii="Arial Narrow" w:eastAsia="Arial Narrow" w:hAnsi="Arial Narrow" w:cs="Arial Narrow"/>
-          <w:b/>
-          <w:color w:val="000000"/>
-          <w:kern w:val="0"/>
-          <w:sz w:val="22"/>
-          <w:szCs w:val="22"/>
-          <w:lang w:eastAsia="es-PE"/>
-          <w14:ligatures w14:val="none"/>
-        </w:rPr>
-      </w:pPr>
-    </w:p>
-    <w:p>
-      <w:pPr>
-        <w:spacing w:after="0" w:line="240" w:lineRule="auto"/>
-        <w:jc w:val="both"/>
-        <w:rPr>
-          <w:rFonts w:ascii="Arial Narrow" w:eastAsia="Arial Narrow" w:hAnsi="Arial Narrow" w:cs="Arial Narrow"/>
-          <w:b/>
-          <w:color w:val="000000"/>
-          <w:kern w:val="0"/>
-          <w:sz w:val="22"/>
-          <w:szCs w:val="22"/>
-          <w:lang w:eastAsia="es-PE"/>
-          <w14:ligatures w14:val="none"/>
-        </w:rPr>
-      </w:pPr>
-    </w:p>
-    <w:p>
-      <w:pPr>
-        <w:spacing w:after="0" w:line="240" w:lineRule="auto"/>
-        <w:jc w:val="both"/>
-        <w:rPr>
-          <w:rFonts w:ascii="Arial Narrow" w:eastAsia="Arial Narrow" w:hAnsi="Arial Narrow" w:cs="Arial Narrow"/>
-          <w:b/>
-          <w:color w:val="000000"/>
-          <w:kern w:val="0"/>
-          <w:sz w:val="22"/>
-          <w:szCs w:val="22"/>
-          <w:lang w:eastAsia="es-PE"/>
-          <w14:ligatures w14:val="none"/>
-        </w:rPr>
-      </w:pPr>
-    </w:p>
-    <w:bookmarkEnd w:id="0"/>
+          <w:color w:val="000000"/>
+          <w:kern w:val="0"/>
+          <w14:ligatures w14:val="none"/>
+          <w:sz w:val="22"/>
+          <w:szCs w:val="22"/>
+        </w:rPr>
+        <w:t xml:space="preserve">Firmado digitalmente por</w:t>
+      </w:r>
+    </w:p>
     <w:p>
       <w:pPr>
         <w:shd w:val="clear" w:color="auto" w:fill="FFFFFF"/>
@@ -8099,6 +8183,9 @@
     <w:p>
       <w:pPr>
         <w:pStyle w:val="Textonotapie"/>
+        <w:tabs>
+          <w:tab w:val="left" w:pos="567"/>
+        </w:tabs>
         <w:ind w:left="567" w:hanging="567"/>
         <w:jc w:val="both"/>
         <w:rPr>
@@ -8123,7 +8210,82 @@
           <w:sz w:val="16"/>
           <w:szCs w:val="16"/>
         </w:rPr>
+        <w:tab/>
+        <w:t xml:space="preserve"/>
+      </w:r>
+      <w:r>
+        <w:rPr>
+          <w:rFonts w:ascii="Arial Narrow" w:eastAsia="Arial Narrow" w:hAnsi="Arial Narrow" w:cs="Arial Narrow"/>
+          <w:sz w:val="16"/>
+          <w:szCs w:val="16"/>
+        </w:rPr>
+        <w:tab/>
+        <w:t>Publicado</w:t>
+      </w:r>
+      <w:r>
+        <w:rPr>
+          <w:rFonts w:ascii="Arial Narrow" w:eastAsia="Arial Narrow" w:hAnsi="Arial Narrow" w:cs="Arial Narrow"/>
+          <w:b/>
+          <w:sz w:val="16"/>
+          <w:szCs w:val="16"/>
+        </w:rPr>
         <w:t xml:space="preserve"> </w:t>
+      </w:r>
+      <w:r>
+        <w:rPr>
+          <w:rFonts w:ascii="Arial Narrow" w:eastAsia="Arial Narrow" w:hAnsi="Arial Narrow" w:cs="Arial Narrow"/>
+          <w:sz w:val="16"/>
+          <w:szCs w:val="16"/>
+        </w:rPr>
+        <w:t xml:space="preserve">el 2 de setiembre de 2010 en el Diario Oficial El Peruano, vigente desde el 2 de octubre de 2010 y modificado por Decreto Legislativo 1308.</w:t>
+      </w:r>
+    </w:p>
+    <w:p>
+      <w:pPr>
+        <w:pStyle w:val="Textonotapie"/>
+        <w:ind w:left="567" w:hanging="567"/>
+        <w:jc w:val="both"/>
+        <w:rPr>
+          <w:rFonts w:ascii="Arial Narrow" w:eastAsia="Arial Narrow" w:hAnsi="Arial Narrow" w:cs="Arial Narrow"/>
+          <w:sz w:val="16"/>
+          <w:szCs w:val="16"/>
+        </w:rPr>
+      </w:pPr>
+    </w:p>
+  </w:footnote>
+  <w:footnote w:id="2">
+    <w:p>
+      <w:pPr>
+        <w:pStyle w:val="Textonotapie"/>
+        <w:tabs>
+          <w:tab w:val="left" w:pos="567"/>
+        </w:tabs>
+        <w:ind w:left="567" w:hanging="567"/>
+        <w:jc w:val="both"/>
+        <w:rPr>
+          <w:rFonts w:ascii="Arial Narrow" w:eastAsia="Arial Narrow" w:hAnsi="Arial Narrow" w:cs="Arial Narrow"/>
+          <w:sz w:val="16"/>
+          <w:szCs w:val="16"/>
+        </w:rPr>
+      </w:pPr>
+      <w:r>
+        <w:rPr>
+          <w:rStyle w:val="Refdenotaalpie"/>
+          <w:rFonts w:ascii="Arial Narrow" w:eastAsia="Arial Narrow" w:hAnsi="Arial Narrow" w:cs="Arial Narrow"/>
+          <w:sz w:val="16"/>
+          <w:szCs w:val="16"/>
+          <w:vertAlign w:val="superscript"/>
+        </w:rPr>
+        <w:footnoteRef/>
+      </w:r>
+      <w:r>
+        <w:rPr>
+          <w:rFonts w:ascii="Arial Narrow" w:eastAsia="Arial Narrow" w:hAnsi="Arial Narrow" w:cs="Arial Narrow"/>
+          <w:sz w:val="16"/>
+          <w:szCs w:val="16"/>
+        </w:rPr>
+        <w:tab/>
+        <w:t xml:space="preserve"/>
       </w:r>
       <w:r>
         <w:rPr>
@@ -8215,76 +8377,6 @@
           <w:szCs w:val="16"/>
         </w:rPr>
         <w:t>.</w:t>
-      </w:r>
-    </w:p>
-    <w:p>
-      <w:pPr>
-        <w:pStyle w:val="Textonotapie"/>
-        <w:ind w:left="567" w:hanging="567"/>
-        <w:jc w:val="both"/>
-        <w:rPr>
-          <w:rFonts w:ascii="Arial Narrow" w:eastAsia="Arial Narrow" w:hAnsi="Arial Narrow" w:cs="Arial Narrow"/>
-          <w:sz w:val="16"/>
-          <w:szCs w:val="16"/>
-        </w:rPr>
-      </w:pPr>
-    </w:p>
-  </w:footnote>
-  <w:footnote w:id="2">
-    <w:p>
-      <w:pPr>
-        <w:pStyle w:val="Textonotapie"/>
-        <w:ind w:left="567" w:hanging="567"/>
-        <w:jc w:val="both"/>
-        <w:rPr>
-          <w:rFonts w:ascii="Arial Narrow" w:eastAsia="Arial Narrow" w:hAnsi="Arial Narrow" w:cs="Arial Narrow"/>
-          <w:sz w:val="16"/>
-          <w:szCs w:val="16"/>
-        </w:rPr>
-      </w:pPr>
-      <w:r>
-        <w:rPr>
-          <w:rStyle w:val="Refdenotaalpie"/>
-          <w:rFonts w:ascii="Arial Narrow" w:eastAsia="Arial Narrow" w:hAnsi="Arial Narrow" w:cs="Arial Narrow"/>
-          <w:sz w:val="16"/>
-          <w:szCs w:val="16"/>
-          <w:vertAlign w:val="superscript"/>
-        </w:rPr>
-        <w:footnoteRef/>
-      </w:r>
-      <w:r>
-        <w:rPr>
-          <w:rFonts w:ascii="Arial Narrow" w:eastAsia="Arial Narrow" w:hAnsi="Arial Narrow" w:cs="Arial Narrow"/>
-          <w:sz w:val="16"/>
-          <w:szCs w:val="16"/>
-        </w:rPr>
-        <w:t xml:space="preserve"> </w:t>
-      </w:r>
-      <w:r>
-        <w:rPr>
-          <w:rFonts w:ascii="Arial Narrow" w:eastAsia="Arial Narrow" w:hAnsi="Arial Narrow" w:cs="Arial Narrow"/>
-          <w:sz w:val="16"/>
-          <w:szCs w:val="16"/>
-        </w:rPr>
-        <w:tab/>
-        <w:t>Publicado</w:t>
-      </w:r>
-      <w:r>
-        <w:rPr>
-          <w:rFonts w:ascii="Arial Narrow" w:eastAsia="Arial Narrow" w:hAnsi="Arial Narrow" w:cs="Arial Narrow"/>
-          <w:b/>
-          <w:sz w:val="16"/>
-          <w:szCs w:val="16"/>
-        </w:rPr>
-        <w:t xml:space="preserve"> </w:t>
-      </w:r>
-      <w:r>
-        <w:rPr>
-          <w:rFonts w:ascii="Arial Narrow" w:eastAsia="Arial Narrow" w:hAnsi="Arial Narrow" w:cs="Arial Narrow"/>
-          <w:sz w:val="16"/>
-          <w:szCs w:val="16"/>
-        </w:rPr>
-        <w:t xml:space="preserve">el 2 de setiembre de 2010 en el Diario Oficial El Peruano, vigente desde el 2 de octubre de 2010 y modificado por Decreto Legislativo 1308.</w:t>
       </w:r>
     </w:p>
     <w:p>
@@ -8333,7 +8425,8 @@
           <w:sz w:val="16"/>
           <w:szCs w:val="16"/>
         </w:rPr>
-        <w:t xml:space="preserve"> </w:t>
+        <w:tab/>
+        <w:t xml:space="preserve"/>
       </w:r>
       <w:r>
         <w:rPr>
@@ -8440,10 +8533,30 @@
         <w:jc w:val="both"/>
         <w:rPr>
           <w:rFonts w:ascii="Arial Narrow" w:eastAsia="Arial Narrow" w:hAnsi="Arial Narrow" w:cs="Arial Narrow"/>
-          <w:sz w:val="16"/>
-          <w:szCs w:val="16"/>
-        </w:rPr>
-      </w:pPr>
+          <w:b/>
+          <w:bCs/>
+          <w:sz w:val="16"/>
+          <w:szCs w:val="16"/>
+        </w:rPr>
+      </w:pPr>
+      <w:r>
+        <w:rPr>
+          <w:rFonts w:ascii="Arial Narrow" w:eastAsia="Arial Narrow" w:hAnsi="Arial Narrow" w:cs="Arial Narrow"/>
+          <w:sz w:val="16"/>
+          <w:szCs w:val="16"/>
+        </w:rPr>
+        <w:tab/>
+      </w:r>
+      <w:r>
+        <w:rPr>
+          <w:rFonts w:ascii="Arial Narrow" w:eastAsia="Arial Narrow" w:hAnsi="Arial Narrow" w:cs="Arial Narrow"/>
+          <w:b/>
+          <w:bCs/>
+          <w:sz w:val="16"/>
+          <w:szCs w:val="16"/>
+        </w:rPr>
+        <w:t xml:space="preserve">LEY DE ORGANIZACIÓN Y FUNCIONES DEL INDECOPI, APROBADA POR DECRETO LEGISLATIVO 1033 </w:t>
+      </w:r>
     </w:p>
     <w:p>
       <w:pPr>
@@ -8455,29 +8568,46 @@
         <w:jc w:val="both"/>
         <w:rPr>
           <w:rFonts w:ascii="Arial Narrow" w:eastAsia="Arial Narrow" w:hAnsi="Arial Narrow" w:cs="Arial Narrow"/>
+          <w:sz w:val="16"/>
+          <w:szCs w:val="16"/>
+        </w:rPr>
+      </w:pPr>
+      <w:r>
+        <w:rPr>
+          <w:rFonts w:ascii="Arial Narrow" w:eastAsia="Arial Narrow" w:hAnsi="Arial Narrow" w:cs="Arial Narrow"/>
           <w:b/>
           <w:bCs/>
           <w:sz w:val="16"/>
           <w:szCs w:val="16"/>
         </w:rPr>
-      </w:pPr>
-      <w:r>
-        <w:rPr>
-          <w:rFonts w:ascii="Arial Narrow" w:eastAsia="Arial Narrow" w:hAnsi="Arial Narrow" w:cs="Arial Narrow"/>
-          <w:sz w:val="16"/>
-          <w:szCs w:val="16"/>
-        </w:rPr>
         <w:tab/>
-      </w:r>
-      <w:r>
-        <w:rPr>
-          <w:rFonts w:ascii="Arial Narrow" w:eastAsia="Arial Narrow" w:hAnsi="Arial Narrow" w:cs="Arial Narrow"/>
-          <w:b/>
-          <w:bCs/>
-          <w:sz w:val="16"/>
-          <w:szCs w:val="16"/>
-        </w:rPr>
-        <w:t xml:space="preserve">LEY DE ORGANIZACIÓN Y FUNCIONES DEL INDECOPI, APROBADA POR DECRETO LEGISLATIVO 1033 </w:t>
+        <w:t>Artículo 27.-</w:t>
+      </w:r>
+      <w:r>
+        <w:rPr>
+          <w:rFonts w:ascii="Arial Narrow" w:eastAsia="Arial Narrow" w:hAnsi="Arial Narrow" w:cs="Arial Narrow"/>
+          <w:sz w:val="16"/>
+          <w:szCs w:val="16"/>
+        </w:rPr>
+        <w:t xml:space="preserve"> De la Comisión de Protección al </w:t>
+      </w:r>
+      <w:proofErr w:type="gramStart"/>
+      <w:r>
+        <w:rPr>
+          <w:rFonts w:ascii="Arial Narrow" w:eastAsia="Arial Narrow" w:hAnsi="Arial Narrow" w:cs="Arial Narrow"/>
+          <w:sz w:val="16"/>
+          <w:szCs w:val="16"/>
+        </w:rPr>
+        <w:t>Consumidor.-</w:t>
+      </w:r>
+      <w:proofErr w:type="gramEnd"/>
+      <w:r>
+        <w:rPr>
+          <w:rFonts w:ascii="Arial Narrow" w:eastAsia="Arial Narrow" w:hAnsi="Arial Narrow" w:cs="Arial Narrow"/>
+          <w:sz w:val="16"/>
+          <w:szCs w:val="16"/>
+        </w:rPr>
+        <w:t xml:space="preserve"> </w:t>
       </w:r>
     </w:p>
     <w:p>
@@ -8497,39 +8627,11 @@
       <w:r>
         <w:rPr>
           <w:rFonts w:ascii="Arial Narrow" w:eastAsia="Arial Narrow" w:hAnsi="Arial Narrow" w:cs="Arial Narrow"/>
-          <w:b/>
-          <w:bCs/>
           <w:sz w:val="16"/>
           <w:szCs w:val="16"/>
         </w:rPr>
         <w:tab/>
-        <w:t>Artículo 27.-</w:t>
-      </w:r>
-      <w:r>
-        <w:rPr>
-          <w:rFonts w:ascii="Arial Narrow" w:eastAsia="Arial Narrow" w:hAnsi="Arial Narrow" w:cs="Arial Narrow"/>
-          <w:sz w:val="16"/>
-          <w:szCs w:val="16"/>
-        </w:rPr>
-        <w:t xml:space="preserve"> De la Comisión de Protección al </w:t>
-      </w:r>
-      <w:proofErr w:type="gramStart"/>
-      <w:r>
-        <w:rPr>
-          <w:rFonts w:ascii="Arial Narrow" w:eastAsia="Arial Narrow" w:hAnsi="Arial Narrow" w:cs="Arial Narrow"/>
-          <w:sz w:val="16"/>
-          <w:szCs w:val="16"/>
-        </w:rPr>
-        <w:t>Consumidor.-</w:t>
-      </w:r>
-      <w:proofErr w:type="gramEnd"/>
-      <w:r>
-        <w:rPr>
-          <w:rFonts w:ascii="Arial Narrow" w:eastAsia="Arial Narrow" w:hAnsi="Arial Narrow" w:cs="Arial Narrow"/>
-          <w:sz w:val="16"/>
-          <w:szCs w:val="16"/>
-        </w:rPr>
-        <w:t xml:space="preserve"> </w:t>
+        <w:t>Corresponde a la Comisión de Protección al Consumidor velar por el cumplimiento de la Ley de Protección al Consumidor y de las leyes que, en general, protegen a los consumidores de la falta de idoneidad de los bienes y servicios en función de la información brindada, de las omisiones de información y de la discriminación en el consumo, así como de aquellas que complementen o sustituyan a las anteriores.</w:t>
       </w:r>
     </w:p>
     <w:p>
@@ -8542,20 +8644,15 @@
         <w:jc w:val="both"/>
         <w:rPr>
           <w:rFonts w:ascii="Arial Narrow" w:eastAsia="Arial Narrow" w:hAnsi="Arial Narrow" w:cs="Arial Narrow"/>
-          <w:sz w:val="16"/>
-          <w:szCs w:val="16"/>
-        </w:rPr>
-      </w:pPr>
-      <w:r>
-        <w:rPr>
-          <w:rFonts w:ascii="Arial Narrow" w:eastAsia="Arial Narrow" w:hAnsi="Arial Narrow" w:cs="Arial Narrow"/>
-          <w:sz w:val="16"/>
-          <w:szCs w:val="16"/>
-        </w:rPr>
-        <w:tab/>
-        <w:t>Corresponde a la Comisión de Protección al Consumidor velar por el cumplimiento de la Ley de Protección al Consumidor y de las leyes que, en general, protegen a los consumidores de la falta de idoneidad de los bienes y servicios en función de la información brindada, de las omisiones de información y de la discriminación en el consumo, así como de aquellas que complementen o sustituyan a las anteriores.</w:t>
-      </w:r>
-    </w:p>
+          <w:b/>
+          <w:bCs/>
+          <w:sz w:val="16"/>
+          <w:szCs w:val="16"/>
+        </w:rPr>
+      </w:pPr>
+    </w:p>
+  </w:footnote>
+  <w:footnote w:id="4">
     <w:p>
       <w:pPr>
         <w:pStyle w:val="Textonotapie"/>
@@ -8572,9 +8669,163 @@
           <w:szCs w:val="16"/>
         </w:rPr>
       </w:pPr>
-    </w:p>
-  </w:footnote>
-  <w:footnote w:id="4">
+      <w:r>
+        <w:rPr>
+          <w:rStyle w:val="Refdenotaalpie"/>
+          <w:rFonts w:ascii="Arial Narrow" w:eastAsia="Arial Narrow" w:hAnsi="Arial Narrow" w:cs="Arial Narrow"/>
+          <w:sz w:val="16"/>
+          <w:szCs w:val="16"/>
+          <w:vertAlign w:val="superscript"/>
+        </w:rPr>
+        <w:footnoteRef/>
+      </w:r>
+      <w:r>
+        <w:rPr>
+          <w:rFonts w:ascii="Arial Narrow" w:eastAsia="Arial Narrow" w:hAnsi="Arial Narrow" w:cs="Arial Narrow"/>
+          <w:sz w:val="16"/>
+          <w:szCs w:val="16"/>
+        </w:rPr>
+        <w:tab/>
+        <w:t xml:space="preserve"/>
+      </w:r>
+      <w:r>
+        <w:rPr>
+          <w:rFonts w:ascii="Arial Narrow" w:eastAsia="Arial Narrow" w:hAnsi="Arial Narrow" w:cs="Arial Narrow"/>
+          <w:sz w:val="16"/>
+          <w:szCs w:val="16"/>
+        </w:rPr>
+        <w:tab/>
+      </w:r>
+      <w:r>
+        <w:rPr>
+          <w:rFonts w:ascii="Arial Narrow" w:eastAsia="Arial Narrow" w:hAnsi="Arial Narrow" w:cs="Arial Narrow"/>
+          <w:b/>
+          <w:bCs/>
+          <w:sz w:val="16"/>
+          <w:szCs w:val="16"/>
+        </w:rPr>
+        <w:t xml:space="preserve">LEY 29571, CÓDIGO DE PROTECCIÓN Y DEFENSA DEL CONSUMIDOR, publicado el 2 de setiembre de 2010 y modificado por Decreto Legislativo 1308 </w:t>
+      </w:r>
+    </w:p>
+    <w:p>
+      <w:pPr>
+        <w:pStyle w:val="Textonotapie"/>
+        <w:tabs>
+          <w:tab w:val="left" w:pos="567"/>
+        </w:tabs>
+        <w:jc w:val="both"/>
+        <w:rPr>
+          <w:rFonts w:ascii="Arial Narrow" w:eastAsia="Arial Narrow" w:hAnsi="Arial Narrow" w:cs="Arial Narrow"/>
+          <w:sz w:val="16"/>
+          <w:szCs w:val="16"/>
+        </w:rPr>
+      </w:pPr>
+      <w:r>
+        <w:rPr>
+          <w:rFonts w:ascii="Arial Narrow" w:eastAsia="Arial Narrow" w:hAnsi="Arial Narrow" w:cs="Arial Narrow"/>
+          <w:b/>
+          <w:bCs/>
+          <w:sz w:val="16"/>
+          <w:szCs w:val="16"/>
+        </w:rPr>
+        <w:tab/>
+        <w:t>Artículo 56.- Métodos comerciales coercitivos</w:t>
+      </w:r>
+    </w:p>
+    <w:p>
+      <w:pPr>
+        <w:pStyle w:val="Textonotapie"/>
+        <w:ind w:left="567"/>
+        <w:jc w:val="both"/>
+        <w:rPr>
+          <w:rFonts w:ascii="Arial Narrow" w:eastAsia="Arial Narrow" w:hAnsi="Arial Narrow" w:cs="Arial Narrow"/>
+          <w:sz w:val="16"/>
+          <w:szCs w:val="16"/>
+        </w:rPr>
+      </w:pPr>
+      <w:r>
+        <w:rPr>
+          <w:rFonts w:ascii="Arial Narrow" w:eastAsia="Arial Narrow" w:hAnsi="Arial Narrow" w:cs="Arial Narrow"/>
+          <w:sz w:val="16"/>
+          <w:szCs w:val="16"/>
+        </w:rPr>
+        <w:t>56.1 De manera enunciativa y no limitativa, el derecho de todo consumidor a la protección contra los métodos comerciales coercitivos implica que los proveedores no pueden:</w:t>
+      </w:r>
+    </w:p>
+    <w:p>
+      <w:pPr>
+        <w:pStyle w:val="Textonotapie"/>
+        <w:ind w:left="567"/>
+        <w:jc w:val="both"/>
+        <w:rPr>
+          <w:rFonts w:ascii="Arial Narrow" w:eastAsia="Arial Narrow" w:hAnsi="Arial Narrow" w:cs="Arial Narrow"/>
+          <w:sz w:val="16"/>
+          <w:szCs w:val="16"/>
+        </w:rPr>
+      </w:pPr>
+      <w:r>
+        <w:rPr>
+          <w:rFonts w:ascii="Arial Narrow" w:eastAsia="Arial Narrow" w:hAnsi="Arial Narrow" w:cs="Arial Narrow"/>
+          <w:sz w:val="16"/>
+          <w:szCs w:val="16"/>
+        </w:rPr>
+        <w:t>(…)</w:t>
+      </w:r>
+    </w:p>
+    <w:p>
+      <w:pPr>
+        <w:pStyle w:val="Textonotapie"/>
+        <w:ind w:left="567"/>
+        <w:jc w:val="both"/>
+        <w:rPr>
+          <w:rFonts w:ascii="Arial Narrow" w:eastAsia="Arial Narrow" w:hAnsi="Arial Narrow" w:cs="Arial Narrow"/>
+          <w:sz w:val="16"/>
+          <w:szCs w:val="16"/>
+        </w:rPr>
+      </w:pPr>
+      <w:r>
+        <w:rPr>
+          <w:rFonts w:ascii="Arial Narrow" w:eastAsia="Arial Narrow" w:hAnsi="Arial Narrow" w:cs="Arial Narrow"/>
+          <w:sz w:val="16"/>
+          <w:szCs w:val="16"/>
+        </w:rPr>
+        <w:t>c</w:t>
+      </w:r>
+      <w:r>
+        <w:rPr>
+          <w:rFonts w:ascii="Arial Narrow" w:eastAsia="Arial Narrow" w:hAnsi="Arial Narrow" w:cs="Arial Narrow"/>
+          <w:sz w:val="16"/>
+          <w:szCs w:val="16"/>
+        </w:rPr>
+        <w:t xml:space="preserve">. </w:t>
+      </w:r>
+      <w:r>
+        <w:rPr>
+          <w:rFonts w:ascii="Arial Narrow" w:eastAsia="Arial Narrow" w:hAnsi="Arial Narrow" w:cs="Arial Narrow"/>
+          <w:sz w:val="16"/>
+          <w:szCs w:val="16"/>
+        </w:rPr>
+        <w:t xml:space="preserve">Modificar, sin el consentimiento expreso del consumidor, las condiciones y términos en los que adquirió un producto o contrató un servicio, inclusive si el proveedor considera que la modificación podría ser beneficiosa para el consumidor. No se puede presumir el silencio del consumidor como aceptación, salvo que él así lo haya autorizado expresamente y con </w:t>
+      </w:r>
+      <w:proofErr w:type="gramStart"/>
+      <w:r>
+        <w:rPr>
+          <w:rFonts w:ascii="Arial Narrow" w:eastAsia="Arial Narrow" w:hAnsi="Arial Narrow" w:cs="Arial Narrow"/>
+          <w:sz w:val="16"/>
+          <w:szCs w:val="16"/>
+        </w:rPr>
+        <w:t>anterioridad.</w:t>
+      </w:r>
+      <w:r>
+        <w:rPr>
+          <w:rFonts w:ascii="Arial Narrow" w:eastAsia="Arial Narrow" w:hAnsi="Arial Narrow" w:cs="Arial Narrow"/>
+          <w:sz w:val="16"/>
+          <w:szCs w:val="16"/>
+        </w:rPr>
+        <w:t>.</w:t>
+      </w:r>
+      <w:proofErr w:type="gramEnd"/>
+    </w:p>
     <w:p>
       <w:pPr>
         <w:pStyle w:val="Textonotapie"/>
@@ -8591,162 +8842,9 @@
           <w:szCs w:val="16"/>
         </w:rPr>
       </w:pPr>
-      <w:r>
-        <w:rPr>
-          <w:rStyle w:val="Refdenotaalpie"/>
-          <w:rFonts w:ascii="Arial Narrow" w:eastAsia="Arial Narrow" w:hAnsi="Arial Narrow" w:cs="Arial Narrow"/>
-          <w:sz w:val="16"/>
-          <w:szCs w:val="16"/>
-          <w:vertAlign w:val="superscript"/>
-        </w:rPr>
-        <w:footnoteRef/>
-      </w:r>
-      <w:r>
-        <w:rPr>
-          <w:rFonts w:ascii="Arial Narrow" w:eastAsia="Arial Narrow" w:hAnsi="Arial Narrow" w:cs="Arial Narrow"/>
-          <w:sz w:val="16"/>
-          <w:szCs w:val="16"/>
-        </w:rPr>
-        <w:t xml:space="preserve"> </w:t>
-      </w:r>
-      <w:r>
-        <w:rPr>
-          <w:rFonts w:ascii="Arial Narrow" w:eastAsia="Arial Narrow" w:hAnsi="Arial Narrow" w:cs="Arial Narrow"/>
-          <w:sz w:val="16"/>
-          <w:szCs w:val="16"/>
-        </w:rPr>
-        <w:tab/>
-      </w:r>
-      <w:r>
-        <w:rPr>
-          <w:rFonts w:ascii="Arial Narrow" w:eastAsia="Arial Narrow" w:hAnsi="Arial Narrow" w:cs="Arial Narrow"/>
-          <w:b/>
-          <w:bCs/>
-          <w:sz w:val="16"/>
-          <w:szCs w:val="16"/>
-        </w:rPr>
-        <w:t xml:space="preserve">LEY 29571, CÓDIGO DE PROTECCIÓN Y DEFENSA DEL CONSUMIDOR, publicado el 2 de setiembre de 2010 y modificado por Decreto Legislativo 1308 </w:t>
-      </w:r>
-    </w:p>
-    <w:p>
-      <w:pPr>
-        <w:pStyle w:val="Textonotapie"/>
-        <w:tabs>
-          <w:tab w:val="left" w:pos="567"/>
-        </w:tabs>
-        <w:jc w:val="both"/>
-        <w:rPr>
-          <w:rFonts w:ascii="Arial Narrow" w:eastAsia="Arial Narrow" w:hAnsi="Arial Narrow" w:cs="Arial Narrow"/>
-          <w:sz w:val="16"/>
-          <w:szCs w:val="16"/>
-        </w:rPr>
-      </w:pPr>
-      <w:r>
-        <w:rPr>
-          <w:rFonts w:ascii="Arial Narrow" w:eastAsia="Arial Narrow" w:hAnsi="Arial Narrow" w:cs="Arial Narrow"/>
-          <w:b/>
-          <w:bCs/>
-          <w:sz w:val="16"/>
-          <w:szCs w:val="16"/>
-        </w:rPr>
-        <w:tab/>
-        <w:t>Artículo 56.- Métodos comerciales coercitivos</w:t>
-      </w:r>
-    </w:p>
-    <w:p>
-      <w:pPr>
-        <w:pStyle w:val="Textonotapie"/>
-        <w:ind w:left="567"/>
-        <w:jc w:val="both"/>
-        <w:rPr>
-          <w:rFonts w:ascii="Arial Narrow" w:eastAsia="Arial Narrow" w:hAnsi="Arial Narrow" w:cs="Arial Narrow"/>
-          <w:sz w:val="16"/>
-          <w:szCs w:val="16"/>
-        </w:rPr>
-      </w:pPr>
-      <w:r>
-        <w:rPr>
-          <w:rFonts w:ascii="Arial Narrow" w:eastAsia="Arial Narrow" w:hAnsi="Arial Narrow" w:cs="Arial Narrow"/>
-          <w:sz w:val="16"/>
-          <w:szCs w:val="16"/>
-        </w:rPr>
-        <w:t>56.1 De manera enunciativa y no limitativa, el derecho de todo consumidor a la protección contra los métodos comerciales coercitivos implica que los proveedores no pueden:</w:t>
-      </w:r>
-    </w:p>
-    <w:p>
-      <w:pPr>
-        <w:pStyle w:val="Textonotapie"/>
-        <w:ind w:left="567"/>
-        <w:jc w:val="both"/>
-        <w:rPr>
-          <w:rFonts w:ascii="Arial Narrow" w:eastAsia="Arial Narrow" w:hAnsi="Arial Narrow" w:cs="Arial Narrow"/>
-          <w:sz w:val="16"/>
-          <w:szCs w:val="16"/>
-        </w:rPr>
-      </w:pPr>
-      <w:r>
-        <w:rPr>
-          <w:rFonts w:ascii="Arial Narrow" w:eastAsia="Arial Narrow" w:hAnsi="Arial Narrow" w:cs="Arial Narrow"/>
-          <w:sz w:val="16"/>
-          <w:szCs w:val="16"/>
-        </w:rPr>
-        <w:t>(…)</w:t>
-      </w:r>
-    </w:p>
-    <w:p>
-      <w:pPr>
-        <w:pStyle w:val="Textonotapie"/>
-        <w:ind w:left="567"/>
-        <w:jc w:val="both"/>
-        <w:rPr>
-          <w:rFonts w:ascii="Arial Narrow" w:eastAsia="Arial Narrow" w:hAnsi="Arial Narrow" w:cs="Arial Narrow"/>
-          <w:sz w:val="16"/>
-          <w:szCs w:val="16"/>
-        </w:rPr>
-      </w:pPr>
-      <w:r>
-        <w:rPr>
-          <w:rFonts w:ascii="Arial Narrow" w:eastAsia="Arial Narrow" w:hAnsi="Arial Narrow" w:cs="Arial Narrow"/>
-          <w:sz w:val="16"/>
-          <w:szCs w:val="16"/>
-        </w:rPr>
-        <w:t>c</w:t>
-      </w:r>
-      <w:r>
-        <w:rPr>
-          <w:rFonts w:ascii="Arial Narrow" w:eastAsia="Arial Narrow" w:hAnsi="Arial Narrow" w:cs="Arial Narrow"/>
-          <w:sz w:val="16"/>
-          <w:szCs w:val="16"/>
-        </w:rPr>
-        <w:t xml:space="preserve">. </w:t>
-      </w:r>
-      <w:r>
-        <w:rPr>
-          <w:rFonts w:ascii="Arial Narrow" w:eastAsia="Arial Narrow" w:hAnsi="Arial Narrow" w:cs="Arial Narrow"/>
-          <w:sz w:val="16"/>
-          <w:szCs w:val="16"/>
-        </w:rPr>
-        <w:t xml:space="preserve">Modificar, sin el consentimiento expreso del consumidor, las condiciones y términos en los que adquirió un producto o contrató un servicio, inclusive si el proveedor considera que la modificación podría ser beneficiosa para el consumidor. No se puede presumir el silencio del consumidor como aceptación, salvo que él así lo haya autorizado expresamente y con </w:t>
-      </w:r>
-      <w:proofErr w:type="gramStart"/>
-      <w:r>
-        <w:rPr>
-          <w:rFonts w:ascii="Arial Narrow" w:eastAsia="Arial Narrow" w:hAnsi="Arial Narrow" w:cs="Arial Narrow"/>
-          <w:sz w:val="16"/>
-          <w:szCs w:val="16"/>
-        </w:rPr>
-        <w:t>anterioridad.</w:t>
-      </w:r>
-      <w:r>
-        <w:rPr>
-          <w:rFonts w:ascii="Arial Narrow" w:eastAsia="Arial Narrow" w:hAnsi="Arial Narrow" w:cs="Arial Narrow"/>
-          <w:sz w:val="16"/>
-          <w:szCs w:val="16"/>
-        </w:rPr>
-        <w:t>.</w:t>
-      </w:r>
-      <w:proofErr w:type="gramEnd"/>
-    </w:p>
+    </w:p>
+  </w:footnote>
+  <w:footnote w:id="5">
     <w:p>
       <w:pPr>
         <w:pStyle w:val="Textonotapie"/>
@@ -8763,9 +8861,128 @@
           <w:szCs w:val="16"/>
         </w:rPr>
       </w:pPr>
-    </w:p>
-  </w:footnote>
-  <w:footnote w:id="5">
+      <w:r>
+        <w:rPr>
+          <w:rStyle w:val="Refdenotaalpie"/>
+          <w:rFonts w:ascii="Arial Narrow" w:eastAsia="Arial Narrow" w:hAnsi="Arial Narrow" w:cs="Arial Narrow"/>
+          <w:sz w:val="16"/>
+          <w:szCs w:val="16"/>
+          <w:vertAlign w:val="superscript"/>
+        </w:rPr>
+        <w:footnoteRef/>
+      </w:r>
+      <w:r>
+        <w:rPr>
+          <w:rFonts w:ascii="Arial Narrow" w:eastAsia="Arial Narrow" w:hAnsi="Arial Narrow" w:cs="Arial Narrow"/>
+          <w:sz w:val="16"/>
+          <w:szCs w:val="16"/>
+        </w:rPr>
+        <w:tab/>
+        <w:t xml:space="preserve"/>
+      </w:r>
+      <w:r>
+        <w:rPr>
+          <w:rFonts w:ascii="Arial Narrow" w:eastAsia="Arial Narrow" w:hAnsi="Arial Narrow" w:cs="Arial Narrow"/>
+          <w:sz w:val="16"/>
+          <w:szCs w:val="16"/>
+        </w:rPr>
+        <w:tab/>
+      </w:r>
+      <w:r>
+        <w:rPr>
+          <w:rFonts w:ascii="Arial Narrow" w:eastAsia="Arial Narrow" w:hAnsi="Arial Narrow" w:cs="Arial Narrow"/>
+          <w:b/>
+          <w:bCs/>
+          <w:sz w:val="16"/>
+          <w:szCs w:val="16"/>
+        </w:rPr>
+        <w:t xml:space="preserve">LEY 29571, CÓDIGO DE PROTECCIÓN Y DEFENSA DEL CONSUMIDOR, publicado el 2 de setiembre de 2010 y modificado por Decreto Legislativo 1308 </w:t>
+      </w:r>
+    </w:p>
+    <w:p>
+      <w:pPr>
+        <w:pStyle w:val="Textonotapie"/>
+        <w:ind w:left="567" w:right="-1"/>
+        <w:jc w:val="both"/>
+        <w:rPr>
+          <w:rFonts w:ascii="Arial Narrow" w:eastAsia="Arial Narrow" w:hAnsi="Arial Narrow" w:cs="Arial Narrow"/>
+          <w:b/>
+          <w:bCs/>
+          <w:sz w:val="16"/>
+          <w:szCs w:val="16"/>
+        </w:rPr>
+      </w:pPr>
+      <w:r>
+        <w:rPr>
+          <w:rFonts w:ascii="Arial Narrow" w:eastAsia="Arial Narrow" w:hAnsi="Arial Narrow" w:cs="Arial Narrow"/>
+          <w:b/>
+          <w:bCs/>
+          <w:sz w:val="16"/>
+          <w:szCs w:val="16"/>
+        </w:rPr>
+        <w:t>Artículo 47.- Protección mínima del contrato de consumo</w:t>
+      </w:r>
+    </w:p>
+    <w:p>
+      <w:pPr>
+        <w:pStyle w:val="Textonotapie"/>
+        <w:ind w:left="567" w:right="-1"/>
+        <w:jc w:val="both"/>
+        <w:rPr>
+          <w:rFonts w:ascii="Arial Narrow" w:eastAsia="Arial Narrow" w:hAnsi="Arial Narrow" w:cs="Arial Narrow"/>
+          <w:sz w:val="16"/>
+          <w:szCs w:val="16"/>
+        </w:rPr>
+      </w:pPr>
+      <w:r>
+        <w:rPr>
+          <w:rFonts w:ascii="Arial Narrow" w:eastAsia="Arial Narrow" w:hAnsi="Arial Narrow" w:cs="Arial Narrow"/>
+          <w:sz w:val="16"/>
+          <w:szCs w:val="16"/>
+        </w:rPr>
+        <w:t>En los contratos de consumo se observa lo siguiente:</w:t>
+      </w:r>
+    </w:p>
+    <w:p>
+      <w:pPr>
+        <w:pStyle w:val="Textonotapie"/>
+        <w:ind w:left="567" w:right="-1"/>
+        <w:jc w:val="both"/>
+        <w:rPr>
+          <w:rFonts w:ascii="Arial Narrow" w:eastAsia="Arial Narrow" w:hAnsi="Arial Narrow" w:cs="Arial Narrow"/>
+          <w:sz w:val="16"/>
+          <w:szCs w:val="16"/>
+        </w:rPr>
+      </w:pPr>
+      <w:r>
+        <w:rPr>
+          <w:rFonts w:ascii="Arial Narrow" w:eastAsia="Arial Narrow" w:hAnsi="Arial Narrow" w:cs="Arial Narrow"/>
+          <w:sz w:val="16"/>
+          <w:szCs w:val="16"/>
+        </w:rPr>
+        <w:t>(…)</w:t>
+      </w:r>
+    </w:p>
+    <w:p>
+      <w:pPr>
+        <w:pStyle w:val="Textonotapie"/>
+        <w:ind w:left="567" w:right="-1"/>
+        <w:jc w:val="both"/>
+        <w:rPr>
+          <w:rFonts w:ascii="Arial Narrow" w:eastAsia="Arial Narrow" w:hAnsi="Arial Narrow" w:cs="Arial Narrow"/>
+          <w:sz w:val="16"/>
+          <w:szCs w:val="16"/>
+        </w:rPr>
+      </w:pPr>
+      <w:r>
+        <w:rPr>
+          <w:rFonts w:ascii="Arial Narrow" w:eastAsia="Arial Narrow" w:hAnsi="Arial Narrow" w:cs="Arial Narrow"/>
+          <w:sz w:val="16"/>
+          <w:szCs w:val="16"/>
+        </w:rPr>
+        <w:t>e. Los proveedores deben entregar a los usuarios copia de los contratos y demás documentación relacionada con dichos actos jurídicos cuando estos hayan sido celebrados por escrito, incluidas las condiciones generales de la contratación. Asimismo, cuando el consumidor solicite copia física o virtual de estos, el proveedor debe entregar los documentos en un plazo máximo de quince días hábiles contados desde que recibió la solicitud. Los proveedores son responsables de dejar constancia de la entrega de los documentos al consumidor.</w:t>
+      </w:r>
+    </w:p>
     <w:p>
       <w:pPr>
         <w:pStyle w:val="Textonotapie"/>
@@ -8782,127 +8999,9 @@
           <w:szCs w:val="16"/>
         </w:rPr>
       </w:pPr>
-      <w:r>
-        <w:rPr>
-          <w:rStyle w:val="Refdenotaalpie"/>
-          <w:rFonts w:ascii="Arial Narrow" w:eastAsia="Arial Narrow" w:hAnsi="Arial Narrow" w:cs="Arial Narrow"/>
-          <w:sz w:val="16"/>
-          <w:szCs w:val="16"/>
-          <w:vertAlign w:val="superscript"/>
-        </w:rPr>
-        <w:footnoteRef/>
-      </w:r>
-      <w:r>
-        <w:rPr>
-          <w:rFonts w:ascii="Arial Narrow" w:eastAsia="Arial Narrow" w:hAnsi="Arial Narrow" w:cs="Arial Narrow"/>
-          <w:sz w:val="16"/>
-          <w:szCs w:val="16"/>
-        </w:rPr>
-        <w:t xml:space="preserve"> </w:t>
-      </w:r>
-      <w:r>
-        <w:rPr>
-          <w:rFonts w:ascii="Arial Narrow" w:eastAsia="Arial Narrow" w:hAnsi="Arial Narrow" w:cs="Arial Narrow"/>
-          <w:sz w:val="16"/>
-          <w:szCs w:val="16"/>
-        </w:rPr>
-        <w:tab/>
-      </w:r>
-      <w:r>
-        <w:rPr>
-          <w:rFonts w:ascii="Arial Narrow" w:eastAsia="Arial Narrow" w:hAnsi="Arial Narrow" w:cs="Arial Narrow"/>
-          <w:b/>
-          <w:bCs/>
-          <w:sz w:val="16"/>
-          <w:szCs w:val="16"/>
-        </w:rPr>
-        <w:t xml:space="preserve">LEY 29571, CÓDIGO DE PROTECCIÓN Y DEFENSA DEL CONSUMIDOR, publicado el 2 de setiembre de 2010 y modificado por Decreto Legislativo 1308 </w:t>
-      </w:r>
-    </w:p>
-    <w:p>
-      <w:pPr>
-        <w:pStyle w:val="Textonotapie"/>
-        <w:ind w:left="567" w:right="-1"/>
-        <w:jc w:val="both"/>
-        <w:rPr>
-          <w:rFonts w:ascii="Arial Narrow" w:eastAsia="Arial Narrow" w:hAnsi="Arial Narrow" w:cs="Arial Narrow"/>
-          <w:b/>
-          <w:bCs/>
-          <w:sz w:val="16"/>
-          <w:szCs w:val="16"/>
-        </w:rPr>
-      </w:pPr>
-      <w:r>
-        <w:rPr>
-          <w:rFonts w:ascii="Arial Narrow" w:eastAsia="Arial Narrow" w:hAnsi="Arial Narrow" w:cs="Arial Narrow"/>
-          <w:b/>
-          <w:bCs/>
-          <w:sz w:val="16"/>
-          <w:szCs w:val="16"/>
-        </w:rPr>
-        <w:t>Artículo 47.- Protección mínima del contrato de consumo</w:t>
-      </w:r>
-    </w:p>
-    <w:p>
-      <w:pPr>
-        <w:pStyle w:val="Textonotapie"/>
-        <w:ind w:left="567" w:right="-1"/>
-        <w:jc w:val="both"/>
-        <w:rPr>
-          <w:rFonts w:ascii="Arial Narrow" w:eastAsia="Arial Narrow" w:hAnsi="Arial Narrow" w:cs="Arial Narrow"/>
-          <w:sz w:val="16"/>
-          <w:szCs w:val="16"/>
-        </w:rPr>
-      </w:pPr>
-      <w:r>
-        <w:rPr>
-          <w:rFonts w:ascii="Arial Narrow" w:eastAsia="Arial Narrow" w:hAnsi="Arial Narrow" w:cs="Arial Narrow"/>
-          <w:sz w:val="16"/>
-          <w:szCs w:val="16"/>
-        </w:rPr>
-        <w:t>En los contratos de consumo se observa lo siguiente:</w:t>
-      </w:r>
-    </w:p>
-    <w:p>
-      <w:pPr>
-        <w:pStyle w:val="Textonotapie"/>
-        <w:ind w:left="567" w:right="-1"/>
-        <w:jc w:val="both"/>
-        <w:rPr>
-          <w:rFonts w:ascii="Arial Narrow" w:eastAsia="Arial Narrow" w:hAnsi="Arial Narrow" w:cs="Arial Narrow"/>
-          <w:sz w:val="16"/>
-          <w:szCs w:val="16"/>
-        </w:rPr>
-      </w:pPr>
-      <w:r>
-        <w:rPr>
-          <w:rFonts w:ascii="Arial Narrow" w:eastAsia="Arial Narrow" w:hAnsi="Arial Narrow" w:cs="Arial Narrow"/>
-          <w:sz w:val="16"/>
-          <w:szCs w:val="16"/>
-        </w:rPr>
-        <w:t>(…)</w:t>
-      </w:r>
-    </w:p>
-    <w:p>
-      <w:pPr>
-        <w:pStyle w:val="Textonotapie"/>
-        <w:ind w:left="567" w:right="-1"/>
-        <w:jc w:val="both"/>
-        <w:rPr>
-          <w:rFonts w:ascii="Arial Narrow" w:eastAsia="Arial Narrow" w:hAnsi="Arial Narrow" w:cs="Arial Narrow"/>
-          <w:sz w:val="16"/>
-          <w:szCs w:val="16"/>
-        </w:rPr>
-      </w:pPr>
-      <w:r>
-        <w:rPr>
-          <w:rFonts w:ascii="Arial Narrow" w:eastAsia="Arial Narrow" w:hAnsi="Arial Narrow" w:cs="Arial Narrow"/>
-          <w:sz w:val="16"/>
-          <w:szCs w:val="16"/>
-        </w:rPr>
-        <w:t>e. Los proveedores deben entregar a los usuarios copia de los contratos y demás documentación relacionada con dichos actos jurídicos cuando estos hayan sido celebrados por escrito, incluidas las condiciones generales de la contratación. Asimismo, cuando el consumidor solicite copia física o virtual de estos, el proveedor debe entregar los documentos en un plazo máximo de quince días hábiles contados desde que recibió la solicitud. Los proveedores son responsables de dejar constancia de la entrega de los documentos al consumidor.</w:t>
-      </w:r>
-    </w:p>
+    </w:p>
+  </w:footnote>
+  <w:footnote w:id="6">
     <w:p>
       <w:pPr>
         <w:pStyle w:val="Textonotapie"/>
@@ -8919,9 +9018,150 @@
           <w:szCs w:val="16"/>
         </w:rPr>
       </w:pPr>
-    </w:p>
-  </w:footnote>
-  <w:footnote w:id="6">
+      <w:r>
+        <w:rPr>
+          <w:rStyle w:val="Refdenotaalpie"/>
+          <w:rFonts w:ascii="Arial Narrow" w:eastAsia="Arial Narrow" w:hAnsi="Arial Narrow" w:cs="Arial Narrow"/>
+          <w:sz w:val="16"/>
+          <w:szCs w:val="16"/>
+          <w:vertAlign w:val="superscript"/>
+        </w:rPr>
+        <w:footnoteRef/>
+      </w:r>
+      <w:r>
+        <w:rPr>
+          <w:rFonts w:ascii="Arial Narrow" w:eastAsia="Arial Narrow" w:hAnsi="Arial Narrow" w:cs="Arial Narrow"/>
+          <w:sz w:val="16"/>
+          <w:szCs w:val="16"/>
+        </w:rPr>
+        <w:tab/>
+        <w:t xml:space="preserve"/>
+      </w:r>
+      <w:r>
+        <w:rPr>
+          <w:rFonts w:ascii="Arial Narrow" w:eastAsia="Arial Narrow" w:hAnsi="Arial Narrow" w:cs="Arial Narrow"/>
+          <w:sz w:val="16"/>
+          <w:szCs w:val="16"/>
+        </w:rPr>
+        <w:tab/>
+      </w:r>
+      <w:r>
+        <w:rPr>
+          <w:rFonts w:ascii="Arial Narrow" w:eastAsia="Arial Narrow" w:hAnsi="Arial Narrow" w:cs="Arial Narrow"/>
+          <w:b/>
+          <w:bCs/>
+          <w:sz w:val="16"/>
+          <w:szCs w:val="16"/>
+        </w:rPr>
+        <w:t xml:space="preserve">LEY 29571, CÓDIGO DE PROTECCIÓN Y DEFENSA DEL CONSUMIDOR, publicado el 2 de setiembre de 2010 y modificado por Decreto Legislativo 1308 </w:t>
+      </w:r>
+    </w:p>
+    <w:p>
+      <w:pPr>
+        <w:pStyle w:val="Textonotapie"/>
+        <w:ind w:left="567" w:right="-1"/>
+        <w:jc w:val="both"/>
+        <w:rPr>
+          <w:rFonts w:ascii="Arial Narrow" w:eastAsia="Arial Narrow" w:hAnsi="Arial Narrow" w:cs="Arial Narrow"/>
+          <w:b/>
+          <w:bCs/>
+          <w:sz w:val="16"/>
+          <w:szCs w:val="16"/>
+        </w:rPr>
+      </w:pPr>
+      <w:r>
+        <w:rPr>
+          <w:rFonts w:ascii="Arial Narrow" w:eastAsia="Arial Narrow" w:hAnsi="Arial Narrow" w:cs="Arial Narrow"/>
+          <w:b/>
+          <w:bCs/>
+          <w:sz w:val="16"/>
+          <w:szCs w:val="16"/>
+        </w:rPr>
+        <w:t xml:space="preserve">Artículo 18.- Idoneidad </w:t>
+      </w:r>
+    </w:p>
+    <w:p>
+      <w:pPr>
+        <w:pStyle w:val="Textonotapie"/>
+        <w:ind w:left="567" w:right="-1"/>
+        <w:jc w:val="both"/>
+        <w:rPr>
+          <w:rFonts w:ascii="Arial Narrow" w:eastAsia="Arial Narrow" w:hAnsi="Arial Narrow" w:cs="Arial Narrow"/>
+          <w:sz w:val="16"/>
+          <w:szCs w:val="16"/>
+        </w:rPr>
+      </w:pPr>
+      <w:r>
+        <w:rPr>
+          <w:rFonts w:ascii="Arial Narrow" w:eastAsia="Arial Narrow" w:hAnsi="Arial Narrow" w:cs="Arial Narrow"/>
+          <w:sz w:val="16"/>
+          <w:szCs w:val="16"/>
+        </w:rPr>
+        <w:t xml:space="preserve">Se entiende por idoneidad la correspondencia entre lo que un consumidor espera y lo que efectivamente recibe, en función a lo que se le hubiera ofrecido, la publicidad e información transmitida, las condiciones y circunstancias de la transacción, las características y naturaleza del producto o servicio, el precio, entre otros factores, atendiendo a las circunstancias del caso. </w:t>
+      </w:r>
+    </w:p>
+    <w:p>
+      <w:pPr>
+        <w:pStyle w:val="Textonotapie"/>
+        <w:ind w:left="567" w:right="-1"/>
+        <w:jc w:val="both"/>
+        <w:rPr>
+          <w:rFonts w:ascii="Arial Narrow" w:eastAsia="Arial Narrow" w:hAnsi="Arial Narrow" w:cs="Arial Narrow"/>
+          <w:sz w:val="16"/>
+          <w:szCs w:val="16"/>
+        </w:rPr>
+      </w:pPr>
+      <w:r>
+        <w:rPr>
+          <w:rFonts w:ascii="Arial Narrow" w:eastAsia="Arial Narrow" w:hAnsi="Arial Narrow" w:cs="Arial Narrow"/>
+          <w:sz w:val="16"/>
+          <w:szCs w:val="16"/>
+        </w:rPr>
+        <w:t xml:space="preserve">La idoneidad es evaluada en función a la propia naturaleza del producto o servicio y a su aptitud para satisfacer la finalidad para la cual ha sido puesto en el mercado. Las autorizaciones por parte de los organismos del Estado para la fabricación de un producto o la prestación de un servicio, en los casos que sea necesario, no eximen de responsabilidad al proveedor frente al consumidor. </w:t>
+      </w:r>
+    </w:p>
+    <w:p>
+      <w:pPr>
+        <w:pStyle w:val="Textonotapie"/>
+        <w:ind w:left="567" w:right="-1"/>
+        <w:jc w:val="both"/>
+        <w:rPr>
+          <w:rFonts w:ascii="Arial Narrow" w:eastAsia="Arial Narrow" w:hAnsi="Arial Narrow" w:cs="Arial Narrow"/>
+          <w:sz w:val="16"/>
+          <w:szCs w:val="16"/>
+        </w:rPr>
+      </w:pPr>
+      <w:r>
+        <w:rPr>
+          <w:rFonts w:ascii="Arial Narrow" w:eastAsia="Arial Narrow" w:hAnsi="Arial Narrow" w:cs="Arial Narrow"/>
+          <w:b/>
+          <w:bCs/>
+          <w:sz w:val="16"/>
+          <w:szCs w:val="16"/>
+        </w:rPr>
+        <w:t xml:space="preserve">Artículo 19.- Obligación de los proveedores </w:t>
+      </w:r>
+    </w:p>
+    <w:p>
+      <w:pPr>
+        <w:pStyle w:val="Textonotapie"/>
+        <w:ind w:left="567" w:right="-1"/>
+        <w:jc w:val="both"/>
+        <w:rPr>
+          <w:rFonts w:ascii="Arial Narrow" w:eastAsia="Arial Narrow" w:hAnsi="Arial Narrow" w:cs="Arial Narrow"/>
+          <w:sz w:val="16"/>
+          <w:szCs w:val="16"/>
+        </w:rPr>
+      </w:pPr>
+      <w:r>
+        <w:rPr>
+          <w:rFonts w:ascii="Arial Narrow" w:eastAsia="Arial Narrow" w:hAnsi="Arial Narrow" w:cs="Arial Narrow"/>
+          <w:sz w:val="16"/>
+          <w:szCs w:val="16"/>
+        </w:rPr>
+        <w:t>El proveedor responde por la idoneidad y calidad de los productos y servicios ofrecidos; por la autenticidad de las marcas y leyendas que exhiben sus productos o del signo que respalda al prestador del servicio, por la falta de conformidad entre la publicidad comercial de los productos y servicios y estos, así como por el contenido y la vida útil del producto indicado en el envase, en lo que corresponda.</w:t>
+      </w:r>
+    </w:p>
     <w:p>
       <w:pPr>
         <w:pStyle w:val="Textonotapie"/>
@@ -8938,161 +9178,9 @@
           <w:szCs w:val="16"/>
         </w:rPr>
       </w:pPr>
-      <w:r>
-        <w:rPr>
-          <w:rStyle w:val="Refdenotaalpie"/>
-          <w:rFonts w:ascii="Arial Narrow" w:eastAsia="Arial Narrow" w:hAnsi="Arial Narrow" w:cs="Arial Narrow"/>
-          <w:sz w:val="16"/>
-          <w:szCs w:val="16"/>
-          <w:vertAlign w:val="superscript"/>
-        </w:rPr>
-        <w:footnoteRef/>
-      </w:r>
-      <w:r>
-        <w:rPr>
-          <w:rFonts w:ascii="Arial Narrow" w:eastAsia="Arial Narrow" w:hAnsi="Arial Narrow" w:cs="Arial Narrow"/>
-          <w:sz w:val="16"/>
-          <w:szCs w:val="16"/>
-        </w:rPr>
-        <w:t xml:space="preserve"> </w:t>
-      </w:r>
-      <w:r>
-        <w:rPr>
-          <w:rFonts w:ascii="Arial Narrow" w:eastAsia="Arial Narrow" w:hAnsi="Arial Narrow" w:cs="Arial Narrow"/>
-          <w:sz w:val="16"/>
-          <w:szCs w:val="16"/>
-        </w:rPr>
-        <w:tab/>
-      </w:r>
-      <w:r>
-        <w:rPr>
-          <w:rFonts w:ascii="Arial Narrow" w:eastAsia="Arial Narrow" w:hAnsi="Arial Narrow" w:cs="Arial Narrow"/>
-          <w:b/>
-          <w:bCs/>
-          <w:sz w:val="16"/>
-          <w:szCs w:val="16"/>
-        </w:rPr>
-        <w:t xml:space="preserve">LEY 29571, CÓDIGO DE PROTECCIÓN Y DEFENSA DEL CONSUMIDOR, publicado el 2 de setiembre de 2010 y modificado por Decreto Legislativo 1308 </w:t>
-      </w:r>
-    </w:p>
-    <w:p>
-      <w:pPr>
-        <w:pStyle w:val="Textonotapie"/>
-        <w:ind w:left="567" w:right="-1"/>
-        <w:jc w:val="both"/>
-        <w:rPr>
-          <w:rFonts w:ascii="Arial Narrow" w:eastAsia="Arial Narrow" w:hAnsi="Arial Narrow" w:cs="Arial Narrow"/>
-          <w:b/>
-          <w:bCs/>
-          <w:sz w:val="16"/>
-          <w:szCs w:val="16"/>
-        </w:rPr>
-      </w:pPr>
-      <w:r>
-        <w:rPr>
-          <w:rFonts w:ascii="Arial Narrow" w:eastAsia="Arial Narrow" w:hAnsi="Arial Narrow" w:cs="Arial Narrow"/>
-          <w:b/>
-          <w:bCs/>
-          <w:sz w:val="16"/>
-          <w:szCs w:val="16"/>
-        </w:rPr>
-        <w:t xml:space="preserve">Artículo 18.- Idoneidad </w:t>
-      </w:r>
-    </w:p>
-    <w:p>
-      <w:pPr>
-        <w:pStyle w:val="Textonotapie"/>
-        <w:ind w:left="567" w:right="-1"/>
-        <w:jc w:val="both"/>
-        <w:rPr>
-          <w:rFonts w:ascii="Arial Narrow" w:eastAsia="Arial Narrow" w:hAnsi="Arial Narrow" w:cs="Arial Narrow"/>
-          <w:sz w:val="16"/>
-          <w:szCs w:val="16"/>
-        </w:rPr>
-      </w:pPr>
-      <w:r>
-        <w:rPr>
-          <w:rFonts w:ascii="Arial Narrow" w:eastAsia="Arial Narrow" w:hAnsi="Arial Narrow" w:cs="Arial Narrow"/>
-          <w:sz w:val="16"/>
-          <w:szCs w:val="16"/>
-        </w:rPr>
-        <w:t xml:space="preserve">Se entiende por idoneidad la correspondencia entre lo que un consumidor espera y lo que efectivamente recibe, en función a lo que se le hubiera ofrecido, la publicidad e información transmitida, las condiciones y circunstancias de la transacción, las características y naturaleza del producto o servicio, el precio, entre otros factores, atendiendo a las circunstancias del caso. </w:t>
-      </w:r>
-    </w:p>
-    <w:p>
-      <w:pPr>
-        <w:pStyle w:val="Textonotapie"/>
-        <w:ind w:left="567" w:right="-1"/>
-        <w:jc w:val="both"/>
-        <w:rPr>
-          <w:rFonts w:ascii="Arial Narrow" w:eastAsia="Arial Narrow" w:hAnsi="Arial Narrow" w:cs="Arial Narrow"/>
-          <w:sz w:val="16"/>
-          <w:szCs w:val="16"/>
-        </w:rPr>
-      </w:pPr>
-      <w:r>
-        <w:rPr>
-          <w:rFonts w:ascii="Arial Narrow" w:eastAsia="Arial Narrow" w:hAnsi="Arial Narrow" w:cs="Arial Narrow"/>
-          <w:sz w:val="16"/>
-          <w:szCs w:val="16"/>
-        </w:rPr>
-        <w:t xml:space="preserve">La idoneidad es evaluada en función a la propia naturaleza del producto o servicio y a su aptitud para satisfacer la finalidad para la cual ha sido puesto en el mercado. Las autorizaciones por parte de los organismos del Estado para la fabricación de un producto o la prestación de un servicio, en los casos que sea necesario, no eximen de responsabilidad al proveedor frente al consumidor. </w:t>
-      </w:r>
-    </w:p>
-    <w:p>
-      <w:pPr>
-        <w:pStyle w:val="Textonotapie"/>
-        <w:ind w:left="567" w:right="-1"/>
-        <w:jc w:val="both"/>
-        <w:rPr>
-          <w:rFonts w:ascii="Arial Narrow" w:eastAsia="Arial Narrow" w:hAnsi="Arial Narrow" w:cs="Arial Narrow"/>
-          <w:sz w:val="16"/>
-          <w:szCs w:val="16"/>
-        </w:rPr>
-      </w:pPr>
-    </w:p>
-    <w:p>
-      <w:pPr>
-        <w:pStyle w:val="Textonotapie"/>
-        <w:ind w:left="567" w:right="-1"/>
-        <w:jc w:val="both"/>
-        <w:rPr>
-          <w:rFonts w:ascii="Arial Narrow" w:eastAsia="Arial Narrow" w:hAnsi="Arial Narrow" w:cs="Arial Narrow"/>
-          <w:sz w:val="16"/>
-          <w:szCs w:val="16"/>
-        </w:rPr>
-      </w:pPr>
-      <w:r>
-        <w:rPr>
-          <w:rFonts w:ascii="Arial Narrow" w:eastAsia="Arial Narrow" w:hAnsi="Arial Narrow" w:cs="Arial Narrow"/>
-          <w:b/>
-          <w:bCs/>
-          <w:sz w:val="16"/>
-          <w:szCs w:val="16"/>
-        </w:rPr>
-        <w:t xml:space="preserve">Artículo 19.- Obligación de los proveedores </w:t>
-      </w:r>
-    </w:p>
-    <w:p>
-      <w:pPr>
-        <w:pStyle w:val="Textonotapie"/>
-        <w:ind w:left="567" w:right="-1"/>
-        <w:jc w:val="both"/>
-        <w:rPr>
-          <w:rFonts w:ascii="Arial Narrow" w:eastAsia="Arial Narrow" w:hAnsi="Arial Narrow" w:cs="Arial Narrow"/>
-          <w:sz w:val="16"/>
-          <w:szCs w:val="16"/>
-        </w:rPr>
-      </w:pPr>
-      <w:r>
-        <w:rPr>
-          <w:rFonts w:ascii="Arial Narrow" w:eastAsia="Arial Narrow" w:hAnsi="Arial Narrow" w:cs="Arial Narrow"/>
-          <w:sz w:val="16"/>
-          <w:szCs w:val="16"/>
-        </w:rPr>
-        <w:t>El proveedor responde por la idoneidad y calidad de los productos y servicios ofrecidos; por la autenticidad de las marcas y leyendas que exhiben sus productos o del signo que respalda al prestador del servicio, por la falta de conformidad entre la publicidad comercial de los productos y servicios y estos, así como por el contenido y la vida útil del producto indicado en el envase, en lo que corresponda.</w:t>
-      </w:r>
-    </w:p>
+    </w:p>
+  </w:footnote>
+  <w:footnote w:id="7">
     <w:p>
       <w:pPr>
         <w:pStyle w:val="Textonotapie"/>
@@ -9103,15 +9191,74 @@
         <w:jc w:val="both"/>
         <w:rPr>
           <w:rFonts w:ascii="Arial Narrow" w:eastAsia="Arial Narrow" w:hAnsi="Arial Narrow" w:cs="Arial Narrow"/>
+          <w:sz w:val="16"/>
+          <w:szCs w:val="16"/>
+        </w:rPr>
+      </w:pPr>
+      <w:r>
+        <w:rPr>
+          <w:rStyle w:val="Refdenotaalpie"/>
+          <w:rFonts w:ascii="Arial Narrow" w:eastAsia="Arial Narrow" w:hAnsi="Arial Narrow" w:cs="Arial Narrow"/>
+          <w:sz w:val="16"/>
+          <w:szCs w:val="16"/>
+          <w:vertAlign w:val="superscript"/>
+        </w:rPr>
+        <w:footnoteRef/>
+      </w:r>
+      <w:r>
+        <w:rPr>
+          <w:rFonts w:ascii="Arial Narrow" w:eastAsia="Arial Narrow" w:hAnsi="Arial Narrow" w:cs="Arial Narrow"/>
+          <w:sz w:val="16"/>
+          <w:szCs w:val="16"/>
+        </w:rPr>
+        <w:tab/>
+        <w:t xml:space="preserve"/>
+      </w:r>
+      <w:r>
+        <w:rPr>
+          <w:rFonts w:ascii="Arial Narrow" w:eastAsia="Arial Narrow" w:hAnsi="Arial Narrow" w:cs="Arial Narrow"/>
+          <w:sz w:val="16"/>
+          <w:szCs w:val="16"/>
+        </w:rPr>
+        <w:tab/>
+      </w:r>
+      <w:r>
+        <w:rPr>
+          <w:rFonts w:ascii="Arial Narrow" w:eastAsia="Arial Narrow" w:hAnsi="Arial Narrow" w:cs="Arial Narrow"/>
           <w:b/>
           <w:bCs/>
           <w:sz w:val="16"/>
           <w:szCs w:val="16"/>
         </w:rPr>
-      </w:pPr>
-    </w:p>
-  </w:footnote>
-  <w:footnote w:id="7">
+        <w:t>LEY SOBRE FACULTADES, NORMAS Y ORGANIZACIÓN DEL INDECOPI, APROBADA POR DECRETO LEGISLATIVO 807 Artículo 24.-</w:t>
+      </w:r>
+      <w:r>
+        <w:rPr>
+          <w:rFonts w:ascii="Arial Narrow" w:eastAsia="Arial Narrow" w:hAnsi="Arial Narrow" w:cs="Arial Narrow"/>
+          <w:sz w:val="16"/>
+          <w:szCs w:val="16"/>
+        </w:rPr>
+        <w:t xml:space="preserve"> El </w:t>
+      </w:r>
+      <w:proofErr w:type="gramStart"/>
+      <w:r>
+        <w:rPr>
+          <w:rFonts w:ascii="Arial Narrow" w:eastAsia="Arial Narrow" w:hAnsi="Arial Narrow" w:cs="Arial Narrow"/>
+          <w:sz w:val="16"/>
+          <w:szCs w:val="16"/>
+        </w:rPr>
+        <w:t>Secretario Técnico</w:t>
+      </w:r>
+      <w:proofErr w:type="gramEnd"/>
+      <w:r>
+        <w:rPr>
+          <w:rFonts w:ascii="Arial Narrow" w:eastAsia="Arial Narrow" w:hAnsi="Arial Narrow" w:cs="Arial Narrow"/>
+          <w:sz w:val="16"/>
+          <w:szCs w:val="16"/>
+        </w:rPr>
+        <w:t xml:space="preserve"> se encargará de la tramitación del procedimiento. Para ello, cuenta con las siguientes facultades:</w:t>
+      </w:r>
+    </w:p>
     <w:p>
       <w:pPr>
         <w:pStyle w:val="Textonotapie"/>
@@ -9128,65 +9275,12 @@
       </w:pPr>
       <w:r>
         <w:rPr>
-          <w:rStyle w:val="Refdenotaalpie"/>
-          <w:rFonts w:ascii="Arial Narrow" w:eastAsia="Arial Narrow" w:hAnsi="Arial Narrow" w:cs="Arial Narrow"/>
-          <w:sz w:val="16"/>
-          <w:szCs w:val="16"/>
-          <w:vertAlign w:val="superscript"/>
-        </w:rPr>
-        <w:footnoteRef/>
-      </w:r>
-      <w:r>
-        <w:rPr>
-          <w:rFonts w:ascii="Arial Narrow" w:eastAsia="Arial Narrow" w:hAnsi="Arial Narrow" w:cs="Arial Narrow"/>
-          <w:sz w:val="16"/>
-          <w:szCs w:val="16"/>
-        </w:rPr>
-        <w:t xml:space="preserve"> </w:t>
-      </w:r>
-      <w:r>
-        <w:rPr>
           <w:rFonts w:ascii="Arial Narrow" w:eastAsia="Arial Narrow" w:hAnsi="Arial Narrow" w:cs="Arial Narrow"/>
           <w:sz w:val="16"/>
           <w:szCs w:val="16"/>
         </w:rPr>
         <w:tab/>
-      </w:r>
-      <w:r>
-        <w:rPr>
-          <w:rFonts w:ascii="Arial Narrow" w:eastAsia="Arial Narrow" w:hAnsi="Arial Narrow" w:cs="Arial Narrow"/>
-          <w:b/>
-          <w:bCs/>
-          <w:sz w:val="16"/>
-          <w:szCs w:val="16"/>
-        </w:rPr>
-        <w:t>LEY SOBRE FACULTADES, NORMAS Y ORGANIZACIÓN DEL INDECOPI, APROBADA POR DECRETO LEGISLATIVO 807 Artículo 24.-</w:t>
-      </w:r>
-      <w:r>
-        <w:rPr>
-          <w:rFonts w:ascii="Arial Narrow" w:eastAsia="Arial Narrow" w:hAnsi="Arial Narrow" w:cs="Arial Narrow"/>
-          <w:sz w:val="16"/>
-          <w:szCs w:val="16"/>
-        </w:rPr>
-        <w:t xml:space="preserve"> El </w:t>
-      </w:r>
-      <w:proofErr w:type="gramStart"/>
-      <w:r>
-        <w:rPr>
-          <w:rFonts w:ascii="Arial Narrow" w:eastAsia="Arial Narrow" w:hAnsi="Arial Narrow" w:cs="Arial Narrow"/>
-          <w:sz w:val="16"/>
-          <w:szCs w:val="16"/>
-        </w:rPr>
-        <w:t>Secretario Técnico</w:t>
-      </w:r>
-      <w:proofErr w:type="gramEnd"/>
-      <w:r>
-        <w:rPr>
-          <w:rFonts w:ascii="Arial Narrow" w:eastAsia="Arial Narrow" w:hAnsi="Arial Narrow" w:cs="Arial Narrow"/>
-          <w:sz w:val="16"/>
-          <w:szCs w:val="16"/>
-        </w:rPr>
-        <w:t xml:space="preserve"> se encargará de la tramitación del procedimiento. Para ello, cuenta con las siguientes facultades:</w:t>
+        <w:t xml:space="preserve">(...) </w:t>
       </w:r>
     </w:p>
     <w:p>
@@ -9210,7 +9304,7 @@
           <w:szCs w:val="16"/>
         </w:rPr>
         <w:tab/>
-        <w:t xml:space="preserve">(...) </w:t>
+        <w:t xml:space="preserve">c) Admitir denuncias a trámite, en aquellos casos en que la Comisión le haya delegado esta facultad. </w:t>
       </w:r>
     </w:p>
     <w:p>
@@ -9234,7 +9328,7 @@
           <w:szCs w:val="16"/>
         </w:rPr>
         <w:tab/>
-        <w:t xml:space="preserve">c) Admitir denuncias a trámite, en aquellos casos en que la Comisión le haya delegado esta facultad. </w:t>
+        <w:t>(...).</w:t>
       </w:r>
     </w:p>
     <w:p>
@@ -9251,6 +9345,33 @@
           <w:szCs w:val="16"/>
         </w:rPr>
       </w:pPr>
+    </w:p>
+  </w:footnote>
+  <w:footnote w:id="8">
+    <w:p>
+      <w:pPr>
+        <w:pStyle w:val="Textonotapie"/>
+        <w:tabs>
+          <w:tab w:val="left" w:pos="567"/>
+        </w:tabs>
+        <w:ind w:left="567" w:hanging="567"/>
+        <w:jc w:val="both"/>
+        <w:rPr>
+          <w:rFonts w:ascii="Arial Narrow" w:eastAsia="Arial Narrow" w:hAnsi="Arial Narrow" w:cs="Arial Narrow"/>
+          <w:sz w:val="16"/>
+          <w:szCs w:val="16"/>
+        </w:rPr>
+      </w:pPr>
+      <w:r>
+        <w:rPr>
+          <w:rStyle w:val="Refdenotaalpie"/>
+          <w:rFonts w:ascii="Arial Narrow" w:eastAsia="Arial Narrow" w:hAnsi="Arial Narrow" w:cs="Arial Narrow"/>
+          <w:sz w:val="16"/>
+          <w:szCs w:val="16"/>
+          <w:vertAlign w:val="superscript"/>
+        </w:rPr>
+        <w:footnoteRef/>
+      </w:r>
       <w:r>
         <w:rPr>
           <w:rFonts w:ascii="Arial Narrow" w:eastAsia="Arial Narrow" w:hAnsi="Arial Narrow" w:cs="Arial Narrow"/>
@@ -9258,9 +9379,697 @@
           <w:szCs w:val="16"/>
         </w:rPr>
         <w:tab/>
-        <w:t>(...).</w:t>
-      </w:r>
-    </w:p>
+        <w:t xml:space="preserve"/>
+      </w:r>
+      <w:r>
+        <w:rPr>
+          <w:rFonts w:ascii="Arial Narrow" w:eastAsia="Arial Narrow" w:hAnsi="Arial Narrow" w:cs="Arial Narrow"/>
+          <w:sz w:val="16"/>
+          <w:szCs w:val="16"/>
+        </w:rPr>
+        <w:tab/>
+        <w:t xml:space="preserve">El número de trabajadores se atenderá siempre que la empresa haya sido constituida antes de la vigencia de la Ley </w:t>
+      </w:r>
+      <w:proofErr w:type="spellStart"/>
+      <w:r>
+        <w:rPr>
+          <w:rFonts w:ascii="Arial Narrow" w:eastAsia="Arial Narrow" w:hAnsi="Arial Narrow" w:cs="Arial Narrow"/>
+          <w:sz w:val="16"/>
+          <w:szCs w:val="16"/>
+        </w:rPr>
+        <w:t/>
+      </w:r>
+      <w:proofErr w:type="spellEnd"/>
+      <w:r>
+        <w:rPr>
+          <w:rFonts w:ascii="Arial Narrow" w:eastAsia="Arial Narrow" w:hAnsi="Arial Narrow" w:cs="Arial Narrow"/>
+          <w:sz w:val="16"/>
+          <w:szCs w:val="16"/>
+        </w:rPr>
+        <w:t xml:space="preserve">30056, publicada el 2 de julio de 2013, que modificó el artículo 5 del Texto Único Ordenado de la Ley de Promoción de la Competitividad, Formalización y Desarrollo de la Micro y Pequeña Empresa y de Acceso al Empleo Decente (LEY MYPE). Ello, en la medida que la Tercera Disposición Complementaria Transitoria de la norma modificatoria precisa que las empresas constituidas antes de la </w:t>
+      </w:r>
+      <w:proofErr w:type="gramStart"/>
+      <w:r>
+        <w:rPr>
+          <w:rFonts w:ascii="Arial Narrow" w:eastAsia="Arial Narrow" w:hAnsi="Arial Narrow" w:cs="Arial Narrow"/>
+          <w:sz w:val="16"/>
+          <w:szCs w:val="16"/>
+        </w:rPr>
+        <w:t>entrada en vigencia</w:t>
+      </w:r>
+      <w:proofErr w:type="gramEnd"/>
+      <w:r>
+        <w:rPr>
+          <w:rFonts w:ascii="Arial Narrow" w:eastAsia="Arial Narrow" w:hAnsi="Arial Narrow" w:cs="Arial Narrow"/>
+          <w:sz w:val="16"/>
+          <w:szCs w:val="16"/>
+        </w:rPr>
+        <w:t xml:space="preserve"> de dicha Ley se rigen por los requisitos de acogimiento al régimen de las micro y pequeñas empresas regulados en el Decreto Legislativo 1086.</w:t>
+      </w:r>
+    </w:p>
+    <w:p>
+      <w:pPr>
+        <w:pStyle w:val="Textonotapie"/>
+        <w:ind w:left="567" w:hanging="567"/>
+        <w:jc w:val="both"/>
+        <w:rPr>
+          <w:rFonts w:ascii="Arial Narrow" w:eastAsia="Arial Narrow" w:hAnsi="Arial Narrow" w:cs="Arial Narrow"/>
+          <w:sz w:val="16"/>
+          <w:szCs w:val="16"/>
+        </w:rPr>
+      </w:pPr>
+    </w:p>
+  </w:footnote>
+  <w:footnote w:id="9">
+    <w:p>
+      <w:pPr>
+        <w:pStyle w:val="Textonotapie"/>
+        <w:tabs>
+          <w:tab w:val="left" w:pos="567"/>
+        </w:tabs>
+        <w:ind w:left="567" w:hanging="567"/>
+        <w:jc w:val="both"/>
+        <w:rPr>
+          <w:rFonts w:ascii="Arial Narrow" w:eastAsia="Arial Narrow" w:hAnsi="Arial Narrow" w:cs="Arial Narrow"/>
+          <w:sz w:val="16"/>
+          <w:szCs w:val="16"/>
+        </w:rPr>
+      </w:pPr>
+      <w:r>
+        <w:rPr>
+          <w:rStyle w:val="Refdenotaalpie"/>
+          <w:rFonts w:ascii="Arial Narrow" w:eastAsia="Arial Narrow" w:hAnsi="Arial Narrow" w:cs="Arial Narrow"/>
+          <w:sz w:val="16"/>
+          <w:szCs w:val="16"/>
+          <w:vertAlign w:val="superscript"/>
+        </w:rPr>
+        <w:footnoteRef/>
+      </w:r>
+      <w:r>
+        <w:rPr>
+          <w:rFonts w:ascii="Arial Narrow" w:eastAsia="Arial Narrow" w:hAnsi="Arial Narrow" w:cs="Arial Narrow"/>
+          <w:sz w:val="16"/>
+          <w:szCs w:val="16"/>
+        </w:rPr>
+        <w:tab/>
+        <w:t xml:space="preserve"/>
+      </w:r>
+      <w:r>
+        <w:rPr>
+          <w:rFonts w:ascii="Arial Narrow" w:eastAsia="Arial Narrow" w:hAnsi="Arial Narrow" w:cs="Arial Narrow"/>
+          <w:sz w:val="16"/>
+          <w:szCs w:val="16"/>
+        </w:rPr>
+        <w:tab/>
+      </w:r>
+      <w:r>
+        <w:rPr>
+          <w:rFonts w:ascii="Arial Narrow" w:eastAsia="Arial Narrow" w:hAnsi="Arial Narrow" w:cs="Arial Narrow"/>
+          <w:b/>
+          <w:sz w:val="16"/>
+          <w:szCs w:val="16"/>
+        </w:rPr>
+        <w:t>LEY 29571, CÓDIGO DE PROTECCIÓN Y DEFENSA DEL CONSUMIDOR</w:t>
+      </w:r>
+      <w:r>
+        <w:rPr>
+          <w:rFonts w:ascii="Arial Narrow" w:eastAsia="Arial Narrow" w:hAnsi="Arial Narrow" w:cs="Arial Narrow"/>
+          <w:b/>
+          <w:bCs/>
+          <w:sz w:val="16"/>
+          <w:szCs w:val="16"/>
+        </w:rPr>
+        <w:t xml:space="preserve">, </w:t>
+      </w:r>
+      <w:r>
+        <w:rPr>
+          <w:rFonts w:ascii="Arial Narrow" w:eastAsia="Arial Narrow" w:hAnsi="Arial Narrow" w:cs="Arial Narrow"/>
+          <w:b/>
+          <w:sz w:val="16"/>
+          <w:szCs w:val="16"/>
+        </w:rPr>
+        <w:t>publicado el 2 de setiembre de 2010 y modificado por Decreto Legislativo 1308</w:t>
+      </w:r>
+    </w:p>
+    <w:p>
+      <w:pPr>
+        <w:pStyle w:val="Textonotapie"/>
+        <w:ind w:left="567" w:hanging="567"/>
+        <w:jc w:val="both"/>
+        <w:rPr>
+          <w:rFonts w:ascii="Arial Narrow" w:eastAsia="Arial Narrow" w:hAnsi="Arial Narrow" w:cs="Arial Narrow"/>
+          <w:b/>
+          <w:bCs/>
+          <w:sz w:val="16"/>
+          <w:szCs w:val="16"/>
+        </w:rPr>
+      </w:pPr>
+      <w:r>
+        <w:rPr>
+          <w:rFonts w:ascii="Arial Narrow" w:eastAsia="Arial Narrow" w:hAnsi="Arial Narrow" w:cs="Arial Narrow"/>
+          <w:sz w:val="16"/>
+          <w:szCs w:val="16"/>
+        </w:rPr>
+        <w:tab/>
+      </w:r>
+      <w:r>
+        <w:rPr>
+          <w:rFonts w:ascii="Arial Narrow" w:eastAsia="Arial Narrow" w:hAnsi="Arial Narrow" w:cs="Arial Narrow"/>
+          <w:b/>
+          <w:bCs/>
+          <w:sz w:val="16"/>
+          <w:szCs w:val="16"/>
+        </w:rPr>
+        <w:t>Artículo 110.- Sanciones Administrativas</w:t>
+      </w:r>
+    </w:p>
+    <w:p>
+      <w:pPr>
+        <w:autoSpaceDE w:val="0"/>
+        <w:autoSpaceDN w:val="0"/>
+        <w:adjustRightInd w:val="0"/>
+        <w:spacing w:after="0" w:line="240" w:lineRule="auto"/>
+        <w:ind w:left="567"/>
+        <w:jc w:val="both"/>
+        <w:rPr>
+          <w:rFonts w:ascii="Arial Narrow" w:eastAsia="Arial Narrow" w:hAnsi="Arial Narrow" w:cs="Arial Narrow"/>
+          <w:sz w:val="16"/>
+          <w:szCs w:val="16"/>
+          <w:lang w:eastAsia="es-PE"/>
+        </w:rPr>
+      </w:pPr>
+      <w:r>
+        <w:rPr>
+          <w:rFonts w:ascii="Arial Narrow" w:eastAsia="Arial Narrow" w:hAnsi="Arial Narrow" w:cs="Arial Narrow"/>
+          <w:sz w:val="16"/>
+          <w:szCs w:val="16"/>
+          <w:lang w:eastAsia="es-PE"/>
+        </w:rPr>
+        <w:t>(…)</w:t>
+      </w:r>
+    </w:p>
+    <w:p>
+      <w:pPr>
+        <w:autoSpaceDE w:val="0"/>
+        <w:autoSpaceDN w:val="0"/>
+        <w:adjustRightInd w:val="0"/>
+        <w:spacing w:after="0" w:line="240" w:lineRule="auto"/>
+        <w:ind w:left="567"/>
+        <w:jc w:val="both"/>
+        <w:rPr>
+          <w:rFonts w:ascii="Arial Narrow" w:eastAsia="Arial Narrow" w:hAnsi="Arial Narrow" w:cs="Arial Narrow"/>
+          <w:sz w:val="16"/>
+          <w:szCs w:val="16"/>
+          <w:lang w:eastAsia="es-PE"/>
+        </w:rPr>
+      </w:pPr>
+      <w:r>
+        <w:rPr>
+          <w:rFonts w:ascii="Arial Narrow" w:eastAsia="Arial Narrow" w:hAnsi="Arial Narrow" w:cs="Arial Narrow"/>
+          <w:sz w:val="16"/>
+          <w:szCs w:val="16"/>
+          <w:lang w:eastAsia="es-PE"/>
+        </w:rPr>
+        <w:t>En el caso de las microempresas, la multa no puede superar el diez por ciento (10%) de las ventas o ingresos brutos percibidos por el infractor, relativos a todas sus actividades económicas, correspondientes al ejercicio inmediato anterior al de la expedición de la resolución de primera instancia, siempre que se haya acreditado dichos ingresos, no se encuentre en una situación de reincidencia y el caso no verse sobre la vida, salud o integridad de los consumidores. Para el caso de las pequeñas empresas, la multa no puede superar el veinte por ciento (20%) de las ventas o ingresos brutos percibidos por el infractor, conforme a los requisitos señalados anteriormente.</w:t>
+      </w:r>
+    </w:p>
+    <w:p>
+      <w:pPr>
+        <w:autoSpaceDE w:val="0"/>
+        <w:autoSpaceDN w:val="0"/>
+        <w:adjustRightInd w:val="0"/>
+        <w:spacing w:after="0" w:line="240" w:lineRule="auto"/>
+        <w:ind w:left="567"/>
+        <w:jc w:val="both"/>
+        <w:rPr>
+          <w:rFonts w:ascii="Arial Narrow" w:eastAsia="Arial Narrow" w:hAnsi="Arial Narrow" w:cs="Arial Narrow"/>
+          <w:sz w:val="16"/>
+          <w:szCs w:val="16"/>
+          <w:lang w:eastAsia="es-PE"/>
+        </w:rPr>
+      </w:pPr>
+      <w:r>
+        <w:rPr>
+          <w:rFonts w:ascii="Arial Narrow" w:eastAsia="Arial Narrow" w:hAnsi="Arial Narrow" w:cs="Arial Narrow"/>
+          <w:sz w:val="16"/>
+          <w:szCs w:val="16"/>
+          <w:lang w:eastAsia="es-PE"/>
+        </w:rPr>
+        <w:t>(…).</w:t>
+      </w:r>
+    </w:p>
+    <w:p>
+      <w:pPr>
+        <w:pStyle w:val="Textonotapie"/>
+        <w:ind w:left="567" w:hanging="567"/>
+        <w:jc w:val="both"/>
+        <w:rPr>
+          <w:rFonts w:ascii="Arial Narrow" w:eastAsia="Arial Narrow" w:hAnsi="Arial Narrow" w:cs="Arial Narrow"/>
+          <w:sz w:val="16"/>
+          <w:szCs w:val="16"/>
+        </w:rPr>
+      </w:pPr>
+    </w:p>
+  </w:footnote>
+  <w:footnote w:id="10">
+    <w:p>
+      <w:pPr>
+        <w:pStyle w:val="Textonotapie"/>
+        <w:tabs>
+          <w:tab w:val="left" w:pos="567"/>
+        </w:tabs>
+        <w:ind w:left="567" w:hanging="567"/>
+        <w:jc w:val="both"/>
+        <w:rPr>
+          <w:rFonts w:ascii="Arial Narrow" w:eastAsia="Arial Narrow" w:hAnsi="Arial Narrow" w:cs="Arial Narrow"/>
+          <w:sz w:val="16"/>
+          <w:szCs w:val="16"/>
+        </w:rPr>
+      </w:pPr>
+      <w:r>
+        <w:rPr>
+          <w:rStyle w:val="Refdenotaalpie"/>
+          <w:rFonts w:ascii="Arial Narrow" w:eastAsia="Arial Narrow" w:hAnsi="Arial Narrow" w:cs="Arial Narrow"/>
+          <w:sz w:val="16"/>
+          <w:szCs w:val="16"/>
+          <w:vertAlign w:val="superscript"/>
+        </w:rPr>
+        <w:footnoteRef/>
+      </w:r>
+      <w:r>
+        <w:rPr>
+          <w:rFonts w:ascii="Arial Narrow" w:eastAsia="Arial Narrow" w:hAnsi="Arial Narrow" w:cs="Arial Narrow"/>
+          <w:sz w:val="16"/>
+          <w:szCs w:val="16"/>
+        </w:rPr>
+        <w:tab/>
+      </w:r>
+      <w:r>
+        <w:rPr>
+          <w:rFonts w:ascii="Arial Narrow" w:eastAsia="Arial Narrow" w:hAnsi="Arial Narrow" w:cs="Arial Narrow"/>
+          <w:b/>
+          <w:bCs/>
+          <w:sz w:val="16"/>
+          <w:szCs w:val="16"/>
+        </w:rPr>
+        <w:t xml:space="preserve">DECRETO LEGISLATIVO 807, LEY SOBRE FACULTADES, NORMAS Y ORGANIZACIÓN DEL INDECOPI, publicado el 18 de abril de 1996</w:t>
+      </w:r>
+    </w:p>
+    <w:p>
+      <w:pPr>
+        <w:pStyle w:val="Textonotapie"/>
+        <w:ind w:left="567" w:hanging="567"/>
+        <w:jc w:val="both"/>
+        <w:rPr>
+          <w:rFonts w:ascii="Arial Narrow" w:eastAsia="Arial Narrow" w:hAnsi="Arial Narrow" w:cs="Arial Narrow"/>
+          <w:sz w:val="16"/>
+          <w:szCs w:val="16"/>
+        </w:rPr>
+      </w:pPr>
+      <w:r>
+        <w:rPr>
+          <w:rFonts w:ascii="Arial Narrow" w:eastAsia="Arial Narrow" w:hAnsi="Arial Narrow" w:cs="Arial Narrow"/>
+          <w:sz w:val="16"/>
+          <w:szCs w:val="16"/>
+        </w:rPr>
+        <w:tab/>
+      </w:r>
+      <w:r>
+        <w:rPr>
+          <w:rFonts w:ascii="Arial Narrow" w:eastAsia="Arial Narrow" w:hAnsi="Arial Narrow" w:cs="Arial Narrow"/>
+          <w:b/>
+          <w:bCs/>
+          <w:sz w:val="16"/>
+          <w:szCs w:val="16"/>
+        </w:rPr>
+        <w:t xml:space="preserve">Artículo 26.-</w:t>
+      </w:r>
+      <w:r>
+        <w:rPr>
+          <w:rFonts w:ascii="Arial Narrow" w:eastAsia="Arial Narrow" w:hAnsi="Arial Narrow" w:cs="Arial Narrow"/>
+          <w:sz w:val="16"/>
+          <w:szCs w:val="16"/>
+        </w:rPr>
+        <w:t xml:space="preserve"> Una vez admitida a trámite la denuncia, se correrá traslado de la misma al denunciado, a fin de que éste presente su descargo. El plazo para la presentación del descargo será de cinco (5) días contados desde la notificación, vencido el cual, el Secretario Técnico declarará en rebeldía al denunciado que no lo hubiera presentado.</w:t>
+      </w:r>
+    </w:p>
+    <w:p>
+      <w:pPr>
+        <w:pStyle w:val="Textonotapie"/>
+        <w:ind w:left="567" w:hanging="567"/>
+        <w:jc w:val="both"/>
+        <w:rPr>
+          <w:rFonts w:ascii="Arial Narrow" w:eastAsia="Arial Narrow" w:hAnsi="Arial Narrow" w:cs="Arial Narrow"/>
+          <w:sz w:val="16"/>
+          <w:szCs w:val="16"/>
+        </w:rPr>
+      </w:pPr>
+    </w:p>
+  </w:footnote>
+  <w:footnote w:id="11">
+    <w:p>
+      <w:pPr>
+        <w:pStyle w:val="Textonotapie"/>
+        <w:tabs>
+          <w:tab w:val="left" w:pos="567"/>
+        </w:tabs>
+        <w:ind w:left="567" w:hanging="567"/>
+        <w:jc w:val="both"/>
+        <w:rPr>
+          <w:rFonts w:ascii="Arial Narrow" w:eastAsia="Arial Narrow" w:hAnsi="Arial Narrow" w:cs="Arial Narrow"/>
+          <w:sz w:val="16"/>
+          <w:szCs w:val="16"/>
+        </w:rPr>
+      </w:pPr>
+      <w:r>
+        <w:rPr>
+          <w:rStyle w:val="Refdenotaalpie"/>
+          <w:rFonts w:ascii="Arial Narrow" w:eastAsia="Arial Narrow" w:hAnsi="Arial Narrow" w:cs="Arial Narrow"/>
+          <w:sz w:val="16"/>
+          <w:szCs w:val="16"/>
+          <w:vertAlign w:val="superscript"/>
+        </w:rPr>
+        <w:footnoteRef/>
+      </w:r>
+      <w:r>
+        <w:rPr>
+          <w:rFonts w:ascii="Arial Narrow" w:eastAsia="Arial Narrow" w:hAnsi="Arial Narrow" w:cs="Arial Narrow"/>
+          <w:sz w:val="16"/>
+          <w:szCs w:val="16"/>
+        </w:rPr>
+        <w:tab/>
+      </w:r>
+      <w:r>
+        <w:rPr>
+          <w:rFonts w:ascii="Arial Narrow" w:eastAsia="Arial Narrow" w:hAnsi="Arial Narrow" w:cs="Arial Narrow"/>
+          <w:b/>
+          <w:bCs/>
+          <w:sz w:val="16"/>
+          <w:szCs w:val="16"/>
+        </w:rPr>
+        <w:t xml:space="preserve">DECRETO SUPREMO 006-2026-JUS, TEXTO ÚNICO ORDENADO DE LA LEY 27444, LEY DEL PROCEDIMIENTO ADMINISTRATIVO GENERAL, publicado el 30 de abril de 2026</w:t>
+      </w:r>
+    </w:p>
+    <w:p>
+      <w:pPr>
+        <w:pStyle w:val="Textonotapie"/>
+        <w:ind w:left="567" w:hanging="567"/>
+        <w:jc w:val="both"/>
+        <w:rPr>
+          <w:rFonts w:ascii="Arial Narrow" w:eastAsia="Arial Narrow" w:hAnsi="Arial Narrow" w:cs="Arial Narrow"/>
+          <w:sz w:val="16"/>
+          <w:szCs w:val="16"/>
+        </w:rPr>
+      </w:pPr>
+      <w:r>
+        <w:rPr>
+          <w:rFonts w:ascii="Arial Narrow" w:eastAsia="Arial Narrow" w:hAnsi="Arial Narrow" w:cs="Arial Narrow"/>
+          <w:sz w:val="16"/>
+          <w:szCs w:val="16"/>
+        </w:rPr>
+        <w:tab/>
+      </w:r>
+      <w:r>
+        <w:rPr>
+          <w:rFonts w:ascii="Arial Narrow" w:eastAsia="Arial Narrow" w:hAnsi="Arial Narrow" w:cs="Arial Narrow"/>
+          <w:b/>
+          <w:bCs/>
+          <w:sz w:val="16"/>
+          <w:szCs w:val="16"/>
+        </w:rPr>
+        <w:t xml:space="preserve">Artículo 223.- Contestación de la reclamación</w:t>
+      </w:r>
+    </w:p>
+    <w:p>
+      <w:pPr>
+        <w:pStyle w:val="Textonotapie"/>
+        <w:ind w:left="567" w:hanging="567"/>
+        <w:jc w:val="both"/>
+        <w:rPr>
+          <w:rFonts w:ascii="Arial Narrow" w:eastAsia="Arial Narrow" w:hAnsi="Arial Narrow" w:cs="Arial Narrow"/>
+          <w:sz w:val="16"/>
+          <w:szCs w:val="16"/>
+        </w:rPr>
+      </w:pPr>
+      <w:r>
+        <w:rPr>
+          <w:rFonts w:ascii="Arial Narrow" w:eastAsia="Arial Narrow" w:hAnsi="Arial Narrow" w:cs="Arial Narrow"/>
+          <w:sz w:val="16"/>
+          <w:szCs w:val="16"/>
+        </w:rPr>
+        <w:tab/>
+      </w:r>
+      <w:r>
+        <w:rPr>
+          <w:rFonts w:ascii="Arial Narrow" w:eastAsia="Arial Narrow" w:hAnsi="Arial Narrow" w:cs="Arial Narrow"/>
+          <w:sz w:val="16"/>
+          <w:szCs w:val="16"/>
+        </w:rPr>
+        <w:t xml:space="preserve">223.1 El reclamado deberá presentar la contestación de la reclamación dentro de los quince (15) días posteriores a la notificación de ésta; vencido este plazo, la Administración declarará en rebeldía al reclamado que no la hubiera presentado. La contestación deberá contener los requisitos de los escritos previstos en el artículo 113 de la presente Ley, así como la absolución de todos los asuntos controvertidos de hecho y de derecho, Las alegaciones y los hechos relevantes de la reclamación, salvo que hayan sido específicamente negadas en la contestación, se tendrán por aceptadas o merituadas como ciertas.</w:t>
+      </w:r>
+    </w:p>
+    <w:p>
+      <w:pPr>
+        <w:pStyle w:val="Textonotapie"/>
+        <w:ind w:left="567" w:hanging="567"/>
+        <w:jc w:val="both"/>
+        <w:rPr>
+          <w:rFonts w:ascii="Arial Narrow" w:eastAsia="Arial Narrow" w:hAnsi="Arial Narrow" w:cs="Arial Narrow"/>
+          <w:sz w:val="16"/>
+          <w:szCs w:val="16"/>
+        </w:rPr>
+      </w:pPr>
+    </w:p>
+  </w:footnote>
+  <w:footnote w:id="12">
+    <w:p>
+      <w:pPr>
+        <w:tabs>
+          <w:tab w:val="left" w:pos="567"/>
+        </w:tabs>
+        <w:spacing w:after="0" w:line="240" w:lineRule="auto"/>
+        <w:ind w:left="567" w:hanging="567"/>
+        <w:jc w:val="both"/>
+        <w:rPr>
+          <w:rFonts w:ascii="Arial Narrow" w:eastAsia="Arial Narrow" w:hAnsi="Arial Narrow" w:cs="Arial Narrow"/>
+          <w:sz w:val="16"/>
+          <w:szCs w:val="16"/>
+        </w:rPr>
+      </w:pPr>
+      <w:r>
+        <w:rPr>
+          <w:rStyle w:val="Refdenotaalpie"/>
+          <w:rFonts w:ascii="Arial Narrow" w:eastAsia="Arial Narrow" w:hAnsi="Arial Narrow" w:cs="Arial Narrow"/>
+          <w:sz w:val="16"/>
+          <w:szCs w:val="16"/>
+          <w:vertAlign w:val="superscript"/>
+        </w:rPr>
+        <w:footnoteRef/>
+      </w:r>
+      <w:r>
+        <w:rPr>
+          <w:rFonts w:ascii="Arial Narrow" w:eastAsia="Arial Narrow" w:hAnsi="Arial Narrow" w:cs="Arial Narrow"/>
+          <w:sz w:val="16"/>
+          <w:szCs w:val="16"/>
+          <w:vertAlign w:val="superscript"/>
+        </w:rPr>
+        <w:tab/>
+        <w:t xml:space="preserve"/>
+      </w:r>
+      <w:r>
+        <w:rPr>
+          <w:rFonts w:ascii="Arial Narrow" w:eastAsia="Arial Narrow" w:hAnsi="Arial Narrow" w:cs="Arial Narrow"/>
+          <w:sz w:val="16"/>
+          <w:szCs w:val="16"/>
+        </w:rPr>
+        <w:t xml:space="preserve"> </w:t>
+      </w:r>
+      <w:r>
+        <w:rPr>
+          <w:rFonts w:ascii="Arial Narrow" w:eastAsia="Arial Narrow" w:hAnsi="Arial Narrow" w:cs="Arial Narrow"/>
+          <w:sz w:val="16"/>
+          <w:szCs w:val="16"/>
+        </w:rPr>
+        <w:tab/>
+      </w:r>
+      <w:r>
+        <w:rPr>
+          <w:rFonts w:ascii="Arial Narrow" w:eastAsia="Arial Narrow" w:hAnsi="Arial Narrow" w:cs="Arial Narrow"/>
+          <w:b/>
+          <w:sz w:val="16"/>
+          <w:szCs w:val="16"/>
+        </w:rPr>
+        <w:t>LEY 29571, CÓDIGO DE PROTECCIÓN Y DEFENSA DEL CONSUMIDOR</w:t>
+      </w:r>
+      <w:r>
+        <w:rPr>
+          <w:rFonts w:ascii="Arial Narrow" w:eastAsia="Arial Narrow" w:hAnsi="Arial Narrow" w:cs="Arial Narrow"/>
+          <w:b/>
+          <w:bCs/>
+          <w:sz w:val="16"/>
+          <w:szCs w:val="16"/>
+        </w:rPr>
+        <w:t xml:space="preserve">, </w:t>
+      </w:r>
+      <w:r>
+        <w:rPr>
+          <w:rFonts w:ascii="Arial Narrow" w:eastAsia="Arial Narrow" w:hAnsi="Arial Narrow" w:cs="Arial Narrow"/>
+          <w:b/>
+          <w:sz w:val="16"/>
+          <w:szCs w:val="16"/>
+        </w:rPr>
+        <w:t>publicado el 2 de setiembre de 2010 y modificado por Decreto Legislativo 1308</w:t>
+      </w:r>
+    </w:p>
+    <w:p>
+      <w:pPr>
+        <w:spacing w:after="0" w:line="240" w:lineRule="auto"/>
+        <w:ind w:left="567" w:hanging="567"/>
+        <w:jc w:val="both"/>
+        <w:rPr>
+          <w:rFonts w:ascii="Arial Narrow" w:eastAsia="Arial Narrow" w:hAnsi="Arial Narrow" w:cs="Arial Narrow"/>
+          <w:b/>
+          <w:sz w:val="16"/>
+          <w:szCs w:val="16"/>
+        </w:rPr>
+      </w:pPr>
+      <w:r>
+        <w:rPr>
+          <w:rFonts w:ascii="Arial Narrow" w:eastAsia="Arial Narrow" w:hAnsi="Arial Narrow" w:cs="Arial Narrow"/>
+          <w:b/>
+          <w:sz w:val="16"/>
+          <w:szCs w:val="16"/>
+        </w:rPr>
+        <w:tab/>
+        <w:t>Artículo 110.- Sanciones administrativas</w:t>
+      </w:r>
+    </w:p>
+    <w:p>
+      <w:pPr>
+        <w:spacing w:after="0" w:line="240" w:lineRule="auto"/>
+        <w:ind w:left="567"/>
+        <w:jc w:val="both"/>
+        <w:rPr>
+          <w:rFonts w:ascii="Arial Narrow" w:eastAsia="Arial Narrow" w:hAnsi="Arial Narrow" w:cs="Arial Narrow"/>
+          <w:sz w:val="16"/>
+          <w:szCs w:val="16"/>
+        </w:rPr>
+      </w:pPr>
+      <w:r>
+        <w:rPr>
+          <w:rFonts w:ascii="Arial Narrow" w:eastAsia="Arial Narrow" w:hAnsi="Arial Narrow" w:cs="Arial Narrow"/>
+          <w:sz w:val="16"/>
+          <w:szCs w:val="16"/>
+        </w:rPr>
+        <w:t>El órgano resolutivo puede sancionar las infracciones administrativas a que se refiere el artículo 108 con amonestación y multas de hasta cuatrocientos cincuenta (450) Unidades Impositivas Tributarias (UIT), las cuales son calificadas de la siguiente manera:</w:t>
+      </w:r>
+    </w:p>
+    <w:p>
+      <w:pPr>
+        <w:numPr>
+          <w:ilvl w:val="0"/>
+          <w:numId w:val="2"/>
+        </w:numPr>
+        <w:spacing w:after="0" w:line="240" w:lineRule="auto"/>
+        <w:ind w:left="426" w:firstLine="141"/>
+        <w:jc w:val="both"/>
+        <w:rPr>
+          <w:rFonts w:ascii="Arial Narrow" w:eastAsia="Arial Narrow" w:hAnsi="Arial Narrow" w:cs="Arial Narrow"/>
+          <w:sz w:val="16"/>
+          <w:szCs w:val="16"/>
+        </w:rPr>
+      </w:pPr>
+      <w:r>
+        <w:rPr>
+          <w:rFonts w:ascii="Arial Narrow" w:eastAsia="Arial Narrow" w:hAnsi="Arial Narrow" w:cs="Arial Narrow"/>
+          <w:sz w:val="16"/>
+          <w:szCs w:val="16"/>
+        </w:rPr>
+        <w:t>Infracciones leves, con una amonestación o con una multa de hasta cincuenta (50) UIT.</w:t>
+      </w:r>
+    </w:p>
+    <w:p>
+      <w:pPr>
+        <w:numPr>
+          <w:ilvl w:val="0"/>
+          <w:numId w:val="2"/>
+        </w:numPr>
+        <w:spacing w:after="0" w:line="240" w:lineRule="auto"/>
+        <w:ind w:left="426" w:firstLine="141"/>
+        <w:jc w:val="both"/>
+        <w:rPr>
+          <w:rFonts w:ascii="Arial Narrow" w:eastAsia="Arial Narrow" w:hAnsi="Arial Narrow" w:cs="Arial Narrow"/>
+          <w:sz w:val="16"/>
+          <w:szCs w:val="16"/>
+        </w:rPr>
+      </w:pPr>
+      <w:r>
+        <w:rPr>
+          <w:rFonts w:ascii="Arial Narrow" w:eastAsia="Arial Narrow" w:hAnsi="Arial Narrow" w:cs="Arial Narrow"/>
+          <w:sz w:val="16"/>
+          <w:szCs w:val="16"/>
+        </w:rPr>
+        <w:t>Infracciones graves, con una multa de hasta ciento cincuenta (150) UIT.</w:t>
+      </w:r>
+    </w:p>
+    <w:p>
+      <w:pPr>
+        <w:numPr>
+          <w:ilvl w:val="0"/>
+          <w:numId w:val="2"/>
+        </w:numPr>
+        <w:spacing w:after="0" w:line="240" w:lineRule="auto"/>
+        <w:ind w:left="426" w:firstLine="141"/>
+        <w:jc w:val="both"/>
+        <w:rPr>
+          <w:rFonts w:ascii="Arial Narrow" w:eastAsia="Arial Narrow" w:hAnsi="Arial Narrow" w:cs="Arial Narrow"/>
+          <w:sz w:val="16"/>
+          <w:szCs w:val="16"/>
+        </w:rPr>
+      </w:pPr>
+      <w:r>
+        <w:rPr>
+          <w:rFonts w:ascii="Arial Narrow" w:eastAsia="Arial Narrow" w:hAnsi="Arial Narrow" w:cs="Arial Narrow"/>
+          <w:sz w:val="16"/>
+          <w:szCs w:val="16"/>
+        </w:rPr>
+        <w:t>Infracciones muy graves, con una multa de hasta cuatrocientos cincuenta (450) UIT.</w:t>
+      </w:r>
+    </w:p>
+    <w:p>
+      <w:pPr>
+        <w:spacing w:after="0" w:line="240" w:lineRule="auto"/>
+        <w:ind w:left="567"/>
+        <w:jc w:val="both"/>
+        <w:rPr>
+          <w:rFonts w:ascii="Arial Narrow" w:eastAsia="Arial Narrow" w:hAnsi="Arial Narrow" w:cs="Arial Narrow"/>
+          <w:sz w:val="16"/>
+          <w:szCs w:val="16"/>
+        </w:rPr>
+      </w:pPr>
+      <w:r>
+        <w:rPr>
+          <w:rFonts w:ascii="Arial Narrow" w:eastAsia="Arial Narrow" w:hAnsi="Arial Narrow" w:cs="Arial Narrow"/>
+          <w:sz w:val="16"/>
+          <w:szCs w:val="16"/>
+        </w:rPr>
+        <w:t>(…).</w:t>
+      </w:r>
+    </w:p>
+    <w:p>
+      <w:pPr>
+        <w:spacing w:after="0" w:line="240" w:lineRule="auto"/>
+        <w:ind w:left="567" w:hanging="567"/>
+        <w:jc w:val="both"/>
+        <w:rPr>
+          <w:rFonts w:ascii="Arial Narrow" w:eastAsia="Arial Narrow" w:hAnsi="Arial Narrow" w:cs="Arial Narrow"/>
+          <w:sz w:val="16"/>
+          <w:szCs w:val="16"/>
+        </w:rPr>
+      </w:pPr>
+    </w:p>
+  </w:footnote>
+  <w:footnote w:id="13">
     <w:p>
       <w:pPr>
         <w:pStyle w:val="Textonotapie"/>
@@ -9271,39 +10080,56 @@
         <w:jc w:val="both"/>
         <w:rPr>
           <w:rFonts w:ascii="Arial Narrow" w:eastAsia="Arial Narrow" w:hAnsi="Arial Narrow" w:cs="Arial Narrow"/>
-          <w:sz w:val="16"/>
-          <w:szCs w:val="16"/>
-        </w:rPr>
-      </w:pPr>
-      <w:r>
-        <w:rPr>
-          <w:rFonts w:ascii="Arial Narrow" w:eastAsia="Arial Narrow" w:hAnsi="Arial Narrow" w:cs="Arial Narrow"/>
-          <w:sz w:val="16"/>
-          <w:szCs w:val="16"/>
-        </w:rPr>
-        <w:t xml:space="preserve">. </w:t>
-      </w:r>
-    </w:p>
-    <w:p>
-      <w:pPr>
-        <w:pStyle w:val="Textonotapie"/>
+          <w:b/>
+          <w:bCs/>
+          <w:sz w:val="16"/>
+          <w:szCs w:val="16"/>
+        </w:rPr>
+      </w:pPr>
+      <w:r>
+        <w:rPr>
+          <w:rStyle w:val="Refdenotaalpie"/>
+          <w:rFonts w:ascii="Arial Narrow" w:eastAsia="Arial Narrow" w:hAnsi="Arial Narrow" w:cs="Arial Narrow"/>
+          <w:sz w:val="16"/>
+          <w:szCs w:val="16"/>
+          <w:vertAlign w:val="superscript"/>
+        </w:rPr>
+        <w:footnoteRef/>
+      </w:r>
+      <w:r>
+        <w:rPr>
+          <w:rFonts w:ascii="Arial Narrow" w:eastAsia="Arial Narrow" w:hAnsi="Arial Narrow" w:cs="Arial Narrow"/>
+          <w:sz w:val="16"/>
+          <w:szCs w:val="16"/>
+        </w:rPr>
+        <w:tab/>
+        <w:t xml:space="preserve"/>
+      </w:r>
+      <w:r>
+        <w:rPr>
+          <w:rFonts w:ascii="Arial Narrow" w:eastAsia="Arial Narrow" w:hAnsi="Arial Narrow" w:cs="Arial Narrow"/>
+          <w:sz w:val="16"/>
+          <w:szCs w:val="16"/>
+        </w:rPr>
+        <w:tab/>
+      </w:r>
+      <w:r>
+        <w:rPr>
+          <w:rFonts w:ascii="Arial Narrow" w:eastAsia="Arial Narrow" w:hAnsi="Arial Narrow" w:cs="Arial Narrow"/>
+          <w:b/>
+          <w:bCs/>
+          <w:sz w:val="16"/>
+          <w:szCs w:val="16"/>
+        </w:rPr>
+        <w:t xml:space="preserve">LEY 29571, CÓDIGO DE PROTECCIÓN Y DEFENSA DEL CONSUMIDOR, publicado el 2 de setiembre de 2010 y modificado por Decreto Legislativo 1308 </w:t>
+      </w:r>
+    </w:p>
+    <w:p>
+      <w:pPr>
         <w:tabs>
           <w:tab w:val="left" w:pos="567"/>
         </w:tabs>
-        <w:ind w:left="567" w:right="-1" w:hanging="567"/>
-        <w:jc w:val="both"/>
-        <w:rPr>
-          <w:rFonts w:ascii="Arial Narrow" w:eastAsia="Arial Narrow" w:hAnsi="Arial Narrow" w:cs="Arial Narrow"/>
-          <w:sz w:val="16"/>
-          <w:szCs w:val="16"/>
-        </w:rPr>
-      </w:pPr>
-    </w:p>
-  </w:footnote>
-  <w:footnote w:id="8">
-    <w:p>
-      <w:pPr>
-        <w:pStyle w:val="Textonotapie"/>
+        <w:spacing w:after="0" w:line="240" w:lineRule="auto"/>
         <w:ind w:left="567" w:hanging="567"/>
         <w:jc w:val="both"/>
         <w:rPr>
@@ -9314,733 +10140,12 @@
       </w:pPr>
       <w:r>
         <w:rPr>
-          <w:rStyle w:val="Refdenotaalpie"/>
-          <w:rFonts w:ascii="Arial Narrow" w:eastAsia="Arial Narrow" w:hAnsi="Arial Narrow" w:cs="Arial Narrow"/>
-          <w:sz w:val="16"/>
-          <w:szCs w:val="16"/>
-          <w:vertAlign w:val="superscript"/>
-        </w:rPr>
-        <w:footnoteRef/>
-      </w:r>
-      <w:r>
-        <w:rPr>
-          <w:rFonts w:ascii="Arial Narrow" w:eastAsia="Arial Narrow" w:hAnsi="Arial Narrow" w:cs="Arial Narrow"/>
-          <w:sz w:val="16"/>
-          <w:szCs w:val="16"/>
-        </w:rPr>
-        <w:t xml:space="preserve"> </w:t>
-      </w:r>
-      <w:r>
-        <w:rPr>
           <w:rFonts w:ascii="Arial Narrow" w:eastAsia="Arial Narrow" w:hAnsi="Arial Narrow" w:cs="Arial Narrow"/>
           <w:sz w:val="16"/>
           <w:szCs w:val="16"/>
         </w:rPr>
         <w:tab/>
-        <w:t xml:space="preserve">El número de trabajadores se atenderá siempre que la empresa haya sido constituida antes de la vigencia de la Ley </w:t>
-      </w:r>
-      <w:proofErr w:type="spellStart"/>
-      <w:r>
-        <w:rPr>
-          <w:rFonts w:ascii="Arial Narrow" w:eastAsia="Arial Narrow" w:hAnsi="Arial Narrow" w:cs="Arial Narrow"/>
-          <w:sz w:val="16"/>
-          <w:szCs w:val="16"/>
-        </w:rPr>
-        <w:t/>
-      </w:r>
-      <w:proofErr w:type="spellEnd"/>
-      <w:r>
-        <w:rPr>
-          <w:rFonts w:ascii="Arial Narrow" w:eastAsia="Arial Narrow" w:hAnsi="Arial Narrow" w:cs="Arial Narrow"/>
-          <w:sz w:val="16"/>
-          <w:szCs w:val="16"/>
-        </w:rPr>
-        <w:t xml:space="preserve"> 30056, publicada el 2 de julio de 2013, que modificó el artículo 5 del Texto Único Ordenado de la Ley de Promoción de la Competitividad, Formalización y Desarrollo de la Micro y Pequeña Empresa y de Acceso al Empleo Decente (LEY MYPE). Ello, en la medida que la Tercera Disposición Complementaria Transitoria de la norma modificatoria precisa que las empresas constituidas antes de la </w:t>
-      </w:r>
-      <w:proofErr w:type="gramStart"/>
-      <w:r>
-        <w:rPr>
-          <w:rFonts w:ascii="Arial Narrow" w:eastAsia="Arial Narrow" w:hAnsi="Arial Narrow" w:cs="Arial Narrow"/>
-          <w:sz w:val="16"/>
-          <w:szCs w:val="16"/>
-        </w:rPr>
-        <w:t>entrada en vigencia</w:t>
-      </w:r>
-      <w:proofErr w:type="gramEnd"/>
-      <w:r>
-        <w:rPr>
-          <w:rFonts w:ascii="Arial Narrow" w:eastAsia="Arial Narrow" w:hAnsi="Arial Narrow" w:cs="Arial Narrow"/>
-          <w:sz w:val="16"/>
-          <w:szCs w:val="16"/>
-        </w:rPr>
-        <w:t xml:space="preserve"> de dicha Ley se rigen por los requisitos de acogimiento al régimen de las micro y pequeñas empresas regulados en el Decreto Legislativo 1086.</w:t>
-      </w:r>
-    </w:p>
-    <w:p>
-      <w:pPr>
-        <w:pStyle w:val="Textonotapie"/>
-        <w:ind w:left="567" w:hanging="567"/>
-        <w:jc w:val="both"/>
-        <w:rPr>
-          <w:rFonts w:ascii="Arial Narrow" w:eastAsia="Arial Narrow" w:hAnsi="Arial Narrow" w:cs="Arial Narrow"/>
-          <w:sz w:val="16"/>
-          <w:szCs w:val="16"/>
-        </w:rPr>
-      </w:pPr>
-    </w:p>
-  </w:footnote>
-  <w:footnote w:id="9">
-    <w:p>
-      <w:pPr>
-        <w:pStyle w:val="Textonotapie"/>
-        <w:ind w:left="567" w:hanging="567"/>
-        <w:jc w:val="both"/>
-        <w:rPr>
-          <w:rFonts w:ascii="Arial Narrow" w:eastAsia="Arial Narrow" w:hAnsi="Arial Narrow" w:cs="Arial Narrow"/>
-          <w:sz w:val="16"/>
-          <w:szCs w:val="16"/>
-        </w:rPr>
-      </w:pPr>
-      <w:r>
-        <w:rPr>
-          <w:rStyle w:val="Refdenotaalpie"/>
-          <w:rFonts w:ascii="Arial Narrow" w:eastAsia="Arial Narrow" w:hAnsi="Arial Narrow" w:cs="Arial Narrow"/>
-          <w:sz w:val="16"/>
-          <w:szCs w:val="16"/>
-          <w:vertAlign w:val="superscript"/>
-        </w:rPr>
-        <w:footnoteRef/>
-      </w:r>
-      <w:r>
-        <w:rPr>
-          <w:rFonts w:ascii="Arial Narrow" w:eastAsia="Arial Narrow" w:hAnsi="Arial Narrow" w:cs="Arial Narrow"/>
-          <w:sz w:val="16"/>
-          <w:szCs w:val="16"/>
-        </w:rPr>
-        <w:t xml:space="preserve"> </w:t>
-      </w:r>
-      <w:r>
-        <w:rPr>
-          <w:rFonts w:ascii="Arial Narrow" w:eastAsia="Arial Narrow" w:hAnsi="Arial Narrow" w:cs="Arial Narrow"/>
-          <w:sz w:val="16"/>
-          <w:szCs w:val="16"/>
-        </w:rPr>
-        <w:tab/>
-      </w:r>
-      <w:r>
-        <w:rPr>
-          <w:rFonts w:ascii="Arial Narrow" w:eastAsia="Arial Narrow" w:hAnsi="Arial Narrow" w:cs="Arial Narrow"/>
-          <w:b/>
-          <w:sz w:val="16"/>
-          <w:szCs w:val="16"/>
-        </w:rPr>
-        <w:t>LEY 29571, CÓDIGO DE PROTECCIÓN Y DEFENSA DEL CONSUMIDOR</w:t>
-      </w:r>
-      <w:r>
-        <w:rPr>
-          <w:rFonts w:ascii="Arial Narrow" w:eastAsia="Arial Narrow" w:hAnsi="Arial Narrow" w:cs="Arial Narrow"/>
-          <w:b/>
-          <w:bCs/>
-          <w:sz w:val="16"/>
-          <w:szCs w:val="16"/>
-        </w:rPr>
-        <w:t xml:space="preserve">, </w:t>
-      </w:r>
-      <w:r>
-        <w:rPr>
-          <w:rFonts w:ascii="Arial Narrow" w:eastAsia="Arial Narrow" w:hAnsi="Arial Narrow" w:cs="Arial Narrow"/>
-          <w:b/>
-          <w:sz w:val="16"/>
-          <w:szCs w:val="16"/>
-        </w:rPr>
-        <w:t>publicado el 2 de setiembre de 2010 y modificado por Decreto Legislativo 1308</w:t>
-      </w:r>
-    </w:p>
-    <w:p>
-      <w:pPr>
-        <w:pStyle w:val="Textonotapie"/>
-        <w:ind w:left="567" w:hanging="567"/>
-        <w:jc w:val="both"/>
-        <w:rPr>
-          <w:rFonts w:ascii="Arial Narrow" w:eastAsia="Arial Narrow" w:hAnsi="Arial Narrow" w:cs="Arial Narrow"/>
-          <w:b/>
-          <w:bCs/>
-          <w:sz w:val="16"/>
-          <w:szCs w:val="16"/>
-        </w:rPr>
-      </w:pPr>
-      <w:r>
-        <w:rPr>
-          <w:rFonts w:ascii="Arial Narrow" w:eastAsia="Arial Narrow" w:hAnsi="Arial Narrow" w:cs="Arial Narrow"/>
-          <w:sz w:val="16"/>
-          <w:szCs w:val="16"/>
-        </w:rPr>
-        <w:tab/>
-      </w:r>
-      <w:r>
-        <w:rPr>
-          <w:rFonts w:ascii="Arial Narrow" w:eastAsia="Arial Narrow" w:hAnsi="Arial Narrow" w:cs="Arial Narrow"/>
-          <w:b/>
-          <w:bCs/>
-          <w:sz w:val="16"/>
-          <w:szCs w:val="16"/>
-        </w:rPr>
-        <w:t>Artículo 110.- Sanciones Administrativas</w:t>
-      </w:r>
-    </w:p>
-    <w:p>
-      <w:pPr>
-        <w:autoSpaceDE w:val="0"/>
-        <w:autoSpaceDN w:val="0"/>
-        <w:adjustRightInd w:val="0"/>
-        <w:spacing w:after="0" w:line="240" w:lineRule="auto"/>
-        <w:ind w:left="567"/>
-        <w:jc w:val="both"/>
-        <w:rPr>
-          <w:rFonts w:ascii="Arial Narrow" w:eastAsia="Arial Narrow" w:hAnsi="Arial Narrow" w:cs="Arial Narrow"/>
-          <w:sz w:val="16"/>
-          <w:szCs w:val="16"/>
-          <w:lang w:eastAsia="es-PE"/>
-        </w:rPr>
-      </w:pPr>
-      <w:r>
-        <w:rPr>
-          <w:rFonts w:ascii="Arial Narrow" w:eastAsia="Arial Narrow" w:hAnsi="Arial Narrow" w:cs="Arial Narrow"/>
-          <w:sz w:val="16"/>
-          <w:szCs w:val="16"/>
-          <w:lang w:eastAsia="es-PE"/>
-        </w:rPr>
-        <w:t>(…)</w:t>
-      </w:r>
-    </w:p>
-    <w:p>
-      <w:pPr>
-        <w:autoSpaceDE w:val="0"/>
-        <w:autoSpaceDN w:val="0"/>
-        <w:adjustRightInd w:val="0"/>
-        <w:spacing w:after="0" w:line="240" w:lineRule="auto"/>
-        <w:ind w:left="567"/>
-        <w:jc w:val="both"/>
-        <w:rPr>
-          <w:rFonts w:ascii="Arial Narrow" w:eastAsia="Arial Narrow" w:hAnsi="Arial Narrow" w:cs="Arial Narrow"/>
-          <w:sz w:val="16"/>
-          <w:szCs w:val="16"/>
-          <w:lang w:eastAsia="es-PE"/>
-        </w:rPr>
-      </w:pPr>
-      <w:r>
-        <w:rPr>
-          <w:rFonts w:ascii="Arial Narrow" w:eastAsia="Arial Narrow" w:hAnsi="Arial Narrow" w:cs="Arial Narrow"/>
-          <w:sz w:val="16"/>
-          <w:szCs w:val="16"/>
-          <w:lang w:eastAsia="es-PE"/>
-        </w:rPr>
-        <w:t>En el caso de las microempresas, la multa no puede superar el diez por ciento (10%) de las ventas o ingresos brutos percibidos por el infractor, relativos a todas sus actividades económicas, correspondientes al ejercicio inmediato anterior al de la expedición de la resolución de primera instancia, siempre que se haya acreditado dichos ingresos, no se encuentre en una situación de reincidencia y el caso no verse sobre la vida, salud o integridad de los consumidores. Para el caso de las pequeñas empresas, la multa no puede superar el veinte por ciento (20%) de las ventas o ingresos brutos percibidos por el infractor, conforme a los requisitos señalados anteriormente.</w:t>
-      </w:r>
-    </w:p>
-    <w:p>
-      <w:pPr>
-        <w:autoSpaceDE w:val="0"/>
-        <w:autoSpaceDN w:val="0"/>
-        <w:adjustRightInd w:val="0"/>
-        <w:spacing w:after="0" w:line="240" w:lineRule="auto"/>
-        <w:ind w:left="567"/>
-        <w:jc w:val="both"/>
-        <w:rPr>
-          <w:rFonts w:ascii="Arial Narrow" w:eastAsia="Arial Narrow" w:hAnsi="Arial Narrow" w:cs="Arial Narrow"/>
-          <w:sz w:val="16"/>
-          <w:szCs w:val="16"/>
-          <w:lang w:eastAsia="es-PE"/>
-        </w:rPr>
-      </w:pPr>
-      <w:r>
-        <w:rPr>
-          <w:rFonts w:ascii="Arial Narrow" w:eastAsia="Arial Narrow" w:hAnsi="Arial Narrow" w:cs="Arial Narrow"/>
-          <w:sz w:val="16"/>
-          <w:szCs w:val="16"/>
-          <w:lang w:eastAsia="es-PE"/>
-        </w:rPr>
-        <w:t>(…).</w:t>
-      </w:r>
-    </w:p>
-    <w:p>
-      <w:pPr>
-        <w:pStyle w:val="Textonotapie"/>
-        <w:ind w:left="567" w:hanging="567"/>
-        <w:jc w:val="both"/>
-        <w:rPr>
-          <w:rFonts w:ascii="Arial Narrow" w:eastAsia="Arial Narrow" w:hAnsi="Arial Narrow" w:cs="Arial Narrow"/>
-          <w:sz w:val="16"/>
-          <w:szCs w:val="16"/>
-        </w:rPr>
-      </w:pPr>
-    </w:p>
-  </w:footnote>
-  <w:footnote w:id="15">
-    <w:p>
-      <w:pPr>
-        <w:pStyle w:val="Textonotapie"/>
-        <w:ind w:left="567" w:hanging="567"/>
-        <w:jc w:val="both"/>
-        <w:rPr>
-          <w:rFonts w:ascii="Arial Narrow" w:eastAsia="Arial Narrow" w:hAnsi="Arial Narrow" w:cs="Arial Narrow"/>
-          <w:sz w:val="16"/>
-          <w:szCs w:val="16"/>
-        </w:rPr>
-      </w:pPr>
-      <w:r>
-        <w:rPr>
-          <w:rStyle w:val="Refdenotaalpie"/>
-          <w:rFonts w:ascii="Arial Narrow" w:eastAsia="Arial Narrow" w:hAnsi="Arial Narrow" w:cs="Arial Narrow"/>
-          <w:sz w:val="16"/>
-          <w:szCs w:val="16"/>
-          <w:vertAlign w:val="superscript"/>
-        </w:rPr>
-        <w:footnoteRef/>
-      </w:r>
-      <w:r>
-        <w:rPr>
-          <w:rFonts w:ascii="Arial Narrow" w:eastAsia="Arial Narrow" w:hAnsi="Arial Narrow" w:cs="Arial Narrow"/>
-          <w:sz w:val="16"/>
-          <w:szCs w:val="16"/>
-        </w:rPr>
-        <w:tab/>
-      </w:r>
-      <w:r>
-        <w:rPr>
-          <w:rFonts w:ascii="Arial Narrow" w:eastAsia="Arial Narrow" w:hAnsi="Arial Narrow" w:cs="Arial Narrow"/>
-          <w:b/>
-          <w:bCs/>
-          <w:sz w:val="16"/>
-          <w:szCs w:val="16"/>
-        </w:rPr>
-        <w:t xml:space="preserve">DECRETO LEGISLATIVO 807, LEY SOBRE FACULTADES, NORMAS Y ORGANIZACIÓN DEL INDECOPI, publicado el 18 de abril de 1996</w:t>
-      </w:r>
-    </w:p>
-    <w:p>
-      <w:pPr>
-        <w:pStyle w:val="Textonotapie"/>
-        <w:ind w:left="567" w:hanging="567"/>
-        <w:jc w:val="both"/>
-        <w:rPr>
-          <w:rFonts w:ascii="Arial Narrow" w:eastAsia="Arial Narrow" w:hAnsi="Arial Narrow" w:cs="Arial Narrow"/>
-          <w:sz w:val="16"/>
-          <w:szCs w:val="16"/>
-        </w:rPr>
-      </w:pPr>
-      <w:r>
-        <w:rPr>
-          <w:rFonts w:ascii="Arial Narrow" w:eastAsia="Arial Narrow" w:hAnsi="Arial Narrow" w:cs="Arial Narrow"/>
-          <w:sz w:val="16"/>
-          <w:szCs w:val="16"/>
-        </w:rPr>
-        <w:tab/>
-      </w:r>
-      <w:r>
-        <w:rPr>
-          <w:rFonts w:ascii="Arial Narrow" w:eastAsia="Arial Narrow" w:hAnsi="Arial Narrow" w:cs="Arial Narrow"/>
-          <w:b/>
-          <w:bCs/>
-          <w:sz w:val="16"/>
-          <w:szCs w:val="16"/>
-        </w:rPr>
-        <w:t xml:space="preserve">Artículo 26.-</w:t>
-      </w:r>
-      <w:r>
-        <w:rPr>
-          <w:rFonts w:ascii="Arial Narrow" w:eastAsia="Arial Narrow" w:hAnsi="Arial Narrow" w:cs="Arial Narrow"/>
-          <w:sz w:val="16"/>
-          <w:szCs w:val="16"/>
-        </w:rPr>
-        <w:t xml:space="preserve"> Una vez admitida a trámite la denuncia, se correrá traslado de la misma al denunciado, a fin de que éste presente su descargo. El plazo para la presentación del descargo será de cinco (5) días contados desde la notificación, vencido el cual, el Secretario Técnico declarará en rebeldía al denunciado que no lo hubiera presentado.</w:t>
-      </w:r>
-    </w:p>
-    <w:p>
-      <w:pPr>
-        <w:pStyle w:val="Textonotapie"/>
-        <w:ind w:left="567" w:hanging="567"/>
-        <w:jc w:val="both"/>
-        <w:rPr>
-          <w:rFonts w:ascii="Arial Narrow" w:eastAsia="Arial Narrow" w:hAnsi="Arial Narrow" w:cs="Arial Narrow"/>
-          <w:sz w:val="16"/>
-          <w:szCs w:val="16"/>
-        </w:rPr>
-      </w:pPr>
-    </w:p>
-  </w:footnote>
-  <w:footnote w:id="16">
-    <w:p>
-      <w:pPr>
-        <w:pStyle w:val="Textonotapie"/>
-        <w:ind w:left="567" w:hanging="567"/>
-        <w:jc w:val="both"/>
-        <w:rPr>
-          <w:rFonts w:ascii="Arial Narrow" w:eastAsia="Arial Narrow" w:hAnsi="Arial Narrow" w:cs="Arial Narrow"/>
-          <w:sz w:val="16"/>
-          <w:szCs w:val="16"/>
-        </w:rPr>
-      </w:pPr>
-      <w:r>
-        <w:rPr>
-          <w:rStyle w:val="Refdenotaalpie"/>
-          <w:rFonts w:ascii="Arial Narrow" w:eastAsia="Arial Narrow" w:hAnsi="Arial Narrow" w:cs="Arial Narrow"/>
-          <w:sz w:val="16"/>
-          <w:szCs w:val="16"/>
-          <w:vertAlign w:val="superscript"/>
-        </w:rPr>
-        <w:footnoteRef/>
-      </w:r>
-      <w:r>
-        <w:rPr>
-          <w:rFonts w:ascii="Arial Narrow" w:eastAsia="Arial Narrow" w:hAnsi="Arial Narrow" w:cs="Arial Narrow"/>
-          <w:sz w:val="16"/>
-          <w:szCs w:val="16"/>
-        </w:rPr>
-        <w:tab/>
-      </w:r>
-      <w:r>
-        <w:rPr>
-          <w:rFonts w:ascii="Arial Narrow" w:eastAsia="Arial Narrow" w:hAnsi="Arial Narrow" w:cs="Arial Narrow"/>
-          <w:b/>
-          <w:bCs/>
-          <w:sz w:val="16"/>
-          <w:szCs w:val="16"/>
-        </w:rPr>
-        <w:t xml:space="preserve">DECRETO SUPREMO 006-2026-JUS, TEXTO ÚNICO ORDENADO DE LA LEY 27444, LEY DEL PROCEDIMIENTO ADMINISTRATIVO GENERAL, publicado el 30 de abril de 2026</w:t>
-      </w:r>
-    </w:p>
-    <w:p>
-      <w:pPr>
-        <w:pStyle w:val="Textonotapie"/>
-        <w:ind w:left="567" w:hanging="567"/>
-        <w:jc w:val="both"/>
-        <w:rPr>
-          <w:rFonts w:ascii="Arial Narrow" w:eastAsia="Arial Narrow" w:hAnsi="Arial Narrow" w:cs="Arial Narrow"/>
-          <w:sz w:val="16"/>
-          <w:szCs w:val="16"/>
-        </w:rPr>
-      </w:pPr>
-      <w:r>
-        <w:rPr>
-          <w:rFonts w:ascii="Arial Narrow" w:eastAsia="Arial Narrow" w:hAnsi="Arial Narrow" w:cs="Arial Narrow"/>
-          <w:sz w:val="16"/>
-          <w:szCs w:val="16"/>
-        </w:rPr>
-        <w:tab/>
-      </w:r>
-      <w:r>
-        <w:rPr>
-          <w:rFonts w:ascii="Arial Narrow" w:eastAsia="Arial Narrow" w:hAnsi="Arial Narrow" w:cs="Arial Narrow"/>
-          <w:b/>
-          <w:bCs/>
-          <w:sz w:val="16"/>
-          <w:szCs w:val="16"/>
-        </w:rPr>
-        <w:t xml:space="preserve">Artículo 223.- Contestación de la reclamación</w:t>
-      </w:r>
-    </w:p>
-    <w:p>
-      <w:pPr>
-        <w:pStyle w:val="Textonotapie"/>
-        <w:ind w:left="567" w:hanging="567"/>
-        <w:jc w:val="both"/>
-        <w:rPr>
-          <w:rFonts w:ascii="Arial Narrow" w:eastAsia="Arial Narrow" w:hAnsi="Arial Narrow" w:cs="Arial Narrow"/>
-          <w:sz w:val="16"/>
-          <w:szCs w:val="16"/>
-        </w:rPr>
-      </w:pPr>
-      <w:r>
-        <w:rPr>
-          <w:rFonts w:ascii="Arial Narrow" w:eastAsia="Arial Narrow" w:hAnsi="Arial Narrow" w:cs="Arial Narrow"/>
-          <w:sz w:val="16"/>
-          <w:szCs w:val="16"/>
-        </w:rPr>
-        <w:tab/>
-      </w:r>
-      <w:r>
-        <w:rPr>
-          <w:rFonts w:ascii="Arial Narrow" w:eastAsia="Arial Narrow" w:hAnsi="Arial Narrow" w:cs="Arial Narrow"/>
-          <w:sz w:val="16"/>
-          <w:szCs w:val="16"/>
-        </w:rPr>
-        <w:t xml:space="preserve">223.1 El reclamado deberá presentar la contestación de la reclamación dentro de los quince (15) días posteriores a la notificación de ésta; vencido este plazo, la Administración declarará en rebeldía al reclamado que no la hubiera presentado. La contestación deberá contener los requisitos de los escritos previstos en el artículo 113 de la presente Ley, así como la absolución de todos los asuntos controvertidos de hecho y de derecho, Las alegaciones y los hechos relevantes de la reclamación, salvo que hayan sido específicamente negadas en la contestación, se tendrán por aceptadas o merituadas como ciertas.</w:t>
-      </w:r>
-    </w:p>
-    <w:p>
-      <w:pPr>
-        <w:pStyle w:val="Textonotapie"/>
-        <w:ind w:left="567" w:hanging="567"/>
-        <w:jc w:val="both"/>
-        <w:rPr>
-          <w:rFonts w:ascii="Arial Narrow" w:eastAsia="Arial Narrow" w:hAnsi="Arial Narrow" w:cs="Arial Narrow"/>
-          <w:sz w:val="16"/>
-          <w:szCs w:val="16"/>
-        </w:rPr>
-      </w:pPr>
-    </w:p>
-  </w:footnote>
-  <w:footnote w:id="10">
-    <w:p>
-      <w:pPr>
-        <w:spacing w:after="0" w:line="240" w:lineRule="auto"/>
-        <w:ind w:left="567" w:hanging="567"/>
-        <w:jc w:val="both"/>
-        <w:rPr>
-          <w:rFonts w:ascii="Arial Narrow" w:eastAsia="Arial Narrow" w:hAnsi="Arial Narrow" w:cs="Arial Narrow"/>
-          <w:sz w:val="16"/>
-          <w:szCs w:val="16"/>
-        </w:rPr>
-      </w:pPr>
-      <w:r>
-        <w:rPr>
-          <w:rStyle w:val="Refdenotaalpie"/>
-          <w:rFonts w:ascii="Arial Narrow" w:eastAsia="Arial Narrow" w:hAnsi="Arial Narrow" w:cs="Arial Narrow"/>
-          <w:sz w:val="16"/>
-          <w:szCs w:val="16"/>
-          <w:vertAlign w:val="superscript"/>
-        </w:rPr>
-        <w:footnoteRef/>
-      </w:r>
-      <w:r>
-        <w:rPr>
-          <w:rFonts w:ascii="Arial Narrow" w:eastAsia="Arial Narrow" w:hAnsi="Arial Narrow" w:cs="Arial Narrow"/>
-          <w:sz w:val="16"/>
-          <w:szCs w:val="16"/>
-          <w:vertAlign w:val="superscript"/>
-        </w:rPr>
-        <w:t xml:space="preserve"> </w:t>
-      </w:r>
-      <w:r>
-        <w:rPr>
-          <w:rFonts w:ascii="Arial Narrow" w:eastAsia="Arial Narrow" w:hAnsi="Arial Narrow" w:cs="Arial Narrow"/>
-          <w:sz w:val="16"/>
-          <w:szCs w:val="16"/>
-        </w:rPr>
-        <w:t xml:space="preserve"> </w:t>
-      </w:r>
-      <w:r>
-        <w:rPr>
-          <w:rFonts w:ascii="Arial Narrow" w:eastAsia="Arial Narrow" w:hAnsi="Arial Narrow" w:cs="Arial Narrow"/>
-          <w:sz w:val="16"/>
-          <w:szCs w:val="16"/>
-        </w:rPr>
-        <w:tab/>
-      </w:r>
-      <w:r>
-        <w:rPr>
-          <w:rFonts w:ascii="Arial Narrow" w:eastAsia="Arial Narrow" w:hAnsi="Arial Narrow" w:cs="Arial Narrow"/>
-          <w:b/>
-          <w:sz w:val="16"/>
-          <w:szCs w:val="16"/>
-        </w:rPr>
-        <w:t>LEY 29571, CÓDIGO DE PROTECCIÓN Y DEFENSA DEL CONSUMIDOR</w:t>
-      </w:r>
-      <w:r>
-        <w:rPr>
-          <w:rFonts w:ascii="Arial Narrow" w:eastAsia="Arial Narrow" w:hAnsi="Arial Narrow" w:cs="Arial Narrow"/>
-          <w:b/>
-          <w:bCs/>
-          <w:sz w:val="16"/>
-          <w:szCs w:val="16"/>
-        </w:rPr>
-        <w:t xml:space="preserve">, </w:t>
-      </w:r>
-      <w:r>
-        <w:rPr>
-          <w:rFonts w:ascii="Arial Narrow" w:eastAsia="Arial Narrow" w:hAnsi="Arial Narrow" w:cs="Arial Narrow"/>
-          <w:b/>
-          <w:sz w:val="16"/>
-          <w:szCs w:val="16"/>
-        </w:rPr>
-        <w:t>publicado el 2 de setiembre de 2010 y modificado por Decreto Legislativo 1308</w:t>
-      </w:r>
-    </w:p>
-    <w:p>
-      <w:pPr>
-        <w:spacing w:after="0" w:line="240" w:lineRule="auto"/>
-        <w:ind w:left="567" w:hanging="567"/>
-        <w:jc w:val="both"/>
-        <w:rPr>
-          <w:rFonts w:ascii="Arial Narrow" w:eastAsia="Arial Narrow" w:hAnsi="Arial Narrow" w:cs="Arial Narrow"/>
-          <w:b/>
-          <w:sz w:val="16"/>
-          <w:szCs w:val="16"/>
-        </w:rPr>
-      </w:pPr>
-      <w:r>
-        <w:rPr>
-          <w:rFonts w:ascii="Arial Narrow" w:eastAsia="Arial Narrow" w:hAnsi="Arial Narrow" w:cs="Arial Narrow"/>
-          <w:b/>
-          <w:sz w:val="16"/>
-          <w:szCs w:val="16"/>
-        </w:rPr>
-        <w:tab/>
-        <w:t>Artículo 110.- Sanciones administrativas</w:t>
-      </w:r>
-    </w:p>
-    <w:p>
-      <w:pPr>
-        <w:spacing w:after="0" w:line="240" w:lineRule="auto"/>
-        <w:ind w:left="567"/>
-        <w:jc w:val="both"/>
-        <w:rPr>
-          <w:rFonts w:ascii="Arial Narrow" w:eastAsia="Arial Narrow" w:hAnsi="Arial Narrow" w:cs="Arial Narrow"/>
-          <w:sz w:val="16"/>
-          <w:szCs w:val="16"/>
-        </w:rPr>
-      </w:pPr>
-      <w:r>
-        <w:rPr>
-          <w:rFonts w:ascii="Arial Narrow" w:eastAsia="Arial Narrow" w:hAnsi="Arial Narrow" w:cs="Arial Narrow"/>
-          <w:sz w:val="16"/>
-          <w:szCs w:val="16"/>
-        </w:rPr>
-        <w:t>El órgano resolutivo puede sancionar las infracciones administrativas a que se refiere el artículo 108 con amonestación y multas de hasta cuatrocientos cincuenta (450) Unidades Impositivas Tributarias (UIT), las cuales son calificadas de la siguiente manera:</w:t>
-      </w:r>
-    </w:p>
-    <w:p>
-      <w:pPr>
-        <w:numPr>
-          <w:ilvl w:val="0"/>
-          <w:numId w:val="2"/>
-        </w:numPr>
-        <w:spacing w:after="0" w:line="240" w:lineRule="auto"/>
-        <w:ind w:left="426" w:firstLine="141"/>
-        <w:jc w:val="both"/>
-        <w:rPr>
-          <w:rFonts w:ascii="Arial Narrow" w:eastAsia="Arial Narrow" w:hAnsi="Arial Narrow" w:cs="Arial Narrow"/>
-          <w:sz w:val="16"/>
-          <w:szCs w:val="16"/>
-        </w:rPr>
-      </w:pPr>
-      <w:r>
-        <w:rPr>
-          <w:rFonts w:ascii="Arial Narrow" w:eastAsia="Arial Narrow" w:hAnsi="Arial Narrow" w:cs="Arial Narrow"/>
-          <w:sz w:val="16"/>
-          <w:szCs w:val="16"/>
-        </w:rPr>
-        <w:t>Infracciones leves, con una amonestación o con una multa de hasta cincuenta (50) UIT.</w:t>
-      </w:r>
-    </w:p>
-    <w:p>
-      <w:pPr>
-        <w:numPr>
-          <w:ilvl w:val="0"/>
-          <w:numId w:val="2"/>
-        </w:numPr>
-        <w:spacing w:after="0" w:line="240" w:lineRule="auto"/>
-        <w:ind w:left="426" w:firstLine="141"/>
-        <w:jc w:val="both"/>
-        <w:rPr>
-          <w:rFonts w:ascii="Arial Narrow" w:eastAsia="Arial Narrow" w:hAnsi="Arial Narrow" w:cs="Arial Narrow"/>
-          <w:sz w:val="16"/>
-          <w:szCs w:val="16"/>
-        </w:rPr>
-      </w:pPr>
-      <w:r>
-        <w:rPr>
-          <w:rFonts w:ascii="Arial Narrow" w:eastAsia="Arial Narrow" w:hAnsi="Arial Narrow" w:cs="Arial Narrow"/>
-          <w:sz w:val="16"/>
-          <w:szCs w:val="16"/>
-        </w:rPr>
-        <w:t>Infracciones graves, con una multa de hasta ciento cincuenta (150) UIT.</w:t>
-      </w:r>
-    </w:p>
-    <w:p>
-      <w:pPr>
-        <w:numPr>
-          <w:ilvl w:val="0"/>
-          <w:numId w:val="2"/>
-        </w:numPr>
-        <w:spacing w:after="0" w:line="240" w:lineRule="auto"/>
-        <w:ind w:left="426" w:firstLine="141"/>
-        <w:jc w:val="both"/>
-        <w:rPr>
-          <w:rFonts w:ascii="Arial Narrow" w:eastAsia="Arial Narrow" w:hAnsi="Arial Narrow" w:cs="Arial Narrow"/>
-          <w:sz w:val="16"/>
-          <w:szCs w:val="16"/>
-        </w:rPr>
-      </w:pPr>
-      <w:r>
-        <w:rPr>
-          <w:rFonts w:ascii="Arial Narrow" w:eastAsia="Arial Narrow" w:hAnsi="Arial Narrow" w:cs="Arial Narrow"/>
-          <w:sz w:val="16"/>
-          <w:szCs w:val="16"/>
-        </w:rPr>
-        <w:t>Infracciones muy graves, con una multa de hasta cuatrocientos cincuenta (450) UIT.</w:t>
-      </w:r>
-    </w:p>
-    <w:p>
-      <w:pPr>
-        <w:spacing w:after="0" w:line="240" w:lineRule="auto"/>
-        <w:ind w:left="567"/>
-        <w:jc w:val="both"/>
-        <w:rPr>
-          <w:rFonts w:ascii="Arial Narrow" w:eastAsia="Arial Narrow" w:hAnsi="Arial Narrow" w:cs="Arial Narrow"/>
-          <w:sz w:val="16"/>
-          <w:szCs w:val="16"/>
-        </w:rPr>
-      </w:pPr>
-      <w:r>
-        <w:rPr>
-          <w:rFonts w:ascii="Arial Narrow" w:eastAsia="Arial Narrow" w:hAnsi="Arial Narrow" w:cs="Arial Narrow"/>
-          <w:sz w:val="16"/>
-          <w:szCs w:val="16"/>
-        </w:rPr>
-        <w:t>(…).</w:t>
-      </w:r>
-    </w:p>
-    <w:p>
-      <w:pPr>
-        <w:spacing w:after="0" w:line="240" w:lineRule="auto"/>
-        <w:ind w:left="567" w:hanging="567"/>
-        <w:jc w:val="both"/>
-        <w:rPr>
-          <w:rFonts w:ascii="Arial Narrow" w:eastAsia="Arial Narrow" w:hAnsi="Arial Narrow" w:cs="Arial Narrow"/>
-          <w:sz w:val="16"/>
-          <w:szCs w:val="16"/>
-        </w:rPr>
-      </w:pPr>
-    </w:p>
-  </w:footnote>
-  <w:footnote w:id="11">
-    <w:p>
-      <w:pPr>
-        <w:spacing w:after="0" w:line="240" w:lineRule="auto"/>
-        <w:ind w:left="567" w:hanging="567"/>
-        <w:jc w:val="both"/>
-        <w:rPr>
-          <w:rFonts w:ascii="Arial Narrow" w:eastAsia="Arial Narrow" w:hAnsi="Arial Narrow" w:cs="Arial Narrow"/>
-          <w:sz w:val="16"/>
-          <w:szCs w:val="16"/>
-        </w:rPr>
-      </w:pPr>
-      <w:r>
-        <w:rPr>
-          <w:rStyle w:val="Refdenotaalpie"/>
-          <w:rFonts w:ascii="Arial Narrow" w:eastAsia="Arial Narrow" w:hAnsi="Arial Narrow" w:cs="Arial Narrow"/>
-          <w:sz w:val="16"/>
-          <w:szCs w:val="16"/>
-          <w:vertAlign w:val="superscript"/>
-        </w:rPr>
-        <w:footnoteRef/>
-      </w:r>
-      <w:r>
-        <w:rPr>
-          <w:rFonts w:ascii="Arial Narrow" w:eastAsia="Arial Narrow" w:hAnsi="Arial Narrow" w:cs="Arial Narrow"/>
-          <w:sz w:val="16"/>
-          <w:szCs w:val="16"/>
-        </w:rPr>
-        <w:t xml:space="preserve"> </w:t>
-      </w:r>
-      <w:r>
-        <w:rPr>
-          <w:rFonts w:ascii="Arial Narrow" w:eastAsia="Arial Narrow" w:hAnsi="Arial Narrow" w:cs="Arial Narrow"/>
-          <w:sz w:val="16"/>
-          <w:szCs w:val="16"/>
-        </w:rPr>
-        <w:tab/>
+        <w:t xml:space="preserve"/>
       </w:r>
       <w:r>
         <w:rPr>
@@ -10113,18 +10218,6 @@
         <w:tab/>
         <w:t>Las medidas correctivas complementarias pueden dictarse de oficio o a pedido de parte.</w:t>
       </w:r>
-    </w:p>
-    <w:p>
-      <w:pPr>
-        <w:spacing w:after="0" w:line="240" w:lineRule="auto"/>
-        <w:ind w:left="567" w:hanging="567"/>
-        <w:jc w:val="both"/>
-        <w:rPr>
-          <w:rFonts w:ascii="Arial Narrow" w:eastAsia="Arial Narrow" w:hAnsi="Arial Narrow" w:cs="Arial Narrow"/>
-          <w:sz w:val="16"/>
-          <w:szCs w:val="16"/>
-        </w:rPr>
-      </w:pPr>
     </w:p>
     <w:p>
       <w:pPr>
@@ -10339,8 +10432,12 @@
     </w:p>
     <w:p>
       <w:pPr>
-        <w:pStyle w:val="Sinespaciado"/>
-        <w:ind w:firstLine="567"/>
+        <w:numPr>
+          <w:ilvl w:val="0"/>
+          <w:numId w:val="1"/>
+        </w:numPr>
+        <w:spacing w:after="0" w:line="240" w:lineRule="auto"/>
+        <w:ind w:left="567" w:firstLine="0"/>
         <w:jc w:val="both"/>
         <w:rPr>
           <w:rFonts w:ascii="Arial Narrow" w:eastAsia="Arial Narrow" w:hAnsi="Arial Narrow" w:cs="Arial Narrow"/>
@@ -10359,8 +10456,12 @@
     </w:p>
     <w:p>
       <w:pPr>
-        <w:pStyle w:val="Sinespaciado"/>
-        <w:ind w:firstLine="567"/>
+        <w:numPr>
+          <w:ilvl w:val="0"/>
+          <w:numId w:val="1"/>
+        </w:numPr>
+        <w:spacing w:after="0" w:line="240" w:lineRule="auto"/>
+        <w:ind w:left="567" w:firstLine="0"/>
         <w:jc w:val="both"/>
         <w:rPr>
           <w:rFonts w:ascii="Arial Narrow" w:eastAsia="Arial Narrow" w:hAnsi="Arial Narrow" w:cs="Arial Narrow"/>
@@ -10522,18 +10623,6 @@
         <w:jc w:val="both"/>
         <w:rPr>
           <w:rFonts w:ascii="Arial Narrow" w:eastAsia="Arial Narrow" w:hAnsi="Arial Narrow" w:cs="Arial Narrow"/>
-          <w:sz w:val="16"/>
-          <w:szCs w:val="16"/>
-        </w:rPr>
-      </w:pPr>
-    </w:p>
-    <w:p>
-      <w:pPr>
-        <w:spacing w:after="0" w:line="240" w:lineRule="auto"/>
-        <w:ind w:left="567"/>
-        <w:jc w:val="both"/>
-        <w:rPr>
-          <w:rFonts w:ascii="Arial Narrow" w:eastAsia="Arial Narrow" w:hAnsi="Arial Narrow" w:cs="Arial Narrow"/>
           <w:b/>
           <w:bCs/>
           <w:sz w:val="16"/>
@@ -10818,7 +10907,7 @@
       </w:pPr>
     </w:p>
   </w:footnote>
-  <w:footnote w:id="12">
+  <w:footnote w:id="14">
     <w:p>
       <w:pPr>
         <w:pStyle w:val="Textonotapie"/>
@@ -10850,7 +10939,8 @@
           <w:sz w:val="16"/>
           <w:szCs w:val="16"/>
         </w:rPr>
-        <w:t xml:space="preserve"> </w:t>
+        <w:tab/>
+        <w:t xml:space="preserve"/>
       </w:r>
       <w:r>
         <w:rPr>
@@ -11041,12 +11131,15 @@
       </w:pPr>
     </w:p>
   </w:footnote>
-  <w:footnote w:id="13">
+  <w:footnote w:id="15">
     <w:p>
       <w:pPr>
         <w:autoSpaceDE w:val="0"/>
         <w:autoSpaceDN w:val="0"/>
         <w:adjustRightInd w:val="0"/>
+        <w:tabs>
+          <w:tab w:val="left" w:pos="567"/>
+        </w:tabs>
         <w:spacing w:after="0" w:line="240" w:lineRule="auto"/>
         <w:ind w:left="567" w:hanging="567"/>
         <w:jc w:val="both"/>
@@ -11078,7 +11171,8 @@
           <w:sz w:val="16"/>
           <w:szCs w:val="16"/>
         </w:rPr>
-        <w:t xml:space="preserve"> </w:t>
+        <w:tab/>
+        <w:t xml:space="preserve"/>
       </w:r>
       <w:r>
         <w:rPr>
@@ -11111,7 +11205,7 @@
           <w:sz w:val="16"/>
           <w:szCs w:val="16"/>
         </w:rPr>
-        <w:t xml:space="preserve"> 807, LEY SOBRE FACULTADES, NORMAS Y ORGANIZACIÓN DEL INDECOPI FACULTADES DE LAS COMISIONES Y OFICINAS DEL INDECOPI</w:t>
+        <w:t xml:space="preserve">807, LEY SOBRE FACULTADES, NORMAS Y ORGANIZACIÓN DEL INDECOPI FACULTADES DE LAS COMISIONES Y OFICINAS DEL INDECOPI</w:t>
       </w:r>
     </w:p>
     <w:p>
@@ -11204,10 +11298,13 @@
       </w:pPr>
     </w:p>
   </w:footnote>
-  <w:footnote w:id="14">
+  <w:footnote w:id="16">
     <w:p>
       <w:pPr>
         <w:pStyle w:val="Textonotapie"/>
+        <w:tabs>
+          <w:tab w:val="left" w:pos="567"/>
+        </w:tabs>
         <w:ind w:left="567" w:hanging="567"/>
         <w:jc w:val="both"/>
         <w:rPr>
@@ -11232,7 +11329,8 @@
           <w:sz w:val="16"/>
           <w:szCs w:val="16"/>
         </w:rPr>
-        <w:t xml:space="preserve"> </w:t>
+        <w:tab/>
+        <w:t xml:space="preserve"/>
       </w:r>
       <w:r>
         <w:rPr>

--- a/plantillas_maestras/04_seguro_proteccion_tarjetas_y_dinero/anulacion_indebida/1_ddo_aseguradora/mujer/TPL_1814_2025_SEGURO_PROTECCION_TARJETAS_Y_DINERO_ANULACION_INDEBIDA_ASEGURADORA_MUJER_R1.docx
+++ b/plantillas_maestras/04_seguro_proteccion_tarjetas_y_dinero/anulacion_indebida/1_ddo_aseguradora/mujer/TPL_1814_2025_SEGURO_PROTECCION_TARJETAS_Y_DINERO_ANULACION_INDEBIDA_ASEGURADORA_MUJER_R1.docx
@@ -552,7 +552,7 @@
     </w:p>
     <w:p>
       <w:pPr>
-        <w:spacing w:after="0" w:line="240" w:lineRule="auto"/>
+        <w:spacing w:before="0" w:after="0" w:line="240" w:lineRule="auto"/>
         <w:jc w:val="both"/>
         <w:rPr>
           <w:rFonts w:ascii="Arial Narrow" w:eastAsia="Arial Narrow" w:hAnsi="Arial Narrow" w:cs="Arial Narrow"/>
@@ -594,7 +594,7 @@
           <w:lang w:val="es-ES" w:eastAsia="es-ES"/>
           <w14:ligatures w14:val="none"/>
         </w:rPr>
-        <w:t xml:space="preserve">Mediante el escrito del 25 de junio de 2025, la señora [APELLIDO] denunció a Interseguro por presuntas infracciones a la Ley 29571, Código de Protección y Defensa del Consumidor</w:t>
+        <w:t xml:space="preserve">Mediante el escrito del 25 de junio de 2025</w:t>
       </w:r>
       <w:r>
         <w:rPr>
@@ -620,19 +620,7 @@
           <w:lang w:val="es-ES" w:eastAsia="es-ES"/>
           <w14:ligatures w14:val="none"/>
         </w:rPr>
-        <w:t xml:space="preserve"> (en adelante, Código), señalando lo siguiente:</w:t>
-      </w:r>
-      <w:r>
-        <w:rPr>
-          <w:rFonts w:ascii="Arial Narrow" w:eastAsia="Arial Narrow" w:hAnsi="Arial Narrow" w:cs="Arial Narrow"/>
-          <w:color w:val="000000"/>
-          <w:kern w:val="0"/>
-          <w:sz w:val="22"/>
-          <w:szCs w:val="22"/>
-          <w:lang w:val="es-ES" w:eastAsia="es-ES"/>
-          <w14:ligatures w14:val="none"/>
-        </w:rPr>
-        <w:t/>
+        <w:t xml:space="preserve">, la señora [APELLIDO] denunció a Interseguro por presuntas infracciones a la Ley 29571, Código de Protección y Defensa del Consumidor</w:t>
       </w:r>
       <w:r>
         <w:rPr>
@@ -651,10 +639,24 @@
       <w:r>
         <w:rPr>
           <w:rFonts w:ascii="Arial Narrow" w:eastAsia="Arial Narrow" w:hAnsi="Arial Narrow" w:cs="Arial Narrow"/>
-          <w:kern w:val="0"/>
-          <w14:ligatures w14:val="none"/>
-          <w:sz w:val="22"/>
-          <w:szCs w:val="22"/>
+          <w:color w:val="000000"/>
+          <w:kern w:val="0"/>
+          <w:sz w:val="22"/>
+          <w:szCs w:val="22"/>
+          <w:lang w:val="es-ES" w:eastAsia="es-ES"/>
+          <w14:ligatures w14:val="none"/>
+        </w:rPr>
+        <w:t xml:space="preserve"> (en adelante, Código), señalando lo siguiente:</w:t>
+      </w:r>
+      <w:r>
+        <w:rPr>
+          <w:rFonts w:ascii="Arial Narrow" w:eastAsia="Arial Narrow" w:hAnsi="Arial Narrow" w:cs="Arial Narrow"/>
+          <w:color w:val="000000"/>
+          <w:kern w:val="0"/>
+          <w:sz w:val="22"/>
+          <w:szCs w:val="22"/>
+          <w:lang w:val="es-ES" w:eastAsia="es-ES"/>
+          <w14:ligatures w14:val="none"/>
         </w:rPr>
         <w:t/>
       </w:r>
@@ -666,6 +668,16 @@
           <w:sz w:val="22"/>
           <w:szCs w:val="22"/>
         </w:rPr>
+        <w:t/>
+      </w:r>
+      <w:r>
+        <w:rPr>
+          <w:rFonts w:ascii="Arial Narrow" w:eastAsia="Arial Narrow" w:hAnsi="Arial Narrow" w:cs="Arial Narrow"/>
+          <w:kern w:val="0"/>
+          <w14:ligatures w14:val="none"/>
+          <w:sz w:val="22"/>
+          <w:szCs w:val="22"/>
+        </w:rPr>
         <w:t xml:space="preserve"/>
       </w:r>
       <w:r>
@@ -752,10 +764,10 @@
     </w:p>
     <w:p>
       <w:pPr>
+        <w:spacing w:before="0" w:after="0" w:line="240" w:lineRule="auto"/>
         <w:tabs>
           <w:tab w:val="left" w:pos="1134"/>
         </w:tabs>
-        <w:spacing w:after="0" w:line="240" w:lineRule="auto"/>
         <w:jc w:val="both"/>
         <w:rPr>
           <w:rFonts w:ascii="Arial Narrow" w:eastAsia="Arial Narrow" w:hAnsi="Arial Narrow" w:cs="Arial Narrow"/>
@@ -999,7 +1011,7 @@
     <w:p>
       <w:pPr>
         <w:pStyle w:val="Prrafodelista"/>
-        <w:spacing w:after="0" w:line="240" w:lineRule="auto"/>
+        <w:spacing w:before="0" w:after="0" w:line="240" w:lineRule="auto"/>
         <w:ind w:left="1134"/>
         <w:jc w:val="both"/>
         <w:rPr>
@@ -1292,7 +1304,7 @@
     <w:p>
       <w:pPr>
         <w:pStyle w:val="Prrafodelista"/>
-        <w:spacing w:after="0" w:line="240" w:lineRule="auto"/>
+        <w:spacing w:before="0" w:after="0" w:line="240" w:lineRule="auto"/>
         <w:ind w:left="1134"/>
         <w:jc w:val="both"/>
         <w:rPr>
@@ -1513,7 +1525,7 @@
     <w:p>
       <w:pPr>
         <w:pStyle w:val="Prrafodelista"/>
-        <w:spacing w:after="0" w:line="240" w:lineRule="auto"/>
+        <w:spacing w:before="0" w:after="0" w:line="240" w:lineRule="auto"/>
         <w:ind w:left="1134"/>
         <w:jc w:val="both"/>
         <w:rPr>
@@ -1662,7 +1674,7 @@
     <w:p>
       <w:pPr>
         <w:pStyle w:val="Prrafodelista"/>
-        <w:spacing w:line="240" w:lineRule="auto"/>
+        <w:spacing w:before="0" w:after="0" w:line="240" w:lineRule="auto"/>
         <w:rPr>
           <w:rFonts w:ascii="Arial Narrow" w:eastAsia="Arial Narrow" w:hAnsi="Arial Narrow" w:cs="Arial Narrow"/>
           <w:color w:val="000000"/>
@@ -1917,7 +1929,7 @@
     <w:p>
       <w:pPr>
         <w:pStyle w:val="Prrafodelista"/>
-        <w:spacing w:after="0" w:line="240" w:lineRule="auto"/>
+        <w:spacing w:before="0" w:after="0" w:line="240" w:lineRule="auto"/>
         <w:ind w:left="1134"/>
         <w:jc w:val="both"/>
         <w:rPr>
@@ -2197,7 +2209,7 @@
     </w:p>
     <w:p>
       <w:pPr>
-        <w:spacing w:after="0" w:line="240" w:lineRule="auto"/>
+        <w:spacing w:before="0" w:after="0" w:line="240" w:lineRule="auto"/>
         <w:jc w:val="both"/>
         <w:rPr>
           <w:rFonts w:ascii="Arial Narrow" w:eastAsia="Arial Narrow" w:hAnsi="Arial Narrow" w:cs="Arial Narrow"/>
@@ -2318,10 +2330,10 @@
     </w:p>
     <w:p>
       <w:pPr>
+        <w:spacing w:before="0" w:after="0" w:line="240" w:lineRule="auto"/>
         <w:tabs>
           <w:tab w:val="left" w:pos="1134"/>
         </w:tabs>
-        <w:spacing w:after="0" w:line="240" w:lineRule="auto"/>
         <w:jc w:val="both"/>
         <w:rPr>
           <w:rFonts w:ascii="Arial Narrow" w:eastAsia="Arial Narrow" w:hAnsi="Arial Narrow" w:cs="Arial Narrow"/>
@@ -2768,7 +2780,7 @@
     </w:p>
     <w:p>
       <w:pPr>
-        <w:spacing w:after="0" w:line="240" w:lineRule="auto"/>
+        <w:spacing w:before="0" w:after="0" w:line="240" w:lineRule="auto"/>
         <w:contextualSpacing/>
         <w:jc w:val="both"/>
         <w:rPr>
@@ -2824,7 +2836,7 @@
     </w:p>
     <w:p>
       <w:pPr>
-        <w:spacing w:after="0" w:line="240" w:lineRule="auto"/>
+        <w:spacing w:before="0" w:after="0" w:line="240" w:lineRule="auto"/>
         <w:ind w:left="567"/>
         <w:contextualSpacing/>
         <w:jc w:val="both"/>
@@ -3063,7 +3075,7 @@
     <w:p>
       <w:pPr>
         <w:pStyle w:val="Prrafodelista"/>
-        <w:spacing w:after="0" w:line="240" w:lineRule="auto"/>
+        <w:spacing w:before="0" w:after="0" w:line="240" w:lineRule="auto"/>
         <w:ind w:left="567"/>
         <w:jc w:val="both"/>
         <w:rPr>
@@ -3353,7 +3365,7 @@
     <w:p>
       <w:pPr>
         <w:pStyle w:val="Prrafodelista"/>
-        <w:spacing w:after="0" w:line="240" w:lineRule="auto"/>
+        <w:spacing w:before="0" w:after="0" w:line="240" w:lineRule="auto"/>
         <w:ind w:left="567"/>
         <w:jc w:val="both"/>
         <w:rPr>
@@ -3515,7 +3527,7 @@
     <w:p>
       <w:pPr>
         <w:pStyle w:val="Prrafodelista"/>
-        <w:spacing w:line="240" w:lineRule="auto"/>
+        <w:spacing w:before="0" w:after="0" w:line="240" w:lineRule="auto"/>
         <w:rPr>
           <w:rFonts w:ascii="Arial Narrow" w:eastAsia="Arial Narrow" w:hAnsi="Arial Narrow" w:cs="Arial Narrow"/>
           <w:kern w:val="0"/>
@@ -3660,6 +3672,7 @@
     <w:p>
       <w:pPr>
         <w:pStyle w:val="Prrafodelista"/>
+        <w:spacing w:before="0" w:after="0" w:line="240" w:lineRule="auto"/>
         <w:rPr>
           <w:rFonts w:ascii="Arial Narrow" w:eastAsia="Arial Narrow" w:hAnsi="Arial Narrow" w:cs="Arial Narrow"/>
           <w:kern w:val="0"/>
@@ -3826,7 +3839,7 @@
     </w:p>
     <w:p>
       <w:pPr>
-        <w:spacing w:after="0" w:line="240" w:lineRule="auto"/>
+        <w:spacing w:before="0" w:after="0" w:line="240" w:lineRule="auto"/>
         <w:jc w:val="both"/>
         <w:rPr>
           <w:rFonts w:ascii="Arial Narrow" w:eastAsia="Arial Narrow" w:hAnsi="Arial Narrow" w:cs="Arial Narrow"/>
@@ -3986,6 +3999,7 @@
     <w:p>
       <w:pPr>
         <w:pStyle w:val="Prrafodelista"/>
+        <w:spacing w:before="0" w:after="0" w:line="240" w:lineRule="auto"/>
         <w:rPr>
           <w:rFonts w:ascii="Arial Narrow" w:eastAsia="Arial Narrow" w:hAnsi="Arial Narrow" w:cs="Arial Narrow"/>
           <w:kern w:val="0"/>
@@ -4151,7 +4165,7 @@
     </w:p>
     <w:p>
       <w:pPr>
-        <w:spacing w:after="0" w:line="240" w:lineRule="auto"/>
+        <w:spacing w:before="0" w:after="0" w:line="240" w:lineRule="auto"/>
         <w:jc w:val="both"/>
         <w:rPr>
           <w:rFonts w:ascii="Arial Narrow" w:eastAsia="Arial Narrow" w:hAnsi="Arial Narrow" w:cs="Arial Narrow"/>
@@ -4220,7 +4234,7 @@
     </w:p>
     <w:p>
       <w:pPr>
-        <w:spacing w:after="0" w:line="240" w:lineRule="auto"/>
+        <w:spacing w:before="0" w:after="0" w:line="240" w:lineRule="auto"/>
         <w:ind w:left="567"/>
         <w:contextualSpacing/>
         <w:jc w:val="both"/>
@@ -4276,7 +4290,7 @@
     </w:p>
     <w:p>
       <w:pPr>
-        <w:spacing w:after="0" w:line="240" w:lineRule="auto"/>
+        <w:spacing w:before="0" w:after="0" w:line="240" w:lineRule="auto"/>
         <w:jc w:val="both"/>
         <w:rPr>
           <w:rFonts w:ascii="Arial Narrow" w:eastAsia="Arial Narrow" w:hAnsi="Arial Narrow" w:cs="Arial Narrow"/>
@@ -4489,7 +4503,7 @@
     <w:p>
       <w:pPr>
         <w:pStyle w:val="Prrafodelista"/>
-        <w:spacing w:after="0" w:line="240" w:lineRule="auto"/>
+        <w:spacing w:before="0" w:after="0" w:line="240" w:lineRule="auto"/>
         <w:ind w:left="567"/>
         <w:jc w:val="both"/>
         <w:rPr>
@@ -4544,10 +4558,37 @@
     </w:p>
     <w:p>
       <w:pPr>
+        <w:spacing w:before="0" w:after="0" w:line="240" w:lineRule="auto"/>
+        <w:jc w:val="both"/>
+        <w:rPr>
+          <w:rFonts w:ascii="Arial Narrow" w:eastAsia="Arial Narrow" w:hAnsi="Arial Narrow" w:cs="Arial Narrow"/>
+          <w:b/>
+          <w:color w:val="000000"/>
+          <w:kern w:val="0"/>
+          <w:sz w:val="22"/>
+          <w:szCs w:val="22"/>
+          <w:lang w:eastAsia="es-PE"/>
+          <w14:ligatures w14:val="none"/>
+        </w:rPr>
+      </w:pPr>
+    </w:p>
+    <w:p>
+      <w:pPr>
         <w:spacing w:after="0" w:line="240" w:lineRule="auto"/>
         <w:jc w:val="both"/>
         <w:rPr>
           <w:rFonts w:ascii="Arial Narrow" w:eastAsia="Arial Narrow" w:hAnsi="Arial Narrow" w:cs="Arial Narrow"/>
+          <w:color w:val="000000"/>
+          <w:kern w:val="0"/>
+          <w:sz w:val="22"/>
+          <w:szCs w:val="22"/>
+          <w:lang w:eastAsia="es-PE"/>
+          <w14:ligatures w14:val="none"/>
+        </w:rPr>
+      </w:pPr>
+      <w:r>
+        <w:rPr>
+          <w:rFonts w:ascii="Arial Narrow" w:eastAsia="Arial Narrow" w:hAnsi="Arial Narrow" w:cs="Arial Narrow"/>
           <w:b/>
           <w:color w:val="000000"/>
           <w:kern w:val="0"/>
@@ -4556,33 +4597,6 @@
           <w:lang w:eastAsia="es-PE"/>
           <w14:ligatures w14:val="none"/>
         </w:rPr>
-      </w:pPr>
-    </w:p>
-    <w:p>
-      <w:pPr>
-        <w:spacing w:after="0" w:line="240" w:lineRule="auto"/>
-        <w:jc w:val="both"/>
-        <w:rPr>
-          <w:rFonts w:ascii="Arial Narrow" w:eastAsia="Arial Narrow" w:hAnsi="Arial Narrow" w:cs="Arial Narrow"/>
-          <w:color w:val="000000"/>
-          <w:kern w:val="0"/>
-          <w:sz w:val="22"/>
-          <w:szCs w:val="22"/>
-          <w:lang w:eastAsia="es-PE"/>
-          <w14:ligatures w14:val="none"/>
-        </w:rPr>
-      </w:pPr>
-      <w:r>
-        <w:rPr>
-          <w:rFonts w:ascii="Arial Narrow" w:eastAsia="Arial Narrow" w:hAnsi="Arial Narrow" w:cs="Arial Narrow"/>
-          <w:b/>
-          <w:color w:val="000000"/>
-          <w:kern w:val="0"/>
-          <w:sz w:val="22"/>
-          <w:szCs w:val="22"/>
-          <w:lang w:eastAsia="es-PE"/>
-          <w14:ligatures w14:val="none"/>
-        </w:rPr>
         <w:t xml:space="preserve">PRIMERO:</w:t>
       </w:r>
       <w:r>
@@ -4710,7 +4724,7 @@
     </w:p>
     <w:p>
       <w:pPr>
-        <w:spacing w:after="0" w:line="240" w:lineRule="auto"/>
+        <w:spacing w:before="0" w:after="0" w:line="240" w:lineRule="auto"/>
         <w:jc w:val="both"/>
         <w:rPr>
           <w:rFonts w:ascii="Arial Narrow" w:eastAsia="Arial Narrow" w:hAnsi="Arial Narrow" w:cs="Arial Narrow"/>
@@ -4881,7 +4895,7 @@
     </w:p>
     <w:p>
       <w:pPr>
-        <w:spacing w:after="0" w:line="240" w:lineRule="auto"/>
+        <w:spacing w:before="0" w:after="0" w:line="240" w:lineRule="auto"/>
         <w:jc w:val="both"/>
         <w:rPr>
           <w:rFonts w:ascii="Arial Narrow" w:eastAsia="Arial Narrow" w:hAnsi="Arial Narrow" w:cs="Arial Narrow"/>
@@ -5098,7 +5112,7 @@
     </w:p>
     <w:p>
       <w:pPr>
-        <w:spacing w:after="0" w:line="240" w:lineRule="auto"/>
+        <w:spacing w:before="0" w:after="0" w:line="240" w:lineRule="auto"/>
         <w:jc w:val="both"/>
         <w:rPr>
           <w:rFonts w:ascii="Arial Narrow" w:eastAsia="Arial Narrow" w:hAnsi="Arial Narrow" w:cs="Arial Narrow"/>
@@ -5231,7 +5245,7 @@
     </w:p>
     <w:p>
       <w:pPr>
-        <w:spacing w:after="0" w:line="240" w:lineRule="auto"/>
+        <w:spacing w:before="0" w:after="0" w:line="240" w:lineRule="auto"/>
         <w:jc w:val="both"/>
         <w:rPr>
           <w:rFonts w:ascii="Arial Narrow" w:eastAsia="Arial Narrow" w:hAnsi="Arial Narrow" w:cs="Arial Narrow"/>
@@ -5351,7 +5365,7 @@
     </w:p>
     <w:p>
       <w:pPr>
-        <w:spacing w:after="0" w:line="240" w:lineRule="auto"/>
+        <w:spacing w:before="0" w:after="0" w:line="240" w:lineRule="auto"/>
         <w:jc w:val="both"/>
         <w:rPr>
           <w:rFonts w:ascii="Arial Narrow" w:eastAsia="Arial Narrow" w:hAnsi="Arial Narrow" w:cs="Arial Narrow"/>
@@ -5511,7 +5525,7 @@
     </w:p>
     <w:p>
       <w:pPr>
-        <w:spacing w:after="0" w:line="240" w:lineRule="auto"/>
+        <w:spacing w:before="0" w:after="0" w:line="240" w:lineRule="auto"/>
         <w:jc w:val="both"/>
         <w:rPr>
           <w:rFonts w:ascii="Arial Narrow" w:eastAsia="Arial Narrow" w:hAnsi="Arial Narrow" w:cs="Arial Narrow"/>
@@ -5701,7 +5715,7 @@
     </w:p>
     <w:p>
       <w:pPr>
-        <w:spacing w:after="0" w:line="240" w:lineRule="auto"/>
+        <w:spacing w:before="0" w:after="0" w:line="240" w:lineRule="auto"/>
         <w:jc w:val="both"/>
         <w:rPr>
           <w:rFonts w:ascii="Arial Narrow" w:eastAsia="Arial Narrow" w:hAnsi="Arial Narrow" w:cs="Arial Narrow"/>
@@ -5829,7 +5843,7 @@
     </w:p>
     <w:p>
       <w:pPr>
-        <w:spacing w:after="0" w:line="240" w:lineRule="auto"/>
+        <w:spacing w:before="0" w:after="0" w:line="240" w:lineRule="auto"/>
         <w:jc w:val="both"/>
         <w:rPr>
           <w:rFonts w:ascii="Arial Narrow" w:eastAsia="Arial Narrow" w:hAnsi="Arial Narrow" w:cs="Arial Narrow"/>
@@ -5956,7 +5970,7 @@
     </w:p>
     <w:p>
       <w:pPr>
-        <w:spacing w:after="0" w:line="240" w:lineRule="auto"/>
+        <w:spacing w:before="0" w:after="0" w:line="240" w:lineRule="auto"/>
         <w:jc w:val="both"/>
         <w:rPr>
           <w:rFonts w:ascii="Arial Narrow" w:eastAsia="Arial Narrow" w:hAnsi="Arial Narrow" w:cs="Arial Narrow"/>
@@ -6042,7 +6056,7 @@
     </w:p>
     <w:p>
       <w:pPr>
-        <w:spacing w:line="240" w:lineRule="auto"/>
+        <w:spacing w:before="0" w:after="0" w:line="240" w:lineRule="auto"/>
         <w:contextualSpacing/>
         <w:jc w:val="both"/>
         <w:rPr>
@@ -6130,7 +6144,7 @@
     </w:p>
     <w:p>
       <w:pPr>
-        <w:spacing w:after="0" w:line="240" w:lineRule="auto"/>
+        <w:spacing w:before="0" w:after="0" w:line="240" w:lineRule="auto"/>
         <w:jc w:val="both"/>
         <w:rPr>
           <w:rFonts w:ascii="Arial Narrow" w:eastAsia="Arial Narrow" w:hAnsi="Arial Narrow" w:cs="Arial Narrow"/>
@@ -6457,7 +6471,7 @@
     </w:p>
     <w:p>
       <w:pPr>
-        <w:spacing w:after="0" w:line="240" w:lineRule="auto"/>
+        <w:spacing w:before="0" w:after="0" w:line="240" w:lineRule="auto"/>
         <w:ind w:left="567"/>
         <w:jc w:val="both"/>
         <w:rPr>
@@ -6558,6 +6572,21 @@
     </w:p>
     <w:p>
       <w:pPr>
+        <w:spacing w:before="0" w:after="0" w:line="240" w:lineRule="auto"/>
+        <w:jc w:val="both"/>
+        <w:rPr>
+          <w:rFonts w:ascii="Arial Narrow" w:eastAsia="Arial Narrow" w:hAnsi="Arial Narrow" w:cs="Arial Narrow"/>
+          <w:color w:val="000000"/>
+          <w:kern w:val="0"/>
+          <w:sz w:val="22"/>
+          <w:szCs w:val="22"/>
+          <w:lang w:eastAsia="es-PE"/>
+          <w14:ligatures w14:val="none"/>
+        </w:rPr>
+      </w:pPr>
+    </w:p>
+    <w:p>
+      <w:pPr>
         <w:spacing w:after="0" w:line="240" w:lineRule="auto"/>
         <w:jc w:val="both"/>
         <w:rPr>
@@ -6566,21 +6595,6 @@
           <w:kern w:val="0"/>
           <w:sz w:val="22"/>
           <w:szCs w:val="22"/>
-          <w:lang w:eastAsia="es-PE"/>
-          <w14:ligatures w14:val="none"/>
-        </w:rPr>
-      </w:pPr>
-    </w:p>
-    <w:p>
-      <w:pPr>
-        <w:spacing w:after="0" w:line="240" w:lineRule="auto"/>
-        <w:jc w:val="both"/>
-        <w:rPr>
-          <w:rFonts w:ascii="Arial Narrow" w:eastAsia="Arial Narrow" w:hAnsi="Arial Narrow" w:cs="Arial Narrow"/>
-          <w:color w:val="000000"/>
-          <w:kern w:val="0"/>
-          <w:sz w:val="22"/>
-          <w:szCs w:val="22"/>
           <w:lang w:val="es-ES" w:eastAsia="es-ES"/>
           <w14:ligatures w14:val="none"/>
         </w:rPr>
@@ -6826,7 +6840,7 @@
     </w:p>
     <w:p>
       <w:pPr>
-        <w:spacing w:after="0" w:line="240" w:lineRule="auto"/>
+        <w:spacing w:before="0" w:after="0" w:line="240" w:lineRule="auto"/>
         <w:jc w:val="both"/>
         <w:rPr>
           <w:rFonts w:ascii="Arial Narrow" w:eastAsia="Arial Narrow" w:hAnsi="Arial Narrow" w:cs="Arial Narrow"/>
@@ -7107,11 +7121,39 @@
     </w:p>
     <w:p>
       <w:pPr>
+        <w:spacing w:before="0" w:after="0" w:line="240" w:lineRule="auto"/>
+        <w:shd w:val="clear" w:color="auto" w:fill="FFFFFF"/>
+        <w:jc w:val="both"/>
+        <w:rPr>
+          <w:rFonts w:ascii="Arial Narrow" w:eastAsia="Arial Narrow" w:hAnsi="Arial Narrow" w:cs="Arial Narrow"/>
+          <w:b/>
+          <w:color w:val="000000"/>
+          <w:kern w:val="0"/>
+          <w:sz w:val="22"/>
+          <w:szCs w:val="22"/>
+          <w:lang w:eastAsia="es-PE"/>
+          <w14:ligatures w14:val="none"/>
+        </w:rPr>
+      </w:pPr>
+    </w:p>
+    <w:p>
+      <w:pPr>
         <w:shd w:val="clear" w:color="auto" w:fill="FFFFFF"/>
         <w:spacing w:after="0" w:line="240" w:lineRule="auto"/>
         <w:jc w:val="both"/>
         <w:rPr>
           <w:rFonts w:ascii="Arial Narrow" w:eastAsia="Arial Narrow" w:hAnsi="Arial Narrow" w:cs="Arial Narrow"/>
+          <w:color w:val="000000"/>
+          <w:kern w:val="0"/>
+          <w:sz w:val="22"/>
+          <w:szCs w:val="22"/>
+          <w:lang w:eastAsia="es-PE"/>
+          <w14:ligatures w14:val="none"/>
+        </w:rPr>
+      </w:pPr>
+      <w:r>
+        <w:rPr>
+          <w:rFonts w:ascii="Arial Narrow" w:eastAsia="Arial Narrow" w:hAnsi="Arial Narrow" w:cs="Arial Narrow"/>
           <w:b/>
           <w:color w:val="000000"/>
           <w:kern w:val="0"/>
@@ -7120,77 +7162,49 @@
           <w:lang w:eastAsia="es-PE"/>
           <w14:ligatures w14:val="none"/>
         </w:rPr>
-      </w:pPr>
-    </w:p>
-    <w:p>
-      <w:pPr>
+        <w:t>SÉTIMO:</w:t>
+      </w:r>
+      <w:r>
+        <w:rPr>
+          <w:rFonts w:ascii="Arial Narrow" w:eastAsia="Arial Narrow" w:hAnsi="Arial Narrow" w:cs="Arial Narrow"/>
+          <w:color w:val="000000"/>
+          <w:kern w:val="0"/>
+          <w:sz w:val="22"/>
+          <w:szCs w:val="22"/>
+          <w:lang w:eastAsia="es-PE"/>
+          <w14:ligatures w14:val="none"/>
+        </w:rPr>
+        <w:t xml:space="preserve"> informar a las partes que conforme a lo establecido en el artículo 39</w:t>
+      </w:r>
+      <w:r>
+        <w:rPr>
+          <w:rFonts w:ascii="Arial Narrow" w:eastAsia="Arial Narrow" w:hAnsi="Arial Narrow" w:cs="Arial Narrow"/>
+          <w:color w:val="000000"/>
+          <w:kern w:val="0"/>
+          <w:sz w:val="22"/>
+          <w:szCs w:val="22"/>
+          <w:lang w:eastAsia="es-PE"/>
+          <w14:ligatures w14:val="none"/>
+        </w:rPr>
+        <w:t/>
+      </w:r>
+      <w:r>
+        <w:rPr>
+          <w:rFonts w:ascii="Arial Narrow" w:eastAsia="Arial Narrow" w:hAnsi="Arial Narrow" w:cs="Arial Narrow"/>
+          <w:color w:val="000000"/>
+          <w:kern w:val="0"/>
+          <w:sz w:val="22"/>
+          <w:szCs w:val="22"/>
+          <w:lang w:eastAsia="es-PE"/>
+          <w14:ligatures w14:val="none"/>
+        </w:rPr>
+        <w:t xml:space="preserve"> de la Ley sobre Facultades, Normas y Organización del Indecopi, aprobada por Decreto Legislativo 807, los gastos por los peritajes realizados, actuación de pruebas, inspecciones y otros derivados de la tramitación del proceso serán de cargo de la parte que solicita la prueba, salvo pacto en contrario. En todos los casos, la resolución final determinará si los gastos deben ser asumidos por alguna de las partes, o reembolsados a la otra parte o al Indecopi, según sea el caso, de manera adicional a la sanción que haya podido imponerse. </w:t>
+      </w:r>
+    </w:p>
+    <w:p>
+      <w:pPr>
+        <w:spacing w:before="0" w:after="0" w:line="240" w:lineRule="auto"/>
         <w:shd w:val="clear" w:color="auto" w:fill="FFFFFF"/>
-        <w:spacing w:after="0" w:line="240" w:lineRule="auto"/>
-        <w:jc w:val="both"/>
-        <w:rPr>
-          <w:rFonts w:ascii="Arial Narrow" w:eastAsia="Arial Narrow" w:hAnsi="Arial Narrow" w:cs="Arial Narrow"/>
-          <w:color w:val="000000"/>
-          <w:kern w:val="0"/>
-          <w:sz w:val="22"/>
-          <w:szCs w:val="22"/>
-          <w:lang w:eastAsia="es-PE"/>
-          <w14:ligatures w14:val="none"/>
-        </w:rPr>
-      </w:pPr>
-      <w:r>
-        <w:rPr>
-          <w:rFonts w:ascii="Arial Narrow" w:eastAsia="Arial Narrow" w:hAnsi="Arial Narrow" w:cs="Arial Narrow"/>
-          <w:b/>
-          <w:color w:val="000000"/>
-          <w:kern w:val="0"/>
-          <w:sz w:val="22"/>
-          <w:szCs w:val="22"/>
-          <w:lang w:eastAsia="es-PE"/>
-          <w14:ligatures w14:val="none"/>
-        </w:rPr>
-        <w:t>SÉTIMO:</w:t>
-      </w:r>
-      <w:r>
-        <w:rPr>
-          <w:rFonts w:ascii="Arial Narrow" w:eastAsia="Arial Narrow" w:hAnsi="Arial Narrow" w:cs="Arial Narrow"/>
-          <w:color w:val="000000"/>
-          <w:kern w:val="0"/>
-          <w:sz w:val="22"/>
-          <w:szCs w:val="22"/>
-          <w:lang w:eastAsia="es-PE"/>
-          <w14:ligatures w14:val="none"/>
-        </w:rPr>
-        <w:t xml:space="preserve"> informar a las partes que conforme a lo establecido en el artículo 39</w:t>
-      </w:r>
-      <w:r>
-        <w:rPr>
-          <w:rFonts w:ascii="Arial Narrow" w:eastAsia="Arial Narrow" w:hAnsi="Arial Narrow" w:cs="Arial Narrow"/>
-          <w:color w:val="000000"/>
-          <w:kern w:val="0"/>
-          <w:sz w:val="22"/>
-          <w:szCs w:val="22"/>
-          <w:lang w:eastAsia="es-PE"/>
-          <w14:ligatures w14:val="none"/>
-        </w:rPr>
-        <w:t/>
-      </w:r>
-      <w:r>
-        <w:rPr>
-          <w:rFonts w:ascii="Arial Narrow" w:eastAsia="Arial Narrow" w:hAnsi="Arial Narrow" w:cs="Arial Narrow"/>
-          <w:color w:val="000000"/>
-          <w:kern w:val="0"/>
-          <w:sz w:val="22"/>
-          <w:szCs w:val="22"/>
-          <w:lang w:eastAsia="es-PE"/>
-          <w14:ligatures w14:val="none"/>
-        </w:rPr>
-        <w:t xml:space="preserve"> de la Ley sobre Facultades, Normas y Organización del Indecopi, aprobada por Decreto Legislativo 807, los gastos por los peritajes realizados, actuación de pruebas, inspecciones y otros derivados de la tramitación del proceso serán de cargo de la parte que solicita la prueba, salvo pacto en contrario. En todos los casos, la resolución final determinará si los gastos deben ser asumidos por alguna de las partes, o reembolsados a la otra parte o al Indecopi, según sea el caso, de manera adicional a la sanción que haya podido imponerse. </w:t>
-      </w:r>
-    </w:p>
-    <w:p>
-      <w:pPr>
-        <w:shd w:val="clear" w:color="auto" w:fill="FFFFFF"/>
-        <w:spacing w:after="0" w:line="240" w:lineRule="auto"/>
         <w:jc w:val="both"/>
         <w:rPr>
           <w:rFonts w:ascii="Arial Narrow" w:eastAsia="Arial Narrow" w:hAnsi="Arial Narrow" w:cs="Arial Narrow"/>
@@ -7370,15 +7384,74 @@
     </w:p>
     <w:p>
       <w:pPr>
+        <w:spacing w:before="0" w:after="0" w:line="240" w:lineRule="auto"/>
+        <w:suppressAutoHyphens/>
+        <w:jc w:val="both"/>
+        <w:rPr>
+          <w:rFonts w:ascii="Arial Narrow" w:eastAsia="Arial Narrow" w:hAnsi="Arial Narrow" w:cs="Arial Narrow"/>
+          <w:kern w:val="0"/>
+          <w:sz w:val="22"/>
+          <w:szCs w:val="22"/>
+          <w:u w:val="single"/>
+          <w14:ligatures w14:val="none"/>
+        </w:rPr>
+      </w:pPr>
+    </w:p>
+    <w:p>
+      <w:pPr>
         <w:suppressAutoHyphens/>
         <w:spacing w:after="0" w:line="240" w:lineRule="auto"/>
         <w:jc w:val="both"/>
         <w:rPr>
           <w:rFonts w:ascii="Arial Narrow" w:eastAsia="Arial Narrow" w:hAnsi="Arial Narrow" w:cs="Arial Narrow"/>
-          <w:kern w:val="0"/>
-          <w:sz w:val="22"/>
-          <w:szCs w:val="22"/>
-          <w:u w:val="single"/>
+          <w:color w:val="000000"/>
+          <w:kern w:val="0"/>
+          <w:sz w:val="22"/>
+          <w:szCs w:val="22"/>
+          <w:lang w:eastAsia="es-PE"/>
+          <w14:ligatures w14:val="none"/>
+        </w:rPr>
+      </w:pPr>
+      <w:r>
+        <w:rPr>
+          <w:rFonts w:ascii="Arial Narrow" w:eastAsia="Arial Narrow" w:hAnsi="Arial Narrow" w:cs="Arial Narrow"/>
+          <w:b/>
+          <w:color w:val="000000"/>
+          <w:kern w:val="0"/>
+          <w:sz w:val="22"/>
+          <w:szCs w:val="22"/>
+          <w:lang w:eastAsia="es-PE"/>
+          <w14:ligatures w14:val="none"/>
+        </w:rPr>
+        <w:t>NOVENO:</w:t>
+      </w:r>
+      <w:r>
+        <w:rPr>
+          <w:rFonts w:ascii="Arial Narrow" w:eastAsia="Arial Narrow" w:hAnsi="Arial Narrow" w:cs="Arial Narrow"/>
+          <w:color w:val="000000"/>
+          <w:kern w:val="0"/>
+          <w:sz w:val="22"/>
+          <w:szCs w:val="22"/>
+          <w:lang w:eastAsia="es-PE"/>
+          <w14:ligatures w14:val="none"/>
+        </w:rPr>
+        <w:t xml:space="preserve"> poner en conocimiento de las partes que, antes de la emisión de la Resolución Final, tienen la posibilidad de formular su desistimiento o presentar el acuerdo arribado mediante la conciliación, mediación, transacción o cualquier otro que, de forma indubitable, deje constancia que se ha solucionado la controversia materia de denuncia.</w:t>
+      </w:r>
+      <w:bookmarkStart w:id="7" w:name="h.gjdgxs" w:colFirst="0" w:colLast="0"/>
+      <w:bookmarkEnd w:id="7"/>
+    </w:p>
+    <w:p>
+      <w:pPr>
+        <w:spacing w:before="0" w:after="0" w:line="240" w:lineRule="auto"/>
+        <w:suppressAutoHyphens/>
+        <w:jc w:val="both"/>
+        <w:rPr>
+          <w:rFonts w:ascii="Arial Narrow" w:eastAsia="Arial Narrow" w:hAnsi="Arial Narrow" w:cs="Arial Narrow"/>
+          <w:color w:val="000000"/>
+          <w:kern w:val="0"/>
+          <w:sz w:val="22"/>
+          <w:szCs w:val="22"/>
+          <w:lang w:eastAsia="es-PE"/>
           <w14:ligatures w14:val="none"/>
         </w:rPr>
       </w:pPr>
@@ -7390,65 +7463,6 @@
         <w:jc w:val="both"/>
         <w:rPr>
           <w:rFonts w:ascii="Arial Narrow" w:eastAsia="Arial Narrow" w:hAnsi="Arial Narrow" w:cs="Arial Narrow"/>
-          <w:color w:val="000000"/>
-          <w:kern w:val="0"/>
-          <w:sz w:val="22"/>
-          <w:szCs w:val="22"/>
-          <w:lang w:eastAsia="es-PE"/>
-          <w14:ligatures w14:val="none"/>
-        </w:rPr>
-      </w:pPr>
-      <w:r>
-        <w:rPr>
-          <w:rFonts w:ascii="Arial Narrow" w:eastAsia="Arial Narrow" w:hAnsi="Arial Narrow" w:cs="Arial Narrow"/>
-          <w:b/>
-          <w:color w:val="000000"/>
-          <w:kern w:val="0"/>
-          <w:sz w:val="22"/>
-          <w:szCs w:val="22"/>
-          <w:lang w:eastAsia="es-PE"/>
-          <w14:ligatures w14:val="none"/>
-        </w:rPr>
-        <w:t>NOVENO:</w:t>
-      </w:r>
-      <w:r>
-        <w:rPr>
-          <w:rFonts w:ascii="Arial Narrow" w:eastAsia="Arial Narrow" w:hAnsi="Arial Narrow" w:cs="Arial Narrow"/>
-          <w:color w:val="000000"/>
-          <w:kern w:val="0"/>
-          <w:sz w:val="22"/>
-          <w:szCs w:val="22"/>
-          <w:lang w:eastAsia="es-PE"/>
-          <w14:ligatures w14:val="none"/>
-        </w:rPr>
-        <w:t xml:space="preserve"> poner en conocimiento de las partes que, antes de la emisión de la Resolución Final, tienen la posibilidad de formular su desistimiento o presentar el acuerdo arribado mediante la conciliación, mediación, transacción o cualquier otro que, de forma indubitable, deje constancia que se ha solucionado la controversia materia de denuncia.</w:t>
-      </w:r>
-      <w:bookmarkStart w:id="7" w:name="h.gjdgxs" w:colFirst="0" w:colLast="0"/>
-      <w:bookmarkEnd w:id="7"/>
-    </w:p>
-    <w:p>
-      <w:pPr>
-        <w:suppressAutoHyphens/>
-        <w:spacing w:after="0" w:line="240" w:lineRule="auto"/>
-        <w:jc w:val="both"/>
-        <w:rPr>
-          <w:rFonts w:ascii="Arial Narrow" w:eastAsia="Arial Narrow" w:hAnsi="Arial Narrow" w:cs="Arial Narrow"/>
-          <w:color w:val="000000"/>
-          <w:kern w:val="0"/>
-          <w:sz w:val="22"/>
-          <w:szCs w:val="22"/>
-          <w:lang w:eastAsia="es-PE"/>
-          <w14:ligatures w14:val="none"/>
-        </w:rPr>
-      </w:pPr>
-    </w:p>
-    <w:p>
-      <w:pPr>
-        <w:suppressAutoHyphens/>
-        <w:spacing w:after="0" w:line="240" w:lineRule="auto"/>
-        <w:jc w:val="both"/>
-        <w:rPr>
-          <w:rFonts w:ascii="Arial Narrow" w:eastAsia="Arial Narrow" w:hAnsi="Arial Narrow" w:cs="Arial Narrow"/>
           <w:sz w:val="22"/>
           <w:szCs w:val="22"/>
         </w:rPr>
@@ -7606,8 +7620,8 @@
     </w:p>
     <w:p>
       <w:pPr>
+        <w:spacing w:before="0" w:after="0" w:line="240" w:lineRule="auto"/>
         <w:suppressAutoHyphens/>
-        <w:spacing w:after="0" w:line="240" w:lineRule="auto"/>
         <w:jc w:val="both"/>
         <w:rPr>
           <w:rFonts w:ascii="Arial Narrow" w:eastAsia="Arial Narrow" w:hAnsi="Arial Narrow" w:cs="Arial Narrow"/>
@@ -8210,7 +8224,47 @@
           <w:sz w:val="16"/>
           <w:szCs w:val="16"/>
         </w:rPr>
+        <w:t xml:space="preserve"/>
+      </w:r>
+      <w:r>
+        <w:rPr>
+          <w:rFonts w:ascii="Arial Narrow" w:eastAsia="Arial Narrow" w:hAnsi="Arial Narrow" w:cs="Arial Narrow"/>
+          <w:sz w:val="16"/>
+          <w:szCs w:val="16"/>
+        </w:rPr>
         <w:tab/>
+        <w:t xml:space="preserve">Denuncia remitida a esta Comisión mediante MEMORANDUM </w:t>
+      </w:r>
+      <w:r>
+        <w:rPr>
+          <w:rFonts w:ascii="Arial Narrow" w:eastAsia="Arial Narrow" w:hAnsi="Arial Narrow" w:cs="Arial Narrow"/>
+          <w:sz w:val="16"/>
+          <w:szCs w:val="16"/>
+        </w:rPr>
+        <w:t xml:space="preserve">001674-2025-PS1/INDECOPI </w:t>
+      </w:r>
+      <w:r>
+        <w:rPr>
+          <w:rFonts w:ascii="Arial Narrow" w:eastAsia="Arial Narrow" w:hAnsi="Arial Narrow" w:cs="Arial Narrow"/>
+          <w:sz w:val="16"/>
+          <w:szCs w:val="16"/>
+        </w:rPr>
+        <w:t xml:space="preserve">de fecha </w:t>
+      </w:r>
+      <w:r>
+        <w:rPr>
+          <w:rFonts w:ascii="Arial Narrow" w:eastAsia="Arial Narrow" w:hAnsi="Arial Narrow" w:cs="Arial Narrow"/>
+          <w:sz w:val="16"/>
+          <w:szCs w:val="16"/>
+        </w:rPr>
+        <w:t xml:space="preserve">31 de julio de 2025</w:t>
+      </w:r>
+      <w:r>
+        <w:rPr>
+          <w:rFonts w:ascii="Arial Narrow" w:eastAsia="Arial Narrow" w:hAnsi="Arial Narrow" w:cs="Arial Narrow"/>
+          <w:sz w:val="16"/>
+          <w:szCs w:val="16"/>
+        </w:rPr>
         <w:t xml:space="preserve"/>
       </w:r>
       <w:r>
@@ -8219,25 +8273,49 @@
           <w:sz w:val="16"/>
           <w:szCs w:val="16"/>
         </w:rPr>
-        <w:tab/>
-        <w:t>Publicado</w:t>
-      </w:r>
-      <w:r>
-        <w:rPr>
-          <w:rFonts w:ascii="Arial Narrow" w:eastAsia="Arial Narrow" w:hAnsi="Arial Narrow" w:cs="Arial Narrow"/>
-          <w:b/>
-          <w:sz w:val="16"/>
-          <w:szCs w:val="16"/>
-        </w:rPr>
-        <w:t xml:space="preserve"> </w:t>
-      </w:r>
-      <w:r>
-        <w:rPr>
-          <w:rFonts w:ascii="Arial Narrow" w:eastAsia="Arial Narrow" w:hAnsi="Arial Narrow" w:cs="Arial Narrow"/>
-          <w:sz w:val="16"/>
-          <w:szCs w:val="16"/>
-        </w:rPr>
-        <w:t xml:space="preserve">el 2 de setiembre de 2010 en el Diario Oficial El Peruano, vigente desde el 2 de octubre de 2010 y modificado por Decreto Legislativo 1308.</w:t>
+        <w:t xml:space="preserve"/>
+      </w:r>
+      <w:r>
+        <w:rPr>
+          <w:rFonts w:ascii="Arial Narrow" w:eastAsia="Arial Narrow" w:hAnsi="Arial Narrow" w:cs="Arial Narrow"/>
+          <w:sz w:val="16"/>
+          <w:szCs w:val="16"/>
+        </w:rPr>
+        <w:t xml:space="preserve">, </w:t>
+      </w:r>
+      <w:proofErr w:type="spellStart"/>
+      <w:r>
+        <w:rPr>
+          <w:rFonts w:ascii="Arial Narrow" w:eastAsia="Arial Narrow" w:hAnsi="Arial Narrow" w:cs="Arial Narrow"/>
+          <w:sz w:val="16"/>
+          <w:szCs w:val="16"/>
+        </w:rPr>
+        <w:t xml:space="preserve">recibida</w:t>
+      </w:r>
+      <w:proofErr w:type="spellEnd"/>
+      <w:r>
+        <w:rPr>
+          <w:rFonts w:ascii="Arial Narrow" w:eastAsia="Arial Narrow" w:hAnsi="Arial Narrow" w:cs="Arial Narrow"/>
+          <w:sz w:val="16"/>
+          <w:szCs w:val="16"/>
+        </w:rPr>
+        <w:t xml:space="preserve"> el </w:t>
+      </w:r>
+      <w:r>
+        <w:rPr>
+          <w:rFonts w:ascii="Arial Narrow" w:eastAsia="Arial Narrow" w:hAnsi="Arial Narrow" w:cs="Arial Narrow"/>
+          <w:sz w:val="16"/>
+          <w:szCs w:val="16"/>
+        </w:rPr>
+        <w:t xml:space="preserve">31 de julio de 2025</w:t>
+      </w:r>
+      <w:r>
+        <w:rPr>
+          <w:rFonts w:ascii="Arial Narrow" w:eastAsia="Arial Narrow" w:hAnsi="Arial Narrow" w:cs="Arial Narrow"/>
+          <w:sz w:val="16"/>
+          <w:szCs w:val="16"/>
+        </w:rPr>
+        <w:t>.</w:t>
       </w:r>
     </w:p>
     <w:p>
@@ -8284,99 +8362,33 @@
           <w:sz w:val="16"/>
           <w:szCs w:val="16"/>
         </w:rPr>
+        <w:t xml:space="preserve"/>
+      </w:r>
+      <w:r>
+        <w:rPr>
+          <w:rFonts w:ascii="Arial Narrow" w:eastAsia="Arial Narrow" w:hAnsi="Arial Narrow" w:cs="Arial Narrow"/>
+          <w:sz w:val="16"/>
+          <w:szCs w:val="16"/>
+        </w:rPr>
         <w:tab/>
-        <w:t xml:space="preserve"/>
-      </w:r>
-      <w:r>
-        <w:rPr>
-          <w:rFonts w:ascii="Arial Narrow" w:eastAsia="Arial Narrow" w:hAnsi="Arial Narrow" w:cs="Arial Narrow"/>
-          <w:sz w:val="16"/>
-          <w:szCs w:val="16"/>
-        </w:rPr>
-        <w:tab/>
-        <w:t xml:space="preserve">Denuncia remitida a esta Comisión mediante MEMORANDUM </w:t>
-      </w:r>
-      <w:r>
-        <w:rPr>
-          <w:rFonts w:ascii="Arial Narrow" w:eastAsia="Arial Narrow" w:hAnsi="Arial Narrow" w:cs="Arial Narrow"/>
-          <w:sz w:val="16"/>
-          <w:szCs w:val="16"/>
-        </w:rPr>
-        <w:t xml:space="preserve">001674-2025-PS1/INDECOPI </w:t>
-      </w:r>
-      <w:r>
-        <w:rPr>
-          <w:rFonts w:ascii="Arial Narrow" w:eastAsia="Arial Narrow" w:hAnsi="Arial Narrow" w:cs="Arial Narrow"/>
-          <w:sz w:val="16"/>
-          <w:szCs w:val="16"/>
-        </w:rPr>
-        <w:t xml:space="preserve">de fecha </w:t>
-      </w:r>
-      <w:r>
-        <w:rPr>
-          <w:rFonts w:ascii="Arial Narrow" w:eastAsia="Arial Narrow" w:hAnsi="Arial Narrow" w:cs="Arial Narrow"/>
-          <w:sz w:val="16"/>
-          <w:szCs w:val="16"/>
-        </w:rPr>
-        <w:t xml:space="preserve">31 de julio de 2025</w:t>
-      </w:r>
-      <w:r>
-        <w:rPr>
-          <w:rFonts w:ascii="Arial Narrow" w:eastAsia="Arial Narrow" w:hAnsi="Arial Narrow" w:cs="Arial Narrow"/>
-          <w:sz w:val="16"/>
-          <w:szCs w:val="16"/>
-        </w:rPr>
-        <w:t xml:space="preserve"/>
-      </w:r>
-      <w:r>
-        <w:rPr>
-          <w:rFonts w:ascii="Arial Narrow" w:eastAsia="Arial Narrow" w:hAnsi="Arial Narrow" w:cs="Arial Narrow"/>
-          <w:sz w:val="16"/>
-          <w:szCs w:val="16"/>
-        </w:rPr>
-        <w:t xml:space="preserve"/>
-      </w:r>
-      <w:r>
-        <w:rPr>
-          <w:rFonts w:ascii="Arial Narrow" w:eastAsia="Arial Narrow" w:hAnsi="Arial Narrow" w:cs="Arial Narrow"/>
-          <w:sz w:val="16"/>
-          <w:szCs w:val="16"/>
-        </w:rPr>
-        <w:t xml:space="preserve">, </w:t>
-      </w:r>
-      <w:proofErr w:type="spellStart"/>
-      <w:r>
-        <w:rPr>
-          <w:rFonts w:ascii="Arial Narrow" w:eastAsia="Arial Narrow" w:hAnsi="Arial Narrow" w:cs="Arial Narrow"/>
-          <w:sz w:val="16"/>
-          <w:szCs w:val="16"/>
-        </w:rPr>
-        <w:t xml:space="preserve">recibida</w:t>
-      </w:r>
-      <w:proofErr w:type="spellEnd"/>
-      <w:r>
-        <w:rPr>
-          <w:rFonts w:ascii="Arial Narrow" w:eastAsia="Arial Narrow" w:hAnsi="Arial Narrow" w:cs="Arial Narrow"/>
-          <w:sz w:val="16"/>
-          <w:szCs w:val="16"/>
-        </w:rPr>
-        <w:t xml:space="preserve"> el </w:t>
-      </w:r>
-      <w:r>
-        <w:rPr>
-          <w:rFonts w:ascii="Arial Narrow" w:eastAsia="Arial Narrow" w:hAnsi="Arial Narrow" w:cs="Arial Narrow"/>
-          <w:sz w:val="16"/>
-          <w:szCs w:val="16"/>
-        </w:rPr>
-        <w:t xml:space="preserve">31 de julio de 2025</w:t>
-      </w:r>
-      <w:r>
-        <w:rPr>
-          <w:rFonts w:ascii="Arial Narrow" w:eastAsia="Arial Narrow" w:hAnsi="Arial Narrow" w:cs="Arial Narrow"/>
-          <w:sz w:val="16"/>
-          <w:szCs w:val="16"/>
-        </w:rPr>
-        <w:t>.</w:t>
+        <w:t>Publicado</w:t>
+      </w:r>
+      <w:r>
+        <w:rPr>
+          <w:rFonts w:ascii="Arial Narrow" w:eastAsia="Arial Narrow" w:hAnsi="Arial Narrow" w:cs="Arial Narrow"/>
+          <w:b/>
+          <w:sz w:val="16"/>
+          <w:szCs w:val="16"/>
+        </w:rPr>
+        <w:t xml:space="preserve"> </w:t>
+      </w:r>
+      <w:r>
+        <w:rPr>
+          <w:rFonts w:ascii="Arial Narrow" w:eastAsia="Arial Narrow" w:hAnsi="Arial Narrow" w:cs="Arial Narrow"/>
+          <w:sz w:val="16"/>
+          <w:szCs w:val="16"/>
+        </w:rPr>
+        <w:t xml:space="preserve">el 2 de setiembre de 2010 en el Diario Oficial El Peruano, vigente desde el 2 de octubre de 2010 y modificado por Decreto Legislativo 1308.</w:t>
       </w:r>
     </w:p>
     <w:p>
@@ -8425,7 +8437,6 @@
           <w:sz w:val="16"/>
           <w:szCs w:val="16"/>
         </w:rPr>
-        <w:tab/>
         <w:t xml:space="preserve"/>
       </w:r>
       <w:r>
@@ -8434,7 +8445,6 @@
           <w:sz w:val="16"/>
           <w:szCs w:val="16"/>
         </w:rPr>
-        <w:tab/>
       </w:r>
       <w:r>
         <w:rPr>
@@ -8444,6 +8454,7 @@
           <w:sz w:val="16"/>
           <w:szCs w:val="16"/>
         </w:rPr>
+        <w:tab/>
         <w:t xml:space="preserve">LEY 29571, CÓDIGO DE PROTECCIÓN Y DEFENSA DEL CONSUMIDOR, publicado el 2 de setiembre de 2010 y modificado por Decreto Legislativo 1308 </w:t>
       </w:r>
     </w:p>
@@ -8685,7 +8696,6 @@
           <w:sz w:val="16"/>
           <w:szCs w:val="16"/>
         </w:rPr>
-        <w:tab/>
         <w:t xml:space="preserve"/>
       </w:r>
       <w:r>
@@ -8694,7 +8704,6 @@
           <w:sz w:val="16"/>
           <w:szCs w:val="16"/>
         </w:rPr>
-        <w:tab/>
       </w:r>
       <w:r>
         <w:rPr>
@@ -8704,6 +8713,7 @@
           <w:sz w:val="16"/>
           <w:szCs w:val="16"/>
         </w:rPr>
+        <w:tab/>
         <w:t xml:space="preserve">LEY 29571, CÓDIGO DE PROTECCIÓN Y DEFENSA DEL CONSUMIDOR, publicado el 2 de setiembre de 2010 y modificado por Decreto Legislativo 1308 </w:t>
       </w:r>
     </w:p>
@@ -8877,7 +8887,6 @@
           <w:sz w:val="16"/>
           <w:szCs w:val="16"/>
         </w:rPr>
-        <w:tab/>
         <w:t xml:space="preserve"/>
       </w:r>
       <w:r>
@@ -8886,7 +8895,6 @@
           <w:sz w:val="16"/>
           <w:szCs w:val="16"/>
         </w:rPr>
-        <w:tab/>
       </w:r>
       <w:r>
         <w:rPr>
@@ -8896,6 +8904,7 @@
           <w:sz w:val="16"/>
           <w:szCs w:val="16"/>
         </w:rPr>
+        <w:tab/>
         <w:t xml:space="preserve">LEY 29571, CÓDIGO DE PROTECCIÓN Y DEFENSA DEL CONSUMIDOR, publicado el 2 de setiembre de 2010 y modificado por Decreto Legislativo 1308 </w:t>
       </w:r>
     </w:p>
@@ -9034,7 +9043,6 @@
           <w:sz w:val="16"/>
           <w:szCs w:val="16"/>
         </w:rPr>
-        <w:tab/>
         <w:t xml:space="preserve"/>
       </w:r>
       <w:r>
@@ -9043,7 +9051,6 @@
           <w:sz w:val="16"/>
           <w:szCs w:val="16"/>
         </w:rPr>
-        <w:tab/>
       </w:r>
       <w:r>
         <w:rPr>
@@ -9053,6 +9060,7 @@
           <w:sz w:val="16"/>
           <w:szCs w:val="16"/>
         </w:rPr>
+        <w:tab/>
         <w:t xml:space="preserve">LEY 29571, CÓDIGO DE PROTECCIÓN Y DEFENSA DEL CONSUMIDOR, publicado el 2 de setiembre de 2010 y modificado por Decreto Legislativo 1308 </w:t>
       </w:r>
     </w:p>
@@ -9211,7 +9219,6 @@
           <w:sz w:val="16"/>
           <w:szCs w:val="16"/>
         </w:rPr>
-        <w:tab/>
         <w:t xml:space="preserve"/>
       </w:r>
       <w:r>
@@ -9220,7 +9227,6 @@
           <w:sz w:val="16"/>
           <w:szCs w:val="16"/>
         </w:rPr>
-        <w:tab/>
       </w:r>
       <w:r>
         <w:rPr>
@@ -9230,6 +9236,7 @@
           <w:sz w:val="16"/>
           <w:szCs w:val="16"/>
         </w:rPr>
+        <w:tab/>
         <w:t>LEY SOBRE FACULTADES, NORMAS Y ORGANIZACIÓN DEL INDECOPI, APROBADA POR DECRETO LEGISLATIVO 807 Artículo 24.-</w:t>
       </w:r>
       <w:r>
@@ -9378,7 +9385,6 @@
           <w:sz w:val="16"/>
           <w:szCs w:val="16"/>
         </w:rPr>
-        <w:tab/>
         <w:t xml:space="preserve"/>
       </w:r>
       <w:r>
@@ -9471,24 +9477,23 @@
           <w:sz w:val="16"/>
           <w:szCs w:val="16"/>
         </w:rPr>
+        <w:t xml:space="preserve"/>
+      </w:r>
+      <w:r>
+        <w:rPr>
+          <w:rFonts w:ascii="Arial Narrow" w:eastAsia="Arial Narrow" w:hAnsi="Arial Narrow" w:cs="Arial Narrow"/>
+          <w:sz w:val="16"/>
+          <w:szCs w:val="16"/>
+        </w:rPr>
+      </w:r>
+      <w:r>
+        <w:rPr>
+          <w:rFonts w:ascii="Arial Narrow" w:eastAsia="Arial Narrow" w:hAnsi="Arial Narrow" w:cs="Arial Narrow"/>
+          <w:b/>
+          <w:sz w:val="16"/>
+          <w:szCs w:val="16"/>
+        </w:rPr>
         <w:tab/>
-        <w:t xml:space="preserve"/>
-      </w:r>
-      <w:r>
-        <w:rPr>
-          <w:rFonts w:ascii="Arial Narrow" w:eastAsia="Arial Narrow" w:hAnsi="Arial Narrow" w:cs="Arial Narrow"/>
-          <w:sz w:val="16"/>
-          <w:szCs w:val="16"/>
-        </w:rPr>
-        <w:tab/>
-      </w:r>
-      <w:r>
-        <w:rPr>
-          <w:rFonts w:ascii="Arial Narrow" w:eastAsia="Arial Narrow" w:hAnsi="Arial Narrow" w:cs="Arial Narrow"/>
-          <w:b/>
-          <w:sz w:val="16"/>
-          <w:szCs w:val="16"/>
-        </w:rPr>
         <w:t>LEY 29571, CÓDIGO DE PROTECCIÓN Y DEFENSA DEL CONSUMIDOR</w:t>
       </w:r>
       <w:r>
@@ -9873,32 +9878,31 @@
           <w:szCs w:val="16"/>
           <w:vertAlign w:val="superscript"/>
         </w:rPr>
+        <w:t xml:space="preserve"/>
+      </w:r>
+      <w:r>
+        <w:rPr>
+          <w:rFonts w:ascii="Arial Narrow" w:eastAsia="Arial Narrow" w:hAnsi="Arial Narrow" w:cs="Arial Narrow"/>
+          <w:sz w:val="16"/>
+          <w:szCs w:val="16"/>
+        </w:rPr>
+        <w:t xml:space="preserve"/>
+      </w:r>
+      <w:r>
+        <w:rPr>
+          <w:rFonts w:ascii="Arial Narrow" w:eastAsia="Arial Narrow" w:hAnsi="Arial Narrow" w:cs="Arial Narrow"/>
+          <w:sz w:val="16"/>
+          <w:szCs w:val="16"/>
+        </w:rPr>
+      </w:r>
+      <w:r>
+        <w:rPr>
+          <w:rFonts w:ascii="Arial Narrow" w:eastAsia="Arial Narrow" w:hAnsi="Arial Narrow" w:cs="Arial Narrow"/>
+          <w:b/>
+          <w:sz w:val="16"/>
+          <w:szCs w:val="16"/>
+        </w:rPr>
         <w:tab/>
-        <w:t xml:space="preserve"/>
-      </w:r>
-      <w:r>
-        <w:rPr>
-          <w:rFonts w:ascii="Arial Narrow" w:eastAsia="Arial Narrow" w:hAnsi="Arial Narrow" w:cs="Arial Narrow"/>
-          <w:sz w:val="16"/>
-          <w:szCs w:val="16"/>
-        </w:rPr>
-        <w:t xml:space="preserve"> </w:t>
-      </w:r>
-      <w:r>
-        <w:rPr>
-          <w:rFonts w:ascii="Arial Narrow" w:eastAsia="Arial Narrow" w:hAnsi="Arial Narrow" w:cs="Arial Narrow"/>
-          <w:sz w:val="16"/>
-          <w:szCs w:val="16"/>
-        </w:rPr>
-        <w:tab/>
-      </w:r>
-      <w:r>
-        <w:rPr>
-          <w:rFonts w:ascii="Arial Narrow" w:eastAsia="Arial Narrow" w:hAnsi="Arial Narrow" w:cs="Arial Narrow"/>
-          <w:b/>
-          <w:sz w:val="16"/>
-          <w:szCs w:val="16"/>
-        </w:rPr>
         <w:t>LEY 29571, CÓDIGO DE PROTECCIÓN Y DEFENSA DEL CONSUMIDOR</w:t>
       </w:r>
       <w:r>
@@ -10102,7 +10106,6 @@
           <w:sz w:val="16"/>
           <w:szCs w:val="16"/>
         </w:rPr>
-        <w:tab/>
         <w:t xml:space="preserve"/>
       </w:r>
       <w:r>
@@ -10111,7 +10114,6 @@
           <w:sz w:val="16"/>
           <w:szCs w:val="16"/>
         </w:rPr>
-        <w:tab/>
       </w:r>
       <w:r>
         <w:rPr>
@@ -10121,6 +10123,7 @@
           <w:sz w:val="16"/>
           <w:szCs w:val="16"/>
         </w:rPr>
+        <w:tab/>
         <w:t xml:space="preserve">LEY 29571, CÓDIGO DE PROTECCIÓN Y DEFENSA DEL CONSUMIDOR, publicado el 2 de setiembre de 2010 y modificado por Decreto Legislativo 1308 </w:t>
       </w:r>
     </w:p>
@@ -10939,24 +10942,23 @@
           <w:sz w:val="16"/>
           <w:szCs w:val="16"/>
         </w:rPr>
+        <w:t xml:space="preserve"/>
+      </w:r>
+      <w:r>
+        <w:rPr>
+          <w:rFonts w:ascii="Arial Narrow" w:eastAsia="Arial Narrow" w:hAnsi="Arial Narrow" w:cs="Arial Narrow"/>
+          <w:sz w:val="16"/>
+          <w:szCs w:val="16"/>
+        </w:rPr>
+      </w:r>
+      <w:r>
+        <w:rPr>
+          <w:rFonts w:ascii="Arial Narrow" w:eastAsia="Arial Narrow" w:hAnsi="Arial Narrow" w:cs="Arial Narrow"/>
+          <w:b/>
+          <w:sz w:val="16"/>
+          <w:szCs w:val="16"/>
+        </w:rPr>
         <w:tab/>
-        <w:t xml:space="preserve"/>
-      </w:r>
-      <w:r>
-        <w:rPr>
-          <w:rFonts w:ascii="Arial Narrow" w:eastAsia="Arial Narrow" w:hAnsi="Arial Narrow" w:cs="Arial Narrow"/>
-          <w:sz w:val="16"/>
-          <w:szCs w:val="16"/>
-        </w:rPr>
-        <w:tab/>
-      </w:r>
-      <w:r>
-        <w:rPr>
-          <w:rFonts w:ascii="Arial Narrow" w:eastAsia="Arial Narrow" w:hAnsi="Arial Narrow" w:cs="Arial Narrow"/>
-          <w:b/>
-          <w:sz w:val="16"/>
-          <w:szCs w:val="16"/>
-        </w:rPr>
         <w:t>LEY 29571, CÓDIGO DE PROTECCIÓN Y DEFENSA DEL CONSUMIDOR</w:t>
       </w:r>
       <w:r>
@@ -11171,7 +11173,6 @@
           <w:sz w:val="16"/>
           <w:szCs w:val="16"/>
         </w:rPr>
-        <w:tab/>
         <w:t xml:space="preserve"/>
       </w:r>
       <w:r>
@@ -11329,31 +11330,30 @@
           <w:sz w:val="16"/>
           <w:szCs w:val="16"/>
         </w:rPr>
+        <w:t xml:space="preserve"/>
+      </w:r>
+      <w:r>
+        <w:rPr>
+          <w:rFonts w:ascii="Arial Narrow" w:eastAsia="Arial Narrow" w:hAnsi="Arial Narrow" w:cs="Arial Narrow"/>
+          <w:sz w:val="16"/>
+          <w:szCs w:val="16"/>
+        </w:rPr>
+      </w:r>
+      <w:r>
+        <w:rPr>
+          <w:rFonts w:ascii="Arial Narrow" w:eastAsia="Arial Narrow" w:hAnsi="Arial Narrow" w:cs="Arial Narrow"/>
+          <w:b/>
+          <w:sz w:val="16"/>
+          <w:szCs w:val="16"/>
+        </w:rPr>
         <w:tab/>
-        <w:t xml:space="preserve"/>
-      </w:r>
-      <w:r>
-        <w:rPr>
-          <w:rFonts w:ascii="Arial Narrow" w:eastAsia="Arial Narrow" w:hAnsi="Arial Narrow" w:cs="Arial Narrow"/>
-          <w:sz w:val="16"/>
-          <w:szCs w:val="16"/>
-        </w:rPr>
-        <w:tab/>
-      </w:r>
-      <w:r>
-        <w:rPr>
-          <w:rFonts w:ascii="Arial Narrow" w:eastAsia="Arial Narrow" w:hAnsi="Arial Narrow" w:cs="Arial Narrow"/>
-          <w:b/>
-          <w:sz w:val="16"/>
-          <w:szCs w:val="16"/>
-        </w:rPr>
         <w:t>TEXTO ÚNICO ORDENADO DE LA LEY DEL PROCEDIMIENTO ADMINISTRATIVO GENERAL, aprobado mediante Decreto Supremo 006-2026-JUS y publicado el 30 de abril de 2026</w:t>
       </w:r>
     </w:p>
     <w:p>
       <w:pPr>
         <w:pStyle w:val="Textonotapie"/>
-        <w:ind w:left="1134" w:hanging="567"/>
+        <w:ind w:left="1134"/>
         <w:jc w:val="both"/>
         <w:rPr>
           <w:rFonts w:ascii="Arial Narrow" w:eastAsia="Arial Narrow" w:hAnsi="Arial Narrow" w:cs="Arial Narrow"/>
@@ -11377,7 +11377,7 @@
     <w:p>
       <w:pPr>
         <w:pStyle w:val="Textonotapie"/>
-        <w:ind w:left="1134" w:hanging="567"/>
+        <w:ind w:left="1134" w:hanging="1134"/>
         <w:jc w:val="both"/>
         <w:rPr>
           <w:rFonts w:ascii="Arial Narrow" w:eastAsia="Arial Narrow" w:hAnsi="Arial Narrow" w:cs="Arial Narrow"/>

--- a/plantillas_maestras/04_seguro_proteccion_tarjetas_y_dinero/anulacion_indebida/1_ddo_aseguradora/mujer/TPL_1814_2025_SEGURO_PROTECCION_TARJETAS_Y_DINERO_ANULACION_INDEBIDA_ASEGURADORA_MUJER_R1.docx
+++ b/plantillas_maestras/04_seguro_proteccion_tarjetas_y_dinero/anulacion_indebida/1_ddo_aseguradora/mujer/TPL_1814_2025_SEGURO_PROTECCION_TARJETAS_Y_DINERO_ANULACION_INDEBIDA_ASEGURADORA_MUJER_R1.docx
@@ -6523,7 +6523,7 @@
           <w:sz w:val="22"/>
           <w:szCs w:val="22"/>
         </w:rPr>
-        <w:t xml:space="preserve">correr traslado de la presente resolución a Interseguro Compañía de Seguros S.A. para que, de conformidad con lo dispuesto por el artículo 26 de la Ley sobre Facultades, Normas y Organización del Indecopi, aprobada por Decreto Legislativo 807</w:t>
+        <w:t xml:space="preserve">correr traslado de la denuncia del 25 de junio de 2025 a Interseguro Compañía de Seguros S.A. para que, de conformidad con lo dispuesto por el artículo 26 de la Ley sobre Facultades, Normas y Organización del Indecopi, aprobada por Decreto Legislativo 807</w:t>
       </w:r>
       <w:r>
         <w:rPr>
